--- a/XCO_MCP_Tier2_Operator_Notes.docx
+++ b/XCO_MCP_Tier2_Operator_Notes.docx
@@ -4582,6 +4582,98 @@
     <w:p>
       <w:r>
         <w:t>• “Drill into the top issue.”</w:t>
+      </w:r>
+    </w:p>
+    <w:p>
+      <w:pPr/>
+      <w:r>
+        <w:t>• “Include device details for the switches table.”</w:t>
+      </w:r>
+    </w:p>
+    <w:p>
+      <w:pPr/>
+      <w:r>
+        <w:t>• “Show the top 20 switches.”</w:t>
+      </w:r>
+    </w:p>
+    <w:p>
+      <w:pPr/>
+      <w:r>
+        <w:t>• “Which switches are degraded or failing discovery?”</w:t>
+      </w:r>
+    </w:p>
+    <w:p>
+      <w:pPr/>
+      <w:r>
+        <w:t>• “List all switches in fabric DC with IP, model, firmware, and discovery status.”</w:t>
+      </w:r>
+    </w:p>
+    <w:p>
+      <w:pPr/>
+      <w:r>
+        <w:t>• “Show me the switches inventory table.”</w:t>
+      </w:r>
+    </w:p>
+    <w:p>
+      <w:pPr>
+        <w:pStyle w:val="Heading3"/>
+      </w:pPr>
+      <w:r>
+        <w:t>Example Natural Language Prompts</w:t>
+      </w:r>
+    </w:p>
+    <w:p>
+      <w:pPr/>
+      <w:r>
+        <w:t>• Filtering by fabric to focus on a specific environment (e.g., DC).</w:t>
+      </w:r>
+    </w:p>
+    <w:p>
+      <w:pPr/>
+      <w:r>
+        <w:t>• Verifying discovery status and software versions during troubleshooting.</w:t>
+      </w:r>
+    </w:p>
+    <w:p>
+      <w:pPr/>
+      <w:r>
+        <w:t>• Reviewing switch inventory at-a-glance across fabrics.</w:t>
+      </w:r>
+    </w:p>
+    <w:p>
+      <w:pPr/>
+      <w:r>
+        <w:t>• Building or validating the Inventory widget/table in the MCP client UI.</w:t>
+      </w:r>
+    </w:p>
+    <w:p>
+      <w:pPr>
+        <w:pStyle w:val="Heading3"/>
+      </w:pPr>
+      <w:r>
+        <w:t>Operator Scenarios</w:t>
+      </w:r>
+    </w:p>
+    <w:p>
+      <w:pPr/>
+      <w:r>
+        <w:t>Purpose: Tier-2: Provide a dashboard-ready switch inventory table (IP, name, fabric, role, model, firmware, discovery status). Composite of inventory switch listing with optional enrichment (e.g., discovery interval/reason when include_device_details=true).</w:t>
+      </w:r>
+    </w:p>
+    <w:p>
+      <w:pPr>
+        <w:pStyle w:val="Heading3"/>
+      </w:pPr>
+      <w:r>
+        <w:t>Service Area: inventory</w:t>
+      </w:r>
+    </w:p>
+    <w:p>
+      <w:pPr>
+        <w:pStyle w:val="Heading2"/>
+      </w:pPr>
+      <w:r>
+        <w:t>inventory_get_switches_widget_table</w:t>
       </w:r>
     </w:p>
     <w:p>

--- a/XCO_MCP_Tier2_Operator_Notes.docx
+++ b/XCO_MCP_Tier2_Operator_Notes.docx
@@ -346,21 +346,7 @@
             <w:rStyle w:val="Hyperlink"/>
             <w:noProof/>
           </w:rPr>
-          <w:t>fabric_get_fa</w:t>
-        </w:r>
-        <w:r>
-          <w:rPr>
-            <w:rStyle w:val="Hyperlink"/>
-            <w:noProof/>
-          </w:rPr>
-          <w:t>b</w:t>
-        </w:r>
-        <w:r>
-          <w:rPr>
-            <w:rStyle w:val="Hyperlink"/>
-            <w:noProof/>
-          </w:rPr>
-          <w:t>ric_errors_summary</w:t>
+          <w:t>fabric_get_fabric_errors_summary</w:t>
         </w:r>
         <w:r>
           <w:rPr>
@@ -4585,31 +4571,26 @@
       </w:r>
     </w:p>
     <w:p>
-      <w:pPr/>
       <w:r>
         <w:t>• “Include device details for the switches table.”</w:t>
       </w:r>
     </w:p>
     <w:p>
-      <w:pPr/>
       <w:r>
         <w:t>• “Show the top 20 switches.”</w:t>
       </w:r>
     </w:p>
     <w:p>
-      <w:pPr/>
       <w:r>
         <w:t>• “Which switches are degraded or failing discovery?”</w:t>
       </w:r>
     </w:p>
     <w:p>
-      <w:pPr/>
       <w:r>
         <w:t>• “List all switches in fabric DC with IP, model, firmware, and discovery status.”</w:t>
       </w:r>
     </w:p>
     <w:p>
-      <w:pPr/>
       <w:r>
         <w:t>• “Show me the switches inventory table.”</w:t>
       </w:r>
@@ -4623,25 +4604,21 @@
       </w:r>
     </w:p>
     <w:p>
-      <w:pPr/>
       <w:r>
         <w:t>• Filtering by fabric to focus on a specific environment (e.g., DC).</w:t>
       </w:r>
     </w:p>
     <w:p>
-      <w:pPr/>
       <w:r>
         <w:t>• Verifying discovery status and software versions during troubleshooting.</w:t>
       </w:r>
     </w:p>
     <w:p>
-      <w:pPr/>
       <w:r>
         <w:t>• Reviewing switch inventory at-a-glance across fabrics.</w:t>
       </w:r>
     </w:p>
     <w:p>
-      <w:pPr/>
       <w:r>
         <w:t>• Building or validating the Inventory widget/table in the MCP client UI.</w:t>
       </w:r>
@@ -4655,9 +4632,59 @@
       </w:r>
     </w:p>
     <w:p>
-      <w:pPr/>
-      <w:r>
-        <w:t>Purpose: Tier-2: Provide a dashboard-ready switch inventory table (IP, name, fabric, role, model, firmware, discovery status). Composite of inventory switch listing with optional enrichment (e.g., discovery interval/reason when include_device_details=true).</w:t>
+      <w:r>
+        <w:t xml:space="preserve">Purpose: Tier-2: Provide a dashboard-ready switch inventory table (IP, name, fabric, role, model, firmware, discovery status). Composite of inventory switch listing with optional enrichment (e.g., discovery interval/reason when </w:t>
+      </w:r>
+      <w:proofErr w:type="spellStart"/>
+      <w:r>
+        <w:t>include_device_details</w:t>
+      </w:r>
+      <w:proofErr w:type="spellEnd"/>
+      <w:r>
+        <w:t>=true).</w:t>
+      </w:r>
+    </w:p>
+    <w:p>
+      <w:pPr>
+        <w:pStyle w:val="Heading2"/>
+      </w:pPr>
+      <w:proofErr w:type="spellStart"/>
+      <w:r>
+        <w:t>inventory_get_switches_widget_table</w:t>
+      </w:r>
+      <w:proofErr w:type="spellEnd"/>
+    </w:p>
+    <w:p>
+      <w:r>
+        <w:t xml:space="preserve">Service </w:t>
+      </w:r>
+      <w:proofErr w:type="spellStart"/>
+      <w:proofErr w:type="gramStart"/>
+      <w:r>
+        <w:t>Area:</w:t>
+      </w:r>
+      <w:r>
+        <w:t>inventory</w:t>
+      </w:r>
+      <w:proofErr w:type="spellEnd"/>
+      <w:proofErr w:type="gramEnd"/>
+    </w:p>
+    <w:p>
+      <w:r>
+        <w:t>Purpose: Tier-2</w:t>
+      </w:r>
+      <w:r>
+        <w:t xml:space="preserve">: retrieve list of switches provisioned in XCO with information such as IP Address, </w:t>
+      </w:r>
+      <w:proofErr w:type="spellStart"/>
+      <w:proofErr w:type="gramStart"/>
+      <w:r>
+        <w:t>software,name</w:t>
+      </w:r>
+      <w:proofErr w:type="spellEnd"/>
+      <w:proofErr w:type="gramEnd"/>
+      <w:r>
+        <w:t xml:space="preserve">, and other parameters </w:t>
       </w:r>
     </w:p>
     <w:p>
@@ -4665,35 +4692,133 @@
         <w:pStyle w:val="Heading3"/>
       </w:pPr>
       <w:r>
-        <w:t>Service Area: inventory</w:t>
+        <w:t>Example Natural Language Prompts</w:t>
+      </w:r>
+    </w:p>
+    <w:p>
+      <w:r>
+        <w:t xml:space="preserve">• </w:t>
+      </w:r>
+      <w:r>
+        <w:t>Show switch inventory</w:t>
+      </w:r>
+    </w:p>
+    <w:p>
+      <w:r>
+        <w:t xml:space="preserve">• Show </w:t>
+      </w:r>
+      <w:r>
+        <w:t>all device</w:t>
+      </w:r>
+    </w:p>
+    <w:p>
+      <w:r>
+        <w:lastRenderedPageBreak/>
+        <w:t xml:space="preserve">• </w:t>
+      </w:r>
+      <w:r>
+        <w:t>List switch IP addresses</w:t>
       </w:r>
     </w:p>
     <w:p>
       <w:pPr>
         <w:pStyle w:val="Heading2"/>
       </w:pPr>
-      <w:r>
-        <w:t>inventory_get_switches_widget_table</w:t>
+      <w:bookmarkStart w:id="20" w:name="_Toc221668083"/>
+      <w:r>
+        <w:t>monitor_get_platform_quick_status</w:t>
+      </w:r>
+      <w:bookmarkEnd w:id="20"/>
+    </w:p>
+    <w:p>
+      <w:r>
+        <w:t>Service Area: monitor</w:t>
+      </w:r>
+    </w:p>
+    <w:p>
+      <w:r>
+        <w:t>Purpose: Tier-2: Single view platform status (EFA + services + health). Optionally fetch health detail for problematic resources. Set include_raw=true for Tier-1 evidence (large).</w:t>
+      </w:r>
+    </w:p>
+    <w:p>
+      <w:pPr>
+        <w:pStyle w:val="Heading3"/>
+      </w:pPr>
+      <w:r>
+        <w:t>Operator Scenarios</w:t>
+      </w:r>
+    </w:p>
+    <w:p>
+      <w:r>
+        <w:t>• Troubleshooting unexpected system behavior.</w:t>
+      </w:r>
+    </w:p>
+    <w:p>
+      <w:r>
+        <w:t>• Investigating health degradation or alarms.</w:t>
+      </w:r>
+    </w:p>
+    <w:p>
+      <w:r>
+        <w:t>• Reviewing recent changes or activity.</w:t>
+      </w:r>
+    </w:p>
+    <w:p>
+      <w:r>
+        <w:t>• Performing high-level operational assessments.</w:t>
+      </w:r>
+    </w:p>
+    <w:p>
+      <w:pPr>
+        <w:pStyle w:val="Heading3"/>
+      </w:pPr>
+      <w:r>
+        <w:t>Example Natural Language Prompts</w:t>
+      </w:r>
+    </w:p>
+    <w:p>
+      <w:r>
+        <w:t>• “Why is my environment unhealthy?”</w:t>
+      </w:r>
+    </w:p>
+    <w:p>
+      <w:r>
+        <w:t>• “Show me recent failures.”</w:t>
+      </w:r>
+    </w:p>
+    <w:p>
+      <w:r>
+        <w:t>• “What changed in the last few hours?”</w:t>
+      </w:r>
+    </w:p>
+    <w:p>
+      <w:r>
+        <w:t>• “Give me a summary view.”</w:t>
+      </w:r>
+    </w:p>
+    <w:p>
+      <w:r>
+        <w:t>• “Drill into the top issue.”</w:t>
       </w:r>
     </w:p>
     <w:p>
       <w:pPr>
         <w:pStyle w:val="Heading2"/>
       </w:pPr>
-      <w:bookmarkStart w:id="20" w:name="_Toc221668083"/>
-      <w:r>
-        <w:t>monitor_get_platform_quick_status</w:t>
-      </w:r>
-      <w:bookmarkEnd w:id="20"/>
-    </w:p>
-    <w:p>
-      <w:r>
-        <w:t>Service Area: monitor</w:t>
-      </w:r>
-    </w:p>
-    <w:p>
-      <w:r>
-        <w:t>Purpose: Tier-2: Single view platform status (EFA + services + health). Optionally fetch health detail for problematic resources. Set include_raw=true for Tier-1 evidence (large).</w:t>
+      <w:bookmarkStart w:id="21" w:name="_Toc221668084"/>
+      <w:r>
+        <w:t>notification_get_last_failed_delivery_or_errors</w:t>
+      </w:r>
+      <w:bookmarkEnd w:id="21"/>
+    </w:p>
+    <w:p>
+      <w:r>
+        <w:t>Service Area: notification</w:t>
+      </w:r>
+    </w:p>
+    <w:p>
+      <w:r>
+        <w:t>Purpose: Tier-2: Find the most recent FAILED notification execution (notification pipeline issues). Uses Tier-1 notification_get_executions. If backend returns no failures, can optionally fallback to status=all and detect non-success locally.</w:t>
       </w:r>
     </w:p>
     <w:p>
@@ -4744,6 +4869,7 @@
     </w:p>
     <w:p>
       <w:r>
+        <w:lastRenderedPageBreak/>
         <w:t>• “What changed in the last few hours?”</w:t>
       </w:r>
     </w:p>
@@ -4761,11 +4887,11 @@
       <w:pPr>
         <w:pStyle w:val="Heading2"/>
       </w:pPr>
-      <w:bookmarkStart w:id="21" w:name="_Toc221668084"/>
-      <w:r>
-        <w:t>notification_get_last_failed_delivery_or_errors</w:t>
-      </w:r>
-      <w:bookmarkEnd w:id="21"/>
+      <w:bookmarkStart w:id="22" w:name="_Toc221668085"/>
+      <w:r>
+        <w:t>notification_get_recent_events_filtered</w:t>
+      </w:r>
+      <w:bookmarkEnd w:id="22"/>
     </w:p>
     <w:p>
       <w:r>
@@ -4774,7 +4900,1229 @@
     </w:p>
     <w:p>
       <w:r>
-        <w:t>Purpose: Tier-2: Find the most recent FAILED notification execution (notification pipeline issues). Uses Tier-1 notification_get_executions. If backend returns no failures, can optionally fallback to status=all and detect non-success locally.</w:t>
+        <w:t>Purpose: Get recent execution-derived events across services and filter by severity/type/resource/query (Tier-2 composite).</w:t>
+      </w:r>
+    </w:p>
+    <w:p>
+      <w:pPr>
+        <w:pStyle w:val="Heading3"/>
+      </w:pPr>
+      <w:r>
+        <w:t>Operator Scenarios</w:t>
+      </w:r>
+    </w:p>
+    <w:p>
+      <w:r>
+        <w:t>• Troubleshooting unexpected system behavior.</w:t>
+      </w:r>
+    </w:p>
+    <w:p>
+      <w:r>
+        <w:t>• Investigating health degradation or alarms.</w:t>
+      </w:r>
+    </w:p>
+    <w:p>
+      <w:r>
+        <w:t>• Reviewing recent changes or activity.</w:t>
+      </w:r>
+    </w:p>
+    <w:p>
+      <w:r>
+        <w:t>• Performing high-level operational assessments.</w:t>
+      </w:r>
+    </w:p>
+    <w:p>
+      <w:pPr>
+        <w:pStyle w:val="Heading3"/>
+      </w:pPr>
+      <w:r>
+        <w:t>Example Natural Language Prompts</w:t>
+      </w:r>
+    </w:p>
+    <w:p>
+      <w:r>
+        <w:t>• “Why is my environment unhealthy?”</w:t>
+      </w:r>
+    </w:p>
+    <w:p>
+      <w:r>
+        <w:t>• “Show me recent failures.”</w:t>
+      </w:r>
+    </w:p>
+    <w:p>
+      <w:r>
+        <w:t>• “What changed in the last few hours?”</w:t>
+      </w:r>
+    </w:p>
+    <w:p>
+      <w:r>
+        <w:t>• “Give me a summary view.”</w:t>
+      </w:r>
+    </w:p>
+    <w:p>
+      <w:r>
+        <w:t>• “Drill into the top issue.”</w:t>
+      </w:r>
+    </w:p>
+    <w:p>
+      <w:pPr>
+        <w:pStyle w:val="Heading2"/>
+      </w:pPr>
+      <w:bookmarkStart w:id="23" w:name="_Toc221668086"/>
+      <w:r>
+        <w:t>system_get_certificate_alarm_context</w:t>
+      </w:r>
+      <w:bookmarkEnd w:id="23"/>
+    </w:p>
+    <w:p>
+      <w:r>
+        <w:t>Service Area: system</w:t>
+      </w:r>
+    </w:p>
+    <w:p>
+      <w:r>
+        <w:t>Purpose: Any current alarms about certificate expiry and which cert is it? Composite of faultmanager alarms filtered to certificate/expiry + certificate expiry metadata (monitor + device).</w:t>
+      </w:r>
+    </w:p>
+    <w:p>
+      <w:pPr>
+        <w:pStyle w:val="Heading3"/>
+      </w:pPr>
+      <w:r>
+        <w:t>Operator Scenarios</w:t>
+      </w:r>
+    </w:p>
+    <w:p>
+      <w:r>
+        <w:t>• Troubleshooting unexpected system behavior.</w:t>
+      </w:r>
+    </w:p>
+    <w:p>
+      <w:r>
+        <w:t>• Investigating health degradation or alarms.</w:t>
+      </w:r>
+    </w:p>
+    <w:p>
+      <w:r>
+        <w:t>• Reviewing recent changes or activity.</w:t>
+      </w:r>
+    </w:p>
+    <w:p>
+      <w:r>
+        <w:t>• Performing high-level operational assessments.</w:t>
+      </w:r>
+    </w:p>
+    <w:p>
+      <w:pPr>
+        <w:pStyle w:val="Heading3"/>
+      </w:pPr>
+      <w:r>
+        <w:lastRenderedPageBreak/>
+        <w:t>Example Natural Language Prompts</w:t>
+      </w:r>
+    </w:p>
+    <w:p>
+      <w:r>
+        <w:t>• “Why is my environment unhealthy?”</w:t>
+      </w:r>
+    </w:p>
+    <w:p>
+      <w:r>
+        <w:t>• “Show me recent failures.”</w:t>
+      </w:r>
+    </w:p>
+    <w:p>
+      <w:r>
+        <w:t>• “What changed in the last few hours?”</w:t>
+      </w:r>
+    </w:p>
+    <w:p>
+      <w:r>
+        <w:t>• “Give me a summary view.”</w:t>
+      </w:r>
+    </w:p>
+    <w:p>
+      <w:r>
+        <w:t>• “Drill into the top issue.”</w:t>
+      </w:r>
+    </w:p>
+    <w:p>
+      <w:pPr>
+        <w:pStyle w:val="Heading2"/>
+      </w:pPr>
+      <w:bookmarkStart w:id="24" w:name="_Toc221668087"/>
+      <w:r>
+        <w:t>system_get_certificates_expiring_soon</w:t>
+      </w:r>
+      <w:bookmarkEnd w:id="24"/>
+    </w:p>
+    <w:p>
+      <w:r>
+        <w:t>Service Area: system</w:t>
+      </w:r>
+    </w:p>
+    <w:p>
+      <w:r>
+        <w:t>Purpose: Show certificates expiring soon (bucketed 30/60/90 days, UI-style color/severity). Composite of monitor cert expiry + device cert expiry.</w:t>
+      </w:r>
+    </w:p>
+    <w:p>
+      <w:pPr>
+        <w:pStyle w:val="Heading3"/>
+      </w:pPr>
+      <w:r>
+        <w:t>Operator Scenarios</w:t>
+      </w:r>
+    </w:p>
+    <w:p>
+      <w:r>
+        <w:t>• Troubleshooting unexpected system behavior.</w:t>
+      </w:r>
+    </w:p>
+    <w:p>
+      <w:r>
+        <w:t>• Investigating health degradation or alarms.</w:t>
+      </w:r>
+    </w:p>
+    <w:p>
+      <w:r>
+        <w:t>• Reviewing recent changes or activity.</w:t>
+      </w:r>
+    </w:p>
+    <w:p>
+      <w:r>
+        <w:t>• Performing high-level operational assessments.</w:t>
+      </w:r>
+    </w:p>
+    <w:p>
+      <w:pPr>
+        <w:pStyle w:val="Heading3"/>
+      </w:pPr>
+      <w:r>
+        <w:t>Example Natural Language Prompts</w:t>
+      </w:r>
+    </w:p>
+    <w:p>
+      <w:r>
+        <w:t>• “Why is my environment unhealthy?”</w:t>
+      </w:r>
+    </w:p>
+    <w:p>
+      <w:r>
+        <w:t>• “Show me recent failures.”</w:t>
+      </w:r>
+    </w:p>
+    <w:p>
+      <w:r>
+        <w:t>• “What changed in the last few hours?”</w:t>
+      </w:r>
+    </w:p>
+    <w:p>
+      <w:r>
+        <w:t>• “Give me a summary view.”</w:t>
+      </w:r>
+    </w:p>
+    <w:p>
+      <w:r>
+        <w:t>• “Drill into the top issue.”</w:t>
+      </w:r>
+    </w:p>
+    <w:p>
+      <w:pPr>
+        <w:pStyle w:val="Heading2"/>
+      </w:pPr>
+      <w:bookmarkStart w:id="25" w:name="_Toc221668088"/>
+      <w:r>
+        <w:t>system_get_execution</w:t>
+      </w:r>
+      <w:bookmarkEnd w:id="25"/>
+    </w:p>
+    <w:p>
+      <w:r>
+        <w:t>Service Area: system</w:t>
+      </w:r>
+    </w:p>
+    <w:p>
+      <w:r>
+        <w:t>Purpose: Get the detailed output of a request previously executed, based on a given request ID</w:t>
+      </w:r>
+    </w:p>
+    <w:p>
+      <w:pPr>
+        <w:pStyle w:val="Heading3"/>
+      </w:pPr>
+      <w:r>
+        <w:t>Operator Scenarios</w:t>
+      </w:r>
+    </w:p>
+    <w:p>
+      <w:r>
+        <w:t>• Troubleshooting unexpected system behavior.</w:t>
+      </w:r>
+    </w:p>
+    <w:p>
+      <w:r>
+        <w:t>• Investigating health degradation or alarms.</w:t>
+      </w:r>
+    </w:p>
+    <w:p>
+      <w:r>
+        <w:t>• Reviewing recent changes or activity.</w:t>
+      </w:r>
+    </w:p>
+    <w:p>
+      <w:r>
+        <w:lastRenderedPageBreak/>
+        <w:t>• Performing high-level operational assessments.</w:t>
+      </w:r>
+    </w:p>
+    <w:p>
+      <w:pPr>
+        <w:pStyle w:val="Heading3"/>
+      </w:pPr>
+      <w:r>
+        <w:t>Example Natural Language Prompts</w:t>
+      </w:r>
+    </w:p>
+    <w:p>
+      <w:r>
+        <w:t>• “Why is my environment unhealthy?”</w:t>
+      </w:r>
+    </w:p>
+    <w:p>
+      <w:r>
+        <w:t>• “Show me recent failures.”</w:t>
+      </w:r>
+    </w:p>
+    <w:p>
+      <w:r>
+        <w:t>• “What changed in the last few hours?”</w:t>
+      </w:r>
+    </w:p>
+    <w:p>
+      <w:r>
+        <w:t>• “Give me a summary view.”</w:t>
+      </w:r>
+    </w:p>
+    <w:p>
+      <w:r>
+        <w:t>• “Drill into the top issue.”</w:t>
+      </w:r>
+    </w:p>
+    <w:p>
+      <w:pPr>
+        <w:pStyle w:val="Heading2"/>
+      </w:pPr>
+      <w:bookmarkStart w:id="26" w:name="_Toc221668089"/>
+      <w:r>
+        <w:t>system_get_executions</w:t>
+      </w:r>
+      <w:bookmarkEnd w:id="26"/>
+    </w:p>
+    <w:p>
+      <w:r>
+        <w:t>Service Area: system</w:t>
+      </w:r>
+    </w:p>
+    <w:p>
+      <w:r>
+        <w:t>Purpose: Get the list of all the requests previously executed</w:t>
+      </w:r>
+    </w:p>
+    <w:p>
+      <w:pPr>
+        <w:pStyle w:val="Heading3"/>
+      </w:pPr>
+      <w:r>
+        <w:t>Operator Scenarios</w:t>
+      </w:r>
+    </w:p>
+    <w:p>
+      <w:r>
+        <w:t>• Troubleshooting unexpected system behavior.</w:t>
+      </w:r>
+    </w:p>
+    <w:p>
+      <w:r>
+        <w:t>• Investigating health degradation or alarms.</w:t>
+      </w:r>
+    </w:p>
+    <w:p>
+      <w:r>
+        <w:t>• Reviewing recent changes or activity.</w:t>
+      </w:r>
+    </w:p>
+    <w:p>
+      <w:r>
+        <w:t>• Performing high-level operational assessments.</w:t>
+      </w:r>
+    </w:p>
+    <w:p>
+      <w:pPr>
+        <w:pStyle w:val="Heading3"/>
+      </w:pPr>
+      <w:r>
+        <w:t>Example Natural Language Prompts</w:t>
+      </w:r>
+    </w:p>
+    <w:p>
+      <w:r>
+        <w:t>• “Why is my environment unhealthy?”</w:t>
+      </w:r>
+    </w:p>
+    <w:p>
+      <w:r>
+        <w:t>• “Show me recent failures.”</w:t>
+      </w:r>
+    </w:p>
+    <w:p>
+      <w:r>
+        <w:t>• “What changed in the last few hours?”</w:t>
+      </w:r>
+    </w:p>
+    <w:p>
+      <w:r>
+        <w:t>• “Give me a summary view.”</w:t>
+      </w:r>
+    </w:p>
+    <w:p>
+      <w:r>
+        <w:t>• “Drill into the top issue.”</w:t>
+      </w:r>
+    </w:p>
+    <w:p>
+      <w:pPr>
+        <w:pStyle w:val="Heading2"/>
+      </w:pPr>
+      <w:bookmarkStart w:id="27" w:name="_Toc221668090"/>
+      <w:r>
+        <w:t>system_get_ha_and_node_health_summary</w:t>
+      </w:r>
+      <w:bookmarkEnd w:id="27"/>
+    </w:p>
+    <w:p>
+      <w:r>
+        <w:t>Service Area: system</w:t>
+      </w:r>
+    </w:p>
+    <w:p>
+      <w:r>
+        <w:t>Purpose: Tier-2: Summarize HA redundancy + node health + storage signals, and correlate with HealthManager resources. Uses only existing Tier-1 tools: system_get_health_status, monitor_get_keep_alived_info, monitor_get_gluster_fs_info, monitor_get_k3s_nodes, monitor_get_health (+ optional inventory/detail).</w:t>
+      </w:r>
+    </w:p>
+    <w:p>
+      <w:pPr>
+        <w:pStyle w:val="Heading3"/>
+      </w:pPr>
+      <w:r>
+        <w:t>Operator Scenarios</w:t>
+      </w:r>
+    </w:p>
+    <w:p>
+      <w:r>
+        <w:t>• Troubleshooting unexpected system behavior.</w:t>
+      </w:r>
+    </w:p>
+    <w:p>
+      <w:r>
+        <w:lastRenderedPageBreak/>
+        <w:t>• Investigating health degradation or alarms.</w:t>
+      </w:r>
+    </w:p>
+    <w:p>
+      <w:r>
+        <w:t>• Reviewing recent changes or activity.</w:t>
+      </w:r>
+    </w:p>
+    <w:p>
+      <w:r>
+        <w:t>• Performing high-level operational assessments.</w:t>
+      </w:r>
+    </w:p>
+    <w:p>
+      <w:pPr>
+        <w:pStyle w:val="Heading3"/>
+      </w:pPr>
+      <w:r>
+        <w:t>Example Natural Language Prompts</w:t>
+      </w:r>
+    </w:p>
+    <w:p>
+      <w:r>
+        <w:t>• “Why is my environment unhealthy?”</w:t>
+      </w:r>
+    </w:p>
+    <w:p>
+      <w:r>
+        <w:t>• “Show me recent failures.”</w:t>
+      </w:r>
+    </w:p>
+    <w:p>
+      <w:r>
+        <w:t>• “What changed in the last few hours?”</w:t>
+      </w:r>
+    </w:p>
+    <w:p>
+      <w:r>
+        <w:t>• “Give me a summary view.”</w:t>
+      </w:r>
+    </w:p>
+    <w:p>
+      <w:r>
+        <w:t>• “Drill into the top issue.”</w:t>
+      </w:r>
+    </w:p>
+    <w:p>
+      <w:pPr>
+        <w:pStyle w:val="Heading2"/>
+      </w:pPr>
+      <w:bookmarkStart w:id="28" w:name="_Toc221668091"/>
+      <w:r>
+        <w:t>system_get_last_execution_diagnostic</w:t>
+      </w:r>
+      <w:bookmarkEnd w:id="28"/>
+    </w:p>
+    <w:p>
+      <w:r>
+        <w:t>Service Area: system</w:t>
+      </w:r>
+    </w:p>
+    <w:p>
+      <w:r>
+        <w:t>Purpose: Show the most recent failed system execution and why it failed</w:t>
+      </w:r>
+    </w:p>
+    <w:p>
+      <w:pPr>
+        <w:pStyle w:val="Heading3"/>
+      </w:pPr>
+      <w:r>
+        <w:t>Operator Scenarios</w:t>
+      </w:r>
+    </w:p>
+    <w:p>
+      <w:r>
+        <w:t>• Troubleshooting unexpected system behavior.</w:t>
+      </w:r>
+    </w:p>
+    <w:p>
+      <w:r>
+        <w:t>• Investigating health degradation or alarms.</w:t>
+      </w:r>
+    </w:p>
+    <w:p>
+      <w:r>
+        <w:t>• Reviewing recent changes or activity.</w:t>
+      </w:r>
+    </w:p>
+    <w:p>
+      <w:r>
+        <w:t>• Performing high-level operational assessments.</w:t>
+      </w:r>
+    </w:p>
+    <w:p>
+      <w:pPr>
+        <w:pStyle w:val="Heading3"/>
+      </w:pPr>
+      <w:r>
+        <w:t>Example Natural Language Prompts</w:t>
+      </w:r>
+    </w:p>
+    <w:p>
+      <w:r>
+        <w:t>• “Why is my environment unhealthy?”</w:t>
+      </w:r>
+    </w:p>
+    <w:p>
+      <w:r>
+        <w:t>• “Show me recent failures.”</w:t>
+      </w:r>
+    </w:p>
+    <w:p>
+      <w:r>
+        <w:t>• “What changed in the last few hours?”</w:t>
+      </w:r>
+    </w:p>
+    <w:p>
+      <w:r>
+        <w:t>• “Give me a summary view.”</w:t>
+      </w:r>
+    </w:p>
+    <w:p>
+      <w:r>
+        <w:t>• “Drill into the top issue.”</w:t>
+      </w:r>
+    </w:p>
+    <w:p>
+      <w:pPr>
+        <w:pStyle w:val="Heading2"/>
+      </w:pPr>
+      <w:bookmarkStart w:id="29" w:name="_Toc221668092"/>
+      <w:r>
+        <w:t>system_get_running_config</w:t>
+      </w:r>
+      <w:bookmarkEnd w:id="29"/>
+    </w:p>
+    <w:p>
+      <w:r>
+        <w:t>Service Area: system</w:t>
+      </w:r>
+    </w:p>
+    <w:p>
+      <w:r>
+        <w:t>Purpose: Get running configuration CLI commands</w:t>
+      </w:r>
+    </w:p>
+    <w:p>
+      <w:pPr>
+        <w:pStyle w:val="Heading3"/>
+      </w:pPr>
+      <w:r>
+        <w:t>Operator Scenarios</w:t>
+      </w:r>
+    </w:p>
+    <w:p>
+      <w:r>
+        <w:t>• Troubleshooting unexpected system behavior.</w:t>
+      </w:r>
+    </w:p>
+    <w:p>
+      <w:r>
+        <w:lastRenderedPageBreak/>
+        <w:t>• Investigating health degradation or alarms.</w:t>
+      </w:r>
+    </w:p>
+    <w:p>
+      <w:r>
+        <w:t>• Reviewing recent changes or activity.</w:t>
+      </w:r>
+    </w:p>
+    <w:p>
+      <w:r>
+        <w:t>• Performing high-level operational assessments.</w:t>
+      </w:r>
+    </w:p>
+    <w:p>
+      <w:pPr>
+        <w:pStyle w:val="Heading3"/>
+      </w:pPr>
+      <w:r>
+        <w:t>Example Natural Language Prompts</w:t>
+      </w:r>
+    </w:p>
+    <w:p>
+      <w:r>
+        <w:t>• “Why is my environment unhealthy?”</w:t>
+      </w:r>
+    </w:p>
+    <w:p>
+      <w:r>
+        <w:t>• “Show me recent failures.”</w:t>
+      </w:r>
+    </w:p>
+    <w:p>
+      <w:r>
+        <w:t>• “What changed in the last few hours?”</w:t>
+      </w:r>
+    </w:p>
+    <w:p>
+      <w:r>
+        <w:t>• “Give me a summary view.”</w:t>
+      </w:r>
+    </w:p>
+    <w:p>
+      <w:r>
+        <w:t>• “Drill into the top issue.”</w:t>
+      </w:r>
+    </w:p>
+    <w:p>
+      <w:pPr>
+        <w:pStyle w:val="Heading2"/>
+      </w:pPr>
+      <w:bookmarkStart w:id="30" w:name="_Toc221668093"/>
+      <w:r>
+        <w:t>tenant_get_bgp_peer</w:t>
+      </w:r>
+      <w:bookmarkEnd w:id="30"/>
+    </w:p>
+    <w:p>
+      <w:r>
+        <w:t>Service Area: tenant</w:t>
+      </w:r>
+    </w:p>
+    <w:p>
+      <w:r>
+        <w:t>Purpose: Get BGP peer configuration for a tenant</w:t>
+      </w:r>
+    </w:p>
+    <w:p>
+      <w:pPr>
+        <w:pStyle w:val="Heading3"/>
+      </w:pPr>
+      <w:r>
+        <w:t>Operator Scenarios</w:t>
+      </w:r>
+    </w:p>
+    <w:p>
+      <w:r>
+        <w:t>• Troubleshooting unexpected system behavior.</w:t>
+      </w:r>
+    </w:p>
+    <w:p>
+      <w:r>
+        <w:t>• Investigating health degradation or alarms.</w:t>
+      </w:r>
+    </w:p>
+    <w:p>
+      <w:r>
+        <w:t>• Reviewing recent changes or activity.</w:t>
+      </w:r>
+    </w:p>
+    <w:p>
+      <w:r>
+        <w:t>• Performing high-level operational assessments.</w:t>
+      </w:r>
+    </w:p>
+    <w:p>
+      <w:pPr>
+        <w:pStyle w:val="Heading3"/>
+      </w:pPr>
+      <w:r>
+        <w:t>Example Natural Language Prompts</w:t>
+      </w:r>
+    </w:p>
+    <w:p>
+      <w:r>
+        <w:t>• “Why is my environment unhealthy?”</w:t>
+      </w:r>
+    </w:p>
+    <w:p>
+      <w:r>
+        <w:t>• “Show me recent failures.”</w:t>
+      </w:r>
+    </w:p>
+    <w:p>
+      <w:r>
+        <w:t>• “What changed in the last few hours?”</w:t>
+      </w:r>
+    </w:p>
+    <w:p>
+      <w:r>
+        <w:t>• “Give me a summary view.”</w:t>
+      </w:r>
+    </w:p>
+    <w:p>
+      <w:r>
+        <w:t>• “Drill into the top issue.”</w:t>
+      </w:r>
+    </w:p>
+    <w:p>
+      <w:pPr>
+        <w:pStyle w:val="Heading2"/>
+      </w:pPr>
+      <w:bookmarkStart w:id="31" w:name="_Toc221668094"/>
+      <w:r>
+        <w:t>tenant_get_bgp_peer_operational</w:t>
+      </w:r>
+      <w:bookmarkEnd w:id="31"/>
+    </w:p>
+    <w:p>
+      <w:r>
+        <w:t>Service Area: tenant</w:t>
+      </w:r>
+    </w:p>
+    <w:p>
+      <w:r>
+        <w:t>Purpose: Get operational state of BGP peers for a tenant</w:t>
+      </w:r>
+    </w:p>
+    <w:p>
+      <w:pPr>
+        <w:pStyle w:val="Heading3"/>
+      </w:pPr>
+      <w:r>
+        <w:t>Operator Scenarios</w:t>
+      </w:r>
+    </w:p>
+    <w:p>
+      <w:r>
+        <w:t>• Troubleshooting unexpected system behavior.</w:t>
+      </w:r>
+    </w:p>
+    <w:p>
+      <w:r>
+        <w:lastRenderedPageBreak/>
+        <w:t>• Investigating health degradation or alarms.</w:t>
+      </w:r>
+    </w:p>
+    <w:p>
+      <w:r>
+        <w:t>• Reviewing recent changes or activity.</w:t>
+      </w:r>
+    </w:p>
+    <w:p>
+      <w:r>
+        <w:t>• Performing high-level operational assessments.</w:t>
+      </w:r>
+    </w:p>
+    <w:p>
+      <w:pPr>
+        <w:pStyle w:val="Heading3"/>
+      </w:pPr>
+      <w:r>
+        <w:t>Example Natural Language Prompts</w:t>
+      </w:r>
+    </w:p>
+    <w:p>
+      <w:r>
+        <w:t>• “Why is my environment unhealthy?”</w:t>
+      </w:r>
+    </w:p>
+    <w:p>
+      <w:r>
+        <w:t>• “Show me recent failures.”</w:t>
+      </w:r>
+    </w:p>
+    <w:p>
+      <w:r>
+        <w:t>• “What changed in the last few hours?”</w:t>
+      </w:r>
+    </w:p>
+    <w:p>
+      <w:r>
+        <w:t>• “Give me a summary view.”</w:t>
+      </w:r>
+    </w:p>
+    <w:p>
+      <w:r>
+        <w:t>• “Drill into the top issue.”</w:t>
+      </w:r>
+    </w:p>
+    <w:p>
+      <w:pPr>
+        <w:pStyle w:val="Heading2"/>
+      </w:pPr>
+      <w:bookmarkStart w:id="32" w:name="_Toc221668095"/>
+      <w:r>
+        <w:t>tenant_get_bgp_peers</w:t>
+      </w:r>
+      <w:bookmarkEnd w:id="32"/>
+    </w:p>
+    <w:p>
+      <w:r>
+        <w:t>Service Area: tenant</w:t>
+      </w:r>
+    </w:p>
+    <w:p>
+      <w:r>
+        <w:t>Purpose: Get list of BGP peer configurations for a tenant</w:t>
+      </w:r>
+    </w:p>
+    <w:p>
+      <w:pPr>
+        <w:pStyle w:val="Heading3"/>
+      </w:pPr>
+      <w:r>
+        <w:t>Operator Scenarios</w:t>
+      </w:r>
+    </w:p>
+    <w:p>
+      <w:r>
+        <w:t>• Troubleshooting unexpected system behavior.</w:t>
+      </w:r>
+    </w:p>
+    <w:p>
+      <w:r>
+        <w:t>• Investigating health degradation or alarms.</w:t>
+      </w:r>
+    </w:p>
+    <w:p>
+      <w:r>
+        <w:t>• Reviewing recent changes or activity.</w:t>
+      </w:r>
+    </w:p>
+    <w:p>
+      <w:r>
+        <w:t>• Performing high-level operational assessments.</w:t>
+      </w:r>
+    </w:p>
+    <w:p>
+      <w:pPr>
+        <w:pStyle w:val="Heading3"/>
+      </w:pPr>
+      <w:r>
+        <w:t>Example Natural Language Prompts</w:t>
+      </w:r>
+    </w:p>
+    <w:p>
+      <w:r>
+        <w:t>• “Why is my environment unhealthy?”</w:t>
+      </w:r>
+    </w:p>
+    <w:p>
+      <w:r>
+        <w:t>• “Show me recent failures.”</w:t>
+      </w:r>
+    </w:p>
+    <w:p>
+      <w:r>
+        <w:t>• “What changed in the last few hours?”</w:t>
+      </w:r>
+    </w:p>
+    <w:p>
+      <w:r>
+        <w:t>• “Give me a summary view.”</w:t>
+      </w:r>
+    </w:p>
+    <w:p>
+      <w:r>
+        <w:t>• “Drill into the top issue.”</w:t>
+      </w:r>
+    </w:p>
+    <w:p>
+      <w:pPr>
+        <w:pStyle w:val="Heading2"/>
+      </w:pPr>
+      <w:bookmarkStart w:id="33" w:name="_Toc221668096"/>
+      <w:r>
+        <w:t>tenant_get_mirror_sessions</w:t>
+      </w:r>
+      <w:bookmarkEnd w:id="33"/>
+    </w:p>
+    <w:p>
+      <w:r>
+        <w:t>Service Area: tenant</w:t>
+      </w:r>
+    </w:p>
+    <w:p>
+      <w:r>
+        <w:t>Purpose: Get mirror service sessions for a tenant</w:t>
+      </w:r>
+    </w:p>
+    <w:p>
+      <w:pPr>
+        <w:pStyle w:val="Heading3"/>
+      </w:pPr>
+      <w:r>
+        <w:t>Operator Scenarios</w:t>
+      </w:r>
+    </w:p>
+    <w:p>
+      <w:r>
+        <w:t>• Troubleshooting unexpected system behavior.</w:t>
+      </w:r>
+    </w:p>
+    <w:p>
+      <w:r>
+        <w:lastRenderedPageBreak/>
+        <w:t>• Investigating health degradation or alarms.</w:t>
+      </w:r>
+    </w:p>
+    <w:p>
+      <w:r>
+        <w:t>• Reviewing recent changes or activity.</w:t>
+      </w:r>
+    </w:p>
+    <w:p>
+      <w:r>
+        <w:t>• Performing high-level operational assessments.</w:t>
+      </w:r>
+    </w:p>
+    <w:p>
+      <w:pPr>
+        <w:pStyle w:val="Heading3"/>
+      </w:pPr>
+      <w:r>
+        <w:t>Example Natural Language Prompts</w:t>
+      </w:r>
+    </w:p>
+    <w:p>
+      <w:r>
+        <w:t>• “Why is my environment unhealthy?”</w:t>
+      </w:r>
+    </w:p>
+    <w:p>
+      <w:r>
+        <w:t>• “Show me recent failures.”</w:t>
+      </w:r>
+    </w:p>
+    <w:p>
+      <w:r>
+        <w:t>• “What changed in the last few hours?”</w:t>
+      </w:r>
+    </w:p>
+    <w:p>
+      <w:r>
+        <w:t>• “Give me a summary view.”</w:t>
+      </w:r>
+    </w:p>
+    <w:p>
+      <w:r>
+        <w:t>• “Drill into the top issue.”</w:t>
+      </w:r>
+    </w:p>
+    <w:p>
+      <w:pPr>
+        <w:pStyle w:val="Heading2"/>
+      </w:pPr>
+      <w:bookmarkStart w:id="34" w:name="_Toc221668097"/>
+      <w:r>
+        <w:t>tenant_get_portchannel</w:t>
+      </w:r>
+      <w:bookmarkEnd w:id="34"/>
+    </w:p>
+    <w:p>
+      <w:r>
+        <w:t>Service Area: tenant</w:t>
+      </w:r>
+    </w:p>
+    <w:p>
+      <w:r>
+        <w:t>Purpose: Get detailed Portchannel configuration for a tenant</w:t>
+      </w:r>
+    </w:p>
+    <w:p>
+      <w:pPr>
+        <w:pStyle w:val="Heading3"/>
+      </w:pPr>
+      <w:r>
+        <w:t>Operator Scenarios</w:t>
+      </w:r>
+    </w:p>
+    <w:p>
+      <w:r>
+        <w:t>• Troubleshooting unexpected system behavior.</w:t>
+      </w:r>
+    </w:p>
+    <w:p>
+      <w:r>
+        <w:t>• Investigating health degradation or alarms.</w:t>
+      </w:r>
+    </w:p>
+    <w:p>
+      <w:r>
+        <w:t>• Reviewing recent changes or activity.</w:t>
+      </w:r>
+    </w:p>
+    <w:p>
+      <w:r>
+        <w:t>• Performing high-level operational assessments.</w:t>
+      </w:r>
+    </w:p>
+    <w:p>
+      <w:pPr>
+        <w:pStyle w:val="Heading3"/>
+      </w:pPr>
+      <w:r>
+        <w:t>Example Natural Language Prompts</w:t>
+      </w:r>
+    </w:p>
+    <w:p>
+      <w:r>
+        <w:t>• “Why is my environment unhealthy?”</w:t>
+      </w:r>
+    </w:p>
+    <w:p>
+      <w:r>
+        <w:t>• “Show me recent failures.”</w:t>
+      </w:r>
+    </w:p>
+    <w:p>
+      <w:r>
+        <w:t>• “What changed in the last few hours?”</w:t>
+      </w:r>
+    </w:p>
+    <w:p>
+      <w:r>
+        <w:t>• “Give me a summary view.”</w:t>
+      </w:r>
+    </w:p>
+    <w:p>
+      <w:r>
+        <w:t>• “Drill into the top issue.”</w:t>
+      </w:r>
+    </w:p>
+    <w:p>
+      <w:pPr>
+        <w:pStyle w:val="Heading2"/>
+      </w:pPr>
+      <w:bookmarkStart w:id="35" w:name="_Toc221668098"/>
+      <w:r>
+        <w:t>tenant_get_service_epg_alarm_summary</w:t>
+      </w:r>
+      <w:bookmarkEnd w:id="35"/>
+    </w:p>
+    <w:p>
+      <w:r>
+        <w:t>Service Area: tenant</w:t>
+      </w:r>
+    </w:p>
+    <w:p>
+      <w:r>
+        <w:t>Purpose: Tier-2: Show tenant-scoped Service/EPG alarms/alerts with filters (severity/type/state) using faultmanager history + tenant EPG scoping.</w:t>
+      </w:r>
+    </w:p>
+    <w:p>
+      <w:pPr>
+        <w:pStyle w:val="Heading3"/>
+      </w:pPr>
+      <w:r>
+        <w:t>Operator Scenarios</w:t>
+      </w:r>
+    </w:p>
+    <w:p>
+      <w:r>
+        <w:t>• Troubleshooting unexpected system behavior.</w:t>
+      </w:r>
+    </w:p>
+    <w:p>
+      <w:r>
+        <w:lastRenderedPageBreak/>
+        <w:t>• Investigating health degradation or alarms.</w:t>
+      </w:r>
+    </w:p>
+    <w:p>
+      <w:r>
+        <w:t>• Reviewing recent changes or activity.</w:t>
+      </w:r>
+    </w:p>
+    <w:p>
+      <w:r>
+        <w:t>• Performing high-level operational assessments.</w:t>
+      </w:r>
+    </w:p>
+    <w:p>
+      <w:pPr>
+        <w:pStyle w:val="Heading3"/>
+      </w:pPr>
+      <w:r>
+        <w:t>Example Natural Language Prompts</w:t>
+      </w:r>
+    </w:p>
+    <w:p>
+      <w:r>
+        <w:t>• “Why is my environment unhealthy?”</w:t>
+      </w:r>
+    </w:p>
+    <w:p>
+      <w:r>
+        <w:t>• “Show me recent failures.”</w:t>
+      </w:r>
+    </w:p>
+    <w:p>
+      <w:r>
+        <w:t>• “What changed in the last few hours?”</w:t>
+      </w:r>
+    </w:p>
+    <w:p>
+      <w:r>
+        <w:t>• “Give me a summary view.”</w:t>
+      </w:r>
+    </w:p>
+    <w:p>
+      <w:r>
+        <w:t>• “Drill into the top issue.”</w:t>
+      </w:r>
+    </w:p>
+    <w:p>
+      <w:pPr>
+        <w:pStyle w:val="Heading2"/>
+      </w:pPr>
+      <w:bookmarkStart w:id="36" w:name="_Toc221668099"/>
+      <w:r>
+        <w:t>tenant_get_service_epg_event_logs</w:t>
+      </w:r>
+      <w:bookmarkEnd w:id="36"/>
+    </w:p>
+    <w:p>
+      <w:r>
+        <w:t>Service Area: tenant</w:t>
+      </w:r>
+    </w:p>
+    <w:p>
+      <w:r>
+        <w:t>Purpose: Event logs for a tenant/service scope (filters: date range, severity, fuzzy query). Tier-2 composite over tenant executions + event histories.</w:t>
+      </w:r>
+    </w:p>
+    <w:p>
+      <w:pPr>
+        <w:pStyle w:val="Heading3"/>
+      </w:pPr>
+      <w:r>
+        <w:t>Operator Scenarios</w:t>
+      </w:r>
+    </w:p>
+    <w:p>
+      <w:r>
+        <w:t>• Troubleshooting unexpected system behavior.</w:t>
+      </w:r>
+    </w:p>
+    <w:p>
+      <w:r>
+        <w:t>• Investigating health degradation or alarms.</w:t>
+      </w:r>
+    </w:p>
+    <w:p>
+      <w:r>
+        <w:t>• Reviewing recent changes or activity.</w:t>
+      </w:r>
+    </w:p>
+    <w:p>
+      <w:r>
+        <w:t>• Performing high-level operational assessments.</w:t>
+      </w:r>
+    </w:p>
+    <w:p>
+      <w:pPr>
+        <w:pStyle w:val="Heading3"/>
+      </w:pPr>
+      <w:r>
+        <w:t>Example Natural Language Prompts</w:t>
+      </w:r>
+    </w:p>
+    <w:p>
+      <w:r>
+        <w:t>• “Why is my environment unhealthy?”</w:t>
+      </w:r>
+    </w:p>
+    <w:p>
+      <w:r>
+        <w:t>• “Show me recent failures.”</w:t>
+      </w:r>
+    </w:p>
+    <w:p>
+      <w:r>
+        <w:t>• “What changed in the last few hours?”</w:t>
+      </w:r>
+    </w:p>
+    <w:p>
+      <w:r>
+        <w:t>• “Give me a summary view.”</w:t>
+      </w:r>
+    </w:p>
+    <w:p>
+      <w:r>
+        <w:t>• “Drill into the top issue.”</w:t>
+      </w:r>
+    </w:p>
+    <w:p>
+      <w:pPr>
+        <w:pStyle w:val="Heading2"/>
+      </w:pPr>
+      <w:bookmarkStart w:id="37" w:name="_Toc221668100"/>
+      <w:r>
+        <w:t>tenant_get_service_epg_health_summary</w:t>
+      </w:r>
+      <w:bookmarkEnd w:id="37"/>
+    </w:p>
+    <w:p>
+      <w:r>
+        <w:t>Service Area: tenant</w:t>
+      </w:r>
+    </w:p>
+    <w:p>
+      <w:r>
+        <w:t>Purpose: Tier-2: Real-time, table-friendly health summary for a tenant's VRFs + Endpoint Groups (EPGs), enriched via per-object error endpoints and optional recent execution signals.</w:t>
       </w:r>
     </w:p>
     <w:p>
@@ -4843,20 +6191,20 @@
       <w:pPr>
         <w:pStyle w:val="Heading2"/>
       </w:pPr>
-      <w:bookmarkStart w:id="22" w:name="_Toc221668085"/>
-      <w:r>
-        <w:t>notification_get_recent_events_filtered</w:t>
-      </w:r>
-      <w:bookmarkEnd w:id="22"/>
-    </w:p>
-    <w:p>
-      <w:r>
-        <w:t>Service Area: notification</w:t>
-      </w:r>
-    </w:p>
-    <w:p>
-      <w:r>
-        <w:t>Purpose: Get recent execution-derived events across services and filter by severity/type/resource/query (Tier-2 composite).</w:t>
+      <w:bookmarkStart w:id="38" w:name="_Toc221668101"/>
+      <w:r>
+        <w:t>tenant_get_service_epg_historical_report_stub</w:t>
+      </w:r>
+      <w:bookmarkEnd w:id="38"/>
+    </w:p>
+    <w:p>
+      <w:r>
+        <w:t>Service Area: tenant</w:t>
+      </w:r>
+    </w:p>
+    <w:p>
+      <w:r>
+        <w:t>Purpose: Tier-2 (read-only, v1): Generate a simple historical health/alarm summary for a tenant's Service/EPG scope for the last 7/30 days. Use-cases: (1) Weekly tenant health pulse (7d) summary + top impacted resources. (2) Monthly ops snapshot (30d) with severity breakdown. (3) Escalation focus: only Major+/Critical+ using severity_min. (4) Keyword hunt across history using query (e.g., bgp/vxlan/certificate). (5) Tenant discovery: if tenant_name is wrong, returns suggested_tenants + next_actions. (6) Debug/evidence mode: include_raw=true captures tier-1 responses. Composite uses ONLY existing tier-1 tools: tenant_get_tenant (+tenant_get_tenants for suggestions), tenant_get_endpoint_groups, tenant_get_vrfs, faultmanager_get_alert_history (time-bounded), faultmanager_get_alarm_history (best-effort, time-bounded locally).</w:t>
       </w:r>
     </w:p>
     <w:p>
@@ -4907,1311 +6255,7 @@
     </w:p>
     <w:p>
       <w:r>
-        <w:t>• “What changed in the last few hours?”</w:t>
-      </w:r>
-    </w:p>
-    <w:p>
-      <w:r>
-        <w:t>• “Give me a summary view.”</w:t>
-      </w:r>
-    </w:p>
-    <w:p>
-      <w:r>
-        <w:t>• “Drill into the top issue.”</w:t>
-      </w:r>
-    </w:p>
-    <w:p>
-      <w:pPr>
-        <w:pStyle w:val="Heading2"/>
-      </w:pPr>
-      <w:bookmarkStart w:id="23" w:name="_Toc221668086"/>
-      <w:r>
-        <w:t>system_get_certificate_alarm_context</w:t>
-      </w:r>
-      <w:bookmarkEnd w:id="23"/>
-    </w:p>
-    <w:p>
-      <w:r>
-        <w:t>Service Area: system</w:t>
-      </w:r>
-    </w:p>
-    <w:p>
-      <w:r>
         <w:lastRenderedPageBreak/>
-        <w:t>Purpose: Any current alarms about certificate expiry and which cert is it? Composite of faultmanager alarms filtered to certificate/expiry + certificate expiry metadata (monitor + device).</w:t>
-      </w:r>
-    </w:p>
-    <w:p>
-      <w:pPr>
-        <w:pStyle w:val="Heading3"/>
-      </w:pPr>
-      <w:r>
-        <w:t>Operator Scenarios</w:t>
-      </w:r>
-    </w:p>
-    <w:p>
-      <w:r>
-        <w:t>• Troubleshooting unexpected system behavior.</w:t>
-      </w:r>
-    </w:p>
-    <w:p>
-      <w:r>
-        <w:t>• Investigating health degradation or alarms.</w:t>
-      </w:r>
-    </w:p>
-    <w:p>
-      <w:r>
-        <w:t>• Reviewing recent changes or activity.</w:t>
-      </w:r>
-    </w:p>
-    <w:p>
-      <w:r>
-        <w:t>• Performing high-level operational assessments.</w:t>
-      </w:r>
-    </w:p>
-    <w:p>
-      <w:pPr>
-        <w:pStyle w:val="Heading3"/>
-      </w:pPr>
-      <w:r>
-        <w:t>Example Natural Language Prompts</w:t>
-      </w:r>
-    </w:p>
-    <w:p>
-      <w:r>
-        <w:t>• “Why is my environment unhealthy?”</w:t>
-      </w:r>
-    </w:p>
-    <w:p>
-      <w:r>
-        <w:t>• “Show me recent failures.”</w:t>
-      </w:r>
-    </w:p>
-    <w:p>
-      <w:r>
-        <w:t>• “What changed in the last few hours?”</w:t>
-      </w:r>
-    </w:p>
-    <w:p>
-      <w:r>
-        <w:t>• “Give me a summary view.”</w:t>
-      </w:r>
-    </w:p>
-    <w:p>
-      <w:r>
-        <w:t>• “Drill into the top issue.”</w:t>
-      </w:r>
-    </w:p>
-    <w:p>
-      <w:pPr>
-        <w:pStyle w:val="Heading2"/>
-      </w:pPr>
-      <w:bookmarkStart w:id="24" w:name="_Toc221668087"/>
-      <w:r>
-        <w:t>system_get_certificates_expiring_soon</w:t>
-      </w:r>
-      <w:bookmarkEnd w:id="24"/>
-    </w:p>
-    <w:p>
-      <w:r>
-        <w:t>Service Area: system</w:t>
-      </w:r>
-    </w:p>
-    <w:p>
-      <w:r>
-        <w:t>Purpose: Show certificates expiring soon (bucketed 30/60/90 days, UI-style color/severity). Composite of monitor cert expiry + device cert expiry.</w:t>
-      </w:r>
-    </w:p>
-    <w:p>
-      <w:pPr>
-        <w:pStyle w:val="Heading3"/>
-      </w:pPr>
-      <w:r>
-        <w:t>Operator Scenarios</w:t>
-      </w:r>
-    </w:p>
-    <w:p>
-      <w:r>
-        <w:t>• Troubleshooting unexpected system behavior.</w:t>
-      </w:r>
-    </w:p>
-    <w:p>
-      <w:r>
-        <w:t>• Investigating health degradation or alarms.</w:t>
-      </w:r>
-    </w:p>
-    <w:p>
-      <w:r>
-        <w:t>• Reviewing recent changes or activity.</w:t>
-      </w:r>
-    </w:p>
-    <w:p>
-      <w:r>
-        <w:t>• Performing high-level operational assessments.</w:t>
-      </w:r>
-    </w:p>
-    <w:p>
-      <w:pPr>
-        <w:pStyle w:val="Heading3"/>
-      </w:pPr>
-      <w:r>
-        <w:t>Example Natural Language Prompts</w:t>
-      </w:r>
-    </w:p>
-    <w:p>
-      <w:r>
-        <w:t>• “Why is my environment unhealthy?”</w:t>
-      </w:r>
-    </w:p>
-    <w:p>
-      <w:r>
-        <w:t>• “Show me recent failures.”</w:t>
-      </w:r>
-    </w:p>
-    <w:p>
-      <w:r>
-        <w:t>• “What changed in the last few hours?”</w:t>
-      </w:r>
-    </w:p>
-    <w:p>
-      <w:r>
-        <w:t>• “Give me a summary view.”</w:t>
-      </w:r>
-    </w:p>
-    <w:p>
-      <w:r>
-        <w:t>• “Drill into the top issue.”</w:t>
-      </w:r>
-    </w:p>
-    <w:p>
-      <w:pPr>
-        <w:pStyle w:val="Heading2"/>
-      </w:pPr>
-      <w:bookmarkStart w:id="25" w:name="_Toc221668088"/>
-      <w:r>
-        <w:lastRenderedPageBreak/>
-        <w:t>system_get_execution</w:t>
-      </w:r>
-      <w:bookmarkEnd w:id="25"/>
-    </w:p>
-    <w:p>
-      <w:r>
-        <w:t>Service Area: system</w:t>
-      </w:r>
-    </w:p>
-    <w:p>
-      <w:r>
-        <w:t>Purpose: Get the detailed output of a request previously executed, based on a given request ID</w:t>
-      </w:r>
-    </w:p>
-    <w:p>
-      <w:pPr>
-        <w:pStyle w:val="Heading3"/>
-      </w:pPr>
-      <w:r>
-        <w:t>Operator Scenarios</w:t>
-      </w:r>
-    </w:p>
-    <w:p>
-      <w:r>
-        <w:t>• Troubleshooting unexpected system behavior.</w:t>
-      </w:r>
-    </w:p>
-    <w:p>
-      <w:r>
-        <w:t>• Investigating health degradation or alarms.</w:t>
-      </w:r>
-    </w:p>
-    <w:p>
-      <w:r>
-        <w:t>• Reviewing recent changes or activity.</w:t>
-      </w:r>
-    </w:p>
-    <w:p>
-      <w:r>
-        <w:t>• Performing high-level operational assessments.</w:t>
-      </w:r>
-    </w:p>
-    <w:p>
-      <w:pPr>
-        <w:pStyle w:val="Heading3"/>
-      </w:pPr>
-      <w:r>
-        <w:t>Example Natural Language Prompts</w:t>
-      </w:r>
-    </w:p>
-    <w:p>
-      <w:r>
-        <w:t>• “Why is my environment unhealthy?”</w:t>
-      </w:r>
-    </w:p>
-    <w:p>
-      <w:r>
-        <w:t>• “Show me recent failures.”</w:t>
-      </w:r>
-    </w:p>
-    <w:p>
-      <w:r>
-        <w:t>• “What changed in the last few hours?”</w:t>
-      </w:r>
-    </w:p>
-    <w:p>
-      <w:r>
-        <w:t>• “Give me a summary view.”</w:t>
-      </w:r>
-    </w:p>
-    <w:p>
-      <w:r>
-        <w:t>• “Drill into the top issue.”</w:t>
-      </w:r>
-    </w:p>
-    <w:p>
-      <w:pPr>
-        <w:pStyle w:val="Heading2"/>
-      </w:pPr>
-      <w:bookmarkStart w:id="26" w:name="_Toc221668089"/>
-      <w:r>
-        <w:t>system_get_executions</w:t>
-      </w:r>
-      <w:bookmarkEnd w:id="26"/>
-    </w:p>
-    <w:p>
-      <w:r>
-        <w:t>Service Area: system</w:t>
-      </w:r>
-    </w:p>
-    <w:p>
-      <w:r>
-        <w:t>Purpose: Get the list of all the requests previously executed</w:t>
-      </w:r>
-    </w:p>
-    <w:p>
-      <w:pPr>
-        <w:pStyle w:val="Heading3"/>
-      </w:pPr>
-      <w:r>
-        <w:t>Operator Scenarios</w:t>
-      </w:r>
-    </w:p>
-    <w:p>
-      <w:r>
-        <w:t>• Troubleshooting unexpected system behavior.</w:t>
-      </w:r>
-    </w:p>
-    <w:p>
-      <w:r>
-        <w:t>• Investigating health degradation or alarms.</w:t>
-      </w:r>
-    </w:p>
-    <w:p>
-      <w:r>
-        <w:t>• Reviewing recent changes or activity.</w:t>
-      </w:r>
-    </w:p>
-    <w:p>
-      <w:r>
-        <w:t>• Performing high-level operational assessments.</w:t>
-      </w:r>
-    </w:p>
-    <w:p>
-      <w:pPr>
-        <w:pStyle w:val="Heading3"/>
-      </w:pPr>
-      <w:r>
-        <w:t>Example Natural Language Prompts</w:t>
-      </w:r>
-    </w:p>
-    <w:p>
-      <w:r>
-        <w:t>• “Why is my environment unhealthy?”</w:t>
-      </w:r>
-    </w:p>
-    <w:p>
-      <w:r>
-        <w:t>• “Show me recent failures.”</w:t>
-      </w:r>
-    </w:p>
-    <w:p>
-      <w:r>
-        <w:t>• “What changed in the last few hours?”</w:t>
-      </w:r>
-    </w:p>
-    <w:p>
-      <w:r>
-        <w:t>• “Give me a summary view.”</w:t>
-      </w:r>
-    </w:p>
-    <w:p>
-      <w:r>
-        <w:t>• “Drill into the top issue.”</w:t>
-      </w:r>
-    </w:p>
-    <w:p>
-      <w:pPr>
-        <w:pStyle w:val="Heading2"/>
-      </w:pPr>
-      <w:bookmarkStart w:id="27" w:name="_Toc221668090"/>
-      <w:r>
-        <w:lastRenderedPageBreak/>
-        <w:t>system_get_ha_and_node_health_summary</w:t>
-      </w:r>
-      <w:bookmarkEnd w:id="27"/>
-    </w:p>
-    <w:p>
-      <w:r>
-        <w:t>Service Area: system</w:t>
-      </w:r>
-    </w:p>
-    <w:p>
-      <w:r>
-        <w:t>Purpose: Tier-2: Summarize HA redundancy + node health + storage signals, and correlate with HealthManager resources. Uses only existing Tier-1 tools: system_get_health_status, monitor_get_keep_alived_info, monitor_get_gluster_fs_info, monitor_get_k3s_nodes, monitor_get_health (+ optional inventory/detail).</w:t>
-      </w:r>
-    </w:p>
-    <w:p>
-      <w:pPr>
-        <w:pStyle w:val="Heading3"/>
-      </w:pPr>
-      <w:r>
-        <w:t>Operator Scenarios</w:t>
-      </w:r>
-    </w:p>
-    <w:p>
-      <w:r>
-        <w:t>• Troubleshooting unexpected system behavior.</w:t>
-      </w:r>
-    </w:p>
-    <w:p>
-      <w:r>
-        <w:t>• Investigating health degradation or alarms.</w:t>
-      </w:r>
-    </w:p>
-    <w:p>
-      <w:r>
-        <w:t>• Reviewing recent changes or activity.</w:t>
-      </w:r>
-    </w:p>
-    <w:p>
-      <w:r>
-        <w:t>• Performing high-level operational assessments.</w:t>
-      </w:r>
-    </w:p>
-    <w:p>
-      <w:pPr>
-        <w:pStyle w:val="Heading3"/>
-      </w:pPr>
-      <w:r>
-        <w:t>Example Natural Language Prompts</w:t>
-      </w:r>
-    </w:p>
-    <w:p>
-      <w:r>
-        <w:t>• “Why is my environment unhealthy?”</w:t>
-      </w:r>
-    </w:p>
-    <w:p>
-      <w:r>
-        <w:t>• “Show me recent failures.”</w:t>
-      </w:r>
-    </w:p>
-    <w:p>
-      <w:r>
-        <w:t>• “What changed in the last few hours?”</w:t>
-      </w:r>
-    </w:p>
-    <w:p>
-      <w:r>
-        <w:t>• “Give me a summary view.”</w:t>
-      </w:r>
-    </w:p>
-    <w:p>
-      <w:r>
-        <w:t>• “Drill into the top issue.”</w:t>
-      </w:r>
-    </w:p>
-    <w:p>
-      <w:pPr>
-        <w:pStyle w:val="Heading2"/>
-      </w:pPr>
-      <w:bookmarkStart w:id="28" w:name="_Toc221668091"/>
-      <w:r>
-        <w:t>system_get_last_execution_diagnostic</w:t>
-      </w:r>
-      <w:bookmarkEnd w:id="28"/>
-    </w:p>
-    <w:p>
-      <w:r>
-        <w:t>Service Area: system</w:t>
-      </w:r>
-    </w:p>
-    <w:p>
-      <w:r>
-        <w:t>Purpose: Show the most recent failed system execution and why it failed</w:t>
-      </w:r>
-    </w:p>
-    <w:p>
-      <w:pPr>
-        <w:pStyle w:val="Heading3"/>
-      </w:pPr>
-      <w:r>
-        <w:t>Operator Scenarios</w:t>
-      </w:r>
-    </w:p>
-    <w:p>
-      <w:r>
-        <w:t>• Troubleshooting unexpected system behavior.</w:t>
-      </w:r>
-    </w:p>
-    <w:p>
-      <w:r>
-        <w:t>• Investigating health degradation or alarms.</w:t>
-      </w:r>
-    </w:p>
-    <w:p>
-      <w:r>
-        <w:t>• Reviewing recent changes or activity.</w:t>
-      </w:r>
-    </w:p>
-    <w:p>
-      <w:r>
-        <w:t>• Performing high-level operational assessments.</w:t>
-      </w:r>
-    </w:p>
-    <w:p>
-      <w:pPr>
-        <w:pStyle w:val="Heading3"/>
-      </w:pPr>
-      <w:r>
-        <w:t>Example Natural Language Prompts</w:t>
-      </w:r>
-    </w:p>
-    <w:p>
-      <w:r>
-        <w:t>• “Why is my environment unhealthy?”</w:t>
-      </w:r>
-    </w:p>
-    <w:p>
-      <w:r>
-        <w:t>• “Show me recent failures.”</w:t>
-      </w:r>
-    </w:p>
-    <w:p>
-      <w:r>
-        <w:t>• “What changed in the last few hours?”</w:t>
-      </w:r>
-    </w:p>
-    <w:p>
-      <w:r>
-        <w:lastRenderedPageBreak/>
-        <w:t>• “Give me a summary view.”</w:t>
-      </w:r>
-    </w:p>
-    <w:p>
-      <w:r>
-        <w:t>• “Drill into the top issue.”</w:t>
-      </w:r>
-    </w:p>
-    <w:p>
-      <w:pPr>
-        <w:pStyle w:val="Heading2"/>
-      </w:pPr>
-      <w:bookmarkStart w:id="29" w:name="_Toc221668092"/>
-      <w:r>
-        <w:t>system_get_running_config</w:t>
-      </w:r>
-      <w:bookmarkEnd w:id="29"/>
-    </w:p>
-    <w:p>
-      <w:r>
-        <w:t>Service Area: system</w:t>
-      </w:r>
-    </w:p>
-    <w:p>
-      <w:r>
-        <w:t>Purpose: Get running configuration CLI commands</w:t>
-      </w:r>
-    </w:p>
-    <w:p>
-      <w:pPr>
-        <w:pStyle w:val="Heading3"/>
-      </w:pPr>
-      <w:r>
-        <w:t>Operator Scenarios</w:t>
-      </w:r>
-    </w:p>
-    <w:p>
-      <w:r>
-        <w:t>• Troubleshooting unexpected system behavior.</w:t>
-      </w:r>
-    </w:p>
-    <w:p>
-      <w:r>
-        <w:t>• Investigating health degradation or alarms.</w:t>
-      </w:r>
-    </w:p>
-    <w:p>
-      <w:r>
-        <w:t>• Reviewing recent changes or activity.</w:t>
-      </w:r>
-    </w:p>
-    <w:p>
-      <w:r>
-        <w:t>• Performing high-level operational assessments.</w:t>
-      </w:r>
-    </w:p>
-    <w:p>
-      <w:pPr>
-        <w:pStyle w:val="Heading3"/>
-      </w:pPr>
-      <w:r>
-        <w:t>Example Natural Language Prompts</w:t>
-      </w:r>
-    </w:p>
-    <w:p>
-      <w:r>
-        <w:t>• “Why is my environment unhealthy?”</w:t>
-      </w:r>
-    </w:p>
-    <w:p>
-      <w:r>
-        <w:t>• “Show me recent failures.”</w:t>
-      </w:r>
-    </w:p>
-    <w:p>
-      <w:r>
-        <w:t>• “What changed in the last few hours?”</w:t>
-      </w:r>
-    </w:p>
-    <w:p>
-      <w:r>
-        <w:t>• “Give me a summary view.”</w:t>
-      </w:r>
-    </w:p>
-    <w:p>
-      <w:r>
-        <w:t>• “Drill into the top issue.”</w:t>
-      </w:r>
-    </w:p>
-    <w:p>
-      <w:pPr>
-        <w:pStyle w:val="Heading2"/>
-      </w:pPr>
-      <w:bookmarkStart w:id="30" w:name="_Toc221668093"/>
-      <w:r>
-        <w:t>tenant_get_bgp_peer</w:t>
-      </w:r>
-      <w:bookmarkEnd w:id="30"/>
-    </w:p>
-    <w:p>
-      <w:r>
-        <w:t>Service Area: tenant</w:t>
-      </w:r>
-    </w:p>
-    <w:p>
-      <w:r>
-        <w:t>Purpose: Get BGP peer configuration for a tenant</w:t>
-      </w:r>
-    </w:p>
-    <w:p>
-      <w:pPr>
-        <w:pStyle w:val="Heading3"/>
-      </w:pPr>
-      <w:r>
-        <w:t>Operator Scenarios</w:t>
-      </w:r>
-    </w:p>
-    <w:p>
-      <w:r>
-        <w:t>• Troubleshooting unexpected system behavior.</w:t>
-      </w:r>
-    </w:p>
-    <w:p>
-      <w:r>
-        <w:t>• Investigating health degradation or alarms.</w:t>
-      </w:r>
-    </w:p>
-    <w:p>
-      <w:r>
-        <w:t>• Reviewing recent changes or activity.</w:t>
-      </w:r>
-    </w:p>
-    <w:p>
-      <w:r>
-        <w:t>• Performing high-level operational assessments.</w:t>
-      </w:r>
-    </w:p>
-    <w:p>
-      <w:pPr>
-        <w:pStyle w:val="Heading3"/>
-      </w:pPr>
-      <w:r>
-        <w:t>Example Natural Language Prompts</w:t>
-      </w:r>
-    </w:p>
-    <w:p>
-      <w:r>
-        <w:t>• “Why is my environment unhealthy?”</w:t>
-      </w:r>
-    </w:p>
-    <w:p>
-      <w:r>
-        <w:t>• “Show me recent failures.”</w:t>
-      </w:r>
-    </w:p>
-    <w:p>
-      <w:r>
-        <w:t>• “What changed in the last few hours?”</w:t>
-      </w:r>
-    </w:p>
-    <w:p>
-      <w:r>
-        <w:lastRenderedPageBreak/>
-        <w:t>• “Give me a summary view.”</w:t>
-      </w:r>
-    </w:p>
-    <w:p>
-      <w:r>
-        <w:t>• “Drill into the top issue.”</w:t>
-      </w:r>
-    </w:p>
-    <w:p>
-      <w:pPr>
-        <w:pStyle w:val="Heading2"/>
-      </w:pPr>
-      <w:bookmarkStart w:id="31" w:name="_Toc221668094"/>
-      <w:r>
-        <w:t>tenant_get_bgp_peer_operational</w:t>
-      </w:r>
-      <w:bookmarkEnd w:id="31"/>
-    </w:p>
-    <w:p>
-      <w:r>
-        <w:t>Service Area: tenant</w:t>
-      </w:r>
-    </w:p>
-    <w:p>
-      <w:r>
-        <w:t>Purpose: Get operational state of BGP peers for a tenant</w:t>
-      </w:r>
-    </w:p>
-    <w:p>
-      <w:pPr>
-        <w:pStyle w:val="Heading3"/>
-      </w:pPr>
-      <w:r>
-        <w:t>Operator Scenarios</w:t>
-      </w:r>
-    </w:p>
-    <w:p>
-      <w:r>
-        <w:t>• Troubleshooting unexpected system behavior.</w:t>
-      </w:r>
-    </w:p>
-    <w:p>
-      <w:r>
-        <w:t>• Investigating health degradation or alarms.</w:t>
-      </w:r>
-    </w:p>
-    <w:p>
-      <w:r>
-        <w:t>• Reviewing recent changes or activity.</w:t>
-      </w:r>
-    </w:p>
-    <w:p>
-      <w:r>
-        <w:t>• Performing high-level operational assessments.</w:t>
-      </w:r>
-    </w:p>
-    <w:p>
-      <w:pPr>
-        <w:pStyle w:val="Heading3"/>
-      </w:pPr>
-      <w:r>
-        <w:t>Example Natural Language Prompts</w:t>
-      </w:r>
-    </w:p>
-    <w:p>
-      <w:r>
-        <w:t>• “Why is my environment unhealthy?”</w:t>
-      </w:r>
-    </w:p>
-    <w:p>
-      <w:r>
-        <w:t>• “Show me recent failures.”</w:t>
-      </w:r>
-    </w:p>
-    <w:p>
-      <w:r>
-        <w:t>• “What changed in the last few hours?”</w:t>
-      </w:r>
-    </w:p>
-    <w:p>
-      <w:r>
-        <w:t>• “Give me a summary view.”</w:t>
-      </w:r>
-    </w:p>
-    <w:p>
-      <w:r>
-        <w:t>• “Drill into the top issue.”</w:t>
-      </w:r>
-    </w:p>
-    <w:p>
-      <w:pPr>
-        <w:pStyle w:val="Heading2"/>
-      </w:pPr>
-      <w:bookmarkStart w:id="32" w:name="_Toc221668095"/>
-      <w:r>
-        <w:t>tenant_get_bgp_peers</w:t>
-      </w:r>
-      <w:bookmarkEnd w:id="32"/>
-    </w:p>
-    <w:p>
-      <w:r>
-        <w:t>Service Area: tenant</w:t>
-      </w:r>
-    </w:p>
-    <w:p>
-      <w:r>
-        <w:t>Purpose: Get list of BGP peer configurations for a tenant</w:t>
-      </w:r>
-    </w:p>
-    <w:p>
-      <w:pPr>
-        <w:pStyle w:val="Heading3"/>
-      </w:pPr>
-      <w:r>
-        <w:t>Operator Scenarios</w:t>
-      </w:r>
-    </w:p>
-    <w:p>
-      <w:r>
-        <w:t>• Troubleshooting unexpected system behavior.</w:t>
-      </w:r>
-    </w:p>
-    <w:p>
-      <w:r>
-        <w:t>• Investigating health degradation or alarms.</w:t>
-      </w:r>
-    </w:p>
-    <w:p>
-      <w:r>
-        <w:t>• Reviewing recent changes or activity.</w:t>
-      </w:r>
-    </w:p>
-    <w:p>
-      <w:r>
-        <w:t>• Performing high-level operational assessments.</w:t>
-      </w:r>
-    </w:p>
-    <w:p>
-      <w:pPr>
-        <w:pStyle w:val="Heading3"/>
-      </w:pPr>
-      <w:r>
-        <w:t>Example Natural Language Prompts</w:t>
-      </w:r>
-    </w:p>
-    <w:p>
-      <w:r>
-        <w:t>• “Why is my environment unhealthy?”</w:t>
-      </w:r>
-    </w:p>
-    <w:p>
-      <w:r>
-        <w:t>• “Show me recent failures.”</w:t>
-      </w:r>
-    </w:p>
-    <w:p>
-      <w:r>
-        <w:t>• “What changed in the last few hours?”</w:t>
-      </w:r>
-    </w:p>
-    <w:p>
-      <w:r>
-        <w:lastRenderedPageBreak/>
-        <w:t>• “Give me a summary view.”</w:t>
-      </w:r>
-    </w:p>
-    <w:p>
-      <w:r>
-        <w:t>• “Drill into the top issue.”</w:t>
-      </w:r>
-    </w:p>
-    <w:p>
-      <w:pPr>
-        <w:pStyle w:val="Heading2"/>
-      </w:pPr>
-      <w:bookmarkStart w:id="33" w:name="_Toc221668096"/>
-      <w:r>
-        <w:t>tenant_get_mirror_sessions</w:t>
-      </w:r>
-      <w:bookmarkEnd w:id="33"/>
-    </w:p>
-    <w:p>
-      <w:r>
-        <w:t>Service Area: tenant</w:t>
-      </w:r>
-    </w:p>
-    <w:p>
-      <w:r>
-        <w:t>Purpose: Get mirror service sessions for a tenant</w:t>
-      </w:r>
-    </w:p>
-    <w:p>
-      <w:pPr>
-        <w:pStyle w:val="Heading3"/>
-      </w:pPr>
-      <w:r>
-        <w:t>Operator Scenarios</w:t>
-      </w:r>
-    </w:p>
-    <w:p>
-      <w:r>
-        <w:t>• Troubleshooting unexpected system behavior.</w:t>
-      </w:r>
-    </w:p>
-    <w:p>
-      <w:r>
-        <w:t>• Investigating health degradation or alarms.</w:t>
-      </w:r>
-    </w:p>
-    <w:p>
-      <w:r>
-        <w:t>• Reviewing recent changes or activity.</w:t>
-      </w:r>
-    </w:p>
-    <w:p>
-      <w:r>
-        <w:t>• Performing high-level operational assessments.</w:t>
-      </w:r>
-    </w:p>
-    <w:p>
-      <w:pPr>
-        <w:pStyle w:val="Heading3"/>
-      </w:pPr>
-      <w:r>
-        <w:t>Example Natural Language Prompts</w:t>
-      </w:r>
-    </w:p>
-    <w:p>
-      <w:r>
-        <w:t>• “Why is my environment unhealthy?”</w:t>
-      </w:r>
-    </w:p>
-    <w:p>
-      <w:r>
-        <w:t>• “Show me recent failures.”</w:t>
-      </w:r>
-    </w:p>
-    <w:p>
-      <w:r>
-        <w:t>• “What changed in the last few hours?”</w:t>
-      </w:r>
-    </w:p>
-    <w:p>
-      <w:r>
-        <w:t>• “Give me a summary view.”</w:t>
-      </w:r>
-    </w:p>
-    <w:p>
-      <w:r>
-        <w:t>• “Drill into the top issue.”</w:t>
-      </w:r>
-    </w:p>
-    <w:p>
-      <w:pPr>
-        <w:pStyle w:val="Heading2"/>
-      </w:pPr>
-      <w:bookmarkStart w:id="34" w:name="_Toc221668097"/>
-      <w:r>
-        <w:t>tenant_get_portchannel</w:t>
-      </w:r>
-      <w:bookmarkEnd w:id="34"/>
-    </w:p>
-    <w:p>
-      <w:r>
-        <w:t>Service Area: tenant</w:t>
-      </w:r>
-    </w:p>
-    <w:p>
-      <w:r>
-        <w:t>Purpose: Get detailed Portchannel configuration for a tenant</w:t>
-      </w:r>
-    </w:p>
-    <w:p>
-      <w:pPr>
-        <w:pStyle w:val="Heading3"/>
-      </w:pPr>
-      <w:r>
-        <w:t>Operator Scenarios</w:t>
-      </w:r>
-    </w:p>
-    <w:p>
-      <w:r>
-        <w:t>• Troubleshooting unexpected system behavior.</w:t>
-      </w:r>
-    </w:p>
-    <w:p>
-      <w:r>
-        <w:t>• Investigating health degradation or alarms.</w:t>
-      </w:r>
-    </w:p>
-    <w:p>
-      <w:r>
-        <w:t>• Reviewing recent changes or activity.</w:t>
-      </w:r>
-    </w:p>
-    <w:p>
-      <w:r>
-        <w:t>• Performing high-level operational assessments.</w:t>
-      </w:r>
-    </w:p>
-    <w:p>
-      <w:pPr>
-        <w:pStyle w:val="Heading3"/>
-      </w:pPr>
-      <w:r>
-        <w:t>Example Natural Language Prompts</w:t>
-      </w:r>
-    </w:p>
-    <w:p>
-      <w:r>
-        <w:t>• “Why is my environment unhealthy?”</w:t>
-      </w:r>
-    </w:p>
-    <w:p>
-      <w:r>
-        <w:t>• “Show me recent failures.”</w:t>
-      </w:r>
-    </w:p>
-    <w:p>
-      <w:r>
-        <w:t>• “What changed in the last few hours?”</w:t>
-      </w:r>
-    </w:p>
-    <w:p>
-      <w:r>
-        <w:lastRenderedPageBreak/>
-        <w:t>• “Give me a summary view.”</w:t>
-      </w:r>
-    </w:p>
-    <w:p>
-      <w:r>
-        <w:t>• “Drill into the top issue.”</w:t>
-      </w:r>
-    </w:p>
-    <w:p>
-      <w:pPr>
-        <w:pStyle w:val="Heading2"/>
-      </w:pPr>
-      <w:bookmarkStart w:id="35" w:name="_Toc221668098"/>
-      <w:r>
-        <w:t>tenant_get_service_epg_alarm_summary</w:t>
-      </w:r>
-      <w:bookmarkEnd w:id="35"/>
-    </w:p>
-    <w:p>
-      <w:r>
-        <w:t>Service Area: tenant</w:t>
-      </w:r>
-    </w:p>
-    <w:p>
-      <w:r>
-        <w:t>Purpose: Tier-2: Show tenant-scoped Service/EPG alarms/alerts with filters (severity/type/state) using faultmanager history + tenant EPG scoping.</w:t>
-      </w:r>
-    </w:p>
-    <w:p>
-      <w:pPr>
-        <w:pStyle w:val="Heading3"/>
-      </w:pPr>
-      <w:r>
-        <w:t>Operator Scenarios</w:t>
-      </w:r>
-    </w:p>
-    <w:p>
-      <w:r>
-        <w:t>• Troubleshooting unexpected system behavior.</w:t>
-      </w:r>
-    </w:p>
-    <w:p>
-      <w:r>
-        <w:t>• Investigating health degradation or alarms.</w:t>
-      </w:r>
-    </w:p>
-    <w:p>
-      <w:r>
-        <w:t>• Reviewing recent changes or activity.</w:t>
-      </w:r>
-    </w:p>
-    <w:p>
-      <w:r>
-        <w:t>• Performing high-level operational assessments.</w:t>
-      </w:r>
-    </w:p>
-    <w:p>
-      <w:pPr>
-        <w:pStyle w:val="Heading3"/>
-      </w:pPr>
-      <w:r>
-        <w:t>Example Natural Language Prompts</w:t>
-      </w:r>
-    </w:p>
-    <w:p>
-      <w:r>
-        <w:t>• “Why is my environment unhealthy?”</w:t>
-      </w:r>
-    </w:p>
-    <w:p>
-      <w:r>
-        <w:t>• “Show me recent failures.”</w:t>
-      </w:r>
-    </w:p>
-    <w:p>
-      <w:r>
-        <w:t>• “What changed in the last few hours?”</w:t>
-      </w:r>
-    </w:p>
-    <w:p>
-      <w:r>
-        <w:t>• “Give me a summary view.”</w:t>
-      </w:r>
-    </w:p>
-    <w:p>
-      <w:r>
-        <w:t>• “Drill into the top issue.”</w:t>
-      </w:r>
-    </w:p>
-    <w:p>
-      <w:pPr>
-        <w:pStyle w:val="Heading2"/>
-      </w:pPr>
-      <w:bookmarkStart w:id="36" w:name="_Toc221668099"/>
-      <w:r>
-        <w:t>tenant_get_service_epg_event_logs</w:t>
-      </w:r>
-      <w:bookmarkEnd w:id="36"/>
-    </w:p>
-    <w:p>
-      <w:r>
-        <w:t>Service Area: tenant</w:t>
-      </w:r>
-    </w:p>
-    <w:p>
-      <w:r>
-        <w:t>Purpose: Event logs for a tenant/service scope (filters: date range, severity, fuzzy query). Tier-2 composite over tenant executions + event histories.</w:t>
-      </w:r>
-    </w:p>
-    <w:p>
-      <w:pPr>
-        <w:pStyle w:val="Heading3"/>
-      </w:pPr>
-      <w:r>
-        <w:t>Operator Scenarios</w:t>
-      </w:r>
-    </w:p>
-    <w:p>
-      <w:r>
-        <w:t>• Troubleshooting unexpected system behavior.</w:t>
-      </w:r>
-    </w:p>
-    <w:p>
-      <w:r>
-        <w:t>• Investigating health degradation or alarms.</w:t>
-      </w:r>
-    </w:p>
-    <w:p>
-      <w:r>
-        <w:t>• Reviewing recent changes or activity.</w:t>
-      </w:r>
-    </w:p>
-    <w:p>
-      <w:r>
-        <w:t>• Performing high-level operational assessments.</w:t>
-      </w:r>
-    </w:p>
-    <w:p>
-      <w:pPr>
-        <w:pStyle w:val="Heading3"/>
-      </w:pPr>
-      <w:r>
-        <w:t>Example Natural Language Prompts</w:t>
-      </w:r>
-    </w:p>
-    <w:p>
-      <w:r>
-        <w:t>• “Why is my environment unhealthy?”</w:t>
-      </w:r>
-    </w:p>
-    <w:p>
-      <w:r>
-        <w:t>• “Show me recent failures.”</w:t>
-      </w:r>
-    </w:p>
-    <w:p>
-      <w:r>
-        <w:lastRenderedPageBreak/>
-        <w:t>• “What changed in the last few hours?”</w:t>
-      </w:r>
-    </w:p>
-    <w:p>
-      <w:r>
-        <w:t>• “Give me a summary view.”</w:t>
-      </w:r>
-    </w:p>
-    <w:p>
-      <w:r>
-        <w:t>• “Drill into the top issue.”</w:t>
-      </w:r>
-    </w:p>
-    <w:p>
-      <w:pPr>
-        <w:pStyle w:val="Heading2"/>
-      </w:pPr>
-      <w:bookmarkStart w:id="37" w:name="_Toc221668100"/>
-      <w:r>
-        <w:t>tenant_get_service_epg_health_summary</w:t>
-      </w:r>
-      <w:bookmarkEnd w:id="37"/>
-    </w:p>
-    <w:p>
-      <w:r>
-        <w:t>Service Area: tenant</w:t>
-      </w:r>
-    </w:p>
-    <w:p>
-      <w:r>
-        <w:t>Purpose: Tier-2: Real-time, table-friendly health summary for a tenant's VRFs + Endpoint Groups (EPGs), enriched via per-object error endpoints and optional recent execution signals.</w:t>
-      </w:r>
-    </w:p>
-    <w:p>
-      <w:pPr>
-        <w:pStyle w:val="Heading3"/>
-      </w:pPr>
-      <w:r>
-        <w:t>Operator Scenarios</w:t>
-      </w:r>
-    </w:p>
-    <w:p>
-      <w:r>
-        <w:t>• Troubleshooting unexpected system behavior.</w:t>
-      </w:r>
-    </w:p>
-    <w:p>
-      <w:r>
-        <w:t>• Investigating health degradation or alarms.</w:t>
-      </w:r>
-    </w:p>
-    <w:p>
-      <w:r>
-        <w:t>• Reviewing recent changes or activity.</w:t>
-      </w:r>
-    </w:p>
-    <w:p>
-      <w:r>
-        <w:t>• Performing high-level operational assessments.</w:t>
-      </w:r>
-    </w:p>
-    <w:p>
-      <w:pPr>
-        <w:pStyle w:val="Heading3"/>
-      </w:pPr>
-      <w:r>
-        <w:t>Example Natural Language Prompts</w:t>
-      </w:r>
-    </w:p>
-    <w:p>
-      <w:r>
-        <w:t>• “Why is my environment unhealthy?”</w:t>
-      </w:r>
-    </w:p>
-    <w:p>
-      <w:r>
-        <w:t>• “Show me recent failures.”</w:t>
-      </w:r>
-    </w:p>
-    <w:p>
-      <w:r>
-        <w:t>• “What changed in the last few hours?”</w:t>
-      </w:r>
-    </w:p>
-    <w:p>
-      <w:r>
-        <w:t>• “Give me a summary view.”</w:t>
-      </w:r>
-    </w:p>
-    <w:p>
-      <w:r>
-        <w:t>• “Drill into the top issue.”</w:t>
-      </w:r>
-    </w:p>
-    <w:p>
-      <w:pPr>
-        <w:pStyle w:val="Heading2"/>
-      </w:pPr>
-      <w:bookmarkStart w:id="38" w:name="_Toc221668101"/>
-      <w:r>
-        <w:t>tenant_get_service_epg_historical_report_stub</w:t>
-      </w:r>
-      <w:bookmarkEnd w:id="38"/>
-    </w:p>
-    <w:p>
-      <w:r>
-        <w:t>Service Area: tenant</w:t>
-      </w:r>
-    </w:p>
-    <w:p>
-      <w:r>
-        <w:t>Purpose: Tier-2 (read-only, v1): Generate a simple historical health/alarm summary for a tenant's Service/EPG scope for the last 7/30 days. Use-cases: (1) Weekly tenant health pulse (7d) summary + top impacted resources. (2) Monthly ops snapshot (30d) with severity breakdown. (3) Escalation focus: only Major+/Critical+ using severity_min. (4) Keyword hunt across history using query (e.g., bgp/vxlan/certificate). (5) Tenant discovery: if tenant_name is wrong, returns suggested_tenants + next_actions. (6) Debug/evidence mode: include_raw=true captures tier-1 responses. Composite uses ONLY existing tier-1 tools: tenant_get_tenant (+tenant_get_tenants for suggestions), tenant_get_endpoint_groups, tenant_get_vrfs, faultmanager_get_alert_history (time-bounded), faultmanager_get_alarm_history (best-effort, time-bounded locally).</w:t>
-      </w:r>
-    </w:p>
-    <w:p>
-      <w:pPr>
-        <w:pStyle w:val="Heading3"/>
-      </w:pPr>
-      <w:r>
-        <w:lastRenderedPageBreak/>
-        <w:t>Operator Scenarios</w:t>
-      </w:r>
-    </w:p>
-    <w:p>
-      <w:r>
-        <w:t>• Troubleshooting unexpected system behavior.</w:t>
-      </w:r>
-    </w:p>
-    <w:p>
-      <w:r>
-        <w:t>• Investigating health degradation or alarms.</w:t>
-      </w:r>
-    </w:p>
-    <w:p>
-      <w:r>
-        <w:t>• Reviewing recent changes or activity.</w:t>
-      </w:r>
-    </w:p>
-    <w:p>
-      <w:r>
-        <w:t>• Performing high-level operational assessments.</w:t>
-      </w:r>
-    </w:p>
-    <w:p>
-      <w:pPr>
-        <w:pStyle w:val="Heading3"/>
-      </w:pPr>
-      <w:r>
-        <w:t>Example Natural Language Prompts</w:t>
-      </w:r>
-    </w:p>
-    <w:p>
-      <w:r>
-        <w:t>• “Why is my environment unhealthy?”</w:t>
-      </w:r>
-    </w:p>
-    <w:p>
-      <w:r>
-        <w:t>• “Show me recent failures.”</w:t>
-      </w:r>
-    </w:p>
-    <w:p>
-      <w:r>
         <w:t>• “What changed in the last few hours?”</w:t>
       </w:r>
     </w:p>
@@ -6454,6 +6498,119 @@
       </w:pPr>
       <w:rPr>
         <w:rFonts w:ascii="Symbol" w:hAnsi="Symbol" w:hint="default"/>
+      </w:rPr>
+    </w:lvl>
+  </w:abstractNum>
+  <w:abstractNum w:abstractNumId="9" w15:restartNumberingAfterBreak="0">
+    <w:nsid w:val="6B7B1CEF"/>
+    <w:multiLevelType w:val="hybridMultilevel"/>
+    <w:tmpl w:val="80DC12C2"/>
+    <w:lvl w:ilvl="0" w:tplc="04090001">
+      <w:start w:val="1"/>
+      <w:numFmt w:val="bullet"/>
+      <w:lvlText w:val=""/>
+      <w:lvlJc w:val="left"/>
+      <w:pPr>
+        <w:ind w:left="720" w:hanging="360"/>
+      </w:pPr>
+      <w:rPr>
+        <w:rFonts w:ascii="Symbol" w:hAnsi="Symbol" w:hint="default"/>
+      </w:rPr>
+    </w:lvl>
+    <w:lvl w:ilvl="1" w:tplc="04090003" w:tentative="1">
+      <w:start w:val="1"/>
+      <w:numFmt w:val="bullet"/>
+      <w:lvlText w:val="o"/>
+      <w:lvlJc w:val="left"/>
+      <w:pPr>
+        <w:ind w:left="1440" w:hanging="360"/>
+      </w:pPr>
+      <w:rPr>
+        <w:rFonts w:ascii="Courier New" w:hAnsi="Courier New" w:cs="Courier New" w:hint="default"/>
+      </w:rPr>
+    </w:lvl>
+    <w:lvl w:ilvl="2" w:tplc="04090005" w:tentative="1">
+      <w:start w:val="1"/>
+      <w:numFmt w:val="bullet"/>
+      <w:lvlText w:val=""/>
+      <w:lvlJc w:val="left"/>
+      <w:pPr>
+        <w:ind w:left="2160" w:hanging="360"/>
+      </w:pPr>
+      <w:rPr>
+        <w:rFonts w:ascii="Wingdings" w:hAnsi="Wingdings" w:hint="default"/>
+      </w:rPr>
+    </w:lvl>
+    <w:lvl w:ilvl="3" w:tplc="04090001" w:tentative="1">
+      <w:start w:val="1"/>
+      <w:numFmt w:val="bullet"/>
+      <w:lvlText w:val=""/>
+      <w:lvlJc w:val="left"/>
+      <w:pPr>
+        <w:ind w:left="2880" w:hanging="360"/>
+      </w:pPr>
+      <w:rPr>
+        <w:rFonts w:ascii="Symbol" w:hAnsi="Symbol" w:hint="default"/>
+      </w:rPr>
+    </w:lvl>
+    <w:lvl w:ilvl="4" w:tplc="04090003" w:tentative="1">
+      <w:start w:val="1"/>
+      <w:numFmt w:val="bullet"/>
+      <w:lvlText w:val="o"/>
+      <w:lvlJc w:val="left"/>
+      <w:pPr>
+        <w:ind w:left="3600" w:hanging="360"/>
+      </w:pPr>
+      <w:rPr>
+        <w:rFonts w:ascii="Courier New" w:hAnsi="Courier New" w:cs="Courier New" w:hint="default"/>
+      </w:rPr>
+    </w:lvl>
+    <w:lvl w:ilvl="5" w:tplc="04090005" w:tentative="1">
+      <w:start w:val="1"/>
+      <w:numFmt w:val="bullet"/>
+      <w:lvlText w:val=""/>
+      <w:lvlJc w:val="left"/>
+      <w:pPr>
+        <w:ind w:left="4320" w:hanging="360"/>
+      </w:pPr>
+      <w:rPr>
+        <w:rFonts w:ascii="Wingdings" w:hAnsi="Wingdings" w:hint="default"/>
+      </w:rPr>
+    </w:lvl>
+    <w:lvl w:ilvl="6" w:tplc="04090001" w:tentative="1">
+      <w:start w:val="1"/>
+      <w:numFmt w:val="bullet"/>
+      <w:lvlText w:val=""/>
+      <w:lvlJc w:val="left"/>
+      <w:pPr>
+        <w:ind w:left="5040" w:hanging="360"/>
+      </w:pPr>
+      <w:rPr>
+        <w:rFonts w:ascii="Symbol" w:hAnsi="Symbol" w:hint="default"/>
+      </w:rPr>
+    </w:lvl>
+    <w:lvl w:ilvl="7" w:tplc="04090003" w:tentative="1">
+      <w:start w:val="1"/>
+      <w:numFmt w:val="bullet"/>
+      <w:lvlText w:val="o"/>
+      <w:lvlJc w:val="left"/>
+      <w:pPr>
+        <w:ind w:left="5760" w:hanging="360"/>
+      </w:pPr>
+      <w:rPr>
+        <w:rFonts w:ascii="Courier New" w:hAnsi="Courier New" w:cs="Courier New" w:hint="default"/>
+      </w:rPr>
+    </w:lvl>
+    <w:lvl w:ilvl="8" w:tplc="04090005" w:tentative="1">
+      <w:start w:val="1"/>
+      <w:numFmt w:val="bullet"/>
+      <w:lvlText w:val=""/>
+      <w:lvlJc w:val="left"/>
+      <w:pPr>
+        <w:ind w:left="6480" w:hanging="360"/>
+      </w:pPr>
+      <w:rPr>
+        <w:rFonts w:ascii="Wingdings" w:hAnsi="Wingdings" w:hint="default"/>
       </w:rPr>
     </w:lvl>
   </w:abstractNum>
@@ -6483,6 +6640,9 @@
   </w:num>
   <w:num w:numId="9" w16cid:durableId="1586841869">
     <w:abstractNumId w:val="0"/>
+  </w:num>
+  <w:num w:numId="10" w16cid:durableId="1733850068">
+    <w:abstractNumId w:val="9"/>
   </w:num>
 </w:numbering>
 </file>

--- a/XCO_MCP_Tier2_Operator_Notes.docx
+++ b/XCO_MCP_Tier2_Operator_Notes.docx
@@ -42,7 +42,7 @@
       <w:r>
         <w:fldChar w:fldCharType="separate"/>
       </w:r>
-      <w:hyperlink w:anchor="_Toc221668063" w:history="1">
+      <w:hyperlink w:anchor="_Toc222221771" w:history="1">
         <w:r>
           <w:rPr>
             <w:rStyle w:val="Hyperlink"/>
@@ -69,7 +69,7 @@
             <w:noProof/>
             <w:webHidden/>
           </w:rPr>
-          <w:instrText xml:space="preserve"> PAGEREF _Toc221668063 \h </w:instrText>
+          <w:instrText xml:space="preserve"> PAGEREF _Toc222221771 \h </w:instrText>
         </w:r>
         <w:r>
           <w:rPr>
@@ -118,7 +118,7 @@
           <w14:ligatures w14:val="standardContextual"/>
         </w:rPr>
       </w:pPr>
-      <w:hyperlink w:anchor="_Toc221668064" w:history="1">
+      <w:hyperlink w:anchor="_Toc222221772" w:history="1">
         <w:r>
           <w:rPr>
             <w:rStyle w:val="Hyperlink"/>
@@ -145,7 +145,7 @@
             <w:noProof/>
             <w:webHidden/>
           </w:rPr>
-          <w:instrText xml:space="preserve"> PAGEREF _Toc221668064 \h </w:instrText>
+          <w:instrText xml:space="preserve"> PAGEREF _Toc222221772 \h </w:instrText>
         </w:r>
         <w:r>
           <w:rPr>
@@ -192,7 +192,7 @@
           <w14:ligatures w14:val="standardContextual"/>
         </w:rPr>
       </w:pPr>
-      <w:hyperlink w:anchor="_Toc221668065" w:history="1">
+      <w:hyperlink w:anchor="_Toc222221773" w:history="1">
         <w:r>
           <w:rPr>
             <w:rStyle w:val="Hyperlink"/>
@@ -219,7 +219,7 @@
             <w:noProof/>
             <w:webHidden/>
           </w:rPr>
-          <w:instrText xml:space="preserve"> PAGEREF _Toc221668065 \h </w:instrText>
+          <w:instrText xml:space="preserve"> PAGEREF _Toc222221773 \h </w:instrText>
         </w:r>
         <w:r>
           <w:rPr>
@@ -266,7 +266,7 @@
           <w14:ligatures w14:val="standardContextual"/>
         </w:rPr>
       </w:pPr>
-      <w:hyperlink w:anchor="_Toc221668066" w:history="1">
+      <w:hyperlink w:anchor="_Toc222221774" w:history="1">
         <w:r>
           <w:rPr>
             <w:rStyle w:val="Hyperlink"/>
@@ -293,7 +293,7 @@
             <w:noProof/>
             <w:webHidden/>
           </w:rPr>
-          <w:instrText xml:space="preserve"> PAGEREF _Toc221668066 \h </w:instrText>
+          <w:instrText xml:space="preserve"> PAGEREF _Toc222221774 \h </w:instrText>
         </w:r>
         <w:r>
           <w:rPr>
@@ -340,7 +340,7 @@
           <w14:ligatures w14:val="standardContextual"/>
         </w:rPr>
       </w:pPr>
-      <w:hyperlink w:anchor="_Toc221668067" w:history="1">
+      <w:hyperlink w:anchor="_Toc222221775" w:history="1">
         <w:r>
           <w:rPr>
             <w:rStyle w:val="Hyperlink"/>
@@ -367,7 +367,7 @@
             <w:noProof/>
             <w:webHidden/>
           </w:rPr>
-          <w:instrText xml:space="preserve"> PAGEREF _Toc221668067 \h </w:instrText>
+          <w:instrText xml:space="preserve"> PAGEREF _Toc222221775 \h </w:instrText>
         </w:r>
         <w:r>
           <w:rPr>
@@ -414,7 +414,7 @@
           <w14:ligatures w14:val="standardContextual"/>
         </w:rPr>
       </w:pPr>
-      <w:hyperlink w:anchor="_Toc221668068" w:history="1">
+      <w:hyperlink w:anchor="_Toc222221776" w:history="1">
         <w:r>
           <w:rPr>
             <w:rStyle w:val="Hyperlink"/>
@@ -441,7 +441,7 @@
             <w:noProof/>
             <w:webHidden/>
           </w:rPr>
-          <w:instrText xml:space="preserve"> PAGEREF _Toc221668068 \h </w:instrText>
+          <w:instrText xml:space="preserve"> PAGEREF _Toc222221776 \h </w:instrText>
         </w:r>
         <w:r>
           <w:rPr>
@@ -488,7 +488,7 @@
           <w14:ligatures w14:val="standardContextual"/>
         </w:rPr>
       </w:pPr>
-      <w:hyperlink w:anchor="_Toc221668069" w:history="1">
+      <w:hyperlink w:anchor="_Toc222221777" w:history="1">
         <w:r>
           <w:rPr>
             <w:rStyle w:val="Hyperlink"/>
@@ -515,7 +515,7 @@
             <w:noProof/>
             <w:webHidden/>
           </w:rPr>
-          <w:instrText xml:space="preserve"> PAGEREF _Toc221668069 \h </w:instrText>
+          <w:instrText xml:space="preserve"> PAGEREF _Toc222221777 \h </w:instrText>
         </w:r>
         <w:r>
           <w:rPr>
@@ -562,7 +562,7 @@
           <w14:ligatures w14:val="standardContextual"/>
         </w:rPr>
       </w:pPr>
-      <w:hyperlink w:anchor="_Toc221668070" w:history="1">
+      <w:hyperlink w:anchor="_Toc222221778" w:history="1">
         <w:r>
           <w:rPr>
             <w:rStyle w:val="Hyperlink"/>
@@ -589,7 +589,7 @@
             <w:noProof/>
             <w:webHidden/>
           </w:rPr>
-          <w:instrText xml:space="preserve"> PAGEREF _Toc221668070 \h </w:instrText>
+          <w:instrText xml:space="preserve"> PAGEREF _Toc222221778 \h </w:instrText>
         </w:r>
         <w:r>
           <w:rPr>
@@ -636,7 +636,7 @@
           <w14:ligatures w14:val="standardContextual"/>
         </w:rPr>
       </w:pPr>
-      <w:hyperlink w:anchor="_Toc221668071" w:history="1">
+      <w:hyperlink w:anchor="_Toc222221779" w:history="1">
         <w:r>
           <w:rPr>
             <w:rStyle w:val="Hyperlink"/>
@@ -663,7 +663,7 @@
             <w:noProof/>
             <w:webHidden/>
           </w:rPr>
-          <w:instrText xml:space="preserve"> PAGEREF _Toc221668071 \h </w:instrText>
+          <w:instrText xml:space="preserve"> PAGEREF _Toc222221779 \h </w:instrText>
         </w:r>
         <w:r>
           <w:rPr>
@@ -710,7 +710,7 @@
           <w14:ligatures w14:val="standardContextual"/>
         </w:rPr>
       </w:pPr>
-      <w:hyperlink w:anchor="_Toc221668072" w:history="1">
+      <w:hyperlink w:anchor="_Toc222221780" w:history="1">
         <w:r>
           <w:rPr>
             <w:rStyle w:val="Hyperlink"/>
@@ -737,7 +737,7 @@
             <w:noProof/>
             <w:webHidden/>
           </w:rPr>
-          <w:instrText xml:space="preserve"> PAGEREF _Toc221668072 \h </w:instrText>
+          <w:instrText xml:space="preserve"> PAGEREF _Toc222221780 \h </w:instrText>
         </w:r>
         <w:r>
           <w:rPr>
@@ -784,7 +784,7 @@
           <w14:ligatures w14:val="standardContextual"/>
         </w:rPr>
       </w:pPr>
-      <w:hyperlink w:anchor="_Toc221668073" w:history="1">
+      <w:hyperlink w:anchor="_Toc222221781" w:history="1">
         <w:r>
           <w:rPr>
             <w:rStyle w:val="Hyperlink"/>
@@ -811,7 +811,7 @@
             <w:noProof/>
             <w:webHidden/>
           </w:rPr>
-          <w:instrText xml:space="preserve"> PAGEREF _Toc221668073 \h </w:instrText>
+          <w:instrText xml:space="preserve"> PAGEREF _Toc222221781 \h </w:instrText>
         </w:r>
         <w:r>
           <w:rPr>
@@ -858,7 +858,7 @@
           <w14:ligatures w14:val="standardContextual"/>
         </w:rPr>
       </w:pPr>
-      <w:hyperlink w:anchor="_Toc221668074" w:history="1">
+      <w:hyperlink w:anchor="_Toc222221782" w:history="1">
         <w:r>
           <w:rPr>
             <w:rStyle w:val="Hyperlink"/>
@@ -885,7 +885,7 @@
             <w:noProof/>
             <w:webHidden/>
           </w:rPr>
-          <w:instrText xml:space="preserve"> PAGEREF _Toc221668074 \h </w:instrText>
+          <w:instrText xml:space="preserve"> PAGEREF _Toc222221782 \h </w:instrText>
         </w:r>
         <w:r>
           <w:rPr>
@@ -932,7 +932,7 @@
           <w14:ligatures w14:val="standardContextual"/>
         </w:rPr>
       </w:pPr>
-      <w:hyperlink w:anchor="_Toc221668075" w:history="1">
+      <w:hyperlink w:anchor="_Toc222221783" w:history="1">
         <w:r>
           <w:rPr>
             <w:rStyle w:val="Hyperlink"/>
@@ -959,7 +959,7 @@
             <w:noProof/>
             <w:webHidden/>
           </w:rPr>
-          <w:instrText xml:space="preserve"> PAGEREF _Toc221668075 \h </w:instrText>
+          <w:instrText xml:space="preserve"> PAGEREF _Toc222221783 \h </w:instrText>
         </w:r>
         <w:r>
           <w:rPr>
@@ -1006,7 +1006,7 @@
           <w14:ligatures w14:val="standardContextual"/>
         </w:rPr>
       </w:pPr>
-      <w:hyperlink w:anchor="_Toc221668076" w:history="1">
+      <w:hyperlink w:anchor="_Toc222221784" w:history="1">
         <w:r>
           <w:rPr>
             <w:rStyle w:val="Hyperlink"/>
@@ -1033,7 +1033,7 @@
             <w:noProof/>
             <w:webHidden/>
           </w:rPr>
-          <w:instrText xml:space="preserve"> PAGEREF _Toc221668076 \h </w:instrText>
+          <w:instrText xml:space="preserve"> PAGEREF _Toc222221784 \h </w:instrText>
         </w:r>
         <w:r>
           <w:rPr>
@@ -1080,7 +1080,7 @@
           <w14:ligatures w14:val="standardContextual"/>
         </w:rPr>
       </w:pPr>
-      <w:hyperlink w:anchor="_Toc221668077" w:history="1">
+      <w:hyperlink w:anchor="_Toc222221785" w:history="1">
         <w:r>
           <w:rPr>
             <w:rStyle w:val="Hyperlink"/>
@@ -1107,7 +1107,7 @@
             <w:noProof/>
             <w:webHidden/>
           </w:rPr>
-          <w:instrText xml:space="preserve"> PAGEREF _Toc221668077 \h </w:instrText>
+          <w:instrText xml:space="preserve"> PAGEREF _Toc222221785 \h </w:instrText>
         </w:r>
         <w:r>
           <w:rPr>
@@ -1154,7 +1154,7 @@
           <w14:ligatures w14:val="standardContextual"/>
         </w:rPr>
       </w:pPr>
-      <w:hyperlink w:anchor="_Toc221668078" w:history="1">
+      <w:hyperlink w:anchor="_Toc222221786" w:history="1">
         <w:r>
           <w:rPr>
             <w:rStyle w:val="Hyperlink"/>
@@ -1181,7 +1181,7 @@
             <w:noProof/>
             <w:webHidden/>
           </w:rPr>
-          <w:instrText xml:space="preserve"> PAGEREF _Toc221668078 \h </w:instrText>
+          <w:instrText xml:space="preserve"> PAGEREF _Toc222221786 \h </w:instrText>
         </w:r>
         <w:r>
           <w:rPr>
@@ -1228,7 +1228,7 @@
           <w14:ligatures w14:val="standardContextual"/>
         </w:rPr>
       </w:pPr>
-      <w:hyperlink w:anchor="_Toc221668079" w:history="1">
+      <w:hyperlink w:anchor="_Toc222221787" w:history="1">
         <w:r>
           <w:rPr>
             <w:rStyle w:val="Hyperlink"/>
@@ -1255,7 +1255,7 @@
             <w:noProof/>
             <w:webHidden/>
           </w:rPr>
-          <w:instrText xml:space="preserve"> PAGEREF _Toc221668079 \h </w:instrText>
+          <w:instrText xml:space="preserve"> PAGEREF _Toc222221787 \h </w:instrText>
         </w:r>
         <w:r>
           <w:rPr>
@@ -1302,7 +1302,7 @@
           <w14:ligatures w14:val="standardContextual"/>
         </w:rPr>
       </w:pPr>
-      <w:hyperlink w:anchor="_Toc221668080" w:history="1">
+      <w:hyperlink w:anchor="_Toc222221788" w:history="1">
         <w:r>
           <w:rPr>
             <w:rStyle w:val="Hyperlink"/>
@@ -1329,7 +1329,7 @@
             <w:noProof/>
             <w:webHidden/>
           </w:rPr>
-          <w:instrText xml:space="preserve"> PAGEREF _Toc221668080 \h </w:instrText>
+          <w:instrText xml:space="preserve"> PAGEREF _Toc222221788 \h </w:instrText>
         </w:r>
         <w:r>
           <w:rPr>
@@ -1376,7 +1376,7 @@
           <w14:ligatures w14:val="standardContextual"/>
         </w:rPr>
       </w:pPr>
-      <w:hyperlink w:anchor="_Toc221668081" w:history="1">
+      <w:hyperlink w:anchor="_Toc222221789" w:history="1">
         <w:r>
           <w:rPr>
             <w:rStyle w:val="Hyperlink"/>
@@ -1403,7 +1403,7 @@
             <w:noProof/>
             <w:webHidden/>
           </w:rPr>
-          <w:instrText xml:space="preserve"> PAGEREF _Toc221668081 \h </w:instrText>
+          <w:instrText xml:space="preserve"> PAGEREF _Toc222221789 \h </w:instrText>
         </w:r>
         <w:r>
           <w:rPr>
@@ -1450,7 +1450,7 @@
           <w14:ligatures w14:val="standardContextual"/>
         </w:rPr>
       </w:pPr>
-      <w:hyperlink w:anchor="_Toc221668082" w:history="1">
+      <w:hyperlink w:anchor="_Toc222221790" w:history="1">
         <w:r>
           <w:rPr>
             <w:rStyle w:val="Hyperlink"/>
@@ -1477,7 +1477,7 @@
             <w:noProof/>
             <w:webHidden/>
           </w:rPr>
-          <w:instrText xml:space="preserve"> PAGEREF _Toc221668082 \h </w:instrText>
+          <w:instrText xml:space="preserve"> PAGEREF _Toc222221790 \h </w:instrText>
         </w:r>
         <w:r>
           <w:rPr>
@@ -1524,13 +1524,13 @@
           <w14:ligatures w14:val="standardContextual"/>
         </w:rPr>
       </w:pPr>
-      <w:hyperlink w:anchor="_Toc221668083" w:history="1">
+      <w:hyperlink w:anchor="_Toc222221791" w:history="1">
         <w:r>
           <w:rPr>
             <w:rStyle w:val="Hyperlink"/>
             <w:noProof/>
           </w:rPr>
-          <w:t>monitor_get_platform_quick_status</w:t>
+          <w:t>inventory_get_switches_widget_table</w:t>
         </w:r>
         <w:r>
           <w:rPr>
@@ -1551,7 +1551,7 @@
             <w:noProof/>
             <w:webHidden/>
           </w:rPr>
-          <w:instrText xml:space="preserve"> PAGEREF _Toc221668083 \h </w:instrText>
+          <w:instrText xml:space="preserve"> PAGEREF _Toc222221791 \h </w:instrText>
         </w:r>
         <w:r>
           <w:rPr>
@@ -1598,13 +1598,13 @@
           <w14:ligatures w14:val="standardContextual"/>
         </w:rPr>
       </w:pPr>
-      <w:hyperlink w:anchor="_Toc221668084" w:history="1">
+      <w:hyperlink w:anchor="_Toc222221792" w:history="1">
         <w:r>
           <w:rPr>
             <w:rStyle w:val="Hyperlink"/>
             <w:noProof/>
           </w:rPr>
-          <w:t>notification_get_last_failed_delivery_or_errors</w:t>
+          <w:t>monitor_get_platform_quick_status</w:t>
         </w:r>
         <w:r>
           <w:rPr>
@@ -1625,7 +1625,7 @@
             <w:noProof/>
             <w:webHidden/>
           </w:rPr>
-          <w:instrText xml:space="preserve"> PAGEREF _Toc221668084 \h </w:instrText>
+          <w:instrText xml:space="preserve"> PAGEREF _Toc222221792 \h </w:instrText>
         </w:r>
         <w:r>
           <w:rPr>
@@ -1645,7 +1645,7 @@
             <w:noProof/>
             <w:webHidden/>
           </w:rPr>
-          <w:t>12</w:t>
+          <w:t>13</w:t>
         </w:r>
         <w:r>
           <w:rPr>
@@ -1672,13 +1672,13 @@
           <w14:ligatures w14:val="standardContextual"/>
         </w:rPr>
       </w:pPr>
-      <w:hyperlink w:anchor="_Toc221668085" w:history="1">
+      <w:hyperlink w:anchor="_Toc222221793" w:history="1">
         <w:r>
           <w:rPr>
             <w:rStyle w:val="Hyperlink"/>
             <w:noProof/>
           </w:rPr>
-          <w:t>notification_get_recent_events_filtered</w:t>
+          <w:t>notification_get_last_failed_delivery_or_errors</w:t>
         </w:r>
         <w:r>
           <w:rPr>
@@ -1699,7 +1699,7 @@
             <w:noProof/>
             <w:webHidden/>
           </w:rPr>
-          <w:instrText xml:space="preserve"> PAGEREF _Toc221668085 \h </w:instrText>
+          <w:instrText xml:space="preserve"> PAGEREF _Toc222221793 \h </w:instrText>
         </w:r>
         <w:r>
           <w:rPr>
@@ -1746,13 +1746,13 @@
           <w14:ligatures w14:val="standardContextual"/>
         </w:rPr>
       </w:pPr>
-      <w:hyperlink w:anchor="_Toc221668086" w:history="1">
+      <w:hyperlink w:anchor="_Toc222221794" w:history="1">
         <w:r>
           <w:rPr>
             <w:rStyle w:val="Hyperlink"/>
             <w:noProof/>
           </w:rPr>
-          <w:t>system_get_certificate_alarm_context</w:t>
+          <w:t>notification_get_recent_events_filtered</w:t>
         </w:r>
         <w:r>
           <w:rPr>
@@ -1773,7 +1773,7 @@
             <w:noProof/>
             <w:webHidden/>
           </w:rPr>
-          <w:instrText xml:space="preserve"> PAGEREF _Toc221668086 \h </w:instrText>
+          <w:instrText xml:space="preserve"> PAGEREF _Toc222221794 \h </w:instrText>
         </w:r>
         <w:r>
           <w:rPr>
@@ -1793,7 +1793,7 @@
             <w:noProof/>
             <w:webHidden/>
           </w:rPr>
-          <w:t>13</w:t>
+          <w:t>14</w:t>
         </w:r>
         <w:r>
           <w:rPr>
@@ -1820,13 +1820,13 @@
           <w14:ligatures w14:val="standardContextual"/>
         </w:rPr>
       </w:pPr>
-      <w:hyperlink w:anchor="_Toc221668087" w:history="1">
+      <w:hyperlink w:anchor="_Toc222221795" w:history="1">
         <w:r>
           <w:rPr>
             <w:rStyle w:val="Hyperlink"/>
             <w:noProof/>
           </w:rPr>
-          <w:t>system_get_certificates_expiring_soon</w:t>
+          <w:t>system_get_certificate_alarm_context</w:t>
         </w:r>
         <w:r>
           <w:rPr>
@@ -1847,7 +1847,7 @@
             <w:noProof/>
             <w:webHidden/>
           </w:rPr>
-          <w:instrText xml:space="preserve"> PAGEREF _Toc221668087 \h </w:instrText>
+          <w:instrText xml:space="preserve"> PAGEREF _Toc222221795 \h </w:instrText>
         </w:r>
         <w:r>
           <w:rPr>
@@ -1894,13 +1894,13 @@
           <w14:ligatures w14:val="standardContextual"/>
         </w:rPr>
       </w:pPr>
-      <w:hyperlink w:anchor="_Toc221668088" w:history="1">
+      <w:hyperlink w:anchor="_Toc222221796" w:history="1">
         <w:r>
           <w:rPr>
             <w:rStyle w:val="Hyperlink"/>
             <w:noProof/>
           </w:rPr>
-          <w:t>system_get_execution</w:t>
+          <w:t>system_get_certificates_expiring_soon</w:t>
         </w:r>
         <w:r>
           <w:rPr>
@@ -1921,7 +1921,7 @@
             <w:noProof/>
             <w:webHidden/>
           </w:rPr>
-          <w:instrText xml:space="preserve"> PAGEREF _Toc221668088 \h </w:instrText>
+          <w:instrText xml:space="preserve"> PAGEREF _Toc222221796 \h </w:instrText>
         </w:r>
         <w:r>
           <w:rPr>
@@ -1968,13 +1968,13 @@
           <w14:ligatures w14:val="standardContextual"/>
         </w:rPr>
       </w:pPr>
-      <w:hyperlink w:anchor="_Toc221668089" w:history="1">
+      <w:hyperlink w:anchor="_Toc222221797" w:history="1">
         <w:r>
           <w:rPr>
             <w:rStyle w:val="Hyperlink"/>
             <w:noProof/>
           </w:rPr>
-          <w:t>system_get_executions</w:t>
+          <w:t>system_get_execution</w:t>
         </w:r>
         <w:r>
           <w:rPr>
@@ -1995,7 +1995,7 @@
             <w:noProof/>
             <w:webHidden/>
           </w:rPr>
-          <w:instrText xml:space="preserve"> PAGEREF _Toc221668089 \h </w:instrText>
+          <w:instrText xml:space="preserve"> PAGEREF _Toc222221797 \h </w:instrText>
         </w:r>
         <w:r>
           <w:rPr>
@@ -2042,13 +2042,13 @@
           <w14:ligatures w14:val="standardContextual"/>
         </w:rPr>
       </w:pPr>
-      <w:hyperlink w:anchor="_Toc221668090" w:history="1">
+      <w:hyperlink w:anchor="_Toc222221798" w:history="1">
         <w:r>
           <w:rPr>
             <w:rStyle w:val="Hyperlink"/>
             <w:noProof/>
           </w:rPr>
-          <w:t>system_get_ha_and_node_health_summary</w:t>
+          <w:t>system_get_executions</w:t>
         </w:r>
         <w:r>
           <w:rPr>
@@ -2069,7 +2069,7 @@
             <w:noProof/>
             <w:webHidden/>
           </w:rPr>
-          <w:instrText xml:space="preserve"> PAGEREF _Toc221668090 \h </w:instrText>
+          <w:instrText xml:space="preserve"> PAGEREF _Toc222221798 \h </w:instrText>
         </w:r>
         <w:r>
           <w:rPr>
@@ -2116,13 +2116,13 @@
           <w14:ligatures w14:val="standardContextual"/>
         </w:rPr>
       </w:pPr>
-      <w:hyperlink w:anchor="_Toc221668091" w:history="1">
+      <w:hyperlink w:anchor="_Toc222221799" w:history="1">
         <w:r>
           <w:rPr>
             <w:rStyle w:val="Hyperlink"/>
             <w:noProof/>
           </w:rPr>
-          <w:t>system_get_last_execution_diagnostic</w:t>
+          <w:t>system_get_ha_and_node_health_summary</w:t>
         </w:r>
         <w:r>
           <w:rPr>
@@ -2143,7 +2143,7 @@
             <w:noProof/>
             <w:webHidden/>
           </w:rPr>
-          <w:instrText xml:space="preserve"> PAGEREF _Toc221668091 \h </w:instrText>
+          <w:instrText xml:space="preserve"> PAGEREF _Toc222221799 \h </w:instrText>
         </w:r>
         <w:r>
           <w:rPr>
@@ -2190,13 +2190,13 @@
           <w14:ligatures w14:val="standardContextual"/>
         </w:rPr>
       </w:pPr>
-      <w:hyperlink w:anchor="_Toc221668092" w:history="1">
+      <w:hyperlink w:anchor="_Toc222221800" w:history="1">
         <w:r>
           <w:rPr>
             <w:rStyle w:val="Hyperlink"/>
             <w:noProof/>
           </w:rPr>
-          <w:t>system_get_running_config</w:t>
+          <w:t>system_get_last_execution_diagnostic</w:t>
         </w:r>
         <w:r>
           <w:rPr>
@@ -2217,7 +2217,7 @@
             <w:noProof/>
             <w:webHidden/>
           </w:rPr>
-          <w:instrText xml:space="preserve"> PAGEREF _Toc221668092 \h </w:instrText>
+          <w:instrText xml:space="preserve"> PAGEREF _Toc222221800 \h </w:instrText>
         </w:r>
         <w:r>
           <w:rPr>
@@ -2264,13 +2264,13 @@
           <w14:ligatures w14:val="standardContextual"/>
         </w:rPr>
       </w:pPr>
-      <w:hyperlink w:anchor="_Toc221668093" w:history="1">
+      <w:hyperlink w:anchor="_Toc222221801" w:history="1">
         <w:r>
           <w:rPr>
             <w:rStyle w:val="Hyperlink"/>
             <w:noProof/>
           </w:rPr>
-          <w:t>tenant_get_bgp_peer</w:t>
+          <w:t>system_get_running_config</w:t>
         </w:r>
         <w:r>
           <w:rPr>
@@ -2291,7 +2291,7 @@
             <w:noProof/>
             <w:webHidden/>
           </w:rPr>
-          <w:instrText xml:space="preserve"> PAGEREF _Toc221668093 \h </w:instrText>
+          <w:instrText xml:space="preserve"> PAGEREF _Toc222221801 \h </w:instrText>
         </w:r>
         <w:r>
           <w:rPr>
@@ -2338,13 +2338,13 @@
           <w14:ligatures w14:val="standardContextual"/>
         </w:rPr>
       </w:pPr>
-      <w:hyperlink w:anchor="_Toc221668094" w:history="1">
+      <w:hyperlink w:anchor="_Toc222221802" w:history="1">
         <w:r>
           <w:rPr>
             <w:rStyle w:val="Hyperlink"/>
             <w:noProof/>
           </w:rPr>
-          <w:t>tenant_get_bgp_peer_operational</w:t>
+          <w:t>tenant_get_bgp_peer</w:t>
         </w:r>
         <w:r>
           <w:rPr>
@@ -2365,7 +2365,7 @@
             <w:noProof/>
             <w:webHidden/>
           </w:rPr>
-          <w:instrText xml:space="preserve"> PAGEREF _Toc221668094 \h </w:instrText>
+          <w:instrText xml:space="preserve"> PAGEREF _Toc222221802 \h </w:instrText>
         </w:r>
         <w:r>
           <w:rPr>
@@ -2412,13 +2412,13 @@
           <w14:ligatures w14:val="standardContextual"/>
         </w:rPr>
       </w:pPr>
-      <w:hyperlink w:anchor="_Toc221668095" w:history="1">
+      <w:hyperlink w:anchor="_Toc222221803" w:history="1">
         <w:r>
           <w:rPr>
             <w:rStyle w:val="Hyperlink"/>
             <w:noProof/>
           </w:rPr>
-          <w:t>tenant_get_bgp_peers</w:t>
+          <w:t>tenant_get_bgp_peer_operational</w:t>
         </w:r>
         <w:r>
           <w:rPr>
@@ -2439,7 +2439,7 @@
             <w:noProof/>
             <w:webHidden/>
           </w:rPr>
-          <w:instrText xml:space="preserve"> PAGEREF _Toc221668095 \h </w:instrText>
+          <w:instrText xml:space="preserve"> PAGEREF _Toc222221803 \h </w:instrText>
         </w:r>
         <w:r>
           <w:rPr>
@@ -2486,13 +2486,13 @@
           <w14:ligatures w14:val="standardContextual"/>
         </w:rPr>
       </w:pPr>
-      <w:hyperlink w:anchor="_Toc221668096" w:history="1">
+      <w:hyperlink w:anchor="_Toc222221804" w:history="1">
         <w:r>
           <w:rPr>
             <w:rStyle w:val="Hyperlink"/>
             <w:noProof/>
           </w:rPr>
-          <w:t>tenant_get_mirror_sessions</w:t>
+          <w:t>tenant_get_bgp_peers</w:t>
         </w:r>
         <w:r>
           <w:rPr>
@@ -2513,7 +2513,7 @@
             <w:noProof/>
             <w:webHidden/>
           </w:rPr>
-          <w:instrText xml:space="preserve"> PAGEREF _Toc221668096 \h </w:instrText>
+          <w:instrText xml:space="preserve"> PAGEREF _Toc222221804 \h </w:instrText>
         </w:r>
         <w:r>
           <w:rPr>
@@ -2560,13 +2560,13 @@
           <w14:ligatures w14:val="standardContextual"/>
         </w:rPr>
       </w:pPr>
-      <w:hyperlink w:anchor="_Toc221668097" w:history="1">
+      <w:hyperlink w:anchor="_Toc222221805" w:history="1">
         <w:r>
           <w:rPr>
             <w:rStyle w:val="Hyperlink"/>
             <w:noProof/>
           </w:rPr>
-          <w:t>tenant_get_portchannel</w:t>
+          <w:t>tenant_get_mirror_sessions</w:t>
         </w:r>
         <w:r>
           <w:rPr>
@@ -2587,7 +2587,7 @@
             <w:noProof/>
             <w:webHidden/>
           </w:rPr>
-          <w:instrText xml:space="preserve"> PAGEREF _Toc221668097 \h </w:instrText>
+          <w:instrText xml:space="preserve"> PAGEREF _Toc222221805 \h </w:instrText>
         </w:r>
         <w:r>
           <w:rPr>
@@ -2634,13 +2634,13 @@
           <w14:ligatures w14:val="standardContextual"/>
         </w:rPr>
       </w:pPr>
-      <w:hyperlink w:anchor="_Toc221668098" w:history="1">
+      <w:hyperlink w:anchor="_Toc222221806" w:history="1">
         <w:r>
           <w:rPr>
             <w:rStyle w:val="Hyperlink"/>
             <w:noProof/>
           </w:rPr>
-          <w:t>tenant_get_service_epg_alarm_summary</w:t>
+          <w:t>tenant_get_portchannel</w:t>
         </w:r>
         <w:r>
           <w:rPr>
@@ -2661,7 +2661,7 @@
             <w:noProof/>
             <w:webHidden/>
           </w:rPr>
-          <w:instrText xml:space="preserve"> PAGEREF _Toc221668098 \h </w:instrText>
+          <w:instrText xml:space="preserve"> PAGEREF _Toc222221806 \h </w:instrText>
         </w:r>
         <w:r>
           <w:rPr>
@@ -2708,13 +2708,13 @@
           <w14:ligatures w14:val="standardContextual"/>
         </w:rPr>
       </w:pPr>
-      <w:hyperlink w:anchor="_Toc221668099" w:history="1">
+      <w:hyperlink w:anchor="_Toc222221807" w:history="1">
         <w:r>
           <w:rPr>
             <w:rStyle w:val="Hyperlink"/>
             <w:noProof/>
           </w:rPr>
-          <w:t>tenant_get_service_epg_event_logs</w:t>
+          <w:t>tenant_get_service_epg_alarm_summary</w:t>
         </w:r>
         <w:r>
           <w:rPr>
@@ -2735,7 +2735,7 @@
             <w:noProof/>
             <w:webHidden/>
           </w:rPr>
-          <w:instrText xml:space="preserve"> PAGEREF _Toc221668099 \h </w:instrText>
+          <w:instrText xml:space="preserve"> PAGEREF _Toc222221807 \h </w:instrText>
         </w:r>
         <w:r>
           <w:rPr>
@@ -2782,13 +2782,13 @@
           <w14:ligatures w14:val="standardContextual"/>
         </w:rPr>
       </w:pPr>
-      <w:hyperlink w:anchor="_Toc221668100" w:history="1">
+      <w:hyperlink w:anchor="_Toc222221808" w:history="1">
         <w:r>
           <w:rPr>
             <w:rStyle w:val="Hyperlink"/>
             <w:noProof/>
           </w:rPr>
-          <w:t>tenant_get_service_epg_health_summary</w:t>
+          <w:t>tenant_get_service_epg_event_logs</w:t>
         </w:r>
         <w:r>
           <w:rPr>
@@ -2809,7 +2809,7 @@
             <w:noProof/>
             <w:webHidden/>
           </w:rPr>
-          <w:instrText xml:space="preserve"> PAGEREF _Toc221668100 \h </w:instrText>
+          <w:instrText xml:space="preserve"> PAGEREF _Toc222221808 \h </w:instrText>
         </w:r>
         <w:r>
           <w:rPr>
@@ -2856,12 +2856,86 @@
           <w14:ligatures w14:val="standardContextual"/>
         </w:rPr>
       </w:pPr>
-      <w:hyperlink w:anchor="_Toc221668101" w:history="1">
+      <w:hyperlink w:anchor="_Toc222221809" w:history="1">
         <w:r>
           <w:rPr>
             <w:rStyle w:val="Hyperlink"/>
             <w:noProof/>
           </w:rPr>
+          <w:t>tenant_get_service_epg_health_summary</w:t>
+        </w:r>
+        <w:r>
+          <w:rPr>
+            <w:noProof/>
+            <w:webHidden/>
+          </w:rPr>
+          <w:tab/>
+        </w:r>
+        <w:r>
+          <w:rPr>
+            <w:noProof/>
+            <w:webHidden/>
+          </w:rPr>
+          <w:fldChar w:fldCharType="begin"/>
+        </w:r>
+        <w:r>
+          <w:rPr>
+            <w:noProof/>
+            <w:webHidden/>
+          </w:rPr>
+          <w:instrText xml:space="preserve"> PAGEREF _Toc222221809 \h </w:instrText>
+        </w:r>
+        <w:r>
+          <w:rPr>
+            <w:noProof/>
+            <w:webHidden/>
+          </w:rPr>
+        </w:r>
+        <w:r>
+          <w:rPr>
+            <w:noProof/>
+            <w:webHidden/>
+          </w:rPr>
+          <w:fldChar w:fldCharType="separate"/>
+        </w:r>
+        <w:r>
+          <w:rPr>
+            <w:noProof/>
+            <w:webHidden/>
+          </w:rPr>
+          <w:t>21</w:t>
+        </w:r>
+        <w:r>
+          <w:rPr>
+            <w:noProof/>
+            <w:webHidden/>
+          </w:rPr>
+          <w:fldChar w:fldCharType="end"/>
+        </w:r>
+      </w:hyperlink>
+    </w:p>
+    <w:p>
+      <w:pPr>
+        <w:pStyle w:val="TOC2"/>
+        <w:tabs>
+          <w:tab w:val="right" w:leader="dot" w:pos="8630"/>
+        </w:tabs>
+        <w:rPr>
+          <w:smallCaps w:val="0"/>
+          <w:noProof/>
+          <w:kern w:val="2"/>
+          <w:sz w:val="24"/>
+          <w:szCs w:val="24"/>
+          <w:lang w:val="en-CA"/>
+          <w14:ligatures w14:val="standardContextual"/>
+        </w:rPr>
+      </w:pPr>
+      <w:hyperlink w:anchor="_Toc222221810" w:history="1">
+        <w:r>
+          <w:rPr>
+            <w:rStyle w:val="Hyperlink"/>
+            <w:noProof/>
+          </w:rPr>
           <w:t>tenant_get_service_epg_historical_report_stub</w:t>
         </w:r>
         <w:r>
@@ -2883,7 +2957,7 @@
             <w:noProof/>
             <w:webHidden/>
           </w:rPr>
-          <w:instrText xml:space="preserve"> PAGEREF _Toc221668101 \h </w:instrText>
+          <w:instrText xml:space="preserve"> PAGEREF _Toc222221810 \h </w:instrText>
         </w:r>
         <w:r>
           <w:rPr>
@@ -2903,7 +2977,7 @@
             <w:noProof/>
             <w:webHidden/>
           </w:rPr>
-          <w:t>21</w:t>
+          <w:t>22</w:t>
         </w:r>
         <w:r>
           <w:rPr>
@@ -2932,7 +3006,7 @@
           <w14:ligatures w14:val="standardContextual"/>
         </w:rPr>
       </w:pPr>
-      <w:hyperlink w:anchor="_Toc221668102" w:history="1">
+      <w:hyperlink w:anchor="_Toc222221811" w:history="1">
         <w:r>
           <w:rPr>
             <w:rStyle w:val="Hyperlink"/>
@@ -2959,7 +3033,7 @@
             <w:noProof/>
             <w:webHidden/>
           </w:rPr>
-          <w:instrText xml:space="preserve"> PAGEREF _Toc221668102 \h </w:instrText>
+          <w:instrText xml:space="preserve"> PAGEREF _Toc222221811 \h </w:instrText>
         </w:r>
         <w:r>
           <w:rPr>
@@ -2979,7 +3053,7 @@
             <w:noProof/>
             <w:webHidden/>
           </w:rPr>
-          <w:t>22</w:t>
+          <w:t>23</w:t>
         </w:r>
         <w:r>
           <w:rPr>
@@ -3008,7 +3082,7 @@
           <w14:ligatures w14:val="standardContextual"/>
         </w:rPr>
       </w:pPr>
-      <w:hyperlink w:anchor="_Toc221668103" w:history="1">
+      <w:hyperlink w:anchor="_Toc222221812" w:history="1">
         <w:r>
           <w:rPr>
             <w:rStyle w:val="Hyperlink"/>
@@ -3035,7 +3109,7 @@
             <w:noProof/>
             <w:webHidden/>
           </w:rPr>
-          <w:instrText xml:space="preserve"> PAGEREF _Toc221668103 \h </w:instrText>
+          <w:instrText xml:space="preserve"> PAGEREF _Toc222221812 \h </w:instrText>
         </w:r>
         <w:r>
           <w:rPr>
@@ -3055,7 +3129,7 @@
             <w:noProof/>
             <w:webHidden/>
           </w:rPr>
-          <w:t>22</w:t>
+          <w:t>23</w:t>
         </w:r>
         <w:r>
           <w:rPr>
@@ -3067,6 +3141,170 @@
       </w:hyperlink>
     </w:p>
     <w:p>
+      <w:pPr>
+        <w:pStyle w:val="TOC1"/>
+        <w:tabs>
+          <w:tab w:val="right" w:leader="dot" w:pos="8630"/>
+        </w:tabs>
+        <w:rPr>
+          <w:b w:val="0"/>
+          <w:bCs w:val="0"/>
+          <w:caps w:val="0"/>
+          <w:noProof/>
+          <w:kern w:val="2"/>
+          <w:sz w:val="24"/>
+          <w:szCs w:val="24"/>
+          <w:lang w:val="en-CA"/>
+          <w14:ligatures w14:val="standardContextual"/>
+        </w:rPr>
+      </w:pPr>
+      <w:hyperlink w:anchor="_Toc222221813" w:history="1">
+        <w:r>
+          <w:rPr>
+            <w:rStyle w:val="Hyperlink"/>
+            <w:noProof/>
+          </w:rPr>
+          <w:t>RESTCONF Tier‑2 Tools</w:t>
+        </w:r>
+        <w:r>
+          <w:rPr>
+            <w:noProof/>
+            <w:webHidden/>
+          </w:rPr>
+          <w:tab/>
+        </w:r>
+        <w:r>
+          <w:rPr>
+            <w:noProof/>
+            <w:webHidden/>
+          </w:rPr>
+          <w:fldChar w:fldCharType="begin"/>
+        </w:r>
+        <w:r>
+          <w:rPr>
+            <w:noProof/>
+            <w:webHidden/>
+          </w:rPr>
+          <w:instrText xml:space="preserve"> PAGEREF _Toc222221813 \h </w:instrText>
+        </w:r>
+        <w:r>
+          <w:rPr>
+            <w:noProof/>
+            <w:webHidden/>
+          </w:rPr>
+        </w:r>
+        <w:r>
+          <w:rPr>
+            <w:noProof/>
+            <w:webHidden/>
+          </w:rPr>
+          <w:fldChar w:fldCharType="separate"/>
+        </w:r>
+        <w:r>
+          <w:rPr>
+            <w:noProof/>
+            <w:webHidden/>
+          </w:rPr>
+          <w:t>24</w:t>
+        </w:r>
+        <w:r>
+          <w:rPr>
+            <w:noProof/>
+            <w:webHidden/>
+          </w:rPr>
+          <w:fldChar w:fldCharType="end"/>
+        </w:r>
+      </w:hyperlink>
+    </w:p>
+    <w:p>
+      <w:pPr>
+        <w:pStyle w:val="TOC2"/>
+        <w:tabs>
+          <w:tab w:val="right" w:leader="dot" w:pos="8630"/>
+        </w:tabs>
+        <w:rPr>
+          <w:smallCaps w:val="0"/>
+          <w:noProof/>
+          <w:kern w:val="2"/>
+          <w:sz w:val="24"/>
+          <w:szCs w:val="24"/>
+          <w:lang w:val="en-CA"/>
+          <w14:ligatures w14:val="standardContextual"/>
+        </w:rPr>
+      </w:pPr>
+      <w:hyperlink w:anchor="_Toc222221814" w:history="1">
+        <w:r>
+          <w:rPr>
+            <w:rStyle w:val="Hyperlink"/>
+            <w:noProof/>
+          </w:rPr>
+          <w:t>Tool list and when to</w:t>
+        </w:r>
+        <w:r>
+          <w:rPr>
+            <w:rStyle w:val="Hyperlink"/>
+            <w:noProof/>
+          </w:rPr>
+          <w:t xml:space="preserve"> </w:t>
+        </w:r>
+        <w:r>
+          <w:rPr>
+            <w:rStyle w:val="Hyperlink"/>
+            <w:noProof/>
+          </w:rPr>
+          <w:t>use</w:t>
+        </w:r>
+        <w:r>
+          <w:rPr>
+            <w:noProof/>
+            <w:webHidden/>
+          </w:rPr>
+          <w:tab/>
+        </w:r>
+        <w:r>
+          <w:rPr>
+            <w:noProof/>
+            <w:webHidden/>
+          </w:rPr>
+          <w:fldChar w:fldCharType="begin"/>
+        </w:r>
+        <w:r>
+          <w:rPr>
+            <w:noProof/>
+            <w:webHidden/>
+          </w:rPr>
+          <w:instrText xml:space="preserve"> PAGEREF _Toc222221814 \h </w:instrText>
+        </w:r>
+        <w:r>
+          <w:rPr>
+            <w:noProof/>
+            <w:webHidden/>
+          </w:rPr>
+        </w:r>
+        <w:r>
+          <w:rPr>
+            <w:noProof/>
+            <w:webHidden/>
+          </w:rPr>
+          <w:fldChar w:fldCharType="separate"/>
+        </w:r>
+        <w:r>
+          <w:rPr>
+            <w:noProof/>
+            <w:webHidden/>
+          </w:rPr>
+          <w:t>24</w:t>
+        </w:r>
+        <w:r>
+          <w:rPr>
+            <w:noProof/>
+            <w:webHidden/>
+          </w:rPr>
+          <w:fldChar w:fldCharType="end"/>
+        </w:r>
+      </w:hyperlink>
+    </w:p>
+    <w:p>
       <w:r>
         <w:fldChar w:fldCharType="end"/>
       </w:r>
@@ -3075,7 +3313,7 @@
       <w:pPr>
         <w:pStyle w:val="Heading1"/>
       </w:pPr>
-      <w:bookmarkStart w:id="0" w:name="_Toc221668063"/>
+      <w:bookmarkStart w:id="0" w:name="_Toc222221771"/>
       <w:r>
         <w:t>Executive Summary</w:t>
       </w:r>
@@ -3096,7 +3334,7 @@
       <w:pPr>
         <w:pStyle w:val="Heading1"/>
       </w:pPr>
-      <w:bookmarkStart w:id="1" w:name="_Toc221668064"/>
+      <w:bookmarkStart w:id="1" w:name="_Toc222221772"/>
       <w:r>
         <w:t>Tier‑2 Tool Catalog</w:t>
       </w:r>
@@ -3106,7 +3344,7 @@
       <w:pPr>
         <w:pStyle w:val="Heading2"/>
       </w:pPr>
-      <w:bookmarkStart w:id="2" w:name="_Toc221668065"/>
+      <w:bookmarkStart w:id="2" w:name="_Toc222221773"/>
       <w:r>
         <w:t>auth_get_executions</w:t>
       </w:r>
@@ -3187,7 +3425,7 @@
       <w:pPr>
         <w:pStyle w:val="Heading2"/>
       </w:pPr>
-      <w:bookmarkStart w:id="3" w:name="_Toc221668066"/>
+      <w:bookmarkStart w:id="3" w:name="_Toc222221774"/>
       <w:r>
         <w:t>fabric_get_fabric_efa_command_list</w:t>
       </w:r>
@@ -3200,7 +3438,1315 @@
     </w:p>
     <w:p>
       <w:r>
+        <w:lastRenderedPageBreak/>
         <w:t>Purpose: Return the EFA command/script lines (from XCO runningConfig) correlated to a specific fabric name</w:t>
+      </w:r>
+    </w:p>
+    <w:p>
+      <w:pPr>
+        <w:pStyle w:val="Heading3"/>
+      </w:pPr>
+      <w:r>
+        <w:t>Operator Scenarios</w:t>
+      </w:r>
+    </w:p>
+    <w:p>
+      <w:r>
+        <w:t>• Troubleshooting unexpected system behavior.</w:t>
+      </w:r>
+    </w:p>
+    <w:p>
+      <w:r>
+        <w:t>• Investigating health degradation or alarms.</w:t>
+      </w:r>
+    </w:p>
+    <w:p>
+      <w:r>
+        <w:t>• Reviewing recent changes or activity.</w:t>
+      </w:r>
+    </w:p>
+    <w:p>
+      <w:r>
+        <w:t>• Performing high-level operational assessments.</w:t>
+      </w:r>
+    </w:p>
+    <w:p>
+      <w:pPr>
+        <w:pStyle w:val="Heading3"/>
+      </w:pPr>
+      <w:r>
+        <w:t>Example Natural Language Prompts</w:t>
+      </w:r>
+    </w:p>
+    <w:p>
+      <w:r>
+        <w:t>• “Why is my environment unhealthy?”</w:t>
+      </w:r>
+    </w:p>
+    <w:p>
+      <w:r>
+        <w:t>• “Show me recent failures.”</w:t>
+      </w:r>
+    </w:p>
+    <w:p>
+      <w:r>
+        <w:t>• “What changed in the last few hours?”</w:t>
+      </w:r>
+    </w:p>
+    <w:p>
+      <w:r>
+        <w:t>• “Give me a summary view.”</w:t>
+      </w:r>
+    </w:p>
+    <w:p>
+      <w:r>
+        <w:t>• “Drill into the top issue.”</w:t>
+      </w:r>
+    </w:p>
+    <w:p>
+      <w:pPr>
+        <w:pStyle w:val="Heading2"/>
+      </w:pPr>
+      <w:bookmarkStart w:id="4" w:name="_Toc222221775"/>
+      <w:r>
+        <w:t>fabric_get_fabric_errors_summary</w:t>
+      </w:r>
+      <w:bookmarkEnd w:id="4"/>
+    </w:p>
+    <w:p>
+      <w:r>
+        <w:t>Service Area: fabric</w:t>
+      </w:r>
+    </w:p>
+    <w:p>
+      <w:r>
+        <w:t>Purpose: Tier-2: Fabric errors summary. Calls Tier-1 fabric_get_fabric_errors (and optionally fabric_get_fabrics_errors + fabric_get_fabric_health) and returns an actionable summary (counts, top error types, affected devices when present) with next steps. Set include_raw=true to include raw Tier-1 payloads.</w:t>
+      </w:r>
+    </w:p>
+    <w:p>
+      <w:pPr>
+        <w:pStyle w:val="Heading3"/>
+      </w:pPr>
+      <w:r>
+        <w:t>Operator Scenarios</w:t>
+      </w:r>
+    </w:p>
+    <w:p>
+      <w:r>
+        <w:t>• Troubleshooting unexpected system behavior.</w:t>
+      </w:r>
+    </w:p>
+    <w:p>
+      <w:r>
+        <w:t>• Investigating health degradation or alarms.</w:t>
+      </w:r>
+    </w:p>
+    <w:p>
+      <w:r>
+        <w:t>• Reviewing recent changes or activity.</w:t>
+      </w:r>
+    </w:p>
+    <w:p>
+      <w:r>
+        <w:t>• Performing high-level operational assessments.</w:t>
+      </w:r>
+    </w:p>
+    <w:p>
+      <w:pPr>
+        <w:pStyle w:val="Heading3"/>
+      </w:pPr>
+      <w:r>
+        <w:t>Example Natural Language Prompts</w:t>
+      </w:r>
+    </w:p>
+    <w:p>
+      <w:r>
+        <w:t>• “Why is my environment unhealthy?”</w:t>
+      </w:r>
+    </w:p>
+    <w:p>
+      <w:r>
+        <w:t>• “Show me recent failures.”</w:t>
+      </w:r>
+    </w:p>
+    <w:p>
+      <w:r>
+        <w:t>• “What changed in the last few hours?”</w:t>
+      </w:r>
+    </w:p>
+    <w:p>
+      <w:r>
+        <w:t>• “Give me a summary view.”</w:t>
+      </w:r>
+    </w:p>
+    <w:p>
+      <w:r>
+        <w:lastRenderedPageBreak/>
+        <w:t>• “Drill into the top issue.”</w:t>
+      </w:r>
+    </w:p>
+    <w:p>
+      <w:pPr>
+        <w:pStyle w:val="Heading2"/>
+      </w:pPr>
+      <w:bookmarkStart w:id="5" w:name="_Toc222221776"/>
+      <w:r>
+        <w:t>fabric_get_fabric_execution_last_failed</w:t>
+      </w:r>
+      <w:bookmarkEnd w:id="5"/>
+    </w:p>
+    <w:p>
+      <w:r>
+        <w:t>Service Area: fabric</w:t>
+      </w:r>
+    </w:p>
+    <w:p>
+      <w:r>
+        <w:t>Purpose: Tier-2: Find the most recent FAILED fabric execution for a given fabric name (best-effort match), and return a compact actionable summary. Uses Tier-1 fabric_get_execution_list and optionally fabric_get_execution_get.</w:t>
+      </w:r>
+    </w:p>
+    <w:p>
+      <w:pPr>
+        <w:pStyle w:val="Heading3"/>
+      </w:pPr>
+      <w:r>
+        <w:t>Operator Scenarios</w:t>
+      </w:r>
+    </w:p>
+    <w:p>
+      <w:r>
+        <w:t>• Troubleshooting unexpected system behavior.</w:t>
+      </w:r>
+    </w:p>
+    <w:p>
+      <w:r>
+        <w:t>• Investigating health degradation or alarms.</w:t>
+      </w:r>
+    </w:p>
+    <w:p>
+      <w:r>
+        <w:t>• Reviewing recent changes or activity.</w:t>
+      </w:r>
+    </w:p>
+    <w:p>
+      <w:r>
+        <w:t>• Performing high-level operational assessments.</w:t>
+      </w:r>
+    </w:p>
+    <w:p>
+      <w:pPr>
+        <w:pStyle w:val="Heading3"/>
+      </w:pPr>
+      <w:r>
+        <w:t>Example Natural Language Prompts</w:t>
+      </w:r>
+    </w:p>
+    <w:p>
+      <w:r>
+        <w:t>• “Why is my environment unhealthy?”</w:t>
+      </w:r>
+    </w:p>
+    <w:p>
+      <w:r>
+        <w:t>• “Show me recent failures.”</w:t>
+      </w:r>
+    </w:p>
+    <w:p>
+      <w:r>
+        <w:t>• “What changed in the last few hours?”</w:t>
+      </w:r>
+    </w:p>
+    <w:p>
+      <w:r>
+        <w:t>• “Give me a summary view.”</w:t>
+      </w:r>
+    </w:p>
+    <w:p>
+      <w:r>
+        <w:t>• “Drill into the top issue.”</w:t>
+      </w:r>
+    </w:p>
+    <w:p>
+      <w:pPr>
+        <w:pStyle w:val="Heading2"/>
+      </w:pPr>
+      <w:bookmarkStart w:id="6" w:name="_Toc222221777"/>
+      <w:r>
+        <w:t>fabric_get_fabric_execution_recent</w:t>
+      </w:r>
+      <w:bookmarkEnd w:id="6"/>
+    </w:p>
+    <w:p>
+      <w:r>
+        <w:t>Service Area: fabric</w:t>
+      </w:r>
+    </w:p>
+    <w:p>
+      <w:r>
+        <w:t>Purpose: Tier-2: recent fabric executions (per-fabric). Fetches execution list, correlates executions to a fabric name/id using best-effort heuristics, optionally fetches execution detail for the most recent matched executions, and returns an actionable summary + next steps.</w:t>
+      </w:r>
+    </w:p>
+    <w:p>
+      <w:pPr>
+        <w:pStyle w:val="Heading3"/>
+      </w:pPr>
+      <w:r>
+        <w:t>Operator Scenarios</w:t>
+      </w:r>
+    </w:p>
+    <w:p>
+      <w:r>
+        <w:t>• Troubleshooting unexpected system behavior.</w:t>
+      </w:r>
+    </w:p>
+    <w:p>
+      <w:r>
+        <w:t>• Investigating health degradation or alarms.</w:t>
+      </w:r>
+    </w:p>
+    <w:p>
+      <w:r>
+        <w:t>• Reviewing recent changes or activity.</w:t>
+      </w:r>
+    </w:p>
+    <w:p>
+      <w:r>
+        <w:t>• Performing high-level operational assessments.</w:t>
+      </w:r>
+    </w:p>
+    <w:p>
+      <w:pPr>
+        <w:pStyle w:val="Heading3"/>
+      </w:pPr>
+      <w:r>
+        <w:t>Example Natural Language Prompts</w:t>
+      </w:r>
+    </w:p>
+    <w:p>
+      <w:r>
+        <w:t>• “Why is my environment unhealthy?”</w:t>
+      </w:r>
+    </w:p>
+    <w:p>
+      <w:r>
+        <w:lastRenderedPageBreak/>
+        <w:t>• “Show me recent failures.”</w:t>
+      </w:r>
+    </w:p>
+    <w:p>
+      <w:r>
+        <w:t>• “What changed in the last few hours?”</w:t>
+      </w:r>
+    </w:p>
+    <w:p>
+      <w:r>
+        <w:t>• “Give me a summary view.”</w:t>
+      </w:r>
+    </w:p>
+    <w:p>
+      <w:r>
+        <w:t>• “Drill into the top issue.”</w:t>
+      </w:r>
+    </w:p>
+    <w:p>
+      <w:pPr>
+        <w:pStyle w:val="Heading2"/>
+      </w:pPr>
+      <w:bookmarkStart w:id="7" w:name="_Toc222221778"/>
+      <w:r>
+        <w:t>fabric_get_fabric_health_summary</w:t>
+      </w:r>
+      <w:bookmarkEnd w:id="7"/>
+    </w:p>
+    <w:p>
+      <w:r>
+        <w:t>Service Area: fabric</w:t>
+      </w:r>
+    </w:p>
+    <w:p>
+      <w:r>
+        <w:t>Purpose: Tier-2: fabric health summary (global + per-fabric). Combines fabrics-health, fabric-health, service health, and optional errors into an actionable summary with next steps.</w:t>
+      </w:r>
+    </w:p>
+    <w:p>
+      <w:pPr>
+        <w:pStyle w:val="Heading3"/>
+      </w:pPr>
+      <w:r>
+        <w:t>Operator Scenarios</w:t>
+      </w:r>
+    </w:p>
+    <w:p>
+      <w:r>
+        <w:t>• Troubleshooting unexpected system behavior.</w:t>
+      </w:r>
+    </w:p>
+    <w:p>
+      <w:r>
+        <w:t>• Investigating health degradation or alarms.</w:t>
+      </w:r>
+    </w:p>
+    <w:p>
+      <w:r>
+        <w:t>• Reviewing recent changes or activity.</w:t>
+      </w:r>
+    </w:p>
+    <w:p>
+      <w:r>
+        <w:t>• Performing high-level operational assessments.</w:t>
+      </w:r>
+    </w:p>
+    <w:p>
+      <w:pPr>
+        <w:pStyle w:val="Heading3"/>
+      </w:pPr>
+      <w:r>
+        <w:t>Example Natural Language Prompts</w:t>
+      </w:r>
+    </w:p>
+    <w:p>
+      <w:r>
+        <w:t>• “Why is my environment unhealthy?”</w:t>
+      </w:r>
+    </w:p>
+    <w:p>
+      <w:r>
+        <w:t>• “Show me recent failures.”</w:t>
+      </w:r>
+    </w:p>
+    <w:p>
+      <w:r>
+        <w:t>• “What changed in the last few hours?”</w:t>
+      </w:r>
+    </w:p>
+    <w:p>
+      <w:r>
+        <w:t>• “Give me a summary view.”</w:t>
+      </w:r>
+    </w:p>
+    <w:p>
+      <w:r>
+        <w:t>• “Drill into the top issue.”</w:t>
+      </w:r>
+    </w:p>
+    <w:p>
+      <w:pPr>
+        <w:pStyle w:val="Heading2"/>
+      </w:pPr>
+      <w:bookmarkStart w:id="8" w:name="_Toc222221779"/>
+      <w:r>
+        <w:t>fabric_get_fabric_health_timeline</w:t>
+      </w:r>
+      <w:bookmarkEnd w:id="8"/>
+    </w:p>
+    <w:p>
+      <w:r>
+        <w:t>Service Area: fabric</w:t>
+      </w:r>
+    </w:p>
+    <w:p>
+      <w:r>
+        <w:t>Purpose: Tier-2: fabric health timeline (per-fabric). Builds a chronological view by combining current fabric health, event history, and execution history. Correlation between eventhistories.execution_uuid and executions is BEST-EFFORT (IDs may not match); when exact join is not possible, the tool falls back to heuristics (time proximity + command/fabric-name hints). Returns an actionable grouped timeline with next steps.</w:t>
+      </w:r>
+    </w:p>
+    <w:p>
+      <w:pPr>
+        <w:pStyle w:val="Heading3"/>
+      </w:pPr>
+      <w:r>
+        <w:t>Operator Scenarios</w:t>
+      </w:r>
+    </w:p>
+    <w:p>
+      <w:r>
+        <w:t>• Troubleshooting unexpected system behavior.</w:t>
+      </w:r>
+    </w:p>
+    <w:p>
+      <w:r>
+        <w:t>• Investigating health degradation or alarms.</w:t>
+      </w:r>
+    </w:p>
+    <w:p>
+      <w:r>
+        <w:lastRenderedPageBreak/>
+        <w:t>• Reviewing recent changes or activity.</w:t>
+      </w:r>
+    </w:p>
+    <w:p>
+      <w:r>
+        <w:t>• Performing high-level operational assessments.</w:t>
+      </w:r>
+    </w:p>
+    <w:p>
+      <w:pPr>
+        <w:pStyle w:val="Heading3"/>
+      </w:pPr>
+      <w:r>
+        <w:t>Example Natural Language Prompts</w:t>
+      </w:r>
+    </w:p>
+    <w:p>
+      <w:r>
+        <w:t>• “Why is my environment unhealthy?”</w:t>
+      </w:r>
+    </w:p>
+    <w:p>
+      <w:r>
+        <w:t>• “Show me recent failures.”</w:t>
+      </w:r>
+    </w:p>
+    <w:p>
+      <w:r>
+        <w:t>• “What changed in the last few hours?”</w:t>
+      </w:r>
+    </w:p>
+    <w:p>
+      <w:r>
+        <w:t>• “Give me a summary view.”</w:t>
+      </w:r>
+    </w:p>
+    <w:p>
+      <w:r>
+        <w:t>• “Drill into the top issue.”</w:t>
+      </w:r>
+    </w:p>
+    <w:p>
+      <w:pPr>
+        <w:pStyle w:val="Heading2"/>
+      </w:pPr>
+      <w:bookmarkStart w:id="9" w:name="_Toc222221780"/>
+      <w:r>
+        <w:t>fabric_get_fabric_overview</w:t>
+      </w:r>
+      <w:bookmarkEnd w:id="9"/>
+    </w:p>
+    <w:p>
+      <w:r>
+        <w:t>Service Area: fabric</w:t>
+      </w:r>
+    </w:p>
+    <w:p>
+      <w:r>
+        <w:t>Purpose: Tier-2: Compact fabric overview (headline + optional errors/devices summary). Set include_raw=true to include raw Tier-1 payloads (large).</w:t>
+      </w:r>
+    </w:p>
+    <w:p>
+      <w:pPr>
+        <w:pStyle w:val="Heading3"/>
+      </w:pPr>
+      <w:r>
+        <w:t>Operator Scenarios</w:t>
+      </w:r>
+    </w:p>
+    <w:p>
+      <w:r>
+        <w:t>• Troubleshooting unexpected system behavior.</w:t>
+      </w:r>
+    </w:p>
+    <w:p>
+      <w:r>
+        <w:t>• Investigating health degradation or alarms.</w:t>
+      </w:r>
+    </w:p>
+    <w:p>
+      <w:r>
+        <w:t>• Reviewing recent changes or activity.</w:t>
+      </w:r>
+    </w:p>
+    <w:p>
+      <w:r>
+        <w:t>• Performing high-level operational assessments.</w:t>
+      </w:r>
+    </w:p>
+    <w:p>
+      <w:pPr>
+        <w:pStyle w:val="Heading3"/>
+      </w:pPr>
+      <w:r>
+        <w:t>Example Natural Language Prompts</w:t>
+      </w:r>
+    </w:p>
+    <w:p>
+      <w:r>
+        <w:t>• “Why is my environment unhealthy?”</w:t>
+      </w:r>
+    </w:p>
+    <w:p>
+      <w:r>
+        <w:t>• “Show me recent failures.”</w:t>
+      </w:r>
+    </w:p>
+    <w:p>
+      <w:r>
+        <w:t>• “What changed in the last few hours?”</w:t>
+      </w:r>
+    </w:p>
+    <w:p>
+      <w:r>
+        <w:t>• “Give me a summary view.”</w:t>
+      </w:r>
+    </w:p>
+    <w:p>
+      <w:r>
+        <w:t>• “Drill into the top issue.”</w:t>
+      </w:r>
+    </w:p>
+    <w:p>
+      <w:pPr>
+        <w:pStyle w:val="Heading2"/>
+      </w:pPr>
+      <w:bookmarkStart w:id="10" w:name="_Toc222221781"/>
+      <w:r>
+        <w:t>fabric_get_fabric_validation_report</w:t>
+      </w:r>
+      <w:bookmarkEnd w:id="10"/>
+    </w:p>
+    <w:p>
+      <w:r>
+        <w:t>Service Area: fabric</w:t>
+      </w:r>
+    </w:p>
+    <w:p>
+      <w:r>
+        <w:t>Purpose: Tier-2: Pre-change readiness / audit report for a fabric. Correlates health, errors, locks, and validation endpoints into a PASS/WARN/FAIL verdict with next actions.</w:t>
+      </w:r>
+    </w:p>
+    <w:p>
+      <w:pPr>
+        <w:pStyle w:val="Heading3"/>
+      </w:pPr>
+      <w:r>
+        <w:t>Operator Scenarios</w:t>
+      </w:r>
+    </w:p>
+    <w:p>
+      <w:r>
+        <w:t>• Troubleshooting unexpected system behavior.</w:t>
+      </w:r>
+    </w:p>
+    <w:p>
+      <w:r>
+        <w:lastRenderedPageBreak/>
+        <w:t>• Investigating health degradation or alarms.</w:t>
+      </w:r>
+    </w:p>
+    <w:p>
+      <w:r>
+        <w:t>• Reviewing recent changes or activity.</w:t>
+      </w:r>
+    </w:p>
+    <w:p>
+      <w:r>
+        <w:t>• Performing high-level operational assessments.</w:t>
+      </w:r>
+    </w:p>
+    <w:p>
+      <w:pPr>
+        <w:pStyle w:val="Heading3"/>
+      </w:pPr>
+      <w:r>
+        <w:t>Example Natural Language Prompts</w:t>
+      </w:r>
+    </w:p>
+    <w:p>
+      <w:r>
+        <w:t>• “Why is my environment unhealthy?”</w:t>
+      </w:r>
+    </w:p>
+    <w:p>
+      <w:r>
+        <w:t>• “Show me recent failures.”</w:t>
+      </w:r>
+    </w:p>
+    <w:p>
+      <w:r>
+        <w:t>• “What changed in the last few hours?”</w:t>
+      </w:r>
+    </w:p>
+    <w:p>
+      <w:r>
+        <w:t>• “Give me a summary view.”</w:t>
+      </w:r>
+    </w:p>
+    <w:p>
+      <w:r>
+        <w:t>• “Drill into the top issue.”</w:t>
+      </w:r>
+    </w:p>
+    <w:p>
+      <w:pPr>
+        <w:pStyle w:val="Heading2"/>
+      </w:pPr>
+      <w:bookmarkStart w:id="11" w:name="_Toc222221782"/>
+      <w:r>
+        <w:t>fabric_get_running_config</w:t>
+      </w:r>
+      <w:bookmarkEnd w:id="11"/>
+    </w:p>
+    <w:p>
+      <w:r>
+        <w:t>Service Area: fabric</w:t>
+      </w:r>
+    </w:p>
+    <w:p>
+      <w:r>
+        <w:t>Purpose: Get the running configuration CLI commands for the fabric</w:t>
+      </w:r>
+    </w:p>
+    <w:p>
+      <w:pPr>
+        <w:pStyle w:val="Heading3"/>
+      </w:pPr>
+      <w:r>
+        <w:t>Operator Scenarios</w:t>
+      </w:r>
+    </w:p>
+    <w:p>
+      <w:r>
+        <w:t>• Troubleshooting unexpected system behavior.</w:t>
+      </w:r>
+    </w:p>
+    <w:p>
+      <w:r>
+        <w:t>• Investigating health degradation or alarms.</w:t>
+      </w:r>
+    </w:p>
+    <w:p>
+      <w:r>
+        <w:t>• Reviewing recent changes or activity.</w:t>
+      </w:r>
+    </w:p>
+    <w:p>
+      <w:r>
+        <w:t>• Performing high-level operational assessments.</w:t>
+      </w:r>
+    </w:p>
+    <w:p>
+      <w:pPr>
+        <w:pStyle w:val="Heading3"/>
+      </w:pPr>
+      <w:r>
+        <w:t>Example Natural Language Prompts</w:t>
+      </w:r>
+    </w:p>
+    <w:p>
+      <w:r>
+        <w:t>• “Why is my environment unhealthy?”</w:t>
+      </w:r>
+    </w:p>
+    <w:p>
+      <w:r>
+        <w:t>• “Show me recent failures.”</w:t>
+      </w:r>
+    </w:p>
+    <w:p>
+      <w:r>
+        <w:t>• “What changed in the last few hours?”</w:t>
+      </w:r>
+    </w:p>
+    <w:p>
+      <w:r>
+        <w:t>• “Give me a summary view.”</w:t>
+      </w:r>
+    </w:p>
+    <w:p>
+      <w:r>
+        <w:t>• “Drill into the top issue.”</w:t>
+      </w:r>
+    </w:p>
+    <w:p>
+      <w:pPr>
+        <w:pStyle w:val="Heading2"/>
+      </w:pPr>
+      <w:bookmarkStart w:id="12" w:name="_Toc222221783"/>
+      <w:r>
+        <w:t>fault_get_active_alarms_top</w:t>
+      </w:r>
+      <w:bookmarkEnd w:id="12"/>
+    </w:p>
+    <w:p>
+      <w:r>
+        <w:t>Service Area: faultmanager</w:t>
+      </w:r>
+    </w:p>
+    <w:p>
+      <w:r>
+        <w:t xml:space="preserve">Purpose: Tier-2 (read-only, v1): Show top ACTIVE alarms by severity and the resources they attach to. Composite uses ONLY existing tier-1 tools: faultmanager_get_alarm_history (active/unacked/uncleared/closed filters) and optionally </w:t>
+      </w:r>
+      <w:r>
+        <w:lastRenderedPageBreak/>
+        <w:t>faultmanager_get_alarm_inventory (detail enrichment). Output includes totals, by_severity counts, and top alarm groups with top impacted resources and sample instances.</w:t>
+      </w:r>
+    </w:p>
+    <w:p>
+      <w:pPr>
+        <w:pStyle w:val="Heading3"/>
+      </w:pPr>
+      <w:r>
+        <w:t>Operator Scenarios</w:t>
+      </w:r>
+    </w:p>
+    <w:p>
+      <w:r>
+        <w:t>• Troubleshooting unexpected system behavior.</w:t>
+      </w:r>
+    </w:p>
+    <w:p>
+      <w:r>
+        <w:t>• Investigating health degradation or alarms.</w:t>
+      </w:r>
+    </w:p>
+    <w:p>
+      <w:r>
+        <w:t>• Reviewing recent changes or activity.</w:t>
+      </w:r>
+    </w:p>
+    <w:p>
+      <w:r>
+        <w:t>• Performing high-level operational assessments.</w:t>
+      </w:r>
+    </w:p>
+    <w:p>
+      <w:pPr>
+        <w:pStyle w:val="Heading3"/>
+      </w:pPr>
+      <w:r>
+        <w:t>Example Natural Language Prompts</w:t>
+      </w:r>
+    </w:p>
+    <w:p>
+      <w:r>
+        <w:t>• “Why is my environment unhealthy?”</w:t>
+      </w:r>
+    </w:p>
+    <w:p>
+      <w:r>
+        <w:t>• “Show me recent failures.”</w:t>
+      </w:r>
+    </w:p>
+    <w:p>
+      <w:r>
+        <w:t>• “What changed in the last few hours?”</w:t>
+      </w:r>
+    </w:p>
+    <w:p>
+      <w:r>
+        <w:t>• “Give me a summary view.”</w:t>
+      </w:r>
+    </w:p>
+    <w:p>
+      <w:r>
+        <w:t>• “Drill into the top issue.”</w:t>
+      </w:r>
+    </w:p>
+    <w:p>
+      <w:pPr>
+        <w:pStyle w:val="Heading2"/>
+      </w:pPr>
+      <w:bookmarkStart w:id="13" w:name="_Toc222221784"/>
+      <w:r>
+        <w:t>fault_get_alarm_details_with_context</w:t>
+      </w:r>
+      <w:bookmarkEnd w:id="13"/>
+    </w:p>
+    <w:p>
+      <w:r>
+        <w:t>Service Area: faultmanager</w:t>
+      </w:r>
+    </w:p>
+    <w:p>
+      <w:r>
+        <w:t>Purpose: Tier-2 (read-only): Explain an alarm (what it is, what it impacts, and related recent context). Composite uses ONLY existing tier-1 tools: faultmanager_get_alarm_history (instances + resource/severity), faultmanager_get_alarm_inventory(detail=true) (catalog explanation), faultmanager_get_alert_history (recent related alerts by resource + time window), monitor_get_health_detail(resource) (resource health), and optionally tenant_get_event_history_list(device_ip) when device_ip can be derived from resource.</w:t>
+      </w:r>
+    </w:p>
+    <w:p>
+      <w:pPr>
+        <w:pStyle w:val="Heading3"/>
+      </w:pPr>
+      <w:r>
+        <w:t>Operator Scenarios</w:t>
+      </w:r>
+    </w:p>
+    <w:p>
+      <w:r>
+        <w:t>• Troubleshooting unexpected system behavior.</w:t>
+      </w:r>
+    </w:p>
+    <w:p>
+      <w:r>
+        <w:t>• Investigating health degradation or alarms.</w:t>
+      </w:r>
+    </w:p>
+    <w:p>
+      <w:r>
+        <w:t>• Reviewing recent changes or activity.</w:t>
+      </w:r>
+    </w:p>
+    <w:p>
+      <w:r>
+        <w:t>• Performing high-level operational assessments.</w:t>
+      </w:r>
+    </w:p>
+    <w:p>
+      <w:pPr>
+        <w:pStyle w:val="Heading3"/>
+      </w:pPr>
+      <w:r>
+        <w:t>Example Natural Language Prompts</w:t>
+      </w:r>
+    </w:p>
+    <w:p>
+      <w:r>
+        <w:t>• “Why is my environment unhealthy?”</w:t>
+      </w:r>
+    </w:p>
+    <w:p>
+      <w:r>
+        <w:t>• “Show me recent failures.”</w:t>
+      </w:r>
+    </w:p>
+    <w:p>
+      <w:r>
+        <w:t>• “What changed in the last few hours?”</w:t>
+      </w:r>
+    </w:p>
+    <w:p>
+      <w:r>
+        <w:lastRenderedPageBreak/>
+        <w:t>• “Give me a summary view.”</w:t>
+      </w:r>
+    </w:p>
+    <w:p>
+      <w:r>
+        <w:t>• “Drill into the top issue.”</w:t>
+      </w:r>
+    </w:p>
+    <w:p>
+      <w:pPr>
+        <w:pStyle w:val="Heading2"/>
+      </w:pPr>
+      <w:bookmarkStart w:id="14" w:name="_Toc222221785"/>
+      <w:r>
+        <w:t>fault_get_fabric_health_related_alerts</w:t>
+      </w:r>
+      <w:bookmarkEnd w:id="14"/>
+    </w:p>
+    <w:p>
+      <w:r>
+        <w:t>Service Area: faultmanager</w:t>
+      </w:r>
+    </w:p>
+    <w:p>
+      <w:r>
+        <w:t>Purpose: Tier-2 (read-only): Find alerts that indicate fabric health restored/degraded recently. Composite uses ONLY existing tier-1 tools: faultmanager_get_alert_history (filter by fabric resource + time window), fabric_get_fabrics (validate fabric_name + suggestions). Produces summary counts + curated alert list + signal classification (restored/degraded/other).</w:t>
+      </w:r>
+    </w:p>
+    <w:p>
+      <w:pPr>
+        <w:pStyle w:val="Heading3"/>
+      </w:pPr>
+      <w:r>
+        <w:t>Operator Scenarios</w:t>
+      </w:r>
+    </w:p>
+    <w:p>
+      <w:r>
+        <w:t>• Troubleshooting unexpected system behavior.</w:t>
+      </w:r>
+    </w:p>
+    <w:p>
+      <w:r>
+        <w:t>• Investigating health degradation or alarms.</w:t>
+      </w:r>
+    </w:p>
+    <w:p>
+      <w:r>
+        <w:t>• Reviewing recent changes or activity.</w:t>
+      </w:r>
+    </w:p>
+    <w:p>
+      <w:r>
+        <w:t>• Performing high-level operational assessments.</w:t>
+      </w:r>
+    </w:p>
+    <w:p>
+      <w:pPr>
+        <w:pStyle w:val="Heading3"/>
+      </w:pPr>
+      <w:r>
+        <w:t>Example Natural Language Prompts</w:t>
+      </w:r>
+    </w:p>
+    <w:p>
+      <w:r>
+        <w:t>• “Why is my environment unhealthy?”</w:t>
+      </w:r>
+    </w:p>
+    <w:p>
+      <w:r>
+        <w:t>• “Show me recent failures.”</w:t>
+      </w:r>
+    </w:p>
+    <w:p>
+      <w:r>
+        <w:t>• “What changed in the last few hours?”</w:t>
+      </w:r>
+    </w:p>
+    <w:p>
+      <w:r>
+        <w:t>• “Give me a summary view.”</w:t>
+      </w:r>
+    </w:p>
+    <w:p>
+      <w:r>
+        <w:t>• “Drill into the top issue.”</w:t>
+      </w:r>
+    </w:p>
+    <w:p>
+      <w:pPr>
+        <w:pStyle w:val="Heading2"/>
+      </w:pPr>
+      <w:bookmarkStart w:id="15" w:name="_Toc222221786"/>
+      <w:r>
+        <w:t>inventory_get_device_health_rollup</w:t>
+      </w:r>
+      <w:bookmarkEnd w:id="15"/>
+    </w:p>
+    <w:p>
+      <w:r>
+        <w:t>Service Area: inventory</w:t>
+      </w:r>
+    </w:p>
+    <w:p>
+      <w:r>
+        <w:t>Purpose: Tier-2: Roll up device health to explain which devices are driving fabric health (e.g., Red). Composite of monitor_get_health_inventory + fabric_get_fabrics_health + fabric_get_fabrics + inventory_getswitches.</w:t>
+      </w:r>
+    </w:p>
+    <w:p>
+      <w:pPr>
+        <w:pStyle w:val="Heading3"/>
+      </w:pPr>
+      <w:r>
+        <w:t>Operator Scenarios</w:t>
+      </w:r>
+    </w:p>
+    <w:p>
+      <w:r>
+        <w:t>• Troubleshooting unexpected system behavior.</w:t>
+      </w:r>
+    </w:p>
+    <w:p>
+      <w:r>
+        <w:t>• Investigating health degradation or alarms.</w:t>
+      </w:r>
+    </w:p>
+    <w:p>
+      <w:r>
+        <w:t>• Reviewing recent changes or activity.</w:t>
+      </w:r>
+    </w:p>
+    <w:p>
+      <w:r>
+        <w:t>• Performing high-level operational assessments.</w:t>
+      </w:r>
+    </w:p>
+    <w:p>
+      <w:pPr>
+        <w:pStyle w:val="Heading3"/>
+      </w:pPr>
+      <w:r>
+        <w:lastRenderedPageBreak/>
+        <w:t>Example Natural Language Prompts</w:t>
+      </w:r>
+    </w:p>
+    <w:p>
+      <w:r>
+        <w:t>• “Why is my environment unhealthy?”</w:t>
+      </w:r>
+    </w:p>
+    <w:p>
+      <w:r>
+        <w:t>• “Show me recent failures.”</w:t>
+      </w:r>
+    </w:p>
+    <w:p>
+      <w:r>
+        <w:t>• “What changed in the last few hours?”</w:t>
+      </w:r>
+    </w:p>
+    <w:p>
+      <w:r>
+        <w:t>• “Give me a summary view.”</w:t>
+      </w:r>
+    </w:p>
+    <w:p>
+      <w:r>
+        <w:t>• “Drill into the top issue.”</w:t>
+      </w:r>
+    </w:p>
+    <w:p>
+      <w:pPr>
+        <w:pStyle w:val="Heading2"/>
+      </w:pPr>
+      <w:bookmarkStart w:id="16" w:name="_Toc222221787"/>
+      <w:r>
+        <w:t>inventory_get_device_inventory_export</w:t>
+      </w:r>
+      <w:bookmarkEnd w:id="16"/>
+    </w:p>
+    <w:p>
+      <w:r>
+        <w:t>Service Area: inventory</w:t>
+      </w:r>
+    </w:p>
+    <w:p>
+      <w:r>
+        <w:t>Purpose: This API will export the device inventory information as a binary Excel file</w:t>
+      </w:r>
+    </w:p>
+    <w:p>
+      <w:pPr>
+        <w:pStyle w:val="Heading3"/>
+      </w:pPr>
+      <w:r>
+        <w:t>Operator Scenarios</w:t>
+      </w:r>
+    </w:p>
+    <w:p>
+      <w:r>
+        <w:t>• Troubleshooting unexpected system behavior.</w:t>
+      </w:r>
+    </w:p>
+    <w:p>
+      <w:r>
+        <w:t>• Investigating health degradation or alarms.</w:t>
+      </w:r>
+    </w:p>
+    <w:p>
+      <w:r>
+        <w:t>• Reviewing recent changes or activity.</w:t>
+      </w:r>
+    </w:p>
+    <w:p>
+      <w:r>
+        <w:t>• Performing high-level operational assessments.</w:t>
+      </w:r>
+    </w:p>
+    <w:p>
+      <w:pPr>
+        <w:pStyle w:val="Heading3"/>
+      </w:pPr>
+      <w:r>
+        <w:t>Example Natural Language Prompts</w:t>
+      </w:r>
+    </w:p>
+    <w:p>
+      <w:r>
+        <w:t>• “Why is my environment unhealthy?”</w:t>
+      </w:r>
+    </w:p>
+    <w:p>
+      <w:r>
+        <w:t>• “Show me recent failures.”</w:t>
+      </w:r>
+    </w:p>
+    <w:p>
+      <w:r>
+        <w:t>• “What changed in the last few hours?”</w:t>
+      </w:r>
+    </w:p>
+    <w:p>
+      <w:r>
+        <w:t>• “Give me a summary view.”</w:t>
+      </w:r>
+    </w:p>
+    <w:p>
+      <w:r>
+        <w:t>• “Drill into the top issue.”</w:t>
+      </w:r>
+    </w:p>
+    <w:p>
+      <w:pPr>
+        <w:pStyle w:val="Heading2"/>
+      </w:pPr>
+      <w:bookmarkStart w:id="17" w:name="_Toc222221788"/>
+      <w:r>
+        <w:t>inventory_get_fabric_switches_summary</w:t>
+      </w:r>
+      <w:bookmarkEnd w:id="17"/>
+    </w:p>
+    <w:p>
+      <w:r>
+        <w:t>Service Area: inventory</w:t>
+      </w:r>
+    </w:p>
+    <w:p>
+      <w:r>
+        <w:t>Purpose: Tier-2: Summarize switches that belong to a specific fabric. Composite tool: validates fabric exists (fabric_get_fabrics), fetches switches from Inventory (inventory_getswitches) using fabric-id, and optionally enriches a limited number of switches with per-device inventory summary (inventory_switch_inventory_summary_info). Returns breakdowns (role/model/status) + compact switch list + next actions.</w:t>
+      </w:r>
+    </w:p>
+    <w:p>
+      <w:pPr>
+        <w:pStyle w:val="Heading3"/>
+      </w:pPr>
+      <w:r>
+        <w:t>Operator Scenarios</w:t>
+      </w:r>
+    </w:p>
+    <w:p>
+      <w:r>
+        <w:t>• Troubleshooting unexpected system behavior.</w:t>
+      </w:r>
+    </w:p>
+    <w:p>
+      <w:r>
+        <w:t>• Investigating health degradation or alarms.</w:t>
+      </w:r>
+    </w:p>
+    <w:p>
+      <w:r>
+        <w:lastRenderedPageBreak/>
+        <w:t>• Reviewing recent changes or activity.</w:t>
+      </w:r>
+    </w:p>
+    <w:p>
+      <w:r>
+        <w:t>• Performing high-level operational assessments.</w:t>
+      </w:r>
+    </w:p>
+    <w:p>
+      <w:pPr>
+        <w:pStyle w:val="Heading3"/>
+      </w:pPr>
+      <w:r>
+        <w:t>Example Natural Language Prompts</w:t>
+      </w:r>
+    </w:p>
+    <w:p>
+      <w:r>
+        <w:t>• “Why is my environment unhealthy?”</w:t>
+      </w:r>
+    </w:p>
+    <w:p>
+      <w:r>
+        <w:t>• “Show me recent failures.”</w:t>
+      </w:r>
+    </w:p>
+    <w:p>
+      <w:r>
+        <w:t>• “What changed in the last few hours?”</w:t>
+      </w:r>
+    </w:p>
+    <w:p>
+      <w:r>
+        <w:t>• “Give me a summary view.”</w:t>
+      </w:r>
+    </w:p>
+    <w:p>
+      <w:r>
+        <w:t>• “Drill into the top issue.”</w:t>
+      </w:r>
+    </w:p>
+    <w:p>
+      <w:pPr>
+        <w:pStyle w:val="Heading2"/>
+      </w:pPr>
+      <w:bookmarkStart w:id="18" w:name="_Toc222221789"/>
+      <w:r>
+        <w:t>inventory_get_software_version_mismatch</w:t>
+      </w:r>
+      <w:bookmarkEnd w:id="18"/>
+    </w:p>
+    <w:p>
+      <w:r>
+        <w:t>Service Area: inventory</w:t>
+      </w:r>
+    </w:p>
+    <w:p>
+      <w:r>
+        <w:t>Purpose: Tier-2: Scan switches per fabric and detect firmware/software version mismatches grouped by fabric/role/model/global. Uses fabric_get_fabrics + inventory_getswitches.</w:t>
+      </w:r>
+    </w:p>
+    <w:p>
+      <w:pPr>
+        <w:pStyle w:val="Heading3"/>
+      </w:pPr>
+      <w:r>
+        <w:t>Operator Scenarios</w:t>
+      </w:r>
+    </w:p>
+    <w:p>
+      <w:r>
+        <w:t>• Troubleshooting unexpected system behavior.</w:t>
+      </w:r>
+    </w:p>
+    <w:p>
+      <w:r>
+        <w:t>• Investigating health degradation or alarms.</w:t>
+      </w:r>
+    </w:p>
+    <w:p>
+      <w:r>
+        <w:t>• Reviewing recent changes or activity.</w:t>
+      </w:r>
+    </w:p>
+    <w:p>
+      <w:r>
+        <w:t>• Performing high-level operational assessments.</w:t>
+      </w:r>
+    </w:p>
+    <w:p>
+      <w:pPr>
+        <w:pStyle w:val="Heading3"/>
+      </w:pPr>
+      <w:r>
+        <w:t>Example Natural Language Prompts</w:t>
+      </w:r>
+    </w:p>
+    <w:p>
+      <w:r>
+        <w:t>• “Why is my environment unhealthy?”</w:t>
+      </w:r>
+    </w:p>
+    <w:p>
+      <w:r>
+        <w:t>• “Show me recent failures.”</w:t>
+      </w:r>
+    </w:p>
+    <w:p>
+      <w:r>
+        <w:t>• “What changed in the last few hours?”</w:t>
+      </w:r>
+    </w:p>
+    <w:p>
+      <w:r>
+        <w:t>• “Give me a summary view.”</w:t>
+      </w:r>
+    </w:p>
+    <w:p>
+      <w:r>
+        <w:t>• “Drill into the top issue.”</w:t>
+      </w:r>
+    </w:p>
+    <w:p>
+      <w:pPr>
+        <w:pStyle w:val="Heading2"/>
+      </w:pPr>
+      <w:bookmarkStart w:id="19" w:name="_Toc222221790"/>
+      <w:r>
+        <w:t>inventory_get_unreachable_devices</w:t>
+      </w:r>
+      <w:bookmarkEnd w:id="19"/>
+    </w:p>
+    <w:p>
+      <w:r>
+        <w:t>Service Area: inventory</w:t>
+      </w:r>
+    </w:p>
+    <w:p>
+      <w:r>
+        <w:t>Purpose: Tier-2: Show devices currently unreachable/down (best-effort last_seen/last_error) using inventory + faultmanager alarms.</w:t>
       </w:r>
     </w:p>
     <w:p>
@@ -3266,23 +4812,116 @@
       </w:r>
     </w:p>
     <w:p>
+      <w:r>
+        <w:t>• “Include device details for the switches table.”</w:t>
+      </w:r>
+    </w:p>
+    <w:p>
+      <w:r>
+        <w:t>• “Show the top 20 switches.”</w:t>
+      </w:r>
+    </w:p>
+    <w:p>
+      <w:r>
+        <w:t>• “Which switches are degraded or failing discovery?”</w:t>
+      </w:r>
+    </w:p>
+    <w:p>
+      <w:r>
+        <w:t>• “List all switches in fabric DC with IP, model, firmware, and discovery status.”</w:t>
+      </w:r>
+    </w:p>
+    <w:p>
+      <w:r>
+        <w:t>• “Show me the switches inventory table.”</w:t>
+      </w:r>
+    </w:p>
+    <w:p>
+      <w:pPr>
+        <w:pStyle w:val="Heading3"/>
+      </w:pPr>
+      <w:r>
+        <w:t>Example Natural Language Prompts</w:t>
+      </w:r>
+    </w:p>
+    <w:p>
+      <w:r>
+        <w:t>• Filtering by fabric to focus on a specific environment (e.g., DC).</w:t>
+      </w:r>
+    </w:p>
+    <w:p>
+      <w:r>
+        <w:t>• Verifying discovery status and software versions during troubleshooting.</w:t>
+      </w:r>
+    </w:p>
+    <w:p>
+      <w:r>
+        <w:t>• Reviewing switch inventory at-a-glance across fabrics.</w:t>
+      </w:r>
+    </w:p>
+    <w:p>
+      <w:r>
+        <w:t>• Building or validating the Inventory widget/table in the MCP client UI.</w:t>
+      </w:r>
+    </w:p>
+    <w:p>
+      <w:pPr>
+        <w:pStyle w:val="Heading3"/>
+      </w:pPr>
+      <w:r>
+        <w:t>Operator Scenarios</w:t>
+      </w:r>
+    </w:p>
+    <w:p>
+      <w:r>
+        <w:t xml:space="preserve">Purpose: Tier-2: Provide a dashboard-ready switch inventory table (IP, name, fabric, role, model, firmware, discovery status). Composite of inventory switch listing with optional enrichment (e.g., discovery interval/reason when </w:t>
+      </w:r>
+      <w:proofErr w:type="spellStart"/>
+      <w:r>
+        <w:t>include_device_details</w:t>
+      </w:r>
+      <w:proofErr w:type="spellEnd"/>
+      <w:r>
+        <w:t>=true).</w:t>
+      </w:r>
+    </w:p>
+    <w:p>
       <w:pPr>
         <w:pStyle w:val="Heading2"/>
       </w:pPr>
-      <w:bookmarkStart w:id="4" w:name="_Toc221668067"/>
-      <w:r>
-        <w:t>fabric_get_fabric_errors_summary</w:t>
-      </w:r>
-      <w:bookmarkEnd w:id="4"/>
-    </w:p>
-    <w:p>
-      <w:r>
-        <w:t>Service Area: fabric</w:t>
-      </w:r>
-    </w:p>
-    <w:p>
-      <w:r>
-        <w:t>Purpose: Tier-2: Fabric errors summary. Calls Tier-1 fabric_get_fabric_errors (and optionally fabric_get_fabrics_errors + fabric_get_fabric_health) and returns an actionable summary (counts, top error types, affected devices when present) with next steps. Set include_raw=true to include raw Tier-1 payloads.</w:t>
+      <w:bookmarkStart w:id="20" w:name="_Toc222221791"/>
+      <w:proofErr w:type="spellStart"/>
+      <w:r>
+        <w:t>inventory_get_switches_widget_table</w:t>
+      </w:r>
+      <w:bookmarkEnd w:id="20"/>
+      <w:proofErr w:type="spellEnd"/>
+    </w:p>
+    <w:p>
+      <w:r>
+        <w:t xml:space="preserve">Service </w:t>
+      </w:r>
+      <w:proofErr w:type="spellStart"/>
+      <w:proofErr w:type="gramStart"/>
+      <w:r>
+        <w:t>Area:inventory</w:t>
+      </w:r>
+      <w:proofErr w:type="spellEnd"/>
+      <w:proofErr w:type="gramEnd"/>
+    </w:p>
+    <w:p>
+      <w:r>
+        <w:t xml:space="preserve">Purpose: Tier-2: retrieve list of switches provisioned in XCO with information such as IP Address, </w:t>
+      </w:r>
+      <w:proofErr w:type="spellStart"/>
+      <w:proofErr w:type="gramStart"/>
+      <w:r>
+        <w:t>software,name</w:t>
+      </w:r>
+      <w:proofErr w:type="spellEnd"/>
+      <w:proofErr w:type="gramEnd"/>
+      <w:r>
+        <w:t xml:space="preserve">, and other parameters </w:t>
       </w:r>
     </w:p>
     <w:p>
@@ -3290,6 +4929,50 @@
         <w:pStyle w:val="Heading3"/>
       </w:pPr>
       <w:r>
+        <w:lastRenderedPageBreak/>
+        <w:t>Example Natural Language Prompts</w:t>
+      </w:r>
+    </w:p>
+    <w:p>
+      <w:r>
+        <w:t>• Show switch inventory</w:t>
+      </w:r>
+    </w:p>
+    <w:p>
+      <w:r>
+        <w:t>• Show all device</w:t>
+      </w:r>
+    </w:p>
+    <w:p>
+      <w:r>
+        <w:t>• List switch IP addresses</w:t>
+      </w:r>
+    </w:p>
+    <w:p>
+      <w:pPr>
+        <w:pStyle w:val="Heading2"/>
+      </w:pPr>
+      <w:bookmarkStart w:id="21" w:name="_Toc222221792"/>
+      <w:r>
+        <w:t>monitor_get_platform_quick_status</w:t>
+      </w:r>
+      <w:bookmarkEnd w:id="21"/>
+    </w:p>
+    <w:p>
+      <w:r>
+        <w:t>Service Area: monitor</w:t>
+      </w:r>
+    </w:p>
+    <w:p>
+      <w:r>
+        <w:t>Purpose: Tier-2: Single view platform status (EFA + services + health). Optionally fetch health detail for problematic resources. Set include_raw=true for Tier-1 evidence (large).</w:t>
+      </w:r>
+    </w:p>
+    <w:p>
+      <w:pPr>
+        <w:pStyle w:val="Heading3"/>
+      </w:pPr>
+      <w:r>
         <w:t>Operator Scenarios</w:t>
       </w:r>
     </w:p>
@@ -3350,21 +5033,102 @@
       <w:pPr>
         <w:pStyle w:val="Heading2"/>
       </w:pPr>
-      <w:bookmarkStart w:id="5" w:name="_Toc221668068"/>
+      <w:bookmarkStart w:id="22" w:name="_Toc222221793"/>
+      <w:r>
+        <w:t>notification_get_last_failed_delivery_or_errors</w:t>
+      </w:r>
+      <w:bookmarkEnd w:id="22"/>
+    </w:p>
+    <w:p>
+      <w:r>
+        <w:t>Service Area: notification</w:t>
+      </w:r>
+    </w:p>
+    <w:p>
+      <w:r>
+        <w:t>Purpose: Tier-2: Find the most recent FAILED notification execution (notification pipeline issues). Uses Tier-1 notification_get_executions. If backend returns no failures, can optionally fallback to status=all and detect non-success locally.</w:t>
+      </w:r>
+    </w:p>
+    <w:p>
+      <w:pPr>
+        <w:pStyle w:val="Heading3"/>
+      </w:pPr>
+      <w:r>
+        <w:t>Operator Scenarios</w:t>
+      </w:r>
+    </w:p>
+    <w:p>
+      <w:r>
+        <w:t>• Troubleshooting unexpected system behavior.</w:t>
+      </w:r>
+    </w:p>
+    <w:p>
+      <w:r>
+        <w:t>• Investigating health degradation or alarms.</w:t>
+      </w:r>
+    </w:p>
+    <w:p>
+      <w:r>
+        <w:t>• Reviewing recent changes or activity.</w:t>
+      </w:r>
+    </w:p>
+    <w:p>
+      <w:r>
+        <w:t>• Performing high-level operational assessments.</w:t>
+      </w:r>
+    </w:p>
+    <w:p>
+      <w:pPr>
+        <w:pStyle w:val="Heading3"/>
+      </w:pPr>
       <w:r>
         <w:lastRenderedPageBreak/>
-        <w:t>fabric_get_fabric_execution_last_failed</w:t>
-      </w:r>
-      <w:bookmarkEnd w:id="5"/>
-    </w:p>
-    <w:p>
-      <w:r>
-        <w:t>Service Area: fabric</w:t>
-      </w:r>
-    </w:p>
-    <w:p>
-      <w:r>
-        <w:t>Purpose: Tier-2: Find the most recent FAILED fabric execution for a given fabric name (best-effort match), and return a compact actionable summary. Uses Tier-1 fabric_get_execution_list and optionally fabric_get_execution_get.</w:t>
+        <w:t>Example Natural Language Prompts</w:t>
+      </w:r>
+    </w:p>
+    <w:p>
+      <w:r>
+        <w:t>• “Why is my environment unhealthy?”</w:t>
+      </w:r>
+    </w:p>
+    <w:p>
+      <w:r>
+        <w:t>• “Show me recent failures.”</w:t>
+      </w:r>
+    </w:p>
+    <w:p>
+      <w:r>
+        <w:t>• “What changed in the last few hours?”</w:t>
+      </w:r>
+    </w:p>
+    <w:p>
+      <w:r>
+        <w:t>• “Give me a summary view.”</w:t>
+      </w:r>
+    </w:p>
+    <w:p>
+      <w:r>
+        <w:t>• “Drill into the top issue.”</w:t>
+      </w:r>
+    </w:p>
+    <w:p>
+      <w:pPr>
+        <w:pStyle w:val="Heading2"/>
+      </w:pPr>
+      <w:bookmarkStart w:id="23" w:name="_Toc222221794"/>
+      <w:r>
+        <w:t>notification_get_recent_events_filtered</w:t>
+      </w:r>
+      <w:bookmarkEnd w:id="23"/>
+    </w:p>
+    <w:p>
+      <w:r>
+        <w:t>Service Area: notification</w:t>
+      </w:r>
+    </w:p>
+    <w:p>
+      <w:r>
+        <w:t>Purpose: Get recent execution-derived events across services and filter by severity/type/resource/query (Tier-2 composite).</w:t>
       </w:r>
     </w:p>
     <w:p>
@@ -3432,346 +5196,20 @@
       <w:pPr>
         <w:pStyle w:val="Heading2"/>
       </w:pPr>
-      <w:bookmarkStart w:id="6" w:name="_Toc221668069"/>
-      <w:r>
-        <w:t>fabric_get_fabric_execution_recent</w:t>
-      </w:r>
-      <w:bookmarkEnd w:id="6"/>
-    </w:p>
-    <w:p>
-      <w:r>
-        <w:t>Service Area: fabric</w:t>
-      </w:r>
-    </w:p>
-    <w:p>
-      <w:r>
-        <w:t>Purpose: Tier-2: recent fabric executions (per-fabric). Fetches execution list, correlates executions to a fabric name/id using best-effort heuristics, optionally fetches execution detail for the most recent matched executions, and returns an actionable summary + next steps.</w:t>
-      </w:r>
-    </w:p>
-    <w:p>
-      <w:pPr>
-        <w:pStyle w:val="Heading3"/>
-      </w:pPr>
-      <w:r>
-        <w:t>Operator Scenarios</w:t>
-      </w:r>
-    </w:p>
-    <w:p>
-      <w:r>
-        <w:t>• Troubleshooting unexpected system behavior.</w:t>
-      </w:r>
-    </w:p>
-    <w:p>
-      <w:r>
-        <w:t>• Investigating health degradation or alarms.</w:t>
-      </w:r>
-    </w:p>
-    <w:p>
-      <w:r>
-        <w:t>• Reviewing recent changes or activity.</w:t>
-      </w:r>
-    </w:p>
-    <w:p>
-      <w:r>
-        <w:t>• Performing high-level operational assessments.</w:t>
-      </w:r>
-    </w:p>
-    <w:p>
-      <w:pPr>
-        <w:pStyle w:val="Heading3"/>
-      </w:pPr>
-      <w:r>
-        <w:t>Example Natural Language Prompts</w:t>
-      </w:r>
-    </w:p>
-    <w:p>
-      <w:r>
-        <w:t>• “Why is my environment unhealthy?”</w:t>
-      </w:r>
-    </w:p>
-    <w:p>
-      <w:r>
-        <w:t>• “Show me recent failures.”</w:t>
-      </w:r>
-    </w:p>
-    <w:p>
-      <w:r>
-        <w:lastRenderedPageBreak/>
-        <w:t>• “What changed in the last few hours?”</w:t>
-      </w:r>
-    </w:p>
-    <w:p>
-      <w:r>
-        <w:t>• “Give me a summary view.”</w:t>
-      </w:r>
-    </w:p>
-    <w:p>
-      <w:r>
-        <w:t>• “Drill into the top issue.”</w:t>
-      </w:r>
-    </w:p>
-    <w:p>
-      <w:pPr>
-        <w:pStyle w:val="Heading2"/>
-      </w:pPr>
-      <w:bookmarkStart w:id="7" w:name="_Toc221668070"/>
-      <w:r>
-        <w:t>fabric_get_fabric_health_summary</w:t>
-      </w:r>
-      <w:bookmarkEnd w:id="7"/>
-    </w:p>
-    <w:p>
-      <w:r>
-        <w:t>Service Area: fabric</w:t>
-      </w:r>
-    </w:p>
-    <w:p>
-      <w:r>
-        <w:t>Purpose: Tier-2: fabric health summary (global + per-fabric). Combines fabrics-health, fabric-health, service health, and optional errors into an actionable summary with next steps.</w:t>
-      </w:r>
-    </w:p>
-    <w:p>
-      <w:pPr>
-        <w:pStyle w:val="Heading3"/>
-      </w:pPr>
-      <w:r>
-        <w:t>Operator Scenarios</w:t>
-      </w:r>
-    </w:p>
-    <w:p>
-      <w:r>
-        <w:t>• Troubleshooting unexpected system behavior.</w:t>
-      </w:r>
-    </w:p>
-    <w:p>
-      <w:r>
-        <w:t>• Investigating health degradation or alarms.</w:t>
-      </w:r>
-    </w:p>
-    <w:p>
-      <w:r>
-        <w:t>• Reviewing recent changes or activity.</w:t>
-      </w:r>
-    </w:p>
-    <w:p>
-      <w:r>
-        <w:t>• Performing high-level operational assessments.</w:t>
-      </w:r>
-    </w:p>
-    <w:p>
-      <w:pPr>
-        <w:pStyle w:val="Heading3"/>
-      </w:pPr>
-      <w:r>
-        <w:t>Example Natural Language Prompts</w:t>
-      </w:r>
-    </w:p>
-    <w:p>
-      <w:r>
-        <w:t>• “Why is my environment unhealthy?”</w:t>
-      </w:r>
-    </w:p>
-    <w:p>
-      <w:r>
-        <w:t>• “Show me recent failures.”</w:t>
-      </w:r>
-    </w:p>
-    <w:p>
-      <w:r>
-        <w:t>• “What changed in the last few hours?”</w:t>
-      </w:r>
-    </w:p>
-    <w:p>
-      <w:r>
-        <w:t>• “Give me a summary view.”</w:t>
-      </w:r>
-    </w:p>
-    <w:p>
-      <w:r>
-        <w:t>• “Drill into the top issue.”</w:t>
-      </w:r>
-    </w:p>
-    <w:p>
-      <w:pPr>
-        <w:pStyle w:val="Heading2"/>
-      </w:pPr>
-      <w:bookmarkStart w:id="8" w:name="_Toc221668071"/>
-      <w:r>
-        <w:t>fabric_get_fabric_health_timeline</w:t>
-      </w:r>
-      <w:bookmarkEnd w:id="8"/>
-    </w:p>
-    <w:p>
-      <w:r>
-        <w:t>Service Area: fabric</w:t>
-      </w:r>
-    </w:p>
-    <w:p>
-      <w:r>
-        <w:t>Purpose: Tier-2: fabric health timeline (per-fabric). Builds a chronological view by combining current fabric health, event history, and execution history. Correlation between eventhistories.execution_uuid and executions is BEST-EFFORT (IDs may not match); when exact join is not possible, the tool falls back to heuristics (time proximity + command/fabric-name hints). Returns an actionable grouped timeline with next steps.</w:t>
-      </w:r>
-    </w:p>
-    <w:p>
-      <w:pPr>
-        <w:pStyle w:val="Heading3"/>
-      </w:pPr>
-      <w:r>
-        <w:t>Operator Scenarios</w:t>
-      </w:r>
-    </w:p>
-    <w:p>
-      <w:r>
-        <w:t>• Troubleshooting unexpected system behavior.</w:t>
-      </w:r>
-    </w:p>
-    <w:p>
-      <w:r>
-        <w:t>• Investigating health degradation or alarms.</w:t>
-      </w:r>
-    </w:p>
-    <w:p>
-      <w:r>
-        <w:t>• Reviewing recent changes or activity.</w:t>
-      </w:r>
-    </w:p>
-    <w:p>
-      <w:r>
-        <w:lastRenderedPageBreak/>
-        <w:t>• Performing high-level operational assessments.</w:t>
-      </w:r>
-    </w:p>
-    <w:p>
-      <w:pPr>
-        <w:pStyle w:val="Heading3"/>
-      </w:pPr>
-      <w:r>
-        <w:t>Example Natural Language Prompts</w:t>
-      </w:r>
-    </w:p>
-    <w:p>
-      <w:r>
-        <w:t>• “Why is my environment unhealthy?”</w:t>
-      </w:r>
-    </w:p>
-    <w:p>
-      <w:r>
-        <w:t>• “Show me recent failures.”</w:t>
-      </w:r>
-    </w:p>
-    <w:p>
-      <w:r>
-        <w:t>• “What changed in the last few hours?”</w:t>
-      </w:r>
-    </w:p>
-    <w:p>
-      <w:r>
-        <w:t>• “Give me a summary view.”</w:t>
-      </w:r>
-    </w:p>
-    <w:p>
-      <w:r>
-        <w:t>• “Drill into the top issue.”</w:t>
-      </w:r>
-    </w:p>
-    <w:p>
-      <w:pPr>
-        <w:pStyle w:val="Heading2"/>
-      </w:pPr>
-      <w:bookmarkStart w:id="9" w:name="_Toc221668072"/>
-      <w:r>
-        <w:t>fabric_get_fabric_overview</w:t>
-      </w:r>
-      <w:bookmarkEnd w:id="9"/>
-    </w:p>
-    <w:p>
-      <w:r>
-        <w:t>Service Area: fabric</w:t>
-      </w:r>
-    </w:p>
-    <w:p>
-      <w:r>
-        <w:t>Purpose: Tier-2: Compact fabric overview (headline + optional errors/devices summary). Set include_raw=true to include raw Tier-1 payloads (large).</w:t>
-      </w:r>
-    </w:p>
-    <w:p>
-      <w:pPr>
-        <w:pStyle w:val="Heading3"/>
-      </w:pPr>
-      <w:r>
-        <w:t>Operator Scenarios</w:t>
-      </w:r>
-    </w:p>
-    <w:p>
-      <w:r>
-        <w:t>• Troubleshooting unexpected system behavior.</w:t>
-      </w:r>
-    </w:p>
-    <w:p>
-      <w:r>
-        <w:t>• Investigating health degradation or alarms.</w:t>
-      </w:r>
-    </w:p>
-    <w:p>
-      <w:r>
-        <w:t>• Reviewing recent changes or activity.</w:t>
-      </w:r>
-    </w:p>
-    <w:p>
-      <w:r>
-        <w:t>• Performing high-level operational assessments.</w:t>
-      </w:r>
-    </w:p>
-    <w:p>
-      <w:pPr>
-        <w:pStyle w:val="Heading3"/>
-      </w:pPr>
-      <w:r>
-        <w:t>Example Natural Language Prompts</w:t>
-      </w:r>
-    </w:p>
-    <w:p>
-      <w:r>
-        <w:t>• “Why is my environment unhealthy?”</w:t>
-      </w:r>
-    </w:p>
-    <w:p>
-      <w:r>
-        <w:t>• “Show me recent failures.”</w:t>
-      </w:r>
-    </w:p>
-    <w:p>
-      <w:r>
-        <w:t>• “What changed in the last few hours?”</w:t>
-      </w:r>
-    </w:p>
-    <w:p>
-      <w:r>
-        <w:t>• “Give me a summary view.”</w:t>
-      </w:r>
-    </w:p>
-    <w:p>
-      <w:r>
-        <w:t>• “Drill into the top issue.”</w:t>
-      </w:r>
-    </w:p>
-    <w:p>
-      <w:pPr>
-        <w:pStyle w:val="Heading2"/>
-      </w:pPr>
-      <w:bookmarkStart w:id="10" w:name="_Toc221668073"/>
-      <w:r>
-        <w:t>fabric_get_fabric_validation_report</w:t>
-      </w:r>
-      <w:bookmarkEnd w:id="10"/>
-    </w:p>
-    <w:p>
-      <w:r>
-        <w:t>Service Area: fabric</w:t>
-      </w:r>
-    </w:p>
-    <w:p>
-      <w:r>
-        <w:t>Purpose: Tier-2: Pre-change readiness / audit report for a fabric. Correlates health, errors, locks, and validation endpoints into a PASS/WARN/FAIL verdict with next actions.</w:t>
+      <w:bookmarkStart w:id="24" w:name="_Toc222221795"/>
+      <w:r>
+        <w:t>system_get_certificate_alarm_context</w:t>
+      </w:r>
+      <w:bookmarkEnd w:id="24"/>
+    </w:p>
+    <w:p>
+      <w:r>
+        <w:t>Service Area: system</w:t>
+      </w:r>
+    </w:p>
+    <w:p>
+      <w:r>
+        <w:t>Purpose: Any current alarms about certificate expiry and which cert is it? Composite of faultmanager alarms filtered to certificate/expiry + certificate expiry metadata (monitor + device).</w:t>
       </w:r>
     </w:p>
     <w:p>
@@ -3840,20 +5278,20 @@
       <w:pPr>
         <w:pStyle w:val="Heading2"/>
       </w:pPr>
-      <w:bookmarkStart w:id="11" w:name="_Toc221668074"/>
-      <w:r>
-        <w:t>fabric_get_running_config</w:t>
-      </w:r>
-      <w:bookmarkEnd w:id="11"/>
-    </w:p>
-    <w:p>
-      <w:r>
-        <w:t>Service Area: fabric</w:t>
-      </w:r>
-    </w:p>
-    <w:p>
-      <w:r>
-        <w:t>Purpose: Get the running configuration CLI commands for the fabric</w:t>
+      <w:bookmarkStart w:id="25" w:name="_Toc222221796"/>
+      <w:r>
+        <w:t>system_get_certificates_expiring_soon</w:t>
+      </w:r>
+      <w:bookmarkEnd w:id="25"/>
+    </w:p>
+    <w:p>
+      <w:r>
+        <w:t>Service Area: system</w:t>
+      </w:r>
+    </w:p>
+    <w:p>
+      <w:r>
+        <w:t>Purpose: Show certificates expiring soon (bucketed 30/60/90 days, UI-style color/severity). Composite of monitor cert expiry + device cert expiry.</w:t>
       </w:r>
     </w:p>
     <w:p>
@@ -3921,20 +5359,183 @@
       <w:pPr>
         <w:pStyle w:val="Heading2"/>
       </w:pPr>
-      <w:bookmarkStart w:id="12" w:name="_Toc221668075"/>
-      <w:r>
-        <w:t>fault_get_active_alarms_top</w:t>
-      </w:r>
-      <w:bookmarkEnd w:id="12"/>
-    </w:p>
-    <w:p>
-      <w:r>
-        <w:t>Service Area: faultmanager</w:t>
-      </w:r>
-    </w:p>
-    <w:p>
-      <w:r>
-        <w:t>Purpose: Tier-2 (read-only, v1): Show top ACTIVE alarms by severity and the resources they attach to. Composite uses ONLY existing tier-1 tools: faultmanager_get_alarm_history (active/unacked/uncleared/closed filters) and optionally faultmanager_get_alarm_inventory (detail enrichment). Output includes totals, by_severity counts, and top alarm groups with top impacted resources and sample instances.</w:t>
+      <w:bookmarkStart w:id="26" w:name="_Toc222221797"/>
+      <w:r>
+        <w:t>system_get_execution</w:t>
+      </w:r>
+      <w:bookmarkEnd w:id="26"/>
+    </w:p>
+    <w:p>
+      <w:r>
+        <w:t>Service Area: system</w:t>
+      </w:r>
+    </w:p>
+    <w:p>
+      <w:r>
+        <w:t>Purpose: Get the detailed output of a request previously executed, based on a given request ID</w:t>
+      </w:r>
+    </w:p>
+    <w:p>
+      <w:pPr>
+        <w:pStyle w:val="Heading3"/>
+      </w:pPr>
+      <w:r>
+        <w:t>Operator Scenarios</w:t>
+      </w:r>
+    </w:p>
+    <w:p>
+      <w:r>
+        <w:t>• Troubleshooting unexpected system behavior.</w:t>
+      </w:r>
+    </w:p>
+    <w:p>
+      <w:r>
+        <w:lastRenderedPageBreak/>
+        <w:t>• Investigating health degradation or alarms.</w:t>
+      </w:r>
+    </w:p>
+    <w:p>
+      <w:r>
+        <w:t>• Reviewing recent changes or activity.</w:t>
+      </w:r>
+    </w:p>
+    <w:p>
+      <w:r>
+        <w:t>• Performing high-level operational assessments.</w:t>
+      </w:r>
+    </w:p>
+    <w:p>
+      <w:pPr>
+        <w:pStyle w:val="Heading3"/>
+      </w:pPr>
+      <w:r>
+        <w:t>Example Natural Language Prompts</w:t>
+      </w:r>
+    </w:p>
+    <w:p>
+      <w:r>
+        <w:t>• “Why is my environment unhealthy?”</w:t>
+      </w:r>
+    </w:p>
+    <w:p>
+      <w:r>
+        <w:t>• “Show me recent failures.”</w:t>
+      </w:r>
+    </w:p>
+    <w:p>
+      <w:r>
+        <w:t>• “What changed in the last few hours?”</w:t>
+      </w:r>
+    </w:p>
+    <w:p>
+      <w:r>
+        <w:t>• “Give me a summary view.”</w:t>
+      </w:r>
+    </w:p>
+    <w:p>
+      <w:r>
+        <w:t>• “Drill into the top issue.”</w:t>
+      </w:r>
+    </w:p>
+    <w:p>
+      <w:pPr>
+        <w:pStyle w:val="Heading2"/>
+      </w:pPr>
+      <w:bookmarkStart w:id="27" w:name="_Toc222221798"/>
+      <w:r>
+        <w:t>system_get_executions</w:t>
+      </w:r>
+      <w:bookmarkEnd w:id="27"/>
+    </w:p>
+    <w:p>
+      <w:r>
+        <w:t>Service Area: system</w:t>
+      </w:r>
+    </w:p>
+    <w:p>
+      <w:r>
+        <w:t>Purpose: Get the list of all the requests previously executed</w:t>
+      </w:r>
+    </w:p>
+    <w:p>
+      <w:pPr>
+        <w:pStyle w:val="Heading3"/>
+      </w:pPr>
+      <w:r>
+        <w:t>Operator Scenarios</w:t>
+      </w:r>
+    </w:p>
+    <w:p>
+      <w:r>
+        <w:t>• Troubleshooting unexpected system behavior.</w:t>
+      </w:r>
+    </w:p>
+    <w:p>
+      <w:r>
+        <w:t>• Investigating health degradation or alarms.</w:t>
+      </w:r>
+    </w:p>
+    <w:p>
+      <w:r>
+        <w:t>• Reviewing recent changes or activity.</w:t>
+      </w:r>
+    </w:p>
+    <w:p>
+      <w:r>
+        <w:t>• Performing high-level operational assessments.</w:t>
+      </w:r>
+    </w:p>
+    <w:p>
+      <w:pPr>
+        <w:pStyle w:val="Heading3"/>
+      </w:pPr>
+      <w:r>
+        <w:t>Example Natural Language Prompts</w:t>
+      </w:r>
+    </w:p>
+    <w:p>
+      <w:r>
+        <w:t>• “Why is my environment unhealthy?”</w:t>
+      </w:r>
+    </w:p>
+    <w:p>
+      <w:r>
+        <w:t>• “Show me recent failures.”</w:t>
+      </w:r>
+    </w:p>
+    <w:p>
+      <w:r>
+        <w:t>• “What changed in the last few hours?”</w:t>
+      </w:r>
+    </w:p>
+    <w:p>
+      <w:r>
+        <w:t>• “Give me a summary view.”</w:t>
+      </w:r>
+    </w:p>
+    <w:p>
+      <w:r>
+        <w:t>• “Drill into the top issue.”</w:t>
+      </w:r>
+    </w:p>
+    <w:p>
+      <w:pPr>
+        <w:pStyle w:val="Heading2"/>
+      </w:pPr>
+      <w:bookmarkStart w:id="28" w:name="_Toc222221799"/>
+      <w:r>
+        <w:t>system_get_ha_and_node_health_summary</w:t>
+      </w:r>
+      <w:bookmarkEnd w:id="28"/>
+    </w:p>
+    <w:p>
+      <w:r>
+        <w:t>Service Area: system</w:t>
+      </w:r>
+    </w:p>
+    <w:p>
+      <w:r>
+        <w:t>Purpose: Tier-2: Summarize HA redundancy + node health + storage signals, and correlate with HealthManager resources. Uses only existing Tier-1 tools: system_get_health_status, monitor_get_keep_alived_info, monitor_get_gluster_fs_info, monitor_get_k3s_nodes, monitor_get_health (+ optional inventory/detail).</w:t>
       </w:r>
     </w:p>
     <w:p>
@@ -4003,20 +5604,20 @@
       <w:pPr>
         <w:pStyle w:val="Heading2"/>
       </w:pPr>
-      <w:bookmarkStart w:id="13" w:name="_Toc221668076"/>
-      <w:r>
-        <w:t>fault_get_alarm_details_with_context</w:t>
-      </w:r>
-      <w:bookmarkEnd w:id="13"/>
-    </w:p>
-    <w:p>
-      <w:r>
-        <w:t>Service Area: faultmanager</w:t>
-      </w:r>
-    </w:p>
-    <w:p>
-      <w:r>
-        <w:t>Purpose: Tier-2 (read-only): Explain an alarm (what it is, what it impacts, and related recent context). Composite uses ONLY existing tier-1 tools: faultmanager_get_alarm_history (instances + resource/severity), faultmanager_get_alarm_inventory(detail=true) (catalog explanation), faultmanager_get_alert_history (recent related alerts by resource + time window), monitor_get_health_detail(resource) (resource health), and optionally tenant_get_event_history_list(device_ip) when device_ip can be derived from resource.</w:t>
+      <w:bookmarkStart w:id="29" w:name="_Toc222221800"/>
+      <w:r>
+        <w:t>system_get_last_execution_diagnostic</w:t>
+      </w:r>
+      <w:bookmarkEnd w:id="29"/>
+    </w:p>
+    <w:p>
+      <w:r>
+        <w:t>Service Area: system</w:t>
+      </w:r>
+    </w:p>
+    <w:p>
+      <w:r>
+        <w:t>Purpose: Show the most recent failed system execution and why it failed</w:t>
       </w:r>
     </w:p>
     <w:p>
@@ -4084,21 +5685,49 @@
       <w:pPr>
         <w:pStyle w:val="Heading2"/>
       </w:pPr>
-      <w:bookmarkStart w:id="14" w:name="_Toc221668077"/>
+      <w:bookmarkStart w:id="30" w:name="_Toc222221801"/>
+      <w:r>
+        <w:t>system_get_running_config</w:t>
+      </w:r>
+      <w:bookmarkEnd w:id="30"/>
+    </w:p>
+    <w:p>
+      <w:r>
+        <w:t>Service Area: system</w:t>
+      </w:r>
+    </w:p>
+    <w:p>
+      <w:r>
+        <w:t>Purpose: Get running configuration CLI commands</w:t>
+      </w:r>
+    </w:p>
+    <w:p>
+      <w:pPr>
+        <w:pStyle w:val="Heading3"/>
+      </w:pPr>
       <w:r>
         <w:lastRenderedPageBreak/>
-        <w:t>fault_get_fabric_health_related_alerts</w:t>
-      </w:r>
-      <w:bookmarkEnd w:id="14"/>
-    </w:p>
-    <w:p>
-      <w:r>
-        <w:t>Service Area: faultmanager</w:t>
-      </w:r>
-    </w:p>
-    <w:p>
-      <w:r>
-        <w:t>Purpose: Tier-2 (read-only): Find alerts that indicate fabric health restored/degraded recently. Composite uses ONLY existing tier-1 tools: faultmanager_get_alert_history (filter by fabric resource + time window), fabric_get_fabrics (validate fabric_name + suggestions). Produces summary counts + curated alert list + signal classification (restored/degraded/other).</w:t>
+        <w:t>Operator Scenarios</w:t>
+      </w:r>
+    </w:p>
+    <w:p>
+      <w:r>
+        <w:t>• Troubleshooting unexpected system behavior.</w:t>
+      </w:r>
+    </w:p>
+    <w:p>
+      <w:r>
+        <w:t>• Investigating health degradation or alarms.</w:t>
+      </w:r>
+    </w:p>
+    <w:p>
+      <w:r>
+        <w:t>• Reviewing recent changes or activity.</w:t>
+      </w:r>
+    </w:p>
+    <w:p>
+      <w:r>
+        <w:t>• Performing high-level operational assessments.</w:t>
       </w:r>
     </w:p>
     <w:p>
@@ -4106,6 +5735,59 @@
         <w:pStyle w:val="Heading3"/>
       </w:pPr>
       <w:r>
+        <w:t>Example Natural Language Prompts</w:t>
+      </w:r>
+    </w:p>
+    <w:p>
+      <w:r>
+        <w:t>• “Why is my environment unhealthy?”</w:t>
+      </w:r>
+    </w:p>
+    <w:p>
+      <w:r>
+        <w:t>• “Show me recent failures.”</w:t>
+      </w:r>
+    </w:p>
+    <w:p>
+      <w:r>
+        <w:t>• “What changed in the last few hours?”</w:t>
+      </w:r>
+    </w:p>
+    <w:p>
+      <w:r>
+        <w:t>• “Give me a summary view.”</w:t>
+      </w:r>
+    </w:p>
+    <w:p>
+      <w:r>
+        <w:t>• “Drill into the top issue.”</w:t>
+      </w:r>
+    </w:p>
+    <w:p>
+      <w:pPr>
+        <w:pStyle w:val="Heading2"/>
+      </w:pPr>
+      <w:bookmarkStart w:id="31" w:name="_Toc222221802"/>
+      <w:r>
+        <w:t>tenant_get_bgp_peer</w:t>
+      </w:r>
+      <w:bookmarkEnd w:id="31"/>
+    </w:p>
+    <w:p>
+      <w:r>
+        <w:t>Service Area: tenant</w:t>
+      </w:r>
+    </w:p>
+    <w:p>
+      <w:r>
+        <w:t>Purpose: Get BGP peer configuration for a tenant</w:t>
+      </w:r>
+    </w:p>
+    <w:p>
+      <w:pPr>
+        <w:pStyle w:val="Heading3"/>
+      </w:pPr>
+      <w:r>
         <w:t>Operator Scenarios</w:t>
       </w:r>
     </w:p>
@@ -4166,20 +5848,20 @@
       <w:pPr>
         <w:pStyle w:val="Heading2"/>
       </w:pPr>
-      <w:bookmarkStart w:id="15" w:name="_Toc221668078"/>
-      <w:r>
-        <w:t>inventory_get_device_health_rollup</w:t>
-      </w:r>
-      <w:bookmarkEnd w:id="15"/>
-    </w:p>
-    <w:p>
-      <w:r>
-        <w:t>Service Area: inventory</w:t>
-      </w:r>
-    </w:p>
-    <w:p>
-      <w:r>
-        <w:t>Purpose: Tier-2: Roll up device health to explain which devices are driving fabric health (e.g., Red). Composite of monitor_get_health_inventory + fabric_get_fabrics_health + fabric_get_fabrics + inventory_getswitches.</w:t>
+      <w:bookmarkStart w:id="32" w:name="_Toc222221803"/>
+      <w:r>
+        <w:t>tenant_get_bgp_peer_operational</w:t>
+      </w:r>
+      <w:bookmarkEnd w:id="32"/>
+    </w:p>
+    <w:p>
+      <w:r>
+        <w:t>Service Area: tenant</w:t>
+      </w:r>
+    </w:p>
+    <w:p>
+      <w:r>
+        <w:t>Purpose: Get operational state of BGP peers for a tenant</w:t>
       </w:r>
     </w:p>
     <w:p>
@@ -4187,6 +5869,7 @@
         <w:pStyle w:val="Heading3"/>
       </w:pPr>
       <w:r>
+        <w:lastRenderedPageBreak/>
         <w:t>Operator Scenarios</w:t>
       </w:r>
     </w:p>
@@ -4230,7 +5913,169 @@
     </w:p>
     <w:p>
       <w:r>
+        <w:t>• “What changed in the last few hours?”</w:t>
+      </w:r>
+    </w:p>
+    <w:p>
+      <w:r>
+        <w:t>• “Give me a summary view.”</w:t>
+      </w:r>
+    </w:p>
+    <w:p>
+      <w:r>
+        <w:t>• “Drill into the top issue.”</w:t>
+      </w:r>
+    </w:p>
+    <w:p>
+      <w:pPr>
+        <w:pStyle w:val="Heading2"/>
+      </w:pPr>
+      <w:bookmarkStart w:id="33" w:name="_Toc222221804"/>
+      <w:r>
+        <w:t>tenant_get_bgp_peers</w:t>
+      </w:r>
+      <w:bookmarkEnd w:id="33"/>
+    </w:p>
+    <w:p>
+      <w:r>
+        <w:t>Service Area: tenant</w:t>
+      </w:r>
+    </w:p>
+    <w:p>
+      <w:r>
+        <w:t>Purpose: Get list of BGP peer configurations for a tenant</w:t>
+      </w:r>
+    </w:p>
+    <w:p>
+      <w:pPr>
+        <w:pStyle w:val="Heading3"/>
+      </w:pPr>
+      <w:r>
+        <w:t>Operator Scenarios</w:t>
+      </w:r>
+    </w:p>
+    <w:p>
+      <w:r>
+        <w:t>• Troubleshooting unexpected system behavior.</w:t>
+      </w:r>
+    </w:p>
+    <w:p>
+      <w:r>
+        <w:t>• Investigating health degradation or alarms.</w:t>
+      </w:r>
+    </w:p>
+    <w:p>
+      <w:r>
+        <w:t>• Reviewing recent changes or activity.</w:t>
+      </w:r>
+    </w:p>
+    <w:p>
+      <w:r>
+        <w:t>• Performing high-level operational assessments.</w:t>
+      </w:r>
+    </w:p>
+    <w:p>
+      <w:pPr>
+        <w:pStyle w:val="Heading3"/>
+      </w:pPr>
+      <w:r>
+        <w:t>Example Natural Language Prompts</w:t>
+      </w:r>
+    </w:p>
+    <w:p>
+      <w:r>
+        <w:t>• “Why is my environment unhealthy?”</w:t>
+      </w:r>
+    </w:p>
+    <w:p>
+      <w:r>
+        <w:t>• “Show me recent failures.”</w:t>
+      </w:r>
+    </w:p>
+    <w:p>
+      <w:r>
+        <w:t>• “What changed in the last few hours?”</w:t>
+      </w:r>
+    </w:p>
+    <w:p>
+      <w:r>
+        <w:t>• “Give me a summary view.”</w:t>
+      </w:r>
+    </w:p>
+    <w:p>
+      <w:r>
+        <w:t>• “Drill into the top issue.”</w:t>
+      </w:r>
+    </w:p>
+    <w:p>
+      <w:pPr>
+        <w:pStyle w:val="Heading2"/>
+      </w:pPr>
+      <w:bookmarkStart w:id="34" w:name="_Toc222221805"/>
+      <w:r>
+        <w:t>tenant_get_mirror_sessions</w:t>
+      </w:r>
+      <w:bookmarkEnd w:id="34"/>
+    </w:p>
+    <w:p>
+      <w:r>
+        <w:t>Service Area: tenant</w:t>
+      </w:r>
+    </w:p>
+    <w:p>
+      <w:r>
+        <w:t>Purpose: Get mirror service sessions for a tenant</w:t>
+      </w:r>
+    </w:p>
+    <w:p>
+      <w:pPr>
+        <w:pStyle w:val="Heading3"/>
+      </w:pPr>
+      <w:r>
         <w:lastRenderedPageBreak/>
+        <w:t>Operator Scenarios</w:t>
+      </w:r>
+    </w:p>
+    <w:p>
+      <w:r>
+        <w:t>• Troubleshooting unexpected system behavior.</w:t>
+      </w:r>
+    </w:p>
+    <w:p>
+      <w:r>
+        <w:t>• Investigating health degradation or alarms.</w:t>
+      </w:r>
+    </w:p>
+    <w:p>
+      <w:r>
+        <w:t>• Reviewing recent changes or activity.</w:t>
+      </w:r>
+    </w:p>
+    <w:p>
+      <w:r>
+        <w:t>• Performing high-level operational assessments.</w:t>
+      </w:r>
+    </w:p>
+    <w:p>
+      <w:pPr>
+        <w:pStyle w:val="Heading3"/>
+      </w:pPr>
+      <w:r>
+        <w:t>Example Natural Language Prompts</w:t>
+      </w:r>
+    </w:p>
+    <w:p>
+      <w:r>
+        <w:t>• “Why is my environment unhealthy?”</w:t>
+      </w:r>
+    </w:p>
+    <w:p>
+      <w:r>
+        <w:t>• “Show me recent failures.”</w:t>
+      </w:r>
+    </w:p>
+    <w:p>
+      <w:r>
         <w:t>• “What changed in the last few hours?”</w:t>
       </w:r>
     </w:p>
@@ -4248,20 +6093,20 @@
       <w:pPr>
         <w:pStyle w:val="Heading2"/>
       </w:pPr>
-      <w:bookmarkStart w:id="16" w:name="_Toc221668079"/>
-      <w:r>
-        <w:t>inventory_get_device_inventory_export</w:t>
-      </w:r>
-      <w:bookmarkEnd w:id="16"/>
-    </w:p>
-    <w:p>
-      <w:r>
-        <w:t>Service Area: inventory</w:t>
-      </w:r>
-    </w:p>
-    <w:p>
-      <w:r>
-        <w:t>Purpose: This API will export the device inventory information as a binary Excel file</w:t>
+      <w:bookmarkStart w:id="35" w:name="_Toc222221806"/>
+      <w:r>
+        <w:t>tenant_get_portchannel</w:t>
+      </w:r>
+      <w:bookmarkEnd w:id="35"/>
+    </w:p>
+    <w:p>
+      <w:r>
+        <w:t>Service Area: tenant</w:t>
+      </w:r>
+    </w:p>
+    <w:p>
+      <w:r>
+        <w:t>Purpose: Get detailed Portchannel configuration for a tenant</w:t>
       </w:r>
     </w:p>
     <w:p>
@@ -4329,20 +6174,265 @@
       <w:pPr>
         <w:pStyle w:val="Heading2"/>
       </w:pPr>
-      <w:bookmarkStart w:id="17" w:name="_Toc221668080"/>
-      <w:r>
-        <w:t>inventory_get_fabric_switches_summary</w:t>
-      </w:r>
-      <w:bookmarkEnd w:id="17"/>
-    </w:p>
-    <w:p>
-      <w:r>
-        <w:t>Service Area: inventory</w:t>
-      </w:r>
-    </w:p>
-    <w:p>
-      <w:r>
-        <w:t>Purpose: Tier-2: Summarize switches that belong to a specific fabric. Composite tool: validates fabric exists (fabric_get_fabrics), fetches switches from Inventory (inventory_getswitches) using fabric-id, and optionally enriches a limited number of switches with per-device inventory summary (inventory_switch_inventory_summary_info). Returns breakdowns (role/model/status) + compact switch list + next actions.</w:t>
+      <w:bookmarkStart w:id="36" w:name="_Toc222221807"/>
+      <w:r>
+        <w:t>tenant_get_service_epg_alarm_summary</w:t>
+      </w:r>
+      <w:bookmarkEnd w:id="36"/>
+    </w:p>
+    <w:p>
+      <w:r>
+        <w:t>Service Area: tenant</w:t>
+      </w:r>
+    </w:p>
+    <w:p>
+      <w:r>
+        <w:t>Purpose: Tier-2: Show tenant-scoped Service/EPG alarms/alerts with filters (severity/type/state) using faultmanager history + tenant EPG scoping.</w:t>
+      </w:r>
+    </w:p>
+    <w:p>
+      <w:pPr>
+        <w:pStyle w:val="Heading3"/>
+      </w:pPr>
+      <w:r>
+        <w:lastRenderedPageBreak/>
+        <w:t>Operator Scenarios</w:t>
+      </w:r>
+    </w:p>
+    <w:p>
+      <w:r>
+        <w:t>• Troubleshooting unexpected system behavior.</w:t>
+      </w:r>
+    </w:p>
+    <w:p>
+      <w:r>
+        <w:t>• Investigating health degradation or alarms.</w:t>
+      </w:r>
+    </w:p>
+    <w:p>
+      <w:r>
+        <w:t>• Reviewing recent changes or activity.</w:t>
+      </w:r>
+    </w:p>
+    <w:p>
+      <w:r>
+        <w:t>• Performing high-level operational assessments.</w:t>
+      </w:r>
+    </w:p>
+    <w:p>
+      <w:pPr>
+        <w:pStyle w:val="Heading3"/>
+      </w:pPr>
+      <w:r>
+        <w:t>Example Natural Language Prompts</w:t>
+      </w:r>
+    </w:p>
+    <w:p>
+      <w:r>
+        <w:t>• “Why is my environment unhealthy?”</w:t>
+      </w:r>
+    </w:p>
+    <w:p>
+      <w:r>
+        <w:t>• “Show me recent failures.”</w:t>
+      </w:r>
+    </w:p>
+    <w:p>
+      <w:r>
+        <w:t>• “What changed in the last few hours?”</w:t>
+      </w:r>
+    </w:p>
+    <w:p>
+      <w:r>
+        <w:t>• “Give me a summary view.”</w:t>
+      </w:r>
+    </w:p>
+    <w:p>
+      <w:r>
+        <w:t>• “Drill into the top issue.”</w:t>
+      </w:r>
+    </w:p>
+    <w:p>
+      <w:pPr>
+        <w:pStyle w:val="Heading2"/>
+      </w:pPr>
+      <w:bookmarkStart w:id="37" w:name="_Toc222221808"/>
+      <w:r>
+        <w:t>tenant_get_service_epg_event_logs</w:t>
+      </w:r>
+      <w:bookmarkEnd w:id="37"/>
+    </w:p>
+    <w:p>
+      <w:r>
+        <w:t>Service Area: tenant</w:t>
+      </w:r>
+    </w:p>
+    <w:p>
+      <w:r>
+        <w:t>Purpose: Event logs for a tenant/service scope (filters: date range, severity, fuzzy query). Tier-2 composite over tenant executions + event histories.</w:t>
+      </w:r>
+    </w:p>
+    <w:p>
+      <w:pPr>
+        <w:pStyle w:val="Heading3"/>
+      </w:pPr>
+      <w:r>
+        <w:t>Operator Scenarios</w:t>
+      </w:r>
+    </w:p>
+    <w:p>
+      <w:r>
+        <w:t>• Troubleshooting unexpected system behavior.</w:t>
+      </w:r>
+    </w:p>
+    <w:p>
+      <w:r>
+        <w:t>• Investigating health degradation or alarms.</w:t>
+      </w:r>
+    </w:p>
+    <w:p>
+      <w:r>
+        <w:t>• Reviewing recent changes or activity.</w:t>
+      </w:r>
+    </w:p>
+    <w:p>
+      <w:r>
+        <w:t>• Performing high-level operational assessments.</w:t>
+      </w:r>
+    </w:p>
+    <w:p>
+      <w:pPr>
+        <w:pStyle w:val="Heading3"/>
+      </w:pPr>
+      <w:r>
+        <w:t>Example Natural Language Prompts</w:t>
+      </w:r>
+    </w:p>
+    <w:p>
+      <w:r>
+        <w:t>• “Why is my environment unhealthy?”</w:t>
+      </w:r>
+    </w:p>
+    <w:p>
+      <w:r>
+        <w:t>• “Show me recent failures.”</w:t>
+      </w:r>
+    </w:p>
+    <w:p>
+      <w:r>
+        <w:t>• “What changed in the last few hours?”</w:t>
+      </w:r>
+    </w:p>
+    <w:p>
+      <w:r>
+        <w:t>• “Give me a summary view.”</w:t>
+      </w:r>
+    </w:p>
+    <w:p>
+      <w:r>
+        <w:t>• “Drill into the top issue.”</w:t>
+      </w:r>
+    </w:p>
+    <w:p>
+      <w:pPr>
+        <w:pStyle w:val="Heading2"/>
+      </w:pPr>
+      <w:bookmarkStart w:id="38" w:name="_Toc222221809"/>
+      <w:r>
+        <w:t>tenant_get_service_epg_health_summary</w:t>
+      </w:r>
+      <w:bookmarkEnd w:id="38"/>
+    </w:p>
+    <w:p>
+      <w:r>
+        <w:t>Service Area: tenant</w:t>
+      </w:r>
+    </w:p>
+    <w:p>
+      <w:r>
+        <w:lastRenderedPageBreak/>
+        <w:t>Purpose: Tier-2: Real-time, table-friendly health summary for a tenant's VRFs + Endpoint Groups (EPGs), enriched via per-object error endpoints and optional recent execution signals.</w:t>
+      </w:r>
+    </w:p>
+    <w:p>
+      <w:pPr>
+        <w:pStyle w:val="Heading3"/>
+      </w:pPr>
+      <w:r>
+        <w:t>Operator Scenarios</w:t>
+      </w:r>
+    </w:p>
+    <w:p>
+      <w:r>
+        <w:t>• Troubleshooting unexpected system behavior.</w:t>
+      </w:r>
+    </w:p>
+    <w:p>
+      <w:r>
+        <w:t>• Investigating health degradation or alarms.</w:t>
+      </w:r>
+    </w:p>
+    <w:p>
+      <w:r>
+        <w:t>• Reviewing recent changes or activity.</w:t>
+      </w:r>
+    </w:p>
+    <w:p>
+      <w:r>
+        <w:t>• Performing high-level operational assessments.</w:t>
+      </w:r>
+    </w:p>
+    <w:p>
+      <w:pPr>
+        <w:pStyle w:val="Heading3"/>
+      </w:pPr>
+      <w:r>
+        <w:t>Example Natural Language Prompts</w:t>
+      </w:r>
+    </w:p>
+    <w:p>
+      <w:r>
+        <w:t>• “Why is my environment unhealthy?”</w:t>
+      </w:r>
+    </w:p>
+    <w:p>
+      <w:r>
+        <w:t>• “Show me recent failures.”</w:t>
+      </w:r>
+    </w:p>
+    <w:p>
+      <w:r>
+        <w:t>• “What changed in the last few hours?”</w:t>
+      </w:r>
+    </w:p>
+    <w:p>
+      <w:r>
+        <w:t>• “Give me a summary view.”</w:t>
+      </w:r>
+    </w:p>
+    <w:p>
+      <w:r>
+        <w:t>• “Drill into the top issue.”</w:t>
+      </w:r>
+    </w:p>
+    <w:p>
+      <w:pPr>
+        <w:pStyle w:val="Heading2"/>
+      </w:pPr>
+      <w:bookmarkStart w:id="39" w:name="_Toc222221810"/>
+      <w:r>
+        <w:t>tenant_get_service_epg_historical_report_stub</w:t>
+      </w:r>
+      <w:bookmarkEnd w:id="39"/>
+    </w:p>
+    <w:p>
+      <w:r>
+        <w:t>Service Area: tenant</w:t>
+      </w:r>
+    </w:p>
+    <w:p>
+      <w:r>
+        <w:t>Purpose: Tier-2 (read-only, v1): Generate a simple historical health/alarm summary for a tenant's Service/EPG scope for the last 7/30 days. Use-cases: (1) Weekly tenant health pulse (7d) summary + top impacted resources. (2) Monthly ops snapshot (30d) with severity breakdown. (3) Escalation focus: only Major+/Critical+ using severity_min. (4) Keyword hunt across history using query (e.g., bgp/vxlan/certificate). (5) Tenant discovery: if tenant_name is wrong, returns suggested_tenants + next_actions. (6) Debug/evidence mode: include_raw=true captures tier-1 responses. Composite uses ONLY existing tier-1 tools: tenant_get_tenant (+tenant_get_tenants for suggestions), tenant_get_endpoint_groups, tenant_get_vrfs, faultmanager_get_alert_history (time-bounded), faultmanager_get_alarm_history (best-effort, time-bounded locally).</w:t>
       </w:r>
     </w:p>
     <w:p>
@@ -4409,1875 +6499,13 @@
     </w:p>
     <w:p>
       <w:pPr>
-        <w:pStyle w:val="Heading2"/>
-      </w:pPr>
-      <w:bookmarkStart w:id="18" w:name="_Toc221668081"/>
-      <w:r>
-        <w:t>inventory_get_software_version_mismatch</w:t>
-      </w:r>
-      <w:bookmarkEnd w:id="18"/>
-    </w:p>
-    <w:p>
-      <w:r>
-        <w:t>Service Area: inventory</w:t>
-      </w:r>
-    </w:p>
-    <w:p>
-      <w:r>
-        <w:t>Purpose: Tier-2: Scan switches per fabric and detect firmware/software version mismatches grouped by fabric/role/model/global. Uses fabric_get_fabrics + inventory_getswitches.</w:t>
-      </w:r>
-    </w:p>
-    <w:p>
-      <w:pPr>
-        <w:pStyle w:val="Heading3"/>
-      </w:pPr>
-      <w:r>
-        <w:t>Operator Scenarios</w:t>
-      </w:r>
-    </w:p>
-    <w:p>
-      <w:r>
-        <w:t>• Troubleshooting unexpected system behavior.</w:t>
-      </w:r>
-    </w:p>
-    <w:p>
-      <w:r>
-        <w:t>• Investigating health degradation or alarms.</w:t>
-      </w:r>
-    </w:p>
-    <w:p>
-      <w:r>
-        <w:t>• Reviewing recent changes or activity.</w:t>
-      </w:r>
-    </w:p>
-    <w:p>
-      <w:r>
-        <w:t>• Performing high-level operational assessments.</w:t>
-      </w:r>
-    </w:p>
-    <w:p>
-      <w:pPr>
-        <w:pStyle w:val="Heading3"/>
-      </w:pPr>
-      <w:r>
-        <w:t>Example Natural Language Prompts</w:t>
-      </w:r>
-    </w:p>
-    <w:p>
-      <w:r>
-        <w:t>• “Why is my environment unhealthy?”</w:t>
-      </w:r>
-    </w:p>
-    <w:p>
-      <w:r>
-        <w:t>• “Show me recent failures.”</w:t>
-      </w:r>
-    </w:p>
-    <w:p>
-      <w:r>
-        <w:t>• “What changed in the last few hours?”</w:t>
-      </w:r>
-    </w:p>
-    <w:p>
-      <w:r>
-        <w:t>• “Give me a summary view.”</w:t>
-      </w:r>
-    </w:p>
-    <w:p>
-      <w:r>
-        <w:t>• “Drill into the top issue.”</w:t>
-      </w:r>
-    </w:p>
-    <w:p>
-      <w:pPr>
-        <w:pStyle w:val="Heading2"/>
-      </w:pPr>
-      <w:bookmarkStart w:id="19" w:name="_Toc221668082"/>
-      <w:r>
-        <w:t>inventory_get_unreachable_devices</w:t>
-      </w:r>
-      <w:bookmarkEnd w:id="19"/>
-    </w:p>
-    <w:p>
-      <w:r>
-        <w:t>Service Area: inventory</w:t>
-      </w:r>
-    </w:p>
-    <w:p>
-      <w:r>
-        <w:t>Purpose: Tier-2: Show devices currently unreachable/down (best-effort last_seen/last_error) using inventory + faultmanager alarms.</w:t>
-      </w:r>
-    </w:p>
-    <w:p>
-      <w:pPr>
-        <w:pStyle w:val="Heading3"/>
-      </w:pPr>
-      <w:r>
-        <w:t>Operator Scenarios</w:t>
-      </w:r>
-    </w:p>
-    <w:p>
-      <w:r>
-        <w:t>• Troubleshooting unexpected system behavior.</w:t>
-      </w:r>
-    </w:p>
-    <w:p>
-      <w:r>
-        <w:t>• Investigating health degradation or alarms.</w:t>
-      </w:r>
-    </w:p>
-    <w:p>
-      <w:r>
-        <w:lastRenderedPageBreak/>
-        <w:t>• Reviewing recent changes or activity.</w:t>
-      </w:r>
-    </w:p>
-    <w:p>
-      <w:r>
-        <w:t>• Performing high-level operational assessments.</w:t>
-      </w:r>
-    </w:p>
-    <w:p>
-      <w:pPr>
-        <w:pStyle w:val="Heading3"/>
-      </w:pPr>
-      <w:r>
-        <w:t>Example Natural Language Prompts</w:t>
-      </w:r>
-    </w:p>
-    <w:p>
-      <w:r>
-        <w:t>• “Why is my environment unhealthy?”</w:t>
-      </w:r>
-    </w:p>
-    <w:p>
-      <w:r>
-        <w:t>• “Show me recent failures.”</w:t>
-      </w:r>
-    </w:p>
-    <w:p>
-      <w:r>
-        <w:t>• “What changed in the last few hours?”</w:t>
-      </w:r>
-    </w:p>
-    <w:p>
-      <w:r>
-        <w:t>• “Give me a summary view.”</w:t>
-      </w:r>
-    </w:p>
-    <w:p>
-      <w:r>
-        <w:t>• “Drill into the top issue.”</w:t>
-      </w:r>
-    </w:p>
-    <w:p>
-      <w:r>
-        <w:t>• “Include device details for the switches table.”</w:t>
-      </w:r>
-    </w:p>
-    <w:p>
-      <w:r>
-        <w:t>• “Show the top 20 switches.”</w:t>
-      </w:r>
-    </w:p>
-    <w:p>
-      <w:r>
-        <w:t>• “Which switches are degraded or failing discovery?”</w:t>
-      </w:r>
-    </w:p>
-    <w:p>
-      <w:r>
-        <w:t>• “List all switches in fabric DC with IP, model, firmware, and discovery status.”</w:t>
-      </w:r>
-    </w:p>
-    <w:p>
-      <w:r>
-        <w:t>• “Show me the switches inventory table.”</w:t>
-      </w:r>
-    </w:p>
-    <w:p>
-      <w:pPr>
-        <w:pStyle w:val="Heading3"/>
-      </w:pPr>
-      <w:r>
-        <w:t>Example Natural Language Prompts</w:t>
-      </w:r>
-    </w:p>
-    <w:p>
-      <w:r>
-        <w:t>• Filtering by fabric to focus on a specific environment (e.g., DC).</w:t>
-      </w:r>
-    </w:p>
-    <w:p>
-      <w:r>
-        <w:t>• Verifying discovery status and software versions during troubleshooting.</w:t>
-      </w:r>
-    </w:p>
-    <w:p>
-      <w:r>
-        <w:t>• Reviewing switch inventory at-a-glance across fabrics.</w:t>
-      </w:r>
-    </w:p>
-    <w:p>
-      <w:r>
-        <w:t>• Building or validating the Inventory widget/table in the MCP client UI.</w:t>
-      </w:r>
-    </w:p>
-    <w:p>
-      <w:pPr>
-        <w:pStyle w:val="Heading3"/>
-      </w:pPr>
-      <w:r>
-        <w:t>Operator Scenarios</w:t>
-      </w:r>
-    </w:p>
-    <w:p>
-      <w:r>
-        <w:t xml:space="preserve">Purpose: Tier-2: Provide a dashboard-ready switch inventory table (IP, name, fabric, role, model, firmware, discovery status). Composite of inventory switch listing with optional enrichment (e.g., discovery interval/reason when </w:t>
-      </w:r>
-      <w:proofErr w:type="spellStart"/>
-      <w:r>
-        <w:t>include_device_details</w:t>
-      </w:r>
-      <w:proofErr w:type="spellEnd"/>
-      <w:r>
-        <w:t>=true).</w:t>
-      </w:r>
-    </w:p>
-    <w:p>
-      <w:pPr>
-        <w:pStyle w:val="Heading2"/>
-      </w:pPr>
-      <w:proofErr w:type="spellStart"/>
-      <w:r>
-        <w:t>inventory_get_switches_widget_table</w:t>
-      </w:r>
-      <w:proofErr w:type="spellEnd"/>
-    </w:p>
-    <w:p>
-      <w:r>
-        <w:t xml:space="preserve">Service </w:t>
-      </w:r>
-      <w:proofErr w:type="spellStart"/>
-      <w:proofErr w:type="gramStart"/>
-      <w:r>
-        <w:t>Area:</w:t>
-      </w:r>
-      <w:r>
-        <w:t>inventory</w:t>
-      </w:r>
-      <w:proofErr w:type="spellEnd"/>
-      <w:proofErr w:type="gramEnd"/>
-    </w:p>
-    <w:p>
-      <w:r>
-        <w:t>Purpose: Tier-2</w:t>
-      </w:r>
-      <w:r>
-        <w:t xml:space="preserve">: retrieve list of switches provisioned in XCO with information such as IP Address, </w:t>
-      </w:r>
-      <w:proofErr w:type="spellStart"/>
-      <w:proofErr w:type="gramStart"/>
-      <w:r>
-        <w:t>software,name</w:t>
-      </w:r>
-      <w:proofErr w:type="spellEnd"/>
-      <w:proofErr w:type="gramEnd"/>
-      <w:r>
-        <w:t xml:space="preserve">, and other parameters </w:t>
-      </w:r>
-    </w:p>
-    <w:p>
-      <w:pPr>
-        <w:pStyle w:val="Heading3"/>
-      </w:pPr>
-      <w:r>
-        <w:t>Example Natural Language Prompts</w:t>
-      </w:r>
-    </w:p>
-    <w:p>
-      <w:r>
-        <w:t xml:space="preserve">• </w:t>
-      </w:r>
-      <w:r>
-        <w:t>Show switch inventory</w:t>
-      </w:r>
-    </w:p>
-    <w:p>
-      <w:r>
-        <w:t xml:space="preserve">• Show </w:t>
-      </w:r>
-      <w:r>
-        <w:t>all device</w:t>
-      </w:r>
-    </w:p>
-    <w:p>
-      <w:r>
-        <w:lastRenderedPageBreak/>
-        <w:t xml:space="preserve">• </w:t>
-      </w:r>
-      <w:r>
-        <w:t>List switch IP addresses</w:t>
-      </w:r>
-    </w:p>
-    <w:p>
-      <w:pPr>
-        <w:pStyle w:val="Heading2"/>
-      </w:pPr>
-      <w:bookmarkStart w:id="20" w:name="_Toc221668083"/>
-      <w:r>
-        <w:t>monitor_get_platform_quick_status</w:t>
-      </w:r>
-      <w:bookmarkEnd w:id="20"/>
-    </w:p>
-    <w:p>
-      <w:r>
-        <w:t>Service Area: monitor</w:t>
-      </w:r>
-    </w:p>
-    <w:p>
-      <w:r>
-        <w:t>Purpose: Tier-2: Single view platform status (EFA + services + health). Optionally fetch health detail for problematic resources. Set include_raw=true for Tier-1 evidence (large).</w:t>
-      </w:r>
-    </w:p>
-    <w:p>
-      <w:pPr>
-        <w:pStyle w:val="Heading3"/>
-      </w:pPr>
-      <w:r>
-        <w:t>Operator Scenarios</w:t>
-      </w:r>
-    </w:p>
-    <w:p>
-      <w:r>
-        <w:t>• Troubleshooting unexpected system behavior.</w:t>
-      </w:r>
-    </w:p>
-    <w:p>
-      <w:r>
-        <w:t>• Investigating health degradation or alarms.</w:t>
-      </w:r>
-    </w:p>
-    <w:p>
-      <w:r>
-        <w:t>• Reviewing recent changes or activity.</w:t>
-      </w:r>
-    </w:p>
-    <w:p>
-      <w:r>
-        <w:t>• Performing high-level operational assessments.</w:t>
-      </w:r>
-    </w:p>
-    <w:p>
-      <w:pPr>
-        <w:pStyle w:val="Heading3"/>
-      </w:pPr>
-      <w:r>
-        <w:t>Example Natural Language Prompts</w:t>
-      </w:r>
-    </w:p>
-    <w:p>
-      <w:r>
-        <w:t>• “Why is my environment unhealthy?”</w:t>
-      </w:r>
-    </w:p>
-    <w:p>
-      <w:r>
-        <w:t>• “Show me recent failures.”</w:t>
-      </w:r>
-    </w:p>
-    <w:p>
-      <w:r>
-        <w:t>• “What changed in the last few hours?”</w:t>
-      </w:r>
-    </w:p>
-    <w:p>
-      <w:r>
-        <w:t>• “Give me a summary view.”</w:t>
-      </w:r>
-    </w:p>
-    <w:p>
-      <w:r>
-        <w:t>• “Drill into the top issue.”</w:t>
-      </w:r>
-    </w:p>
-    <w:p>
-      <w:pPr>
-        <w:pStyle w:val="Heading2"/>
-      </w:pPr>
-      <w:bookmarkStart w:id="21" w:name="_Toc221668084"/>
-      <w:r>
-        <w:t>notification_get_last_failed_delivery_or_errors</w:t>
-      </w:r>
-      <w:bookmarkEnd w:id="21"/>
-    </w:p>
-    <w:p>
-      <w:r>
-        <w:t>Service Area: notification</w:t>
-      </w:r>
-    </w:p>
-    <w:p>
-      <w:r>
-        <w:t>Purpose: Tier-2: Find the most recent FAILED notification execution (notification pipeline issues). Uses Tier-1 notification_get_executions. If backend returns no failures, can optionally fallback to status=all and detect non-success locally.</w:t>
-      </w:r>
-    </w:p>
-    <w:p>
-      <w:pPr>
-        <w:pStyle w:val="Heading3"/>
-      </w:pPr>
-      <w:r>
-        <w:t>Operator Scenarios</w:t>
-      </w:r>
-    </w:p>
-    <w:p>
-      <w:r>
-        <w:t>• Troubleshooting unexpected system behavior.</w:t>
-      </w:r>
-    </w:p>
-    <w:p>
-      <w:r>
-        <w:t>• Investigating health degradation or alarms.</w:t>
-      </w:r>
-    </w:p>
-    <w:p>
-      <w:r>
-        <w:t>• Reviewing recent changes or activity.</w:t>
-      </w:r>
-    </w:p>
-    <w:p>
-      <w:r>
-        <w:t>• Performing high-level operational assessments.</w:t>
-      </w:r>
-    </w:p>
-    <w:p>
-      <w:pPr>
-        <w:pStyle w:val="Heading3"/>
-      </w:pPr>
-      <w:r>
-        <w:t>Example Natural Language Prompts</w:t>
-      </w:r>
-    </w:p>
-    <w:p>
-      <w:r>
-        <w:t>• “Why is my environment unhealthy?”</w:t>
-      </w:r>
-    </w:p>
-    <w:p>
-      <w:r>
-        <w:t>• “Show me recent failures.”</w:t>
-      </w:r>
-    </w:p>
-    <w:p>
-      <w:r>
-        <w:lastRenderedPageBreak/>
-        <w:t>• “What changed in the last few hours?”</w:t>
-      </w:r>
-    </w:p>
-    <w:p>
-      <w:r>
-        <w:t>• “Give me a summary view.”</w:t>
-      </w:r>
-    </w:p>
-    <w:p>
-      <w:r>
-        <w:t>• “Drill into the top issue.”</w:t>
-      </w:r>
-    </w:p>
-    <w:p>
-      <w:pPr>
-        <w:pStyle w:val="Heading2"/>
-      </w:pPr>
-      <w:bookmarkStart w:id="22" w:name="_Toc221668085"/>
-      <w:r>
-        <w:t>notification_get_recent_events_filtered</w:t>
-      </w:r>
-      <w:bookmarkEnd w:id="22"/>
-    </w:p>
-    <w:p>
-      <w:r>
-        <w:t>Service Area: notification</w:t>
-      </w:r>
-    </w:p>
-    <w:p>
-      <w:r>
-        <w:t>Purpose: Get recent execution-derived events across services and filter by severity/type/resource/query (Tier-2 composite).</w:t>
-      </w:r>
-    </w:p>
-    <w:p>
-      <w:pPr>
-        <w:pStyle w:val="Heading3"/>
-      </w:pPr>
-      <w:r>
-        <w:t>Operator Scenarios</w:t>
-      </w:r>
-    </w:p>
-    <w:p>
-      <w:r>
-        <w:t>• Troubleshooting unexpected system behavior.</w:t>
-      </w:r>
-    </w:p>
-    <w:p>
-      <w:r>
-        <w:t>• Investigating health degradation or alarms.</w:t>
-      </w:r>
-    </w:p>
-    <w:p>
-      <w:r>
-        <w:t>• Reviewing recent changes or activity.</w:t>
-      </w:r>
-    </w:p>
-    <w:p>
-      <w:r>
-        <w:t>• Performing high-level operational assessments.</w:t>
-      </w:r>
-    </w:p>
-    <w:p>
-      <w:pPr>
-        <w:pStyle w:val="Heading3"/>
-      </w:pPr>
-      <w:r>
-        <w:t>Example Natural Language Prompts</w:t>
-      </w:r>
-    </w:p>
-    <w:p>
-      <w:r>
-        <w:t>• “Why is my environment unhealthy?”</w:t>
-      </w:r>
-    </w:p>
-    <w:p>
-      <w:r>
-        <w:t>• “Show me recent failures.”</w:t>
-      </w:r>
-    </w:p>
-    <w:p>
-      <w:r>
-        <w:t>• “What changed in the last few hours?”</w:t>
-      </w:r>
-    </w:p>
-    <w:p>
-      <w:r>
-        <w:t>• “Give me a summary view.”</w:t>
-      </w:r>
-    </w:p>
-    <w:p>
-      <w:r>
-        <w:t>• “Drill into the top issue.”</w:t>
-      </w:r>
-    </w:p>
-    <w:p>
-      <w:pPr>
-        <w:pStyle w:val="Heading2"/>
-      </w:pPr>
-      <w:bookmarkStart w:id="23" w:name="_Toc221668086"/>
-      <w:r>
-        <w:t>system_get_certificate_alarm_context</w:t>
-      </w:r>
-      <w:bookmarkEnd w:id="23"/>
-    </w:p>
-    <w:p>
-      <w:r>
-        <w:t>Service Area: system</w:t>
-      </w:r>
-    </w:p>
-    <w:p>
-      <w:r>
-        <w:t>Purpose: Any current alarms about certificate expiry and which cert is it? Composite of faultmanager alarms filtered to certificate/expiry + certificate expiry metadata (monitor + device).</w:t>
-      </w:r>
-    </w:p>
-    <w:p>
-      <w:pPr>
-        <w:pStyle w:val="Heading3"/>
-      </w:pPr>
-      <w:r>
-        <w:t>Operator Scenarios</w:t>
-      </w:r>
-    </w:p>
-    <w:p>
-      <w:r>
-        <w:t>• Troubleshooting unexpected system behavior.</w:t>
-      </w:r>
-    </w:p>
-    <w:p>
-      <w:r>
-        <w:t>• Investigating health degradation or alarms.</w:t>
-      </w:r>
-    </w:p>
-    <w:p>
-      <w:r>
-        <w:t>• Reviewing recent changes or activity.</w:t>
-      </w:r>
-    </w:p>
-    <w:p>
-      <w:r>
-        <w:t>• Performing high-level operational assessments.</w:t>
-      </w:r>
-    </w:p>
-    <w:p>
-      <w:pPr>
-        <w:pStyle w:val="Heading3"/>
-      </w:pPr>
-      <w:r>
-        <w:lastRenderedPageBreak/>
-        <w:t>Example Natural Language Prompts</w:t>
-      </w:r>
-    </w:p>
-    <w:p>
-      <w:r>
-        <w:t>• “Why is my environment unhealthy?”</w:t>
-      </w:r>
-    </w:p>
-    <w:p>
-      <w:r>
-        <w:t>• “Show me recent failures.”</w:t>
-      </w:r>
-    </w:p>
-    <w:p>
-      <w:r>
-        <w:t>• “What changed in the last few hours?”</w:t>
-      </w:r>
-    </w:p>
-    <w:p>
-      <w:r>
-        <w:t>• “Give me a summary view.”</w:t>
-      </w:r>
-    </w:p>
-    <w:p>
-      <w:r>
-        <w:t>• “Drill into the top issue.”</w:t>
-      </w:r>
-    </w:p>
-    <w:p>
-      <w:pPr>
-        <w:pStyle w:val="Heading2"/>
-      </w:pPr>
-      <w:bookmarkStart w:id="24" w:name="_Toc221668087"/>
-      <w:r>
-        <w:t>system_get_certificates_expiring_soon</w:t>
-      </w:r>
-      <w:bookmarkEnd w:id="24"/>
-    </w:p>
-    <w:p>
-      <w:r>
-        <w:t>Service Area: system</w:t>
-      </w:r>
-    </w:p>
-    <w:p>
-      <w:r>
-        <w:t>Purpose: Show certificates expiring soon (bucketed 30/60/90 days, UI-style color/severity). Composite of monitor cert expiry + device cert expiry.</w:t>
-      </w:r>
-    </w:p>
-    <w:p>
-      <w:pPr>
-        <w:pStyle w:val="Heading3"/>
-      </w:pPr>
-      <w:r>
-        <w:t>Operator Scenarios</w:t>
-      </w:r>
-    </w:p>
-    <w:p>
-      <w:r>
-        <w:t>• Troubleshooting unexpected system behavior.</w:t>
-      </w:r>
-    </w:p>
-    <w:p>
-      <w:r>
-        <w:t>• Investigating health degradation or alarms.</w:t>
-      </w:r>
-    </w:p>
-    <w:p>
-      <w:r>
-        <w:t>• Reviewing recent changes or activity.</w:t>
-      </w:r>
-    </w:p>
-    <w:p>
-      <w:r>
-        <w:t>• Performing high-level operational assessments.</w:t>
-      </w:r>
-    </w:p>
-    <w:p>
-      <w:pPr>
-        <w:pStyle w:val="Heading3"/>
-      </w:pPr>
-      <w:r>
-        <w:t>Example Natural Language Prompts</w:t>
-      </w:r>
-    </w:p>
-    <w:p>
-      <w:r>
-        <w:t>• “Why is my environment unhealthy?”</w:t>
-      </w:r>
-    </w:p>
-    <w:p>
-      <w:r>
-        <w:t>• “Show me recent failures.”</w:t>
-      </w:r>
-    </w:p>
-    <w:p>
-      <w:r>
-        <w:t>• “What changed in the last few hours?”</w:t>
-      </w:r>
-    </w:p>
-    <w:p>
-      <w:r>
-        <w:t>• “Give me a summary view.”</w:t>
-      </w:r>
-    </w:p>
-    <w:p>
-      <w:r>
-        <w:t>• “Drill into the top issue.”</w:t>
-      </w:r>
-    </w:p>
-    <w:p>
-      <w:pPr>
-        <w:pStyle w:val="Heading2"/>
-      </w:pPr>
-      <w:bookmarkStart w:id="25" w:name="_Toc221668088"/>
-      <w:r>
-        <w:t>system_get_execution</w:t>
-      </w:r>
-      <w:bookmarkEnd w:id="25"/>
-    </w:p>
-    <w:p>
-      <w:r>
-        <w:t>Service Area: system</w:t>
-      </w:r>
-    </w:p>
-    <w:p>
-      <w:r>
-        <w:t>Purpose: Get the detailed output of a request previously executed, based on a given request ID</w:t>
-      </w:r>
-    </w:p>
-    <w:p>
-      <w:pPr>
-        <w:pStyle w:val="Heading3"/>
-      </w:pPr>
-      <w:r>
-        <w:t>Operator Scenarios</w:t>
-      </w:r>
-    </w:p>
-    <w:p>
-      <w:r>
-        <w:t>• Troubleshooting unexpected system behavior.</w:t>
-      </w:r>
-    </w:p>
-    <w:p>
-      <w:r>
-        <w:t>• Investigating health degradation or alarms.</w:t>
-      </w:r>
-    </w:p>
-    <w:p>
-      <w:r>
-        <w:t>• Reviewing recent changes or activity.</w:t>
-      </w:r>
-    </w:p>
-    <w:p>
-      <w:r>
-        <w:lastRenderedPageBreak/>
-        <w:t>• Performing high-level operational assessments.</w:t>
-      </w:r>
-    </w:p>
-    <w:p>
-      <w:pPr>
-        <w:pStyle w:val="Heading3"/>
-      </w:pPr>
-      <w:r>
-        <w:t>Example Natural Language Prompts</w:t>
-      </w:r>
-    </w:p>
-    <w:p>
-      <w:r>
-        <w:t>• “Why is my environment unhealthy?”</w:t>
-      </w:r>
-    </w:p>
-    <w:p>
-      <w:r>
-        <w:t>• “Show me recent failures.”</w:t>
-      </w:r>
-    </w:p>
-    <w:p>
-      <w:r>
-        <w:t>• “What changed in the last few hours?”</w:t>
-      </w:r>
-    </w:p>
-    <w:p>
-      <w:r>
-        <w:t>• “Give me a summary view.”</w:t>
-      </w:r>
-    </w:p>
-    <w:p>
-      <w:r>
-        <w:t>• “Drill into the top issue.”</w:t>
-      </w:r>
-    </w:p>
-    <w:p>
-      <w:pPr>
-        <w:pStyle w:val="Heading2"/>
-      </w:pPr>
-      <w:bookmarkStart w:id="26" w:name="_Toc221668089"/>
-      <w:r>
-        <w:t>system_get_executions</w:t>
-      </w:r>
-      <w:bookmarkEnd w:id="26"/>
-    </w:p>
-    <w:p>
-      <w:r>
-        <w:t>Service Area: system</w:t>
-      </w:r>
-    </w:p>
-    <w:p>
-      <w:r>
-        <w:t>Purpose: Get the list of all the requests previously executed</w:t>
-      </w:r>
-    </w:p>
-    <w:p>
-      <w:pPr>
-        <w:pStyle w:val="Heading3"/>
-      </w:pPr>
-      <w:r>
-        <w:t>Operator Scenarios</w:t>
-      </w:r>
-    </w:p>
-    <w:p>
-      <w:r>
-        <w:t>• Troubleshooting unexpected system behavior.</w:t>
-      </w:r>
-    </w:p>
-    <w:p>
-      <w:r>
-        <w:t>• Investigating health degradation or alarms.</w:t>
-      </w:r>
-    </w:p>
-    <w:p>
-      <w:r>
-        <w:t>• Reviewing recent changes or activity.</w:t>
-      </w:r>
-    </w:p>
-    <w:p>
-      <w:r>
-        <w:t>• Performing high-level operational assessments.</w:t>
-      </w:r>
-    </w:p>
-    <w:p>
-      <w:pPr>
-        <w:pStyle w:val="Heading3"/>
-      </w:pPr>
-      <w:r>
-        <w:t>Example Natural Language Prompts</w:t>
-      </w:r>
-    </w:p>
-    <w:p>
-      <w:r>
-        <w:t>• “Why is my environment unhealthy?”</w:t>
-      </w:r>
-    </w:p>
-    <w:p>
-      <w:r>
-        <w:t>• “Show me recent failures.”</w:t>
-      </w:r>
-    </w:p>
-    <w:p>
-      <w:r>
-        <w:t>• “What changed in the last few hours?”</w:t>
-      </w:r>
-    </w:p>
-    <w:p>
-      <w:r>
-        <w:t>• “Give me a summary view.”</w:t>
-      </w:r>
-    </w:p>
-    <w:p>
-      <w:r>
-        <w:t>• “Drill into the top issue.”</w:t>
-      </w:r>
-    </w:p>
-    <w:p>
-      <w:pPr>
-        <w:pStyle w:val="Heading2"/>
-      </w:pPr>
-      <w:bookmarkStart w:id="27" w:name="_Toc221668090"/>
-      <w:r>
-        <w:t>system_get_ha_and_node_health_summary</w:t>
-      </w:r>
-      <w:bookmarkEnd w:id="27"/>
-    </w:p>
-    <w:p>
-      <w:r>
-        <w:t>Service Area: system</w:t>
-      </w:r>
-    </w:p>
-    <w:p>
-      <w:r>
-        <w:t>Purpose: Tier-2: Summarize HA redundancy + node health + storage signals, and correlate with HealthManager resources. Uses only existing Tier-1 tools: system_get_health_status, monitor_get_keep_alived_info, monitor_get_gluster_fs_info, monitor_get_k3s_nodes, monitor_get_health (+ optional inventory/detail).</w:t>
-      </w:r>
-    </w:p>
-    <w:p>
-      <w:pPr>
-        <w:pStyle w:val="Heading3"/>
-      </w:pPr>
-      <w:r>
-        <w:t>Operator Scenarios</w:t>
-      </w:r>
-    </w:p>
-    <w:p>
-      <w:r>
-        <w:t>• Troubleshooting unexpected system behavior.</w:t>
-      </w:r>
-    </w:p>
-    <w:p>
-      <w:r>
-        <w:lastRenderedPageBreak/>
-        <w:t>• Investigating health degradation or alarms.</w:t>
-      </w:r>
-    </w:p>
-    <w:p>
-      <w:r>
-        <w:t>• Reviewing recent changes or activity.</w:t>
-      </w:r>
-    </w:p>
-    <w:p>
-      <w:r>
-        <w:t>• Performing high-level operational assessments.</w:t>
-      </w:r>
-    </w:p>
-    <w:p>
-      <w:pPr>
-        <w:pStyle w:val="Heading3"/>
-      </w:pPr>
-      <w:r>
-        <w:t>Example Natural Language Prompts</w:t>
-      </w:r>
-    </w:p>
-    <w:p>
-      <w:r>
-        <w:t>• “Why is my environment unhealthy?”</w:t>
-      </w:r>
-    </w:p>
-    <w:p>
-      <w:r>
-        <w:t>• “Show me recent failures.”</w:t>
-      </w:r>
-    </w:p>
-    <w:p>
-      <w:r>
-        <w:t>• “What changed in the last few hours?”</w:t>
-      </w:r>
-    </w:p>
-    <w:p>
-      <w:r>
-        <w:t>• “Give me a summary view.”</w:t>
-      </w:r>
-    </w:p>
-    <w:p>
-      <w:r>
-        <w:t>• “Drill into the top issue.”</w:t>
-      </w:r>
-    </w:p>
-    <w:p>
-      <w:pPr>
-        <w:pStyle w:val="Heading2"/>
-      </w:pPr>
-      <w:bookmarkStart w:id="28" w:name="_Toc221668091"/>
-      <w:r>
-        <w:t>system_get_last_execution_diagnostic</w:t>
-      </w:r>
-      <w:bookmarkEnd w:id="28"/>
-    </w:p>
-    <w:p>
-      <w:r>
-        <w:t>Service Area: system</w:t>
-      </w:r>
-    </w:p>
-    <w:p>
-      <w:r>
-        <w:t>Purpose: Show the most recent failed system execution and why it failed</w:t>
-      </w:r>
-    </w:p>
-    <w:p>
-      <w:pPr>
-        <w:pStyle w:val="Heading3"/>
-      </w:pPr>
-      <w:r>
-        <w:t>Operator Scenarios</w:t>
-      </w:r>
-    </w:p>
-    <w:p>
-      <w:r>
-        <w:t>• Troubleshooting unexpected system behavior.</w:t>
-      </w:r>
-    </w:p>
-    <w:p>
-      <w:r>
-        <w:t>• Investigating health degradation or alarms.</w:t>
-      </w:r>
-    </w:p>
-    <w:p>
-      <w:r>
-        <w:t>• Reviewing recent changes or activity.</w:t>
-      </w:r>
-    </w:p>
-    <w:p>
-      <w:r>
-        <w:t>• Performing high-level operational assessments.</w:t>
-      </w:r>
-    </w:p>
-    <w:p>
-      <w:pPr>
-        <w:pStyle w:val="Heading3"/>
-      </w:pPr>
-      <w:r>
-        <w:t>Example Natural Language Prompts</w:t>
-      </w:r>
-    </w:p>
-    <w:p>
-      <w:r>
-        <w:t>• “Why is my environment unhealthy?”</w:t>
-      </w:r>
-    </w:p>
-    <w:p>
-      <w:r>
-        <w:t>• “Show me recent failures.”</w:t>
-      </w:r>
-    </w:p>
-    <w:p>
-      <w:r>
-        <w:t>• “What changed in the last few hours?”</w:t>
-      </w:r>
-    </w:p>
-    <w:p>
-      <w:r>
-        <w:t>• “Give me a summary view.”</w:t>
-      </w:r>
-    </w:p>
-    <w:p>
-      <w:r>
-        <w:t>• “Drill into the top issue.”</w:t>
-      </w:r>
-    </w:p>
-    <w:p>
-      <w:pPr>
-        <w:pStyle w:val="Heading2"/>
-      </w:pPr>
-      <w:bookmarkStart w:id="29" w:name="_Toc221668092"/>
-      <w:r>
-        <w:t>system_get_running_config</w:t>
-      </w:r>
-      <w:bookmarkEnd w:id="29"/>
-    </w:p>
-    <w:p>
-      <w:r>
-        <w:t>Service Area: system</w:t>
-      </w:r>
-    </w:p>
-    <w:p>
-      <w:r>
-        <w:t>Purpose: Get running configuration CLI commands</w:t>
-      </w:r>
-    </w:p>
-    <w:p>
-      <w:pPr>
-        <w:pStyle w:val="Heading3"/>
-      </w:pPr>
-      <w:r>
-        <w:t>Operator Scenarios</w:t>
-      </w:r>
-    </w:p>
-    <w:p>
-      <w:r>
-        <w:t>• Troubleshooting unexpected system behavior.</w:t>
-      </w:r>
-    </w:p>
-    <w:p>
-      <w:r>
-        <w:lastRenderedPageBreak/>
-        <w:t>• Investigating health degradation or alarms.</w:t>
-      </w:r>
-    </w:p>
-    <w:p>
-      <w:r>
-        <w:t>• Reviewing recent changes or activity.</w:t>
-      </w:r>
-    </w:p>
-    <w:p>
-      <w:r>
-        <w:t>• Performing high-level operational assessments.</w:t>
-      </w:r>
-    </w:p>
-    <w:p>
-      <w:pPr>
-        <w:pStyle w:val="Heading3"/>
-      </w:pPr>
-      <w:r>
-        <w:t>Example Natural Language Prompts</w:t>
-      </w:r>
-    </w:p>
-    <w:p>
-      <w:r>
-        <w:t>• “Why is my environment unhealthy?”</w:t>
-      </w:r>
-    </w:p>
-    <w:p>
-      <w:r>
-        <w:t>• “Show me recent failures.”</w:t>
-      </w:r>
-    </w:p>
-    <w:p>
-      <w:r>
-        <w:t>• “What changed in the last few hours?”</w:t>
-      </w:r>
-    </w:p>
-    <w:p>
-      <w:r>
-        <w:t>• “Give me a summary view.”</w:t>
-      </w:r>
-    </w:p>
-    <w:p>
-      <w:r>
-        <w:t>• “Drill into the top issue.”</w:t>
-      </w:r>
-    </w:p>
-    <w:p>
-      <w:pPr>
-        <w:pStyle w:val="Heading2"/>
-      </w:pPr>
-      <w:bookmarkStart w:id="30" w:name="_Toc221668093"/>
-      <w:r>
-        <w:t>tenant_get_bgp_peer</w:t>
-      </w:r>
-      <w:bookmarkEnd w:id="30"/>
-    </w:p>
-    <w:p>
-      <w:r>
-        <w:t>Service Area: tenant</w:t>
-      </w:r>
-    </w:p>
-    <w:p>
-      <w:r>
-        <w:t>Purpose: Get BGP peer configuration for a tenant</w:t>
-      </w:r>
-    </w:p>
-    <w:p>
-      <w:pPr>
-        <w:pStyle w:val="Heading3"/>
-      </w:pPr>
-      <w:r>
-        <w:t>Operator Scenarios</w:t>
-      </w:r>
-    </w:p>
-    <w:p>
-      <w:r>
-        <w:t>• Troubleshooting unexpected system behavior.</w:t>
-      </w:r>
-    </w:p>
-    <w:p>
-      <w:r>
-        <w:t>• Investigating health degradation or alarms.</w:t>
-      </w:r>
-    </w:p>
-    <w:p>
-      <w:r>
-        <w:t>• Reviewing recent changes or activity.</w:t>
-      </w:r>
-    </w:p>
-    <w:p>
-      <w:r>
-        <w:t>• Performing high-level operational assessments.</w:t>
-      </w:r>
-    </w:p>
-    <w:p>
-      <w:pPr>
-        <w:pStyle w:val="Heading3"/>
-      </w:pPr>
-      <w:r>
-        <w:t>Example Natural Language Prompts</w:t>
-      </w:r>
-    </w:p>
-    <w:p>
-      <w:r>
-        <w:t>• “Why is my environment unhealthy?”</w:t>
-      </w:r>
-    </w:p>
-    <w:p>
-      <w:r>
-        <w:t>• “Show me recent failures.”</w:t>
-      </w:r>
-    </w:p>
-    <w:p>
-      <w:r>
-        <w:t>• “What changed in the last few hours?”</w:t>
-      </w:r>
-    </w:p>
-    <w:p>
-      <w:r>
-        <w:t>• “Give me a summary view.”</w:t>
-      </w:r>
-    </w:p>
-    <w:p>
-      <w:r>
-        <w:t>• “Drill into the top issue.”</w:t>
-      </w:r>
-    </w:p>
-    <w:p>
-      <w:pPr>
-        <w:pStyle w:val="Heading2"/>
-      </w:pPr>
-      <w:bookmarkStart w:id="31" w:name="_Toc221668094"/>
-      <w:r>
-        <w:t>tenant_get_bgp_peer_operational</w:t>
-      </w:r>
-      <w:bookmarkEnd w:id="31"/>
-    </w:p>
-    <w:p>
-      <w:r>
-        <w:t>Service Area: tenant</w:t>
-      </w:r>
-    </w:p>
-    <w:p>
-      <w:r>
-        <w:t>Purpose: Get operational state of BGP peers for a tenant</w:t>
-      </w:r>
-    </w:p>
-    <w:p>
-      <w:pPr>
-        <w:pStyle w:val="Heading3"/>
-      </w:pPr>
-      <w:r>
-        <w:t>Operator Scenarios</w:t>
-      </w:r>
-    </w:p>
-    <w:p>
-      <w:r>
-        <w:t>• Troubleshooting unexpected system behavior.</w:t>
-      </w:r>
-    </w:p>
-    <w:p>
-      <w:r>
-        <w:lastRenderedPageBreak/>
-        <w:t>• Investigating health degradation or alarms.</w:t>
-      </w:r>
-    </w:p>
-    <w:p>
-      <w:r>
-        <w:t>• Reviewing recent changes or activity.</w:t>
-      </w:r>
-    </w:p>
-    <w:p>
-      <w:r>
-        <w:t>• Performing high-level operational assessments.</w:t>
-      </w:r>
-    </w:p>
-    <w:p>
-      <w:pPr>
-        <w:pStyle w:val="Heading3"/>
-      </w:pPr>
-      <w:r>
-        <w:t>Example Natural Language Prompts</w:t>
-      </w:r>
-    </w:p>
-    <w:p>
-      <w:r>
-        <w:t>• “Why is my environment unhealthy?”</w:t>
-      </w:r>
-    </w:p>
-    <w:p>
-      <w:r>
-        <w:t>• “Show me recent failures.”</w:t>
-      </w:r>
-    </w:p>
-    <w:p>
-      <w:r>
-        <w:t>• “What changed in the last few hours?”</w:t>
-      </w:r>
-    </w:p>
-    <w:p>
-      <w:r>
-        <w:t>• “Give me a summary view.”</w:t>
-      </w:r>
-    </w:p>
-    <w:p>
-      <w:r>
-        <w:t>• “Drill into the top issue.”</w:t>
-      </w:r>
-    </w:p>
-    <w:p>
-      <w:pPr>
-        <w:pStyle w:val="Heading2"/>
-      </w:pPr>
-      <w:bookmarkStart w:id="32" w:name="_Toc221668095"/>
-      <w:r>
-        <w:t>tenant_get_bgp_peers</w:t>
-      </w:r>
-      <w:bookmarkEnd w:id="32"/>
-    </w:p>
-    <w:p>
-      <w:r>
-        <w:t>Service Area: tenant</w:t>
-      </w:r>
-    </w:p>
-    <w:p>
-      <w:r>
-        <w:t>Purpose: Get list of BGP peer configurations for a tenant</w:t>
-      </w:r>
-    </w:p>
-    <w:p>
-      <w:pPr>
-        <w:pStyle w:val="Heading3"/>
-      </w:pPr>
-      <w:r>
-        <w:t>Operator Scenarios</w:t>
-      </w:r>
-    </w:p>
-    <w:p>
-      <w:r>
-        <w:t>• Troubleshooting unexpected system behavior.</w:t>
-      </w:r>
-    </w:p>
-    <w:p>
-      <w:r>
-        <w:t>• Investigating health degradation or alarms.</w:t>
-      </w:r>
-    </w:p>
-    <w:p>
-      <w:r>
-        <w:t>• Reviewing recent changes or activity.</w:t>
-      </w:r>
-    </w:p>
-    <w:p>
-      <w:r>
-        <w:t>• Performing high-level operational assessments.</w:t>
-      </w:r>
-    </w:p>
-    <w:p>
-      <w:pPr>
-        <w:pStyle w:val="Heading3"/>
-      </w:pPr>
-      <w:r>
-        <w:t>Example Natural Language Prompts</w:t>
-      </w:r>
-    </w:p>
-    <w:p>
-      <w:r>
-        <w:t>• “Why is my environment unhealthy?”</w:t>
-      </w:r>
-    </w:p>
-    <w:p>
-      <w:r>
-        <w:t>• “Show me recent failures.”</w:t>
-      </w:r>
-    </w:p>
-    <w:p>
-      <w:r>
-        <w:t>• “What changed in the last few hours?”</w:t>
-      </w:r>
-    </w:p>
-    <w:p>
-      <w:r>
-        <w:t>• “Give me a summary view.”</w:t>
-      </w:r>
-    </w:p>
-    <w:p>
-      <w:r>
-        <w:t>• “Drill into the top issue.”</w:t>
-      </w:r>
-    </w:p>
-    <w:p>
-      <w:pPr>
-        <w:pStyle w:val="Heading2"/>
-      </w:pPr>
-      <w:bookmarkStart w:id="33" w:name="_Toc221668096"/>
-      <w:r>
-        <w:t>tenant_get_mirror_sessions</w:t>
-      </w:r>
-      <w:bookmarkEnd w:id="33"/>
-    </w:p>
-    <w:p>
-      <w:r>
-        <w:t>Service Area: tenant</w:t>
-      </w:r>
-    </w:p>
-    <w:p>
-      <w:r>
-        <w:t>Purpose: Get mirror service sessions for a tenant</w:t>
-      </w:r>
-    </w:p>
-    <w:p>
-      <w:pPr>
-        <w:pStyle w:val="Heading3"/>
-      </w:pPr>
-      <w:r>
-        <w:t>Operator Scenarios</w:t>
-      </w:r>
-    </w:p>
-    <w:p>
-      <w:r>
-        <w:t>• Troubleshooting unexpected system behavior.</w:t>
-      </w:r>
-    </w:p>
-    <w:p>
-      <w:r>
-        <w:lastRenderedPageBreak/>
-        <w:t>• Investigating health degradation or alarms.</w:t>
-      </w:r>
-    </w:p>
-    <w:p>
-      <w:r>
-        <w:t>• Reviewing recent changes or activity.</w:t>
-      </w:r>
-    </w:p>
-    <w:p>
-      <w:r>
-        <w:t>• Performing high-level operational assessments.</w:t>
-      </w:r>
-    </w:p>
-    <w:p>
-      <w:pPr>
-        <w:pStyle w:val="Heading3"/>
-      </w:pPr>
-      <w:r>
-        <w:t>Example Natural Language Prompts</w:t>
-      </w:r>
-    </w:p>
-    <w:p>
-      <w:r>
-        <w:t>• “Why is my environment unhealthy?”</w:t>
-      </w:r>
-    </w:p>
-    <w:p>
-      <w:r>
-        <w:t>• “Show me recent failures.”</w:t>
-      </w:r>
-    </w:p>
-    <w:p>
-      <w:r>
-        <w:t>• “What changed in the last few hours?”</w:t>
-      </w:r>
-    </w:p>
-    <w:p>
-      <w:r>
-        <w:t>• “Give me a summary view.”</w:t>
-      </w:r>
-    </w:p>
-    <w:p>
-      <w:r>
-        <w:t>• “Drill into the top issue.”</w:t>
-      </w:r>
-    </w:p>
-    <w:p>
-      <w:pPr>
-        <w:pStyle w:val="Heading2"/>
-      </w:pPr>
-      <w:bookmarkStart w:id="34" w:name="_Toc221668097"/>
-      <w:r>
-        <w:t>tenant_get_portchannel</w:t>
-      </w:r>
-      <w:bookmarkEnd w:id="34"/>
-    </w:p>
-    <w:p>
-      <w:r>
-        <w:t>Service Area: tenant</w:t>
-      </w:r>
-    </w:p>
-    <w:p>
-      <w:r>
-        <w:t>Purpose: Get detailed Portchannel configuration for a tenant</w:t>
-      </w:r>
-    </w:p>
-    <w:p>
-      <w:pPr>
-        <w:pStyle w:val="Heading3"/>
-      </w:pPr>
-      <w:r>
-        <w:t>Operator Scenarios</w:t>
-      </w:r>
-    </w:p>
-    <w:p>
-      <w:r>
-        <w:t>• Troubleshooting unexpected system behavior.</w:t>
-      </w:r>
-    </w:p>
-    <w:p>
-      <w:r>
-        <w:t>• Investigating health degradation or alarms.</w:t>
-      </w:r>
-    </w:p>
-    <w:p>
-      <w:r>
-        <w:t>• Reviewing recent changes or activity.</w:t>
-      </w:r>
-    </w:p>
-    <w:p>
-      <w:r>
-        <w:t>• Performing high-level operational assessments.</w:t>
-      </w:r>
-    </w:p>
-    <w:p>
-      <w:pPr>
-        <w:pStyle w:val="Heading3"/>
-      </w:pPr>
-      <w:r>
-        <w:t>Example Natural Language Prompts</w:t>
-      </w:r>
-    </w:p>
-    <w:p>
-      <w:r>
-        <w:t>• “Why is my environment unhealthy?”</w:t>
-      </w:r>
-    </w:p>
-    <w:p>
-      <w:r>
-        <w:t>• “Show me recent failures.”</w:t>
-      </w:r>
-    </w:p>
-    <w:p>
-      <w:r>
-        <w:t>• “What changed in the last few hours?”</w:t>
-      </w:r>
-    </w:p>
-    <w:p>
-      <w:r>
-        <w:t>• “Give me a summary view.”</w:t>
-      </w:r>
-    </w:p>
-    <w:p>
-      <w:r>
-        <w:t>• “Drill into the top issue.”</w:t>
-      </w:r>
-    </w:p>
-    <w:p>
-      <w:pPr>
-        <w:pStyle w:val="Heading2"/>
-      </w:pPr>
-      <w:bookmarkStart w:id="35" w:name="_Toc221668098"/>
-      <w:r>
-        <w:t>tenant_get_service_epg_alarm_summary</w:t>
-      </w:r>
-      <w:bookmarkEnd w:id="35"/>
-    </w:p>
-    <w:p>
-      <w:r>
-        <w:t>Service Area: tenant</w:t>
-      </w:r>
-    </w:p>
-    <w:p>
-      <w:r>
-        <w:t>Purpose: Tier-2: Show tenant-scoped Service/EPG alarms/alerts with filters (severity/type/state) using faultmanager history + tenant EPG scoping.</w:t>
-      </w:r>
-    </w:p>
-    <w:p>
-      <w:pPr>
-        <w:pStyle w:val="Heading3"/>
-      </w:pPr>
-      <w:r>
-        <w:t>Operator Scenarios</w:t>
-      </w:r>
-    </w:p>
-    <w:p>
-      <w:r>
-        <w:t>• Troubleshooting unexpected system behavior.</w:t>
-      </w:r>
-    </w:p>
-    <w:p>
-      <w:r>
-        <w:lastRenderedPageBreak/>
-        <w:t>• Investigating health degradation or alarms.</w:t>
-      </w:r>
-    </w:p>
-    <w:p>
-      <w:r>
-        <w:t>• Reviewing recent changes or activity.</w:t>
-      </w:r>
-    </w:p>
-    <w:p>
-      <w:r>
-        <w:t>• Performing high-level operational assessments.</w:t>
-      </w:r>
-    </w:p>
-    <w:p>
-      <w:pPr>
-        <w:pStyle w:val="Heading3"/>
-      </w:pPr>
-      <w:r>
-        <w:t>Example Natural Language Prompts</w:t>
-      </w:r>
-    </w:p>
-    <w:p>
-      <w:r>
-        <w:t>• “Why is my environment unhealthy?”</w:t>
-      </w:r>
-    </w:p>
-    <w:p>
-      <w:r>
-        <w:t>• “Show me recent failures.”</w:t>
-      </w:r>
-    </w:p>
-    <w:p>
-      <w:r>
-        <w:t>• “What changed in the last few hours?”</w:t>
-      </w:r>
-    </w:p>
-    <w:p>
-      <w:r>
-        <w:t>• “Give me a summary view.”</w:t>
-      </w:r>
-    </w:p>
-    <w:p>
-      <w:r>
-        <w:t>• “Drill into the top issue.”</w:t>
-      </w:r>
-    </w:p>
-    <w:p>
-      <w:pPr>
-        <w:pStyle w:val="Heading2"/>
-      </w:pPr>
-      <w:bookmarkStart w:id="36" w:name="_Toc221668099"/>
-      <w:r>
-        <w:t>tenant_get_service_epg_event_logs</w:t>
-      </w:r>
-      <w:bookmarkEnd w:id="36"/>
-    </w:p>
-    <w:p>
-      <w:r>
-        <w:t>Service Area: tenant</w:t>
-      </w:r>
-    </w:p>
-    <w:p>
-      <w:r>
-        <w:t>Purpose: Event logs for a tenant/service scope (filters: date range, severity, fuzzy query). Tier-2 composite over tenant executions + event histories.</w:t>
-      </w:r>
-    </w:p>
-    <w:p>
-      <w:pPr>
-        <w:pStyle w:val="Heading3"/>
-      </w:pPr>
-      <w:r>
-        <w:t>Operator Scenarios</w:t>
-      </w:r>
-    </w:p>
-    <w:p>
-      <w:r>
-        <w:t>• Troubleshooting unexpected system behavior.</w:t>
-      </w:r>
-    </w:p>
-    <w:p>
-      <w:r>
-        <w:t>• Investigating health degradation or alarms.</w:t>
-      </w:r>
-    </w:p>
-    <w:p>
-      <w:r>
-        <w:t>• Reviewing recent changes or activity.</w:t>
-      </w:r>
-    </w:p>
-    <w:p>
-      <w:r>
-        <w:t>• Performing high-level operational assessments.</w:t>
-      </w:r>
-    </w:p>
-    <w:p>
-      <w:pPr>
-        <w:pStyle w:val="Heading3"/>
-      </w:pPr>
-      <w:r>
-        <w:t>Example Natural Language Prompts</w:t>
-      </w:r>
-    </w:p>
-    <w:p>
-      <w:r>
-        <w:t>• “Why is my environment unhealthy?”</w:t>
-      </w:r>
-    </w:p>
-    <w:p>
-      <w:r>
-        <w:t>• “Show me recent failures.”</w:t>
-      </w:r>
-    </w:p>
-    <w:p>
-      <w:r>
-        <w:t>• “What changed in the last few hours?”</w:t>
-      </w:r>
-    </w:p>
-    <w:p>
-      <w:r>
-        <w:t>• “Give me a summary view.”</w:t>
-      </w:r>
-    </w:p>
-    <w:p>
-      <w:r>
-        <w:t>• “Drill into the top issue.”</w:t>
-      </w:r>
-    </w:p>
-    <w:p>
-      <w:pPr>
-        <w:pStyle w:val="Heading2"/>
-      </w:pPr>
-      <w:bookmarkStart w:id="37" w:name="_Toc221668100"/>
-      <w:r>
-        <w:t>tenant_get_service_epg_health_summary</w:t>
-      </w:r>
-      <w:bookmarkEnd w:id="37"/>
-    </w:p>
-    <w:p>
-      <w:r>
-        <w:t>Service Area: tenant</w:t>
-      </w:r>
-    </w:p>
-    <w:p>
-      <w:r>
-        <w:t>Purpose: Tier-2: Real-time, table-friendly health summary for a tenant's VRFs + Endpoint Groups (EPGs), enriched via per-object error endpoints and optional recent execution signals.</w:t>
-      </w:r>
-    </w:p>
-    <w:p>
-      <w:pPr>
-        <w:pStyle w:val="Heading3"/>
-      </w:pPr>
-      <w:r>
-        <w:lastRenderedPageBreak/>
-        <w:t>Operator Scenarios</w:t>
-      </w:r>
-    </w:p>
-    <w:p>
-      <w:r>
-        <w:t>• Troubleshooting unexpected system behavior.</w:t>
-      </w:r>
-    </w:p>
-    <w:p>
-      <w:r>
-        <w:t>• Investigating health degradation or alarms.</w:t>
-      </w:r>
-    </w:p>
-    <w:p>
-      <w:r>
-        <w:t>• Reviewing recent changes or activity.</w:t>
-      </w:r>
-    </w:p>
-    <w:p>
-      <w:r>
-        <w:t>• Performing high-level operational assessments.</w:t>
-      </w:r>
-    </w:p>
-    <w:p>
-      <w:pPr>
-        <w:pStyle w:val="Heading3"/>
-      </w:pPr>
-      <w:r>
-        <w:t>Example Natural Language Prompts</w:t>
-      </w:r>
-    </w:p>
-    <w:p>
-      <w:r>
-        <w:t>• “Why is my environment unhealthy?”</w:t>
-      </w:r>
-    </w:p>
-    <w:p>
-      <w:r>
-        <w:t>• “Show me recent failures.”</w:t>
-      </w:r>
-    </w:p>
-    <w:p>
-      <w:r>
-        <w:t>• “What changed in the last few hours?”</w:t>
-      </w:r>
-    </w:p>
-    <w:p>
-      <w:r>
-        <w:t>• “Give me a summary view.”</w:t>
-      </w:r>
-    </w:p>
-    <w:p>
-      <w:r>
-        <w:t>• “Drill into the top issue.”</w:t>
-      </w:r>
-    </w:p>
-    <w:p>
-      <w:pPr>
-        <w:pStyle w:val="Heading2"/>
-      </w:pPr>
-      <w:bookmarkStart w:id="38" w:name="_Toc221668101"/>
-      <w:r>
-        <w:t>tenant_get_service_epg_historical_report_stub</w:t>
-      </w:r>
-      <w:bookmarkEnd w:id="38"/>
-    </w:p>
-    <w:p>
-      <w:r>
-        <w:t>Service Area: tenant</w:t>
-      </w:r>
-    </w:p>
-    <w:p>
-      <w:r>
-        <w:t>Purpose: Tier-2 (read-only, v1): Generate a simple historical health/alarm summary for a tenant's Service/EPG scope for the last 7/30 days. Use-cases: (1) Weekly tenant health pulse (7d) summary + top impacted resources. (2) Monthly ops snapshot (30d) with severity breakdown. (3) Escalation focus: only Major+/Critical+ using severity_min. (4) Keyword hunt across history using query (e.g., bgp/vxlan/certificate). (5) Tenant discovery: if tenant_name is wrong, returns suggested_tenants + next_actions. (6) Debug/evidence mode: include_raw=true captures tier-1 responses. Composite uses ONLY existing tier-1 tools: tenant_get_tenant (+tenant_get_tenants for suggestions), tenant_get_endpoint_groups, tenant_get_vrfs, faultmanager_get_alert_history (time-bounded), faultmanager_get_alarm_history (best-effort, time-bounded locally).</w:t>
-      </w:r>
-    </w:p>
-    <w:p>
-      <w:pPr>
-        <w:pStyle w:val="Heading3"/>
-      </w:pPr>
-      <w:r>
-        <w:t>Operator Scenarios</w:t>
-      </w:r>
-    </w:p>
-    <w:p>
-      <w:r>
-        <w:t>• Troubleshooting unexpected system behavior.</w:t>
-      </w:r>
-    </w:p>
-    <w:p>
-      <w:r>
-        <w:t>• Investigating health degradation or alarms.</w:t>
-      </w:r>
-    </w:p>
-    <w:p>
-      <w:r>
-        <w:t>• Reviewing recent changes or activity.</w:t>
-      </w:r>
-    </w:p>
-    <w:p>
-      <w:r>
-        <w:t>• Performing high-level operational assessments.</w:t>
-      </w:r>
-    </w:p>
-    <w:p>
-      <w:pPr>
-        <w:pStyle w:val="Heading3"/>
-      </w:pPr>
-      <w:r>
-        <w:t>Example Natural Language Prompts</w:t>
-      </w:r>
-    </w:p>
-    <w:p>
-      <w:r>
-        <w:t>• “Why is my environment unhealthy?”</w:t>
-      </w:r>
-    </w:p>
-    <w:p>
-      <w:r>
-        <w:t>• “Show me recent failures.”</w:t>
-      </w:r>
-    </w:p>
-    <w:p>
-      <w:r>
-        <w:lastRenderedPageBreak/>
-        <w:t>• “What changed in the last few hours?”</w:t>
-      </w:r>
-    </w:p>
-    <w:p>
-      <w:r>
-        <w:t>• “Give me a summary view.”</w:t>
-      </w:r>
-    </w:p>
-    <w:p>
-      <w:r>
-        <w:t>• “Drill into the top issue.”</w:t>
-      </w:r>
-    </w:p>
-    <w:p>
-      <w:pPr>
         <w:pStyle w:val="Heading1"/>
       </w:pPr>
-      <w:bookmarkStart w:id="39" w:name="_Toc221668102"/>
+      <w:bookmarkStart w:id="40" w:name="_Toc222221811"/>
       <w:r>
         <w:t>AI Experience Design Principles</w:t>
       </w:r>
-      <w:bookmarkEnd w:id="39"/>
+      <w:bookmarkEnd w:id="40"/>
     </w:p>
     <w:p>
       <w:r>
@@ -6307,15 +6535,304 @@
       <w:pPr>
         <w:pStyle w:val="Heading1"/>
       </w:pPr>
-      <w:bookmarkStart w:id="40" w:name="_Toc221668103"/>
+      <w:bookmarkStart w:id="41" w:name="_Toc222221812"/>
       <w:r>
         <w:t>Value to Operations Teams</w:t>
       </w:r>
-      <w:bookmarkEnd w:id="40"/>
+      <w:bookmarkEnd w:id="41"/>
     </w:p>
     <w:p>
       <w:r>
         <w:t>Tier‑2 tools transform raw XCO data into actionable operational insight. They reduce troubleshooting time, improve visibility, and enable conversational network operations powered by AI.</w:t>
+      </w:r>
+    </w:p>
+    <w:p>
+      <w:r>
+        <w:br w:type="page"/>
+      </w:r>
+    </w:p>
+    <w:p>
+      <w:pPr>
+        <w:pStyle w:val="Heading1"/>
+      </w:pPr>
+      <w:bookmarkStart w:id="42" w:name="_Toc222221813"/>
+      <w:r>
+        <w:lastRenderedPageBreak/>
+        <w:t>RESTCONF Tier‑2 Tools</w:t>
+      </w:r>
+      <w:bookmarkEnd w:id="42"/>
+    </w:p>
+    <w:p>
+      <w:r>
+        <w:t>Operator guidance for the RESTCONF toolpack (SLX switches). Use these tools when you need on‑box truth for state, counters, and operational snapshots.</w:t>
+      </w:r>
+    </w:p>
+    <w:p>
+      <w:r>
+        <w:t>Notes: Some RPCs may return HTTP 204 (No Content) when a feature is disabled/not configured; the tool will surface this as a warning instead of failing.</w:t>
+      </w:r>
+    </w:p>
+    <w:p>
+      <w:pPr>
+        <w:pStyle w:val="Heading2"/>
+      </w:pPr>
+      <w:bookmarkStart w:id="43" w:name="_Toc222221814"/>
+      <w:r>
+        <w:t>Tool list and when to use</w:t>
+      </w:r>
+      <w:bookmarkEnd w:id="43"/>
+    </w:p>
+    <w:p>
+      <w:pPr>
+        <w:pStyle w:val="Heading3"/>
+      </w:pPr>
+      <w:r>
+        <w:t>restconf_show_firmware_version</w:t>
+      </w:r>
+    </w:p>
+    <w:p>
+      <w:r>
+        <w:t>Query SLX switch via RESTCONF to retrieve OS version, firmware build, uptime, CPU and memory info.</w:t>
+      </w:r>
+    </w:p>
+    <w:p>
+      <w:r>
+        <w:t>Use case: AI: 'What firmware version is running on switch 10.13.9.66?'</w:t>
+      </w:r>
+    </w:p>
+    <w:p>
+      <w:pPr>
+        <w:pStyle w:val="Heading3"/>
+      </w:pPr>
+      <w:r>
+        <w:t>restconf_get_interface_detail</w:t>
+      </w:r>
+    </w:p>
+    <w:p>
+      <w:r>
+        <w:t>Retrieve detailed interface information including status and counters from the switch.</w:t>
+      </w:r>
+    </w:p>
+    <w:p>
+      <w:r>
+        <w:t>Use case: UI: Drill into a specific interface to view operational state and statistics.</w:t>
+      </w:r>
+    </w:p>
+    <w:p>
+      <w:pPr>
+        <w:pStyle w:val="Heading3"/>
+      </w:pPr>
+      <w:r>
+        <w:t>restconf_list_operations</w:t>
+      </w:r>
+    </w:p>
+    <w:p>
+      <w:r>
+        <w:t>List all RESTCONF RPC operations supported by the switch.</w:t>
+      </w:r>
+    </w:p>
+    <w:p>
+      <w:r>
+        <w:t>Use case: AI: 'What RESTCONF operations does this switch support?'</w:t>
+      </w:r>
+    </w:p>
+    <w:p>
+      <w:pPr>
+        <w:pStyle w:val="Heading3"/>
+      </w:pPr>
+      <w:r>
+        <w:t>restconf_get_lldp_neighbor_detail</w:t>
+      </w:r>
+    </w:p>
+    <w:p>
+      <w:r>
+        <w:t>Retrieve LLDP neighbor details to understand connected devices.</w:t>
+      </w:r>
+    </w:p>
+    <w:p>
+      <w:r>
+        <w:t>Use case: AI: 'Show LLDP neighbors for switch 10.13.9.66.'</w:t>
+      </w:r>
+    </w:p>
+    <w:p>
+      <w:pPr>
+        <w:pStyle w:val="Heading3"/>
+      </w:pPr>
+      <w:r>
+        <w:t>restconf_get_port_statistics_summary</w:t>
+      </w:r>
+    </w:p>
+    <w:p>
+      <w:r>
+        <w:t>Summarize port traffic statistics and errors across interfaces.</w:t>
+      </w:r>
+    </w:p>
+    <w:p>
+      <w:r>
+        <w:t>Use case: UI: Display top ports by traffic or error counters.</w:t>
+      </w:r>
+    </w:p>
+    <w:p>
+      <w:pPr>
+        <w:pStyle w:val="Heading3"/>
+      </w:pPr>
+      <w:r>
+        <w:t>restconf_get_media_detail</w:t>
+      </w:r>
+    </w:p>
+    <w:p>
+      <w:r>
+        <w:t>Retrieve physical media/transceiver details for switch ports.</w:t>
+      </w:r>
+    </w:p>
+    <w:p>
+      <w:r>
+        <w:t>Use case: AI: 'Show optics details for Ethernet 0/1.'</w:t>
+      </w:r>
+    </w:p>
+    <w:p>
+      <w:pPr>
+        <w:pStyle w:val="Heading3"/>
+      </w:pPr>
+      <w:r>
+        <w:t>restconf_get_arp_table</w:t>
+      </w:r>
+    </w:p>
+    <w:p>
+      <w:r>
+        <w:t>Retrieve the ARP table entries from the switch.</w:t>
+      </w:r>
+    </w:p>
+    <w:p>
+      <w:r>
+        <w:t>Use case: AI: 'List ARP entries on the switch.'</w:t>
+      </w:r>
+    </w:p>
+    <w:p>
+      <w:pPr>
+        <w:pStyle w:val="Heading3"/>
+      </w:pPr>
+      <w:r>
+        <w:t>restconf_get_clock</w:t>
+      </w:r>
+    </w:p>
+    <w:p>
+      <w:r>
+        <w:t>Retrieve system clock/time information from the switch.</w:t>
+      </w:r>
+    </w:p>
+    <w:p>
+      <w:r>
+        <w:lastRenderedPageBreak/>
+        <w:t>Use case: UI: Display current device time for troubleshooting.</w:t>
+      </w:r>
+    </w:p>
+    <w:p>
+      <w:pPr>
+        <w:pStyle w:val="Heading3"/>
+      </w:pPr>
+      <w:r>
+        <w:t>restconf_get_vlan_brief</w:t>
+      </w:r>
+    </w:p>
+    <w:p>
+      <w:r>
+        <w:t>Retrieve VLAN summary information configured on the switch.</w:t>
+      </w:r>
+    </w:p>
+    <w:p>
+      <w:r>
+        <w:t>Use case: AI: 'Show VLAN summary on this switch.'</w:t>
+      </w:r>
+    </w:p>
+    <w:p>
+      <w:pPr>
+        <w:pStyle w:val="Heading3"/>
+      </w:pPr>
+      <w:r>
+        <w:t>restconf_get_vrf_summary</w:t>
+      </w:r>
+    </w:p>
+    <w:p>
+      <w:r>
+        <w:t>Retrieve VRF configuration and summary information.</w:t>
+      </w:r>
+    </w:p>
+    <w:p>
+      <w:r>
+        <w:t>Use case: AI: 'List all VRFs configured on the switch.'</w:t>
+      </w:r>
+    </w:p>
+    <w:p>
+      <w:pPr>
+        <w:pStyle w:val="Heading3"/>
+      </w:pPr>
+      <w:r>
+        <w:t>restconf_get_ip_interface</w:t>
+      </w:r>
+    </w:p>
+    <w:p>
+      <w:r>
+        <w:t>Retrieve IP interface configuration and status details.</w:t>
+      </w:r>
+    </w:p>
+    <w:p>
+      <w:r>
+        <w:t>Use case: UI: Show all IP interfaces with their state and addresses.</w:t>
+      </w:r>
+    </w:p>
+    <w:p>
+      <w:pPr>
+        <w:pStyle w:val="Heading3"/>
+      </w:pPr>
+      <w:r>
+        <w:t>restconf_get_running_config</w:t>
+      </w:r>
+    </w:p>
+    <w:p>
+      <w:r>
+        <w:t>Retrieve running configuration directly from the switch via RESTCONF.</w:t>
+      </w:r>
+    </w:p>
+    <w:p>
+      <w:r>
+        <w:t>Use case: AI: 'Fetch running configuration for backup review.'</w:t>
+      </w:r>
+    </w:p>
+    <w:p>
+      <w:pPr>
+        <w:pStyle w:val="Heading3"/>
+      </w:pPr>
+      <w:r>
+        <w:t>restconf_get_system_maintenance_status</w:t>
+      </w:r>
+    </w:p>
+    <w:p>
+      <w:r>
+        <w:t>Retrieve system maintenance mode status and stage information.</w:t>
+      </w:r>
+    </w:p>
+    <w:p>
+      <w:r>
+        <w:t>Use case: AI: 'Is maintenance mode enabled on this switch?'</w:t>
+      </w:r>
+    </w:p>
+    <w:p>
+      <w:pPr>
+        <w:pStyle w:val="Heading3"/>
+      </w:pPr>
+      <w:r>
+        <w:t>restconf_get_system_maintenance_rate_monitoring</w:t>
+      </w:r>
+    </w:p>
+    <w:p>
+      <w:r>
+        <w:t>Retrieve maintenance rate monitoring configuration/status (may return 204 if disabled).</w:t>
+      </w:r>
+    </w:p>
+    <w:p>
+      <w:r>
+        <w:t>Use case: AI: 'Check if maintenance rate monitoring is configured.'</w:t>
       </w:r>
     </w:p>
     <w:sectPr>

--- a/XCO_MCP_Tier2_Operator_Notes.docx
+++ b/XCO_MCP_Tier2_Operator_Notes.docx
@@ -6833,6 +6833,24 @@
     <w:p>
       <w:r>
         <w:t>Use case: AI: 'Check if maintenance rate monitoring is configured.'</w:t>
+      </w:r>
+    </w:p>
+    <w:p>
+      <w:pPr>
+        <w:pStyle w:val="Heading3"/>
+      </w:pPr>
+      <w:r>
+        <w:t>restconf_get_interface_all</w:t>
+      </w:r>
+    </w:p>
+    <w:p>
+      <w:r>
+        <w:t>Get all interfaces (management, ethernet, and port-channel) directly from the switch via RESTCONF GET on the brocade-interface data tree. Returns per-interface details including name, type, shutdown status, description, IP addresses, and channel-group membership, plus a summary with total counts by type and active/shutdown breakdown.</w:t>
+      </w:r>
+    </w:p>
+    <w:p>
+      <w:r>
+        <w:t>Use cases: AI: 'Show all interfaces on switch 10.13.9.62.' / AI: 'How many ports are active vs shutdown on this leaf?' / UI: Display interface inventory with active/shutdown counts across management, ethernet, and port-channel types.</w:t>
       </w:r>
     </w:p>
     <w:sectPr>

--- a/XCO_MCP_Tier2_Operator_Notes.docx
+++ b/XCO_MCP_Tier2_Operator_Notes.docx
@@ -42,7 +42,7 @@
       <w:r>
         <w:fldChar w:fldCharType="separate"/>
       </w:r>
-      <w:hyperlink w:anchor="_Toc222221771" w:history="1">
+      <w:hyperlink w:anchor="_Toc222436338" w:history="1">
         <w:r>
           <w:rPr>
             <w:rStyle w:val="Hyperlink"/>
@@ -69,7 +69,7 @@
             <w:noProof/>
             <w:webHidden/>
           </w:rPr>
-          <w:instrText xml:space="preserve"> PAGEREF _Toc222221771 \h </w:instrText>
+          <w:instrText xml:space="preserve"> PAGEREF _Toc222436338 \h </w:instrText>
         </w:r>
         <w:r>
           <w:rPr>
@@ -118,7 +118,7 @@
           <w14:ligatures w14:val="standardContextual"/>
         </w:rPr>
       </w:pPr>
-      <w:hyperlink w:anchor="_Toc222221772" w:history="1">
+      <w:hyperlink w:anchor="_Toc222436339" w:history="1">
         <w:r>
           <w:rPr>
             <w:rStyle w:val="Hyperlink"/>
@@ -145,7 +145,7 @@
             <w:noProof/>
             <w:webHidden/>
           </w:rPr>
-          <w:instrText xml:space="preserve"> PAGEREF _Toc222221772 \h </w:instrText>
+          <w:instrText xml:space="preserve"> PAGEREF _Toc222436339 \h </w:instrText>
         </w:r>
         <w:r>
           <w:rPr>
@@ -192,7 +192,7 @@
           <w14:ligatures w14:val="standardContextual"/>
         </w:rPr>
       </w:pPr>
-      <w:hyperlink w:anchor="_Toc222221773" w:history="1">
+      <w:hyperlink w:anchor="_Toc222436340" w:history="1">
         <w:r>
           <w:rPr>
             <w:rStyle w:val="Hyperlink"/>
@@ -219,7 +219,7 @@
             <w:noProof/>
             <w:webHidden/>
           </w:rPr>
-          <w:instrText xml:space="preserve"> PAGEREF _Toc222221773 \h </w:instrText>
+          <w:instrText xml:space="preserve"> PAGEREF _Toc222436340 \h </w:instrText>
         </w:r>
         <w:r>
           <w:rPr>
@@ -266,7 +266,7 @@
           <w14:ligatures w14:val="standardContextual"/>
         </w:rPr>
       </w:pPr>
-      <w:hyperlink w:anchor="_Toc222221774" w:history="1">
+      <w:hyperlink w:anchor="_Toc222436341" w:history="1">
         <w:r>
           <w:rPr>
             <w:rStyle w:val="Hyperlink"/>
@@ -293,7 +293,7 @@
             <w:noProof/>
             <w:webHidden/>
           </w:rPr>
-          <w:instrText xml:space="preserve"> PAGEREF _Toc222221774 \h </w:instrText>
+          <w:instrText xml:space="preserve"> PAGEREF _Toc222436341 \h </w:instrText>
         </w:r>
         <w:r>
           <w:rPr>
@@ -313,7 +313,7 @@
             <w:noProof/>
             <w:webHidden/>
           </w:rPr>
-          <w:t>2</w:t>
+          <w:t>3</w:t>
         </w:r>
         <w:r>
           <w:rPr>
@@ -340,7 +340,7 @@
           <w14:ligatures w14:val="standardContextual"/>
         </w:rPr>
       </w:pPr>
-      <w:hyperlink w:anchor="_Toc222221775" w:history="1">
+      <w:hyperlink w:anchor="_Toc222436342" w:history="1">
         <w:r>
           <w:rPr>
             <w:rStyle w:val="Hyperlink"/>
@@ -367,7 +367,7 @@
             <w:noProof/>
             <w:webHidden/>
           </w:rPr>
-          <w:instrText xml:space="preserve"> PAGEREF _Toc222221775 \h </w:instrText>
+          <w:instrText xml:space="preserve"> PAGEREF _Toc222436342 \h </w:instrText>
         </w:r>
         <w:r>
           <w:rPr>
@@ -414,7 +414,7 @@
           <w14:ligatures w14:val="standardContextual"/>
         </w:rPr>
       </w:pPr>
-      <w:hyperlink w:anchor="_Toc222221776" w:history="1">
+      <w:hyperlink w:anchor="_Toc222436343" w:history="1">
         <w:r>
           <w:rPr>
             <w:rStyle w:val="Hyperlink"/>
@@ -441,7 +441,7 @@
             <w:noProof/>
             <w:webHidden/>
           </w:rPr>
-          <w:instrText xml:space="preserve"> PAGEREF _Toc222221776 \h </w:instrText>
+          <w:instrText xml:space="preserve"> PAGEREF _Toc222436343 \h </w:instrText>
         </w:r>
         <w:r>
           <w:rPr>
@@ -488,7 +488,7 @@
           <w14:ligatures w14:val="standardContextual"/>
         </w:rPr>
       </w:pPr>
-      <w:hyperlink w:anchor="_Toc222221777" w:history="1">
+      <w:hyperlink w:anchor="_Toc222436344" w:history="1">
         <w:r>
           <w:rPr>
             <w:rStyle w:val="Hyperlink"/>
@@ -515,7 +515,7 @@
             <w:noProof/>
             <w:webHidden/>
           </w:rPr>
-          <w:instrText xml:space="preserve"> PAGEREF _Toc222221777 \h </w:instrText>
+          <w:instrText xml:space="preserve"> PAGEREF _Toc222436344 \h </w:instrText>
         </w:r>
         <w:r>
           <w:rPr>
@@ -562,7 +562,7 @@
           <w14:ligatures w14:val="standardContextual"/>
         </w:rPr>
       </w:pPr>
-      <w:hyperlink w:anchor="_Toc222221778" w:history="1">
+      <w:hyperlink w:anchor="_Toc222436345" w:history="1">
         <w:r>
           <w:rPr>
             <w:rStyle w:val="Hyperlink"/>
@@ -589,7 +589,7 @@
             <w:noProof/>
             <w:webHidden/>
           </w:rPr>
-          <w:instrText xml:space="preserve"> PAGEREF _Toc222221778 \h </w:instrText>
+          <w:instrText xml:space="preserve"> PAGEREF _Toc222436345 \h </w:instrText>
         </w:r>
         <w:r>
           <w:rPr>
@@ -636,7 +636,7 @@
           <w14:ligatures w14:val="standardContextual"/>
         </w:rPr>
       </w:pPr>
-      <w:hyperlink w:anchor="_Toc222221779" w:history="1">
+      <w:hyperlink w:anchor="_Toc222436346" w:history="1">
         <w:r>
           <w:rPr>
             <w:rStyle w:val="Hyperlink"/>
@@ -663,7 +663,7 @@
             <w:noProof/>
             <w:webHidden/>
           </w:rPr>
-          <w:instrText xml:space="preserve"> PAGEREF _Toc222221779 \h </w:instrText>
+          <w:instrText xml:space="preserve"> PAGEREF _Toc222436346 \h </w:instrText>
         </w:r>
         <w:r>
           <w:rPr>
@@ -710,7 +710,7 @@
           <w14:ligatures w14:val="standardContextual"/>
         </w:rPr>
       </w:pPr>
-      <w:hyperlink w:anchor="_Toc222221780" w:history="1">
+      <w:hyperlink w:anchor="_Toc222436347" w:history="1">
         <w:r>
           <w:rPr>
             <w:rStyle w:val="Hyperlink"/>
@@ -737,7 +737,7 @@
             <w:noProof/>
             <w:webHidden/>
           </w:rPr>
-          <w:instrText xml:space="preserve"> PAGEREF _Toc222221780 \h </w:instrText>
+          <w:instrText xml:space="preserve"> PAGEREF _Toc222436347 \h </w:instrText>
         </w:r>
         <w:r>
           <w:rPr>
@@ -784,7 +784,7 @@
           <w14:ligatures w14:val="standardContextual"/>
         </w:rPr>
       </w:pPr>
-      <w:hyperlink w:anchor="_Toc222221781" w:history="1">
+      <w:hyperlink w:anchor="_Toc222436348" w:history="1">
         <w:r>
           <w:rPr>
             <w:rStyle w:val="Hyperlink"/>
@@ -811,7 +811,7 @@
             <w:noProof/>
             <w:webHidden/>
           </w:rPr>
-          <w:instrText xml:space="preserve"> PAGEREF _Toc222221781 \h </w:instrText>
+          <w:instrText xml:space="preserve"> PAGEREF _Toc222436348 \h </w:instrText>
         </w:r>
         <w:r>
           <w:rPr>
@@ -831,7 +831,7 @@
             <w:noProof/>
             <w:webHidden/>
           </w:rPr>
-          <w:t>6</w:t>
+          <w:t>7</w:t>
         </w:r>
         <w:r>
           <w:rPr>
@@ -858,7 +858,7 @@
           <w14:ligatures w14:val="standardContextual"/>
         </w:rPr>
       </w:pPr>
-      <w:hyperlink w:anchor="_Toc222221782" w:history="1">
+      <w:hyperlink w:anchor="_Toc222436349" w:history="1">
         <w:r>
           <w:rPr>
             <w:rStyle w:val="Hyperlink"/>
@@ -885,7 +885,7 @@
             <w:noProof/>
             <w:webHidden/>
           </w:rPr>
-          <w:instrText xml:space="preserve"> PAGEREF _Toc222221782 \h </w:instrText>
+          <w:instrText xml:space="preserve"> PAGEREF _Toc222436349 \h </w:instrText>
         </w:r>
         <w:r>
           <w:rPr>
@@ -932,7 +932,7 @@
           <w14:ligatures w14:val="standardContextual"/>
         </w:rPr>
       </w:pPr>
-      <w:hyperlink w:anchor="_Toc222221783" w:history="1">
+      <w:hyperlink w:anchor="_Toc222436350" w:history="1">
         <w:r>
           <w:rPr>
             <w:rStyle w:val="Hyperlink"/>
@@ -959,7 +959,7 @@
             <w:noProof/>
             <w:webHidden/>
           </w:rPr>
-          <w:instrText xml:space="preserve"> PAGEREF _Toc222221783 \h </w:instrText>
+          <w:instrText xml:space="preserve"> PAGEREF _Toc222436350 \h </w:instrText>
         </w:r>
         <w:r>
           <w:rPr>
@@ -979,7 +979,7 @@
             <w:noProof/>
             <w:webHidden/>
           </w:rPr>
-          <w:t>7</w:t>
+          <w:t>8</w:t>
         </w:r>
         <w:r>
           <w:rPr>
@@ -1006,7 +1006,7 @@
           <w14:ligatures w14:val="standardContextual"/>
         </w:rPr>
       </w:pPr>
-      <w:hyperlink w:anchor="_Toc222221784" w:history="1">
+      <w:hyperlink w:anchor="_Toc222436351" w:history="1">
         <w:r>
           <w:rPr>
             <w:rStyle w:val="Hyperlink"/>
@@ -1033,7 +1033,7 @@
             <w:noProof/>
             <w:webHidden/>
           </w:rPr>
-          <w:instrText xml:space="preserve"> PAGEREF _Toc222221784 \h </w:instrText>
+          <w:instrText xml:space="preserve"> PAGEREF _Toc222436351 \h </w:instrText>
         </w:r>
         <w:r>
           <w:rPr>
@@ -1080,7 +1080,7 @@
           <w14:ligatures w14:val="standardContextual"/>
         </w:rPr>
       </w:pPr>
-      <w:hyperlink w:anchor="_Toc222221785" w:history="1">
+      <w:hyperlink w:anchor="_Toc222436352" w:history="1">
         <w:r>
           <w:rPr>
             <w:rStyle w:val="Hyperlink"/>
@@ -1107,7 +1107,7 @@
             <w:noProof/>
             <w:webHidden/>
           </w:rPr>
-          <w:instrText xml:space="preserve"> PAGEREF _Toc222221785 \h </w:instrText>
+          <w:instrText xml:space="preserve"> PAGEREF _Toc222436352 \h </w:instrText>
         </w:r>
         <w:r>
           <w:rPr>
@@ -1154,7 +1154,7 @@
           <w14:ligatures w14:val="standardContextual"/>
         </w:rPr>
       </w:pPr>
-      <w:hyperlink w:anchor="_Toc222221786" w:history="1">
+      <w:hyperlink w:anchor="_Toc222436353" w:history="1">
         <w:r>
           <w:rPr>
             <w:rStyle w:val="Hyperlink"/>
@@ -1181,7 +1181,7 @@
             <w:noProof/>
             <w:webHidden/>
           </w:rPr>
-          <w:instrText xml:space="preserve"> PAGEREF _Toc222221786 \h </w:instrText>
+          <w:instrText xml:space="preserve"> PAGEREF _Toc222436353 \h </w:instrText>
         </w:r>
         <w:r>
           <w:rPr>
@@ -1228,7 +1228,7 @@
           <w14:ligatures w14:val="standardContextual"/>
         </w:rPr>
       </w:pPr>
-      <w:hyperlink w:anchor="_Toc222221787" w:history="1">
+      <w:hyperlink w:anchor="_Toc222436354" w:history="1">
         <w:r>
           <w:rPr>
             <w:rStyle w:val="Hyperlink"/>
@@ -1255,7 +1255,7 @@
             <w:noProof/>
             <w:webHidden/>
           </w:rPr>
-          <w:instrText xml:space="preserve"> PAGEREF _Toc222221787 \h </w:instrText>
+          <w:instrText xml:space="preserve"> PAGEREF _Toc222436354 \h </w:instrText>
         </w:r>
         <w:r>
           <w:rPr>
@@ -1302,7 +1302,7 @@
           <w14:ligatures w14:val="standardContextual"/>
         </w:rPr>
       </w:pPr>
-      <w:hyperlink w:anchor="_Toc222221788" w:history="1">
+      <w:hyperlink w:anchor="_Toc222436355" w:history="1">
         <w:r>
           <w:rPr>
             <w:rStyle w:val="Hyperlink"/>
@@ -1329,7 +1329,7 @@
             <w:noProof/>
             <w:webHidden/>
           </w:rPr>
-          <w:instrText xml:space="preserve"> PAGEREF _Toc222221788 \h </w:instrText>
+          <w:instrText xml:space="preserve"> PAGEREF _Toc222436355 \h </w:instrText>
         </w:r>
         <w:r>
           <w:rPr>
@@ -1376,7 +1376,7 @@
           <w14:ligatures w14:val="standardContextual"/>
         </w:rPr>
       </w:pPr>
-      <w:hyperlink w:anchor="_Toc222221789" w:history="1">
+      <w:hyperlink w:anchor="_Toc222436356" w:history="1">
         <w:r>
           <w:rPr>
             <w:rStyle w:val="Hyperlink"/>
@@ -1403,7 +1403,7 @@
             <w:noProof/>
             <w:webHidden/>
           </w:rPr>
-          <w:instrText xml:space="preserve"> PAGEREF _Toc222221789 \h </w:instrText>
+          <w:instrText xml:space="preserve"> PAGEREF _Toc222436356 \h </w:instrText>
         </w:r>
         <w:r>
           <w:rPr>
@@ -1450,7 +1450,7 @@
           <w14:ligatures w14:val="standardContextual"/>
         </w:rPr>
       </w:pPr>
-      <w:hyperlink w:anchor="_Toc222221790" w:history="1">
+      <w:hyperlink w:anchor="_Toc222436357" w:history="1">
         <w:r>
           <w:rPr>
             <w:rStyle w:val="Hyperlink"/>
@@ -1477,7 +1477,7 @@
             <w:noProof/>
             <w:webHidden/>
           </w:rPr>
-          <w:instrText xml:space="preserve"> PAGEREF _Toc222221790 \h </w:instrText>
+          <w:instrText xml:space="preserve"> PAGEREF _Toc222436357 \h </w:instrText>
         </w:r>
         <w:r>
           <w:rPr>
@@ -1497,7 +1497,7 @@
             <w:noProof/>
             <w:webHidden/>
           </w:rPr>
-          <w:t>11</w:t>
+          <w:t>12</w:t>
         </w:r>
         <w:r>
           <w:rPr>
@@ -1524,7 +1524,7 @@
           <w14:ligatures w14:val="standardContextual"/>
         </w:rPr>
       </w:pPr>
-      <w:hyperlink w:anchor="_Toc222221791" w:history="1">
+      <w:hyperlink w:anchor="_Toc222436358" w:history="1">
         <w:r>
           <w:rPr>
             <w:rStyle w:val="Hyperlink"/>
@@ -1551,7 +1551,7 @@
             <w:noProof/>
             <w:webHidden/>
           </w:rPr>
-          <w:instrText xml:space="preserve"> PAGEREF _Toc222221791 \h </w:instrText>
+          <w:instrText xml:space="preserve"> PAGEREF _Toc222436358 \h </w:instrText>
         </w:r>
         <w:r>
           <w:rPr>
@@ -1571,7 +1571,7 @@
             <w:noProof/>
             <w:webHidden/>
           </w:rPr>
-          <w:t>12</w:t>
+          <w:t>13</w:t>
         </w:r>
         <w:r>
           <w:rPr>
@@ -1598,7 +1598,7 @@
           <w14:ligatures w14:val="standardContextual"/>
         </w:rPr>
       </w:pPr>
-      <w:hyperlink w:anchor="_Toc222221792" w:history="1">
+      <w:hyperlink w:anchor="_Toc222436359" w:history="1">
         <w:r>
           <w:rPr>
             <w:rStyle w:val="Hyperlink"/>
@@ -1625,7 +1625,7 @@
             <w:noProof/>
             <w:webHidden/>
           </w:rPr>
-          <w:instrText xml:space="preserve"> PAGEREF _Toc222221792 \h </w:instrText>
+          <w:instrText xml:space="preserve"> PAGEREF _Toc222436359 \h </w:instrText>
         </w:r>
         <w:r>
           <w:rPr>
@@ -1672,7 +1672,7 @@
           <w14:ligatures w14:val="standardContextual"/>
         </w:rPr>
       </w:pPr>
-      <w:hyperlink w:anchor="_Toc222221793" w:history="1">
+      <w:hyperlink w:anchor="_Toc222436360" w:history="1">
         <w:r>
           <w:rPr>
             <w:rStyle w:val="Hyperlink"/>
@@ -1699,7 +1699,7 @@
             <w:noProof/>
             <w:webHidden/>
           </w:rPr>
-          <w:instrText xml:space="preserve"> PAGEREF _Toc222221793 \h </w:instrText>
+          <w:instrText xml:space="preserve"> PAGEREF _Toc222436360 \h </w:instrText>
         </w:r>
         <w:r>
           <w:rPr>
@@ -1746,7 +1746,7 @@
           <w14:ligatures w14:val="standardContextual"/>
         </w:rPr>
       </w:pPr>
-      <w:hyperlink w:anchor="_Toc222221794" w:history="1">
+      <w:hyperlink w:anchor="_Toc222436361" w:history="1">
         <w:r>
           <w:rPr>
             <w:rStyle w:val="Hyperlink"/>
@@ -1773,7 +1773,7 @@
             <w:noProof/>
             <w:webHidden/>
           </w:rPr>
-          <w:instrText xml:space="preserve"> PAGEREF _Toc222221794 \h </w:instrText>
+          <w:instrText xml:space="preserve"> PAGEREF _Toc222436361 \h </w:instrText>
         </w:r>
         <w:r>
           <w:rPr>
@@ -1820,7 +1820,7 @@
           <w14:ligatures w14:val="standardContextual"/>
         </w:rPr>
       </w:pPr>
-      <w:hyperlink w:anchor="_Toc222221795" w:history="1">
+      <w:hyperlink w:anchor="_Toc222436362" w:history="1">
         <w:r>
           <w:rPr>
             <w:rStyle w:val="Hyperlink"/>
@@ -1847,7 +1847,7 @@
             <w:noProof/>
             <w:webHidden/>
           </w:rPr>
-          <w:instrText xml:space="preserve"> PAGEREF _Toc222221795 \h </w:instrText>
+          <w:instrText xml:space="preserve"> PAGEREF _Toc222436362 \h </w:instrText>
         </w:r>
         <w:r>
           <w:rPr>
@@ -1867,7 +1867,7 @@
             <w:noProof/>
             <w:webHidden/>
           </w:rPr>
-          <w:t>14</w:t>
+          <w:t>15</w:t>
         </w:r>
         <w:r>
           <w:rPr>
@@ -1894,7 +1894,7 @@
           <w14:ligatures w14:val="standardContextual"/>
         </w:rPr>
       </w:pPr>
-      <w:hyperlink w:anchor="_Toc222221796" w:history="1">
+      <w:hyperlink w:anchor="_Toc222436363" w:history="1">
         <w:r>
           <w:rPr>
             <w:rStyle w:val="Hyperlink"/>
@@ -1921,7 +1921,7 @@
             <w:noProof/>
             <w:webHidden/>
           </w:rPr>
-          <w:instrText xml:space="preserve"> PAGEREF _Toc222221796 \h </w:instrText>
+          <w:instrText xml:space="preserve"> PAGEREF _Toc222436363 \h </w:instrText>
         </w:r>
         <w:r>
           <w:rPr>
@@ -1968,7 +1968,7 @@
           <w14:ligatures w14:val="standardContextual"/>
         </w:rPr>
       </w:pPr>
-      <w:hyperlink w:anchor="_Toc222221797" w:history="1">
+      <w:hyperlink w:anchor="_Toc222436364" w:history="1">
         <w:r>
           <w:rPr>
             <w:rStyle w:val="Hyperlink"/>
@@ -1995,7 +1995,7 @@
             <w:noProof/>
             <w:webHidden/>
           </w:rPr>
-          <w:instrText xml:space="preserve"> PAGEREF _Toc222221797 \h </w:instrText>
+          <w:instrText xml:space="preserve"> PAGEREF _Toc222436364 \h </w:instrText>
         </w:r>
         <w:r>
           <w:rPr>
@@ -2015,7 +2015,7 @@
             <w:noProof/>
             <w:webHidden/>
           </w:rPr>
-          <w:t>15</w:t>
+          <w:t>16</w:t>
         </w:r>
         <w:r>
           <w:rPr>
@@ -2042,7 +2042,7 @@
           <w14:ligatures w14:val="standardContextual"/>
         </w:rPr>
       </w:pPr>
-      <w:hyperlink w:anchor="_Toc222221798" w:history="1">
+      <w:hyperlink w:anchor="_Toc222436365" w:history="1">
         <w:r>
           <w:rPr>
             <w:rStyle w:val="Hyperlink"/>
@@ -2069,7 +2069,7 @@
             <w:noProof/>
             <w:webHidden/>
           </w:rPr>
-          <w:instrText xml:space="preserve"> PAGEREF _Toc222221798 \h </w:instrText>
+          <w:instrText xml:space="preserve"> PAGEREF _Toc222436365 \h </w:instrText>
         </w:r>
         <w:r>
           <w:rPr>
@@ -2116,7 +2116,7 @@
           <w14:ligatures w14:val="standardContextual"/>
         </w:rPr>
       </w:pPr>
-      <w:hyperlink w:anchor="_Toc222221799" w:history="1">
+      <w:hyperlink w:anchor="_Toc222436366" w:history="1">
         <w:r>
           <w:rPr>
             <w:rStyle w:val="Hyperlink"/>
@@ -2143,7 +2143,7 @@
             <w:noProof/>
             <w:webHidden/>
           </w:rPr>
-          <w:instrText xml:space="preserve"> PAGEREF _Toc222221799 \h </w:instrText>
+          <w:instrText xml:space="preserve"> PAGEREF _Toc222436366 \h </w:instrText>
         </w:r>
         <w:r>
           <w:rPr>
@@ -2163,7 +2163,7 @@
             <w:noProof/>
             <w:webHidden/>
           </w:rPr>
-          <w:t>16</w:t>
+          <w:t>17</w:t>
         </w:r>
         <w:r>
           <w:rPr>
@@ -2190,7 +2190,7 @@
           <w14:ligatures w14:val="standardContextual"/>
         </w:rPr>
       </w:pPr>
-      <w:hyperlink w:anchor="_Toc222221800" w:history="1">
+      <w:hyperlink w:anchor="_Toc222436367" w:history="1">
         <w:r>
           <w:rPr>
             <w:rStyle w:val="Hyperlink"/>
@@ -2217,7 +2217,7 @@
             <w:noProof/>
             <w:webHidden/>
           </w:rPr>
-          <w:instrText xml:space="preserve"> PAGEREF _Toc222221800 \h </w:instrText>
+          <w:instrText xml:space="preserve"> PAGEREF _Toc222436367 \h </w:instrText>
         </w:r>
         <w:r>
           <w:rPr>
@@ -2264,7 +2264,7 @@
           <w14:ligatures w14:val="standardContextual"/>
         </w:rPr>
       </w:pPr>
-      <w:hyperlink w:anchor="_Toc222221801" w:history="1">
+      <w:hyperlink w:anchor="_Toc222436368" w:history="1">
         <w:r>
           <w:rPr>
             <w:rStyle w:val="Hyperlink"/>
@@ -2291,7 +2291,7 @@
             <w:noProof/>
             <w:webHidden/>
           </w:rPr>
-          <w:instrText xml:space="preserve"> PAGEREF _Toc222221801 \h </w:instrText>
+          <w:instrText xml:space="preserve"> PAGEREF _Toc222436368 \h </w:instrText>
         </w:r>
         <w:r>
           <w:rPr>
@@ -2311,7 +2311,7 @@
             <w:noProof/>
             <w:webHidden/>
           </w:rPr>
-          <w:t>17</w:t>
+          <w:t>18</w:t>
         </w:r>
         <w:r>
           <w:rPr>
@@ -2338,7 +2338,7 @@
           <w14:ligatures w14:val="standardContextual"/>
         </w:rPr>
       </w:pPr>
-      <w:hyperlink w:anchor="_Toc222221802" w:history="1">
+      <w:hyperlink w:anchor="_Toc222436369" w:history="1">
         <w:r>
           <w:rPr>
             <w:rStyle w:val="Hyperlink"/>
@@ -2365,7 +2365,7 @@
             <w:noProof/>
             <w:webHidden/>
           </w:rPr>
-          <w:instrText xml:space="preserve"> PAGEREF _Toc222221802 \h </w:instrText>
+          <w:instrText xml:space="preserve"> PAGEREF _Toc222436369 \h </w:instrText>
         </w:r>
         <w:r>
           <w:rPr>
@@ -2412,7 +2412,7 @@
           <w14:ligatures w14:val="standardContextual"/>
         </w:rPr>
       </w:pPr>
-      <w:hyperlink w:anchor="_Toc222221803" w:history="1">
+      <w:hyperlink w:anchor="_Toc222436370" w:history="1">
         <w:r>
           <w:rPr>
             <w:rStyle w:val="Hyperlink"/>
@@ -2439,7 +2439,7 @@
             <w:noProof/>
             <w:webHidden/>
           </w:rPr>
-          <w:instrText xml:space="preserve"> PAGEREF _Toc222221803 \h </w:instrText>
+          <w:instrText xml:space="preserve"> PAGEREF _Toc222436370 \h </w:instrText>
         </w:r>
         <w:r>
           <w:rPr>
@@ -2459,7 +2459,7 @@
             <w:noProof/>
             <w:webHidden/>
           </w:rPr>
-          <w:t>18</w:t>
+          <w:t>19</w:t>
         </w:r>
         <w:r>
           <w:rPr>
@@ -2486,7 +2486,7 @@
           <w14:ligatures w14:val="standardContextual"/>
         </w:rPr>
       </w:pPr>
-      <w:hyperlink w:anchor="_Toc222221804" w:history="1">
+      <w:hyperlink w:anchor="_Toc222436371" w:history="1">
         <w:r>
           <w:rPr>
             <w:rStyle w:val="Hyperlink"/>
@@ -2513,7 +2513,7 @@
             <w:noProof/>
             <w:webHidden/>
           </w:rPr>
-          <w:instrText xml:space="preserve"> PAGEREF _Toc222221804 \h </w:instrText>
+          <w:instrText xml:space="preserve"> PAGEREF _Toc222436371 \h </w:instrText>
         </w:r>
         <w:r>
           <w:rPr>
@@ -2560,7 +2560,7 @@
           <w14:ligatures w14:val="standardContextual"/>
         </w:rPr>
       </w:pPr>
-      <w:hyperlink w:anchor="_Toc222221805" w:history="1">
+      <w:hyperlink w:anchor="_Toc222436372" w:history="1">
         <w:r>
           <w:rPr>
             <w:rStyle w:val="Hyperlink"/>
@@ -2587,7 +2587,7 @@
             <w:noProof/>
             <w:webHidden/>
           </w:rPr>
-          <w:instrText xml:space="preserve"> PAGEREF _Toc222221805 \h </w:instrText>
+          <w:instrText xml:space="preserve"> PAGEREF _Toc222436372 \h </w:instrText>
         </w:r>
         <w:r>
           <w:rPr>
@@ -2607,7 +2607,7 @@
             <w:noProof/>
             <w:webHidden/>
           </w:rPr>
-          <w:t>19</w:t>
+          <w:t>20</w:t>
         </w:r>
         <w:r>
           <w:rPr>
@@ -2634,7 +2634,7 @@
           <w14:ligatures w14:val="standardContextual"/>
         </w:rPr>
       </w:pPr>
-      <w:hyperlink w:anchor="_Toc222221806" w:history="1">
+      <w:hyperlink w:anchor="_Toc222436373" w:history="1">
         <w:r>
           <w:rPr>
             <w:rStyle w:val="Hyperlink"/>
@@ -2661,7 +2661,7 @@
             <w:noProof/>
             <w:webHidden/>
           </w:rPr>
-          <w:instrText xml:space="preserve"> PAGEREF _Toc222221806 \h </w:instrText>
+          <w:instrText xml:space="preserve"> PAGEREF _Toc222436373 \h </w:instrText>
         </w:r>
         <w:r>
           <w:rPr>
@@ -2708,7 +2708,7 @@
           <w14:ligatures w14:val="standardContextual"/>
         </w:rPr>
       </w:pPr>
-      <w:hyperlink w:anchor="_Toc222221807" w:history="1">
+      <w:hyperlink w:anchor="_Toc222436374" w:history="1">
         <w:r>
           <w:rPr>
             <w:rStyle w:val="Hyperlink"/>
@@ -2735,7 +2735,7 @@
             <w:noProof/>
             <w:webHidden/>
           </w:rPr>
-          <w:instrText xml:space="preserve"> PAGEREF _Toc222221807 \h </w:instrText>
+          <w:instrText xml:space="preserve"> PAGEREF _Toc222436374 \h </w:instrText>
         </w:r>
         <w:r>
           <w:rPr>
@@ -2755,7 +2755,7 @@
             <w:noProof/>
             <w:webHidden/>
           </w:rPr>
-          <w:t>20</w:t>
+          <w:t>21</w:t>
         </w:r>
         <w:r>
           <w:rPr>
@@ -2782,7 +2782,7 @@
           <w14:ligatures w14:val="standardContextual"/>
         </w:rPr>
       </w:pPr>
-      <w:hyperlink w:anchor="_Toc222221808" w:history="1">
+      <w:hyperlink w:anchor="_Toc222436375" w:history="1">
         <w:r>
           <w:rPr>
             <w:rStyle w:val="Hyperlink"/>
@@ -2809,7 +2809,7 @@
             <w:noProof/>
             <w:webHidden/>
           </w:rPr>
-          <w:instrText xml:space="preserve"> PAGEREF _Toc222221808 \h </w:instrText>
+          <w:instrText xml:space="preserve"> PAGEREF _Toc222436375 \h </w:instrText>
         </w:r>
         <w:r>
           <w:rPr>
@@ -2856,7 +2856,7 @@
           <w14:ligatures w14:val="standardContextual"/>
         </w:rPr>
       </w:pPr>
-      <w:hyperlink w:anchor="_Toc222221809" w:history="1">
+      <w:hyperlink w:anchor="_Toc222436376" w:history="1">
         <w:r>
           <w:rPr>
             <w:rStyle w:val="Hyperlink"/>
@@ -2883,7 +2883,7 @@
             <w:noProof/>
             <w:webHidden/>
           </w:rPr>
-          <w:instrText xml:space="preserve"> PAGEREF _Toc222221809 \h </w:instrText>
+          <w:instrText xml:space="preserve"> PAGEREF _Toc222436376 \h </w:instrText>
         </w:r>
         <w:r>
           <w:rPr>
@@ -2903,7 +2903,7 @@
             <w:noProof/>
             <w:webHidden/>
           </w:rPr>
-          <w:t>21</w:t>
+          <w:t>22</w:t>
         </w:r>
         <w:r>
           <w:rPr>
@@ -2930,7 +2930,7 @@
           <w14:ligatures w14:val="standardContextual"/>
         </w:rPr>
       </w:pPr>
-      <w:hyperlink w:anchor="_Toc222221810" w:history="1">
+      <w:hyperlink w:anchor="_Toc222436377" w:history="1">
         <w:r>
           <w:rPr>
             <w:rStyle w:val="Hyperlink"/>
@@ -2957,7 +2957,7 @@
             <w:noProof/>
             <w:webHidden/>
           </w:rPr>
-          <w:instrText xml:space="preserve"> PAGEREF _Toc222221810 \h </w:instrText>
+          <w:instrText xml:space="preserve"> PAGEREF _Toc222436377 \h </w:instrText>
         </w:r>
         <w:r>
           <w:rPr>
@@ -3006,7 +3006,7 @@
           <w14:ligatures w14:val="standardContextual"/>
         </w:rPr>
       </w:pPr>
-      <w:hyperlink w:anchor="_Toc222221811" w:history="1">
+      <w:hyperlink w:anchor="_Toc222436378" w:history="1">
         <w:r>
           <w:rPr>
             <w:rStyle w:val="Hyperlink"/>
@@ -3033,7 +3033,7 @@
             <w:noProof/>
             <w:webHidden/>
           </w:rPr>
-          <w:instrText xml:space="preserve"> PAGEREF _Toc222221811 \h </w:instrText>
+          <w:instrText xml:space="preserve"> PAGEREF _Toc222436378 \h </w:instrText>
         </w:r>
         <w:r>
           <w:rPr>
@@ -3082,7 +3082,7 @@
           <w14:ligatures w14:val="standardContextual"/>
         </w:rPr>
       </w:pPr>
-      <w:hyperlink w:anchor="_Toc222221812" w:history="1">
+      <w:hyperlink w:anchor="_Toc222436379" w:history="1">
         <w:r>
           <w:rPr>
             <w:rStyle w:val="Hyperlink"/>
@@ -3109,7 +3109,7 @@
             <w:noProof/>
             <w:webHidden/>
           </w:rPr>
-          <w:instrText xml:space="preserve"> PAGEREF _Toc222221812 \h </w:instrText>
+          <w:instrText xml:space="preserve"> PAGEREF _Toc222436379 \h </w:instrText>
         </w:r>
         <w:r>
           <w:rPr>
@@ -3158,7 +3158,7 @@
           <w14:ligatures w14:val="standardContextual"/>
         </w:rPr>
       </w:pPr>
-      <w:hyperlink w:anchor="_Toc222221813" w:history="1">
+      <w:hyperlink w:anchor="_Toc222436380" w:history="1">
         <w:r>
           <w:rPr>
             <w:rStyle w:val="Hyperlink"/>
@@ -3185,7 +3185,7 @@
             <w:noProof/>
             <w:webHidden/>
           </w:rPr>
-          <w:instrText xml:space="preserve"> PAGEREF _Toc222221813 \h </w:instrText>
+          <w:instrText xml:space="preserve"> PAGEREF _Toc222436380 \h </w:instrText>
         </w:r>
         <w:r>
           <w:rPr>
@@ -3232,27 +3232,161 @@
           <w14:ligatures w14:val="standardContextual"/>
         </w:rPr>
       </w:pPr>
-      <w:hyperlink w:anchor="_Toc222221814" w:history="1">
+      <w:hyperlink w:anchor="_Toc222436381" w:history="1">
         <w:r>
           <w:rPr>
             <w:rStyle w:val="Hyperlink"/>
             <w:noProof/>
           </w:rPr>
-          <w:t>Tool list and when to</w:t>
-        </w:r>
+          <w:t>restconf_show_firmware_version</w:t>
+        </w:r>
+        <w:r>
+          <w:rPr>
+            <w:noProof/>
+            <w:webHidden/>
+          </w:rPr>
+          <w:tab/>
+        </w:r>
+        <w:r>
+          <w:rPr>
+            <w:noProof/>
+            <w:webHidden/>
+          </w:rPr>
+          <w:fldChar w:fldCharType="begin"/>
+        </w:r>
+        <w:r>
+          <w:rPr>
+            <w:noProof/>
+            <w:webHidden/>
+          </w:rPr>
+          <w:instrText xml:space="preserve"> PAGEREF _Toc222436381 \h </w:instrText>
+        </w:r>
+        <w:r>
+          <w:rPr>
+            <w:noProof/>
+            <w:webHidden/>
+          </w:rPr>
+        </w:r>
+        <w:r>
+          <w:rPr>
+            <w:noProof/>
+            <w:webHidden/>
+          </w:rPr>
+          <w:fldChar w:fldCharType="separate"/>
+        </w:r>
+        <w:r>
+          <w:rPr>
+            <w:noProof/>
+            <w:webHidden/>
+          </w:rPr>
+          <w:t>24</w:t>
+        </w:r>
+        <w:r>
+          <w:rPr>
+            <w:noProof/>
+            <w:webHidden/>
+          </w:rPr>
+          <w:fldChar w:fldCharType="end"/>
+        </w:r>
+      </w:hyperlink>
+    </w:p>
+    <w:p>
+      <w:pPr>
+        <w:pStyle w:val="TOC2"/>
+        <w:tabs>
+          <w:tab w:val="right" w:leader="dot" w:pos="8630"/>
+        </w:tabs>
+        <w:rPr>
+          <w:smallCaps w:val="0"/>
+          <w:noProof/>
+          <w:kern w:val="2"/>
+          <w:sz w:val="24"/>
+          <w:szCs w:val="24"/>
+          <w:lang w:val="en-CA"/>
+          <w14:ligatures w14:val="standardContextual"/>
+        </w:rPr>
+      </w:pPr>
+      <w:hyperlink w:anchor="_Toc222436382" w:history="1">
         <w:r>
           <w:rPr>
             <w:rStyle w:val="Hyperlink"/>
             <w:noProof/>
           </w:rPr>
-          <w:t xml:space="preserve"> </w:t>
-        </w:r>
+          <w:t>restconf_get_interface_detail</w:t>
+        </w:r>
+        <w:r>
+          <w:rPr>
+            <w:noProof/>
+            <w:webHidden/>
+          </w:rPr>
+          <w:tab/>
+        </w:r>
+        <w:r>
+          <w:rPr>
+            <w:noProof/>
+            <w:webHidden/>
+          </w:rPr>
+          <w:fldChar w:fldCharType="begin"/>
+        </w:r>
+        <w:r>
+          <w:rPr>
+            <w:noProof/>
+            <w:webHidden/>
+          </w:rPr>
+          <w:instrText xml:space="preserve"> PAGEREF _Toc222436382 \h </w:instrText>
+        </w:r>
+        <w:r>
+          <w:rPr>
+            <w:noProof/>
+            <w:webHidden/>
+          </w:rPr>
+        </w:r>
+        <w:r>
+          <w:rPr>
+            <w:noProof/>
+            <w:webHidden/>
+          </w:rPr>
+          <w:fldChar w:fldCharType="separate"/>
+        </w:r>
+        <w:r>
+          <w:rPr>
+            <w:noProof/>
+            <w:webHidden/>
+          </w:rPr>
+          <w:t>24</w:t>
+        </w:r>
+        <w:r>
+          <w:rPr>
+            <w:noProof/>
+            <w:webHidden/>
+          </w:rPr>
+          <w:fldChar w:fldCharType="end"/>
+        </w:r>
+      </w:hyperlink>
+    </w:p>
+    <w:p>
+      <w:pPr>
+        <w:pStyle w:val="TOC2"/>
+        <w:tabs>
+          <w:tab w:val="right" w:leader="dot" w:pos="8630"/>
+        </w:tabs>
+        <w:rPr>
+          <w:smallCaps w:val="0"/>
+          <w:noProof/>
+          <w:kern w:val="2"/>
+          <w:sz w:val="24"/>
+          <w:szCs w:val="24"/>
+          <w:lang w:val="en-CA"/>
+          <w14:ligatures w14:val="standardContextual"/>
+        </w:rPr>
+      </w:pPr>
+      <w:hyperlink w:anchor="_Toc222436383" w:history="1">
         <w:r>
           <w:rPr>
             <w:rStyle w:val="Hyperlink"/>
             <w:noProof/>
           </w:rPr>
-          <w:t>use</w:t>
+          <w:t>restconf_list_operations</w:t>
         </w:r>
         <w:r>
           <w:rPr>
@@ -3273,7 +3407,7 @@
             <w:noProof/>
             <w:webHidden/>
           </w:rPr>
-          <w:instrText xml:space="preserve"> PAGEREF _Toc222221814 \h </w:instrText>
+          <w:instrText xml:space="preserve"> PAGEREF _Toc222436383 \h </w:instrText>
         </w:r>
         <w:r>
           <w:rPr>
@@ -3305,6 +3439,894 @@
       </w:hyperlink>
     </w:p>
     <w:p>
+      <w:pPr>
+        <w:pStyle w:val="TOC2"/>
+        <w:tabs>
+          <w:tab w:val="right" w:leader="dot" w:pos="8630"/>
+        </w:tabs>
+        <w:rPr>
+          <w:smallCaps w:val="0"/>
+          <w:noProof/>
+          <w:kern w:val="2"/>
+          <w:sz w:val="24"/>
+          <w:szCs w:val="24"/>
+          <w:lang w:val="en-CA"/>
+          <w14:ligatures w14:val="standardContextual"/>
+        </w:rPr>
+      </w:pPr>
+      <w:hyperlink w:anchor="_Toc222436384" w:history="1">
+        <w:r>
+          <w:rPr>
+            <w:rStyle w:val="Hyperlink"/>
+            <w:noProof/>
+          </w:rPr>
+          <w:t>restconf_get_lldp_neighbor_detail</w:t>
+        </w:r>
+        <w:r>
+          <w:rPr>
+            <w:noProof/>
+            <w:webHidden/>
+          </w:rPr>
+          <w:tab/>
+        </w:r>
+        <w:r>
+          <w:rPr>
+            <w:noProof/>
+            <w:webHidden/>
+          </w:rPr>
+          <w:fldChar w:fldCharType="begin"/>
+        </w:r>
+        <w:r>
+          <w:rPr>
+            <w:noProof/>
+            <w:webHidden/>
+          </w:rPr>
+          <w:instrText xml:space="preserve"> PAGEREF _Toc222436384 \h </w:instrText>
+        </w:r>
+        <w:r>
+          <w:rPr>
+            <w:noProof/>
+            <w:webHidden/>
+          </w:rPr>
+        </w:r>
+        <w:r>
+          <w:rPr>
+            <w:noProof/>
+            <w:webHidden/>
+          </w:rPr>
+          <w:fldChar w:fldCharType="separate"/>
+        </w:r>
+        <w:r>
+          <w:rPr>
+            <w:noProof/>
+            <w:webHidden/>
+          </w:rPr>
+          <w:t>24</w:t>
+        </w:r>
+        <w:r>
+          <w:rPr>
+            <w:noProof/>
+            <w:webHidden/>
+          </w:rPr>
+          <w:fldChar w:fldCharType="end"/>
+        </w:r>
+      </w:hyperlink>
+    </w:p>
+    <w:p>
+      <w:pPr>
+        <w:pStyle w:val="TOC2"/>
+        <w:tabs>
+          <w:tab w:val="right" w:leader="dot" w:pos="8630"/>
+        </w:tabs>
+        <w:rPr>
+          <w:smallCaps w:val="0"/>
+          <w:noProof/>
+          <w:kern w:val="2"/>
+          <w:sz w:val="24"/>
+          <w:szCs w:val="24"/>
+          <w:lang w:val="en-CA"/>
+          <w14:ligatures w14:val="standardContextual"/>
+        </w:rPr>
+      </w:pPr>
+      <w:hyperlink w:anchor="_Toc222436385" w:history="1">
+        <w:r>
+          <w:rPr>
+            <w:rStyle w:val="Hyperlink"/>
+            <w:noProof/>
+          </w:rPr>
+          <w:t>restconf_get_port_statistics_summary</w:t>
+        </w:r>
+        <w:r>
+          <w:rPr>
+            <w:noProof/>
+            <w:webHidden/>
+          </w:rPr>
+          <w:tab/>
+        </w:r>
+        <w:r>
+          <w:rPr>
+            <w:noProof/>
+            <w:webHidden/>
+          </w:rPr>
+          <w:fldChar w:fldCharType="begin"/>
+        </w:r>
+        <w:r>
+          <w:rPr>
+            <w:noProof/>
+            <w:webHidden/>
+          </w:rPr>
+          <w:instrText xml:space="preserve"> PAGEREF _Toc222436385 \h </w:instrText>
+        </w:r>
+        <w:r>
+          <w:rPr>
+            <w:noProof/>
+            <w:webHidden/>
+          </w:rPr>
+        </w:r>
+        <w:r>
+          <w:rPr>
+            <w:noProof/>
+            <w:webHidden/>
+          </w:rPr>
+          <w:fldChar w:fldCharType="separate"/>
+        </w:r>
+        <w:r>
+          <w:rPr>
+            <w:noProof/>
+            <w:webHidden/>
+          </w:rPr>
+          <w:t>24</w:t>
+        </w:r>
+        <w:r>
+          <w:rPr>
+            <w:noProof/>
+            <w:webHidden/>
+          </w:rPr>
+          <w:fldChar w:fldCharType="end"/>
+        </w:r>
+      </w:hyperlink>
+    </w:p>
+    <w:p>
+      <w:pPr>
+        <w:pStyle w:val="TOC2"/>
+        <w:tabs>
+          <w:tab w:val="right" w:leader="dot" w:pos="8630"/>
+        </w:tabs>
+        <w:rPr>
+          <w:smallCaps w:val="0"/>
+          <w:noProof/>
+          <w:kern w:val="2"/>
+          <w:sz w:val="24"/>
+          <w:szCs w:val="24"/>
+          <w:lang w:val="en-CA"/>
+          <w14:ligatures w14:val="standardContextual"/>
+        </w:rPr>
+      </w:pPr>
+      <w:hyperlink w:anchor="_Toc222436386" w:history="1">
+        <w:r>
+          <w:rPr>
+            <w:rStyle w:val="Hyperlink"/>
+            <w:noProof/>
+          </w:rPr>
+          <w:t>restconf_get_media_detail</w:t>
+        </w:r>
+        <w:r>
+          <w:rPr>
+            <w:noProof/>
+            <w:webHidden/>
+          </w:rPr>
+          <w:tab/>
+        </w:r>
+        <w:r>
+          <w:rPr>
+            <w:noProof/>
+            <w:webHidden/>
+          </w:rPr>
+          <w:fldChar w:fldCharType="begin"/>
+        </w:r>
+        <w:r>
+          <w:rPr>
+            <w:noProof/>
+            <w:webHidden/>
+          </w:rPr>
+          <w:instrText xml:space="preserve"> PAGEREF _Toc222436386 \h </w:instrText>
+        </w:r>
+        <w:r>
+          <w:rPr>
+            <w:noProof/>
+            <w:webHidden/>
+          </w:rPr>
+        </w:r>
+        <w:r>
+          <w:rPr>
+            <w:noProof/>
+            <w:webHidden/>
+          </w:rPr>
+          <w:fldChar w:fldCharType="separate"/>
+        </w:r>
+        <w:r>
+          <w:rPr>
+            <w:noProof/>
+            <w:webHidden/>
+          </w:rPr>
+          <w:t>24</w:t>
+        </w:r>
+        <w:r>
+          <w:rPr>
+            <w:noProof/>
+            <w:webHidden/>
+          </w:rPr>
+          <w:fldChar w:fldCharType="end"/>
+        </w:r>
+      </w:hyperlink>
+    </w:p>
+    <w:p>
+      <w:pPr>
+        <w:pStyle w:val="TOC2"/>
+        <w:tabs>
+          <w:tab w:val="right" w:leader="dot" w:pos="8630"/>
+        </w:tabs>
+        <w:rPr>
+          <w:smallCaps w:val="0"/>
+          <w:noProof/>
+          <w:kern w:val="2"/>
+          <w:sz w:val="24"/>
+          <w:szCs w:val="24"/>
+          <w:lang w:val="en-CA"/>
+          <w14:ligatures w14:val="standardContextual"/>
+        </w:rPr>
+      </w:pPr>
+      <w:hyperlink w:anchor="_Toc222436387" w:history="1">
+        <w:r>
+          <w:rPr>
+            <w:rStyle w:val="Hyperlink"/>
+            <w:noProof/>
+          </w:rPr>
+          <w:t>restconf_get_arp_table</w:t>
+        </w:r>
+        <w:r>
+          <w:rPr>
+            <w:noProof/>
+            <w:webHidden/>
+          </w:rPr>
+          <w:tab/>
+        </w:r>
+        <w:r>
+          <w:rPr>
+            <w:noProof/>
+            <w:webHidden/>
+          </w:rPr>
+          <w:fldChar w:fldCharType="begin"/>
+        </w:r>
+        <w:r>
+          <w:rPr>
+            <w:noProof/>
+            <w:webHidden/>
+          </w:rPr>
+          <w:instrText xml:space="preserve"> PAGEREF _Toc222436387 \h </w:instrText>
+        </w:r>
+        <w:r>
+          <w:rPr>
+            <w:noProof/>
+            <w:webHidden/>
+          </w:rPr>
+        </w:r>
+        <w:r>
+          <w:rPr>
+            <w:noProof/>
+            <w:webHidden/>
+          </w:rPr>
+          <w:fldChar w:fldCharType="separate"/>
+        </w:r>
+        <w:r>
+          <w:rPr>
+            <w:noProof/>
+            <w:webHidden/>
+          </w:rPr>
+          <w:t>24</w:t>
+        </w:r>
+        <w:r>
+          <w:rPr>
+            <w:noProof/>
+            <w:webHidden/>
+          </w:rPr>
+          <w:fldChar w:fldCharType="end"/>
+        </w:r>
+      </w:hyperlink>
+    </w:p>
+    <w:p>
+      <w:pPr>
+        <w:pStyle w:val="TOC2"/>
+        <w:tabs>
+          <w:tab w:val="right" w:leader="dot" w:pos="8630"/>
+        </w:tabs>
+        <w:rPr>
+          <w:smallCaps w:val="0"/>
+          <w:noProof/>
+          <w:kern w:val="2"/>
+          <w:sz w:val="24"/>
+          <w:szCs w:val="24"/>
+          <w:lang w:val="en-CA"/>
+          <w14:ligatures w14:val="standardContextual"/>
+        </w:rPr>
+      </w:pPr>
+      <w:hyperlink w:anchor="_Toc222436388" w:history="1">
+        <w:r>
+          <w:rPr>
+            <w:rStyle w:val="Hyperlink"/>
+            <w:noProof/>
+          </w:rPr>
+          <w:t>restconf_get_clock</w:t>
+        </w:r>
+        <w:r>
+          <w:rPr>
+            <w:noProof/>
+            <w:webHidden/>
+          </w:rPr>
+          <w:tab/>
+        </w:r>
+        <w:r>
+          <w:rPr>
+            <w:noProof/>
+            <w:webHidden/>
+          </w:rPr>
+          <w:fldChar w:fldCharType="begin"/>
+        </w:r>
+        <w:r>
+          <w:rPr>
+            <w:noProof/>
+            <w:webHidden/>
+          </w:rPr>
+          <w:instrText xml:space="preserve"> PAGEREF _Toc222436388 \h </w:instrText>
+        </w:r>
+        <w:r>
+          <w:rPr>
+            <w:noProof/>
+            <w:webHidden/>
+          </w:rPr>
+        </w:r>
+        <w:r>
+          <w:rPr>
+            <w:noProof/>
+            <w:webHidden/>
+          </w:rPr>
+          <w:fldChar w:fldCharType="separate"/>
+        </w:r>
+        <w:r>
+          <w:rPr>
+            <w:noProof/>
+            <w:webHidden/>
+          </w:rPr>
+          <w:t>24</w:t>
+        </w:r>
+        <w:r>
+          <w:rPr>
+            <w:noProof/>
+            <w:webHidden/>
+          </w:rPr>
+          <w:fldChar w:fldCharType="end"/>
+        </w:r>
+      </w:hyperlink>
+    </w:p>
+    <w:p>
+      <w:pPr>
+        <w:pStyle w:val="TOC2"/>
+        <w:tabs>
+          <w:tab w:val="right" w:leader="dot" w:pos="8630"/>
+        </w:tabs>
+        <w:rPr>
+          <w:smallCaps w:val="0"/>
+          <w:noProof/>
+          <w:kern w:val="2"/>
+          <w:sz w:val="24"/>
+          <w:szCs w:val="24"/>
+          <w:lang w:val="en-CA"/>
+          <w14:ligatures w14:val="standardContextual"/>
+        </w:rPr>
+      </w:pPr>
+      <w:hyperlink w:anchor="_Toc222436389" w:history="1">
+        <w:r>
+          <w:rPr>
+            <w:rStyle w:val="Hyperlink"/>
+            <w:noProof/>
+          </w:rPr>
+          <w:t>restconf_get_vlan_brief</w:t>
+        </w:r>
+        <w:r>
+          <w:rPr>
+            <w:noProof/>
+            <w:webHidden/>
+          </w:rPr>
+          <w:tab/>
+        </w:r>
+        <w:r>
+          <w:rPr>
+            <w:noProof/>
+            <w:webHidden/>
+          </w:rPr>
+          <w:fldChar w:fldCharType="begin"/>
+        </w:r>
+        <w:r>
+          <w:rPr>
+            <w:noProof/>
+            <w:webHidden/>
+          </w:rPr>
+          <w:instrText xml:space="preserve"> PAGEREF _Toc222436389 \h </w:instrText>
+        </w:r>
+        <w:r>
+          <w:rPr>
+            <w:noProof/>
+            <w:webHidden/>
+          </w:rPr>
+        </w:r>
+        <w:r>
+          <w:rPr>
+            <w:noProof/>
+            <w:webHidden/>
+          </w:rPr>
+          <w:fldChar w:fldCharType="separate"/>
+        </w:r>
+        <w:r>
+          <w:rPr>
+            <w:noProof/>
+            <w:webHidden/>
+          </w:rPr>
+          <w:t>25</w:t>
+        </w:r>
+        <w:r>
+          <w:rPr>
+            <w:noProof/>
+            <w:webHidden/>
+          </w:rPr>
+          <w:fldChar w:fldCharType="end"/>
+        </w:r>
+      </w:hyperlink>
+    </w:p>
+    <w:p>
+      <w:pPr>
+        <w:pStyle w:val="TOC2"/>
+        <w:tabs>
+          <w:tab w:val="right" w:leader="dot" w:pos="8630"/>
+        </w:tabs>
+        <w:rPr>
+          <w:smallCaps w:val="0"/>
+          <w:noProof/>
+          <w:kern w:val="2"/>
+          <w:sz w:val="24"/>
+          <w:szCs w:val="24"/>
+          <w:lang w:val="en-CA"/>
+          <w14:ligatures w14:val="standardContextual"/>
+        </w:rPr>
+      </w:pPr>
+      <w:hyperlink w:anchor="_Toc222436390" w:history="1">
+        <w:r>
+          <w:rPr>
+            <w:rStyle w:val="Hyperlink"/>
+            <w:noProof/>
+          </w:rPr>
+          <w:t>restconf_get_vrf_summary</w:t>
+        </w:r>
+        <w:r>
+          <w:rPr>
+            <w:noProof/>
+            <w:webHidden/>
+          </w:rPr>
+          <w:tab/>
+        </w:r>
+        <w:r>
+          <w:rPr>
+            <w:noProof/>
+            <w:webHidden/>
+          </w:rPr>
+          <w:fldChar w:fldCharType="begin"/>
+        </w:r>
+        <w:r>
+          <w:rPr>
+            <w:noProof/>
+            <w:webHidden/>
+          </w:rPr>
+          <w:instrText xml:space="preserve"> PAGEREF _Toc222436390 \h </w:instrText>
+        </w:r>
+        <w:r>
+          <w:rPr>
+            <w:noProof/>
+            <w:webHidden/>
+          </w:rPr>
+        </w:r>
+        <w:r>
+          <w:rPr>
+            <w:noProof/>
+            <w:webHidden/>
+          </w:rPr>
+          <w:fldChar w:fldCharType="separate"/>
+        </w:r>
+        <w:r>
+          <w:rPr>
+            <w:noProof/>
+            <w:webHidden/>
+          </w:rPr>
+          <w:t>25</w:t>
+        </w:r>
+        <w:r>
+          <w:rPr>
+            <w:noProof/>
+            <w:webHidden/>
+          </w:rPr>
+          <w:fldChar w:fldCharType="end"/>
+        </w:r>
+      </w:hyperlink>
+    </w:p>
+    <w:p>
+      <w:pPr>
+        <w:pStyle w:val="TOC2"/>
+        <w:tabs>
+          <w:tab w:val="right" w:leader="dot" w:pos="8630"/>
+        </w:tabs>
+        <w:rPr>
+          <w:smallCaps w:val="0"/>
+          <w:noProof/>
+          <w:kern w:val="2"/>
+          <w:sz w:val="24"/>
+          <w:szCs w:val="24"/>
+          <w:lang w:val="en-CA"/>
+          <w14:ligatures w14:val="standardContextual"/>
+        </w:rPr>
+      </w:pPr>
+      <w:hyperlink w:anchor="_Toc222436391" w:history="1">
+        <w:r>
+          <w:rPr>
+            <w:rStyle w:val="Hyperlink"/>
+            <w:noProof/>
+          </w:rPr>
+          <w:t>restconf_get_ip_interface</w:t>
+        </w:r>
+        <w:r>
+          <w:rPr>
+            <w:noProof/>
+            <w:webHidden/>
+          </w:rPr>
+          <w:tab/>
+        </w:r>
+        <w:r>
+          <w:rPr>
+            <w:noProof/>
+            <w:webHidden/>
+          </w:rPr>
+          <w:fldChar w:fldCharType="begin"/>
+        </w:r>
+        <w:r>
+          <w:rPr>
+            <w:noProof/>
+            <w:webHidden/>
+          </w:rPr>
+          <w:instrText xml:space="preserve"> PAGEREF _Toc222436391 \h </w:instrText>
+        </w:r>
+        <w:r>
+          <w:rPr>
+            <w:noProof/>
+            <w:webHidden/>
+          </w:rPr>
+        </w:r>
+        <w:r>
+          <w:rPr>
+            <w:noProof/>
+            <w:webHidden/>
+          </w:rPr>
+          <w:fldChar w:fldCharType="separate"/>
+        </w:r>
+        <w:r>
+          <w:rPr>
+            <w:noProof/>
+            <w:webHidden/>
+          </w:rPr>
+          <w:t>25</w:t>
+        </w:r>
+        <w:r>
+          <w:rPr>
+            <w:noProof/>
+            <w:webHidden/>
+          </w:rPr>
+          <w:fldChar w:fldCharType="end"/>
+        </w:r>
+      </w:hyperlink>
+    </w:p>
+    <w:p>
+      <w:pPr>
+        <w:pStyle w:val="TOC2"/>
+        <w:tabs>
+          <w:tab w:val="right" w:leader="dot" w:pos="8630"/>
+        </w:tabs>
+        <w:rPr>
+          <w:smallCaps w:val="0"/>
+          <w:noProof/>
+          <w:kern w:val="2"/>
+          <w:sz w:val="24"/>
+          <w:szCs w:val="24"/>
+          <w:lang w:val="en-CA"/>
+          <w14:ligatures w14:val="standardContextual"/>
+        </w:rPr>
+      </w:pPr>
+      <w:hyperlink w:anchor="_Toc222436392" w:history="1">
+        <w:r>
+          <w:rPr>
+            <w:rStyle w:val="Hyperlink"/>
+            <w:noProof/>
+          </w:rPr>
+          <w:t>restconf_get_running_config</w:t>
+        </w:r>
+        <w:r>
+          <w:rPr>
+            <w:noProof/>
+            <w:webHidden/>
+          </w:rPr>
+          <w:tab/>
+        </w:r>
+        <w:r>
+          <w:rPr>
+            <w:noProof/>
+            <w:webHidden/>
+          </w:rPr>
+          <w:fldChar w:fldCharType="begin"/>
+        </w:r>
+        <w:r>
+          <w:rPr>
+            <w:noProof/>
+            <w:webHidden/>
+          </w:rPr>
+          <w:instrText xml:space="preserve"> PAGEREF _Toc222436392 \h </w:instrText>
+        </w:r>
+        <w:r>
+          <w:rPr>
+            <w:noProof/>
+            <w:webHidden/>
+          </w:rPr>
+        </w:r>
+        <w:r>
+          <w:rPr>
+            <w:noProof/>
+            <w:webHidden/>
+          </w:rPr>
+          <w:fldChar w:fldCharType="separate"/>
+        </w:r>
+        <w:r>
+          <w:rPr>
+            <w:noProof/>
+            <w:webHidden/>
+          </w:rPr>
+          <w:t>25</w:t>
+        </w:r>
+        <w:r>
+          <w:rPr>
+            <w:noProof/>
+            <w:webHidden/>
+          </w:rPr>
+          <w:fldChar w:fldCharType="end"/>
+        </w:r>
+      </w:hyperlink>
+    </w:p>
+    <w:p>
+      <w:pPr>
+        <w:pStyle w:val="TOC2"/>
+        <w:tabs>
+          <w:tab w:val="right" w:leader="dot" w:pos="8630"/>
+        </w:tabs>
+        <w:rPr>
+          <w:smallCaps w:val="0"/>
+          <w:noProof/>
+          <w:kern w:val="2"/>
+          <w:sz w:val="24"/>
+          <w:szCs w:val="24"/>
+          <w:lang w:val="en-CA"/>
+          <w14:ligatures w14:val="standardContextual"/>
+        </w:rPr>
+      </w:pPr>
+      <w:hyperlink w:anchor="_Toc222436393" w:history="1">
+        <w:r>
+          <w:rPr>
+            <w:rStyle w:val="Hyperlink"/>
+            <w:noProof/>
+          </w:rPr>
+          <w:t>restconf_get_system_maintenance_status</w:t>
+        </w:r>
+        <w:r>
+          <w:rPr>
+            <w:noProof/>
+            <w:webHidden/>
+          </w:rPr>
+          <w:tab/>
+        </w:r>
+        <w:r>
+          <w:rPr>
+            <w:noProof/>
+            <w:webHidden/>
+          </w:rPr>
+          <w:fldChar w:fldCharType="begin"/>
+        </w:r>
+        <w:r>
+          <w:rPr>
+            <w:noProof/>
+            <w:webHidden/>
+          </w:rPr>
+          <w:instrText xml:space="preserve"> PAGEREF _Toc222436393 \h </w:instrText>
+        </w:r>
+        <w:r>
+          <w:rPr>
+            <w:noProof/>
+            <w:webHidden/>
+          </w:rPr>
+        </w:r>
+        <w:r>
+          <w:rPr>
+            <w:noProof/>
+            <w:webHidden/>
+          </w:rPr>
+          <w:fldChar w:fldCharType="separate"/>
+        </w:r>
+        <w:r>
+          <w:rPr>
+            <w:noProof/>
+            <w:webHidden/>
+          </w:rPr>
+          <w:t>25</w:t>
+        </w:r>
+        <w:r>
+          <w:rPr>
+            <w:noProof/>
+            <w:webHidden/>
+          </w:rPr>
+          <w:fldChar w:fldCharType="end"/>
+        </w:r>
+      </w:hyperlink>
+    </w:p>
+    <w:p>
+      <w:pPr>
+        <w:pStyle w:val="TOC2"/>
+        <w:tabs>
+          <w:tab w:val="right" w:leader="dot" w:pos="8630"/>
+        </w:tabs>
+        <w:rPr>
+          <w:smallCaps w:val="0"/>
+          <w:noProof/>
+          <w:kern w:val="2"/>
+          <w:sz w:val="24"/>
+          <w:szCs w:val="24"/>
+          <w:lang w:val="en-CA"/>
+          <w14:ligatures w14:val="standardContextual"/>
+        </w:rPr>
+      </w:pPr>
+      <w:hyperlink w:anchor="_Toc222436394" w:history="1">
+        <w:r>
+          <w:rPr>
+            <w:rStyle w:val="Hyperlink"/>
+            <w:noProof/>
+          </w:rPr>
+          <w:t>restconf_get_system_maintenance_rate_monitoring</w:t>
+        </w:r>
+        <w:r>
+          <w:rPr>
+            <w:noProof/>
+            <w:webHidden/>
+          </w:rPr>
+          <w:tab/>
+        </w:r>
+        <w:r>
+          <w:rPr>
+            <w:noProof/>
+            <w:webHidden/>
+          </w:rPr>
+          <w:fldChar w:fldCharType="begin"/>
+        </w:r>
+        <w:r>
+          <w:rPr>
+            <w:noProof/>
+            <w:webHidden/>
+          </w:rPr>
+          <w:instrText xml:space="preserve"> PAGEREF _Toc222436394 \h </w:instrText>
+        </w:r>
+        <w:r>
+          <w:rPr>
+            <w:noProof/>
+            <w:webHidden/>
+          </w:rPr>
+        </w:r>
+        <w:r>
+          <w:rPr>
+            <w:noProof/>
+            <w:webHidden/>
+          </w:rPr>
+          <w:fldChar w:fldCharType="separate"/>
+        </w:r>
+        <w:r>
+          <w:rPr>
+            <w:noProof/>
+            <w:webHidden/>
+          </w:rPr>
+          <w:t>25</w:t>
+        </w:r>
+        <w:r>
+          <w:rPr>
+            <w:noProof/>
+            <w:webHidden/>
+          </w:rPr>
+          <w:fldChar w:fldCharType="end"/>
+        </w:r>
+      </w:hyperlink>
+    </w:p>
+    <w:p>
+      <w:pPr>
+        <w:pStyle w:val="TOC2"/>
+        <w:tabs>
+          <w:tab w:val="right" w:leader="dot" w:pos="8630"/>
+        </w:tabs>
+        <w:rPr>
+          <w:smallCaps w:val="0"/>
+          <w:noProof/>
+          <w:kern w:val="2"/>
+          <w:sz w:val="24"/>
+          <w:szCs w:val="24"/>
+          <w:lang w:val="en-CA"/>
+          <w14:ligatures w14:val="standardContextual"/>
+        </w:rPr>
+      </w:pPr>
+      <w:hyperlink w:anchor="_Toc222436395" w:history="1">
+        <w:r>
+          <w:rPr>
+            <w:rStyle w:val="Hyperlink"/>
+            <w:noProof/>
+          </w:rPr>
+          <w:t>restconf_get_interface_all</w:t>
+        </w:r>
+        <w:r>
+          <w:rPr>
+            <w:noProof/>
+            <w:webHidden/>
+          </w:rPr>
+          <w:tab/>
+        </w:r>
+        <w:r>
+          <w:rPr>
+            <w:noProof/>
+            <w:webHidden/>
+          </w:rPr>
+          <w:fldChar w:fldCharType="begin"/>
+        </w:r>
+        <w:r>
+          <w:rPr>
+            <w:noProof/>
+            <w:webHidden/>
+          </w:rPr>
+          <w:instrText xml:space="preserve"> PAGEREF _Toc222436395 \h </w:instrText>
+        </w:r>
+        <w:r>
+          <w:rPr>
+            <w:noProof/>
+            <w:webHidden/>
+          </w:rPr>
+        </w:r>
+        <w:r>
+          <w:rPr>
+            <w:noProof/>
+            <w:webHidden/>
+          </w:rPr>
+          <w:fldChar w:fldCharType="separate"/>
+        </w:r>
+        <w:r>
+          <w:rPr>
+            <w:noProof/>
+            <w:webHidden/>
+          </w:rPr>
+          <w:t>25</w:t>
+        </w:r>
+        <w:r>
+          <w:rPr>
+            <w:noProof/>
+            <w:webHidden/>
+          </w:rPr>
+          <w:fldChar w:fldCharType="end"/>
+        </w:r>
+      </w:hyperlink>
+    </w:p>
+    <w:p>
       <w:r>
         <w:fldChar w:fldCharType="end"/>
       </w:r>
@@ -3313,7 +4335,7 @@
       <w:pPr>
         <w:pStyle w:val="Heading1"/>
       </w:pPr>
-      <w:bookmarkStart w:id="0" w:name="_Toc222221771"/>
+      <w:bookmarkStart w:id="0" w:name="_Toc222436338"/>
       <w:r>
         <w:t>Executive Summary</w:t>
       </w:r>
@@ -3334,7 +4356,7 @@
       <w:pPr>
         <w:pStyle w:val="Heading1"/>
       </w:pPr>
-      <w:bookmarkStart w:id="1" w:name="_Toc222221772"/>
+      <w:bookmarkStart w:id="1" w:name="_Toc222436339"/>
       <w:r>
         <w:t>Tier‑2 Tool Catalog</w:t>
       </w:r>
@@ -3344,7 +4366,7 @@
       <w:pPr>
         <w:pStyle w:val="Heading2"/>
       </w:pPr>
-      <w:bookmarkStart w:id="2" w:name="_Toc222221773"/>
+      <w:bookmarkStart w:id="2" w:name="_Toc222436340"/>
       <w:r>
         <w:t>auth_get_executions</w:t>
       </w:r>
@@ -3393,6 +4415,7 @@
         <w:pStyle w:val="Heading3"/>
       </w:pPr>
       <w:r>
+        <w:lastRenderedPageBreak/>
         <w:t>Example Natural Language Prompts</w:t>
       </w:r>
     </w:p>
@@ -3425,7 +4448,7 @@
       <w:pPr>
         <w:pStyle w:val="Heading2"/>
       </w:pPr>
-      <w:bookmarkStart w:id="3" w:name="_Toc222221774"/>
+      <w:bookmarkStart w:id="3" w:name="_Toc222436341"/>
       <w:r>
         <w:t>fabric_get_fabric_efa_command_list</w:t>
       </w:r>
@@ -3438,8 +4461,117 @@
     </w:p>
     <w:p>
       <w:r>
+        <w:t>Purpose: Return the EFA command/script lines (from XCO runningConfig) correlated to a specific fabric name</w:t>
+      </w:r>
+    </w:p>
+    <w:p>
+      <w:pPr>
+        <w:pStyle w:val="Heading3"/>
+      </w:pPr>
+      <w:r>
+        <w:t>Operator Scenarios</w:t>
+      </w:r>
+    </w:p>
+    <w:p>
+      <w:r>
+        <w:t>• Troubleshooting unexpected system behavior.</w:t>
+      </w:r>
+    </w:p>
+    <w:p>
+      <w:r>
+        <w:t>• Investigating health degradation or alarms.</w:t>
+      </w:r>
+    </w:p>
+    <w:p>
+      <w:r>
+        <w:t>• Reviewing recent changes or activity.</w:t>
+      </w:r>
+    </w:p>
+    <w:p>
+      <w:r>
+        <w:t>• Performing high-level operational assessments.</w:t>
+      </w:r>
+    </w:p>
+    <w:p>
+      <w:pPr>
+        <w:pStyle w:val="Heading3"/>
+      </w:pPr>
+      <w:r>
+        <w:t>Example Natural Language Prompts</w:t>
+      </w:r>
+    </w:p>
+    <w:p>
+      <w:r>
+        <w:t>• “Why is my environment unhealthy?”</w:t>
+      </w:r>
+    </w:p>
+    <w:p>
+      <w:r>
+        <w:t>• “Show me recent failures.”</w:t>
+      </w:r>
+    </w:p>
+    <w:p>
+      <w:r>
+        <w:t>• “What changed in the last few hours?”</w:t>
+      </w:r>
+    </w:p>
+    <w:p>
+      <w:r>
+        <w:t>• “Give me a summary view.”</w:t>
+      </w:r>
+    </w:p>
+    <w:p>
+      <w:r>
+        <w:t>• “Drill into the top issue.”</w:t>
+      </w:r>
+    </w:p>
+    <w:p>
+      <w:pPr>
+        <w:pStyle w:val="Heading2"/>
+      </w:pPr>
+      <w:bookmarkStart w:id="4" w:name="_Toc222436342"/>
+      <w:r>
+        <w:t>fabric_get_fabric_errors_summary</w:t>
+      </w:r>
+      <w:bookmarkEnd w:id="4"/>
+    </w:p>
+    <w:p>
+      <w:r>
+        <w:t>Service Area: fabric</w:t>
+      </w:r>
+    </w:p>
+    <w:p>
+      <w:r>
+        <w:t>Purpose: Tier-2: Fabric errors summary. Calls Tier-1 fabric_get_fabric_errors (and optionally fabric_get_fabrics_errors + fabric_get_fabric_health) and returns an actionable summary (counts, top error types, affected devices when present) with next steps. Set include_raw=true to include raw Tier-1 payloads.</w:t>
+      </w:r>
+    </w:p>
+    <w:p>
+      <w:pPr>
+        <w:pStyle w:val="Heading3"/>
+      </w:pPr>
+      <w:r>
+        <w:t>Operator Scenarios</w:t>
+      </w:r>
+    </w:p>
+    <w:p>
+      <w:r>
+        <w:t>• Troubleshooting unexpected system behavior.</w:t>
+      </w:r>
+    </w:p>
+    <w:p>
+      <w:r>
+        <w:t>• Investigating health degradation or alarms.</w:t>
+      </w:r>
+    </w:p>
+    <w:p>
+      <w:r>
         <w:lastRenderedPageBreak/>
-        <w:t>Purpose: Return the EFA command/script lines (from XCO runningConfig) correlated to a specific fabric name</w:t>
+        <w:t>• Reviewing recent changes or activity.</w:t>
+      </w:r>
+    </w:p>
+    <w:p>
+      <w:r>
+        <w:t>• Performing high-level operational assessments.</w:t>
       </w:r>
     </w:p>
     <w:p>
@@ -3447,6 +4579,59 @@
         <w:pStyle w:val="Heading3"/>
       </w:pPr>
       <w:r>
+        <w:t>Example Natural Language Prompts</w:t>
+      </w:r>
+    </w:p>
+    <w:p>
+      <w:r>
+        <w:t>• “Why is my environment unhealthy?”</w:t>
+      </w:r>
+    </w:p>
+    <w:p>
+      <w:r>
+        <w:t>• “Show me recent failures.”</w:t>
+      </w:r>
+    </w:p>
+    <w:p>
+      <w:r>
+        <w:t>• “What changed in the last few hours?”</w:t>
+      </w:r>
+    </w:p>
+    <w:p>
+      <w:r>
+        <w:t>• “Give me a summary view.”</w:t>
+      </w:r>
+    </w:p>
+    <w:p>
+      <w:r>
+        <w:t>• “Drill into the top issue.”</w:t>
+      </w:r>
+    </w:p>
+    <w:p>
+      <w:pPr>
+        <w:pStyle w:val="Heading2"/>
+      </w:pPr>
+      <w:bookmarkStart w:id="5" w:name="_Toc222436343"/>
+      <w:r>
+        <w:t>fabric_get_fabric_execution_last_failed</w:t>
+      </w:r>
+      <w:bookmarkEnd w:id="5"/>
+    </w:p>
+    <w:p>
+      <w:r>
+        <w:t>Service Area: fabric</w:t>
+      </w:r>
+    </w:p>
+    <w:p>
+      <w:r>
+        <w:t>Purpose: Tier-2: Find the most recent FAILED fabric execution for a given fabric name (best-effort match), and return a compact actionable summary. Uses Tier-1 fabric_get_execution_list and optionally fabric_get_execution_get.</w:t>
+      </w:r>
+    </w:p>
+    <w:p>
+      <w:pPr>
+        <w:pStyle w:val="Heading3"/>
+      </w:pPr>
+      <w:r>
         <w:t>Operator Scenarios</w:t>
       </w:r>
     </w:p>
@@ -3507,11 +4692,11 @@
       <w:pPr>
         <w:pStyle w:val="Heading2"/>
       </w:pPr>
-      <w:bookmarkStart w:id="4" w:name="_Toc222221775"/>
-      <w:r>
-        <w:t>fabric_get_fabric_errors_summary</w:t>
-      </w:r>
-      <w:bookmarkEnd w:id="4"/>
+      <w:bookmarkStart w:id="6" w:name="_Toc222436344"/>
+      <w:r>
+        <w:t>fabric_get_fabric_execution_recent</w:t>
+      </w:r>
+      <w:bookmarkEnd w:id="6"/>
     </w:p>
     <w:p>
       <w:r>
@@ -3520,7 +4705,252 @@
     </w:p>
     <w:p>
       <w:r>
-        <w:t>Purpose: Tier-2: Fabric errors summary. Calls Tier-1 fabric_get_fabric_errors (and optionally fabric_get_fabrics_errors + fabric_get_fabric_health) and returns an actionable summary (counts, top error types, affected devices when present) with next steps. Set include_raw=true to include raw Tier-1 payloads.</w:t>
+        <w:t>Purpose: Tier-2: recent fabric executions (per-fabric). Fetches execution list, correlates executions to a fabric name/id using best-effort heuristics, optionally fetches execution detail for the most recent matched executions, and returns an actionable summary + next steps.</w:t>
+      </w:r>
+    </w:p>
+    <w:p>
+      <w:pPr>
+        <w:pStyle w:val="Heading3"/>
+      </w:pPr>
+      <w:r>
+        <w:lastRenderedPageBreak/>
+        <w:t>Operator Scenarios</w:t>
+      </w:r>
+    </w:p>
+    <w:p>
+      <w:r>
+        <w:t>• Troubleshooting unexpected system behavior.</w:t>
+      </w:r>
+    </w:p>
+    <w:p>
+      <w:r>
+        <w:t>• Investigating health degradation or alarms.</w:t>
+      </w:r>
+    </w:p>
+    <w:p>
+      <w:r>
+        <w:t>• Reviewing recent changes or activity.</w:t>
+      </w:r>
+    </w:p>
+    <w:p>
+      <w:r>
+        <w:t>• Performing high-level operational assessments.</w:t>
+      </w:r>
+    </w:p>
+    <w:p>
+      <w:pPr>
+        <w:pStyle w:val="Heading3"/>
+      </w:pPr>
+      <w:r>
+        <w:t>Example Natural Language Prompts</w:t>
+      </w:r>
+    </w:p>
+    <w:p>
+      <w:r>
+        <w:t>• “Why is my environment unhealthy?”</w:t>
+      </w:r>
+    </w:p>
+    <w:p>
+      <w:r>
+        <w:t>• “Show me recent failures.”</w:t>
+      </w:r>
+    </w:p>
+    <w:p>
+      <w:r>
+        <w:t>• “What changed in the last few hours?”</w:t>
+      </w:r>
+    </w:p>
+    <w:p>
+      <w:r>
+        <w:t>• “Give me a summary view.”</w:t>
+      </w:r>
+    </w:p>
+    <w:p>
+      <w:r>
+        <w:t>• “Drill into the top issue.”</w:t>
+      </w:r>
+    </w:p>
+    <w:p>
+      <w:pPr>
+        <w:pStyle w:val="Heading2"/>
+      </w:pPr>
+      <w:bookmarkStart w:id="7" w:name="_Toc222436345"/>
+      <w:r>
+        <w:t>fabric_get_fabric_health_summary</w:t>
+      </w:r>
+      <w:bookmarkEnd w:id="7"/>
+    </w:p>
+    <w:p>
+      <w:r>
+        <w:t>Service Area: fabric</w:t>
+      </w:r>
+    </w:p>
+    <w:p>
+      <w:r>
+        <w:t>Purpose: Tier-2: fabric health summary (global + per-fabric). Combines fabrics-health, fabric-health, service health, and optional errors into an actionable summary with next steps.</w:t>
+      </w:r>
+    </w:p>
+    <w:p>
+      <w:pPr>
+        <w:pStyle w:val="Heading3"/>
+      </w:pPr>
+      <w:r>
+        <w:t>Operator Scenarios</w:t>
+      </w:r>
+    </w:p>
+    <w:p>
+      <w:r>
+        <w:t>• Troubleshooting unexpected system behavior.</w:t>
+      </w:r>
+    </w:p>
+    <w:p>
+      <w:r>
+        <w:t>• Investigating health degradation or alarms.</w:t>
+      </w:r>
+    </w:p>
+    <w:p>
+      <w:r>
+        <w:t>• Reviewing recent changes or activity.</w:t>
+      </w:r>
+    </w:p>
+    <w:p>
+      <w:r>
+        <w:t>• Performing high-level operational assessments.</w:t>
+      </w:r>
+    </w:p>
+    <w:p>
+      <w:pPr>
+        <w:pStyle w:val="Heading3"/>
+      </w:pPr>
+      <w:r>
+        <w:t>Example Natural Language Prompts</w:t>
+      </w:r>
+    </w:p>
+    <w:p>
+      <w:r>
+        <w:t>• “Why is my environment unhealthy?”</w:t>
+      </w:r>
+    </w:p>
+    <w:p>
+      <w:r>
+        <w:t>• “Show me recent failures.”</w:t>
+      </w:r>
+    </w:p>
+    <w:p>
+      <w:r>
+        <w:t>• “What changed in the last few hours?”</w:t>
+      </w:r>
+    </w:p>
+    <w:p>
+      <w:r>
+        <w:t>• “Give me a summary view.”</w:t>
+      </w:r>
+    </w:p>
+    <w:p>
+      <w:r>
+        <w:t>• “Drill into the top issue.”</w:t>
+      </w:r>
+    </w:p>
+    <w:p>
+      <w:pPr>
+        <w:pStyle w:val="Heading2"/>
+      </w:pPr>
+      <w:bookmarkStart w:id="8" w:name="_Toc222436346"/>
+      <w:r>
+        <w:t>fabric_get_fabric_health_timeline</w:t>
+      </w:r>
+      <w:bookmarkEnd w:id="8"/>
+    </w:p>
+    <w:p>
+      <w:r>
+        <w:t>Service Area: fabric</w:t>
+      </w:r>
+    </w:p>
+    <w:p>
+      <w:r>
+        <w:lastRenderedPageBreak/>
+        <w:t>Purpose: Tier-2: fabric health timeline (per-fabric). Builds a chronological view by combining current fabric health, event history, and execution history. Correlation between eventhistories.execution_uuid and executions is BEST-EFFORT (IDs may not match); when exact join is not possible, the tool falls back to heuristics (time proximity + command/fabric-name hints). Returns an actionable grouped timeline with next steps.</w:t>
+      </w:r>
+    </w:p>
+    <w:p>
+      <w:pPr>
+        <w:pStyle w:val="Heading3"/>
+      </w:pPr>
+      <w:r>
+        <w:t>Operator Scenarios</w:t>
+      </w:r>
+    </w:p>
+    <w:p>
+      <w:r>
+        <w:t>• Troubleshooting unexpected system behavior.</w:t>
+      </w:r>
+    </w:p>
+    <w:p>
+      <w:r>
+        <w:t>• Investigating health degradation or alarms.</w:t>
+      </w:r>
+    </w:p>
+    <w:p>
+      <w:r>
+        <w:t>• Reviewing recent changes or activity.</w:t>
+      </w:r>
+    </w:p>
+    <w:p>
+      <w:r>
+        <w:t>• Performing high-level operational assessments.</w:t>
+      </w:r>
+    </w:p>
+    <w:p>
+      <w:pPr>
+        <w:pStyle w:val="Heading3"/>
+      </w:pPr>
+      <w:r>
+        <w:t>Example Natural Language Prompts</w:t>
+      </w:r>
+    </w:p>
+    <w:p>
+      <w:r>
+        <w:t>• “Why is my environment unhealthy?”</w:t>
+      </w:r>
+    </w:p>
+    <w:p>
+      <w:r>
+        <w:t>• “Show me recent failures.”</w:t>
+      </w:r>
+    </w:p>
+    <w:p>
+      <w:r>
+        <w:t>• “What changed in the last few hours?”</w:t>
+      </w:r>
+    </w:p>
+    <w:p>
+      <w:r>
+        <w:t>• “Give me a summary view.”</w:t>
+      </w:r>
+    </w:p>
+    <w:p>
+      <w:r>
+        <w:t>• “Drill into the top issue.”</w:t>
+      </w:r>
+    </w:p>
+    <w:p>
+      <w:pPr>
+        <w:pStyle w:val="Heading2"/>
+      </w:pPr>
+      <w:bookmarkStart w:id="9" w:name="_Toc222436347"/>
+      <w:r>
+        <w:t>fabric_get_fabric_overview</w:t>
+      </w:r>
+      <w:bookmarkEnd w:id="9"/>
+    </w:p>
+    <w:p>
+      <w:r>
+        <w:t>Service Area: fabric</w:t>
+      </w:r>
+    </w:p>
+    <w:p>
+      <w:r>
+        <w:t>Purpose: Tier-2: Compact fabric overview (headline + optional errors/devices summary). Set include_raw=true to include raw Tier-1 payloads (large).</w:t>
       </w:r>
     </w:p>
     <w:p>
@@ -3589,11 +5019,11 @@
       <w:pPr>
         <w:pStyle w:val="Heading2"/>
       </w:pPr>
-      <w:bookmarkStart w:id="5" w:name="_Toc222221776"/>
-      <w:r>
-        <w:t>fabric_get_fabric_execution_last_failed</w:t>
-      </w:r>
-      <w:bookmarkEnd w:id="5"/>
+      <w:bookmarkStart w:id="10" w:name="_Toc222436348"/>
+      <w:r>
+        <w:t>fabric_get_fabric_validation_report</w:t>
+      </w:r>
+      <w:bookmarkEnd w:id="10"/>
     </w:p>
     <w:p>
       <w:r>
@@ -3602,7 +5032,7 @@
     </w:p>
     <w:p>
       <w:r>
-        <w:t>Purpose: Tier-2: Find the most recent FAILED fabric execution for a given fabric name (best-effort match), and return a compact actionable summary. Uses Tier-1 fabric_get_execution_list and optionally fabric_get_execution_get.</w:t>
+        <w:t>Purpose: Tier-2: Pre-change readiness / audit report for a fabric. Correlates health, errors, locks, and validation endpoints into a PASS/WARN/FAIL verdict with next actions.</w:t>
       </w:r>
     </w:p>
     <w:p>
@@ -3670,11 +5100,11 @@
       <w:pPr>
         <w:pStyle w:val="Heading2"/>
       </w:pPr>
-      <w:bookmarkStart w:id="6" w:name="_Toc222221777"/>
-      <w:r>
-        <w:t>fabric_get_fabric_execution_recent</w:t>
-      </w:r>
-      <w:bookmarkEnd w:id="6"/>
+      <w:bookmarkStart w:id="11" w:name="_Toc222436349"/>
+      <w:r>
+        <w:t>fabric_get_running_config</w:t>
+      </w:r>
+      <w:bookmarkEnd w:id="11"/>
     </w:p>
     <w:p>
       <w:r>
@@ -3683,7 +5113,1533 @@
     </w:p>
     <w:p>
       <w:r>
-        <w:t>Purpose: Tier-2: recent fabric executions (per-fabric). Fetches execution list, correlates executions to a fabric name/id using best-effort heuristics, optionally fetches execution detail for the most recent matched executions, and returns an actionable summary + next steps.</w:t>
+        <w:t>Purpose: Get the running configuration CLI commands for the fabric</w:t>
+      </w:r>
+    </w:p>
+    <w:p>
+      <w:pPr>
+        <w:pStyle w:val="Heading3"/>
+      </w:pPr>
+      <w:r>
+        <w:t>Operator Scenarios</w:t>
+      </w:r>
+    </w:p>
+    <w:p>
+      <w:r>
+        <w:t>• Troubleshooting unexpected system behavior.</w:t>
+      </w:r>
+    </w:p>
+    <w:p>
+      <w:r>
+        <w:t>• Investigating health degradation or alarms.</w:t>
+      </w:r>
+    </w:p>
+    <w:p>
+      <w:r>
+        <w:t>• Reviewing recent changes or activity.</w:t>
+      </w:r>
+    </w:p>
+    <w:p>
+      <w:r>
+        <w:t>• Performing high-level operational assessments.</w:t>
+      </w:r>
+    </w:p>
+    <w:p>
+      <w:pPr>
+        <w:pStyle w:val="Heading3"/>
+      </w:pPr>
+      <w:r>
+        <w:t>Example Natural Language Prompts</w:t>
+      </w:r>
+    </w:p>
+    <w:p>
+      <w:r>
+        <w:t>• “Why is my environment unhealthy?”</w:t>
+      </w:r>
+    </w:p>
+    <w:p>
+      <w:r>
+        <w:t>• “Show me recent failures.”</w:t>
+      </w:r>
+    </w:p>
+    <w:p>
+      <w:r>
+        <w:t>• “What changed in the last few hours?”</w:t>
+      </w:r>
+    </w:p>
+    <w:p>
+      <w:r>
+        <w:t>• “Give me a summary view.”</w:t>
+      </w:r>
+    </w:p>
+    <w:p>
+      <w:r>
+        <w:lastRenderedPageBreak/>
+        <w:t>• “Drill into the top issue.”</w:t>
+      </w:r>
+    </w:p>
+    <w:p>
+      <w:pPr>
+        <w:pStyle w:val="Heading2"/>
+      </w:pPr>
+      <w:bookmarkStart w:id="12" w:name="_Toc222436350"/>
+      <w:r>
+        <w:t>fault_get_active_alarms_top</w:t>
+      </w:r>
+      <w:bookmarkEnd w:id="12"/>
+    </w:p>
+    <w:p>
+      <w:r>
+        <w:t>Service Area: faultmanager</w:t>
+      </w:r>
+    </w:p>
+    <w:p>
+      <w:r>
+        <w:t>Purpose: Tier-2 (read-only, v1): Show top ACTIVE alarms by severity and the resources they attach to. Composite uses ONLY existing tier-1 tools: faultmanager_get_alarm_history (active/unacked/uncleared/closed filters) and optionally faultmanager_get_alarm_inventory (detail enrichment). Output includes totals, by_severity counts, and top alarm groups with top impacted resources and sample instances.</w:t>
+      </w:r>
+    </w:p>
+    <w:p>
+      <w:pPr>
+        <w:pStyle w:val="Heading3"/>
+      </w:pPr>
+      <w:r>
+        <w:t>Operator Scenarios</w:t>
+      </w:r>
+    </w:p>
+    <w:p>
+      <w:r>
+        <w:t>• Troubleshooting unexpected system behavior.</w:t>
+      </w:r>
+    </w:p>
+    <w:p>
+      <w:r>
+        <w:t>• Investigating health degradation or alarms.</w:t>
+      </w:r>
+    </w:p>
+    <w:p>
+      <w:r>
+        <w:t>• Reviewing recent changes or activity.</w:t>
+      </w:r>
+    </w:p>
+    <w:p>
+      <w:r>
+        <w:t>• Performing high-level operational assessments.</w:t>
+      </w:r>
+    </w:p>
+    <w:p>
+      <w:pPr>
+        <w:pStyle w:val="Heading3"/>
+      </w:pPr>
+      <w:r>
+        <w:t>Example Natural Language Prompts</w:t>
+      </w:r>
+    </w:p>
+    <w:p>
+      <w:r>
+        <w:t>• “Why is my environment unhealthy?”</w:t>
+      </w:r>
+    </w:p>
+    <w:p>
+      <w:r>
+        <w:t>• “Show me recent failures.”</w:t>
+      </w:r>
+    </w:p>
+    <w:p>
+      <w:r>
+        <w:t>• “What changed in the last few hours?”</w:t>
+      </w:r>
+    </w:p>
+    <w:p>
+      <w:r>
+        <w:t>• “Give me a summary view.”</w:t>
+      </w:r>
+    </w:p>
+    <w:p>
+      <w:r>
+        <w:t>• “Drill into the top issue.”</w:t>
+      </w:r>
+    </w:p>
+    <w:p>
+      <w:pPr>
+        <w:pStyle w:val="Heading2"/>
+      </w:pPr>
+      <w:bookmarkStart w:id="13" w:name="_Toc222436351"/>
+      <w:r>
+        <w:t>fault_get_alarm_details_with_context</w:t>
+      </w:r>
+      <w:bookmarkEnd w:id="13"/>
+    </w:p>
+    <w:p>
+      <w:r>
+        <w:t>Service Area: faultmanager</w:t>
+      </w:r>
+    </w:p>
+    <w:p>
+      <w:r>
+        <w:t>Purpose: Tier-2 (read-only): Explain an alarm (what it is, what it impacts, and related recent context). Composite uses ONLY existing tier-1 tools: faultmanager_get_alarm_history (instances + resource/severity), faultmanager_get_alarm_inventory(detail=true) (catalog explanation), faultmanager_get_alert_history (recent related alerts by resource + time window), monitor_get_health_detail(resource) (resource health), and optionally tenant_get_event_history_list(device_ip) when device_ip can be derived from resource.</w:t>
+      </w:r>
+    </w:p>
+    <w:p>
+      <w:pPr>
+        <w:pStyle w:val="Heading3"/>
+      </w:pPr>
+      <w:r>
+        <w:t>Operator Scenarios</w:t>
+      </w:r>
+    </w:p>
+    <w:p>
+      <w:r>
+        <w:t>• Troubleshooting unexpected system behavior.</w:t>
+      </w:r>
+    </w:p>
+    <w:p>
+      <w:r>
+        <w:t>• Investigating health degradation or alarms.</w:t>
+      </w:r>
+    </w:p>
+    <w:p>
+      <w:r>
+        <w:t>• Reviewing recent changes or activity.</w:t>
+      </w:r>
+    </w:p>
+    <w:p>
+      <w:r>
+        <w:lastRenderedPageBreak/>
+        <w:t>• Performing high-level operational assessments.</w:t>
+      </w:r>
+    </w:p>
+    <w:p>
+      <w:pPr>
+        <w:pStyle w:val="Heading3"/>
+      </w:pPr>
+      <w:r>
+        <w:t>Example Natural Language Prompts</w:t>
+      </w:r>
+    </w:p>
+    <w:p>
+      <w:r>
+        <w:t>• “Why is my environment unhealthy?”</w:t>
+      </w:r>
+    </w:p>
+    <w:p>
+      <w:r>
+        <w:t>• “Show me recent failures.”</w:t>
+      </w:r>
+    </w:p>
+    <w:p>
+      <w:r>
+        <w:t>• “What changed in the last few hours?”</w:t>
+      </w:r>
+    </w:p>
+    <w:p>
+      <w:r>
+        <w:t>• “Give me a summary view.”</w:t>
+      </w:r>
+    </w:p>
+    <w:p>
+      <w:r>
+        <w:t>• “Drill into the top issue.”</w:t>
+      </w:r>
+    </w:p>
+    <w:p>
+      <w:pPr>
+        <w:pStyle w:val="Heading2"/>
+      </w:pPr>
+      <w:bookmarkStart w:id="14" w:name="_Toc222436352"/>
+      <w:r>
+        <w:t>fault_get_fabric_health_related_alerts</w:t>
+      </w:r>
+      <w:bookmarkEnd w:id="14"/>
+    </w:p>
+    <w:p>
+      <w:r>
+        <w:t>Service Area: faultmanager</w:t>
+      </w:r>
+    </w:p>
+    <w:p>
+      <w:r>
+        <w:t>Purpose: Tier-2 (read-only): Find alerts that indicate fabric health restored/degraded recently. Composite uses ONLY existing tier-1 tools: faultmanager_get_alert_history (filter by fabric resource + time window), fabric_get_fabrics (validate fabric_name + suggestions). Produces summary counts + curated alert list + signal classification (restored/degraded/other).</w:t>
+      </w:r>
+    </w:p>
+    <w:p>
+      <w:pPr>
+        <w:pStyle w:val="Heading3"/>
+      </w:pPr>
+      <w:r>
+        <w:t>Operator Scenarios</w:t>
+      </w:r>
+    </w:p>
+    <w:p>
+      <w:r>
+        <w:t>• Troubleshooting unexpected system behavior.</w:t>
+      </w:r>
+    </w:p>
+    <w:p>
+      <w:r>
+        <w:t>• Investigating health degradation or alarms.</w:t>
+      </w:r>
+    </w:p>
+    <w:p>
+      <w:r>
+        <w:t>• Reviewing recent changes or activity.</w:t>
+      </w:r>
+    </w:p>
+    <w:p>
+      <w:r>
+        <w:t>• Performing high-level operational assessments.</w:t>
+      </w:r>
+    </w:p>
+    <w:p>
+      <w:pPr>
+        <w:pStyle w:val="Heading3"/>
+      </w:pPr>
+      <w:r>
+        <w:t>Example Natural Language Prompts</w:t>
+      </w:r>
+    </w:p>
+    <w:p>
+      <w:r>
+        <w:t>• “Why is my environment unhealthy?”</w:t>
+      </w:r>
+    </w:p>
+    <w:p>
+      <w:r>
+        <w:t>• “Show me recent failures.”</w:t>
+      </w:r>
+    </w:p>
+    <w:p>
+      <w:r>
+        <w:t>• “What changed in the last few hours?”</w:t>
+      </w:r>
+    </w:p>
+    <w:p>
+      <w:r>
+        <w:t>• “Give me a summary view.”</w:t>
+      </w:r>
+    </w:p>
+    <w:p>
+      <w:r>
+        <w:t>• “Drill into the top issue.”</w:t>
+      </w:r>
+    </w:p>
+    <w:p>
+      <w:pPr>
+        <w:pStyle w:val="Heading2"/>
+      </w:pPr>
+      <w:bookmarkStart w:id="15" w:name="_Toc222436353"/>
+      <w:r>
+        <w:t>inventory_get_device_health_rollup</w:t>
+      </w:r>
+      <w:bookmarkEnd w:id="15"/>
+    </w:p>
+    <w:p>
+      <w:r>
+        <w:t>Service Area: inventory</w:t>
+      </w:r>
+    </w:p>
+    <w:p>
+      <w:r>
+        <w:t>Purpose: Tier-2: Roll up device health to explain which devices are driving fabric health (e.g., Red). Composite of monitor_get_health_inventory + fabric_get_fabrics_health + fabric_get_fabrics + inventory_getswitches.</w:t>
+      </w:r>
+    </w:p>
+    <w:p>
+      <w:pPr>
+        <w:pStyle w:val="Heading3"/>
+      </w:pPr>
+      <w:r>
+        <w:lastRenderedPageBreak/>
+        <w:t>Operator Scenarios</w:t>
+      </w:r>
+    </w:p>
+    <w:p>
+      <w:r>
+        <w:t>• Troubleshooting unexpected system behavior.</w:t>
+      </w:r>
+    </w:p>
+    <w:p>
+      <w:r>
+        <w:t>• Investigating health degradation or alarms.</w:t>
+      </w:r>
+    </w:p>
+    <w:p>
+      <w:r>
+        <w:t>• Reviewing recent changes or activity.</w:t>
+      </w:r>
+    </w:p>
+    <w:p>
+      <w:r>
+        <w:t>• Performing high-level operational assessments.</w:t>
+      </w:r>
+    </w:p>
+    <w:p>
+      <w:pPr>
+        <w:pStyle w:val="Heading3"/>
+      </w:pPr>
+      <w:r>
+        <w:t>Example Natural Language Prompts</w:t>
+      </w:r>
+    </w:p>
+    <w:p>
+      <w:r>
+        <w:t>• “Why is my environment unhealthy?”</w:t>
+      </w:r>
+    </w:p>
+    <w:p>
+      <w:r>
+        <w:t>• “Show me recent failures.”</w:t>
+      </w:r>
+    </w:p>
+    <w:p>
+      <w:r>
+        <w:t>• “What changed in the last few hours?”</w:t>
+      </w:r>
+    </w:p>
+    <w:p>
+      <w:r>
+        <w:t>• “Give me a summary view.”</w:t>
+      </w:r>
+    </w:p>
+    <w:p>
+      <w:r>
+        <w:t>• “Drill into the top issue.”</w:t>
+      </w:r>
+    </w:p>
+    <w:p>
+      <w:pPr>
+        <w:pStyle w:val="Heading2"/>
+      </w:pPr>
+      <w:bookmarkStart w:id="16" w:name="_Toc222436354"/>
+      <w:r>
+        <w:t>inventory_get_device_inventory_export</w:t>
+      </w:r>
+      <w:bookmarkEnd w:id="16"/>
+    </w:p>
+    <w:p>
+      <w:r>
+        <w:t>Service Area: inventory</w:t>
+      </w:r>
+    </w:p>
+    <w:p>
+      <w:r>
+        <w:t>Purpose: This API will export the device inventory information as a binary Excel file</w:t>
+      </w:r>
+    </w:p>
+    <w:p>
+      <w:pPr>
+        <w:pStyle w:val="Heading3"/>
+      </w:pPr>
+      <w:r>
+        <w:t>Operator Scenarios</w:t>
+      </w:r>
+    </w:p>
+    <w:p>
+      <w:r>
+        <w:t>• Troubleshooting unexpected system behavior.</w:t>
+      </w:r>
+    </w:p>
+    <w:p>
+      <w:r>
+        <w:t>• Investigating health degradation or alarms.</w:t>
+      </w:r>
+    </w:p>
+    <w:p>
+      <w:r>
+        <w:t>• Reviewing recent changes or activity.</w:t>
+      </w:r>
+    </w:p>
+    <w:p>
+      <w:r>
+        <w:t>• Performing high-level operational assessments.</w:t>
+      </w:r>
+    </w:p>
+    <w:p>
+      <w:pPr>
+        <w:pStyle w:val="Heading3"/>
+      </w:pPr>
+      <w:r>
+        <w:t>Example Natural Language Prompts</w:t>
+      </w:r>
+    </w:p>
+    <w:p>
+      <w:r>
+        <w:t>• “Why is my environment unhealthy?”</w:t>
+      </w:r>
+    </w:p>
+    <w:p>
+      <w:r>
+        <w:t>• “Show me recent failures.”</w:t>
+      </w:r>
+    </w:p>
+    <w:p>
+      <w:r>
+        <w:t>• “What changed in the last few hours?”</w:t>
+      </w:r>
+    </w:p>
+    <w:p>
+      <w:r>
+        <w:t>• “Give me a summary view.”</w:t>
+      </w:r>
+    </w:p>
+    <w:p>
+      <w:r>
+        <w:t>• “Drill into the top issue.”</w:t>
+      </w:r>
+    </w:p>
+    <w:p>
+      <w:pPr>
+        <w:pStyle w:val="Heading2"/>
+      </w:pPr>
+      <w:bookmarkStart w:id="17" w:name="_Toc222436355"/>
+      <w:r>
+        <w:t>inventory_get_fabric_switches_summary</w:t>
+      </w:r>
+      <w:bookmarkEnd w:id="17"/>
+    </w:p>
+    <w:p>
+      <w:r>
+        <w:t>Service Area: inventory</w:t>
+      </w:r>
+    </w:p>
+    <w:p>
+      <w:r>
+        <w:t xml:space="preserve">Purpose: Tier-2: Summarize switches that belong to a specific fabric. Composite tool: validates fabric exists (fabric_get_fabrics), fetches switches from Inventory </w:t>
+      </w:r>
+      <w:r>
+        <w:lastRenderedPageBreak/>
+        <w:t>(inventory_getswitches) using fabric-id, and optionally enriches a limited number of switches with per-device inventory summary (inventory_switch_inventory_summary_info). Returns breakdowns (role/model/status) + compact switch list + next actions.</w:t>
+      </w:r>
+    </w:p>
+    <w:p>
+      <w:pPr>
+        <w:pStyle w:val="Heading3"/>
+      </w:pPr>
+      <w:r>
+        <w:t>Operator Scenarios</w:t>
+      </w:r>
+    </w:p>
+    <w:p>
+      <w:r>
+        <w:t>• Troubleshooting unexpected system behavior.</w:t>
+      </w:r>
+    </w:p>
+    <w:p>
+      <w:r>
+        <w:t>• Investigating health degradation or alarms.</w:t>
+      </w:r>
+    </w:p>
+    <w:p>
+      <w:r>
+        <w:t>• Reviewing recent changes or activity.</w:t>
+      </w:r>
+    </w:p>
+    <w:p>
+      <w:r>
+        <w:t>• Performing high-level operational assessments.</w:t>
+      </w:r>
+    </w:p>
+    <w:p>
+      <w:pPr>
+        <w:pStyle w:val="Heading3"/>
+      </w:pPr>
+      <w:r>
+        <w:t>Example Natural Language Prompts</w:t>
+      </w:r>
+    </w:p>
+    <w:p>
+      <w:r>
+        <w:t>• “Why is my environment unhealthy?”</w:t>
+      </w:r>
+    </w:p>
+    <w:p>
+      <w:r>
+        <w:t>• “Show me recent failures.”</w:t>
+      </w:r>
+    </w:p>
+    <w:p>
+      <w:r>
+        <w:t>• “What changed in the last few hours?”</w:t>
+      </w:r>
+    </w:p>
+    <w:p>
+      <w:r>
+        <w:t>• “Give me a summary view.”</w:t>
+      </w:r>
+    </w:p>
+    <w:p>
+      <w:r>
+        <w:t>• “Drill into the top issue.”</w:t>
+      </w:r>
+    </w:p>
+    <w:p>
+      <w:pPr>
+        <w:pStyle w:val="Heading2"/>
+      </w:pPr>
+      <w:bookmarkStart w:id="18" w:name="_Toc222436356"/>
+      <w:r>
+        <w:t>inventory_get_software_version_mismatch</w:t>
+      </w:r>
+      <w:bookmarkEnd w:id="18"/>
+    </w:p>
+    <w:p>
+      <w:r>
+        <w:t>Service Area: inventory</w:t>
+      </w:r>
+    </w:p>
+    <w:p>
+      <w:r>
+        <w:t>Purpose: Tier-2: Scan switches per fabric and detect firmware/software version mismatches grouped by fabric/role/model/global. Uses fabric_get_fabrics + inventory_getswitches.</w:t>
+      </w:r>
+    </w:p>
+    <w:p>
+      <w:pPr>
+        <w:pStyle w:val="Heading3"/>
+      </w:pPr>
+      <w:r>
+        <w:t>Operator Scenarios</w:t>
+      </w:r>
+    </w:p>
+    <w:p>
+      <w:r>
+        <w:t>• Troubleshooting unexpected system behavior.</w:t>
+      </w:r>
+    </w:p>
+    <w:p>
+      <w:r>
+        <w:t>• Investigating health degradation or alarms.</w:t>
+      </w:r>
+    </w:p>
+    <w:p>
+      <w:r>
+        <w:t>• Reviewing recent changes or activity.</w:t>
+      </w:r>
+    </w:p>
+    <w:p>
+      <w:r>
+        <w:t>• Performing high-level operational assessments.</w:t>
+      </w:r>
+    </w:p>
+    <w:p>
+      <w:pPr>
+        <w:pStyle w:val="Heading3"/>
+      </w:pPr>
+      <w:r>
+        <w:t>Example Natural Language Prompts</w:t>
+      </w:r>
+    </w:p>
+    <w:p>
+      <w:r>
+        <w:t>• “Why is my environment unhealthy?”</w:t>
+      </w:r>
+    </w:p>
+    <w:p>
+      <w:r>
+        <w:t>• “Show me recent failures.”</w:t>
+      </w:r>
+    </w:p>
+    <w:p>
+      <w:r>
+        <w:t>• “What changed in the last few hours?”</w:t>
+      </w:r>
+    </w:p>
+    <w:p>
+      <w:r>
+        <w:t>• “Give me a summary view.”</w:t>
+      </w:r>
+    </w:p>
+    <w:p>
+      <w:r>
+        <w:lastRenderedPageBreak/>
+        <w:t>• “Drill into the top issue.”</w:t>
+      </w:r>
+    </w:p>
+    <w:p>
+      <w:pPr>
+        <w:pStyle w:val="Heading2"/>
+      </w:pPr>
+      <w:bookmarkStart w:id="19" w:name="_Toc222436357"/>
+      <w:r>
+        <w:t>inventory_get_unreachable_devices</w:t>
+      </w:r>
+      <w:bookmarkEnd w:id="19"/>
+    </w:p>
+    <w:p>
+      <w:r>
+        <w:t>Service Area: inventory</w:t>
+      </w:r>
+    </w:p>
+    <w:p>
+      <w:r>
+        <w:t>Purpose: Tier-2: Show devices currently unreachable/down (best-effort last_seen/last_error) using inventory + faultmanager alarms.</w:t>
+      </w:r>
+    </w:p>
+    <w:p>
+      <w:pPr>
+        <w:pStyle w:val="Heading3"/>
+      </w:pPr>
+      <w:r>
+        <w:t>Operator Scenarios</w:t>
+      </w:r>
+    </w:p>
+    <w:p>
+      <w:r>
+        <w:t>• Troubleshooting unexpected system behavior.</w:t>
+      </w:r>
+    </w:p>
+    <w:p>
+      <w:r>
+        <w:t>• Investigating health degradation or alarms.</w:t>
+      </w:r>
+    </w:p>
+    <w:p>
+      <w:r>
+        <w:t>• Reviewing recent changes or activity.</w:t>
+      </w:r>
+    </w:p>
+    <w:p>
+      <w:r>
+        <w:t>• Performing high-level operational assessments.</w:t>
+      </w:r>
+    </w:p>
+    <w:p>
+      <w:pPr>
+        <w:pStyle w:val="Heading3"/>
+      </w:pPr>
+      <w:r>
+        <w:t>Example Natural Language Prompts</w:t>
+      </w:r>
+    </w:p>
+    <w:p>
+      <w:r>
+        <w:t>• “Why is my environment unhealthy?”</w:t>
+      </w:r>
+    </w:p>
+    <w:p>
+      <w:r>
+        <w:t>• “Show me recent failures.”</w:t>
+      </w:r>
+    </w:p>
+    <w:p>
+      <w:r>
+        <w:t>• “What changed in the last few hours?”</w:t>
+      </w:r>
+    </w:p>
+    <w:p>
+      <w:r>
+        <w:t>• “Give me a summary view.”</w:t>
+      </w:r>
+    </w:p>
+    <w:p>
+      <w:r>
+        <w:t>• “Drill into the top issue.”</w:t>
+      </w:r>
+    </w:p>
+    <w:p>
+      <w:r>
+        <w:t>• “Include device details for the switches table.”</w:t>
+      </w:r>
+    </w:p>
+    <w:p>
+      <w:r>
+        <w:t>• “Show the top 20 switches.”</w:t>
+      </w:r>
+    </w:p>
+    <w:p>
+      <w:r>
+        <w:t>• “Which switches are degraded or failing discovery?”</w:t>
+      </w:r>
+    </w:p>
+    <w:p>
+      <w:r>
+        <w:t>• “List all switches in fabric DC with IP, model, firmware, and discovery status.”</w:t>
+      </w:r>
+    </w:p>
+    <w:p>
+      <w:r>
+        <w:t>• “Show me the switches inventory table.”</w:t>
+      </w:r>
+    </w:p>
+    <w:p>
+      <w:pPr>
+        <w:pStyle w:val="Heading3"/>
+      </w:pPr>
+      <w:r>
+        <w:t>Example Natural Language Prompts</w:t>
+      </w:r>
+    </w:p>
+    <w:p>
+      <w:r>
+        <w:t>• Filtering by fabric to focus on a specific environment (e.g., DC).</w:t>
+      </w:r>
+    </w:p>
+    <w:p>
+      <w:r>
+        <w:t>• Verifying discovery status and software versions during troubleshooting.</w:t>
+      </w:r>
+    </w:p>
+    <w:p>
+      <w:r>
+        <w:t>• Reviewing switch inventory at-a-glance across fabrics.</w:t>
+      </w:r>
+    </w:p>
+    <w:p>
+      <w:r>
+        <w:t>• Building or validating the Inventory widget/table in the MCP client UI.</w:t>
+      </w:r>
+    </w:p>
+    <w:p>
+      <w:pPr>
+        <w:pStyle w:val="Heading3"/>
+      </w:pPr>
+      <w:r>
+        <w:lastRenderedPageBreak/>
+        <w:t>Operator Scenarios</w:t>
+      </w:r>
+    </w:p>
+    <w:p>
+      <w:r>
+        <w:t xml:space="preserve">Purpose: Tier-2: Provide a dashboard-ready switch inventory table (IP, name, fabric, role, model, firmware, discovery status). Composite of inventory switch listing with optional enrichment (e.g., discovery interval/reason when </w:t>
+      </w:r>
+      <w:proofErr w:type="spellStart"/>
+      <w:r>
+        <w:t>include_device_details</w:t>
+      </w:r>
+      <w:proofErr w:type="spellEnd"/>
+      <w:r>
+        <w:t>=true).</w:t>
+      </w:r>
+    </w:p>
+    <w:p>
+      <w:pPr>
+        <w:pStyle w:val="Heading2"/>
+      </w:pPr>
+      <w:bookmarkStart w:id="20" w:name="_Toc222436358"/>
+      <w:proofErr w:type="spellStart"/>
+      <w:r>
+        <w:t>inventory_get_switches_widget_table</w:t>
+      </w:r>
+      <w:bookmarkEnd w:id="20"/>
+      <w:proofErr w:type="spellEnd"/>
+    </w:p>
+    <w:p>
+      <w:r>
+        <w:t xml:space="preserve">Service </w:t>
+      </w:r>
+      <w:proofErr w:type="spellStart"/>
+      <w:proofErr w:type="gramStart"/>
+      <w:r>
+        <w:t>Area:inventory</w:t>
+      </w:r>
+      <w:proofErr w:type="spellEnd"/>
+      <w:proofErr w:type="gramEnd"/>
+    </w:p>
+    <w:p>
+      <w:r>
+        <w:t xml:space="preserve">Purpose: Tier-2: retrieve list of switches provisioned in XCO with information such as IP Address, </w:t>
+      </w:r>
+      <w:proofErr w:type="spellStart"/>
+      <w:proofErr w:type="gramStart"/>
+      <w:r>
+        <w:t>software,name</w:t>
+      </w:r>
+      <w:proofErr w:type="spellEnd"/>
+      <w:proofErr w:type="gramEnd"/>
+      <w:r>
+        <w:t xml:space="preserve">, and other parameters </w:t>
+      </w:r>
+    </w:p>
+    <w:p>
+      <w:pPr>
+        <w:pStyle w:val="Heading3"/>
+      </w:pPr>
+      <w:r>
+        <w:t>Example Natural Language Prompts</w:t>
+      </w:r>
+    </w:p>
+    <w:p>
+      <w:r>
+        <w:t>• Show switch inventory</w:t>
+      </w:r>
+    </w:p>
+    <w:p>
+      <w:r>
+        <w:t>• Show all device</w:t>
+      </w:r>
+    </w:p>
+    <w:p>
+      <w:r>
+        <w:t>• List switch IP addresses</w:t>
+      </w:r>
+    </w:p>
+    <w:p>
+      <w:pPr>
+        <w:pStyle w:val="Heading2"/>
+      </w:pPr>
+      <w:bookmarkStart w:id="21" w:name="_Toc222436359"/>
+      <w:r>
+        <w:t>monitor_get_platform_quick_status</w:t>
+      </w:r>
+      <w:bookmarkEnd w:id="21"/>
+    </w:p>
+    <w:p>
+      <w:r>
+        <w:t>Service Area: monitor</w:t>
+      </w:r>
+    </w:p>
+    <w:p>
+      <w:r>
+        <w:t>Purpose: Tier-2: Single view platform status (EFA + services + health). Optionally fetch health detail for problematic resources. Set include_raw=true for Tier-1 evidence (large).</w:t>
+      </w:r>
+    </w:p>
+    <w:p>
+      <w:pPr>
+        <w:pStyle w:val="Heading3"/>
+      </w:pPr>
+      <w:r>
+        <w:t>Operator Scenarios</w:t>
+      </w:r>
+    </w:p>
+    <w:p>
+      <w:r>
+        <w:t>• Troubleshooting unexpected system behavior.</w:t>
+      </w:r>
+    </w:p>
+    <w:p>
+      <w:r>
+        <w:t>• Investigating health degradation or alarms.</w:t>
+      </w:r>
+    </w:p>
+    <w:p>
+      <w:r>
+        <w:t>• Reviewing recent changes or activity.</w:t>
+      </w:r>
+    </w:p>
+    <w:p>
+      <w:r>
+        <w:t>• Performing high-level operational assessments.</w:t>
+      </w:r>
+    </w:p>
+    <w:p>
+      <w:pPr>
+        <w:pStyle w:val="Heading3"/>
+      </w:pPr>
+      <w:r>
+        <w:t>Example Natural Language Prompts</w:t>
+      </w:r>
+    </w:p>
+    <w:p>
+      <w:r>
+        <w:t>• “Why is my environment unhealthy?”</w:t>
+      </w:r>
+    </w:p>
+    <w:p>
+      <w:r>
+        <w:t>• “Show me recent failures.”</w:t>
+      </w:r>
+    </w:p>
+    <w:p>
+      <w:r>
+        <w:t>• “What changed in the last few hours?”</w:t>
+      </w:r>
+    </w:p>
+    <w:p>
+      <w:r>
+        <w:t>• “Give me a summary view.”</w:t>
+      </w:r>
+    </w:p>
+    <w:p>
+      <w:r>
+        <w:t>• “Drill into the top issue.”</w:t>
+      </w:r>
+    </w:p>
+    <w:p>
+      <w:pPr>
+        <w:pStyle w:val="Heading2"/>
+      </w:pPr>
+      <w:bookmarkStart w:id="22" w:name="_Toc222436360"/>
+      <w:r>
+        <w:t>notification_get_last_failed_delivery_or_errors</w:t>
+      </w:r>
+      <w:bookmarkEnd w:id="22"/>
+    </w:p>
+    <w:p>
+      <w:r>
+        <w:t>Service Area: notification</w:t>
+      </w:r>
+    </w:p>
+    <w:p>
+      <w:r>
+        <w:lastRenderedPageBreak/>
+        <w:t>Purpose: Tier-2: Find the most recent FAILED notification execution (notification pipeline issues). Uses Tier-1 notification_get_executions. If backend returns no failures, can optionally fallback to status=all and detect non-success locally.</w:t>
+      </w:r>
+    </w:p>
+    <w:p>
+      <w:pPr>
+        <w:pStyle w:val="Heading3"/>
+      </w:pPr>
+      <w:r>
+        <w:t>Operator Scenarios</w:t>
+      </w:r>
+    </w:p>
+    <w:p>
+      <w:r>
+        <w:t>• Troubleshooting unexpected system behavior.</w:t>
+      </w:r>
+    </w:p>
+    <w:p>
+      <w:r>
+        <w:t>• Investigating health degradation or alarms.</w:t>
+      </w:r>
+    </w:p>
+    <w:p>
+      <w:r>
+        <w:t>• Reviewing recent changes or activity.</w:t>
+      </w:r>
+    </w:p>
+    <w:p>
+      <w:r>
+        <w:t>• Performing high-level operational assessments.</w:t>
+      </w:r>
+    </w:p>
+    <w:p>
+      <w:pPr>
+        <w:pStyle w:val="Heading3"/>
+      </w:pPr>
+      <w:r>
+        <w:t>Example Natural Language Prompts</w:t>
+      </w:r>
+    </w:p>
+    <w:p>
+      <w:r>
+        <w:t>• “Why is my environment unhealthy?”</w:t>
+      </w:r>
+    </w:p>
+    <w:p>
+      <w:r>
+        <w:t>• “Show me recent failures.”</w:t>
+      </w:r>
+    </w:p>
+    <w:p>
+      <w:r>
+        <w:t>• “What changed in the last few hours?”</w:t>
+      </w:r>
+    </w:p>
+    <w:p>
+      <w:r>
+        <w:t>• “Give me a summary view.”</w:t>
+      </w:r>
+    </w:p>
+    <w:p>
+      <w:r>
+        <w:t>• “Drill into the top issue.”</w:t>
+      </w:r>
+    </w:p>
+    <w:p>
+      <w:pPr>
+        <w:pStyle w:val="Heading2"/>
+      </w:pPr>
+      <w:bookmarkStart w:id="23" w:name="_Toc222436361"/>
+      <w:r>
+        <w:t>notification_get_recent_events_filtered</w:t>
+      </w:r>
+      <w:bookmarkEnd w:id="23"/>
+    </w:p>
+    <w:p>
+      <w:r>
+        <w:t>Service Area: notification</w:t>
+      </w:r>
+    </w:p>
+    <w:p>
+      <w:r>
+        <w:t>Purpose: Get recent execution-derived events across services and filter by severity/type/resource/query (Tier-2 composite).</w:t>
+      </w:r>
+    </w:p>
+    <w:p>
+      <w:pPr>
+        <w:pStyle w:val="Heading3"/>
+      </w:pPr>
+      <w:r>
+        <w:t>Operator Scenarios</w:t>
+      </w:r>
+    </w:p>
+    <w:p>
+      <w:r>
+        <w:t>• Troubleshooting unexpected system behavior.</w:t>
+      </w:r>
+    </w:p>
+    <w:p>
+      <w:r>
+        <w:t>• Investigating health degradation or alarms.</w:t>
+      </w:r>
+    </w:p>
+    <w:p>
+      <w:r>
+        <w:t>• Reviewing recent changes or activity.</w:t>
+      </w:r>
+    </w:p>
+    <w:p>
+      <w:r>
+        <w:t>• Performing high-level operational assessments.</w:t>
+      </w:r>
+    </w:p>
+    <w:p>
+      <w:pPr>
+        <w:pStyle w:val="Heading3"/>
+      </w:pPr>
+      <w:r>
+        <w:t>Example Natural Language Prompts</w:t>
+      </w:r>
+    </w:p>
+    <w:p>
+      <w:r>
+        <w:t>• “Why is my environment unhealthy?”</w:t>
+      </w:r>
+    </w:p>
+    <w:p>
+      <w:r>
+        <w:t>• “Show me recent failures.”</w:t>
+      </w:r>
+    </w:p>
+    <w:p>
+      <w:r>
+        <w:t>• “What changed in the last few hours?”</w:t>
+      </w:r>
+    </w:p>
+    <w:p>
+      <w:r>
+        <w:t>• “Give me a summary view.”</w:t>
+      </w:r>
+    </w:p>
+    <w:p>
+      <w:r>
+        <w:t>• “Drill into the top issue.”</w:t>
+      </w:r>
+    </w:p>
+    <w:p>
+      <w:pPr>
+        <w:pStyle w:val="Heading2"/>
+      </w:pPr>
+      <w:bookmarkStart w:id="24" w:name="_Toc222436362"/>
+      <w:r>
+        <w:lastRenderedPageBreak/>
+        <w:t>system_get_certificate_alarm_context</w:t>
+      </w:r>
+      <w:bookmarkEnd w:id="24"/>
+    </w:p>
+    <w:p>
+      <w:r>
+        <w:t>Service Area: system</w:t>
+      </w:r>
+    </w:p>
+    <w:p>
+      <w:r>
+        <w:t>Purpose: Any current alarms about certificate expiry and which cert is it? Composite of faultmanager alarms filtered to certificate/expiry + certificate expiry metadata (monitor + device).</w:t>
+      </w:r>
+    </w:p>
+    <w:p>
+      <w:pPr>
+        <w:pStyle w:val="Heading3"/>
+      </w:pPr>
+      <w:r>
+        <w:t>Operator Scenarios</w:t>
+      </w:r>
+    </w:p>
+    <w:p>
+      <w:r>
+        <w:t>• Troubleshooting unexpected system behavior.</w:t>
+      </w:r>
+    </w:p>
+    <w:p>
+      <w:r>
+        <w:t>• Investigating health degradation or alarms.</w:t>
+      </w:r>
+    </w:p>
+    <w:p>
+      <w:r>
+        <w:t>• Reviewing recent changes or activity.</w:t>
+      </w:r>
+    </w:p>
+    <w:p>
+      <w:r>
+        <w:t>• Performing high-level operational assessments.</w:t>
+      </w:r>
+    </w:p>
+    <w:p>
+      <w:pPr>
+        <w:pStyle w:val="Heading3"/>
+      </w:pPr>
+      <w:r>
+        <w:t>Example Natural Language Prompts</w:t>
+      </w:r>
+    </w:p>
+    <w:p>
+      <w:r>
+        <w:t>• “Why is my environment unhealthy?”</w:t>
+      </w:r>
+    </w:p>
+    <w:p>
+      <w:r>
+        <w:t>• “Show me recent failures.”</w:t>
+      </w:r>
+    </w:p>
+    <w:p>
+      <w:r>
+        <w:t>• “What changed in the last few hours?”</w:t>
+      </w:r>
+    </w:p>
+    <w:p>
+      <w:r>
+        <w:t>• “Give me a summary view.”</w:t>
+      </w:r>
+    </w:p>
+    <w:p>
+      <w:r>
+        <w:t>• “Drill into the top issue.”</w:t>
+      </w:r>
+    </w:p>
+    <w:p>
+      <w:pPr>
+        <w:pStyle w:val="Heading2"/>
+      </w:pPr>
+      <w:bookmarkStart w:id="25" w:name="_Toc222436363"/>
+      <w:r>
+        <w:t>system_get_certificates_expiring_soon</w:t>
+      </w:r>
+      <w:bookmarkEnd w:id="25"/>
+    </w:p>
+    <w:p>
+      <w:r>
+        <w:t>Service Area: system</w:t>
+      </w:r>
+    </w:p>
+    <w:p>
+      <w:r>
+        <w:t>Purpose: Show certificates expiring soon (bucketed 30/60/90 days, UI-style color/severity). Composite of monitor cert expiry + device cert expiry.</w:t>
+      </w:r>
+    </w:p>
+    <w:p>
+      <w:pPr>
+        <w:pStyle w:val="Heading3"/>
+      </w:pPr>
+      <w:r>
+        <w:t>Operator Scenarios</w:t>
+      </w:r>
+    </w:p>
+    <w:p>
+      <w:r>
+        <w:t>• Troubleshooting unexpected system behavior.</w:t>
+      </w:r>
+    </w:p>
+    <w:p>
+      <w:r>
+        <w:t>• Investigating health degradation or alarms.</w:t>
+      </w:r>
+    </w:p>
+    <w:p>
+      <w:r>
+        <w:t>• Reviewing recent changes or activity.</w:t>
+      </w:r>
+    </w:p>
+    <w:p>
+      <w:r>
+        <w:t>• Performing high-level operational assessments.</w:t>
+      </w:r>
+    </w:p>
+    <w:p>
+      <w:pPr>
+        <w:pStyle w:val="Heading3"/>
+      </w:pPr>
+      <w:r>
+        <w:t>Example Natural Language Prompts</w:t>
+      </w:r>
+    </w:p>
+    <w:p>
+      <w:r>
+        <w:t>• “Why is my environment unhealthy?”</w:t>
+      </w:r>
+    </w:p>
+    <w:p>
+      <w:r>
+        <w:t>• “Show me recent failures.”</w:t>
+      </w:r>
+    </w:p>
+    <w:p>
+      <w:r>
+        <w:t>• “What changed in the last few hours?”</w:t>
+      </w:r>
+    </w:p>
+    <w:p>
+      <w:r>
+        <w:lastRenderedPageBreak/>
+        <w:t>• “Give me a summary view.”</w:t>
+      </w:r>
+    </w:p>
+    <w:p>
+      <w:r>
+        <w:t>• “Drill into the top issue.”</w:t>
+      </w:r>
+    </w:p>
+    <w:p>
+      <w:pPr>
+        <w:pStyle w:val="Heading2"/>
+      </w:pPr>
+      <w:bookmarkStart w:id="26" w:name="_Toc222436364"/>
+      <w:r>
+        <w:t>system_get_execution</w:t>
+      </w:r>
+      <w:bookmarkEnd w:id="26"/>
+    </w:p>
+    <w:p>
+      <w:r>
+        <w:t>Service Area: system</w:t>
+      </w:r>
+    </w:p>
+    <w:p>
+      <w:r>
+        <w:t>Purpose: Get the detailed output of a request previously executed, based on a given request ID</w:t>
+      </w:r>
+    </w:p>
+    <w:p>
+      <w:pPr>
+        <w:pStyle w:val="Heading3"/>
+      </w:pPr>
+      <w:r>
+        <w:t>Operator Scenarios</w:t>
+      </w:r>
+    </w:p>
+    <w:p>
+      <w:r>
+        <w:t>• Troubleshooting unexpected system behavior.</w:t>
+      </w:r>
+    </w:p>
+    <w:p>
+      <w:r>
+        <w:t>• Investigating health degradation or alarms.</w:t>
+      </w:r>
+    </w:p>
+    <w:p>
+      <w:r>
+        <w:t>• Reviewing recent changes or activity.</w:t>
+      </w:r>
+    </w:p>
+    <w:p>
+      <w:r>
+        <w:t>• Performing high-level operational assessments.</w:t>
+      </w:r>
+    </w:p>
+    <w:p>
+      <w:pPr>
+        <w:pStyle w:val="Heading3"/>
+      </w:pPr>
+      <w:r>
+        <w:t>Example Natural Language Prompts</w:t>
+      </w:r>
+    </w:p>
+    <w:p>
+      <w:r>
+        <w:t>• “Why is my environment unhealthy?”</w:t>
+      </w:r>
+    </w:p>
+    <w:p>
+      <w:r>
+        <w:t>• “Show me recent failures.”</w:t>
+      </w:r>
+    </w:p>
+    <w:p>
+      <w:r>
+        <w:t>• “What changed in the last few hours?”</w:t>
+      </w:r>
+    </w:p>
+    <w:p>
+      <w:r>
+        <w:t>• “Give me a summary view.”</w:t>
+      </w:r>
+    </w:p>
+    <w:p>
+      <w:r>
+        <w:t>• “Drill into the top issue.”</w:t>
+      </w:r>
+    </w:p>
+    <w:p>
+      <w:pPr>
+        <w:pStyle w:val="Heading2"/>
+      </w:pPr>
+      <w:bookmarkStart w:id="27" w:name="_Toc222436365"/>
+      <w:r>
+        <w:t>system_get_executions</w:t>
+      </w:r>
+      <w:bookmarkEnd w:id="27"/>
+    </w:p>
+    <w:p>
+      <w:r>
+        <w:t>Service Area: system</w:t>
+      </w:r>
+    </w:p>
+    <w:p>
+      <w:r>
+        <w:t>Purpose: Get the list of all the requests previously executed</w:t>
+      </w:r>
+    </w:p>
+    <w:p>
+      <w:pPr>
+        <w:pStyle w:val="Heading3"/>
+      </w:pPr>
+      <w:r>
+        <w:t>Operator Scenarios</w:t>
+      </w:r>
+    </w:p>
+    <w:p>
+      <w:r>
+        <w:t>• Troubleshooting unexpected system behavior.</w:t>
+      </w:r>
+    </w:p>
+    <w:p>
+      <w:r>
+        <w:t>• Investigating health degradation or alarms.</w:t>
+      </w:r>
+    </w:p>
+    <w:p>
+      <w:r>
+        <w:t>• Reviewing recent changes or activity.</w:t>
+      </w:r>
+    </w:p>
+    <w:p>
+      <w:r>
+        <w:t>• Performing high-level operational assessments.</w:t>
+      </w:r>
+    </w:p>
+    <w:p>
+      <w:pPr>
+        <w:pStyle w:val="Heading3"/>
+      </w:pPr>
+      <w:r>
+        <w:t>Example Natural Language Prompts</w:t>
+      </w:r>
+    </w:p>
+    <w:p>
+      <w:r>
+        <w:t>• “Why is my environment unhealthy?”</w:t>
+      </w:r>
+    </w:p>
+    <w:p>
+      <w:r>
+        <w:t>• “Show me recent failures.”</w:t>
+      </w:r>
+    </w:p>
+    <w:p>
+      <w:r>
+        <w:t>• “What changed in the last few hours?”</w:t>
+      </w:r>
+    </w:p>
+    <w:p>
+      <w:r>
+        <w:lastRenderedPageBreak/>
+        <w:t>• “Give me a summary view.”</w:t>
+      </w:r>
+    </w:p>
+    <w:p>
+      <w:r>
+        <w:t>• “Drill into the top issue.”</w:t>
+      </w:r>
+    </w:p>
+    <w:p>
+      <w:pPr>
+        <w:pStyle w:val="Heading2"/>
+      </w:pPr>
+      <w:bookmarkStart w:id="28" w:name="_Toc222436366"/>
+      <w:r>
+        <w:t>system_get_ha_and_node_health_summary</w:t>
+      </w:r>
+      <w:bookmarkEnd w:id="28"/>
+    </w:p>
+    <w:p>
+      <w:r>
+        <w:t>Service Area: system</w:t>
+      </w:r>
+    </w:p>
+    <w:p>
+      <w:r>
+        <w:t>Purpose: Tier-2: Summarize HA redundancy + node health + storage signals, and correlate with HealthManager resources. Uses only existing Tier-1 tools: system_get_health_status, monitor_get_keep_alived_info, monitor_get_gluster_fs_info, monitor_get_k3s_nodes, monitor_get_health (+ optional inventory/detail).</w:t>
+      </w:r>
+    </w:p>
+    <w:p>
+      <w:pPr>
+        <w:pStyle w:val="Heading3"/>
+      </w:pPr>
+      <w:r>
+        <w:t>Operator Scenarios</w:t>
+      </w:r>
+    </w:p>
+    <w:p>
+      <w:r>
+        <w:t>• Troubleshooting unexpected system behavior.</w:t>
+      </w:r>
+    </w:p>
+    <w:p>
+      <w:r>
+        <w:t>• Investigating health degradation or alarms.</w:t>
+      </w:r>
+    </w:p>
+    <w:p>
+      <w:r>
+        <w:t>• Reviewing recent changes or activity.</w:t>
+      </w:r>
+    </w:p>
+    <w:p>
+      <w:r>
+        <w:t>• Performing high-level operational assessments.</w:t>
+      </w:r>
+    </w:p>
+    <w:p>
+      <w:pPr>
+        <w:pStyle w:val="Heading3"/>
+      </w:pPr>
+      <w:r>
+        <w:t>Example Natural Language Prompts</w:t>
+      </w:r>
+    </w:p>
+    <w:p>
+      <w:r>
+        <w:t>• “Why is my environment unhealthy?”</w:t>
+      </w:r>
+    </w:p>
+    <w:p>
+      <w:r>
+        <w:t>• “Show me recent failures.”</w:t>
+      </w:r>
+    </w:p>
+    <w:p>
+      <w:r>
+        <w:t>• “What changed in the last few hours?”</w:t>
+      </w:r>
+    </w:p>
+    <w:p>
+      <w:r>
+        <w:t>• “Give me a summary view.”</w:t>
+      </w:r>
+    </w:p>
+    <w:p>
+      <w:r>
+        <w:t>• “Drill into the top issue.”</w:t>
+      </w:r>
+    </w:p>
+    <w:p>
+      <w:pPr>
+        <w:pStyle w:val="Heading2"/>
+      </w:pPr>
+      <w:bookmarkStart w:id="29" w:name="_Toc222436367"/>
+      <w:r>
+        <w:t>system_get_last_execution_diagnostic</w:t>
+      </w:r>
+      <w:bookmarkEnd w:id="29"/>
+    </w:p>
+    <w:p>
+      <w:r>
+        <w:t>Service Area: system</w:t>
+      </w:r>
+    </w:p>
+    <w:p>
+      <w:r>
+        <w:t>Purpose: Show the most recent failed system execution and why it failed</w:t>
       </w:r>
     </w:p>
     <w:p>
@@ -3752,20 +6708,20 @@
       <w:pPr>
         <w:pStyle w:val="Heading2"/>
       </w:pPr>
-      <w:bookmarkStart w:id="7" w:name="_Toc222221778"/>
-      <w:r>
-        <w:t>fabric_get_fabric_health_summary</w:t>
-      </w:r>
-      <w:bookmarkEnd w:id="7"/>
-    </w:p>
-    <w:p>
-      <w:r>
-        <w:t>Service Area: fabric</w:t>
-      </w:r>
-    </w:p>
-    <w:p>
-      <w:r>
-        <w:t>Purpose: Tier-2: fabric health summary (global + per-fabric). Combines fabrics-health, fabric-health, service health, and optional errors into an actionable summary with next steps.</w:t>
+      <w:bookmarkStart w:id="30" w:name="_Toc222436368"/>
+      <w:r>
+        <w:t>system_get_running_config</w:t>
+      </w:r>
+      <w:bookmarkEnd w:id="30"/>
+    </w:p>
+    <w:p>
+      <w:r>
+        <w:t>Service Area: system</w:t>
+      </w:r>
+    </w:p>
+    <w:p>
+      <w:r>
+        <w:t>Purpose: Get running configuration CLI commands</w:t>
       </w:r>
     </w:p>
     <w:p>
@@ -3833,20 +6789,20 @@
       <w:pPr>
         <w:pStyle w:val="Heading2"/>
       </w:pPr>
-      <w:bookmarkStart w:id="8" w:name="_Toc222221779"/>
-      <w:r>
-        <w:t>fabric_get_fabric_health_timeline</w:t>
-      </w:r>
-      <w:bookmarkEnd w:id="8"/>
-    </w:p>
-    <w:p>
-      <w:r>
-        <w:t>Service Area: fabric</w:t>
-      </w:r>
-    </w:p>
-    <w:p>
-      <w:r>
-        <w:t>Purpose: Tier-2: fabric health timeline (per-fabric). Builds a chronological view by combining current fabric health, event history, and execution history. Correlation between eventhistories.execution_uuid and executions is BEST-EFFORT (IDs may not match); when exact join is not possible, the tool falls back to heuristics (time proximity + command/fabric-name hints). Returns an actionable grouped timeline with next steps.</w:t>
+      <w:bookmarkStart w:id="31" w:name="_Toc222436369"/>
+      <w:r>
+        <w:t>tenant_get_bgp_peer</w:t>
+      </w:r>
+      <w:bookmarkEnd w:id="31"/>
+    </w:p>
+    <w:p>
+      <w:r>
+        <w:t>Service Area: tenant</w:t>
+      </w:r>
+    </w:p>
+    <w:p>
+      <w:r>
+        <w:t>Purpose: Get BGP peer configuration for a tenant</w:t>
       </w:r>
     </w:p>
     <w:p>
@@ -3869,7 +6825,88 @@
     </w:p>
     <w:p>
       <w:r>
+        <w:t>• Reviewing recent changes or activity.</w:t>
+      </w:r>
+    </w:p>
+    <w:p>
+      <w:r>
+        <w:t>• Performing high-level operational assessments.</w:t>
+      </w:r>
+    </w:p>
+    <w:p>
+      <w:pPr>
+        <w:pStyle w:val="Heading3"/>
+      </w:pPr>
+      <w:r>
+        <w:t>Example Natural Language Prompts</w:t>
+      </w:r>
+    </w:p>
+    <w:p>
+      <w:r>
+        <w:t>• “Why is my environment unhealthy?”</w:t>
+      </w:r>
+    </w:p>
+    <w:p>
+      <w:r>
         <w:lastRenderedPageBreak/>
+        <w:t>• “Show me recent failures.”</w:t>
+      </w:r>
+    </w:p>
+    <w:p>
+      <w:r>
+        <w:t>• “What changed in the last few hours?”</w:t>
+      </w:r>
+    </w:p>
+    <w:p>
+      <w:r>
+        <w:t>• “Give me a summary view.”</w:t>
+      </w:r>
+    </w:p>
+    <w:p>
+      <w:r>
+        <w:t>• “Drill into the top issue.”</w:t>
+      </w:r>
+    </w:p>
+    <w:p>
+      <w:pPr>
+        <w:pStyle w:val="Heading2"/>
+      </w:pPr>
+      <w:bookmarkStart w:id="32" w:name="_Toc222436370"/>
+      <w:r>
+        <w:t>tenant_get_bgp_peer_operational</w:t>
+      </w:r>
+      <w:bookmarkEnd w:id="32"/>
+    </w:p>
+    <w:p>
+      <w:r>
+        <w:t>Service Area: tenant</w:t>
+      </w:r>
+    </w:p>
+    <w:p>
+      <w:r>
+        <w:t>Purpose: Get operational state of BGP peers for a tenant</w:t>
+      </w:r>
+    </w:p>
+    <w:p>
+      <w:pPr>
+        <w:pStyle w:val="Heading3"/>
+      </w:pPr>
+      <w:r>
+        <w:t>Operator Scenarios</w:t>
+      </w:r>
+    </w:p>
+    <w:p>
+      <w:r>
+        <w:t>• Troubleshooting unexpected system behavior.</w:t>
+      </w:r>
+    </w:p>
+    <w:p>
+      <w:r>
+        <w:t>• Investigating health degradation or alarms.</w:t>
+      </w:r>
+    </w:p>
+    <w:p>
+      <w:r>
         <w:t>• Reviewing recent changes or activity.</w:t>
       </w:r>
     </w:p>
@@ -3915,20 +6952,20 @@
       <w:pPr>
         <w:pStyle w:val="Heading2"/>
       </w:pPr>
-      <w:bookmarkStart w:id="9" w:name="_Toc222221780"/>
-      <w:r>
-        <w:t>fabric_get_fabric_overview</w:t>
-      </w:r>
-      <w:bookmarkEnd w:id="9"/>
-    </w:p>
-    <w:p>
-      <w:r>
-        <w:t>Service Area: fabric</w:t>
-      </w:r>
-    </w:p>
-    <w:p>
-      <w:r>
-        <w:t>Purpose: Tier-2: Compact fabric overview (headline + optional errors/devices summary). Set include_raw=true to include raw Tier-1 payloads (large).</w:t>
+      <w:bookmarkStart w:id="33" w:name="_Toc222436371"/>
+      <w:r>
+        <w:t>tenant_get_bgp_peers</w:t>
+      </w:r>
+      <w:bookmarkEnd w:id="33"/>
+    </w:p>
+    <w:p>
+      <w:r>
+        <w:t>Service Area: tenant</w:t>
+      </w:r>
+    </w:p>
+    <w:p>
+      <w:r>
+        <w:t>Purpose: Get list of BGP peer configurations for a tenant</w:t>
       </w:r>
     </w:p>
     <w:p>
@@ -3974,6 +7011,7 @@
     </w:p>
     <w:p>
       <w:r>
+        <w:lastRenderedPageBreak/>
         <w:t>• “Show me recent failures.”</w:t>
       </w:r>
     </w:p>
@@ -3996,20 +7034,20 @@
       <w:pPr>
         <w:pStyle w:val="Heading2"/>
       </w:pPr>
-      <w:bookmarkStart w:id="10" w:name="_Toc222221781"/>
-      <w:r>
-        <w:t>fabric_get_fabric_validation_report</w:t>
-      </w:r>
-      <w:bookmarkEnd w:id="10"/>
-    </w:p>
-    <w:p>
-      <w:r>
-        <w:t>Service Area: fabric</w:t>
-      </w:r>
-    </w:p>
-    <w:p>
-      <w:r>
-        <w:t>Purpose: Tier-2: Pre-change readiness / audit report for a fabric. Correlates health, errors, locks, and validation endpoints into a PASS/WARN/FAIL verdict with next actions.</w:t>
+      <w:bookmarkStart w:id="34" w:name="_Toc222436372"/>
+      <w:r>
+        <w:t>tenant_get_mirror_sessions</w:t>
+      </w:r>
+      <w:bookmarkEnd w:id="34"/>
+    </w:p>
+    <w:p>
+      <w:r>
+        <w:t>Service Area: tenant</w:t>
+      </w:r>
+    </w:p>
+    <w:p>
+      <w:r>
+        <w:t>Purpose: Get mirror service sessions for a tenant</w:t>
       </w:r>
     </w:p>
     <w:p>
@@ -4027,7 +7065,169 @@
     </w:p>
     <w:p>
       <w:r>
+        <w:t>• Investigating health degradation or alarms.</w:t>
+      </w:r>
+    </w:p>
+    <w:p>
+      <w:r>
+        <w:t>• Reviewing recent changes or activity.</w:t>
+      </w:r>
+    </w:p>
+    <w:p>
+      <w:r>
+        <w:t>• Performing high-level operational assessments.</w:t>
+      </w:r>
+    </w:p>
+    <w:p>
+      <w:pPr>
+        <w:pStyle w:val="Heading3"/>
+      </w:pPr>
+      <w:r>
+        <w:t>Example Natural Language Prompts</w:t>
+      </w:r>
+    </w:p>
+    <w:p>
+      <w:r>
+        <w:t>• “Why is my environment unhealthy?”</w:t>
+      </w:r>
+    </w:p>
+    <w:p>
+      <w:r>
+        <w:t>• “Show me recent failures.”</w:t>
+      </w:r>
+    </w:p>
+    <w:p>
+      <w:r>
+        <w:t>• “What changed in the last few hours?”</w:t>
+      </w:r>
+    </w:p>
+    <w:p>
+      <w:r>
+        <w:t>• “Give me a summary view.”</w:t>
+      </w:r>
+    </w:p>
+    <w:p>
+      <w:r>
+        <w:t>• “Drill into the top issue.”</w:t>
+      </w:r>
+    </w:p>
+    <w:p>
+      <w:pPr>
+        <w:pStyle w:val="Heading2"/>
+      </w:pPr>
+      <w:bookmarkStart w:id="35" w:name="_Toc222436373"/>
+      <w:r>
+        <w:t>tenant_get_portchannel</w:t>
+      </w:r>
+      <w:bookmarkEnd w:id="35"/>
+    </w:p>
+    <w:p>
+      <w:r>
+        <w:t>Service Area: tenant</w:t>
+      </w:r>
+    </w:p>
+    <w:p>
+      <w:r>
+        <w:t>Purpose: Get detailed Portchannel configuration for a tenant</w:t>
+      </w:r>
+    </w:p>
+    <w:p>
+      <w:pPr>
+        <w:pStyle w:val="Heading3"/>
+      </w:pPr>
+      <w:r>
+        <w:t>Operator Scenarios</w:t>
+      </w:r>
+    </w:p>
+    <w:p>
+      <w:r>
+        <w:t>• Troubleshooting unexpected system behavior.</w:t>
+      </w:r>
+    </w:p>
+    <w:p>
+      <w:r>
+        <w:t>• Investigating health degradation or alarms.</w:t>
+      </w:r>
+    </w:p>
+    <w:p>
+      <w:r>
+        <w:t>• Reviewing recent changes or activity.</w:t>
+      </w:r>
+    </w:p>
+    <w:p>
+      <w:r>
+        <w:t>• Performing high-level operational assessments.</w:t>
+      </w:r>
+    </w:p>
+    <w:p>
+      <w:pPr>
+        <w:pStyle w:val="Heading3"/>
+      </w:pPr>
+      <w:r>
+        <w:t>Example Natural Language Prompts</w:t>
+      </w:r>
+    </w:p>
+    <w:p>
+      <w:r>
+        <w:t>• “Why is my environment unhealthy?”</w:t>
+      </w:r>
+    </w:p>
+    <w:p>
+      <w:r>
         <w:lastRenderedPageBreak/>
+        <w:t>• “Show me recent failures.”</w:t>
+      </w:r>
+    </w:p>
+    <w:p>
+      <w:r>
+        <w:t>• “What changed in the last few hours?”</w:t>
+      </w:r>
+    </w:p>
+    <w:p>
+      <w:r>
+        <w:t>• “Give me a summary view.”</w:t>
+      </w:r>
+    </w:p>
+    <w:p>
+      <w:r>
+        <w:t>• “Drill into the top issue.”</w:t>
+      </w:r>
+    </w:p>
+    <w:p>
+      <w:pPr>
+        <w:pStyle w:val="Heading2"/>
+      </w:pPr>
+      <w:bookmarkStart w:id="36" w:name="_Toc222436374"/>
+      <w:r>
+        <w:t>tenant_get_service_epg_alarm_summary</w:t>
+      </w:r>
+      <w:bookmarkEnd w:id="36"/>
+    </w:p>
+    <w:p>
+      <w:r>
+        <w:t>Service Area: tenant</w:t>
+      </w:r>
+    </w:p>
+    <w:p>
+      <w:r>
+        <w:t>Purpose: Tier-2: Show tenant-scoped Service/EPG alarms/alerts with filters (severity/type/state) using faultmanager history + tenant EPG scoping.</w:t>
+      </w:r>
+    </w:p>
+    <w:p>
+      <w:pPr>
+        <w:pStyle w:val="Heading3"/>
+      </w:pPr>
+      <w:r>
+        <w:t>Operator Scenarios</w:t>
+      </w:r>
+    </w:p>
+    <w:p>
+      <w:r>
+        <w:t>• Troubleshooting unexpected system behavior.</w:t>
+      </w:r>
+    </w:p>
+    <w:p>
+      <w:r>
         <w:t>• Investigating health degradation or alarms.</w:t>
       </w:r>
     </w:p>
@@ -4078,349 +7278,20 @@
       <w:pPr>
         <w:pStyle w:val="Heading2"/>
       </w:pPr>
-      <w:bookmarkStart w:id="11" w:name="_Toc222221782"/>
-      <w:r>
-        <w:t>fabric_get_running_config</w:t>
-      </w:r>
-      <w:bookmarkEnd w:id="11"/>
-    </w:p>
-    <w:p>
-      <w:r>
-        <w:t>Service Area: fabric</w:t>
-      </w:r>
-    </w:p>
-    <w:p>
-      <w:r>
-        <w:t>Purpose: Get the running configuration CLI commands for the fabric</w:t>
-      </w:r>
-    </w:p>
-    <w:p>
-      <w:pPr>
-        <w:pStyle w:val="Heading3"/>
-      </w:pPr>
-      <w:r>
-        <w:t>Operator Scenarios</w:t>
-      </w:r>
-    </w:p>
-    <w:p>
-      <w:r>
-        <w:t>• Troubleshooting unexpected system behavior.</w:t>
-      </w:r>
-    </w:p>
-    <w:p>
-      <w:r>
-        <w:t>• Investigating health degradation or alarms.</w:t>
-      </w:r>
-    </w:p>
-    <w:p>
-      <w:r>
-        <w:t>• Reviewing recent changes or activity.</w:t>
-      </w:r>
-    </w:p>
-    <w:p>
-      <w:r>
-        <w:t>• Performing high-level operational assessments.</w:t>
-      </w:r>
-    </w:p>
-    <w:p>
-      <w:pPr>
-        <w:pStyle w:val="Heading3"/>
-      </w:pPr>
-      <w:r>
-        <w:t>Example Natural Language Prompts</w:t>
-      </w:r>
-    </w:p>
-    <w:p>
-      <w:r>
-        <w:t>• “Why is my environment unhealthy?”</w:t>
-      </w:r>
-    </w:p>
-    <w:p>
-      <w:r>
-        <w:t>• “Show me recent failures.”</w:t>
-      </w:r>
-    </w:p>
-    <w:p>
-      <w:r>
-        <w:t>• “What changed in the last few hours?”</w:t>
-      </w:r>
-    </w:p>
-    <w:p>
-      <w:r>
-        <w:t>• “Give me a summary view.”</w:t>
-      </w:r>
-    </w:p>
-    <w:p>
-      <w:r>
-        <w:t>• “Drill into the top issue.”</w:t>
-      </w:r>
-    </w:p>
-    <w:p>
-      <w:pPr>
-        <w:pStyle w:val="Heading2"/>
-      </w:pPr>
-      <w:bookmarkStart w:id="12" w:name="_Toc222221783"/>
-      <w:r>
-        <w:t>fault_get_active_alarms_top</w:t>
-      </w:r>
-      <w:bookmarkEnd w:id="12"/>
-    </w:p>
-    <w:p>
-      <w:r>
-        <w:t>Service Area: faultmanager</w:t>
-      </w:r>
-    </w:p>
-    <w:p>
-      <w:r>
-        <w:t xml:space="preserve">Purpose: Tier-2 (read-only, v1): Show top ACTIVE alarms by severity and the resources they attach to. Composite uses ONLY existing tier-1 tools: faultmanager_get_alarm_history (active/unacked/uncleared/closed filters) and optionally </w:t>
-      </w:r>
-      <w:r>
-        <w:lastRenderedPageBreak/>
-        <w:t>faultmanager_get_alarm_inventory (detail enrichment). Output includes totals, by_severity counts, and top alarm groups with top impacted resources and sample instances.</w:t>
-      </w:r>
-    </w:p>
-    <w:p>
-      <w:pPr>
-        <w:pStyle w:val="Heading3"/>
-      </w:pPr>
-      <w:r>
-        <w:t>Operator Scenarios</w:t>
-      </w:r>
-    </w:p>
-    <w:p>
-      <w:r>
-        <w:t>• Troubleshooting unexpected system behavior.</w:t>
-      </w:r>
-    </w:p>
-    <w:p>
-      <w:r>
-        <w:t>• Investigating health degradation or alarms.</w:t>
-      </w:r>
-    </w:p>
-    <w:p>
-      <w:r>
-        <w:t>• Reviewing recent changes or activity.</w:t>
-      </w:r>
-    </w:p>
-    <w:p>
-      <w:r>
-        <w:t>• Performing high-level operational assessments.</w:t>
-      </w:r>
-    </w:p>
-    <w:p>
-      <w:pPr>
-        <w:pStyle w:val="Heading3"/>
-      </w:pPr>
-      <w:r>
-        <w:t>Example Natural Language Prompts</w:t>
-      </w:r>
-    </w:p>
-    <w:p>
-      <w:r>
-        <w:t>• “Why is my environment unhealthy?”</w:t>
-      </w:r>
-    </w:p>
-    <w:p>
-      <w:r>
-        <w:t>• “Show me recent failures.”</w:t>
-      </w:r>
-    </w:p>
-    <w:p>
-      <w:r>
-        <w:t>• “What changed in the last few hours?”</w:t>
-      </w:r>
-    </w:p>
-    <w:p>
-      <w:r>
-        <w:t>• “Give me a summary view.”</w:t>
-      </w:r>
-    </w:p>
-    <w:p>
-      <w:r>
-        <w:t>• “Drill into the top issue.”</w:t>
-      </w:r>
-    </w:p>
-    <w:p>
-      <w:pPr>
-        <w:pStyle w:val="Heading2"/>
-      </w:pPr>
-      <w:bookmarkStart w:id="13" w:name="_Toc222221784"/>
-      <w:r>
-        <w:t>fault_get_alarm_details_with_context</w:t>
-      </w:r>
-      <w:bookmarkEnd w:id="13"/>
-    </w:p>
-    <w:p>
-      <w:r>
-        <w:t>Service Area: faultmanager</w:t>
-      </w:r>
-    </w:p>
-    <w:p>
-      <w:r>
-        <w:t>Purpose: Tier-2 (read-only): Explain an alarm (what it is, what it impacts, and related recent context). Composite uses ONLY existing tier-1 tools: faultmanager_get_alarm_history (instances + resource/severity), faultmanager_get_alarm_inventory(detail=true) (catalog explanation), faultmanager_get_alert_history (recent related alerts by resource + time window), monitor_get_health_detail(resource) (resource health), and optionally tenant_get_event_history_list(device_ip) when device_ip can be derived from resource.</w:t>
-      </w:r>
-    </w:p>
-    <w:p>
-      <w:pPr>
-        <w:pStyle w:val="Heading3"/>
-      </w:pPr>
-      <w:r>
-        <w:t>Operator Scenarios</w:t>
-      </w:r>
-    </w:p>
-    <w:p>
-      <w:r>
-        <w:t>• Troubleshooting unexpected system behavior.</w:t>
-      </w:r>
-    </w:p>
-    <w:p>
-      <w:r>
-        <w:t>• Investigating health degradation or alarms.</w:t>
-      </w:r>
-    </w:p>
-    <w:p>
-      <w:r>
-        <w:t>• Reviewing recent changes or activity.</w:t>
-      </w:r>
-    </w:p>
-    <w:p>
-      <w:r>
-        <w:t>• Performing high-level operational assessments.</w:t>
-      </w:r>
-    </w:p>
-    <w:p>
-      <w:pPr>
-        <w:pStyle w:val="Heading3"/>
-      </w:pPr>
-      <w:r>
-        <w:t>Example Natural Language Prompts</w:t>
-      </w:r>
-    </w:p>
-    <w:p>
-      <w:r>
-        <w:t>• “Why is my environment unhealthy?”</w:t>
-      </w:r>
-    </w:p>
-    <w:p>
-      <w:r>
-        <w:t>• “Show me recent failures.”</w:t>
-      </w:r>
-    </w:p>
-    <w:p>
-      <w:r>
-        <w:t>• “What changed in the last few hours?”</w:t>
-      </w:r>
-    </w:p>
-    <w:p>
-      <w:r>
-        <w:lastRenderedPageBreak/>
-        <w:t>• “Give me a summary view.”</w:t>
-      </w:r>
-    </w:p>
-    <w:p>
-      <w:r>
-        <w:t>• “Drill into the top issue.”</w:t>
-      </w:r>
-    </w:p>
-    <w:p>
-      <w:pPr>
-        <w:pStyle w:val="Heading2"/>
-      </w:pPr>
-      <w:bookmarkStart w:id="14" w:name="_Toc222221785"/>
-      <w:r>
-        <w:t>fault_get_fabric_health_related_alerts</w:t>
-      </w:r>
-      <w:bookmarkEnd w:id="14"/>
-    </w:p>
-    <w:p>
-      <w:r>
-        <w:t>Service Area: faultmanager</w:t>
-      </w:r>
-    </w:p>
-    <w:p>
-      <w:r>
-        <w:t>Purpose: Tier-2 (read-only): Find alerts that indicate fabric health restored/degraded recently. Composite uses ONLY existing tier-1 tools: faultmanager_get_alert_history (filter by fabric resource + time window), fabric_get_fabrics (validate fabric_name + suggestions). Produces summary counts + curated alert list + signal classification (restored/degraded/other).</w:t>
-      </w:r>
-    </w:p>
-    <w:p>
-      <w:pPr>
-        <w:pStyle w:val="Heading3"/>
-      </w:pPr>
-      <w:r>
-        <w:t>Operator Scenarios</w:t>
-      </w:r>
-    </w:p>
-    <w:p>
-      <w:r>
-        <w:t>• Troubleshooting unexpected system behavior.</w:t>
-      </w:r>
-    </w:p>
-    <w:p>
-      <w:r>
-        <w:t>• Investigating health degradation or alarms.</w:t>
-      </w:r>
-    </w:p>
-    <w:p>
-      <w:r>
-        <w:t>• Reviewing recent changes or activity.</w:t>
-      </w:r>
-    </w:p>
-    <w:p>
-      <w:r>
-        <w:t>• Performing high-level operational assessments.</w:t>
-      </w:r>
-    </w:p>
-    <w:p>
-      <w:pPr>
-        <w:pStyle w:val="Heading3"/>
-      </w:pPr>
-      <w:r>
-        <w:t>Example Natural Language Prompts</w:t>
-      </w:r>
-    </w:p>
-    <w:p>
-      <w:r>
-        <w:t>• “Why is my environment unhealthy?”</w:t>
-      </w:r>
-    </w:p>
-    <w:p>
-      <w:r>
-        <w:t>• “Show me recent failures.”</w:t>
-      </w:r>
-    </w:p>
-    <w:p>
-      <w:r>
-        <w:t>• “What changed in the last few hours?”</w:t>
-      </w:r>
-    </w:p>
-    <w:p>
-      <w:r>
-        <w:t>• “Give me a summary view.”</w:t>
-      </w:r>
-    </w:p>
-    <w:p>
-      <w:r>
-        <w:t>• “Drill into the top issue.”</w:t>
-      </w:r>
-    </w:p>
-    <w:p>
-      <w:pPr>
-        <w:pStyle w:val="Heading2"/>
-      </w:pPr>
-      <w:bookmarkStart w:id="15" w:name="_Toc222221786"/>
-      <w:r>
-        <w:t>inventory_get_device_health_rollup</w:t>
-      </w:r>
-      <w:bookmarkEnd w:id="15"/>
-    </w:p>
-    <w:p>
-      <w:r>
-        <w:t>Service Area: inventory</w:t>
-      </w:r>
-    </w:p>
-    <w:p>
-      <w:r>
-        <w:t>Purpose: Tier-2: Roll up device health to explain which devices are driving fabric health (e.g., Red). Composite of monitor_get_health_inventory + fabric_get_fabrics_health + fabric_get_fabrics + inventory_getswitches.</w:t>
+      <w:bookmarkStart w:id="37" w:name="_Toc222436375"/>
+      <w:r>
+        <w:t>tenant_get_service_epg_event_logs</w:t>
+      </w:r>
+      <w:bookmarkEnd w:id="37"/>
+    </w:p>
+    <w:p>
+      <w:r>
+        <w:t>Service Area: tenant</w:t>
+      </w:r>
+    </w:p>
+    <w:p>
+      <w:r>
+        <w:t>Purpose: Event logs for a tenant/service scope (filters: date range, severity, fuzzy query). Tier-2 composite over tenant executions + event histories.</w:t>
       </w:r>
     </w:p>
     <w:p>
@@ -4489,20 +7360,20 @@
       <w:pPr>
         <w:pStyle w:val="Heading2"/>
       </w:pPr>
-      <w:bookmarkStart w:id="16" w:name="_Toc222221787"/>
-      <w:r>
-        <w:t>inventory_get_device_inventory_export</w:t>
-      </w:r>
-      <w:bookmarkEnd w:id="16"/>
-    </w:p>
-    <w:p>
-      <w:r>
-        <w:t>Service Area: inventory</w:t>
-      </w:r>
-    </w:p>
-    <w:p>
-      <w:r>
-        <w:t>Purpose: This API will export the device inventory information as a binary Excel file</w:t>
+      <w:bookmarkStart w:id="38" w:name="_Toc222436376"/>
+      <w:r>
+        <w:t>tenant_get_service_epg_health_summary</w:t>
+      </w:r>
+      <w:bookmarkEnd w:id="38"/>
+    </w:p>
+    <w:p>
+      <w:r>
+        <w:t>Service Area: tenant</w:t>
+      </w:r>
+    </w:p>
+    <w:p>
+      <w:r>
+        <w:t>Purpose: Tier-2: Real-time, table-friendly health summary for a tenant's VRFs + Endpoint Groups (EPGs), enriched via per-object error endpoints and optional recent execution signals.</w:t>
       </w:r>
     </w:p>
     <w:p>
@@ -4570,20 +7441,24 @@
       <w:pPr>
         <w:pStyle w:val="Heading2"/>
       </w:pPr>
-      <w:bookmarkStart w:id="17" w:name="_Toc222221788"/>
-      <w:r>
-        <w:t>inventory_get_fabric_switches_summary</w:t>
-      </w:r>
-      <w:bookmarkEnd w:id="17"/>
-    </w:p>
-    <w:p>
-      <w:r>
-        <w:t>Service Area: inventory</w:t>
-      </w:r>
-    </w:p>
-    <w:p>
-      <w:r>
-        <w:t>Purpose: Tier-2: Summarize switches that belong to a specific fabric. Composite tool: validates fabric exists (fabric_get_fabrics), fetches switches from Inventory (inventory_getswitches) using fabric-id, and optionally enriches a limited number of switches with per-device inventory summary (inventory_switch_inventory_summary_info). Returns breakdowns (role/model/status) + compact switch list + next actions.</w:t>
+      <w:bookmarkStart w:id="39" w:name="_Toc222436377"/>
+      <w:r>
+        <w:t>tenant_get_service_epg_historical_report_stub</w:t>
+      </w:r>
+      <w:bookmarkEnd w:id="39"/>
+    </w:p>
+    <w:p>
+      <w:r>
+        <w:t>Service Area: tenant</w:t>
+      </w:r>
+    </w:p>
+    <w:p>
+      <w:r>
+        <w:t xml:space="preserve">Purpose: Tier-2 (read-only, v1): Generate a simple historical health/alarm summary for a tenant's Service/EPG scope for the last 7/30 days. Use-cases: (1) Weekly tenant health pulse (7d) summary + top impacted resources. (2) Monthly ops snapshot (30d) with severity breakdown. (3) Escalation focus: only Major+/Critical+ using severity_min. (4) Keyword hunt across history using query (e.g., bgp/vxlan/certificate). (5) Tenant discovery: if tenant_name is wrong, returns suggested_tenants + next_actions. (6) Debug/evidence mode: include_raw=true captures tier-1 responses. Composite uses ONLY existing tier-1 </w:t>
+      </w:r>
+      <w:r>
+        <w:lastRenderedPageBreak/>
+        <w:t>tools: tenant_get_tenant (+tenant_get_tenants for suggestions), tenant_get_endpoint_groups, tenant_get_vrfs, faultmanager_get_alert_history (time-bounded), faultmanager_get_alarm_history (best-effort, time-bounded locally).</w:t>
       </w:r>
     </w:p>
     <w:p>
@@ -4606,7 +7481,6 @@
     </w:p>
     <w:p>
       <w:r>
-        <w:lastRenderedPageBreak/>
         <w:t>• Reviewing recent changes or activity.</w:t>
       </w:r>
     </w:p>
@@ -4650,1858 +7524,9 @@
     </w:p>
     <w:p>
       <w:pPr>
-        <w:pStyle w:val="Heading2"/>
-      </w:pPr>
-      <w:bookmarkStart w:id="18" w:name="_Toc222221789"/>
-      <w:r>
-        <w:t>inventory_get_software_version_mismatch</w:t>
-      </w:r>
-      <w:bookmarkEnd w:id="18"/>
-    </w:p>
-    <w:p>
-      <w:r>
-        <w:t>Service Area: inventory</w:t>
-      </w:r>
-    </w:p>
-    <w:p>
-      <w:r>
-        <w:t>Purpose: Tier-2: Scan switches per fabric and detect firmware/software version mismatches grouped by fabric/role/model/global. Uses fabric_get_fabrics + inventory_getswitches.</w:t>
-      </w:r>
-    </w:p>
-    <w:p>
-      <w:pPr>
-        <w:pStyle w:val="Heading3"/>
-      </w:pPr>
-      <w:r>
-        <w:t>Operator Scenarios</w:t>
-      </w:r>
-    </w:p>
-    <w:p>
-      <w:r>
-        <w:t>• Troubleshooting unexpected system behavior.</w:t>
-      </w:r>
-    </w:p>
-    <w:p>
-      <w:r>
-        <w:t>• Investigating health degradation or alarms.</w:t>
-      </w:r>
-    </w:p>
-    <w:p>
-      <w:r>
-        <w:t>• Reviewing recent changes or activity.</w:t>
-      </w:r>
-    </w:p>
-    <w:p>
-      <w:r>
-        <w:t>• Performing high-level operational assessments.</w:t>
-      </w:r>
-    </w:p>
-    <w:p>
-      <w:pPr>
-        <w:pStyle w:val="Heading3"/>
-      </w:pPr>
-      <w:r>
-        <w:t>Example Natural Language Prompts</w:t>
-      </w:r>
-    </w:p>
-    <w:p>
-      <w:r>
-        <w:t>• “Why is my environment unhealthy?”</w:t>
-      </w:r>
-    </w:p>
-    <w:p>
-      <w:r>
-        <w:t>• “Show me recent failures.”</w:t>
-      </w:r>
-    </w:p>
-    <w:p>
-      <w:r>
-        <w:t>• “What changed in the last few hours?”</w:t>
-      </w:r>
-    </w:p>
-    <w:p>
-      <w:r>
-        <w:t>• “Give me a summary view.”</w:t>
-      </w:r>
-    </w:p>
-    <w:p>
-      <w:r>
-        <w:t>• “Drill into the top issue.”</w:t>
-      </w:r>
-    </w:p>
-    <w:p>
-      <w:pPr>
-        <w:pStyle w:val="Heading2"/>
-      </w:pPr>
-      <w:bookmarkStart w:id="19" w:name="_Toc222221790"/>
-      <w:r>
-        <w:t>inventory_get_unreachable_devices</w:t>
-      </w:r>
-      <w:bookmarkEnd w:id="19"/>
-    </w:p>
-    <w:p>
-      <w:r>
-        <w:t>Service Area: inventory</w:t>
-      </w:r>
-    </w:p>
-    <w:p>
-      <w:r>
-        <w:t>Purpose: Tier-2: Show devices currently unreachable/down (best-effort last_seen/last_error) using inventory + faultmanager alarms.</w:t>
-      </w:r>
-    </w:p>
-    <w:p>
-      <w:pPr>
-        <w:pStyle w:val="Heading3"/>
-      </w:pPr>
-      <w:r>
-        <w:lastRenderedPageBreak/>
-        <w:t>Operator Scenarios</w:t>
-      </w:r>
-    </w:p>
-    <w:p>
-      <w:r>
-        <w:t>• Troubleshooting unexpected system behavior.</w:t>
-      </w:r>
-    </w:p>
-    <w:p>
-      <w:r>
-        <w:t>• Investigating health degradation or alarms.</w:t>
-      </w:r>
-    </w:p>
-    <w:p>
-      <w:r>
-        <w:t>• Reviewing recent changes or activity.</w:t>
-      </w:r>
-    </w:p>
-    <w:p>
-      <w:r>
-        <w:t>• Performing high-level operational assessments.</w:t>
-      </w:r>
-    </w:p>
-    <w:p>
-      <w:pPr>
-        <w:pStyle w:val="Heading3"/>
-      </w:pPr>
-      <w:r>
-        <w:t>Example Natural Language Prompts</w:t>
-      </w:r>
-    </w:p>
-    <w:p>
-      <w:r>
-        <w:t>• “Why is my environment unhealthy?”</w:t>
-      </w:r>
-    </w:p>
-    <w:p>
-      <w:r>
-        <w:t>• “Show me recent failures.”</w:t>
-      </w:r>
-    </w:p>
-    <w:p>
-      <w:r>
-        <w:t>• “What changed in the last few hours?”</w:t>
-      </w:r>
-    </w:p>
-    <w:p>
-      <w:r>
-        <w:t>• “Give me a summary view.”</w:t>
-      </w:r>
-    </w:p>
-    <w:p>
-      <w:r>
-        <w:t>• “Drill into the top issue.”</w:t>
-      </w:r>
-    </w:p>
-    <w:p>
-      <w:r>
-        <w:t>• “Include device details for the switches table.”</w:t>
-      </w:r>
-    </w:p>
-    <w:p>
-      <w:r>
-        <w:t>• “Show the top 20 switches.”</w:t>
-      </w:r>
-    </w:p>
-    <w:p>
-      <w:r>
-        <w:t>• “Which switches are degraded or failing discovery?”</w:t>
-      </w:r>
-    </w:p>
-    <w:p>
-      <w:r>
-        <w:t>• “List all switches in fabric DC with IP, model, firmware, and discovery status.”</w:t>
-      </w:r>
-    </w:p>
-    <w:p>
-      <w:r>
-        <w:t>• “Show me the switches inventory table.”</w:t>
-      </w:r>
-    </w:p>
-    <w:p>
-      <w:pPr>
-        <w:pStyle w:val="Heading3"/>
-      </w:pPr>
-      <w:r>
-        <w:t>Example Natural Language Prompts</w:t>
-      </w:r>
-    </w:p>
-    <w:p>
-      <w:r>
-        <w:t>• Filtering by fabric to focus on a specific environment (e.g., DC).</w:t>
-      </w:r>
-    </w:p>
-    <w:p>
-      <w:r>
-        <w:t>• Verifying discovery status and software versions during troubleshooting.</w:t>
-      </w:r>
-    </w:p>
-    <w:p>
-      <w:r>
-        <w:t>• Reviewing switch inventory at-a-glance across fabrics.</w:t>
-      </w:r>
-    </w:p>
-    <w:p>
-      <w:r>
-        <w:t>• Building or validating the Inventory widget/table in the MCP client UI.</w:t>
-      </w:r>
-    </w:p>
-    <w:p>
-      <w:pPr>
-        <w:pStyle w:val="Heading3"/>
-      </w:pPr>
-      <w:r>
-        <w:t>Operator Scenarios</w:t>
-      </w:r>
-    </w:p>
-    <w:p>
-      <w:r>
-        <w:t xml:space="preserve">Purpose: Tier-2: Provide a dashboard-ready switch inventory table (IP, name, fabric, role, model, firmware, discovery status). Composite of inventory switch listing with optional enrichment (e.g., discovery interval/reason when </w:t>
-      </w:r>
-      <w:proofErr w:type="spellStart"/>
-      <w:r>
-        <w:t>include_device_details</w:t>
-      </w:r>
-      <w:proofErr w:type="spellEnd"/>
-      <w:r>
-        <w:t>=true).</w:t>
-      </w:r>
-    </w:p>
-    <w:p>
-      <w:pPr>
-        <w:pStyle w:val="Heading2"/>
-      </w:pPr>
-      <w:bookmarkStart w:id="20" w:name="_Toc222221791"/>
-      <w:proofErr w:type="spellStart"/>
-      <w:r>
-        <w:t>inventory_get_switches_widget_table</w:t>
-      </w:r>
-      <w:bookmarkEnd w:id="20"/>
-      <w:proofErr w:type="spellEnd"/>
-    </w:p>
-    <w:p>
-      <w:r>
-        <w:t xml:space="preserve">Service </w:t>
-      </w:r>
-      <w:proofErr w:type="spellStart"/>
-      <w:proofErr w:type="gramStart"/>
-      <w:r>
-        <w:t>Area:inventory</w:t>
-      </w:r>
-      <w:proofErr w:type="spellEnd"/>
-      <w:proofErr w:type="gramEnd"/>
-    </w:p>
-    <w:p>
-      <w:r>
-        <w:t xml:space="preserve">Purpose: Tier-2: retrieve list of switches provisioned in XCO with information such as IP Address, </w:t>
-      </w:r>
-      <w:proofErr w:type="spellStart"/>
-      <w:proofErr w:type="gramStart"/>
-      <w:r>
-        <w:t>software,name</w:t>
-      </w:r>
-      <w:proofErr w:type="spellEnd"/>
-      <w:proofErr w:type="gramEnd"/>
-      <w:r>
-        <w:t xml:space="preserve">, and other parameters </w:t>
-      </w:r>
-    </w:p>
-    <w:p>
-      <w:pPr>
-        <w:pStyle w:val="Heading3"/>
-      </w:pPr>
-      <w:r>
-        <w:lastRenderedPageBreak/>
-        <w:t>Example Natural Language Prompts</w:t>
-      </w:r>
-    </w:p>
-    <w:p>
-      <w:r>
-        <w:t>• Show switch inventory</w:t>
-      </w:r>
-    </w:p>
-    <w:p>
-      <w:r>
-        <w:t>• Show all device</w:t>
-      </w:r>
-    </w:p>
-    <w:p>
-      <w:r>
-        <w:t>• List switch IP addresses</w:t>
-      </w:r>
-    </w:p>
-    <w:p>
-      <w:pPr>
-        <w:pStyle w:val="Heading2"/>
-      </w:pPr>
-      <w:bookmarkStart w:id="21" w:name="_Toc222221792"/>
-      <w:r>
-        <w:t>monitor_get_platform_quick_status</w:t>
-      </w:r>
-      <w:bookmarkEnd w:id="21"/>
-    </w:p>
-    <w:p>
-      <w:r>
-        <w:t>Service Area: monitor</w:t>
-      </w:r>
-    </w:p>
-    <w:p>
-      <w:r>
-        <w:t>Purpose: Tier-2: Single view platform status (EFA + services + health). Optionally fetch health detail for problematic resources. Set include_raw=true for Tier-1 evidence (large).</w:t>
-      </w:r>
-    </w:p>
-    <w:p>
-      <w:pPr>
-        <w:pStyle w:val="Heading3"/>
-      </w:pPr>
-      <w:r>
-        <w:t>Operator Scenarios</w:t>
-      </w:r>
-    </w:p>
-    <w:p>
-      <w:r>
-        <w:t>• Troubleshooting unexpected system behavior.</w:t>
-      </w:r>
-    </w:p>
-    <w:p>
-      <w:r>
-        <w:t>• Investigating health degradation or alarms.</w:t>
-      </w:r>
-    </w:p>
-    <w:p>
-      <w:r>
-        <w:t>• Reviewing recent changes or activity.</w:t>
-      </w:r>
-    </w:p>
-    <w:p>
-      <w:r>
-        <w:t>• Performing high-level operational assessments.</w:t>
-      </w:r>
-    </w:p>
-    <w:p>
-      <w:pPr>
-        <w:pStyle w:val="Heading3"/>
-      </w:pPr>
-      <w:r>
-        <w:t>Example Natural Language Prompts</w:t>
-      </w:r>
-    </w:p>
-    <w:p>
-      <w:r>
-        <w:t>• “Why is my environment unhealthy?”</w:t>
-      </w:r>
-    </w:p>
-    <w:p>
-      <w:r>
-        <w:t>• “Show me recent failures.”</w:t>
-      </w:r>
-    </w:p>
-    <w:p>
-      <w:r>
-        <w:t>• “What changed in the last few hours?”</w:t>
-      </w:r>
-    </w:p>
-    <w:p>
-      <w:r>
-        <w:t>• “Give me a summary view.”</w:t>
-      </w:r>
-    </w:p>
-    <w:p>
-      <w:r>
-        <w:t>• “Drill into the top issue.”</w:t>
-      </w:r>
-    </w:p>
-    <w:p>
-      <w:pPr>
-        <w:pStyle w:val="Heading2"/>
-      </w:pPr>
-      <w:bookmarkStart w:id="22" w:name="_Toc222221793"/>
-      <w:r>
-        <w:t>notification_get_last_failed_delivery_or_errors</w:t>
-      </w:r>
-      <w:bookmarkEnd w:id="22"/>
-    </w:p>
-    <w:p>
-      <w:r>
-        <w:t>Service Area: notification</w:t>
-      </w:r>
-    </w:p>
-    <w:p>
-      <w:r>
-        <w:t>Purpose: Tier-2: Find the most recent FAILED notification execution (notification pipeline issues). Uses Tier-1 notification_get_executions. If backend returns no failures, can optionally fallback to status=all and detect non-success locally.</w:t>
-      </w:r>
-    </w:p>
-    <w:p>
-      <w:pPr>
-        <w:pStyle w:val="Heading3"/>
-      </w:pPr>
-      <w:r>
-        <w:t>Operator Scenarios</w:t>
-      </w:r>
-    </w:p>
-    <w:p>
-      <w:r>
-        <w:t>• Troubleshooting unexpected system behavior.</w:t>
-      </w:r>
-    </w:p>
-    <w:p>
-      <w:r>
-        <w:t>• Investigating health degradation or alarms.</w:t>
-      </w:r>
-    </w:p>
-    <w:p>
-      <w:r>
-        <w:t>• Reviewing recent changes or activity.</w:t>
-      </w:r>
-    </w:p>
-    <w:p>
-      <w:r>
-        <w:t>• Performing high-level operational assessments.</w:t>
-      </w:r>
-    </w:p>
-    <w:p>
-      <w:pPr>
-        <w:pStyle w:val="Heading3"/>
-      </w:pPr>
-      <w:r>
-        <w:lastRenderedPageBreak/>
-        <w:t>Example Natural Language Prompts</w:t>
-      </w:r>
-    </w:p>
-    <w:p>
-      <w:r>
-        <w:t>• “Why is my environment unhealthy?”</w:t>
-      </w:r>
-    </w:p>
-    <w:p>
-      <w:r>
-        <w:t>• “Show me recent failures.”</w:t>
-      </w:r>
-    </w:p>
-    <w:p>
-      <w:r>
-        <w:t>• “What changed in the last few hours?”</w:t>
-      </w:r>
-    </w:p>
-    <w:p>
-      <w:r>
-        <w:t>• “Give me a summary view.”</w:t>
-      </w:r>
-    </w:p>
-    <w:p>
-      <w:r>
-        <w:t>• “Drill into the top issue.”</w:t>
-      </w:r>
-    </w:p>
-    <w:p>
-      <w:pPr>
-        <w:pStyle w:val="Heading2"/>
-      </w:pPr>
-      <w:bookmarkStart w:id="23" w:name="_Toc222221794"/>
-      <w:r>
-        <w:t>notification_get_recent_events_filtered</w:t>
-      </w:r>
-      <w:bookmarkEnd w:id="23"/>
-    </w:p>
-    <w:p>
-      <w:r>
-        <w:t>Service Area: notification</w:t>
-      </w:r>
-    </w:p>
-    <w:p>
-      <w:r>
-        <w:t>Purpose: Get recent execution-derived events across services and filter by severity/type/resource/query (Tier-2 composite).</w:t>
-      </w:r>
-    </w:p>
-    <w:p>
-      <w:pPr>
-        <w:pStyle w:val="Heading3"/>
-      </w:pPr>
-      <w:r>
-        <w:t>Operator Scenarios</w:t>
-      </w:r>
-    </w:p>
-    <w:p>
-      <w:r>
-        <w:t>• Troubleshooting unexpected system behavior.</w:t>
-      </w:r>
-    </w:p>
-    <w:p>
-      <w:r>
-        <w:t>• Investigating health degradation or alarms.</w:t>
-      </w:r>
-    </w:p>
-    <w:p>
-      <w:r>
-        <w:t>• Reviewing recent changes or activity.</w:t>
-      </w:r>
-    </w:p>
-    <w:p>
-      <w:r>
-        <w:t>• Performing high-level operational assessments.</w:t>
-      </w:r>
-    </w:p>
-    <w:p>
-      <w:pPr>
-        <w:pStyle w:val="Heading3"/>
-      </w:pPr>
-      <w:r>
-        <w:t>Example Natural Language Prompts</w:t>
-      </w:r>
-    </w:p>
-    <w:p>
-      <w:r>
-        <w:t>• “Why is my environment unhealthy?”</w:t>
-      </w:r>
-    </w:p>
-    <w:p>
-      <w:r>
-        <w:t>• “Show me recent failures.”</w:t>
-      </w:r>
-    </w:p>
-    <w:p>
-      <w:r>
-        <w:t>• “What changed in the last few hours?”</w:t>
-      </w:r>
-    </w:p>
-    <w:p>
-      <w:r>
-        <w:t>• “Give me a summary view.”</w:t>
-      </w:r>
-    </w:p>
-    <w:p>
-      <w:r>
-        <w:t>• “Drill into the top issue.”</w:t>
-      </w:r>
-    </w:p>
-    <w:p>
-      <w:pPr>
-        <w:pStyle w:val="Heading2"/>
-      </w:pPr>
-      <w:bookmarkStart w:id="24" w:name="_Toc222221795"/>
-      <w:r>
-        <w:t>system_get_certificate_alarm_context</w:t>
-      </w:r>
-      <w:bookmarkEnd w:id="24"/>
-    </w:p>
-    <w:p>
-      <w:r>
-        <w:t>Service Area: system</w:t>
-      </w:r>
-    </w:p>
-    <w:p>
-      <w:r>
-        <w:t>Purpose: Any current alarms about certificate expiry and which cert is it? Composite of faultmanager alarms filtered to certificate/expiry + certificate expiry metadata (monitor + device).</w:t>
-      </w:r>
-    </w:p>
-    <w:p>
-      <w:pPr>
-        <w:pStyle w:val="Heading3"/>
-      </w:pPr>
-      <w:r>
-        <w:t>Operator Scenarios</w:t>
-      </w:r>
-    </w:p>
-    <w:p>
-      <w:r>
-        <w:t>• Troubleshooting unexpected system behavior.</w:t>
-      </w:r>
-    </w:p>
-    <w:p>
-      <w:r>
-        <w:t>• Investigating health degradation or alarms.</w:t>
-      </w:r>
-    </w:p>
-    <w:p>
-      <w:r>
-        <w:lastRenderedPageBreak/>
-        <w:t>• Reviewing recent changes or activity.</w:t>
-      </w:r>
-    </w:p>
-    <w:p>
-      <w:r>
-        <w:t>• Performing high-level operational assessments.</w:t>
-      </w:r>
-    </w:p>
-    <w:p>
-      <w:pPr>
-        <w:pStyle w:val="Heading3"/>
-      </w:pPr>
-      <w:r>
-        <w:t>Example Natural Language Prompts</w:t>
-      </w:r>
-    </w:p>
-    <w:p>
-      <w:r>
-        <w:t>• “Why is my environment unhealthy?”</w:t>
-      </w:r>
-    </w:p>
-    <w:p>
-      <w:r>
-        <w:t>• “Show me recent failures.”</w:t>
-      </w:r>
-    </w:p>
-    <w:p>
-      <w:r>
-        <w:t>• “What changed in the last few hours?”</w:t>
-      </w:r>
-    </w:p>
-    <w:p>
-      <w:r>
-        <w:t>• “Give me a summary view.”</w:t>
-      </w:r>
-    </w:p>
-    <w:p>
-      <w:r>
-        <w:t>• “Drill into the top issue.”</w:t>
-      </w:r>
-    </w:p>
-    <w:p>
-      <w:pPr>
-        <w:pStyle w:val="Heading2"/>
-      </w:pPr>
-      <w:bookmarkStart w:id="25" w:name="_Toc222221796"/>
-      <w:r>
-        <w:t>system_get_certificates_expiring_soon</w:t>
-      </w:r>
-      <w:bookmarkEnd w:id="25"/>
-    </w:p>
-    <w:p>
-      <w:r>
-        <w:t>Service Area: system</w:t>
-      </w:r>
-    </w:p>
-    <w:p>
-      <w:r>
-        <w:t>Purpose: Show certificates expiring soon (bucketed 30/60/90 days, UI-style color/severity). Composite of monitor cert expiry + device cert expiry.</w:t>
-      </w:r>
-    </w:p>
-    <w:p>
-      <w:pPr>
-        <w:pStyle w:val="Heading3"/>
-      </w:pPr>
-      <w:r>
-        <w:t>Operator Scenarios</w:t>
-      </w:r>
-    </w:p>
-    <w:p>
-      <w:r>
-        <w:t>• Troubleshooting unexpected system behavior.</w:t>
-      </w:r>
-    </w:p>
-    <w:p>
-      <w:r>
-        <w:t>• Investigating health degradation or alarms.</w:t>
-      </w:r>
-    </w:p>
-    <w:p>
-      <w:r>
-        <w:t>• Reviewing recent changes or activity.</w:t>
-      </w:r>
-    </w:p>
-    <w:p>
-      <w:r>
-        <w:t>• Performing high-level operational assessments.</w:t>
-      </w:r>
-    </w:p>
-    <w:p>
-      <w:pPr>
-        <w:pStyle w:val="Heading3"/>
-      </w:pPr>
-      <w:r>
-        <w:t>Example Natural Language Prompts</w:t>
-      </w:r>
-    </w:p>
-    <w:p>
-      <w:r>
-        <w:t>• “Why is my environment unhealthy?”</w:t>
-      </w:r>
-    </w:p>
-    <w:p>
-      <w:r>
-        <w:t>• “Show me recent failures.”</w:t>
-      </w:r>
-    </w:p>
-    <w:p>
-      <w:r>
-        <w:t>• “What changed in the last few hours?”</w:t>
-      </w:r>
-    </w:p>
-    <w:p>
-      <w:r>
-        <w:t>• “Give me a summary view.”</w:t>
-      </w:r>
-    </w:p>
-    <w:p>
-      <w:r>
-        <w:t>• “Drill into the top issue.”</w:t>
-      </w:r>
-    </w:p>
-    <w:p>
-      <w:pPr>
-        <w:pStyle w:val="Heading2"/>
-      </w:pPr>
-      <w:bookmarkStart w:id="26" w:name="_Toc222221797"/>
-      <w:r>
-        <w:t>system_get_execution</w:t>
-      </w:r>
-      <w:bookmarkEnd w:id="26"/>
-    </w:p>
-    <w:p>
-      <w:r>
-        <w:t>Service Area: system</w:t>
-      </w:r>
-    </w:p>
-    <w:p>
-      <w:r>
-        <w:t>Purpose: Get the detailed output of a request previously executed, based on a given request ID</w:t>
-      </w:r>
-    </w:p>
-    <w:p>
-      <w:pPr>
-        <w:pStyle w:val="Heading3"/>
-      </w:pPr>
-      <w:r>
-        <w:t>Operator Scenarios</w:t>
-      </w:r>
-    </w:p>
-    <w:p>
-      <w:r>
-        <w:t>• Troubleshooting unexpected system behavior.</w:t>
-      </w:r>
-    </w:p>
-    <w:p>
-      <w:r>
-        <w:lastRenderedPageBreak/>
-        <w:t>• Investigating health degradation or alarms.</w:t>
-      </w:r>
-    </w:p>
-    <w:p>
-      <w:r>
-        <w:t>• Reviewing recent changes or activity.</w:t>
-      </w:r>
-    </w:p>
-    <w:p>
-      <w:r>
-        <w:t>• Performing high-level operational assessments.</w:t>
-      </w:r>
-    </w:p>
-    <w:p>
-      <w:pPr>
-        <w:pStyle w:val="Heading3"/>
-      </w:pPr>
-      <w:r>
-        <w:t>Example Natural Language Prompts</w:t>
-      </w:r>
-    </w:p>
-    <w:p>
-      <w:r>
-        <w:t>• “Why is my environment unhealthy?”</w:t>
-      </w:r>
-    </w:p>
-    <w:p>
-      <w:r>
-        <w:t>• “Show me recent failures.”</w:t>
-      </w:r>
-    </w:p>
-    <w:p>
-      <w:r>
-        <w:t>• “What changed in the last few hours?”</w:t>
-      </w:r>
-    </w:p>
-    <w:p>
-      <w:r>
-        <w:t>• “Give me a summary view.”</w:t>
-      </w:r>
-    </w:p>
-    <w:p>
-      <w:r>
-        <w:t>• “Drill into the top issue.”</w:t>
-      </w:r>
-    </w:p>
-    <w:p>
-      <w:pPr>
-        <w:pStyle w:val="Heading2"/>
-      </w:pPr>
-      <w:bookmarkStart w:id="27" w:name="_Toc222221798"/>
-      <w:r>
-        <w:t>system_get_executions</w:t>
-      </w:r>
-      <w:bookmarkEnd w:id="27"/>
-    </w:p>
-    <w:p>
-      <w:r>
-        <w:t>Service Area: system</w:t>
-      </w:r>
-    </w:p>
-    <w:p>
-      <w:r>
-        <w:t>Purpose: Get the list of all the requests previously executed</w:t>
-      </w:r>
-    </w:p>
-    <w:p>
-      <w:pPr>
-        <w:pStyle w:val="Heading3"/>
-      </w:pPr>
-      <w:r>
-        <w:t>Operator Scenarios</w:t>
-      </w:r>
-    </w:p>
-    <w:p>
-      <w:r>
-        <w:t>• Troubleshooting unexpected system behavior.</w:t>
-      </w:r>
-    </w:p>
-    <w:p>
-      <w:r>
-        <w:t>• Investigating health degradation or alarms.</w:t>
-      </w:r>
-    </w:p>
-    <w:p>
-      <w:r>
-        <w:t>• Reviewing recent changes or activity.</w:t>
-      </w:r>
-    </w:p>
-    <w:p>
-      <w:r>
-        <w:t>• Performing high-level operational assessments.</w:t>
-      </w:r>
-    </w:p>
-    <w:p>
-      <w:pPr>
-        <w:pStyle w:val="Heading3"/>
-      </w:pPr>
-      <w:r>
-        <w:t>Example Natural Language Prompts</w:t>
-      </w:r>
-    </w:p>
-    <w:p>
-      <w:r>
-        <w:t>• “Why is my environment unhealthy?”</w:t>
-      </w:r>
-    </w:p>
-    <w:p>
-      <w:r>
-        <w:t>• “Show me recent failures.”</w:t>
-      </w:r>
-    </w:p>
-    <w:p>
-      <w:r>
-        <w:t>• “What changed in the last few hours?”</w:t>
-      </w:r>
-    </w:p>
-    <w:p>
-      <w:r>
-        <w:t>• “Give me a summary view.”</w:t>
-      </w:r>
-    </w:p>
-    <w:p>
-      <w:r>
-        <w:t>• “Drill into the top issue.”</w:t>
-      </w:r>
-    </w:p>
-    <w:p>
-      <w:pPr>
-        <w:pStyle w:val="Heading2"/>
-      </w:pPr>
-      <w:bookmarkStart w:id="28" w:name="_Toc222221799"/>
-      <w:r>
-        <w:t>system_get_ha_and_node_health_summary</w:t>
-      </w:r>
-      <w:bookmarkEnd w:id="28"/>
-    </w:p>
-    <w:p>
-      <w:r>
-        <w:t>Service Area: system</w:t>
-      </w:r>
-    </w:p>
-    <w:p>
-      <w:r>
-        <w:t>Purpose: Tier-2: Summarize HA redundancy + node health + storage signals, and correlate with HealthManager resources. Uses only existing Tier-1 tools: system_get_health_status, monitor_get_keep_alived_info, monitor_get_gluster_fs_info, monitor_get_k3s_nodes, monitor_get_health (+ optional inventory/detail).</w:t>
-      </w:r>
-    </w:p>
-    <w:p>
-      <w:pPr>
-        <w:pStyle w:val="Heading3"/>
-      </w:pPr>
-      <w:r>
-        <w:lastRenderedPageBreak/>
-        <w:t>Operator Scenarios</w:t>
-      </w:r>
-    </w:p>
-    <w:p>
-      <w:r>
-        <w:t>• Troubleshooting unexpected system behavior.</w:t>
-      </w:r>
-    </w:p>
-    <w:p>
-      <w:r>
-        <w:t>• Investigating health degradation or alarms.</w:t>
-      </w:r>
-    </w:p>
-    <w:p>
-      <w:r>
-        <w:t>• Reviewing recent changes or activity.</w:t>
-      </w:r>
-    </w:p>
-    <w:p>
-      <w:r>
-        <w:t>• Performing high-level operational assessments.</w:t>
-      </w:r>
-    </w:p>
-    <w:p>
-      <w:pPr>
-        <w:pStyle w:val="Heading3"/>
-      </w:pPr>
-      <w:r>
-        <w:t>Example Natural Language Prompts</w:t>
-      </w:r>
-    </w:p>
-    <w:p>
-      <w:r>
-        <w:t>• “Why is my environment unhealthy?”</w:t>
-      </w:r>
-    </w:p>
-    <w:p>
-      <w:r>
-        <w:t>• “Show me recent failures.”</w:t>
-      </w:r>
-    </w:p>
-    <w:p>
-      <w:r>
-        <w:t>• “What changed in the last few hours?”</w:t>
-      </w:r>
-    </w:p>
-    <w:p>
-      <w:r>
-        <w:t>• “Give me a summary view.”</w:t>
-      </w:r>
-    </w:p>
-    <w:p>
-      <w:r>
-        <w:t>• “Drill into the top issue.”</w:t>
-      </w:r>
-    </w:p>
-    <w:p>
-      <w:pPr>
-        <w:pStyle w:val="Heading2"/>
-      </w:pPr>
-      <w:bookmarkStart w:id="29" w:name="_Toc222221800"/>
-      <w:r>
-        <w:t>system_get_last_execution_diagnostic</w:t>
-      </w:r>
-      <w:bookmarkEnd w:id="29"/>
-    </w:p>
-    <w:p>
-      <w:r>
-        <w:t>Service Area: system</w:t>
-      </w:r>
-    </w:p>
-    <w:p>
-      <w:r>
-        <w:t>Purpose: Show the most recent failed system execution and why it failed</w:t>
-      </w:r>
-    </w:p>
-    <w:p>
-      <w:pPr>
-        <w:pStyle w:val="Heading3"/>
-      </w:pPr>
-      <w:r>
-        <w:t>Operator Scenarios</w:t>
-      </w:r>
-    </w:p>
-    <w:p>
-      <w:r>
-        <w:t>• Troubleshooting unexpected system behavior.</w:t>
-      </w:r>
-    </w:p>
-    <w:p>
-      <w:r>
-        <w:t>• Investigating health degradation or alarms.</w:t>
-      </w:r>
-    </w:p>
-    <w:p>
-      <w:r>
-        <w:t>• Reviewing recent changes or activity.</w:t>
-      </w:r>
-    </w:p>
-    <w:p>
-      <w:r>
-        <w:t>• Performing high-level operational assessments.</w:t>
-      </w:r>
-    </w:p>
-    <w:p>
-      <w:pPr>
-        <w:pStyle w:val="Heading3"/>
-      </w:pPr>
-      <w:r>
-        <w:t>Example Natural Language Prompts</w:t>
-      </w:r>
-    </w:p>
-    <w:p>
-      <w:r>
-        <w:t>• “Why is my environment unhealthy?”</w:t>
-      </w:r>
-    </w:p>
-    <w:p>
-      <w:r>
-        <w:t>• “Show me recent failures.”</w:t>
-      </w:r>
-    </w:p>
-    <w:p>
-      <w:r>
-        <w:t>• “What changed in the last few hours?”</w:t>
-      </w:r>
-    </w:p>
-    <w:p>
-      <w:r>
-        <w:t>• “Give me a summary view.”</w:t>
-      </w:r>
-    </w:p>
-    <w:p>
-      <w:r>
-        <w:t>• “Drill into the top issue.”</w:t>
-      </w:r>
-    </w:p>
-    <w:p>
-      <w:pPr>
-        <w:pStyle w:val="Heading2"/>
-      </w:pPr>
-      <w:bookmarkStart w:id="30" w:name="_Toc222221801"/>
-      <w:r>
-        <w:t>system_get_running_config</w:t>
-      </w:r>
-      <w:bookmarkEnd w:id="30"/>
-    </w:p>
-    <w:p>
-      <w:r>
-        <w:t>Service Area: system</w:t>
-      </w:r>
-    </w:p>
-    <w:p>
-      <w:r>
-        <w:t>Purpose: Get running configuration CLI commands</w:t>
-      </w:r>
-    </w:p>
-    <w:p>
-      <w:pPr>
-        <w:pStyle w:val="Heading3"/>
-      </w:pPr>
-      <w:r>
-        <w:lastRenderedPageBreak/>
-        <w:t>Operator Scenarios</w:t>
-      </w:r>
-    </w:p>
-    <w:p>
-      <w:r>
-        <w:t>• Troubleshooting unexpected system behavior.</w:t>
-      </w:r>
-    </w:p>
-    <w:p>
-      <w:r>
-        <w:t>• Investigating health degradation or alarms.</w:t>
-      </w:r>
-    </w:p>
-    <w:p>
-      <w:r>
-        <w:t>• Reviewing recent changes or activity.</w:t>
-      </w:r>
-    </w:p>
-    <w:p>
-      <w:r>
-        <w:t>• Performing high-level operational assessments.</w:t>
-      </w:r>
-    </w:p>
-    <w:p>
-      <w:pPr>
-        <w:pStyle w:val="Heading3"/>
-      </w:pPr>
-      <w:r>
-        <w:t>Example Natural Language Prompts</w:t>
-      </w:r>
-    </w:p>
-    <w:p>
-      <w:r>
-        <w:t>• “Why is my environment unhealthy?”</w:t>
-      </w:r>
-    </w:p>
-    <w:p>
-      <w:r>
-        <w:t>• “Show me recent failures.”</w:t>
-      </w:r>
-    </w:p>
-    <w:p>
-      <w:r>
-        <w:t>• “What changed in the last few hours?”</w:t>
-      </w:r>
-    </w:p>
-    <w:p>
-      <w:r>
-        <w:t>• “Give me a summary view.”</w:t>
-      </w:r>
-    </w:p>
-    <w:p>
-      <w:r>
-        <w:t>• “Drill into the top issue.”</w:t>
-      </w:r>
-    </w:p>
-    <w:p>
-      <w:pPr>
-        <w:pStyle w:val="Heading2"/>
-      </w:pPr>
-      <w:bookmarkStart w:id="31" w:name="_Toc222221802"/>
-      <w:r>
-        <w:t>tenant_get_bgp_peer</w:t>
-      </w:r>
-      <w:bookmarkEnd w:id="31"/>
-    </w:p>
-    <w:p>
-      <w:r>
-        <w:t>Service Area: tenant</w:t>
-      </w:r>
-    </w:p>
-    <w:p>
-      <w:r>
-        <w:t>Purpose: Get BGP peer configuration for a tenant</w:t>
-      </w:r>
-    </w:p>
-    <w:p>
-      <w:pPr>
-        <w:pStyle w:val="Heading3"/>
-      </w:pPr>
-      <w:r>
-        <w:t>Operator Scenarios</w:t>
-      </w:r>
-    </w:p>
-    <w:p>
-      <w:r>
-        <w:t>• Troubleshooting unexpected system behavior.</w:t>
-      </w:r>
-    </w:p>
-    <w:p>
-      <w:r>
-        <w:t>• Investigating health degradation or alarms.</w:t>
-      </w:r>
-    </w:p>
-    <w:p>
-      <w:r>
-        <w:t>• Reviewing recent changes or activity.</w:t>
-      </w:r>
-    </w:p>
-    <w:p>
-      <w:r>
-        <w:t>• Performing high-level operational assessments.</w:t>
-      </w:r>
-    </w:p>
-    <w:p>
-      <w:pPr>
-        <w:pStyle w:val="Heading3"/>
-      </w:pPr>
-      <w:r>
-        <w:t>Example Natural Language Prompts</w:t>
-      </w:r>
-    </w:p>
-    <w:p>
-      <w:r>
-        <w:t>• “Why is my environment unhealthy?”</w:t>
-      </w:r>
-    </w:p>
-    <w:p>
-      <w:r>
-        <w:t>• “Show me recent failures.”</w:t>
-      </w:r>
-    </w:p>
-    <w:p>
-      <w:r>
-        <w:t>• “What changed in the last few hours?”</w:t>
-      </w:r>
-    </w:p>
-    <w:p>
-      <w:r>
-        <w:t>• “Give me a summary view.”</w:t>
-      </w:r>
-    </w:p>
-    <w:p>
-      <w:r>
-        <w:t>• “Drill into the top issue.”</w:t>
-      </w:r>
-    </w:p>
-    <w:p>
-      <w:pPr>
-        <w:pStyle w:val="Heading2"/>
-      </w:pPr>
-      <w:bookmarkStart w:id="32" w:name="_Toc222221803"/>
-      <w:r>
-        <w:t>tenant_get_bgp_peer_operational</w:t>
-      </w:r>
-      <w:bookmarkEnd w:id="32"/>
-    </w:p>
-    <w:p>
-      <w:r>
-        <w:t>Service Area: tenant</w:t>
-      </w:r>
-    </w:p>
-    <w:p>
-      <w:r>
-        <w:t>Purpose: Get operational state of BGP peers for a tenant</w:t>
-      </w:r>
-    </w:p>
-    <w:p>
-      <w:pPr>
-        <w:pStyle w:val="Heading3"/>
-      </w:pPr>
-      <w:r>
-        <w:lastRenderedPageBreak/>
-        <w:t>Operator Scenarios</w:t>
-      </w:r>
-    </w:p>
-    <w:p>
-      <w:r>
-        <w:t>• Troubleshooting unexpected system behavior.</w:t>
-      </w:r>
-    </w:p>
-    <w:p>
-      <w:r>
-        <w:t>• Investigating health degradation or alarms.</w:t>
-      </w:r>
-    </w:p>
-    <w:p>
-      <w:r>
-        <w:t>• Reviewing recent changes or activity.</w:t>
-      </w:r>
-    </w:p>
-    <w:p>
-      <w:r>
-        <w:t>• Performing high-level operational assessments.</w:t>
-      </w:r>
-    </w:p>
-    <w:p>
-      <w:pPr>
-        <w:pStyle w:val="Heading3"/>
-      </w:pPr>
-      <w:r>
-        <w:t>Example Natural Language Prompts</w:t>
-      </w:r>
-    </w:p>
-    <w:p>
-      <w:r>
-        <w:t>• “Why is my environment unhealthy?”</w:t>
-      </w:r>
-    </w:p>
-    <w:p>
-      <w:r>
-        <w:t>• “Show me recent failures.”</w:t>
-      </w:r>
-    </w:p>
-    <w:p>
-      <w:r>
-        <w:t>• “What changed in the last few hours?”</w:t>
-      </w:r>
-    </w:p>
-    <w:p>
-      <w:r>
-        <w:t>• “Give me a summary view.”</w:t>
-      </w:r>
-    </w:p>
-    <w:p>
-      <w:r>
-        <w:t>• “Drill into the top issue.”</w:t>
-      </w:r>
-    </w:p>
-    <w:p>
-      <w:pPr>
-        <w:pStyle w:val="Heading2"/>
-      </w:pPr>
-      <w:bookmarkStart w:id="33" w:name="_Toc222221804"/>
-      <w:r>
-        <w:t>tenant_get_bgp_peers</w:t>
-      </w:r>
-      <w:bookmarkEnd w:id="33"/>
-    </w:p>
-    <w:p>
-      <w:r>
-        <w:t>Service Area: tenant</w:t>
-      </w:r>
-    </w:p>
-    <w:p>
-      <w:r>
-        <w:t>Purpose: Get list of BGP peer configurations for a tenant</w:t>
-      </w:r>
-    </w:p>
-    <w:p>
-      <w:pPr>
-        <w:pStyle w:val="Heading3"/>
-      </w:pPr>
-      <w:r>
-        <w:t>Operator Scenarios</w:t>
-      </w:r>
-    </w:p>
-    <w:p>
-      <w:r>
-        <w:t>• Troubleshooting unexpected system behavior.</w:t>
-      </w:r>
-    </w:p>
-    <w:p>
-      <w:r>
-        <w:t>• Investigating health degradation or alarms.</w:t>
-      </w:r>
-    </w:p>
-    <w:p>
-      <w:r>
-        <w:t>• Reviewing recent changes or activity.</w:t>
-      </w:r>
-    </w:p>
-    <w:p>
-      <w:r>
-        <w:t>• Performing high-level operational assessments.</w:t>
-      </w:r>
-    </w:p>
-    <w:p>
-      <w:pPr>
-        <w:pStyle w:val="Heading3"/>
-      </w:pPr>
-      <w:r>
-        <w:t>Example Natural Language Prompts</w:t>
-      </w:r>
-    </w:p>
-    <w:p>
-      <w:r>
-        <w:t>• “Why is my environment unhealthy?”</w:t>
-      </w:r>
-    </w:p>
-    <w:p>
-      <w:r>
-        <w:t>• “Show me recent failures.”</w:t>
-      </w:r>
-    </w:p>
-    <w:p>
-      <w:r>
-        <w:t>• “What changed in the last few hours?”</w:t>
-      </w:r>
-    </w:p>
-    <w:p>
-      <w:r>
-        <w:t>• “Give me a summary view.”</w:t>
-      </w:r>
-    </w:p>
-    <w:p>
-      <w:r>
-        <w:t>• “Drill into the top issue.”</w:t>
-      </w:r>
-    </w:p>
-    <w:p>
-      <w:pPr>
-        <w:pStyle w:val="Heading2"/>
-      </w:pPr>
-      <w:bookmarkStart w:id="34" w:name="_Toc222221805"/>
-      <w:r>
-        <w:t>tenant_get_mirror_sessions</w:t>
-      </w:r>
-      <w:bookmarkEnd w:id="34"/>
-    </w:p>
-    <w:p>
-      <w:r>
-        <w:t>Service Area: tenant</w:t>
-      </w:r>
-    </w:p>
-    <w:p>
-      <w:r>
-        <w:t>Purpose: Get mirror service sessions for a tenant</w:t>
-      </w:r>
-    </w:p>
-    <w:p>
-      <w:pPr>
-        <w:pStyle w:val="Heading3"/>
-      </w:pPr>
-      <w:r>
-        <w:lastRenderedPageBreak/>
-        <w:t>Operator Scenarios</w:t>
-      </w:r>
-    </w:p>
-    <w:p>
-      <w:r>
-        <w:t>• Troubleshooting unexpected system behavior.</w:t>
-      </w:r>
-    </w:p>
-    <w:p>
-      <w:r>
-        <w:t>• Investigating health degradation or alarms.</w:t>
-      </w:r>
-    </w:p>
-    <w:p>
-      <w:r>
-        <w:t>• Reviewing recent changes or activity.</w:t>
-      </w:r>
-    </w:p>
-    <w:p>
-      <w:r>
-        <w:t>• Performing high-level operational assessments.</w:t>
-      </w:r>
-    </w:p>
-    <w:p>
-      <w:pPr>
-        <w:pStyle w:val="Heading3"/>
-      </w:pPr>
-      <w:r>
-        <w:t>Example Natural Language Prompts</w:t>
-      </w:r>
-    </w:p>
-    <w:p>
-      <w:r>
-        <w:t>• “Why is my environment unhealthy?”</w:t>
-      </w:r>
-    </w:p>
-    <w:p>
-      <w:r>
-        <w:t>• “Show me recent failures.”</w:t>
-      </w:r>
-    </w:p>
-    <w:p>
-      <w:r>
-        <w:t>• “What changed in the last few hours?”</w:t>
-      </w:r>
-    </w:p>
-    <w:p>
-      <w:r>
-        <w:t>• “Give me a summary view.”</w:t>
-      </w:r>
-    </w:p>
-    <w:p>
-      <w:r>
-        <w:t>• “Drill into the top issue.”</w:t>
-      </w:r>
-    </w:p>
-    <w:p>
-      <w:pPr>
-        <w:pStyle w:val="Heading2"/>
-      </w:pPr>
-      <w:bookmarkStart w:id="35" w:name="_Toc222221806"/>
-      <w:r>
-        <w:t>tenant_get_portchannel</w:t>
-      </w:r>
-      <w:bookmarkEnd w:id="35"/>
-    </w:p>
-    <w:p>
-      <w:r>
-        <w:t>Service Area: tenant</w:t>
-      </w:r>
-    </w:p>
-    <w:p>
-      <w:r>
-        <w:t>Purpose: Get detailed Portchannel configuration for a tenant</w:t>
-      </w:r>
-    </w:p>
-    <w:p>
-      <w:pPr>
-        <w:pStyle w:val="Heading3"/>
-      </w:pPr>
-      <w:r>
-        <w:t>Operator Scenarios</w:t>
-      </w:r>
-    </w:p>
-    <w:p>
-      <w:r>
-        <w:t>• Troubleshooting unexpected system behavior.</w:t>
-      </w:r>
-    </w:p>
-    <w:p>
-      <w:r>
-        <w:t>• Investigating health degradation or alarms.</w:t>
-      </w:r>
-    </w:p>
-    <w:p>
-      <w:r>
-        <w:t>• Reviewing recent changes or activity.</w:t>
-      </w:r>
-    </w:p>
-    <w:p>
-      <w:r>
-        <w:t>• Performing high-level operational assessments.</w:t>
-      </w:r>
-    </w:p>
-    <w:p>
-      <w:pPr>
-        <w:pStyle w:val="Heading3"/>
-      </w:pPr>
-      <w:r>
-        <w:t>Example Natural Language Prompts</w:t>
-      </w:r>
-    </w:p>
-    <w:p>
-      <w:r>
-        <w:t>• “Why is my environment unhealthy?”</w:t>
-      </w:r>
-    </w:p>
-    <w:p>
-      <w:r>
-        <w:t>• “Show me recent failures.”</w:t>
-      </w:r>
-    </w:p>
-    <w:p>
-      <w:r>
-        <w:t>• “What changed in the last few hours?”</w:t>
-      </w:r>
-    </w:p>
-    <w:p>
-      <w:r>
-        <w:t>• “Give me a summary view.”</w:t>
-      </w:r>
-    </w:p>
-    <w:p>
-      <w:r>
-        <w:t>• “Drill into the top issue.”</w:t>
-      </w:r>
-    </w:p>
-    <w:p>
-      <w:pPr>
-        <w:pStyle w:val="Heading2"/>
-      </w:pPr>
-      <w:bookmarkStart w:id="36" w:name="_Toc222221807"/>
-      <w:r>
-        <w:t>tenant_get_service_epg_alarm_summary</w:t>
-      </w:r>
-      <w:bookmarkEnd w:id="36"/>
-    </w:p>
-    <w:p>
-      <w:r>
-        <w:t>Service Area: tenant</w:t>
-      </w:r>
-    </w:p>
-    <w:p>
-      <w:r>
-        <w:t>Purpose: Tier-2: Show tenant-scoped Service/EPG alarms/alerts with filters (severity/type/state) using faultmanager history + tenant EPG scoping.</w:t>
-      </w:r>
-    </w:p>
-    <w:p>
-      <w:pPr>
-        <w:pStyle w:val="Heading3"/>
-      </w:pPr>
-      <w:r>
-        <w:lastRenderedPageBreak/>
-        <w:t>Operator Scenarios</w:t>
-      </w:r>
-    </w:p>
-    <w:p>
-      <w:r>
-        <w:t>• Troubleshooting unexpected system behavior.</w:t>
-      </w:r>
-    </w:p>
-    <w:p>
-      <w:r>
-        <w:t>• Investigating health degradation or alarms.</w:t>
-      </w:r>
-    </w:p>
-    <w:p>
-      <w:r>
-        <w:t>• Reviewing recent changes or activity.</w:t>
-      </w:r>
-    </w:p>
-    <w:p>
-      <w:r>
-        <w:t>• Performing high-level operational assessments.</w:t>
-      </w:r>
-    </w:p>
-    <w:p>
-      <w:pPr>
-        <w:pStyle w:val="Heading3"/>
-      </w:pPr>
-      <w:r>
-        <w:t>Example Natural Language Prompts</w:t>
-      </w:r>
-    </w:p>
-    <w:p>
-      <w:r>
-        <w:t>• “Why is my environment unhealthy?”</w:t>
-      </w:r>
-    </w:p>
-    <w:p>
-      <w:r>
-        <w:t>• “Show me recent failures.”</w:t>
-      </w:r>
-    </w:p>
-    <w:p>
-      <w:r>
-        <w:t>• “What changed in the last few hours?”</w:t>
-      </w:r>
-    </w:p>
-    <w:p>
-      <w:r>
-        <w:t>• “Give me a summary view.”</w:t>
-      </w:r>
-    </w:p>
-    <w:p>
-      <w:r>
-        <w:t>• “Drill into the top issue.”</w:t>
-      </w:r>
-    </w:p>
-    <w:p>
-      <w:pPr>
-        <w:pStyle w:val="Heading2"/>
-      </w:pPr>
-      <w:bookmarkStart w:id="37" w:name="_Toc222221808"/>
-      <w:r>
-        <w:t>tenant_get_service_epg_event_logs</w:t>
-      </w:r>
-      <w:bookmarkEnd w:id="37"/>
-    </w:p>
-    <w:p>
-      <w:r>
-        <w:t>Service Area: tenant</w:t>
-      </w:r>
-    </w:p>
-    <w:p>
-      <w:r>
-        <w:t>Purpose: Event logs for a tenant/service scope (filters: date range, severity, fuzzy query). Tier-2 composite over tenant executions + event histories.</w:t>
-      </w:r>
-    </w:p>
-    <w:p>
-      <w:pPr>
-        <w:pStyle w:val="Heading3"/>
-      </w:pPr>
-      <w:r>
-        <w:t>Operator Scenarios</w:t>
-      </w:r>
-    </w:p>
-    <w:p>
-      <w:r>
-        <w:t>• Troubleshooting unexpected system behavior.</w:t>
-      </w:r>
-    </w:p>
-    <w:p>
-      <w:r>
-        <w:t>• Investigating health degradation or alarms.</w:t>
-      </w:r>
-    </w:p>
-    <w:p>
-      <w:r>
-        <w:t>• Reviewing recent changes or activity.</w:t>
-      </w:r>
-    </w:p>
-    <w:p>
-      <w:r>
-        <w:t>• Performing high-level operational assessments.</w:t>
-      </w:r>
-    </w:p>
-    <w:p>
-      <w:pPr>
-        <w:pStyle w:val="Heading3"/>
-      </w:pPr>
-      <w:r>
-        <w:t>Example Natural Language Prompts</w:t>
-      </w:r>
-    </w:p>
-    <w:p>
-      <w:r>
-        <w:t>• “Why is my environment unhealthy?”</w:t>
-      </w:r>
-    </w:p>
-    <w:p>
-      <w:r>
-        <w:t>• “Show me recent failures.”</w:t>
-      </w:r>
-    </w:p>
-    <w:p>
-      <w:r>
-        <w:t>• “What changed in the last few hours?”</w:t>
-      </w:r>
-    </w:p>
-    <w:p>
-      <w:r>
-        <w:t>• “Give me a summary view.”</w:t>
-      </w:r>
-    </w:p>
-    <w:p>
-      <w:r>
-        <w:t>• “Drill into the top issue.”</w:t>
-      </w:r>
-    </w:p>
-    <w:p>
-      <w:pPr>
-        <w:pStyle w:val="Heading2"/>
-      </w:pPr>
-      <w:bookmarkStart w:id="38" w:name="_Toc222221809"/>
-      <w:r>
-        <w:t>tenant_get_service_epg_health_summary</w:t>
-      </w:r>
-      <w:bookmarkEnd w:id="38"/>
-    </w:p>
-    <w:p>
-      <w:r>
-        <w:t>Service Area: tenant</w:t>
-      </w:r>
-    </w:p>
-    <w:p>
-      <w:r>
-        <w:lastRenderedPageBreak/>
-        <w:t>Purpose: Tier-2: Real-time, table-friendly health summary for a tenant's VRFs + Endpoint Groups (EPGs), enriched via per-object error endpoints and optional recent execution signals.</w:t>
-      </w:r>
-    </w:p>
-    <w:p>
-      <w:pPr>
-        <w:pStyle w:val="Heading3"/>
-      </w:pPr>
-      <w:r>
-        <w:t>Operator Scenarios</w:t>
-      </w:r>
-    </w:p>
-    <w:p>
-      <w:r>
-        <w:t>• Troubleshooting unexpected system behavior.</w:t>
-      </w:r>
-    </w:p>
-    <w:p>
-      <w:r>
-        <w:t>• Investigating health degradation or alarms.</w:t>
-      </w:r>
-    </w:p>
-    <w:p>
-      <w:r>
-        <w:t>• Reviewing recent changes or activity.</w:t>
-      </w:r>
-    </w:p>
-    <w:p>
-      <w:r>
-        <w:t>• Performing high-level operational assessments.</w:t>
-      </w:r>
-    </w:p>
-    <w:p>
-      <w:pPr>
-        <w:pStyle w:val="Heading3"/>
-      </w:pPr>
-      <w:r>
-        <w:t>Example Natural Language Prompts</w:t>
-      </w:r>
-    </w:p>
-    <w:p>
-      <w:r>
-        <w:t>• “Why is my environment unhealthy?”</w:t>
-      </w:r>
-    </w:p>
-    <w:p>
-      <w:r>
-        <w:t>• “Show me recent failures.”</w:t>
-      </w:r>
-    </w:p>
-    <w:p>
-      <w:r>
-        <w:t>• “What changed in the last few hours?”</w:t>
-      </w:r>
-    </w:p>
-    <w:p>
-      <w:r>
-        <w:t>• “Give me a summary view.”</w:t>
-      </w:r>
-    </w:p>
-    <w:p>
-      <w:r>
-        <w:t>• “Drill into the top issue.”</w:t>
-      </w:r>
-    </w:p>
-    <w:p>
-      <w:pPr>
-        <w:pStyle w:val="Heading2"/>
-      </w:pPr>
-      <w:bookmarkStart w:id="39" w:name="_Toc222221810"/>
-      <w:r>
-        <w:t>tenant_get_service_epg_historical_report_stub</w:t>
-      </w:r>
-      <w:bookmarkEnd w:id="39"/>
-    </w:p>
-    <w:p>
-      <w:r>
-        <w:t>Service Area: tenant</w:t>
-      </w:r>
-    </w:p>
-    <w:p>
-      <w:r>
-        <w:t>Purpose: Tier-2 (read-only, v1): Generate a simple historical health/alarm summary for a tenant's Service/EPG scope for the last 7/30 days. Use-cases: (1) Weekly tenant health pulse (7d) summary + top impacted resources. (2) Monthly ops snapshot (30d) with severity breakdown. (3) Escalation focus: only Major+/Critical+ using severity_min. (4) Keyword hunt across history using query (e.g., bgp/vxlan/certificate). (5) Tenant discovery: if tenant_name is wrong, returns suggested_tenants + next_actions. (6) Debug/evidence mode: include_raw=true captures tier-1 responses. Composite uses ONLY existing tier-1 tools: tenant_get_tenant (+tenant_get_tenants for suggestions), tenant_get_endpoint_groups, tenant_get_vrfs, faultmanager_get_alert_history (time-bounded), faultmanager_get_alarm_history (best-effort, time-bounded locally).</w:t>
-      </w:r>
-    </w:p>
-    <w:p>
-      <w:pPr>
-        <w:pStyle w:val="Heading3"/>
-      </w:pPr>
-      <w:r>
-        <w:t>Operator Scenarios</w:t>
-      </w:r>
-    </w:p>
-    <w:p>
-      <w:r>
-        <w:t>• Troubleshooting unexpected system behavior.</w:t>
-      </w:r>
-    </w:p>
-    <w:p>
-      <w:r>
-        <w:t>• Investigating health degradation or alarms.</w:t>
-      </w:r>
-    </w:p>
-    <w:p>
-      <w:r>
-        <w:t>• Reviewing recent changes or activity.</w:t>
-      </w:r>
-    </w:p>
-    <w:p>
-      <w:r>
-        <w:t>• Performing high-level operational assessments.</w:t>
-      </w:r>
-    </w:p>
-    <w:p>
-      <w:pPr>
-        <w:pStyle w:val="Heading3"/>
-      </w:pPr>
-      <w:r>
-        <w:lastRenderedPageBreak/>
-        <w:t>Example Natural Language Prompts</w:t>
-      </w:r>
-    </w:p>
-    <w:p>
-      <w:r>
-        <w:t>• “Why is my environment unhealthy?”</w:t>
-      </w:r>
-    </w:p>
-    <w:p>
-      <w:r>
-        <w:t>• “Show me recent failures.”</w:t>
-      </w:r>
-    </w:p>
-    <w:p>
-      <w:r>
-        <w:t>• “What changed in the last few hours?”</w:t>
-      </w:r>
-    </w:p>
-    <w:p>
-      <w:r>
-        <w:t>• “Give me a summary view.”</w:t>
-      </w:r>
-    </w:p>
-    <w:p>
-      <w:r>
-        <w:t>• “Drill into the top issue.”</w:t>
-      </w:r>
-    </w:p>
-    <w:p>
-      <w:pPr>
         <w:pStyle w:val="Heading1"/>
       </w:pPr>
-      <w:bookmarkStart w:id="40" w:name="_Toc222221811"/>
+      <w:bookmarkStart w:id="40" w:name="_Toc222436378"/>
       <w:r>
         <w:t>AI Experience Design Principles</w:t>
       </w:r>
@@ -6535,7 +7560,7 @@
       <w:pPr>
         <w:pStyle w:val="Heading1"/>
       </w:pPr>
-      <w:bookmarkStart w:id="41" w:name="_Toc222221812"/>
+      <w:bookmarkStart w:id="41" w:name="_Toc222436379"/>
       <w:r>
         <w:t>Value to Operations Teams</w:t>
       </w:r>
@@ -6555,7 +7580,7 @@
       <w:pPr>
         <w:pStyle w:val="Heading1"/>
       </w:pPr>
-      <w:bookmarkStart w:id="42" w:name="_Toc222221813"/>
+      <w:bookmarkStart w:id="42" w:name="_Toc222436380"/>
       <w:r>
         <w:lastRenderedPageBreak/>
         <w:t>RESTCONF Tier‑2 Tools</w:t>
@@ -6576,19 +7601,13 @@
       <w:pPr>
         <w:pStyle w:val="Heading2"/>
       </w:pPr>
-      <w:bookmarkStart w:id="43" w:name="_Toc222221814"/>
-      <w:r>
-        <w:t>Tool list and when to use</w:t>
+      <w:bookmarkStart w:id="43" w:name="_Toc222436381"/>
+      <w:proofErr w:type="spellStart"/>
+      <w:r>
+        <w:t>restconf_show_firmware_version</w:t>
       </w:r>
       <w:bookmarkEnd w:id="43"/>
-    </w:p>
-    <w:p>
-      <w:pPr>
-        <w:pStyle w:val="Heading3"/>
-      </w:pPr>
-      <w:r>
-        <w:t>restconf_show_firmware_version</w:t>
-      </w:r>
+      <w:proofErr w:type="spellEnd"/>
     </w:p>
     <w:p>
       <w:r>
@@ -6602,11 +7621,13 @@
     </w:p>
     <w:p>
       <w:pPr>
-        <w:pStyle w:val="Heading3"/>
-      </w:pPr>
+        <w:pStyle w:val="Heading2"/>
+      </w:pPr>
+      <w:bookmarkStart w:id="44" w:name="_Toc222436382"/>
       <w:r>
         <w:t>restconf_get_interface_detail</w:t>
       </w:r>
+      <w:bookmarkEnd w:id="44"/>
     </w:p>
     <w:p>
       <w:r>
@@ -6620,11 +7641,13 @@
     </w:p>
     <w:p>
       <w:pPr>
-        <w:pStyle w:val="Heading3"/>
-      </w:pPr>
+        <w:pStyle w:val="Heading2"/>
+      </w:pPr>
+      <w:bookmarkStart w:id="45" w:name="_Toc222436383"/>
       <w:r>
         <w:t>restconf_list_operations</w:t>
       </w:r>
+      <w:bookmarkEnd w:id="45"/>
     </w:p>
     <w:p>
       <w:r>
@@ -6638,11 +7661,13 @@
     </w:p>
     <w:p>
       <w:pPr>
-        <w:pStyle w:val="Heading3"/>
-      </w:pPr>
+        <w:pStyle w:val="Heading2"/>
+      </w:pPr>
+      <w:bookmarkStart w:id="46" w:name="_Toc222436384"/>
       <w:r>
         <w:t>restconf_get_lldp_neighbor_detail</w:t>
       </w:r>
+      <w:bookmarkEnd w:id="46"/>
     </w:p>
     <w:p>
       <w:r>
@@ -6656,11 +7681,13 @@
     </w:p>
     <w:p>
       <w:pPr>
-        <w:pStyle w:val="Heading3"/>
-      </w:pPr>
+        <w:pStyle w:val="Heading2"/>
+      </w:pPr>
+      <w:bookmarkStart w:id="47" w:name="_Toc222436385"/>
       <w:r>
         <w:t>restconf_get_port_statistics_summary</w:t>
       </w:r>
+      <w:bookmarkEnd w:id="47"/>
     </w:p>
     <w:p>
       <w:r>
@@ -6674,11 +7701,13 @@
     </w:p>
     <w:p>
       <w:pPr>
-        <w:pStyle w:val="Heading3"/>
-      </w:pPr>
+        <w:pStyle w:val="Heading2"/>
+      </w:pPr>
+      <w:bookmarkStart w:id="48" w:name="_Toc222436386"/>
       <w:r>
         <w:t>restconf_get_media_detail</w:t>
       </w:r>
+      <w:bookmarkEnd w:id="48"/>
     </w:p>
     <w:p>
       <w:r>
@@ -6692,11 +7721,13 @@
     </w:p>
     <w:p>
       <w:pPr>
-        <w:pStyle w:val="Heading3"/>
-      </w:pPr>
+        <w:pStyle w:val="Heading2"/>
+      </w:pPr>
+      <w:bookmarkStart w:id="49" w:name="_Toc222436387"/>
       <w:r>
         <w:t>restconf_get_arp_table</w:t>
       </w:r>
+      <w:bookmarkEnd w:id="49"/>
     </w:p>
     <w:p>
       <w:r>
@@ -6710,11 +7741,13 @@
     </w:p>
     <w:p>
       <w:pPr>
-        <w:pStyle w:val="Heading3"/>
-      </w:pPr>
+        <w:pStyle w:val="Heading2"/>
+      </w:pPr>
+      <w:bookmarkStart w:id="50" w:name="_Toc222436388"/>
       <w:r>
         <w:t>restconf_get_clock</w:t>
       </w:r>
+      <w:bookmarkEnd w:id="50"/>
     </w:p>
     <w:p>
       <w:r>
@@ -6723,17 +7756,19 @@
     </w:p>
     <w:p>
       <w:r>
+        <w:t>Use case: UI: Display current device time for troubleshooting.</w:t>
+      </w:r>
+    </w:p>
+    <w:p>
+      <w:pPr>
+        <w:pStyle w:val="Heading2"/>
+      </w:pPr>
+      <w:bookmarkStart w:id="51" w:name="_Toc222436389"/>
+      <w:r>
         <w:lastRenderedPageBreak/>
-        <w:t>Use case: UI: Display current device time for troubleshooting.</w:t>
-      </w:r>
-    </w:p>
-    <w:p>
-      <w:pPr>
-        <w:pStyle w:val="Heading3"/>
-      </w:pPr>
-      <w:r>
         <w:t>restconf_get_vlan_brief</w:t>
       </w:r>
+      <w:bookmarkEnd w:id="51"/>
     </w:p>
     <w:p>
       <w:r>
@@ -6747,11 +7782,13 @@
     </w:p>
     <w:p>
       <w:pPr>
-        <w:pStyle w:val="Heading3"/>
-      </w:pPr>
+        <w:pStyle w:val="Heading2"/>
+      </w:pPr>
+      <w:bookmarkStart w:id="52" w:name="_Toc222436390"/>
       <w:r>
         <w:t>restconf_get_vrf_summary</w:t>
       </w:r>
+      <w:bookmarkEnd w:id="52"/>
     </w:p>
     <w:p>
       <w:r>
@@ -6765,11 +7802,13 @@
     </w:p>
     <w:p>
       <w:pPr>
-        <w:pStyle w:val="Heading3"/>
-      </w:pPr>
+        <w:pStyle w:val="Heading2"/>
+      </w:pPr>
+      <w:bookmarkStart w:id="53" w:name="_Toc222436391"/>
       <w:r>
         <w:t>restconf_get_ip_interface</w:t>
       </w:r>
+      <w:bookmarkEnd w:id="53"/>
     </w:p>
     <w:p>
       <w:r>
@@ -6783,11 +7822,13 @@
     </w:p>
     <w:p>
       <w:pPr>
-        <w:pStyle w:val="Heading3"/>
-      </w:pPr>
+        <w:pStyle w:val="Heading2"/>
+      </w:pPr>
+      <w:bookmarkStart w:id="54" w:name="_Toc222436392"/>
       <w:r>
         <w:t>restconf_get_running_config</w:t>
       </w:r>
+      <w:bookmarkEnd w:id="54"/>
     </w:p>
     <w:p>
       <w:r>
@@ -6801,11 +7842,13 @@
     </w:p>
     <w:p>
       <w:pPr>
-        <w:pStyle w:val="Heading3"/>
-      </w:pPr>
+        <w:pStyle w:val="Heading2"/>
+      </w:pPr>
+      <w:bookmarkStart w:id="55" w:name="_Toc222436393"/>
       <w:r>
         <w:t>restconf_get_system_maintenance_status</w:t>
       </w:r>
+      <w:bookmarkEnd w:id="55"/>
     </w:p>
     <w:p>
       <w:r>
@@ -6819,11 +7862,13 @@
     </w:p>
     <w:p>
       <w:pPr>
-        <w:pStyle w:val="Heading3"/>
-      </w:pPr>
+        <w:pStyle w:val="Heading2"/>
+      </w:pPr>
+      <w:bookmarkStart w:id="56" w:name="_Toc222436394"/>
       <w:r>
         <w:t>restconf_get_system_maintenance_rate_monitoring</w:t>
       </w:r>
+      <w:bookmarkEnd w:id="56"/>
     </w:p>
     <w:p>
       <w:r>
@@ -6837,11 +7882,13 @@
     </w:p>
     <w:p>
       <w:pPr>
-        <w:pStyle w:val="Heading3"/>
-      </w:pPr>
+        <w:pStyle w:val="Heading2"/>
+      </w:pPr>
+      <w:bookmarkStart w:id="57" w:name="_Toc222436395"/>
       <w:r>
         <w:t>restconf_get_interface_all</w:t>
       </w:r>
+      <w:bookmarkEnd w:id="57"/>
     </w:p>
     <w:p>
       <w:r>

--- a/XCO_MCP_Tier2_Operator_Notes.docx
+++ b/XCO_MCP_Tier2_Operator_Notes.docx
@@ -42,7 +42,7 @@
       <w:r>
         <w:fldChar w:fldCharType="separate"/>
       </w:r>
-      <w:hyperlink w:anchor="_Toc222436338" w:history="1">
+      <w:hyperlink w:anchor="_Toc222666944" w:history="1">
         <w:r>
           <w:rPr>
             <w:rStyle w:val="Hyperlink"/>
@@ -69,7 +69,7 @@
             <w:noProof/>
             <w:webHidden/>
           </w:rPr>
-          <w:instrText xml:space="preserve"> PAGEREF _Toc222436338 \h </w:instrText>
+          <w:instrText xml:space="preserve"> PAGEREF _Toc222666944 \h </w:instrText>
         </w:r>
         <w:r>
           <w:rPr>
@@ -118,7 +118,7 @@
           <w14:ligatures w14:val="standardContextual"/>
         </w:rPr>
       </w:pPr>
-      <w:hyperlink w:anchor="_Toc222436339" w:history="1">
+      <w:hyperlink w:anchor="_Toc222666945" w:history="1">
         <w:r>
           <w:rPr>
             <w:rStyle w:val="Hyperlink"/>
@@ -145,7 +145,7 @@
             <w:noProof/>
             <w:webHidden/>
           </w:rPr>
-          <w:instrText xml:space="preserve"> PAGEREF _Toc222436339 \h </w:instrText>
+          <w:instrText xml:space="preserve"> PAGEREF _Toc222666945 \h </w:instrText>
         </w:r>
         <w:r>
           <w:rPr>
@@ -192,7 +192,7 @@
           <w14:ligatures w14:val="standardContextual"/>
         </w:rPr>
       </w:pPr>
-      <w:hyperlink w:anchor="_Toc222436340" w:history="1">
+      <w:hyperlink w:anchor="_Toc222666946" w:history="1">
         <w:r>
           <w:rPr>
             <w:rStyle w:val="Hyperlink"/>
@@ -219,7 +219,7 @@
             <w:noProof/>
             <w:webHidden/>
           </w:rPr>
-          <w:instrText xml:space="preserve"> PAGEREF _Toc222436340 \h </w:instrText>
+          <w:instrText xml:space="preserve"> PAGEREF _Toc222666946 \h </w:instrText>
         </w:r>
         <w:r>
           <w:rPr>
@@ -266,7 +266,7 @@
           <w14:ligatures w14:val="standardContextual"/>
         </w:rPr>
       </w:pPr>
-      <w:hyperlink w:anchor="_Toc222436341" w:history="1">
+      <w:hyperlink w:anchor="_Toc222666947" w:history="1">
         <w:r>
           <w:rPr>
             <w:rStyle w:val="Hyperlink"/>
@@ -293,7 +293,7 @@
             <w:noProof/>
             <w:webHidden/>
           </w:rPr>
-          <w:instrText xml:space="preserve"> PAGEREF _Toc222436341 \h </w:instrText>
+          <w:instrText xml:space="preserve"> PAGEREF _Toc222666947 \h </w:instrText>
         </w:r>
         <w:r>
           <w:rPr>
@@ -340,7 +340,7 @@
           <w14:ligatures w14:val="standardContextual"/>
         </w:rPr>
       </w:pPr>
-      <w:hyperlink w:anchor="_Toc222436342" w:history="1">
+      <w:hyperlink w:anchor="_Toc222666948" w:history="1">
         <w:r>
           <w:rPr>
             <w:rStyle w:val="Hyperlink"/>
@@ -367,7 +367,7 @@
             <w:noProof/>
             <w:webHidden/>
           </w:rPr>
-          <w:instrText xml:space="preserve"> PAGEREF _Toc222436342 \h </w:instrText>
+          <w:instrText xml:space="preserve"> PAGEREF _Toc222666948 \h </w:instrText>
         </w:r>
         <w:r>
           <w:rPr>
@@ -414,7 +414,7 @@
           <w14:ligatures w14:val="standardContextual"/>
         </w:rPr>
       </w:pPr>
-      <w:hyperlink w:anchor="_Toc222436343" w:history="1">
+      <w:hyperlink w:anchor="_Toc222666949" w:history="1">
         <w:r>
           <w:rPr>
             <w:rStyle w:val="Hyperlink"/>
@@ -441,7 +441,7 @@
             <w:noProof/>
             <w:webHidden/>
           </w:rPr>
-          <w:instrText xml:space="preserve"> PAGEREF _Toc222436343 \h </w:instrText>
+          <w:instrText xml:space="preserve"> PAGEREF _Toc222666949 \h </w:instrText>
         </w:r>
         <w:r>
           <w:rPr>
@@ -488,7 +488,7 @@
           <w14:ligatures w14:val="standardContextual"/>
         </w:rPr>
       </w:pPr>
-      <w:hyperlink w:anchor="_Toc222436344" w:history="1">
+      <w:hyperlink w:anchor="_Toc222666950" w:history="1">
         <w:r>
           <w:rPr>
             <w:rStyle w:val="Hyperlink"/>
@@ -515,7 +515,7 @@
             <w:noProof/>
             <w:webHidden/>
           </w:rPr>
-          <w:instrText xml:space="preserve"> PAGEREF _Toc222436344 \h </w:instrText>
+          <w:instrText xml:space="preserve"> PAGEREF _Toc222666950 \h </w:instrText>
         </w:r>
         <w:r>
           <w:rPr>
@@ -562,7 +562,7 @@
           <w14:ligatures w14:val="standardContextual"/>
         </w:rPr>
       </w:pPr>
-      <w:hyperlink w:anchor="_Toc222436345" w:history="1">
+      <w:hyperlink w:anchor="_Toc222666951" w:history="1">
         <w:r>
           <w:rPr>
             <w:rStyle w:val="Hyperlink"/>
@@ -589,7 +589,7 @@
             <w:noProof/>
             <w:webHidden/>
           </w:rPr>
-          <w:instrText xml:space="preserve"> PAGEREF _Toc222436345 \h </w:instrText>
+          <w:instrText xml:space="preserve"> PAGEREF _Toc222666951 \h </w:instrText>
         </w:r>
         <w:r>
           <w:rPr>
@@ -636,7 +636,7 @@
           <w14:ligatures w14:val="standardContextual"/>
         </w:rPr>
       </w:pPr>
-      <w:hyperlink w:anchor="_Toc222436346" w:history="1">
+      <w:hyperlink w:anchor="_Toc222666952" w:history="1">
         <w:r>
           <w:rPr>
             <w:rStyle w:val="Hyperlink"/>
@@ -663,7 +663,7 @@
             <w:noProof/>
             <w:webHidden/>
           </w:rPr>
-          <w:instrText xml:space="preserve"> PAGEREF _Toc222436346 \h </w:instrText>
+          <w:instrText xml:space="preserve"> PAGEREF _Toc222666952 \h </w:instrText>
         </w:r>
         <w:r>
           <w:rPr>
@@ -683,7 +683,7 @@
             <w:noProof/>
             <w:webHidden/>
           </w:rPr>
-          <w:t>5</w:t>
+          <w:t>6</w:t>
         </w:r>
         <w:r>
           <w:rPr>
@@ -710,7 +710,7 @@
           <w14:ligatures w14:val="standardContextual"/>
         </w:rPr>
       </w:pPr>
-      <w:hyperlink w:anchor="_Toc222436347" w:history="1">
+      <w:hyperlink w:anchor="_Toc222666953" w:history="1">
         <w:r>
           <w:rPr>
             <w:rStyle w:val="Hyperlink"/>
@@ -737,7 +737,7 @@
             <w:noProof/>
             <w:webHidden/>
           </w:rPr>
-          <w:instrText xml:space="preserve"> PAGEREF _Toc222436347 \h </w:instrText>
+          <w:instrText xml:space="preserve"> PAGEREF _Toc222666953 \h </w:instrText>
         </w:r>
         <w:r>
           <w:rPr>
@@ -784,7 +784,7 @@
           <w14:ligatures w14:val="standardContextual"/>
         </w:rPr>
       </w:pPr>
-      <w:hyperlink w:anchor="_Toc222436348" w:history="1">
+      <w:hyperlink w:anchor="_Toc222666954" w:history="1">
         <w:r>
           <w:rPr>
             <w:rStyle w:val="Hyperlink"/>
@@ -811,7 +811,7 @@
             <w:noProof/>
             <w:webHidden/>
           </w:rPr>
-          <w:instrText xml:space="preserve"> PAGEREF _Toc222436348 \h </w:instrText>
+          <w:instrText xml:space="preserve"> PAGEREF _Toc222666954 \h </w:instrText>
         </w:r>
         <w:r>
           <w:rPr>
@@ -858,7 +858,7 @@
           <w14:ligatures w14:val="standardContextual"/>
         </w:rPr>
       </w:pPr>
-      <w:hyperlink w:anchor="_Toc222436349" w:history="1">
+      <w:hyperlink w:anchor="_Toc222666955" w:history="1">
         <w:r>
           <w:rPr>
             <w:rStyle w:val="Hyperlink"/>
@@ -885,7 +885,7 @@
             <w:noProof/>
             <w:webHidden/>
           </w:rPr>
-          <w:instrText xml:space="preserve"> PAGEREF _Toc222436349 \h </w:instrText>
+          <w:instrText xml:space="preserve"> PAGEREF _Toc222666955 \h </w:instrText>
         </w:r>
         <w:r>
           <w:rPr>
@@ -932,7 +932,7 @@
           <w14:ligatures w14:val="standardContextual"/>
         </w:rPr>
       </w:pPr>
-      <w:hyperlink w:anchor="_Toc222436350" w:history="1">
+      <w:hyperlink w:anchor="_Toc222666956" w:history="1">
         <w:r>
           <w:rPr>
             <w:rStyle w:val="Hyperlink"/>
@@ -959,7 +959,7 @@
             <w:noProof/>
             <w:webHidden/>
           </w:rPr>
-          <w:instrText xml:space="preserve"> PAGEREF _Toc222436350 \h </w:instrText>
+          <w:instrText xml:space="preserve"> PAGEREF _Toc222666956 \h </w:instrText>
         </w:r>
         <w:r>
           <w:rPr>
@@ -1006,7 +1006,7 @@
           <w14:ligatures w14:val="standardContextual"/>
         </w:rPr>
       </w:pPr>
-      <w:hyperlink w:anchor="_Toc222436351" w:history="1">
+      <w:hyperlink w:anchor="_Toc222666957" w:history="1">
         <w:r>
           <w:rPr>
             <w:rStyle w:val="Hyperlink"/>
@@ -1033,7 +1033,7 @@
             <w:noProof/>
             <w:webHidden/>
           </w:rPr>
-          <w:instrText xml:space="preserve"> PAGEREF _Toc222436351 \h </w:instrText>
+          <w:instrText xml:space="preserve"> PAGEREF _Toc222666957 \h </w:instrText>
         </w:r>
         <w:r>
           <w:rPr>
@@ -1080,7 +1080,7 @@
           <w14:ligatures w14:val="standardContextual"/>
         </w:rPr>
       </w:pPr>
-      <w:hyperlink w:anchor="_Toc222436352" w:history="1">
+      <w:hyperlink w:anchor="_Toc222666958" w:history="1">
         <w:r>
           <w:rPr>
             <w:rStyle w:val="Hyperlink"/>
@@ -1107,7 +1107,7 @@
             <w:noProof/>
             <w:webHidden/>
           </w:rPr>
-          <w:instrText xml:space="preserve"> PAGEREF _Toc222436352 \h </w:instrText>
+          <w:instrText xml:space="preserve"> PAGEREF _Toc222666958 \h </w:instrText>
         </w:r>
         <w:r>
           <w:rPr>
@@ -1154,7 +1154,7 @@
           <w14:ligatures w14:val="standardContextual"/>
         </w:rPr>
       </w:pPr>
-      <w:hyperlink w:anchor="_Toc222436353" w:history="1">
+      <w:hyperlink w:anchor="_Toc222666959" w:history="1">
         <w:r>
           <w:rPr>
             <w:rStyle w:val="Hyperlink"/>
@@ -1181,7 +1181,7 @@
             <w:noProof/>
             <w:webHidden/>
           </w:rPr>
-          <w:instrText xml:space="preserve"> PAGEREF _Toc222436353 \h </w:instrText>
+          <w:instrText xml:space="preserve"> PAGEREF _Toc222666959 \h </w:instrText>
         </w:r>
         <w:r>
           <w:rPr>
@@ -1228,7 +1228,7 @@
           <w14:ligatures w14:val="standardContextual"/>
         </w:rPr>
       </w:pPr>
-      <w:hyperlink w:anchor="_Toc222436354" w:history="1">
+      <w:hyperlink w:anchor="_Toc222666960" w:history="1">
         <w:r>
           <w:rPr>
             <w:rStyle w:val="Hyperlink"/>
@@ -1255,7 +1255,7 @@
             <w:noProof/>
             <w:webHidden/>
           </w:rPr>
-          <w:instrText xml:space="preserve"> PAGEREF _Toc222436354 \h </w:instrText>
+          <w:instrText xml:space="preserve"> PAGEREF _Toc222666960 \h </w:instrText>
         </w:r>
         <w:r>
           <w:rPr>
@@ -1302,7 +1302,7 @@
           <w14:ligatures w14:val="standardContextual"/>
         </w:rPr>
       </w:pPr>
-      <w:hyperlink w:anchor="_Toc222436355" w:history="1">
+      <w:hyperlink w:anchor="_Toc222666961" w:history="1">
         <w:r>
           <w:rPr>
             <w:rStyle w:val="Hyperlink"/>
@@ -1329,7 +1329,7 @@
             <w:noProof/>
             <w:webHidden/>
           </w:rPr>
-          <w:instrText xml:space="preserve"> PAGEREF _Toc222436355 \h </w:instrText>
+          <w:instrText xml:space="preserve"> PAGEREF _Toc222666961 \h </w:instrText>
         </w:r>
         <w:r>
           <w:rPr>
@@ -1349,7 +1349,7 @@
             <w:noProof/>
             <w:webHidden/>
           </w:rPr>
-          <w:t>10</w:t>
+          <w:t>11</w:t>
         </w:r>
         <w:r>
           <w:rPr>
@@ -1376,7 +1376,7 @@
           <w14:ligatures w14:val="standardContextual"/>
         </w:rPr>
       </w:pPr>
-      <w:hyperlink w:anchor="_Toc222436356" w:history="1">
+      <w:hyperlink w:anchor="_Toc222666962" w:history="1">
         <w:r>
           <w:rPr>
             <w:rStyle w:val="Hyperlink"/>
@@ -1403,7 +1403,7 @@
             <w:noProof/>
             <w:webHidden/>
           </w:rPr>
-          <w:instrText xml:space="preserve"> PAGEREF _Toc222436356 \h </w:instrText>
+          <w:instrText xml:space="preserve"> PAGEREF _Toc222666962 \h </w:instrText>
         </w:r>
         <w:r>
           <w:rPr>
@@ -1450,7 +1450,7 @@
           <w14:ligatures w14:val="standardContextual"/>
         </w:rPr>
       </w:pPr>
-      <w:hyperlink w:anchor="_Toc222436357" w:history="1">
+      <w:hyperlink w:anchor="_Toc222666963" w:history="1">
         <w:r>
           <w:rPr>
             <w:rStyle w:val="Hyperlink"/>
@@ -1477,7 +1477,7 @@
             <w:noProof/>
             <w:webHidden/>
           </w:rPr>
-          <w:instrText xml:space="preserve"> PAGEREF _Toc222436357 \h </w:instrText>
+          <w:instrText xml:space="preserve"> PAGEREF _Toc222666963 \h </w:instrText>
         </w:r>
         <w:r>
           <w:rPr>
@@ -1524,7 +1524,7 @@
           <w14:ligatures w14:val="standardContextual"/>
         </w:rPr>
       </w:pPr>
-      <w:hyperlink w:anchor="_Toc222436358" w:history="1">
+      <w:hyperlink w:anchor="_Toc222666964" w:history="1">
         <w:r>
           <w:rPr>
             <w:rStyle w:val="Hyperlink"/>
@@ -1551,7 +1551,7 @@
             <w:noProof/>
             <w:webHidden/>
           </w:rPr>
-          <w:instrText xml:space="preserve"> PAGEREF _Toc222436358 \h </w:instrText>
+          <w:instrText xml:space="preserve"> PAGEREF _Toc222666964 \h </w:instrText>
         </w:r>
         <w:r>
           <w:rPr>
@@ -1598,7 +1598,7 @@
           <w14:ligatures w14:val="standardContextual"/>
         </w:rPr>
       </w:pPr>
-      <w:hyperlink w:anchor="_Toc222436359" w:history="1">
+      <w:hyperlink w:anchor="_Toc222666965" w:history="1">
         <w:r>
           <w:rPr>
             <w:rStyle w:val="Hyperlink"/>
@@ -1625,7 +1625,7 @@
             <w:noProof/>
             <w:webHidden/>
           </w:rPr>
-          <w:instrText xml:space="preserve"> PAGEREF _Toc222436359 \h </w:instrText>
+          <w:instrText xml:space="preserve"> PAGEREF _Toc222666965 \h </w:instrText>
         </w:r>
         <w:r>
           <w:rPr>
@@ -1672,7 +1672,7 @@
           <w14:ligatures w14:val="standardContextual"/>
         </w:rPr>
       </w:pPr>
-      <w:hyperlink w:anchor="_Toc222436360" w:history="1">
+      <w:hyperlink w:anchor="_Toc222666966" w:history="1">
         <w:r>
           <w:rPr>
             <w:rStyle w:val="Hyperlink"/>
@@ -1699,7 +1699,7 @@
             <w:noProof/>
             <w:webHidden/>
           </w:rPr>
-          <w:instrText xml:space="preserve"> PAGEREF _Toc222436360 \h </w:instrText>
+          <w:instrText xml:space="preserve"> PAGEREF _Toc222666966 \h </w:instrText>
         </w:r>
         <w:r>
           <w:rPr>
@@ -1746,7 +1746,7 @@
           <w14:ligatures w14:val="standardContextual"/>
         </w:rPr>
       </w:pPr>
-      <w:hyperlink w:anchor="_Toc222436361" w:history="1">
+      <w:hyperlink w:anchor="_Toc222666967" w:history="1">
         <w:r>
           <w:rPr>
             <w:rStyle w:val="Hyperlink"/>
@@ -1773,7 +1773,7 @@
             <w:noProof/>
             <w:webHidden/>
           </w:rPr>
-          <w:instrText xml:space="preserve"> PAGEREF _Toc222436361 \h </w:instrText>
+          <w:instrText xml:space="preserve"> PAGEREF _Toc222666967 \h </w:instrText>
         </w:r>
         <w:r>
           <w:rPr>
@@ -1820,7 +1820,7 @@
           <w14:ligatures w14:val="standardContextual"/>
         </w:rPr>
       </w:pPr>
-      <w:hyperlink w:anchor="_Toc222436362" w:history="1">
+      <w:hyperlink w:anchor="_Toc222666968" w:history="1">
         <w:r>
           <w:rPr>
             <w:rStyle w:val="Hyperlink"/>
@@ -1847,7 +1847,7 @@
             <w:noProof/>
             <w:webHidden/>
           </w:rPr>
-          <w:instrText xml:space="preserve"> PAGEREF _Toc222436362 \h </w:instrText>
+          <w:instrText xml:space="preserve"> PAGEREF _Toc222666968 \h </w:instrText>
         </w:r>
         <w:r>
           <w:rPr>
@@ -1894,7 +1894,7 @@
           <w14:ligatures w14:val="standardContextual"/>
         </w:rPr>
       </w:pPr>
-      <w:hyperlink w:anchor="_Toc222436363" w:history="1">
+      <w:hyperlink w:anchor="_Toc222666969" w:history="1">
         <w:r>
           <w:rPr>
             <w:rStyle w:val="Hyperlink"/>
@@ -1921,7 +1921,7 @@
             <w:noProof/>
             <w:webHidden/>
           </w:rPr>
-          <w:instrText xml:space="preserve"> PAGEREF _Toc222436363 \h </w:instrText>
+          <w:instrText xml:space="preserve"> PAGEREF _Toc222666969 \h </w:instrText>
         </w:r>
         <w:r>
           <w:rPr>
@@ -1968,7 +1968,7 @@
           <w14:ligatures w14:val="standardContextual"/>
         </w:rPr>
       </w:pPr>
-      <w:hyperlink w:anchor="_Toc222436364" w:history="1">
+      <w:hyperlink w:anchor="_Toc222666970" w:history="1">
         <w:r>
           <w:rPr>
             <w:rStyle w:val="Hyperlink"/>
@@ -1995,7 +1995,7 @@
             <w:noProof/>
             <w:webHidden/>
           </w:rPr>
-          <w:instrText xml:space="preserve"> PAGEREF _Toc222436364 \h </w:instrText>
+          <w:instrText xml:space="preserve"> PAGEREF _Toc222666970 \h </w:instrText>
         </w:r>
         <w:r>
           <w:rPr>
@@ -2042,7 +2042,7 @@
           <w14:ligatures w14:val="standardContextual"/>
         </w:rPr>
       </w:pPr>
-      <w:hyperlink w:anchor="_Toc222436365" w:history="1">
+      <w:hyperlink w:anchor="_Toc222666971" w:history="1">
         <w:r>
           <w:rPr>
             <w:rStyle w:val="Hyperlink"/>
@@ -2069,7 +2069,7 @@
             <w:noProof/>
             <w:webHidden/>
           </w:rPr>
-          <w:instrText xml:space="preserve"> PAGEREF _Toc222436365 \h </w:instrText>
+          <w:instrText xml:space="preserve"> PAGEREF _Toc222666971 \h </w:instrText>
         </w:r>
         <w:r>
           <w:rPr>
@@ -2116,7 +2116,7 @@
           <w14:ligatures w14:val="standardContextual"/>
         </w:rPr>
       </w:pPr>
-      <w:hyperlink w:anchor="_Toc222436366" w:history="1">
+      <w:hyperlink w:anchor="_Toc222666972" w:history="1">
         <w:r>
           <w:rPr>
             <w:rStyle w:val="Hyperlink"/>
@@ -2143,7 +2143,7 @@
             <w:noProof/>
             <w:webHidden/>
           </w:rPr>
-          <w:instrText xml:space="preserve"> PAGEREF _Toc222436366 \h </w:instrText>
+          <w:instrText xml:space="preserve"> PAGEREF _Toc222666972 \h </w:instrText>
         </w:r>
         <w:r>
           <w:rPr>
@@ -2190,7 +2190,7 @@
           <w14:ligatures w14:val="standardContextual"/>
         </w:rPr>
       </w:pPr>
-      <w:hyperlink w:anchor="_Toc222436367" w:history="1">
+      <w:hyperlink w:anchor="_Toc222666973" w:history="1">
         <w:r>
           <w:rPr>
             <w:rStyle w:val="Hyperlink"/>
@@ -2217,7 +2217,7 @@
             <w:noProof/>
             <w:webHidden/>
           </w:rPr>
-          <w:instrText xml:space="preserve"> PAGEREF _Toc222436367 \h </w:instrText>
+          <w:instrText xml:space="preserve"> PAGEREF _Toc222666973 \h </w:instrText>
         </w:r>
         <w:r>
           <w:rPr>
@@ -2264,7 +2264,7 @@
           <w14:ligatures w14:val="standardContextual"/>
         </w:rPr>
       </w:pPr>
-      <w:hyperlink w:anchor="_Toc222436368" w:history="1">
+      <w:hyperlink w:anchor="_Toc222666974" w:history="1">
         <w:r>
           <w:rPr>
             <w:rStyle w:val="Hyperlink"/>
@@ -2291,7 +2291,7 @@
             <w:noProof/>
             <w:webHidden/>
           </w:rPr>
-          <w:instrText xml:space="preserve"> PAGEREF _Toc222436368 \h </w:instrText>
+          <w:instrText xml:space="preserve"> PAGEREF _Toc222666974 \h </w:instrText>
         </w:r>
         <w:r>
           <w:rPr>
@@ -2338,7 +2338,7 @@
           <w14:ligatures w14:val="standardContextual"/>
         </w:rPr>
       </w:pPr>
-      <w:hyperlink w:anchor="_Toc222436369" w:history="1">
+      <w:hyperlink w:anchor="_Toc222666975" w:history="1">
         <w:r>
           <w:rPr>
             <w:rStyle w:val="Hyperlink"/>
@@ -2365,7 +2365,7 @@
             <w:noProof/>
             <w:webHidden/>
           </w:rPr>
-          <w:instrText xml:space="preserve"> PAGEREF _Toc222436369 \h </w:instrText>
+          <w:instrText xml:space="preserve"> PAGEREF _Toc222666975 \h </w:instrText>
         </w:r>
         <w:r>
           <w:rPr>
@@ -2412,7 +2412,7 @@
           <w14:ligatures w14:val="standardContextual"/>
         </w:rPr>
       </w:pPr>
-      <w:hyperlink w:anchor="_Toc222436370" w:history="1">
+      <w:hyperlink w:anchor="_Toc222666976" w:history="1">
         <w:r>
           <w:rPr>
             <w:rStyle w:val="Hyperlink"/>
@@ -2439,7 +2439,7 @@
             <w:noProof/>
             <w:webHidden/>
           </w:rPr>
-          <w:instrText xml:space="preserve"> PAGEREF _Toc222436370 \h </w:instrText>
+          <w:instrText xml:space="preserve"> PAGEREF _Toc222666976 \h </w:instrText>
         </w:r>
         <w:r>
           <w:rPr>
@@ -2486,7 +2486,7 @@
           <w14:ligatures w14:val="standardContextual"/>
         </w:rPr>
       </w:pPr>
-      <w:hyperlink w:anchor="_Toc222436371" w:history="1">
+      <w:hyperlink w:anchor="_Toc222666977" w:history="1">
         <w:r>
           <w:rPr>
             <w:rStyle w:val="Hyperlink"/>
@@ -2513,7 +2513,7 @@
             <w:noProof/>
             <w:webHidden/>
           </w:rPr>
-          <w:instrText xml:space="preserve"> PAGEREF _Toc222436371 \h </w:instrText>
+          <w:instrText xml:space="preserve"> PAGEREF _Toc222666977 \h </w:instrText>
         </w:r>
         <w:r>
           <w:rPr>
@@ -2560,7 +2560,7 @@
           <w14:ligatures w14:val="standardContextual"/>
         </w:rPr>
       </w:pPr>
-      <w:hyperlink w:anchor="_Toc222436372" w:history="1">
+      <w:hyperlink w:anchor="_Toc222666978" w:history="1">
         <w:r>
           <w:rPr>
             <w:rStyle w:val="Hyperlink"/>
@@ -2587,7 +2587,7 @@
             <w:noProof/>
             <w:webHidden/>
           </w:rPr>
-          <w:instrText xml:space="preserve"> PAGEREF _Toc222436372 \h </w:instrText>
+          <w:instrText xml:space="preserve"> PAGEREF _Toc222666978 \h </w:instrText>
         </w:r>
         <w:r>
           <w:rPr>
@@ -2634,7 +2634,7 @@
           <w14:ligatures w14:val="standardContextual"/>
         </w:rPr>
       </w:pPr>
-      <w:hyperlink w:anchor="_Toc222436373" w:history="1">
+      <w:hyperlink w:anchor="_Toc222666979" w:history="1">
         <w:r>
           <w:rPr>
             <w:rStyle w:val="Hyperlink"/>
@@ -2661,7 +2661,7 @@
             <w:noProof/>
             <w:webHidden/>
           </w:rPr>
-          <w:instrText xml:space="preserve"> PAGEREF _Toc222436373 \h </w:instrText>
+          <w:instrText xml:space="preserve"> PAGEREF _Toc222666979 \h </w:instrText>
         </w:r>
         <w:r>
           <w:rPr>
@@ -2708,7 +2708,7 @@
           <w14:ligatures w14:val="standardContextual"/>
         </w:rPr>
       </w:pPr>
-      <w:hyperlink w:anchor="_Toc222436374" w:history="1">
+      <w:hyperlink w:anchor="_Toc222666980" w:history="1">
         <w:r>
           <w:rPr>
             <w:rStyle w:val="Hyperlink"/>
@@ -2735,7 +2735,7 @@
             <w:noProof/>
             <w:webHidden/>
           </w:rPr>
-          <w:instrText xml:space="preserve"> PAGEREF _Toc222436374 \h </w:instrText>
+          <w:instrText xml:space="preserve"> PAGEREF _Toc222666980 \h </w:instrText>
         </w:r>
         <w:r>
           <w:rPr>
@@ -2782,7 +2782,7 @@
           <w14:ligatures w14:val="standardContextual"/>
         </w:rPr>
       </w:pPr>
-      <w:hyperlink w:anchor="_Toc222436375" w:history="1">
+      <w:hyperlink w:anchor="_Toc222666981" w:history="1">
         <w:r>
           <w:rPr>
             <w:rStyle w:val="Hyperlink"/>
@@ -2809,7 +2809,7 @@
             <w:noProof/>
             <w:webHidden/>
           </w:rPr>
-          <w:instrText xml:space="preserve"> PAGEREF _Toc222436375 \h </w:instrText>
+          <w:instrText xml:space="preserve"> PAGEREF _Toc222666981 \h </w:instrText>
         </w:r>
         <w:r>
           <w:rPr>
@@ -2856,7 +2856,7 @@
           <w14:ligatures w14:val="standardContextual"/>
         </w:rPr>
       </w:pPr>
-      <w:hyperlink w:anchor="_Toc222436376" w:history="1">
+      <w:hyperlink w:anchor="_Toc222666982" w:history="1">
         <w:r>
           <w:rPr>
             <w:rStyle w:val="Hyperlink"/>
@@ -2883,7 +2883,7 @@
             <w:noProof/>
             <w:webHidden/>
           </w:rPr>
-          <w:instrText xml:space="preserve"> PAGEREF _Toc222436376 \h </w:instrText>
+          <w:instrText xml:space="preserve"> PAGEREF _Toc222666982 \h </w:instrText>
         </w:r>
         <w:r>
           <w:rPr>
@@ -2930,7 +2930,7 @@
           <w14:ligatures w14:val="standardContextual"/>
         </w:rPr>
       </w:pPr>
-      <w:hyperlink w:anchor="_Toc222436377" w:history="1">
+      <w:hyperlink w:anchor="_Toc222666983" w:history="1">
         <w:r>
           <w:rPr>
             <w:rStyle w:val="Hyperlink"/>
@@ -2957,7 +2957,7 @@
             <w:noProof/>
             <w:webHidden/>
           </w:rPr>
-          <w:instrText xml:space="preserve"> PAGEREF _Toc222436377 \h </w:instrText>
+          <w:instrText xml:space="preserve"> PAGEREF _Toc222666983 \h </w:instrText>
         </w:r>
         <w:r>
           <w:rPr>
@@ -2978,6 +2978,80 @@
             <w:webHidden/>
           </w:rPr>
           <w:t>22</w:t>
+        </w:r>
+        <w:r>
+          <w:rPr>
+            <w:noProof/>
+            <w:webHidden/>
+          </w:rPr>
+          <w:fldChar w:fldCharType="end"/>
+        </w:r>
+      </w:hyperlink>
+    </w:p>
+    <w:p>
+      <w:pPr>
+        <w:pStyle w:val="TOC2"/>
+        <w:tabs>
+          <w:tab w:val="right" w:leader="dot" w:pos="8630"/>
+        </w:tabs>
+        <w:rPr>
+          <w:smallCaps w:val="0"/>
+          <w:noProof/>
+          <w:kern w:val="2"/>
+          <w:sz w:val="24"/>
+          <w:szCs w:val="24"/>
+          <w:lang w:val="en-CA"/>
+          <w14:ligatures w14:val="standardContextual"/>
+        </w:rPr>
+      </w:pPr>
+      <w:hyperlink w:anchor="_Toc222666984" w:history="1">
+        <w:r>
+          <w:rPr>
+            <w:rStyle w:val="Hyperlink"/>
+            <w:noProof/>
+          </w:rPr>
+          <w:t>tenant_get_all_endpoint_groups</w:t>
+        </w:r>
+        <w:r>
+          <w:rPr>
+            <w:noProof/>
+            <w:webHidden/>
+          </w:rPr>
+          <w:tab/>
+        </w:r>
+        <w:r>
+          <w:rPr>
+            <w:noProof/>
+            <w:webHidden/>
+          </w:rPr>
+          <w:fldChar w:fldCharType="begin"/>
+        </w:r>
+        <w:r>
+          <w:rPr>
+            <w:noProof/>
+            <w:webHidden/>
+          </w:rPr>
+          <w:instrText xml:space="preserve"> PAGEREF _Toc222666984 \h </w:instrText>
+        </w:r>
+        <w:r>
+          <w:rPr>
+            <w:noProof/>
+            <w:webHidden/>
+          </w:rPr>
+        </w:r>
+        <w:r>
+          <w:rPr>
+            <w:noProof/>
+            <w:webHidden/>
+          </w:rPr>
+          <w:fldChar w:fldCharType="separate"/>
+        </w:r>
+        <w:r>
+          <w:rPr>
+            <w:noProof/>
+            <w:webHidden/>
+          </w:rPr>
+          <w:t>23</w:t>
         </w:r>
         <w:r>
           <w:rPr>
@@ -3006,7 +3080,7 @@
           <w14:ligatures w14:val="standardContextual"/>
         </w:rPr>
       </w:pPr>
-      <w:hyperlink w:anchor="_Toc222436378" w:history="1">
+      <w:hyperlink w:anchor="_Toc222666985" w:history="1">
         <w:r>
           <w:rPr>
             <w:rStyle w:val="Hyperlink"/>
@@ -3033,7 +3107,7 @@
             <w:noProof/>
             <w:webHidden/>
           </w:rPr>
-          <w:instrText xml:space="preserve"> PAGEREF _Toc222436378 \h </w:instrText>
+          <w:instrText xml:space="preserve"> PAGEREF _Toc222666985 \h </w:instrText>
         </w:r>
         <w:r>
           <w:rPr>
@@ -3053,7 +3127,7 @@
             <w:noProof/>
             <w:webHidden/>
           </w:rPr>
-          <w:t>23</w:t>
+          <w:t>24</w:t>
         </w:r>
         <w:r>
           <w:rPr>
@@ -3082,7 +3156,7 @@
           <w14:ligatures w14:val="standardContextual"/>
         </w:rPr>
       </w:pPr>
-      <w:hyperlink w:anchor="_Toc222436379" w:history="1">
+      <w:hyperlink w:anchor="_Toc222666986" w:history="1">
         <w:r>
           <w:rPr>
             <w:rStyle w:val="Hyperlink"/>
@@ -3109,7 +3183,7 @@
             <w:noProof/>
             <w:webHidden/>
           </w:rPr>
-          <w:instrText xml:space="preserve"> PAGEREF _Toc222436379 \h </w:instrText>
+          <w:instrText xml:space="preserve"> PAGEREF _Toc222666986 \h </w:instrText>
         </w:r>
         <w:r>
           <w:rPr>
@@ -3129,7 +3203,7 @@
             <w:noProof/>
             <w:webHidden/>
           </w:rPr>
-          <w:t>23</w:t>
+          <w:t>24</w:t>
         </w:r>
         <w:r>
           <w:rPr>
@@ -3158,7 +3232,7 @@
           <w14:ligatures w14:val="standardContextual"/>
         </w:rPr>
       </w:pPr>
-      <w:hyperlink w:anchor="_Toc222436380" w:history="1">
+      <w:hyperlink w:anchor="_Toc222666987" w:history="1">
         <w:r>
           <w:rPr>
             <w:rStyle w:val="Hyperlink"/>
@@ -3185,7 +3259,7 @@
             <w:noProof/>
             <w:webHidden/>
           </w:rPr>
-          <w:instrText xml:space="preserve"> PAGEREF _Toc222436380 \h </w:instrText>
+          <w:instrText xml:space="preserve"> PAGEREF _Toc222666987 \h </w:instrText>
         </w:r>
         <w:r>
           <w:rPr>
@@ -3205,7 +3279,7 @@
             <w:noProof/>
             <w:webHidden/>
           </w:rPr>
-          <w:t>24</w:t>
+          <w:t>25</w:t>
         </w:r>
         <w:r>
           <w:rPr>
@@ -3232,7 +3306,7 @@
           <w14:ligatures w14:val="standardContextual"/>
         </w:rPr>
       </w:pPr>
-      <w:hyperlink w:anchor="_Toc222436381" w:history="1">
+      <w:hyperlink w:anchor="_Toc222666988" w:history="1">
         <w:r>
           <w:rPr>
             <w:rStyle w:val="Hyperlink"/>
@@ -3259,7 +3333,7 @@
             <w:noProof/>
             <w:webHidden/>
           </w:rPr>
-          <w:instrText xml:space="preserve"> PAGEREF _Toc222436381 \h </w:instrText>
+          <w:instrText xml:space="preserve"> PAGEREF _Toc222666988 \h </w:instrText>
         </w:r>
         <w:r>
           <w:rPr>
@@ -3279,7 +3353,7 @@
             <w:noProof/>
             <w:webHidden/>
           </w:rPr>
-          <w:t>24</w:t>
+          <w:t>25</w:t>
         </w:r>
         <w:r>
           <w:rPr>
@@ -3306,7 +3380,7 @@
           <w14:ligatures w14:val="standardContextual"/>
         </w:rPr>
       </w:pPr>
-      <w:hyperlink w:anchor="_Toc222436382" w:history="1">
+      <w:hyperlink w:anchor="_Toc222666989" w:history="1">
         <w:r>
           <w:rPr>
             <w:rStyle w:val="Hyperlink"/>
@@ -3333,7 +3407,7 @@
             <w:noProof/>
             <w:webHidden/>
           </w:rPr>
-          <w:instrText xml:space="preserve"> PAGEREF _Toc222436382 \h </w:instrText>
+          <w:instrText xml:space="preserve"> PAGEREF _Toc222666989 \h </w:instrText>
         </w:r>
         <w:r>
           <w:rPr>
@@ -3353,7 +3427,7 @@
             <w:noProof/>
             <w:webHidden/>
           </w:rPr>
-          <w:t>24</w:t>
+          <w:t>25</w:t>
         </w:r>
         <w:r>
           <w:rPr>
@@ -3380,7 +3454,7 @@
           <w14:ligatures w14:val="standardContextual"/>
         </w:rPr>
       </w:pPr>
-      <w:hyperlink w:anchor="_Toc222436383" w:history="1">
+      <w:hyperlink w:anchor="_Toc222666990" w:history="1">
         <w:r>
           <w:rPr>
             <w:rStyle w:val="Hyperlink"/>
@@ -3407,7 +3481,7 @@
             <w:noProof/>
             <w:webHidden/>
           </w:rPr>
-          <w:instrText xml:space="preserve"> PAGEREF _Toc222436383 \h </w:instrText>
+          <w:instrText xml:space="preserve"> PAGEREF _Toc222666990 \h </w:instrText>
         </w:r>
         <w:r>
           <w:rPr>
@@ -3427,7 +3501,7 @@
             <w:noProof/>
             <w:webHidden/>
           </w:rPr>
-          <w:t>24</w:t>
+          <w:t>25</w:t>
         </w:r>
         <w:r>
           <w:rPr>
@@ -3454,7 +3528,7 @@
           <w14:ligatures w14:val="standardContextual"/>
         </w:rPr>
       </w:pPr>
-      <w:hyperlink w:anchor="_Toc222436384" w:history="1">
+      <w:hyperlink w:anchor="_Toc222666991" w:history="1">
         <w:r>
           <w:rPr>
             <w:rStyle w:val="Hyperlink"/>
@@ -3481,7 +3555,7 @@
             <w:noProof/>
             <w:webHidden/>
           </w:rPr>
-          <w:instrText xml:space="preserve"> PAGEREF _Toc222436384 \h </w:instrText>
+          <w:instrText xml:space="preserve"> PAGEREF _Toc222666991 \h </w:instrText>
         </w:r>
         <w:r>
           <w:rPr>
@@ -3501,7 +3575,7 @@
             <w:noProof/>
             <w:webHidden/>
           </w:rPr>
-          <w:t>24</w:t>
+          <w:t>25</w:t>
         </w:r>
         <w:r>
           <w:rPr>
@@ -3528,7 +3602,7 @@
           <w14:ligatures w14:val="standardContextual"/>
         </w:rPr>
       </w:pPr>
-      <w:hyperlink w:anchor="_Toc222436385" w:history="1">
+      <w:hyperlink w:anchor="_Toc222666992" w:history="1">
         <w:r>
           <w:rPr>
             <w:rStyle w:val="Hyperlink"/>
@@ -3555,7 +3629,7 @@
             <w:noProof/>
             <w:webHidden/>
           </w:rPr>
-          <w:instrText xml:space="preserve"> PAGEREF _Toc222436385 \h </w:instrText>
+          <w:instrText xml:space="preserve"> PAGEREF _Toc222666992 \h </w:instrText>
         </w:r>
         <w:r>
           <w:rPr>
@@ -3575,7 +3649,7 @@
             <w:noProof/>
             <w:webHidden/>
           </w:rPr>
-          <w:t>24</w:t>
+          <w:t>25</w:t>
         </w:r>
         <w:r>
           <w:rPr>
@@ -3602,7 +3676,7 @@
           <w14:ligatures w14:val="standardContextual"/>
         </w:rPr>
       </w:pPr>
-      <w:hyperlink w:anchor="_Toc222436386" w:history="1">
+      <w:hyperlink w:anchor="_Toc222666993" w:history="1">
         <w:r>
           <w:rPr>
             <w:rStyle w:val="Hyperlink"/>
@@ -3629,7 +3703,7 @@
             <w:noProof/>
             <w:webHidden/>
           </w:rPr>
-          <w:instrText xml:space="preserve"> PAGEREF _Toc222436386 \h </w:instrText>
+          <w:instrText xml:space="preserve"> PAGEREF _Toc222666993 \h </w:instrText>
         </w:r>
         <w:r>
           <w:rPr>
@@ -3649,7 +3723,7 @@
             <w:noProof/>
             <w:webHidden/>
           </w:rPr>
-          <w:t>24</w:t>
+          <w:t>25</w:t>
         </w:r>
         <w:r>
           <w:rPr>
@@ -3676,7 +3750,7 @@
           <w14:ligatures w14:val="standardContextual"/>
         </w:rPr>
       </w:pPr>
-      <w:hyperlink w:anchor="_Toc222436387" w:history="1">
+      <w:hyperlink w:anchor="_Toc222666994" w:history="1">
         <w:r>
           <w:rPr>
             <w:rStyle w:val="Hyperlink"/>
@@ -3703,7 +3777,7 @@
             <w:noProof/>
             <w:webHidden/>
           </w:rPr>
-          <w:instrText xml:space="preserve"> PAGEREF _Toc222436387 \h </w:instrText>
+          <w:instrText xml:space="preserve"> PAGEREF _Toc222666994 \h </w:instrText>
         </w:r>
         <w:r>
           <w:rPr>
@@ -3723,7 +3797,7 @@
             <w:noProof/>
             <w:webHidden/>
           </w:rPr>
-          <w:t>24</w:t>
+          <w:t>25</w:t>
         </w:r>
         <w:r>
           <w:rPr>
@@ -3750,7 +3824,7 @@
           <w14:ligatures w14:val="standardContextual"/>
         </w:rPr>
       </w:pPr>
-      <w:hyperlink w:anchor="_Toc222436388" w:history="1">
+      <w:hyperlink w:anchor="_Toc222666995" w:history="1">
         <w:r>
           <w:rPr>
             <w:rStyle w:val="Hyperlink"/>
@@ -3777,7 +3851,7 @@
             <w:noProof/>
             <w:webHidden/>
           </w:rPr>
-          <w:instrText xml:space="preserve"> PAGEREF _Toc222436388 \h </w:instrText>
+          <w:instrText xml:space="preserve"> PAGEREF _Toc222666995 \h </w:instrText>
         </w:r>
         <w:r>
           <w:rPr>
@@ -3797,7 +3871,7 @@
             <w:noProof/>
             <w:webHidden/>
           </w:rPr>
-          <w:t>24</w:t>
+          <w:t>25</w:t>
         </w:r>
         <w:r>
           <w:rPr>
@@ -3824,7 +3898,7 @@
           <w14:ligatures w14:val="standardContextual"/>
         </w:rPr>
       </w:pPr>
-      <w:hyperlink w:anchor="_Toc222436389" w:history="1">
+      <w:hyperlink w:anchor="_Toc222666996" w:history="1">
         <w:r>
           <w:rPr>
             <w:rStyle w:val="Hyperlink"/>
@@ -3851,7 +3925,7 @@
             <w:noProof/>
             <w:webHidden/>
           </w:rPr>
-          <w:instrText xml:space="preserve"> PAGEREF _Toc222436389 \h </w:instrText>
+          <w:instrText xml:space="preserve"> PAGEREF _Toc222666996 \h </w:instrText>
         </w:r>
         <w:r>
           <w:rPr>
@@ -3871,7 +3945,7 @@
             <w:noProof/>
             <w:webHidden/>
           </w:rPr>
-          <w:t>25</w:t>
+          <w:t>26</w:t>
         </w:r>
         <w:r>
           <w:rPr>
@@ -3898,7 +3972,7 @@
           <w14:ligatures w14:val="standardContextual"/>
         </w:rPr>
       </w:pPr>
-      <w:hyperlink w:anchor="_Toc222436390" w:history="1">
+      <w:hyperlink w:anchor="_Toc222666997" w:history="1">
         <w:r>
           <w:rPr>
             <w:rStyle w:val="Hyperlink"/>
@@ -3925,7 +3999,7 @@
             <w:noProof/>
             <w:webHidden/>
           </w:rPr>
-          <w:instrText xml:space="preserve"> PAGEREF _Toc222436390 \h </w:instrText>
+          <w:instrText xml:space="preserve"> PAGEREF _Toc222666997 \h </w:instrText>
         </w:r>
         <w:r>
           <w:rPr>
@@ -3945,7 +4019,7 @@
             <w:noProof/>
             <w:webHidden/>
           </w:rPr>
-          <w:t>25</w:t>
+          <w:t>26</w:t>
         </w:r>
         <w:r>
           <w:rPr>
@@ -3972,7 +4046,7 @@
           <w14:ligatures w14:val="standardContextual"/>
         </w:rPr>
       </w:pPr>
-      <w:hyperlink w:anchor="_Toc222436391" w:history="1">
+      <w:hyperlink w:anchor="_Toc222666998" w:history="1">
         <w:r>
           <w:rPr>
             <w:rStyle w:val="Hyperlink"/>
@@ -3999,7 +4073,7 @@
             <w:noProof/>
             <w:webHidden/>
           </w:rPr>
-          <w:instrText xml:space="preserve"> PAGEREF _Toc222436391 \h </w:instrText>
+          <w:instrText xml:space="preserve"> PAGEREF _Toc222666998 \h </w:instrText>
         </w:r>
         <w:r>
           <w:rPr>
@@ -4019,7 +4093,7 @@
             <w:noProof/>
             <w:webHidden/>
           </w:rPr>
-          <w:t>25</w:t>
+          <w:t>26</w:t>
         </w:r>
         <w:r>
           <w:rPr>
@@ -4046,7 +4120,7 @@
           <w14:ligatures w14:val="standardContextual"/>
         </w:rPr>
       </w:pPr>
-      <w:hyperlink w:anchor="_Toc222436392" w:history="1">
+      <w:hyperlink w:anchor="_Toc222666999" w:history="1">
         <w:r>
           <w:rPr>
             <w:rStyle w:val="Hyperlink"/>
@@ -4073,7 +4147,7 @@
             <w:noProof/>
             <w:webHidden/>
           </w:rPr>
-          <w:instrText xml:space="preserve"> PAGEREF _Toc222436392 \h </w:instrText>
+          <w:instrText xml:space="preserve"> PAGEREF _Toc222666999 \h </w:instrText>
         </w:r>
         <w:r>
           <w:rPr>
@@ -4093,7 +4167,7 @@
             <w:noProof/>
             <w:webHidden/>
           </w:rPr>
-          <w:t>25</w:t>
+          <w:t>26</w:t>
         </w:r>
         <w:r>
           <w:rPr>
@@ -4120,7 +4194,7 @@
           <w14:ligatures w14:val="standardContextual"/>
         </w:rPr>
       </w:pPr>
-      <w:hyperlink w:anchor="_Toc222436393" w:history="1">
+      <w:hyperlink w:anchor="_Toc222667000" w:history="1">
         <w:r>
           <w:rPr>
             <w:rStyle w:val="Hyperlink"/>
@@ -4147,7 +4221,7 @@
             <w:noProof/>
             <w:webHidden/>
           </w:rPr>
-          <w:instrText xml:space="preserve"> PAGEREF _Toc222436393 \h </w:instrText>
+          <w:instrText xml:space="preserve"> PAGEREF _Toc222667000 \h </w:instrText>
         </w:r>
         <w:r>
           <w:rPr>
@@ -4167,7 +4241,7 @@
             <w:noProof/>
             <w:webHidden/>
           </w:rPr>
-          <w:t>25</w:t>
+          <w:t>26</w:t>
         </w:r>
         <w:r>
           <w:rPr>
@@ -4194,7 +4268,7 @@
           <w14:ligatures w14:val="standardContextual"/>
         </w:rPr>
       </w:pPr>
-      <w:hyperlink w:anchor="_Toc222436394" w:history="1">
+      <w:hyperlink w:anchor="_Toc222667001" w:history="1">
         <w:r>
           <w:rPr>
             <w:rStyle w:val="Hyperlink"/>
@@ -4221,7 +4295,7 @@
             <w:noProof/>
             <w:webHidden/>
           </w:rPr>
-          <w:instrText xml:space="preserve"> PAGEREF _Toc222436394 \h </w:instrText>
+          <w:instrText xml:space="preserve"> PAGEREF _Toc222667001 \h </w:instrText>
         </w:r>
         <w:r>
           <w:rPr>
@@ -4241,7 +4315,7 @@
             <w:noProof/>
             <w:webHidden/>
           </w:rPr>
-          <w:t>25</w:t>
+          <w:t>26</w:t>
         </w:r>
         <w:r>
           <w:rPr>
@@ -4268,7 +4342,7 @@
           <w14:ligatures w14:val="standardContextual"/>
         </w:rPr>
       </w:pPr>
-      <w:hyperlink w:anchor="_Toc222436395" w:history="1">
+      <w:hyperlink w:anchor="_Toc222667002" w:history="1">
         <w:r>
           <w:rPr>
             <w:rStyle w:val="Hyperlink"/>
@@ -4295,7 +4369,7 @@
             <w:noProof/>
             <w:webHidden/>
           </w:rPr>
-          <w:instrText xml:space="preserve"> PAGEREF _Toc222436395 \h </w:instrText>
+          <w:instrText xml:space="preserve"> PAGEREF _Toc222667002 \h </w:instrText>
         </w:r>
         <w:r>
           <w:rPr>
@@ -4315,7 +4389,7 @@
             <w:noProof/>
             <w:webHidden/>
           </w:rPr>
-          <w:t>25</w:t>
+          <w:t>26</w:t>
         </w:r>
         <w:r>
           <w:rPr>
@@ -4335,7 +4409,7 @@
       <w:pPr>
         <w:pStyle w:val="Heading1"/>
       </w:pPr>
-      <w:bookmarkStart w:id="0" w:name="_Toc222436338"/>
+      <w:bookmarkStart w:id="0" w:name="_Toc222666944"/>
       <w:r>
         <w:t>Executive Summary</w:t>
       </w:r>
@@ -4356,7 +4430,7 @@
       <w:pPr>
         <w:pStyle w:val="Heading1"/>
       </w:pPr>
-      <w:bookmarkStart w:id="1" w:name="_Toc222436339"/>
+      <w:bookmarkStart w:id="1" w:name="_Toc222666945"/>
       <w:r>
         <w:t>Tier‑2 Tool Catalog</w:t>
       </w:r>
@@ -4366,7 +4440,7 @@
       <w:pPr>
         <w:pStyle w:val="Heading2"/>
       </w:pPr>
-      <w:bookmarkStart w:id="2" w:name="_Toc222436340"/>
+      <w:bookmarkStart w:id="2" w:name="_Toc222666946"/>
       <w:r>
         <w:t>auth_get_executions</w:t>
       </w:r>
@@ -4380,6 +4454,2918 @@
     <w:p>
       <w:r>
         <w:t>Purpose: Get the list of all previous executions, optionally filtered by status</w:t>
+      </w:r>
+    </w:p>
+    <w:p>
+      <w:pPr>
+        <w:pStyle w:val="Heading3"/>
+      </w:pPr>
+      <w:r>
+        <w:t>Operator Scenarios</w:t>
+      </w:r>
+    </w:p>
+    <w:p>
+      <w:r>
+        <w:t>• Troubleshooting unexpected system behavior.</w:t>
+      </w:r>
+    </w:p>
+    <w:p>
+      <w:r>
+        <w:t>• Investigating health degradation or alarms.</w:t>
+      </w:r>
+    </w:p>
+    <w:p>
+      <w:r>
+        <w:t>• Reviewing recent changes or activity.</w:t>
+      </w:r>
+    </w:p>
+    <w:p>
+      <w:r>
+        <w:lastRenderedPageBreak/>
+        <w:t>• Performing high-level operational assessments.</w:t>
+      </w:r>
+    </w:p>
+    <w:p>
+      <w:pPr>
+        <w:pStyle w:val="Heading3"/>
+      </w:pPr>
+      <w:r>
+        <w:t>Example Natural Language Prompts</w:t>
+      </w:r>
+    </w:p>
+    <w:p>
+      <w:r>
+        <w:t>• “Why is my environment unhealthy?”</w:t>
+      </w:r>
+    </w:p>
+    <w:p>
+      <w:r>
+        <w:t>• “Show me recent failures.”</w:t>
+      </w:r>
+    </w:p>
+    <w:p>
+      <w:r>
+        <w:t>• “What changed in the last few hours?”</w:t>
+      </w:r>
+    </w:p>
+    <w:p>
+      <w:r>
+        <w:t>• “Give me a summary view.”</w:t>
+      </w:r>
+    </w:p>
+    <w:p>
+      <w:r>
+        <w:t>• “Drill into the top issue.”</w:t>
+      </w:r>
+    </w:p>
+    <w:p>
+      <w:pPr>
+        <w:pStyle w:val="Heading2"/>
+      </w:pPr>
+      <w:bookmarkStart w:id="3" w:name="_Toc222666947"/>
+      <w:r>
+        <w:t>fabric_get_fabric_efa_command_list</w:t>
+      </w:r>
+      <w:bookmarkEnd w:id="3"/>
+    </w:p>
+    <w:p>
+      <w:r>
+        <w:t>Service Area: fabric</w:t>
+      </w:r>
+    </w:p>
+    <w:p>
+      <w:r>
+        <w:t>Purpose: Return the EFA command/script lines (from XCO runningConfig) correlated to a specific fabric name</w:t>
+      </w:r>
+    </w:p>
+    <w:p>
+      <w:pPr>
+        <w:pStyle w:val="Heading3"/>
+      </w:pPr>
+      <w:r>
+        <w:t>Operator Scenarios</w:t>
+      </w:r>
+    </w:p>
+    <w:p>
+      <w:r>
+        <w:t>• Troubleshooting unexpected system behavior.</w:t>
+      </w:r>
+    </w:p>
+    <w:p>
+      <w:r>
+        <w:t>• Investigating health degradation or alarms.</w:t>
+      </w:r>
+    </w:p>
+    <w:p>
+      <w:r>
+        <w:t>• Reviewing recent changes or activity.</w:t>
+      </w:r>
+    </w:p>
+    <w:p>
+      <w:r>
+        <w:t>• Performing high-level operational assessments.</w:t>
+      </w:r>
+    </w:p>
+    <w:p>
+      <w:pPr>
+        <w:pStyle w:val="Heading3"/>
+      </w:pPr>
+      <w:r>
+        <w:t>Example Natural Language Prompts</w:t>
+      </w:r>
+    </w:p>
+    <w:p>
+      <w:r>
+        <w:t>• “Why is my environment unhealthy?”</w:t>
+      </w:r>
+    </w:p>
+    <w:p>
+      <w:r>
+        <w:t>• “Show me recent failures.”</w:t>
+      </w:r>
+    </w:p>
+    <w:p>
+      <w:r>
+        <w:t>• “What changed in the last few hours?”</w:t>
+      </w:r>
+    </w:p>
+    <w:p>
+      <w:r>
+        <w:t>• “Give me a summary view.”</w:t>
+      </w:r>
+    </w:p>
+    <w:p>
+      <w:r>
+        <w:t>• “Drill into the top issue.”</w:t>
+      </w:r>
+    </w:p>
+    <w:p>
+      <w:pPr>
+        <w:pStyle w:val="Heading2"/>
+      </w:pPr>
+      <w:bookmarkStart w:id="4" w:name="_Toc222666948"/>
+      <w:r>
+        <w:t>fabric_get_fabric_errors_summary</w:t>
+      </w:r>
+      <w:bookmarkEnd w:id="4"/>
+    </w:p>
+    <w:p>
+      <w:r>
+        <w:t>Service Area: fabric</w:t>
+      </w:r>
+    </w:p>
+    <w:p>
+      <w:r>
+        <w:t>Purpose: Tier-2: Fabric errors summary. Calls Tier-1 fabric_get_fabric_errors (and optionally fabric_get_fabrics_errors + fabric_get_fabric_health) and returns an actionable summary (counts, top error types, affected devices when present) with next steps. Set include_raw=true to include raw Tier-1 payloads.</w:t>
+      </w:r>
+    </w:p>
+    <w:p>
+      <w:pPr>
+        <w:pStyle w:val="Heading3"/>
+      </w:pPr>
+      <w:r>
+        <w:t>Operator Scenarios</w:t>
+      </w:r>
+    </w:p>
+    <w:p>
+      <w:r>
+        <w:t>• Troubleshooting unexpected system behavior.</w:t>
+      </w:r>
+    </w:p>
+    <w:p>
+      <w:r>
+        <w:lastRenderedPageBreak/>
+        <w:t>• Investigating health degradation or alarms.</w:t>
+      </w:r>
+    </w:p>
+    <w:p>
+      <w:r>
+        <w:t>• Reviewing recent changes or activity.</w:t>
+      </w:r>
+    </w:p>
+    <w:p>
+      <w:r>
+        <w:t>• Performing high-level operational assessments.</w:t>
+      </w:r>
+    </w:p>
+    <w:p>
+      <w:pPr>
+        <w:pStyle w:val="Heading3"/>
+      </w:pPr>
+      <w:r>
+        <w:t>Example Natural Language Prompts</w:t>
+      </w:r>
+    </w:p>
+    <w:p>
+      <w:r>
+        <w:t>• “Why is my environment unhealthy?”</w:t>
+      </w:r>
+    </w:p>
+    <w:p>
+      <w:r>
+        <w:t>• “Show me recent failures.”</w:t>
+      </w:r>
+    </w:p>
+    <w:p>
+      <w:r>
+        <w:t>• “What changed in the last few hours?”</w:t>
+      </w:r>
+    </w:p>
+    <w:p>
+      <w:r>
+        <w:t>• “Give me a summary view.”</w:t>
+      </w:r>
+    </w:p>
+    <w:p>
+      <w:r>
+        <w:t>• “Drill into the top issue.”</w:t>
+      </w:r>
+    </w:p>
+    <w:p>
+      <w:pPr>
+        <w:pStyle w:val="Heading2"/>
+      </w:pPr>
+      <w:bookmarkStart w:id="5" w:name="_Toc222666949"/>
+      <w:r>
+        <w:t>fabric_get_fabric_execution_last_failed</w:t>
+      </w:r>
+      <w:bookmarkEnd w:id="5"/>
+    </w:p>
+    <w:p>
+      <w:r>
+        <w:t>Service Area: fabric</w:t>
+      </w:r>
+    </w:p>
+    <w:p>
+      <w:r>
+        <w:t>Purpose: Tier-2: Find the most recent FAILED fabric execution for a given fabric name (best-effort match), and return a compact actionable summary. Uses Tier-1 fabric_get_execution_list and optionally fabric_get_execution_get.</w:t>
+      </w:r>
+    </w:p>
+    <w:p>
+      <w:pPr>
+        <w:pStyle w:val="Heading3"/>
+      </w:pPr>
+      <w:r>
+        <w:t>Operator Scenarios</w:t>
+      </w:r>
+    </w:p>
+    <w:p>
+      <w:r>
+        <w:t>• Troubleshooting unexpected system behavior.</w:t>
+      </w:r>
+    </w:p>
+    <w:p>
+      <w:r>
+        <w:t>• Investigating health degradation or alarms.</w:t>
+      </w:r>
+    </w:p>
+    <w:p>
+      <w:r>
+        <w:t>• Reviewing recent changes or activity.</w:t>
+      </w:r>
+    </w:p>
+    <w:p>
+      <w:r>
+        <w:t>• Performing high-level operational assessments.</w:t>
+      </w:r>
+    </w:p>
+    <w:p>
+      <w:pPr>
+        <w:pStyle w:val="Heading3"/>
+      </w:pPr>
+      <w:r>
+        <w:t>Example Natural Language Prompts</w:t>
+      </w:r>
+    </w:p>
+    <w:p>
+      <w:r>
+        <w:t>• “Why is my environment unhealthy?”</w:t>
+      </w:r>
+    </w:p>
+    <w:p>
+      <w:r>
+        <w:t>• “Show me recent failures.”</w:t>
+      </w:r>
+    </w:p>
+    <w:p>
+      <w:r>
+        <w:t>• “What changed in the last few hours?”</w:t>
+      </w:r>
+    </w:p>
+    <w:p>
+      <w:r>
+        <w:t>• “Give me a summary view.”</w:t>
+      </w:r>
+    </w:p>
+    <w:p>
+      <w:r>
+        <w:t>• “Drill into the top issue.”</w:t>
+      </w:r>
+    </w:p>
+    <w:p>
+      <w:pPr>
+        <w:pStyle w:val="Heading2"/>
+      </w:pPr>
+      <w:bookmarkStart w:id="6" w:name="_Toc222666950"/>
+      <w:r>
+        <w:t>fabric_get_fabric_execution_recent</w:t>
+      </w:r>
+      <w:bookmarkEnd w:id="6"/>
+    </w:p>
+    <w:p>
+      <w:r>
+        <w:t>Service Area: fabric</w:t>
+      </w:r>
+    </w:p>
+    <w:p>
+      <w:r>
+        <w:t xml:space="preserve">Purpose: Tier-2: recent fabric executions (per-fabric). Fetches execution list, correlates executions to a fabric name/id using best-effort heuristics, optionally fetches execution </w:t>
+      </w:r>
+      <w:r>
+        <w:lastRenderedPageBreak/>
+        <w:t>detail for the most recent matched executions, and returns an actionable summary + next steps.</w:t>
+      </w:r>
+    </w:p>
+    <w:p>
+      <w:pPr>
+        <w:pStyle w:val="Heading3"/>
+      </w:pPr>
+      <w:r>
+        <w:t>Operator Scenarios</w:t>
+      </w:r>
+    </w:p>
+    <w:p>
+      <w:r>
+        <w:t>• Troubleshooting unexpected system behavior.</w:t>
+      </w:r>
+    </w:p>
+    <w:p>
+      <w:r>
+        <w:t>• Investigating health degradation or alarms.</w:t>
+      </w:r>
+    </w:p>
+    <w:p>
+      <w:r>
+        <w:t>• Reviewing recent changes or activity.</w:t>
+      </w:r>
+    </w:p>
+    <w:p>
+      <w:r>
+        <w:t>• Performing high-level operational assessments.</w:t>
+      </w:r>
+    </w:p>
+    <w:p>
+      <w:pPr>
+        <w:pStyle w:val="Heading3"/>
+      </w:pPr>
+      <w:r>
+        <w:t>Example Natural Language Prompts</w:t>
+      </w:r>
+    </w:p>
+    <w:p>
+      <w:r>
+        <w:t>• “Why is my environment unhealthy?”</w:t>
+      </w:r>
+    </w:p>
+    <w:p>
+      <w:r>
+        <w:t>• “Show me recent failures.”</w:t>
+      </w:r>
+    </w:p>
+    <w:p>
+      <w:r>
+        <w:t>• “What changed in the last few hours?”</w:t>
+      </w:r>
+    </w:p>
+    <w:p>
+      <w:r>
+        <w:t>• “Give me a summary view.”</w:t>
+      </w:r>
+    </w:p>
+    <w:p>
+      <w:r>
+        <w:t>• “Drill into the top issue.”</w:t>
+      </w:r>
+    </w:p>
+    <w:p>
+      <w:pPr>
+        <w:pStyle w:val="Heading2"/>
+      </w:pPr>
+      <w:bookmarkStart w:id="7" w:name="_Toc222666951"/>
+      <w:r>
+        <w:t>fabric_get_fabric_health_summary</w:t>
+      </w:r>
+      <w:bookmarkEnd w:id="7"/>
+    </w:p>
+    <w:p>
+      <w:r>
+        <w:t>Service Area: fabric</w:t>
+      </w:r>
+    </w:p>
+    <w:p>
+      <w:r>
+        <w:t>Purpose: Tier-2: fabric health summary (global + per-fabric). Combines fabrics-health, fabric-health, service health, and optional errors into an actionable summary with next steps.</w:t>
+      </w:r>
+    </w:p>
+    <w:p>
+      <w:pPr>
+        <w:pStyle w:val="Heading3"/>
+      </w:pPr>
+      <w:r>
+        <w:t>Operator Scenarios</w:t>
+      </w:r>
+    </w:p>
+    <w:p>
+      <w:r>
+        <w:t>• Troubleshooting unexpected system behavior.</w:t>
+      </w:r>
+    </w:p>
+    <w:p>
+      <w:r>
+        <w:t>• Investigating health degradation or alarms.</w:t>
+      </w:r>
+    </w:p>
+    <w:p>
+      <w:r>
+        <w:t>• Reviewing recent changes or activity.</w:t>
+      </w:r>
+    </w:p>
+    <w:p>
+      <w:r>
+        <w:t>• Performing high-level operational assessments.</w:t>
+      </w:r>
+    </w:p>
+    <w:p>
+      <w:pPr>
+        <w:pStyle w:val="Heading3"/>
+      </w:pPr>
+      <w:r>
+        <w:t>Example Natural Language Prompts</w:t>
+      </w:r>
+    </w:p>
+    <w:p>
+      <w:r>
+        <w:t>• “Why is my environment unhealthy?”</w:t>
+      </w:r>
+    </w:p>
+    <w:p>
+      <w:r>
+        <w:t>• “Show me recent failures.”</w:t>
+      </w:r>
+    </w:p>
+    <w:p>
+      <w:r>
+        <w:t>• “What changed in the last few hours?”</w:t>
+      </w:r>
+    </w:p>
+    <w:p>
+      <w:r>
+        <w:t>• “Give me a summary view.”</w:t>
+      </w:r>
+    </w:p>
+    <w:p>
+      <w:r>
+        <w:t>• “Drill into the top issue.”</w:t>
+      </w:r>
+    </w:p>
+    <w:p>
+      <w:pPr>
+        <w:pStyle w:val="Heading2"/>
+      </w:pPr>
+      <w:bookmarkStart w:id="8" w:name="_Toc222666952"/>
+      <w:r>
+        <w:lastRenderedPageBreak/>
+        <w:t>fabric_get_fabric_health_timeline</w:t>
+      </w:r>
+      <w:bookmarkEnd w:id="8"/>
+    </w:p>
+    <w:p>
+      <w:r>
+        <w:t>Service Area: fabric</w:t>
+      </w:r>
+    </w:p>
+    <w:p>
+      <w:r>
+        <w:t>Purpose: Tier-2: fabric health timeline (per-fabric). Builds a chronological view by combining current fabric health, event history, and execution history. Correlation between eventhistories.execution_uuid and executions is BEST-EFFORT (IDs may not match); when exact join is not possible, the tool falls back to heuristics (time proximity + command/fabric-name hints). Returns an actionable grouped timeline with next steps.</w:t>
+      </w:r>
+    </w:p>
+    <w:p>
+      <w:pPr>
+        <w:pStyle w:val="Heading3"/>
+      </w:pPr>
+      <w:r>
+        <w:t>Operator Scenarios</w:t>
+      </w:r>
+    </w:p>
+    <w:p>
+      <w:r>
+        <w:t>• Troubleshooting unexpected system behavior.</w:t>
+      </w:r>
+    </w:p>
+    <w:p>
+      <w:r>
+        <w:t>• Investigating health degradation or alarms.</w:t>
+      </w:r>
+    </w:p>
+    <w:p>
+      <w:r>
+        <w:t>• Reviewing recent changes or activity.</w:t>
+      </w:r>
+    </w:p>
+    <w:p>
+      <w:r>
+        <w:t>• Performing high-level operational assessments.</w:t>
+      </w:r>
+    </w:p>
+    <w:p>
+      <w:pPr>
+        <w:pStyle w:val="Heading3"/>
+      </w:pPr>
+      <w:r>
+        <w:t>Example Natural Language Prompts</w:t>
+      </w:r>
+    </w:p>
+    <w:p>
+      <w:r>
+        <w:t>• “Why is my environment unhealthy?”</w:t>
+      </w:r>
+    </w:p>
+    <w:p>
+      <w:r>
+        <w:t>• “Show me recent failures.”</w:t>
+      </w:r>
+    </w:p>
+    <w:p>
+      <w:r>
+        <w:t>• “What changed in the last few hours?”</w:t>
+      </w:r>
+    </w:p>
+    <w:p>
+      <w:r>
+        <w:t>• “Give me a summary view.”</w:t>
+      </w:r>
+    </w:p>
+    <w:p>
+      <w:r>
+        <w:t>• “Drill into the top issue.”</w:t>
+      </w:r>
+    </w:p>
+    <w:p>
+      <w:pPr>
+        <w:pStyle w:val="Heading2"/>
+      </w:pPr>
+      <w:bookmarkStart w:id="9" w:name="_Toc222666953"/>
+      <w:r>
+        <w:t>fabric_get_fabric_overview</w:t>
+      </w:r>
+      <w:bookmarkEnd w:id="9"/>
+    </w:p>
+    <w:p>
+      <w:r>
+        <w:t>Service Area: fabric</w:t>
+      </w:r>
+    </w:p>
+    <w:p>
+      <w:r>
+        <w:t>Purpose: Tier-2: Compact fabric overview (headline + optional errors/devices summary). Set include_raw=true to include raw Tier-1 payloads (large).</w:t>
+      </w:r>
+    </w:p>
+    <w:p>
+      <w:pPr>
+        <w:pStyle w:val="Heading3"/>
+      </w:pPr>
+      <w:r>
+        <w:t>Operator Scenarios</w:t>
+      </w:r>
+    </w:p>
+    <w:p>
+      <w:r>
+        <w:t>• Troubleshooting unexpected system behavior.</w:t>
+      </w:r>
+    </w:p>
+    <w:p>
+      <w:r>
+        <w:t>• Investigating health degradation or alarms.</w:t>
+      </w:r>
+    </w:p>
+    <w:p>
+      <w:r>
+        <w:t>• Reviewing recent changes or activity.</w:t>
+      </w:r>
+    </w:p>
+    <w:p>
+      <w:r>
+        <w:t>• Performing high-level operational assessments.</w:t>
+      </w:r>
+    </w:p>
+    <w:p>
+      <w:pPr>
+        <w:pStyle w:val="Heading3"/>
+      </w:pPr>
+      <w:r>
+        <w:t>Example Natural Language Prompts</w:t>
+      </w:r>
+    </w:p>
+    <w:p>
+      <w:r>
+        <w:t>• “Why is my environment unhealthy?”</w:t>
+      </w:r>
+    </w:p>
+    <w:p>
+      <w:r>
+        <w:t>• “Show me recent failures.”</w:t>
+      </w:r>
+    </w:p>
+    <w:p>
+      <w:r>
+        <w:lastRenderedPageBreak/>
+        <w:t>• “What changed in the last few hours?”</w:t>
+      </w:r>
+    </w:p>
+    <w:p>
+      <w:r>
+        <w:t>• “Give me a summary view.”</w:t>
+      </w:r>
+    </w:p>
+    <w:p>
+      <w:r>
+        <w:t>• “Drill into the top issue.”</w:t>
+      </w:r>
+    </w:p>
+    <w:p>
+      <w:pPr>
+        <w:pStyle w:val="Heading2"/>
+      </w:pPr>
+      <w:bookmarkStart w:id="10" w:name="_Toc222666954"/>
+      <w:r>
+        <w:t>fabric_get_fabric_validation_report</w:t>
+      </w:r>
+      <w:bookmarkEnd w:id="10"/>
+    </w:p>
+    <w:p>
+      <w:r>
+        <w:t>Service Area: fabric</w:t>
+      </w:r>
+    </w:p>
+    <w:p>
+      <w:r>
+        <w:t>Purpose: Tier-2: Pre-change readiness / audit report for a fabric. Correlates health, errors, locks, and validation endpoints into a PASS/WARN/FAIL verdict with next actions.</w:t>
+      </w:r>
+    </w:p>
+    <w:p>
+      <w:pPr>
+        <w:pStyle w:val="Heading3"/>
+      </w:pPr>
+      <w:r>
+        <w:t>Operator Scenarios</w:t>
+      </w:r>
+    </w:p>
+    <w:p>
+      <w:r>
+        <w:t>• Troubleshooting unexpected system behavior.</w:t>
+      </w:r>
+    </w:p>
+    <w:p>
+      <w:r>
+        <w:t>• Investigating health degradation or alarms.</w:t>
+      </w:r>
+    </w:p>
+    <w:p>
+      <w:r>
+        <w:t>• Reviewing recent changes or activity.</w:t>
+      </w:r>
+    </w:p>
+    <w:p>
+      <w:r>
+        <w:t>• Performing high-level operational assessments.</w:t>
+      </w:r>
+    </w:p>
+    <w:p>
+      <w:pPr>
+        <w:pStyle w:val="Heading3"/>
+      </w:pPr>
+      <w:r>
+        <w:t>Example Natural Language Prompts</w:t>
+      </w:r>
+    </w:p>
+    <w:p>
+      <w:r>
+        <w:t>• “Why is my environment unhealthy?”</w:t>
+      </w:r>
+    </w:p>
+    <w:p>
+      <w:r>
+        <w:t>• “Show me recent failures.”</w:t>
+      </w:r>
+    </w:p>
+    <w:p>
+      <w:r>
+        <w:t>• “What changed in the last few hours?”</w:t>
+      </w:r>
+    </w:p>
+    <w:p>
+      <w:r>
+        <w:t>• “Give me a summary view.”</w:t>
+      </w:r>
+    </w:p>
+    <w:p>
+      <w:r>
+        <w:t>• “Drill into the top issue.”</w:t>
+      </w:r>
+    </w:p>
+    <w:p>
+      <w:pPr>
+        <w:pStyle w:val="Heading2"/>
+      </w:pPr>
+      <w:bookmarkStart w:id="11" w:name="_Toc222666955"/>
+      <w:r>
+        <w:t>fabric_get_running_config</w:t>
+      </w:r>
+      <w:bookmarkEnd w:id="11"/>
+    </w:p>
+    <w:p>
+      <w:r>
+        <w:t>Service Area: fabric</w:t>
+      </w:r>
+    </w:p>
+    <w:p>
+      <w:r>
+        <w:t>Purpose: Get the running configuration CLI commands for the fabric</w:t>
+      </w:r>
+    </w:p>
+    <w:p>
+      <w:pPr>
+        <w:pStyle w:val="Heading3"/>
+      </w:pPr>
+      <w:r>
+        <w:t>Operator Scenarios</w:t>
+      </w:r>
+    </w:p>
+    <w:p>
+      <w:r>
+        <w:t>• Troubleshooting unexpected system behavior.</w:t>
+      </w:r>
+    </w:p>
+    <w:p>
+      <w:r>
+        <w:t>• Investigating health degradation or alarms.</w:t>
+      </w:r>
+    </w:p>
+    <w:p>
+      <w:r>
+        <w:t>• Reviewing recent changes or activity.</w:t>
+      </w:r>
+    </w:p>
+    <w:p>
+      <w:r>
+        <w:t>• Performing high-level operational assessments.</w:t>
+      </w:r>
+    </w:p>
+    <w:p>
+      <w:pPr>
+        <w:pStyle w:val="Heading3"/>
+      </w:pPr>
+      <w:r>
+        <w:t>Example Natural Language Prompts</w:t>
+      </w:r>
+    </w:p>
+    <w:p>
+      <w:r>
+        <w:t>• “Why is my environment unhealthy?”</w:t>
+      </w:r>
+    </w:p>
+    <w:p>
+      <w:r>
+        <w:t>• “Show me recent failures.”</w:t>
+      </w:r>
+    </w:p>
+    <w:p>
+      <w:r>
+        <w:lastRenderedPageBreak/>
+        <w:t>• “What changed in the last few hours?”</w:t>
+      </w:r>
+    </w:p>
+    <w:p>
+      <w:r>
+        <w:t>• “Give me a summary view.”</w:t>
+      </w:r>
+    </w:p>
+    <w:p>
+      <w:r>
+        <w:t>• “Drill into the top issue.”</w:t>
+      </w:r>
+    </w:p>
+    <w:p>
+      <w:pPr>
+        <w:pStyle w:val="Heading2"/>
+      </w:pPr>
+      <w:bookmarkStart w:id="12" w:name="_Toc222666956"/>
+      <w:r>
+        <w:t>fault_get_active_alarms_top</w:t>
+      </w:r>
+      <w:bookmarkEnd w:id="12"/>
+    </w:p>
+    <w:p>
+      <w:r>
+        <w:t>Service Area: faultmanager</w:t>
+      </w:r>
+    </w:p>
+    <w:p>
+      <w:r>
+        <w:t>Purpose: Tier-2 (read-only, v1): Show top ACTIVE alarms by severity and the resources they attach to. Composite uses ONLY existing tier-1 tools: faultmanager_get_alarm_history (active/unacked/uncleared/closed filters) and optionally faultmanager_get_alarm_inventory (detail enrichment). Output includes totals, by_severity counts, and top alarm groups with top impacted resources and sample instances.</w:t>
+      </w:r>
+    </w:p>
+    <w:p>
+      <w:pPr>
+        <w:pStyle w:val="Heading3"/>
+      </w:pPr>
+      <w:r>
+        <w:t>Operator Scenarios</w:t>
+      </w:r>
+    </w:p>
+    <w:p>
+      <w:r>
+        <w:t>• Troubleshooting unexpected system behavior.</w:t>
+      </w:r>
+    </w:p>
+    <w:p>
+      <w:r>
+        <w:t>• Investigating health degradation or alarms.</w:t>
+      </w:r>
+    </w:p>
+    <w:p>
+      <w:r>
+        <w:t>• Reviewing recent changes or activity.</w:t>
+      </w:r>
+    </w:p>
+    <w:p>
+      <w:r>
+        <w:t>• Performing high-level operational assessments.</w:t>
+      </w:r>
+    </w:p>
+    <w:p>
+      <w:pPr>
+        <w:pStyle w:val="Heading3"/>
+      </w:pPr>
+      <w:r>
+        <w:t>Example Natural Language Prompts</w:t>
+      </w:r>
+    </w:p>
+    <w:p>
+      <w:r>
+        <w:t>• “Why is my environment unhealthy?”</w:t>
+      </w:r>
+    </w:p>
+    <w:p>
+      <w:r>
+        <w:t>• “Show me recent failures.”</w:t>
+      </w:r>
+    </w:p>
+    <w:p>
+      <w:r>
+        <w:t>• “What changed in the last few hours?”</w:t>
+      </w:r>
+    </w:p>
+    <w:p>
+      <w:r>
+        <w:t>• “Give me a summary view.”</w:t>
+      </w:r>
+    </w:p>
+    <w:p>
+      <w:r>
+        <w:t>• “Drill into the top issue.”</w:t>
+      </w:r>
+    </w:p>
+    <w:p>
+      <w:pPr>
+        <w:pStyle w:val="Heading2"/>
+      </w:pPr>
+      <w:bookmarkStart w:id="13" w:name="_Toc222666957"/>
+      <w:r>
+        <w:t>fault_get_alarm_details_with_context</w:t>
+      </w:r>
+      <w:bookmarkEnd w:id="13"/>
+    </w:p>
+    <w:p>
+      <w:r>
+        <w:t>Service Area: faultmanager</w:t>
+      </w:r>
+    </w:p>
+    <w:p>
+      <w:r>
+        <w:t>Purpose: Tier-2 (read-only): Explain an alarm (what it is, what it impacts, and related recent context). Composite uses ONLY existing tier-1 tools: faultmanager_get_alarm_history (instances + resource/severity), faultmanager_get_alarm_inventory(detail=true) (catalog explanation), faultmanager_get_alert_history (recent related alerts by resource + time window), monitor_get_health_detail(resource) (resource health), and optionally tenant_get_event_history_list(device_ip) when device_ip can be derived from resource.</w:t>
+      </w:r>
+    </w:p>
+    <w:p>
+      <w:pPr>
+        <w:pStyle w:val="Heading3"/>
+      </w:pPr>
+      <w:r>
+        <w:t>Operator Scenarios</w:t>
+      </w:r>
+    </w:p>
+    <w:p>
+      <w:r>
+        <w:t>• Troubleshooting unexpected system behavior.</w:t>
+      </w:r>
+    </w:p>
+    <w:p>
+      <w:r>
+        <w:lastRenderedPageBreak/>
+        <w:t>• Investigating health degradation or alarms.</w:t>
+      </w:r>
+    </w:p>
+    <w:p>
+      <w:r>
+        <w:t>• Reviewing recent changes or activity.</w:t>
+      </w:r>
+    </w:p>
+    <w:p>
+      <w:r>
+        <w:t>• Performing high-level operational assessments.</w:t>
+      </w:r>
+    </w:p>
+    <w:p>
+      <w:pPr>
+        <w:pStyle w:val="Heading3"/>
+      </w:pPr>
+      <w:r>
+        <w:t>Example Natural Language Prompts</w:t>
+      </w:r>
+    </w:p>
+    <w:p>
+      <w:r>
+        <w:t>• “Why is my environment unhealthy?”</w:t>
+      </w:r>
+    </w:p>
+    <w:p>
+      <w:r>
+        <w:t>• “Show me recent failures.”</w:t>
+      </w:r>
+    </w:p>
+    <w:p>
+      <w:r>
+        <w:t>• “What changed in the last few hours?”</w:t>
+      </w:r>
+    </w:p>
+    <w:p>
+      <w:r>
+        <w:t>• “Give me a summary view.”</w:t>
+      </w:r>
+    </w:p>
+    <w:p>
+      <w:r>
+        <w:t>• “Drill into the top issue.”</w:t>
+      </w:r>
+    </w:p>
+    <w:p>
+      <w:pPr>
+        <w:pStyle w:val="Heading2"/>
+      </w:pPr>
+      <w:bookmarkStart w:id="14" w:name="_Toc222666958"/>
+      <w:r>
+        <w:t>fault_get_fabric_health_related_alerts</w:t>
+      </w:r>
+      <w:bookmarkEnd w:id="14"/>
+    </w:p>
+    <w:p>
+      <w:r>
+        <w:t>Service Area: faultmanager</w:t>
+      </w:r>
+    </w:p>
+    <w:p>
+      <w:r>
+        <w:t>Purpose: Tier-2 (read-only): Find alerts that indicate fabric health restored/degraded recently. Composite uses ONLY existing tier-1 tools: faultmanager_get_alert_history (filter by fabric resource + time window), fabric_get_fabrics (validate fabric_name + suggestions). Produces summary counts + curated alert list + signal classification (restored/degraded/other).</w:t>
+      </w:r>
+    </w:p>
+    <w:p>
+      <w:pPr>
+        <w:pStyle w:val="Heading3"/>
+      </w:pPr>
+      <w:r>
+        <w:t>Operator Scenarios</w:t>
+      </w:r>
+    </w:p>
+    <w:p>
+      <w:r>
+        <w:t>• Troubleshooting unexpected system behavior.</w:t>
+      </w:r>
+    </w:p>
+    <w:p>
+      <w:r>
+        <w:t>• Investigating health degradation or alarms.</w:t>
+      </w:r>
+    </w:p>
+    <w:p>
+      <w:r>
+        <w:t>• Reviewing recent changes or activity.</w:t>
+      </w:r>
+    </w:p>
+    <w:p>
+      <w:r>
+        <w:t>• Performing high-level operational assessments.</w:t>
+      </w:r>
+    </w:p>
+    <w:p>
+      <w:pPr>
+        <w:pStyle w:val="Heading3"/>
+      </w:pPr>
+      <w:r>
+        <w:t>Example Natural Language Prompts</w:t>
+      </w:r>
+    </w:p>
+    <w:p>
+      <w:r>
+        <w:t>• “Why is my environment unhealthy?”</w:t>
+      </w:r>
+    </w:p>
+    <w:p>
+      <w:r>
+        <w:t>• “Show me recent failures.”</w:t>
+      </w:r>
+    </w:p>
+    <w:p>
+      <w:r>
+        <w:t>• “What changed in the last few hours?”</w:t>
+      </w:r>
+    </w:p>
+    <w:p>
+      <w:r>
+        <w:t>• “Give me a summary view.”</w:t>
+      </w:r>
+    </w:p>
+    <w:p>
+      <w:r>
+        <w:t>• “Drill into the top issue.”</w:t>
+      </w:r>
+    </w:p>
+    <w:p>
+      <w:pPr>
+        <w:pStyle w:val="Heading2"/>
+      </w:pPr>
+      <w:bookmarkStart w:id="15" w:name="_Toc222666959"/>
+      <w:r>
+        <w:t>inventory_get_device_health_rollup</w:t>
+      </w:r>
+      <w:bookmarkEnd w:id="15"/>
+    </w:p>
+    <w:p>
+      <w:r>
+        <w:t>Service Area: inventory</w:t>
+      </w:r>
+    </w:p>
+    <w:p>
+      <w:r>
+        <w:lastRenderedPageBreak/>
+        <w:t>Purpose: Tier-2: Roll up device health to explain which devices are driving fabric health (e.g., Red). Composite of monitor_get_health_inventory + fabric_get_fabrics_health + fabric_get_fabrics + inventory_getswitches.</w:t>
+      </w:r>
+    </w:p>
+    <w:p>
+      <w:pPr>
+        <w:pStyle w:val="Heading3"/>
+      </w:pPr>
+      <w:r>
+        <w:t>Operator Scenarios</w:t>
+      </w:r>
+    </w:p>
+    <w:p>
+      <w:r>
+        <w:t>• Troubleshooting unexpected system behavior.</w:t>
+      </w:r>
+    </w:p>
+    <w:p>
+      <w:r>
+        <w:t>• Investigating health degradation or alarms.</w:t>
+      </w:r>
+    </w:p>
+    <w:p>
+      <w:r>
+        <w:t>• Reviewing recent changes or activity.</w:t>
+      </w:r>
+    </w:p>
+    <w:p>
+      <w:r>
+        <w:t>• Performing high-level operational assessments.</w:t>
+      </w:r>
+    </w:p>
+    <w:p>
+      <w:pPr>
+        <w:pStyle w:val="Heading3"/>
+      </w:pPr>
+      <w:r>
+        <w:t>Example Natural Language Prompts</w:t>
+      </w:r>
+    </w:p>
+    <w:p>
+      <w:r>
+        <w:t>• “Why is my environment unhealthy?”</w:t>
+      </w:r>
+    </w:p>
+    <w:p>
+      <w:r>
+        <w:t>• “Show me recent failures.”</w:t>
+      </w:r>
+    </w:p>
+    <w:p>
+      <w:r>
+        <w:t>• “What changed in the last few hours?”</w:t>
+      </w:r>
+    </w:p>
+    <w:p>
+      <w:r>
+        <w:t>• “Give me a summary view.”</w:t>
+      </w:r>
+    </w:p>
+    <w:p>
+      <w:r>
+        <w:t>• “Drill into the top issue.”</w:t>
+      </w:r>
+    </w:p>
+    <w:p>
+      <w:pPr>
+        <w:pStyle w:val="Heading2"/>
+      </w:pPr>
+      <w:bookmarkStart w:id="16" w:name="_Toc222666960"/>
+      <w:r>
+        <w:t>inventory_get_device_inventory_export</w:t>
+      </w:r>
+      <w:bookmarkEnd w:id="16"/>
+    </w:p>
+    <w:p>
+      <w:r>
+        <w:t>Service Area: inventory</w:t>
+      </w:r>
+    </w:p>
+    <w:p>
+      <w:r>
+        <w:t>Purpose: This API will export the device inventory information as a binary Excel file</w:t>
+      </w:r>
+    </w:p>
+    <w:p>
+      <w:pPr>
+        <w:pStyle w:val="Heading3"/>
+      </w:pPr>
+      <w:r>
+        <w:t>Operator Scenarios</w:t>
+      </w:r>
+    </w:p>
+    <w:p>
+      <w:r>
+        <w:t>• Troubleshooting unexpected system behavior.</w:t>
+      </w:r>
+    </w:p>
+    <w:p>
+      <w:r>
+        <w:t>• Investigating health degradation or alarms.</w:t>
+      </w:r>
+    </w:p>
+    <w:p>
+      <w:r>
+        <w:t>• Reviewing recent changes or activity.</w:t>
+      </w:r>
+    </w:p>
+    <w:p>
+      <w:r>
+        <w:t>• Performing high-level operational assessments.</w:t>
+      </w:r>
+    </w:p>
+    <w:p>
+      <w:pPr>
+        <w:pStyle w:val="Heading3"/>
+      </w:pPr>
+      <w:r>
+        <w:t>Example Natural Language Prompts</w:t>
+      </w:r>
+    </w:p>
+    <w:p>
+      <w:r>
+        <w:t>• “Why is my environment unhealthy?”</w:t>
+      </w:r>
+    </w:p>
+    <w:p>
+      <w:r>
+        <w:t>• “Show me recent failures.”</w:t>
+      </w:r>
+    </w:p>
+    <w:p>
+      <w:r>
+        <w:t>• “What changed in the last few hours?”</w:t>
+      </w:r>
+    </w:p>
+    <w:p>
+      <w:r>
+        <w:t>• “Give me a summary view.”</w:t>
+      </w:r>
+    </w:p>
+    <w:p>
+      <w:r>
+        <w:t>• “Drill into the top issue.”</w:t>
+      </w:r>
+    </w:p>
+    <w:p>
+      <w:pPr>
+        <w:pStyle w:val="Heading2"/>
+      </w:pPr>
+      <w:bookmarkStart w:id="17" w:name="_Toc222666961"/>
+      <w:r>
+        <w:lastRenderedPageBreak/>
+        <w:t>inventory_get_fabric_switches_summary</w:t>
+      </w:r>
+      <w:bookmarkEnd w:id="17"/>
+    </w:p>
+    <w:p>
+      <w:r>
+        <w:t>Service Area: inventory</w:t>
+      </w:r>
+    </w:p>
+    <w:p>
+      <w:r>
+        <w:t>Purpose: Tier-2: Summarize switches that belong to a specific fabric. Composite tool: validates fabric exists (fabric_get_fabrics), fetches switches from Inventory (inventory_getswitches) using fabric-id, and optionally enriches a limited number of switches with per-device inventory summary (inventory_switch_inventory_summary_info). Returns breakdowns (role/model/status) + compact switch list + next actions.</w:t>
+      </w:r>
+    </w:p>
+    <w:p>
+      <w:pPr>
+        <w:pStyle w:val="Heading3"/>
+      </w:pPr>
+      <w:r>
+        <w:t>Operator Scenarios</w:t>
+      </w:r>
+    </w:p>
+    <w:p>
+      <w:r>
+        <w:t>• Troubleshooting unexpected system behavior.</w:t>
+      </w:r>
+    </w:p>
+    <w:p>
+      <w:r>
+        <w:t>• Investigating health degradation or alarms.</w:t>
+      </w:r>
+    </w:p>
+    <w:p>
+      <w:r>
+        <w:t>• Reviewing recent changes or activity.</w:t>
+      </w:r>
+    </w:p>
+    <w:p>
+      <w:r>
+        <w:t>• Performing high-level operational assessments.</w:t>
+      </w:r>
+    </w:p>
+    <w:p>
+      <w:pPr>
+        <w:pStyle w:val="Heading3"/>
+      </w:pPr>
+      <w:r>
+        <w:t>Example Natural Language Prompts</w:t>
+      </w:r>
+    </w:p>
+    <w:p>
+      <w:r>
+        <w:t>• “Why is my environment unhealthy?”</w:t>
+      </w:r>
+    </w:p>
+    <w:p>
+      <w:r>
+        <w:t>• “Show me recent failures.”</w:t>
+      </w:r>
+    </w:p>
+    <w:p>
+      <w:r>
+        <w:t>• “What changed in the last few hours?”</w:t>
+      </w:r>
+    </w:p>
+    <w:p>
+      <w:r>
+        <w:t>• “Give me a summary view.”</w:t>
+      </w:r>
+    </w:p>
+    <w:p>
+      <w:r>
+        <w:t>• “Drill into the top issue.”</w:t>
+      </w:r>
+    </w:p>
+    <w:p>
+      <w:pPr>
+        <w:pStyle w:val="Heading2"/>
+      </w:pPr>
+      <w:bookmarkStart w:id="18" w:name="_Toc222666962"/>
+      <w:r>
+        <w:t>inventory_get_software_version_mismatch</w:t>
+      </w:r>
+      <w:bookmarkEnd w:id="18"/>
+    </w:p>
+    <w:p>
+      <w:r>
+        <w:t>Service Area: inventory</w:t>
+      </w:r>
+    </w:p>
+    <w:p>
+      <w:r>
+        <w:t>Purpose: Tier-2: Scan switches per fabric and detect firmware/software version mismatches grouped by fabric/role/model/global. Uses fabric_get_fabrics + inventory_getswitches.</w:t>
+      </w:r>
+    </w:p>
+    <w:p>
+      <w:pPr>
+        <w:pStyle w:val="Heading3"/>
+      </w:pPr>
+      <w:r>
+        <w:t>Operator Scenarios</w:t>
+      </w:r>
+    </w:p>
+    <w:p>
+      <w:r>
+        <w:t>• Troubleshooting unexpected system behavior.</w:t>
+      </w:r>
+    </w:p>
+    <w:p>
+      <w:r>
+        <w:t>• Investigating health degradation or alarms.</w:t>
+      </w:r>
+    </w:p>
+    <w:p>
+      <w:r>
+        <w:t>• Reviewing recent changes or activity.</w:t>
+      </w:r>
+    </w:p>
+    <w:p>
+      <w:r>
+        <w:t>• Performing high-level operational assessments.</w:t>
+      </w:r>
+    </w:p>
+    <w:p>
+      <w:pPr>
+        <w:pStyle w:val="Heading3"/>
+      </w:pPr>
+      <w:r>
+        <w:t>Example Natural Language Prompts</w:t>
+      </w:r>
+    </w:p>
+    <w:p>
+      <w:r>
+        <w:t>• “Why is my environment unhealthy?”</w:t>
+      </w:r>
+    </w:p>
+    <w:p>
+      <w:r>
+        <w:t>• “Show me recent failures.”</w:t>
+      </w:r>
+    </w:p>
+    <w:p>
+      <w:r>
+        <w:lastRenderedPageBreak/>
+        <w:t>• “What changed in the last few hours?”</w:t>
+      </w:r>
+    </w:p>
+    <w:p>
+      <w:r>
+        <w:t>• “Give me a summary view.”</w:t>
+      </w:r>
+    </w:p>
+    <w:p>
+      <w:r>
+        <w:t>• “Drill into the top issue.”</w:t>
+      </w:r>
+    </w:p>
+    <w:p>
+      <w:pPr>
+        <w:pStyle w:val="Heading2"/>
+      </w:pPr>
+      <w:bookmarkStart w:id="19" w:name="_Toc222666963"/>
+      <w:r>
+        <w:t>inventory_get_unreachable_devices</w:t>
+      </w:r>
+      <w:bookmarkEnd w:id="19"/>
+    </w:p>
+    <w:p>
+      <w:r>
+        <w:t>Service Area: inventory</w:t>
+      </w:r>
+    </w:p>
+    <w:p>
+      <w:r>
+        <w:t>Purpose: Tier-2: Show devices currently unreachable/down (best-effort last_seen/last_error) using inventory + faultmanager alarms.</w:t>
+      </w:r>
+    </w:p>
+    <w:p>
+      <w:pPr>
+        <w:pStyle w:val="Heading3"/>
+      </w:pPr>
+      <w:r>
+        <w:t>Operator Scenarios</w:t>
+      </w:r>
+    </w:p>
+    <w:p>
+      <w:r>
+        <w:t>• Troubleshooting unexpected system behavior.</w:t>
+      </w:r>
+    </w:p>
+    <w:p>
+      <w:r>
+        <w:t>• Investigating health degradation or alarms.</w:t>
+      </w:r>
+    </w:p>
+    <w:p>
+      <w:r>
+        <w:t>• Reviewing recent changes or activity.</w:t>
+      </w:r>
+    </w:p>
+    <w:p>
+      <w:r>
+        <w:t>• Performing high-level operational assessments.</w:t>
+      </w:r>
+    </w:p>
+    <w:p>
+      <w:pPr>
+        <w:pStyle w:val="Heading3"/>
+      </w:pPr>
+      <w:r>
+        <w:t>Example Natural Language Prompts</w:t>
+      </w:r>
+    </w:p>
+    <w:p>
+      <w:r>
+        <w:t>• “Why is my environment unhealthy?”</w:t>
+      </w:r>
+    </w:p>
+    <w:p>
+      <w:r>
+        <w:t>• “Show me recent failures.”</w:t>
+      </w:r>
+    </w:p>
+    <w:p>
+      <w:r>
+        <w:t>• “What changed in the last few hours?”</w:t>
+      </w:r>
+    </w:p>
+    <w:p>
+      <w:r>
+        <w:t>• “Give me a summary view.”</w:t>
+      </w:r>
+    </w:p>
+    <w:p>
+      <w:r>
+        <w:t>• “Drill into the top issue.”</w:t>
+      </w:r>
+    </w:p>
+    <w:p>
+      <w:r>
+        <w:t>• “Include device details for the switches table.”</w:t>
+      </w:r>
+    </w:p>
+    <w:p>
+      <w:r>
+        <w:t>• “Show the top 20 switches.”</w:t>
+      </w:r>
+    </w:p>
+    <w:p>
+      <w:r>
+        <w:t>• “Which switches are degraded or failing discovery?”</w:t>
+      </w:r>
+    </w:p>
+    <w:p>
+      <w:r>
+        <w:t>• “List all switches in fabric DC with IP, model, firmware, and discovery status.”</w:t>
+      </w:r>
+    </w:p>
+    <w:p>
+      <w:r>
+        <w:t>• “Show me the switches inventory table.”</w:t>
+      </w:r>
+    </w:p>
+    <w:p>
+      <w:pPr>
+        <w:pStyle w:val="Heading3"/>
+      </w:pPr>
+      <w:r>
+        <w:t>Example Natural Language Prompts</w:t>
+      </w:r>
+    </w:p>
+    <w:p>
+      <w:r>
+        <w:t>• Filtering by fabric to focus on a specific environment (e.g., DC).</w:t>
+      </w:r>
+    </w:p>
+    <w:p>
+      <w:r>
+        <w:t>• Verifying discovery status and software versions during troubleshooting.</w:t>
+      </w:r>
+    </w:p>
+    <w:p>
+      <w:r>
+        <w:t>• Reviewing switch inventory at-a-glance across fabrics.</w:t>
+      </w:r>
+    </w:p>
+    <w:p>
+      <w:r>
+        <w:t>• Building or validating the Inventory widget/table in the MCP client UI.</w:t>
+      </w:r>
+    </w:p>
+    <w:p>
+      <w:pPr>
+        <w:pStyle w:val="Heading3"/>
+      </w:pPr>
+      <w:r>
+        <w:lastRenderedPageBreak/>
+        <w:t>Operator Scenarios</w:t>
+      </w:r>
+    </w:p>
+    <w:p>
+      <w:r>
+        <w:t xml:space="preserve">Purpose: Tier-2: Provide a dashboard-ready switch inventory table (IP, name, fabric, role, model, firmware, discovery status). Composite of inventory switch listing with optional enrichment (e.g., discovery interval/reason when </w:t>
+      </w:r>
+      <w:proofErr w:type="spellStart"/>
+      <w:r>
+        <w:t>include_device_details</w:t>
+      </w:r>
+      <w:proofErr w:type="spellEnd"/>
+      <w:r>
+        <w:t>=true).</w:t>
+      </w:r>
+    </w:p>
+    <w:p>
+      <w:pPr>
+        <w:pStyle w:val="Heading2"/>
+      </w:pPr>
+      <w:bookmarkStart w:id="20" w:name="_Toc222666964"/>
+      <w:proofErr w:type="spellStart"/>
+      <w:r>
+        <w:t>inventory_get_switches_widget_table</w:t>
+      </w:r>
+      <w:bookmarkEnd w:id="20"/>
+      <w:proofErr w:type="spellEnd"/>
+    </w:p>
+    <w:p>
+      <w:r>
+        <w:t xml:space="preserve">Service </w:t>
+      </w:r>
+      <w:proofErr w:type="spellStart"/>
+      <w:proofErr w:type="gramStart"/>
+      <w:r>
+        <w:t>Area:inventory</w:t>
+      </w:r>
+      <w:proofErr w:type="spellEnd"/>
+      <w:proofErr w:type="gramEnd"/>
+    </w:p>
+    <w:p>
+      <w:r>
+        <w:t xml:space="preserve">Purpose: Tier-2: retrieve list of switches provisioned in XCO with information such as IP Address, </w:t>
+      </w:r>
+      <w:proofErr w:type="spellStart"/>
+      <w:proofErr w:type="gramStart"/>
+      <w:r>
+        <w:t>software,name</w:t>
+      </w:r>
+      <w:proofErr w:type="spellEnd"/>
+      <w:proofErr w:type="gramEnd"/>
+      <w:r>
+        <w:t xml:space="preserve">, and other parameters </w:t>
+      </w:r>
+    </w:p>
+    <w:p>
+      <w:pPr>
+        <w:pStyle w:val="Heading3"/>
+      </w:pPr>
+      <w:r>
+        <w:t>Example Natural Language Prompts</w:t>
+      </w:r>
+    </w:p>
+    <w:p>
+      <w:r>
+        <w:t>• Show switch inventory</w:t>
+      </w:r>
+    </w:p>
+    <w:p>
+      <w:r>
+        <w:t>• Show all device</w:t>
+      </w:r>
+    </w:p>
+    <w:p>
+      <w:r>
+        <w:t>• List switch IP addresses</w:t>
+      </w:r>
+    </w:p>
+    <w:p>
+      <w:pPr>
+        <w:pStyle w:val="Heading2"/>
+      </w:pPr>
+      <w:bookmarkStart w:id="21" w:name="_Toc222666965"/>
+      <w:r>
+        <w:t>monitor_get_platform_quick_status</w:t>
+      </w:r>
+      <w:bookmarkEnd w:id="21"/>
+    </w:p>
+    <w:p>
+      <w:r>
+        <w:t>Service Area: monitor</w:t>
+      </w:r>
+    </w:p>
+    <w:p>
+      <w:r>
+        <w:t>Purpose: Tier-2: Single view platform status (EFA + services + health). Optionally fetch health detail for problematic resources. Set include_raw=true for Tier-1 evidence (large).</w:t>
+      </w:r>
+    </w:p>
+    <w:p>
+      <w:pPr>
+        <w:pStyle w:val="Heading3"/>
+      </w:pPr>
+      <w:r>
+        <w:t>Operator Scenarios</w:t>
+      </w:r>
+    </w:p>
+    <w:p>
+      <w:r>
+        <w:t>• Troubleshooting unexpected system behavior.</w:t>
+      </w:r>
+    </w:p>
+    <w:p>
+      <w:r>
+        <w:t>• Investigating health degradation or alarms.</w:t>
+      </w:r>
+    </w:p>
+    <w:p>
+      <w:r>
+        <w:t>• Reviewing recent changes or activity.</w:t>
+      </w:r>
+    </w:p>
+    <w:p>
+      <w:r>
+        <w:t>• Performing high-level operational assessments.</w:t>
+      </w:r>
+    </w:p>
+    <w:p>
+      <w:pPr>
+        <w:pStyle w:val="Heading3"/>
+      </w:pPr>
+      <w:r>
+        <w:t>Example Natural Language Prompts</w:t>
+      </w:r>
+    </w:p>
+    <w:p>
+      <w:r>
+        <w:t>• “Why is my environment unhealthy?”</w:t>
+      </w:r>
+    </w:p>
+    <w:p>
+      <w:r>
+        <w:t>• “Show me recent failures.”</w:t>
+      </w:r>
+    </w:p>
+    <w:p>
+      <w:r>
+        <w:t>• “What changed in the last few hours?”</w:t>
+      </w:r>
+    </w:p>
+    <w:p>
+      <w:r>
+        <w:t>• “Give me a summary view.”</w:t>
+      </w:r>
+    </w:p>
+    <w:p>
+      <w:r>
+        <w:t>• “Drill into the top issue.”</w:t>
+      </w:r>
+    </w:p>
+    <w:p>
+      <w:pPr>
+        <w:pStyle w:val="Heading2"/>
+      </w:pPr>
+      <w:bookmarkStart w:id="22" w:name="_Toc222666966"/>
+      <w:r>
+        <w:t>notification_get_last_failed_delivery_or_errors</w:t>
+      </w:r>
+      <w:bookmarkEnd w:id="22"/>
+    </w:p>
+    <w:p>
+      <w:r>
+        <w:t>Service Area: notification</w:t>
+      </w:r>
+    </w:p>
+    <w:p>
+      <w:r>
+        <w:lastRenderedPageBreak/>
+        <w:t>Purpose: Tier-2: Find the most recent FAILED notification execution (notification pipeline issues). Uses Tier-1 notification_get_executions. If backend returns no failures, can optionally fallback to status=all and detect non-success locally.</w:t>
+      </w:r>
+    </w:p>
+    <w:p>
+      <w:pPr>
+        <w:pStyle w:val="Heading3"/>
+      </w:pPr>
+      <w:r>
+        <w:t>Operator Scenarios</w:t>
+      </w:r>
+    </w:p>
+    <w:p>
+      <w:r>
+        <w:t>• Troubleshooting unexpected system behavior.</w:t>
+      </w:r>
+    </w:p>
+    <w:p>
+      <w:r>
+        <w:t>• Investigating health degradation or alarms.</w:t>
+      </w:r>
+    </w:p>
+    <w:p>
+      <w:r>
+        <w:t>• Reviewing recent changes or activity.</w:t>
+      </w:r>
+    </w:p>
+    <w:p>
+      <w:r>
+        <w:t>• Performing high-level operational assessments.</w:t>
+      </w:r>
+    </w:p>
+    <w:p>
+      <w:pPr>
+        <w:pStyle w:val="Heading3"/>
+      </w:pPr>
+      <w:r>
+        <w:t>Example Natural Language Prompts</w:t>
+      </w:r>
+    </w:p>
+    <w:p>
+      <w:r>
+        <w:t>• “Why is my environment unhealthy?”</w:t>
+      </w:r>
+    </w:p>
+    <w:p>
+      <w:r>
+        <w:t>• “Show me recent failures.”</w:t>
+      </w:r>
+    </w:p>
+    <w:p>
+      <w:r>
+        <w:t>• “What changed in the last few hours?”</w:t>
+      </w:r>
+    </w:p>
+    <w:p>
+      <w:r>
+        <w:t>• “Give me a summary view.”</w:t>
+      </w:r>
+    </w:p>
+    <w:p>
+      <w:r>
+        <w:t>• “Drill into the top issue.”</w:t>
+      </w:r>
+    </w:p>
+    <w:p>
+      <w:pPr>
+        <w:pStyle w:val="Heading2"/>
+      </w:pPr>
+      <w:bookmarkStart w:id="23" w:name="_Toc222666967"/>
+      <w:r>
+        <w:t>notification_get_recent_events_filtered</w:t>
+      </w:r>
+      <w:bookmarkEnd w:id="23"/>
+    </w:p>
+    <w:p>
+      <w:r>
+        <w:t>Service Area: notification</w:t>
+      </w:r>
+    </w:p>
+    <w:p>
+      <w:r>
+        <w:t>Purpose: Get recent execution-derived events across services and filter by severity/type/resource/query (Tier-2 composite).</w:t>
+      </w:r>
+    </w:p>
+    <w:p>
+      <w:pPr>
+        <w:pStyle w:val="Heading3"/>
+      </w:pPr>
+      <w:r>
+        <w:t>Operator Scenarios</w:t>
+      </w:r>
+    </w:p>
+    <w:p>
+      <w:r>
+        <w:t>• Troubleshooting unexpected system behavior.</w:t>
+      </w:r>
+    </w:p>
+    <w:p>
+      <w:r>
+        <w:t>• Investigating health degradation or alarms.</w:t>
+      </w:r>
+    </w:p>
+    <w:p>
+      <w:r>
+        <w:t>• Reviewing recent changes or activity.</w:t>
+      </w:r>
+    </w:p>
+    <w:p>
+      <w:r>
+        <w:t>• Performing high-level operational assessments.</w:t>
+      </w:r>
+    </w:p>
+    <w:p>
+      <w:pPr>
+        <w:pStyle w:val="Heading3"/>
+      </w:pPr>
+      <w:r>
+        <w:t>Example Natural Language Prompts</w:t>
+      </w:r>
+    </w:p>
+    <w:p>
+      <w:r>
+        <w:t>• “Why is my environment unhealthy?”</w:t>
+      </w:r>
+    </w:p>
+    <w:p>
+      <w:r>
+        <w:t>• “Show me recent failures.”</w:t>
+      </w:r>
+    </w:p>
+    <w:p>
+      <w:r>
+        <w:t>• “What changed in the last few hours?”</w:t>
+      </w:r>
+    </w:p>
+    <w:p>
+      <w:r>
+        <w:t>• “Give me a summary view.”</w:t>
+      </w:r>
+    </w:p>
+    <w:p>
+      <w:r>
+        <w:t>• “Drill into the top issue.”</w:t>
+      </w:r>
+    </w:p>
+    <w:p>
+      <w:pPr>
+        <w:pStyle w:val="Heading2"/>
+      </w:pPr>
+      <w:bookmarkStart w:id="24" w:name="_Toc222666968"/>
+      <w:r>
+        <w:lastRenderedPageBreak/>
+        <w:t>system_get_certificate_alarm_context</w:t>
+      </w:r>
+      <w:bookmarkEnd w:id="24"/>
+    </w:p>
+    <w:p>
+      <w:r>
+        <w:t>Service Area: system</w:t>
+      </w:r>
+    </w:p>
+    <w:p>
+      <w:r>
+        <w:t>Purpose: Any current alarms about certificate expiry and which cert is it? Composite of faultmanager alarms filtered to certificate/expiry + certificate expiry metadata (monitor + device).</w:t>
+      </w:r>
+    </w:p>
+    <w:p>
+      <w:pPr>
+        <w:pStyle w:val="Heading3"/>
+      </w:pPr>
+      <w:r>
+        <w:t>Operator Scenarios</w:t>
+      </w:r>
+    </w:p>
+    <w:p>
+      <w:r>
+        <w:t>• Troubleshooting unexpected system behavior.</w:t>
+      </w:r>
+    </w:p>
+    <w:p>
+      <w:r>
+        <w:t>• Investigating health degradation or alarms.</w:t>
+      </w:r>
+    </w:p>
+    <w:p>
+      <w:r>
+        <w:t>• Reviewing recent changes or activity.</w:t>
+      </w:r>
+    </w:p>
+    <w:p>
+      <w:r>
+        <w:t>• Performing high-level operational assessments.</w:t>
+      </w:r>
+    </w:p>
+    <w:p>
+      <w:pPr>
+        <w:pStyle w:val="Heading3"/>
+      </w:pPr>
+      <w:r>
+        <w:t>Example Natural Language Prompts</w:t>
+      </w:r>
+    </w:p>
+    <w:p>
+      <w:r>
+        <w:t>• “Why is my environment unhealthy?”</w:t>
+      </w:r>
+    </w:p>
+    <w:p>
+      <w:r>
+        <w:t>• “Show me recent failures.”</w:t>
+      </w:r>
+    </w:p>
+    <w:p>
+      <w:r>
+        <w:t>• “What changed in the last few hours?”</w:t>
+      </w:r>
+    </w:p>
+    <w:p>
+      <w:r>
+        <w:t>• “Give me a summary view.”</w:t>
+      </w:r>
+    </w:p>
+    <w:p>
+      <w:r>
+        <w:t>• “Drill into the top issue.”</w:t>
+      </w:r>
+    </w:p>
+    <w:p>
+      <w:pPr>
+        <w:pStyle w:val="Heading2"/>
+      </w:pPr>
+      <w:bookmarkStart w:id="25" w:name="_Toc222666969"/>
+      <w:r>
+        <w:t>system_get_certificates_expiring_soon</w:t>
+      </w:r>
+      <w:bookmarkEnd w:id="25"/>
+    </w:p>
+    <w:p>
+      <w:r>
+        <w:t>Service Area: system</w:t>
+      </w:r>
+    </w:p>
+    <w:p>
+      <w:r>
+        <w:t>Purpose: Show certificates expiring soon (bucketed 30/60/90 days, UI-style color/severity). Composite of monitor cert expiry + device cert expiry.</w:t>
+      </w:r>
+    </w:p>
+    <w:p>
+      <w:pPr>
+        <w:pStyle w:val="Heading3"/>
+      </w:pPr>
+      <w:r>
+        <w:t>Operator Scenarios</w:t>
+      </w:r>
+    </w:p>
+    <w:p>
+      <w:r>
+        <w:t>• Troubleshooting unexpected system behavior.</w:t>
+      </w:r>
+    </w:p>
+    <w:p>
+      <w:r>
+        <w:t>• Investigating health degradation or alarms.</w:t>
+      </w:r>
+    </w:p>
+    <w:p>
+      <w:r>
+        <w:t>• Reviewing recent changes or activity.</w:t>
+      </w:r>
+    </w:p>
+    <w:p>
+      <w:r>
+        <w:t>• Performing high-level operational assessments.</w:t>
+      </w:r>
+    </w:p>
+    <w:p>
+      <w:pPr>
+        <w:pStyle w:val="Heading3"/>
+      </w:pPr>
+      <w:r>
+        <w:t>Example Natural Language Prompts</w:t>
+      </w:r>
+    </w:p>
+    <w:p>
+      <w:r>
+        <w:t>• “Why is my environment unhealthy?”</w:t>
+      </w:r>
+    </w:p>
+    <w:p>
+      <w:r>
+        <w:t>• “Show me recent failures.”</w:t>
+      </w:r>
+    </w:p>
+    <w:p>
+      <w:r>
+        <w:t>• “What changed in the last few hours?”</w:t>
+      </w:r>
+    </w:p>
+    <w:p>
+      <w:r>
+        <w:lastRenderedPageBreak/>
+        <w:t>• “Give me a summary view.”</w:t>
+      </w:r>
+    </w:p>
+    <w:p>
+      <w:r>
+        <w:t>• “Drill into the top issue.”</w:t>
+      </w:r>
+    </w:p>
+    <w:p>
+      <w:pPr>
+        <w:pStyle w:val="Heading2"/>
+      </w:pPr>
+      <w:bookmarkStart w:id="26" w:name="_Toc222666970"/>
+      <w:r>
+        <w:t>system_get_execution</w:t>
+      </w:r>
+      <w:bookmarkEnd w:id="26"/>
+    </w:p>
+    <w:p>
+      <w:r>
+        <w:t>Service Area: system</w:t>
+      </w:r>
+    </w:p>
+    <w:p>
+      <w:r>
+        <w:t>Purpose: Get the detailed output of a request previously executed, based on a given request ID</w:t>
+      </w:r>
+    </w:p>
+    <w:p>
+      <w:pPr>
+        <w:pStyle w:val="Heading3"/>
+      </w:pPr>
+      <w:r>
+        <w:t>Operator Scenarios</w:t>
+      </w:r>
+    </w:p>
+    <w:p>
+      <w:r>
+        <w:t>• Troubleshooting unexpected system behavior.</w:t>
+      </w:r>
+    </w:p>
+    <w:p>
+      <w:r>
+        <w:t>• Investigating health degradation or alarms.</w:t>
+      </w:r>
+    </w:p>
+    <w:p>
+      <w:r>
+        <w:t>• Reviewing recent changes or activity.</w:t>
+      </w:r>
+    </w:p>
+    <w:p>
+      <w:r>
+        <w:t>• Performing high-level operational assessments.</w:t>
+      </w:r>
+    </w:p>
+    <w:p>
+      <w:pPr>
+        <w:pStyle w:val="Heading3"/>
+      </w:pPr>
+      <w:r>
+        <w:t>Example Natural Language Prompts</w:t>
+      </w:r>
+    </w:p>
+    <w:p>
+      <w:r>
+        <w:t>• “Why is my environment unhealthy?”</w:t>
+      </w:r>
+    </w:p>
+    <w:p>
+      <w:r>
+        <w:t>• “Show me recent failures.”</w:t>
+      </w:r>
+    </w:p>
+    <w:p>
+      <w:r>
+        <w:t>• “What changed in the last few hours?”</w:t>
+      </w:r>
+    </w:p>
+    <w:p>
+      <w:r>
+        <w:t>• “Give me a summary view.”</w:t>
+      </w:r>
+    </w:p>
+    <w:p>
+      <w:r>
+        <w:t>• “Drill into the top issue.”</w:t>
+      </w:r>
+    </w:p>
+    <w:p>
+      <w:pPr>
+        <w:pStyle w:val="Heading2"/>
+      </w:pPr>
+      <w:bookmarkStart w:id="27" w:name="_Toc222666971"/>
+      <w:r>
+        <w:t>system_get_executions</w:t>
+      </w:r>
+      <w:bookmarkEnd w:id="27"/>
+    </w:p>
+    <w:p>
+      <w:r>
+        <w:t>Service Area: system</w:t>
+      </w:r>
+    </w:p>
+    <w:p>
+      <w:r>
+        <w:t>Purpose: Get the list of all the requests previously executed</w:t>
+      </w:r>
+    </w:p>
+    <w:p>
+      <w:pPr>
+        <w:pStyle w:val="Heading3"/>
+      </w:pPr>
+      <w:r>
+        <w:t>Operator Scenarios</w:t>
+      </w:r>
+    </w:p>
+    <w:p>
+      <w:r>
+        <w:t>• Troubleshooting unexpected system behavior.</w:t>
+      </w:r>
+    </w:p>
+    <w:p>
+      <w:r>
+        <w:t>• Investigating health degradation or alarms.</w:t>
+      </w:r>
+    </w:p>
+    <w:p>
+      <w:r>
+        <w:t>• Reviewing recent changes or activity.</w:t>
+      </w:r>
+    </w:p>
+    <w:p>
+      <w:r>
+        <w:t>• Performing high-level operational assessments.</w:t>
+      </w:r>
+    </w:p>
+    <w:p>
+      <w:pPr>
+        <w:pStyle w:val="Heading3"/>
+      </w:pPr>
+      <w:r>
+        <w:t>Example Natural Language Prompts</w:t>
+      </w:r>
+    </w:p>
+    <w:p>
+      <w:r>
+        <w:t>• “Why is my environment unhealthy?”</w:t>
+      </w:r>
+    </w:p>
+    <w:p>
+      <w:r>
+        <w:t>• “Show me recent failures.”</w:t>
+      </w:r>
+    </w:p>
+    <w:p>
+      <w:r>
+        <w:t>• “What changed in the last few hours?”</w:t>
+      </w:r>
+    </w:p>
+    <w:p>
+      <w:r>
+        <w:lastRenderedPageBreak/>
+        <w:t>• “Give me a summary view.”</w:t>
+      </w:r>
+    </w:p>
+    <w:p>
+      <w:r>
+        <w:t>• “Drill into the top issue.”</w:t>
+      </w:r>
+    </w:p>
+    <w:p>
+      <w:pPr>
+        <w:pStyle w:val="Heading2"/>
+      </w:pPr>
+      <w:bookmarkStart w:id="28" w:name="_Toc222666972"/>
+      <w:r>
+        <w:t>system_get_ha_and_node_health_summary</w:t>
+      </w:r>
+      <w:bookmarkEnd w:id="28"/>
+    </w:p>
+    <w:p>
+      <w:r>
+        <w:t>Service Area: system</w:t>
+      </w:r>
+    </w:p>
+    <w:p>
+      <w:r>
+        <w:t>Purpose: Tier-2: Summarize HA redundancy + node health + storage signals, and correlate with HealthManager resources. Uses only existing Tier-1 tools: system_get_health_status, monitor_get_keep_alived_info, monitor_get_gluster_fs_info, monitor_get_k3s_nodes, monitor_get_health (+ optional inventory/detail).</w:t>
+      </w:r>
+    </w:p>
+    <w:p>
+      <w:pPr>
+        <w:pStyle w:val="Heading3"/>
+      </w:pPr>
+      <w:r>
+        <w:t>Operator Scenarios</w:t>
+      </w:r>
+    </w:p>
+    <w:p>
+      <w:r>
+        <w:t>• Troubleshooting unexpected system behavior.</w:t>
+      </w:r>
+    </w:p>
+    <w:p>
+      <w:r>
+        <w:t>• Investigating health degradation or alarms.</w:t>
+      </w:r>
+    </w:p>
+    <w:p>
+      <w:r>
+        <w:t>• Reviewing recent changes or activity.</w:t>
+      </w:r>
+    </w:p>
+    <w:p>
+      <w:r>
+        <w:t>• Performing high-level operational assessments.</w:t>
+      </w:r>
+    </w:p>
+    <w:p>
+      <w:pPr>
+        <w:pStyle w:val="Heading3"/>
+      </w:pPr>
+      <w:r>
+        <w:t>Example Natural Language Prompts</w:t>
+      </w:r>
+    </w:p>
+    <w:p>
+      <w:r>
+        <w:t>• “Why is my environment unhealthy?”</w:t>
+      </w:r>
+    </w:p>
+    <w:p>
+      <w:r>
+        <w:t>• “Show me recent failures.”</w:t>
+      </w:r>
+    </w:p>
+    <w:p>
+      <w:r>
+        <w:t>• “What changed in the last few hours?”</w:t>
+      </w:r>
+    </w:p>
+    <w:p>
+      <w:r>
+        <w:t>• “Give me a summary view.”</w:t>
+      </w:r>
+    </w:p>
+    <w:p>
+      <w:r>
+        <w:t>• “Drill into the top issue.”</w:t>
+      </w:r>
+    </w:p>
+    <w:p>
+      <w:pPr>
+        <w:pStyle w:val="Heading2"/>
+      </w:pPr>
+      <w:bookmarkStart w:id="29" w:name="_Toc222666973"/>
+      <w:r>
+        <w:t>system_get_last_execution_diagnostic</w:t>
+      </w:r>
+      <w:bookmarkEnd w:id="29"/>
+    </w:p>
+    <w:p>
+      <w:r>
+        <w:t>Service Area: system</w:t>
+      </w:r>
+    </w:p>
+    <w:p>
+      <w:r>
+        <w:t>Purpose: Show the most recent failed system execution and why it failed</w:t>
+      </w:r>
+    </w:p>
+    <w:p>
+      <w:pPr>
+        <w:pStyle w:val="Heading3"/>
+      </w:pPr>
+      <w:r>
+        <w:t>Operator Scenarios</w:t>
+      </w:r>
+    </w:p>
+    <w:p>
+      <w:r>
+        <w:t>• Troubleshooting unexpected system behavior.</w:t>
+      </w:r>
+    </w:p>
+    <w:p>
+      <w:r>
+        <w:t>• Investigating health degradation or alarms.</w:t>
+      </w:r>
+    </w:p>
+    <w:p>
+      <w:r>
+        <w:t>• Reviewing recent changes or activity.</w:t>
+      </w:r>
+    </w:p>
+    <w:p>
+      <w:r>
+        <w:t>• Performing high-level operational assessments.</w:t>
+      </w:r>
+    </w:p>
+    <w:p>
+      <w:pPr>
+        <w:pStyle w:val="Heading3"/>
+      </w:pPr>
+      <w:r>
+        <w:t>Example Natural Language Prompts</w:t>
+      </w:r>
+    </w:p>
+    <w:p>
+      <w:r>
+        <w:t>• “Why is my environment unhealthy?”</w:t>
+      </w:r>
+    </w:p>
+    <w:p>
+      <w:r>
+        <w:lastRenderedPageBreak/>
+        <w:t>• “Show me recent failures.”</w:t>
+      </w:r>
+    </w:p>
+    <w:p>
+      <w:r>
+        <w:t>• “What changed in the last few hours?”</w:t>
+      </w:r>
+    </w:p>
+    <w:p>
+      <w:r>
+        <w:t>• “Give me a summary view.”</w:t>
+      </w:r>
+    </w:p>
+    <w:p>
+      <w:r>
+        <w:t>• “Drill into the top issue.”</w:t>
+      </w:r>
+    </w:p>
+    <w:p>
+      <w:pPr>
+        <w:pStyle w:val="Heading2"/>
+      </w:pPr>
+      <w:bookmarkStart w:id="30" w:name="_Toc222666974"/>
+      <w:r>
+        <w:t>system_get_running_config</w:t>
+      </w:r>
+      <w:bookmarkEnd w:id="30"/>
+    </w:p>
+    <w:p>
+      <w:r>
+        <w:t>Service Area: system</w:t>
+      </w:r>
+    </w:p>
+    <w:p>
+      <w:r>
+        <w:t>Purpose: Get running configuration CLI commands</w:t>
+      </w:r>
+    </w:p>
+    <w:p>
+      <w:pPr>
+        <w:pStyle w:val="Heading3"/>
+      </w:pPr>
+      <w:r>
+        <w:t>Operator Scenarios</w:t>
+      </w:r>
+    </w:p>
+    <w:p>
+      <w:r>
+        <w:t>• Troubleshooting unexpected system behavior.</w:t>
+      </w:r>
+    </w:p>
+    <w:p>
+      <w:r>
+        <w:t>• Investigating health degradation or alarms.</w:t>
+      </w:r>
+    </w:p>
+    <w:p>
+      <w:r>
+        <w:t>• Reviewing recent changes or activity.</w:t>
+      </w:r>
+    </w:p>
+    <w:p>
+      <w:r>
+        <w:t>• Performing high-level operational assessments.</w:t>
+      </w:r>
+    </w:p>
+    <w:p>
+      <w:pPr>
+        <w:pStyle w:val="Heading3"/>
+      </w:pPr>
+      <w:r>
+        <w:t>Example Natural Language Prompts</w:t>
+      </w:r>
+    </w:p>
+    <w:p>
+      <w:r>
+        <w:t>• “Why is my environment unhealthy?”</w:t>
+      </w:r>
+    </w:p>
+    <w:p>
+      <w:r>
+        <w:t>• “Show me recent failures.”</w:t>
+      </w:r>
+    </w:p>
+    <w:p>
+      <w:r>
+        <w:t>• “What changed in the last few hours?”</w:t>
+      </w:r>
+    </w:p>
+    <w:p>
+      <w:r>
+        <w:t>• “Give me a summary view.”</w:t>
+      </w:r>
+    </w:p>
+    <w:p>
+      <w:r>
+        <w:t>• “Drill into the top issue.”</w:t>
+      </w:r>
+    </w:p>
+    <w:p>
+      <w:pPr>
+        <w:pStyle w:val="Heading2"/>
+      </w:pPr>
+      <w:bookmarkStart w:id="31" w:name="_Toc222666975"/>
+      <w:r>
+        <w:t>tenant_get_bgp_peer</w:t>
+      </w:r>
+      <w:bookmarkEnd w:id="31"/>
+    </w:p>
+    <w:p>
+      <w:r>
+        <w:t>Service Area: tenant</w:t>
+      </w:r>
+    </w:p>
+    <w:p>
+      <w:r>
+        <w:t>Purpose: Get BGP peer configuration for a tenant</w:t>
+      </w:r>
+    </w:p>
+    <w:p>
+      <w:pPr>
+        <w:pStyle w:val="Heading3"/>
+      </w:pPr>
+      <w:r>
+        <w:t>Operator Scenarios</w:t>
+      </w:r>
+    </w:p>
+    <w:p>
+      <w:r>
+        <w:t>• Troubleshooting unexpected system behavior.</w:t>
+      </w:r>
+    </w:p>
+    <w:p>
+      <w:r>
+        <w:t>• Investigating health degradation or alarms.</w:t>
+      </w:r>
+    </w:p>
+    <w:p>
+      <w:r>
+        <w:t>• Reviewing recent changes or activity.</w:t>
+      </w:r>
+    </w:p>
+    <w:p>
+      <w:r>
+        <w:t>• Performing high-level operational assessments.</w:t>
+      </w:r>
+    </w:p>
+    <w:p>
+      <w:pPr>
+        <w:pStyle w:val="Heading3"/>
+      </w:pPr>
+      <w:r>
+        <w:t>Example Natural Language Prompts</w:t>
+      </w:r>
+    </w:p>
+    <w:p>
+      <w:r>
+        <w:t>• “Why is my environment unhealthy?”</w:t>
+      </w:r>
+    </w:p>
+    <w:p>
+      <w:r>
+        <w:lastRenderedPageBreak/>
+        <w:t>• “Show me recent failures.”</w:t>
+      </w:r>
+    </w:p>
+    <w:p>
+      <w:r>
+        <w:t>• “What changed in the last few hours?”</w:t>
+      </w:r>
+    </w:p>
+    <w:p>
+      <w:r>
+        <w:t>• “Give me a summary view.”</w:t>
+      </w:r>
+    </w:p>
+    <w:p>
+      <w:r>
+        <w:t>• “Drill into the top issue.”</w:t>
+      </w:r>
+    </w:p>
+    <w:p>
+      <w:pPr>
+        <w:pStyle w:val="Heading2"/>
+      </w:pPr>
+      <w:bookmarkStart w:id="32" w:name="_Toc222666976"/>
+      <w:r>
+        <w:t>tenant_get_bgp_peer_operational</w:t>
+      </w:r>
+      <w:bookmarkEnd w:id="32"/>
+    </w:p>
+    <w:p>
+      <w:r>
+        <w:t>Service Area: tenant</w:t>
+      </w:r>
+    </w:p>
+    <w:p>
+      <w:r>
+        <w:t>Purpose: Get operational state of BGP peers for a tenant</w:t>
+      </w:r>
+    </w:p>
+    <w:p>
+      <w:pPr>
+        <w:pStyle w:val="Heading3"/>
+      </w:pPr>
+      <w:r>
+        <w:t>Operator Scenarios</w:t>
+      </w:r>
+    </w:p>
+    <w:p>
+      <w:r>
+        <w:t>• Troubleshooting unexpected system behavior.</w:t>
+      </w:r>
+    </w:p>
+    <w:p>
+      <w:r>
+        <w:t>• Investigating health degradation or alarms.</w:t>
+      </w:r>
+    </w:p>
+    <w:p>
+      <w:r>
+        <w:t>• Reviewing recent changes or activity.</w:t>
+      </w:r>
+    </w:p>
+    <w:p>
+      <w:r>
+        <w:t>• Performing high-level operational assessments.</w:t>
+      </w:r>
+    </w:p>
+    <w:p>
+      <w:pPr>
+        <w:pStyle w:val="Heading3"/>
+      </w:pPr>
+      <w:r>
+        <w:t>Example Natural Language Prompts</w:t>
+      </w:r>
+    </w:p>
+    <w:p>
+      <w:r>
+        <w:t>• “Why is my environment unhealthy?”</w:t>
+      </w:r>
+    </w:p>
+    <w:p>
+      <w:r>
+        <w:t>• “Show me recent failures.”</w:t>
+      </w:r>
+    </w:p>
+    <w:p>
+      <w:r>
+        <w:t>• “What changed in the last few hours?”</w:t>
+      </w:r>
+    </w:p>
+    <w:p>
+      <w:r>
+        <w:t>• “Give me a summary view.”</w:t>
+      </w:r>
+    </w:p>
+    <w:p>
+      <w:r>
+        <w:t>• “Drill into the top issue.”</w:t>
+      </w:r>
+    </w:p>
+    <w:p>
+      <w:pPr>
+        <w:pStyle w:val="Heading2"/>
+      </w:pPr>
+      <w:bookmarkStart w:id="33" w:name="_Toc222666977"/>
+      <w:r>
+        <w:t>tenant_get_bgp_peers</w:t>
+      </w:r>
+      <w:bookmarkEnd w:id="33"/>
+    </w:p>
+    <w:p>
+      <w:r>
+        <w:t>Service Area: tenant</w:t>
+      </w:r>
+    </w:p>
+    <w:p>
+      <w:r>
+        <w:t>Purpose: Get list of BGP peer configurations for a tenant</w:t>
+      </w:r>
+    </w:p>
+    <w:p>
+      <w:pPr>
+        <w:pStyle w:val="Heading3"/>
+      </w:pPr>
+      <w:r>
+        <w:t>Operator Scenarios</w:t>
+      </w:r>
+    </w:p>
+    <w:p>
+      <w:r>
+        <w:t>• Troubleshooting unexpected system behavior.</w:t>
+      </w:r>
+    </w:p>
+    <w:p>
+      <w:r>
+        <w:t>• Investigating health degradation or alarms.</w:t>
+      </w:r>
+    </w:p>
+    <w:p>
+      <w:r>
+        <w:t>• Reviewing recent changes or activity.</w:t>
+      </w:r>
+    </w:p>
+    <w:p>
+      <w:r>
+        <w:t>• Performing high-level operational assessments.</w:t>
+      </w:r>
+    </w:p>
+    <w:p>
+      <w:pPr>
+        <w:pStyle w:val="Heading3"/>
+      </w:pPr>
+      <w:r>
+        <w:t>Example Natural Language Prompts</w:t>
+      </w:r>
+    </w:p>
+    <w:p>
+      <w:r>
+        <w:t>• “Why is my environment unhealthy?”</w:t>
+      </w:r>
+    </w:p>
+    <w:p>
+      <w:r>
+        <w:lastRenderedPageBreak/>
+        <w:t>• “Show me recent failures.”</w:t>
+      </w:r>
+    </w:p>
+    <w:p>
+      <w:r>
+        <w:t>• “What changed in the last few hours?”</w:t>
+      </w:r>
+    </w:p>
+    <w:p>
+      <w:r>
+        <w:t>• “Give me a summary view.”</w:t>
+      </w:r>
+    </w:p>
+    <w:p>
+      <w:r>
+        <w:t>• “Drill into the top issue.”</w:t>
+      </w:r>
+    </w:p>
+    <w:p>
+      <w:pPr>
+        <w:pStyle w:val="Heading2"/>
+      </w:pPr>
+      <w:bookmarkStart w:id="34" w:name="_Toc222666978"/>
+      <w:r>
+        <w:t>tenant_get_mirror_sessions</w:t>
+      </w:r>
+      <w:bookmarkEnd w:id="34"/>
+    </w:p>
+    <w:p>
+      <w:r>
+        <w:t>Service Area: tenant</w:t>
+      </w:r>
+    </w:p>
+    <w:p>
+      <w:r>
+        <w:t>Purpose: Get mirror service sessions for a tenant</w:t>
+      </w:r>
+    </w:p>
+    <w:p>
+      <w:pPr>
+        <w:pStyle w:val="Heading3"/>
+      </w:pPr>
+      <w:r>
+        <w:t>Operator Scenarios</w:t>
+      </w:r>
+    </w:p>
+    <w:p>
+      <w:r>
+        <w:t>• Troubleshooting unexpected system behavior.</w:t>
+      </w:r>
+    </w:p>
+    <w:p>
+      <w:r>
+        <w:t>• Investigating health degradation or alarms.</w:t>
+      </w:r>
+    </w:p>
+    <w:p>
+      <w:r>
+        <w:t>• Reviewing recent changes or activity.</w:t>
+      </w:r>
+    </w:p>
+    <w:p>
+      <w:r>
+        <w:t>• Performing high-level operational assessments.</w:t>
+      </w:r>
+    </w:p>
+    <w:p>
+      <w:pPr>
+        <w:pStyle w:val="Heading3"/>
+      </w:pPr>
+      <w:r>
+        <w:t>Example Natural Language Prompts</w:t>
+      </w:r>
+    </w:p>
+    <w:p>
+      <w:r>
+        <w:t>• “Why is my environment unhealthy?”</w:t>
+      </w:r>
+    </w:p>
+    <w:p>
+      <w:r>
+        <w:t>• “Show me recent failures.”</w:t>
+      </w:r>
+    </w:p>
+    <w:p>
+      <w:r>
+        <w:t>• “What changed in the last few hours?”</w:t>
+      </w:r>
+    </w:p>
+    <w:p>
+      <w:r>
+        <w:t>• “Give me a summary view.”</w:t>
+      </w:r>
+    </w:p>
+    <w:p>
+      <w:r>
+        <w:t>• “Drill into the top issue.”</w:t>
+      </w:r>
+    </w:p>
+    <w:p>
+      <w:pPr>
+        <w:pStyle w:val="Heading2"/>
+      </w:pPr>
+      <w:bookmarkStart w:id="35" w:name="_Toc222666979"/>
+      <w:r>
+        <w:t>tenant_get_portchannel</w:t>
+      </w:r>
+      <w:bookmarkEnd w:id="35"/>
+    </w:p>
+    <w:p>
+      <w:r>
+        <w:t>Service Area: tenant</w:t>
+      </w:r>
+    </w:p>
+    <w:p>
+      <w:r>
+        <w:t>Purpose: Get detailed Portchannel configuration for a tenant</w:t>
+      </w:r>
+    </w:p>
+    <w:p>
+      <w:pPr>
+        <w:pStyle w:val="Heading3"/>
+      </w:pPr>
+      <w:r>
+        <w:t>Operator Scenarios</w:t>
+      </w:r>
+    </w:p>
+    <w:p>
+      <w:r>
+        <w:t>• Troubleshooting unexpected system behavior.</w:t>
+      </w:r>
+    </w:p>
+    <w:p>
+      <w:r>
+        <w:t>• Investigating health degradation or alarms.</w:t>
+      </w:r>
+    </w:p>
+    <w:p>
+      <w:r>
+        <w:t>• Reviewing recent changes or activity.</w:t>
+      </w:r>
+    </w:p>
+    <w:p>
+      <w:r>
+        <w:t>• Performing high-level operational assessments.</w:t>
+      </w:r>
+    </w:p>
+    <w:p>
+      <w:pPr>
+        <w:pStyle w:val="Heading3"/>
+      </w:pPr>
+      <w:r>
+        <w:t>Example Natural Language Prompts</w:t>
+      </w:r>
+    </w:p>
+    <w:p>
+      <w:r>
+        <w:t>• “Why is my environment unhealthy?”</w:t>
+      </w:r>
+    </w:p>
+    <w:p>
+      <w:r>
+        <w:lastRenderedPageBreak/>
+        <w:t>• “Show me recent failures.”</w:t>
+      </w:r>
+    </w:p>
+    <w:p>
+      <w:r>
+        <w:t>• “What changed in the last few hours?”</w:t>
+      </w:r>
+    </w:p>
+    <w:p>
+      <w:r>
+        <w:t>• “Give me a summary view.”</w:t>
+      </w:r>
+    </w:p>
+    <w:p>
+      <w:r>
+        <w:t>• “Drill into the top issue.”</w:t>
+      </w:r>
+    </w:p>
+    <w:p>
+      <w:pPr>
+        <w:pStyle w:val="Heading2"/>
+      </w:pPr>
+      <w:bookmarkStart w:id="36" w:name="_Toc222666980"/>
+      <w:r>
+        <w:t>tenant_get_service_epg_alarm_summary</w:t>
+      </w:r>
+      <w:bookmarkEnd w:id="36"/>
+    </w:p>
+    <w:p>
+      <w:r>
+        <w:t>Service Area: tenant</w:t>
+      </w:r>
+    </w:p>
+    <w:p>
+      <w:r>
+        <w:t>Purpose: Tier-2: Show tenant-scoped Service/EPG alarms/alerts with filters (severity/type/state) using faultmanager history + tenant EPG scoping.</w:t>
+      </w:r>
+    </w:p>
+    <w:p>
+      <w:pPr>
+        <w:pStyle w:val="Heading3"/>
+      </w:pPr>
+      <w:r>
+        <w:t>Operator Scenarios</w:t>
+      </w:r>
+    </w:p>
+    <w:p>
+      <w:r>
+        <w:t>• Troubleshooting unexpected system behavior.</w:t>
+      </w:r>
+    </w:p>
+    <w:p>
+      <w:r>
+        <w:t>• Investigating health degradation or alarms.</w:t>
+      </w:r>
+    </w:p>
+    <w:p>
+      <w:r>
+        <w:t>• Reviewing recent changes or activity.</w:t>
+      </w:r>
+    </w:p>
+    <w:p>
+      <w:r>
+        <w:t>• Performing high-level operational assessments.</w:t>
+      </w:r>
+    </w:p>
+    <w:p>
+      <w:pPr>
+        <w:pStyle w:val="Heading3"/>
+      </w:pPr>
+      <w:r>
+        <w:t>Example Natural Language Prompts</w:t>
+      </w:r>
+    </w:p>
+    <w:p>
+      <w:r>
+        <w:t>• “Why is my environment unhealthy?”</w:t>
+      </w:r>
+    </w:p>
+    <w:p>
+      <w:r>
+        <w:t>• “Show me recent failures.”</w:t>
+      </w:r>
+    </w:p>
+    <w:p>
+      <w:r>
+        <w:t>• “What changed in the last few hours?”</w:t>
+      </w:r>
+    </w:p>
+    <w:p>
+      <w:r>
+        <w:t>• “Give me a summary view.”</w:t>
+      </w:r>
+    </w:p>
+    <w:p>
+      <w:r>
+        <w:t>• “Drill into the top issue.”</w:t>
+      </w:r>
+    </w:p>
+    <w:p>
+      <w:pPr>
+        <w:pStyle w:val="Heading2"/>
+      </w:pPr>
+      <w:bookmarkStart w:id="37" w:name="_Toc222666981"/>
+      <w:r>
+        <w:t>tenant_get_service_epg_event_logs</w:t>
+      </w:r>
+      <w:bookmarkEnd w:id="37"/>
+    </w:p>
+    <w:p>
+      <w:r>
+        <w:t>Service Area: tenant</w:t>
+      </w:r>
+    </w:p>
+    <w:p>
+      <w:r>
+        <w:t>Purpose: Event logs for a tenant/service scope (filters: date range, severity, fuzzy query). Tier-2 composite over tenant executions + event histories.</w:t>
       </w:r>
     </w:p>
     <w:p>
@@ -4448,20 +7434,20 @@
       <w:pPr>
         <w:pStyle w:val="Heading2"/>
       </w:pPr>
-      <w:bookmarkStart w:id="3" w:name="_Toc222436341"/>
-      <w:r>
-        <w:t>fabric_get_fabric_efa_command_list</w:t>
-      </w:r>
-      <w:bookmarkEnd w:id="3"/>
-    </w:p>
-    <w:p>
-      <w:r>
-        <w:t>Service Area: fabric</w:t>
-      </w:r>
-    </w:p>
-    <w:p>
-      <w:r>
-        <w:t>Purpose: Return the EFA command/script lines (from XCO runningConfig) correlated to a specific fabric name</w:t>
+      <w:bookmarkStart w:id="38" w:name="_Toc222666982"/>
+      <w:r>
+        <w:t>tenant_get_service_epg_health_summary</w:t>
+      </w:r>
+      <w:bookmarkEnd w:id="38"/>
+    </w:p>
+    <w:p>
+      <w:r>
+        <w:t>Service Area: tenant</w:t>
+      </w:r>
+    </w:p>
+    <w:p>
+      <w:r>
+        <w:t>Purpose: Tier-2: Real-time, table-friendly health summary for a tenant's VRFs + Endpoint Groups (EPGs), enriched via per-object error endpoints and optional recent execution signals.</w:t>
       </w:r>
     </w:p>
     <w:p>
@@ -4529,2919 +7515,7 @@
       <w:pPr>
         <w:pStyle w:val="Heading2"/>
       </w:pPr>
-      <w:bookmarkStart w:id="4" w:name="_Toc222436342"/>
-      <w:r>
-        <w:t>fabric_get_fabric_errors_summary</w:t>
-      </w:r>
-      <w:bookmarkEnd w:id="4"/>
-    </w:p>
-    <w:p>
-      <w:r>
-        <w:t>Service Area: fabric</w:t>
-      </w:r>
-    </w:p>
-    <w:p>
-      <w:r>
-        <w:t>Purpose: Tier-2: Fabric errors summary. Calls Tier-1 fabric_get_fabric_errors (and optionally fabric_get_fabrics_errors + fabric_get_fabric_health) and returns an actionable summary (counts, top error types, affected devices when present) with next steps. Set include_raw=true to include raw Tier-1 payloads.</w:t>
-      </w:r>
-    </w:p>
-    <w:p>
-      <w:pPr>
-        <w:pStyle w:val="Heading3"/>
-      </w:pPr>
-      <w:r>
-        <w:t>Operator Scenarios</w:t>
-      </w:r>
-    </w:p>
-    <w:p>
-      <w:r>
-        <w:t>• Troubleshooting unexpected system behavior.</w:t>
-      </w:r>
-    </w:p>
-    <w:p>
-      <w:r>
-        <w:t>• Investigating health degradation or alarms.</w:t>
-      </w:r>
-    </w:p>
-    <w:p>
-      <w:r>
-        <w:lastRenderedPageBreak/>
-        <w:t>• Reviewing recent changes or activity.</w:t>
-      </w:r>
-    </w:p>
-    <w:p>
-      <w:r>
-        <w:t>• Performing high-level operational assessments.</w:t>
-      </w:r>
-    </w:p>
-    <w:p>
-      <w:pPr>
-        <w:pStyle w:val="Heading3"/>
-      </w:pPr>
-      <w:r>
-        <w:t>Example Natural Language Prompts</w:t>
-      </w:r>
-    </w:p>
-    <w:p>
-      <w:r>
-        <w:t>• “Why is my environment unhealthy?”</w:t>
-      </w:r>
-    </w:p>
-    <w:p>
-      <w:r>
-        <w:t>• “Show me recent failures.”</w:t>
-      </w:r>
-    </w:p>
-    <w:p>
-      <w:r>
-        <w:t>• “What changed in the last few hours?”</w:t>
-      </w:r>
-    </w:p>
-    <w:p>
-      <w:r>
-        <w:t>• “Give me a summary view.”</w:t>
-      </w:r>
-    </w:p>
-    <w:p>
-      <w:r>
-        <w:t>• “Drill into the top issue.”</w:t>
-      </w:r>
-    </w:p>
-    <w:p>
-      <w:pPr>
-        <w:pStyle w:val="Heading2"/>
-      </w:pPr>
-      <w:bookmarkStart w:id="5" w:name="_Toc222436343"/>
-      <w:r>
-        <w:t>fabric_get_fabric_execution_last_failed</w:t>
-      </w:r>
-      <w:bookmarkEnd w:id="5"/>
-    </w:p>
-    <w:p>
-      <w:r>
-        <w:t>Service Area: fabric</w:t>
-      </w:r>
-    </w:p>
-    <w:p>
-      <w:r>
-        <w:t>Purpose: Tier-2: Find the most recent FAILED fabric execution for a given fabric name (best-effort match), and return a compact actionable summary. Uses Tier-1 fabric_get_execution_list and optionally fabric_get_execution_get.</w:t>
-      </w:r>
-    </w:p>
-    <w:p>
-      <w:pPr>
-        <w:pStyle w:val="Heading3"/>
-      </w:pPr>
-      <w:r>
-        <w:t>Operator Scenarios</w:t>
-      </w:r>
-    </w:p>
-    <w:p>
-      <w:r>
-        <w:t>• Troubleshooting unexpected system behavior.</w:t>
-      </w:r>
-    </w:p>
-    <w:p>
-      <w:r>
-        <w:t>• Investigating health degradation or alarms.</w:t>
-      </w:r>
-    </w:p>
-    <w:p>
-      <w:r>
-        <w:t>• Reviewing recent changes or activity.</w:t>
-      </w:r>
-    </w:p>
-    <w:p>
-      <w:r>
-        <w:t>• Performing high-level operational assessments.</w:t>
-      </w:r>
-    </w:p>
-    <w:p>
-      <w:pPr>
-        <w:pStyle w:val="Heading3"/>
-      </w:pPr>
-      <w:r>
-        <w:t>Example Natural Language Prompts</w:t>
-      </w:r>
-    </w:p>
-    <w:p>
-      <w:r>
-        <w:t>• “Why is my environment unhealthy?”</w:t>
-      </w:r>
-    </w:p>
-    <w:p>
-      <w:r>
-        <w:t>• “Show me recent failures.”</w:t>
-      </w:r>
-    </w:p>
-    <w:p>
-      <w:r>
-        <w:t>• “What changed in the last few hours?”</w:t>
-      </w:r>
-    </w:p>
-    <w:p>
-      <w:r>
-        <w:t>• “Give me a summary view.”</w:t>
-      </w:r>
-    </w:p>
-    <w:p>
-      <w:r>
-        <w:t>• “Drill into the top issue.”</w:t>
-      </w:r>
-    </w:p>
-    <w:p>
-      <w:pPr>
-        <w:pStyle w:val="Heading2"/>
-      </w:pPr>
-      <w:bookmarkStart w:id="6" w:name="_Toc222436344"/>
-      <w:r>
-        <w:t>fabric_get_fabric_execution_recent</w:t>
-      </w:r>
-      <w:bookmarkEnd w:id="6"/>
-    </w:p>
-    <w:p>
-      <w:r>
-        <w:t>Service Area: fabric</w:t>
-      </w:r>
-    </w:p>
-    <w:p>
-      <w:r>
-        <w:t>Purpose: Tier-2: recent fabric executions (per-fabric). Fetches execution list, correlates executions to a fabric name/id using best-effort heuristics, optionally fetches execution detail for the most recent matched executions, and returns an actionable summary + next steps.</w:t>
-      </w:r>
-    </w:p>
-    <w:p>
-      <w:pPr>
-        <w:pStyle w:val="Heading3"/>
-      </w:pPr>
-      <w:r>
-        <w:lastRenderedPageBreak/>
-        <w:t>Operator Scenarios</w:t>
-      </w:r>
-    </w:p>
-    <w:p>
-      <w:r>
-        <w:t>• Troubleshooting unexpected system behavior.</w:t>
-      </w:r>
-    </w:p>
-    <w:p>
-      <w:r>
-        <w:t>• Investigating health degradation or alarms.</w:t>
-      </w:r>
-    </w:p>
-    <w:p>
-      <w:r>
-        <w:t>• Reviewing recent changes or activity.</w:t>
-      </w:r>
-    </w:p>
-    <w:p>
-      <w:r>
-        <w:t>• Performing high-level operational assessments.</w:t>
-      </w:r>
-    </w:p>
-    <w:p>
-      <w:pPr>
-        <w:pStyle w:val="Heading3"/>
-      </w:pPr>
-      <w:r>
-        <w:t>Example Natural Language Prompts</w:t>
-      </w:r>
-    </w:p>
-    <w:p>
-      <w:r>
-        <w:t>• “Why is my environment unhealthy?”</w:t>
-      </w:r>
-    </w:p>
-    <w:p>
-      <w:r>
-        <w:t>• “Show me recent failures.”</w:t>
-      </w:r>
-    </w:p>
-    <w:p>
-      <w:r>
-        <w:t>• “What changed in the last few hours?”</w:t>
-      </w:r>
-    </w:p>
-    <w:p>
-      <w:r>
-        <w:t>• “Give me a summary view.”</w:t>
-      </w:r>
-    </w:p>
-    <w:p>
-      <w:r>
-        <w:t>• “Drill into the top issue.”</w:t>
-      </w:r>
-    </w:p>
-    <w:p>
-      <w:pPr>
-        <w:pStyle w:val="Heading2"/>
-      </w:pPr>
-      <w:bookmarkStart w:id="7" w:name="_Toc222436345"/>
-      <w:r>
-        <w:t>fabric_get_fabric_health_summary</w:t>
-      </w:r>
-      <w:bookmarkEnd w:id="7"/>
-    </w:p>
-    <w:p>
-      <w:r>
-        <w:t>Service Area: fabric</w:t>
-      </w:r>
-    </w:p>
-    <w:p>
-      <w:r>
-        <w:t>Purpose: Tier-2: fabric health summary (global + per-fabric). Combines fabrics-health, fabric-health, service health, and optional errors into an actionable summary with next steps.</w:t>
-      </w:r>
-    </w:p>
-    <w:p>
-      <w:pPr>
-        <w:pStyle w:val="Heading3"/>
-      </w:pPr>
-      <w:r>
-        <w:t>Operator Scenarios</w:t>
-      </w:r>
-    </w:p>
-    <w:p>
-      <w:r>
-        <w:t>• Troubleshooting unexpected system behavior.</w:t>
-      </w:r>
-    </w:p>
-    <w:p>
-      <w:r>
-        <w:t>• Investigating health degradation or alarms.</w:t>
-      </w:r>
-    </w:p>
-    <w:p>
-      <w:r>
-        <w:t>• Reviewing recent changes or activity.</w:t>
-      </w:r>
-    </w:p>
-    <w:p>
-      <w:r>
-        <w:t>• Performing high-level operational assessments.</w:t>
-      </w:r>
-    </w:p>
-    <w:p>
-      <w:pPr>
-        <w:pStyle w:val="Heading3"/>
-      </w:pPr>
-      <w:r>
-        <w:t>Example Natural Language Prompts</w:t>
-      </w:r>
-    </w:p>
-    <w:p>
-      <w:r>
-        <w:t>• “Why is my environment unhealthy?”</w:t>
-      </w:r>
-    </w:p>
-    <w:p>
-      <w:r>
-        <w:t>• “Show me recent failures.”</w:t>
-      </w:r>
-    </w:p>
-    <w:p>
-      <w:r>
-        <w:t>• “What changed in the last few hours?”</w:t>
-      </w:r>
-    </w:p>
-    <w:p>
-      <w:r>
-        <w:t>• “Give me a summary view.”</w:t>
-      </w:r>
-    </w:p>
-    <w:p>
-      <w:r>
-        <w:t>• “Drill into the top issue.”</w:t>
-      </w:r>
-    </w:p>
-    <w:p>
-      <w:pPr>
-        <w:pStyle w:val="Heading2"/>
-      </w:pPr>
-      <w:bookmarkStart w:id="8" w:name="_Toc222436346"/>
-      <w:r>
-        <w:t>fabric_get_fabric_health_timeline</w:t>
-      </w:r>
-      <w:bookmarkEnd w:id="8"/>
-    </w:p>
-    <w:p>
-      <w:r>
-        <w:t>Service Area: fabric</w:t>
-      </w:r>
-    </w:p>
-    <w:p>
-      <w:r>
-        <w:lastRenderedPageBreak/>
-        <w:t>Purpose: Tier-2: fabric health timeline (per-fabric). Builds a chronological view by combining current fabric health, event history, and execution history. Correlation between eventhistories.execution_uuid and executions is BEST-EFFORT (IDs may not match); when exact join is not possible, the tool falls back to heuristics (time proximity + command/fabric-name hints). Returns an actionable grouped timeline with next steps.</w:t>
-      </w:r>
-    </w:p>
-    <w:p>
-      <w:pPr>
-        <w:pStyle w:val="Heading3"/>
-      </w:pPr>
-      <w:r>
-        <w:t>Operator Scenarios</w:t>
-      </w:r>
-    </w:p>
-    <w:p>
-      <w:r>
-        <w:t>• Troubleshooting unexpected system behavior.</w:t>
-      </w:r>
-    </w:p>
-    <w:p>
-      <w:r>
-        <w:t>• Investigating health degradation or alarms.</w:t>
-      </w:r>
-    </w:p>
-    <w:p>
-      <w:r>
-        <w:t>• Reviewing recent changes or activity.</w:t>
-      </w:r>
-    </w:p>
-    <w:p>
-      <w:r>
-        <w:t>• Performing high-level operational assessments.</w:t>
-      </w:r>
-    </w:p>
-    <w:p>
-      <w:pPr>
-        <w:pStyle w:val="Heading3"/>
-      </w:pPr>
-      <w:r>
-        <w:t>Example Natural Language Prompts</w:t>
-      </w:r>
-    </w:p>
-    <w:p>
-      <w:r>
-        <w:t>• “Why is my environment unhealthy?”</w:t>
-      </w:r>
-    </w:p>
-    <w:p>
-      <w:r>
-        <w:t>• “Show me recent failures.”</w:t>
-      </w:r>
-    </w:p>
-    <w:p>
-      <w:r>
-        <w:t>• “What changed in the last few hours?”</w:t>
-      </w:r>
-    </w:p>
-    <w:p>
-      <w:r>
-        <w:t>• “Give me a summary view.”</w:t>
-      </w:r>
-    </w:p>
-    <w:p>
-      <w:r>
-        <w:t>• “Drill into the top issue.”</w:t>
-      </w:r>
-    </w:p>
-    <w:p>
-      <w:pPr>
-        <w:pStyle w:val="Heading2"/>
-      </w:pPr>
-      <w:bookmarkStart w:id="9" w:name="_Toc222436347"/>
-      <w:r>
-        <w:t>fabric_get_fabric_overview</w:t>
-      </w:r>
-      <w:bookmarkEnd w:id="9"/>
-    </w:p>
-    <w:p>
-      <w:r>
-        <w:t>Service Area: fabric</w:t>
-      </w:r>
-    </w:p>
-    <w:p>
-      <w:r>
-        <w:t>Purpose: Tier-2: Compact fabric overview (headline + optional errors/devices summary). Set include_raw=true to include raw Tier-1 payloads (large).</w:t>
-      </w:r>
-    </w:p>
-    <w:p>
-      <w:pPr>
-        <w:pStyle w:val="Heading3"/>
-      </w:pPr>
-      <w:r>
-        <w:t>Operator Scenarios</w:t>
-      </w:r>
-    </w:p>
-    <w:p>
-      <w:r>
-        <w:t>• Troubleshooting unexpected system behavior.</w:t>
-      </w:r>
-    </w:p>
-    <w:p>
-      <w:r>
-        <w:t>• Investigating health degradation or alarms.</w:t>
-      </w:r>
-    </w:p>
-    <w:p>
-      <w:r>
-        <w:t>• Reviewing recent changes or activity.</w:t>
-      </w:r>
-    </w:p>
-    <w:p>
-      <w:r>
-        <w:t>• Performing high-level operational assessments.</w:t>
-      </w:r>
-    </w:p>
-    <w:p>
-      <w:pPr>
-        <w:pStyle w:val="Heading3"/>
-      </w:pPr>
-      <w:r>
-        <w:t>Example Natural Language Prompts</w:t>
-      </w:r>
-    </w:p>
-    <w:p>
-      <w:r>
-        <w:t>• “Why is my environment unhealthy?”</w:t>
-      </w:r>
-    </w:p>
-    <w:p>
-      <w:r>
-        <w:t>• “Show me recent failures.”</w:t>
-      </w:r>
-    </w:p>
-    <w:p>
-      <w:r>
-        <w:t>• “What changed in the last few hours?”</w:t>
-      </w:r>
-    </w:p>
-    <w:p>
-      <w:r>
-        <w:t>• “Give me a summary view.”</w:t>
-      </w:r>
-    </w:p>
-    <w:p>
-      <w:r>
-        <w:lastRenderedPageBreak/>
-        <w:t>• “Drill into the top issue.”</w:t>
-      </w:r>
-    </w:p>
-    <w:p>
-      <w:pPr>
-        <w:pStyle w:val="Heading2"/>
-      </w:pPr>
-      <w:bookmarkStart w:id="10" w:name="_Toc222436348"/>
-      <w:r>
-        <w:t>fabric_get_fabric_validation_report</w:t>
-      </w:r>
-      <w:bookmarkEnd w:id="10"/>
-    </w:p>
-    <w:p>
-      <w:r>
-        <w:t>Service Area: fabric</w:t>
-      </w:r>
-    </w:p>
-    <w:p>
-      <w:r>
-        <w:t>Purpose: Tier-2: Pre-change readiness / audit report for a fabric. Correlates health, errors, locks, and validation endpoints into a PASS/WARN/FAIL verdict with next actions.</w:t>
-      </w:r>
-    </w:p>
-    <w:p>
-      <w:pPr>
-        <w:pStyle w:val="Heading3"/>
-      </w:pPr>
-      <w:r>
-        <w:t>Operator Scenarios</w:t>
-      </w:r>
-    </w:p>
-    <w:p>
-      <w:r>
-        <w:t>• Troubleshooting unexpected system behavior.</w:t>
-      </w:r>
-    </w:p>
-    <w:p>
-      <w:r>
-        <w:t>• Investigating health degradation or alarms.</w:t>
-      </w:r>
-    </w:p>
-    <w:p>
-      <w:r>
-        <w:t>• Reviewing recent changes or activity.</w:t>
-      </w:r>
-    </w:p>
-    <w:p>
-      <w:r>
-        <w:t>• Performing high-level operational assessments.</w:t>
-      </w:r>
-    </w:p>
-    <w:p>
-      <w:pPr>
-        <w:pStyle w:val="Heading3"/>
-      </w:pPr>
-      <w:r>
-        <w:t>Example Natural Language Prompts</w:t>
-      </w:r>
-    </w:p>
-    <w:p>
-      <w:r>
-        <w:t>• “Why is my environment unhealthy?”</w:t>
-      </w:r>
-    </w:p>
-    <w:p>
-      <w:r>
-        <w:t>• “Show me recent failures.”</w:t>
-      </w:r>
-    </w:p>
-    <w:p>
-      <w:r>
-        <w:t>• “What changed in the last few hours?”</w:t>
-      </w:r>
-    </w:p>
-    <w:p>
-      <w:r>
-        <w:t>• “Give me a summary view.”</w:t>
-      </w:r>
-    </w:p>
-    <w:p>
-      <w:r>
-        <w:t>• “Drill into the top issue.”</w:t>
-      </w:r>
-    </w:p>
-    <w:p>
-      <w:pPr>
-        <w:pStyle w:val="Heading2"/>
-      </w:pPr>
-      <w:bookmarkStart w:id="11" w:name="_Toc222436349"/>
-      <w:r>
-        <w:t>fabric_get_running_config</w:t>
-      </w:r>
-      <w:bookmarkEnd w:id="11"/>
-    </w:p>
-    <w:p>
-      <w:r>
-        <w:t>Service Area: fabric</w:t>
-      </w:r>
-    </w:p>
-    <w:p>
-      <w:r>
-        <w:t>Purpose: Get the running configuration CLI commands for the fabric</w:t>
-      </w:r>
-    </w:p>
-    <w:p>
-      <w:pPr>
-        <w:pStyle w:val="Heading3"/>
-      </w:pPr>
-      <w:r>
-        <w:t>Operator Scenarios</w:t>
-      </w:r>
-    </w:p>
-    <w:p>
-      <w:r>
-        <w:t>• Troubleshooting unexpected system behavior.</w:t>
-      </w:r>
-    </w:p>
-    <w:p>
-      <w:r>
-        <w:t>• Investigating health degradation or alarms.</w:t>
-      </w:r>
-    </w:p>
-    <w:p>
-      <w:r>
-        <w:t>• Reviewing recent changes or activity.</w:t>
-      </w:r>
-    </w:p>
-    <w:p>
-      <w:r>
-        <w:t>• Performing high-level operational assessments.</w:t>
-      </w:r>
-    </w:p>
-    <w:p>
-      <w:pPr>
-        <w:pStyle w:val="Heading3"/>
-      </w:pPr>
-      <w:r>
-        <w:t>Example Natural Language Prompts</w:t>
-      </w:r>
-    </w:p>
-    <w:p>
-      <w:r>
-        <w:t>• “Why is my environment unhealthy?”</w:t>
-      </w:r>
-    </w:p>
-    <w:p>
-      <w:r>
-        <w:t>• “Show me recent failures.”</w:t>
-      </w:r>
-    </w:p>
-    <w:p>
-      <w:r>
-        <w:t>• “What changed in the last few hours?”</w:t>
-      </w:r>
-    </w:p>
-    <w:p>
-      <w:r>
-        <w:t>• “Give me a summary view.”</w:t>
-      </w:r>
-    </w:p>
-    <w:p>
-      <w:r>
-        <w:lastRenderedPageBreak/>
-        <w:t>• “Drill into the top issue.”</w:t>
-      </w:r>
-    </w:p>
-    <w:p>
-      <w:pPr>
-        <w:pStyle w:val="Heading2"/>
-      </w:pPr>
-      <w:bookmarkStart w:id="12" w:name="_Toc222436350"/>
-      <w:r>
-        <w:t>fault_get_active_alarms_top</w:t>
-      </w:r>
-      <w:bookmarkEnd w:id="12"/>
-    </w:p>
-    <w:p>
-      <w:r>
-        <w:t>Service Area: faultmanager</w:t>
-      </w:r>
-    </w:p>
-    <w:p>
-      <w:r>
-        <w:t>Purpose: Tier-2 (read-only, v1): Show top ACTIVE alarms by severity and the resources they attach to. Composite uses ONLY existing tier-1 tools: faultmanager_get_alarm_history (active/unacked/uncleared/closed filters) and optionally faultmanager_get_alarm_inventory (detail enrichment). Output includes totals, by_severity counts, and top alarm groups with top impacted resources and sample instances.</w:t>
-      </w:r>
-    </w:p>
-    <w:p>
-      <w:pPr>
-        <w:pStyle w:val="Heading3"/>
-      </w:pPr>
-      <w:r>
-        <w:t>Operator Scenarios</w:t>
-      </w:r>
-    </w:p>
-    <w:p>
-      <w:r>
-        <w:t>• Troubleshooting unexpected system behavior.</w:t>
-      </w:r>
-    </w:p>
-    <w:p>
-      <w:r>
-        <w:t>• Investigating health degradation or alarms.</w:t>
-      </w:r>
-    </w:p>
-    <w:p>
-      <w:r>
-        <w:t>• Reviewing recent changes or activity.</w:t>
-      </w:r>
-    </w:p>
-    <w:p>
-      <w:r>
-        <w:t>• Performing high-level operational assessments.</w:t>
-      </w:r>
-    </w:p>
-    <w:p>
-      <w:pPr>
-        <w:pStyle w:val="Heading3"/>
-      </w:pPr>
-      <w:r>
-        <w:t>Example Natural Language Prompts</w:t>
-      </w:r>
-    </w:p>
-    <w:p>
-      <w:r>
-        <w:t>• “Why is my environment unhealthy?”</w:t>
-      </w:r>
-    </w:p>
-    <w:p>
-      <w:r>
-        <w:t>• “Show me recent failures.”</w:t>
-      </w:r>
-    </w:p>
-    <w:p>
-      <w:r>
-        <w:t>• “What changed in the last few hours?”</w:t>
-      </w:r>
-    </w:p>
-    <w:p>
-      <w:r>
-        <w:t>• “Give me a summary view.”</w:t>
-      </w:r>
-    </w:p>
-    <w:p>
-      <w:r>
-        <w:t>• “Drill into the top issue.”</w:t>
-      </w:r>
-    </w:p>
-    <w:p>
-      <w:pPr>
-        <w:pStyle w:val="Heading2"/>
-      </w:pPr>
-      <w:bookmarkStart w:id="13" w:name="_Toc222436351"/>
-      <w:r>
-        <w:t>fault_get_alarm_details_with_context</w:t>
-      </w:r>
-      <w:bookmarkEnd w:id="13"/>
-    </w:p>
-    <w:p>
-      <w:r>
-        <w:t>Service Area: faultmanager</w:t>
-      </w:r>
-    </w:p>
-    <w:p>
-      <w:r>
-        <w:t>Purpose: Tier-2 (read-only): Explain an alarm (what it is, what it impacts, and related recent context). Composite uses ONLY existing tier-1 tools: faultmanager_get_alarm_history (instances + resource/severity), faultmanager_get_alarm_inventory(detail=true) (catalog explanation), faultmanager_get_alert_history (recent related alerts by resource + time window), monitor_get_health_detail(resource) (resource health), and optionally tenant_get_event_history_list(device_ip) when device_ip can be derived from resource.</w:t>
-      </w:r>
-    </w:p>
-    <w:p>
-      <w:pPr>
-        <w:pStyle w:val="Heading3"/>
-      </w:pPr>
-      <w:r>
-        <w:t>Operator Scenarios</w:t>
-      </w:r>
-    </w:p>
-    <w:p>
-      <w:r>
-        <w:t>• Troubleshooting unexpected system behavior.</w:t>
-      </w:r>
-    </w:p>
-    <w:p>
-      <w:r>
-        <w:t>• Investigating health degradation or alarms.</w:t>
-      </w:r>
-    </w:p>
-    <w:p>
-      <w:r>
-        <w:t>• Reviewing recent changes or activity.</w:t>
-      </w:r>
-    </w:p>
-    <w:p>
-      <w:r>
-        <w:lastRenderedPageBreak/>
-        <w:t>• Performing high-level operational assessments.</w:t>
-      </w:r>
-    </w:p>
-    <w:p>
-      <w:pPr>
-        <w:pStyle w:val="Heading3"/>
-      </w:pPr>
-      <w:r>
-        <w:t>Example Natural Language Prompts</w:t>
-      </w:r>
-    </w:p>
-    <w:p>
-      <w:r>
-        <w:t>• “Why is my environment unhealthy?”</w:t>
-      </w:r>
-    </w:p>
-    <w:p>
-      <w:r>
-        <w:t>• “Show me recent failures.”</w:t>
-      </w:r>
-    </w:p>
-    <w:p>
-      <w:r>
-        <w:t>• “What changed in the last few hours?”</w:t>
-      </w:r>
-    </w:p>
-    <w:p>
-      <w:r>
-        <w:t>• “Give me a summary view.”</w:t>
-      </w:r>
-    </w:p>
-    <w:p>
-      <w:r>
-        <w:t>• “Drill into the top issue.”</w:t>
-      </w:r>
-    </w:p>
-    <w:p>
-      <w:pPr>
-        <w:pStyle w:val="Heading2"/>
-      </w:pPr>
-      <w:bookmarkStart w:id="14" w:name="_Toc222436352"/>
-      <w:r>
-        <w:t>fault_get_fabric_health_related_alerts</w:t>
-      </w:r>
-      <w:bookmarkEnd w:id="14"/>
-    </w:p>
-    <w:p>
-      <w:r>
-        <w:t>Service Area: faultmanager</w:t>
-      </w:r>
-    </w:p>
-    <w:p>
-      <w:r>
-        <w:t>Purpose: Tier-2 (read-only): Find alerts that indicate fabric health restored/degraded recently. Composite uses ONLY existing tier-1 tools: faultmanager_get_alert_history (filter by fabric resource + time window), fabric_get_fabrics (validate fabric_name + suggestions). Produces summary counts + curated alert list + signal classification (restored/degraded/other).</w:t>
-      </w:r>
-    </w:p>
-    <w:p>
-      <w:pPr>
-        <w:pStyle w:val="Heading3"/>
-      </w:pPr>
-      <w:r>
-        <w:t>Operator Scenarios</w:t>
-      </w:r>
-    </w:p>
-    <w:p>
-      <w:r>
-        <w:t>• Troubleshooting unexpected system behavior.</w:t>
-      </w:r>
-    </w:p>
-    <w:p>
-      <w:r>
-        <w:t>• Investigating health degradation or alarms.</w:t>
-      </w:r>
-    </w:p>
-    <w:p>
-      <w:r>
-        <w:t>• Reviewing recent changes or activity.</w:t>
-      </w:r>
-    </w:p>
-    <w:p>
-      <w:r>
-        <w:t>• Performing high-level operational assessments.</w:t>
-      </w:r>
-    </w:p>
-    <w:p>
-      <w:pPr>
-        <w:pStyle w:val="Heading3"/>
-      </w:pPr>
-      <w:r>
-        <w:t>Example Natural Language Prompts</w:t>
-      </w:r>
-    </w:p>
-    <w:p>
-      <w:r>
-        <w:t>• “Why is my environment unhealthy?”</w:t>
-      </w:r>
-    </w:p>
-    <w:p>
-      <w:r>
-        <w:t>• “Show me recent failures.”</w:t>
-      </w:r>
-    </w:p>
-    <w:p>
-      <w:r>
-        <w:t>• “What changed in the last few hours?”</w:t>
-      </w:r>
-    </w:p>
-    <w:p>
-      <w:r>
-        <w:t>• “Give me a summary view.”</w:t>
-      </w:r>
-    </w:p>
-    <w:p>
-      <w:r>
-        <w:t>• “Drill into the top issue.”</w:t>
-      </w:r>
-    </w:p>
-    <w:p>
-      <w:pPr>
-        <w:pStyle w:val="Heading2"/>
-      </w:pPr>
-      <w:bookmarkStart w:id="15" w:name="_Toc222436353"/>
-      <w:r>
-        <w:t>inventory_get_device_health_rollup</w:t>
-      </w:r>
-      <w:bookmarkEnd w:id="15"/>
-    </w:p>
-    <w:p>
-      <w:r>
-        <w:t>Service Area: inventory</w:t>
-      </w:r>
-    </w:p>
-    <w:p>
-      <w:r>
-        <w:t>Purpose: Tier-2: Roll up device health to explain which devices are driving fabric health (e.g., Red). Composite of monitor_get_health_inventory + fabric_get_fabrics_health + fabric_get_fabrics + inventory_getswitches.</w:t>
-      </w:r>
-    </w:p>
-    <w:p>
-      <w:pPr>
-        <w:pStyle w:val="Heading3"/>
-      </w:pPr>
-      <w:r>
-        <w:lastRenderedPageBreak/>
-        <w:t>Operator Scenarios</w:t>
-      </w:r>
-    </w:p>
-    <w:p>
-      <w:r>
-        <w:t>• Troubleshooting unexpected system behavior.</w:t>
-      </w:r>
-    </w:p>
-    <w:p>
-      <w:r>
-        <w:t>• Investigating health degradation or alarms.</w:t>
-      </w:r>
-    </w:p>
-    <w:p>
-      <w:r>
-        <w:t>• Reviewing recent changes or activity.</w:t>
-      </w:r>
-    </w:p>
-    <w:p>
-      <w:r>
-        <w:t>• Performing high-level operational assessments.</w:t>
-      </w:r>
-    </w:p>
-    <w:p>
-      <w:pPr>
-        <w:pStyle w:val="Heading3"/>
-      </w:pPr>
-      <w:r>
-        <w:t>Example Natural Language Prompts</w:t>
-      </w:r>
-    </w:p>
-    <w:p>
-      <w:r>
-        <w:t>• “Why is my environment unhealthy?”</w:t>
-      </w:r>
-    </w:p>
-    <w:p>
-      <w:r>
-        <w:t>• “Show me recent failures.”</w:t>
-      </w:r>
-    </w:p>
-    <w:p>
-      <w:r>
-        <w:t>• “What changed in the last few hours?”</w:t>
-      </w:r>
-    </w:p>
-    <w:p>
-      <w:r>
-        <w:t>• “Give me a summary view.”</w:t>
-      </w:r>
-    </w:p>
-    <w:p>
-      <w:r>
-        <w:t>• “Drill into the top issue.”</w:t>
-      </w:r>
-    </w:p>
-    <w:p>
-      <w:pPr>
-        <w:pStyle w:val="Heading2"/>
-      </w:pPr>
-      <w:bookmarkStart w:id="16" w:name="_Toc222436354"/>
-      <w:r>
-        <w:t>inventory_get_device_inventory_export</w:t>
-      </w:r>
-      <w:bookmarkEnd w:id="16"/>
-    </w:p>
-    <w:p>
-      <w:r>
-        <w:t>Service Area: inventory</w:t>
-      </w:r>
-    </w:p>
-    <w:p>
-      <w:r>
-        <w:t>Purpose: This API will export the device inventory information as a binary Excel file</w:t>
-      </w:r>
-    </w:p>
-    <w:p>
-      <w:pPr>
-        <w:pStyle w:val="Heading3"/>
-      </w:pPr>
-      <w:r>
-        <w:t>Operator Scenarios</w:t>
-      </w:r>
-    </w:p>
-    <w:p>
-      <w:r>
-        <w:t>• Troubleshooting unexpected system behavior.</w:t>
-      </w:r>
-    </w:p>
-    <w:p>
-      <w:r>
-        <w:t>• Investigating health degradation or alarms.</w:t>
-      </w:r>
-    </w:p>
-    <w:p>
-      <w:r>
-        <w:t>• Reviewing recent changes or activity.</w:t>
-      </w:r>
-    </w:p>
-    <w:p>
-      <w:r>
-        <w:t>• Performing high-level operational assessments.</w:t>
-      </w:r>
-    </w:p>
-    <w:p>
-      <w:pPr>
-        <w:pStyle w:val="Heading3"/>
-      </w:pPr>
-      <w:r>
-        <w:t>Example Natural Language Prompts</w:t>
-      </w:r>
-    </w:p>
-    <w:p>
-      <w:r>
-        <w:t>• “Why is my environment unhealthy?”</w:t>
-      </w:r>
-    </w:p>
-    <w:p>
-      <w:r>
-        <w:t>• “Show me recent failures.”</w:t>
-      </w:r>
-    </w:p>
-    <w:p>
-      <w:r>
-        <w:t>• “What changed in the last few hours?”</w:t>
-      </w:r>
-    </w:p>
-    <w:p>
-      <w:r>
-        <w:t>• “Give me a summary view.”</w:t>
-      </w:r>
-    </w:p>
-    <w:p>
-      <w:r>
-        <w:t>• “Drill into the top issue.”</w:t>
-      </w:r>
-    </w:p>
-    <w:p>
-      <w:pPr>
-        <w:pStyle w:val="Heading2"/>
-      </w:pPr>
-      <w:bookmarkStart w:id="17" w:name="_Toc222436355"/>
-      <w:r>
-        <w:t>inventory_get_fabric_switches_summary</w:t>
-      </w:r>
-      <w:bookmarkEnd w:id="17"/>
-    </w:p>
-    <w:p>
-      <w:r>
-        <w:t>Service Area: inventory</w:t>
-      </w:r>
-    </w:p>
-    <w:p>
-      <w:r>
-        <w:t xml:space="preserve">Purpose: Tier-2: Summarize switches that belong to a specific fabric. Composite tool: validates fabric exists (fabric_get_fabrics), fetches switches from Inventory </w:t>
-      </w:r>
-      <w:r>
-        <w:lastRenderedPageBreak/>
-        <w:t>(inventory_getswitches) using fabric-id, and optionally enriches a limited number of switches with per-device inventory summary (inventory_switch_inventory_summary_info). Returns breakdowns (role/model/status) + compact switch list + next actions.</w:t>
-      </w:r>
-    </w:p>
-    <w:p>
-      <w:pPr>
-        <w:pStyle w:val="Heading3"/>
-      </w:pPr>
-      <w:r>
-        <w:t>Operator Scenarios</w:t>
-      </w:r>
-    </w:p>
-    <w:p>
-      <w:r>
-        <w:t>• Troubleshooting unexpected system behavior.</w:t>
-      </w:r>
-    </w:p>
-    <w:p>
-      <w:r>
-        <w:t>• Investigating health degradation or alarms.</w:t>
-      </w:r>
-    </w:p>
-    <w:p>
-      <w:r>
-        <w:t>• Reviewing recent changes or activity.</w:t>
-      </w:r>
-    </w:p>
-    <w:p>
-      <w:r>
-        <w:t>• Performing high-level operational assessments.</w:t>
-      </w:r>
-    </w:p>
-    <w:p>
-      <w:pPr>
-        <w:pStyle w:val="Heading3"/>
-      </w:pPr>
-      <w:r>
-        <w:t>Example Natural Language Prompts</w:t>
-      </w:r>
-    </w:p>
-    <w:p>
-      <w:r>
-        <w:t>• “Why is my environment unhealthy?”</w:t>
-      </w:r>
-    </w:p>
-    <w:p>
-      <w:r>
-        <w:t>• “Show me recent failures.”</w:t>
-      </w:r>
-    </w:p>
-    <w:p>
-      <w:r>
-        <w:t>• “What changed in the last few hours?”</w:t>
-      </w:r>
-    </w:p>
-    <w:p>
-      <w:r>
-        <w:t>• “Give me a summary view.”</w:t>
-      </w:r>
-    </w:p>
-    <w:p>
-      <w:r>
-        <w:t>• “Drill into the top issue.”</w:t>
-      </w:r>
-    </w:p>
-    <w:p>
-      <w:pPr>
-        <w:pStyle w:val="Heading2"/>
-      </w:pPr>
-      <w:bookmarkStart w:id="18" w:name="_Toc222436356"/>
-      <w:r>
-        <w:t>inventory_get_software_version_mismatch</w:t>
-      </w:r>
-      <w:bookmarkEnd w:id="18"/>
-    </w:p>
-    <w:p>
-      <w:r>
-        <w:t>Service Area: inventory</w:t>
-      </w:r>
-    </w:p>
-    <w:p>
-      <w:r>
-        <w:t>Purpose: Tier-2: Scan switches per fabric and detect firmware/software version mismatches grouped by fabric/role/model/global. Uses fabric_get_fabrics + inventory_getswitches.</w:t>
-      </w:r>
-    </w:p>
-    <w:p>
-      <w:pPr>
-        <w:pStyle w:val="Heading3"/>
-      </w:pPr>
-      <w:r>
-        <w:t>Operator Scenarios</w:t>
-      </w:r>
-    </w:p>
-    <w:p>
-      <w:r>
-        <w:t>• Troubleshooting unexpected system behavior.</w:t>
-      </w:r>
-    </w:p>
-    <w:p>
-      <w:r>
-        <w:t>• Investigating health degradation or alarms.</w:t>
-      </w:r>
-    </w:p>
-    <w:p>
-      <w:r>
-        <w:t>• Reviewing recent changes or activity.</w:t>
-      </w:r>
-    </w:p>
-    <w:p>
-      <w:r>
-        <w:t>• Performing high-level operational assessments.</w:t>
-      </w:r>
-    </w:p>
-    <w:p>
-      <w:pPr>
-        <w:pStyle w:val="Heading3"/>
-      </w:pPr>
-      <w:r>
-        <w:t>Example Natural Language Prompts</w:t>
-      </w:r>
-    </w:p>
-    <w:p>
-      <w:r>
-        <w:t>• “Why is my environment unhealthy?”</w:t>
-      </w:r>
-    </w:p>
-    <w:p>
-      <w:r>
-        <w:t>• “Show me recent failures.”</w:t>
-      </w:r>
-    </w:p>
-    <w:p>
-      <w:r>
-        <w:t>• “What changed in the last few hours?”</w:t>
-      </w:r>
-    </w:p>
-    <w:p>
-      <w:r>
-        <w:t>• “Give me a summary view.”</w:t>
-      </w:r>
-    </w:p>
-    <w:p>
-      <w:r>
-        <w:lastRenderedPageBreak/>
-        <w:t>• “Drill into the top issue.”</w:t>
-      </w:r>
-    </w:p>
-    <w:p>
-      <w:pPr>
-        <w:pStyle w:val="Heading2"/>
-      </w:pPr>
-      <w:bookmarkStart w:id="19" w:name="_Toc222436357"/>
-      <w:r>
-        <w:t>inventory_get_unreachable_devices</w:t>
-      </w:r>
-      <w:bookmarkEnd w:id="19"/>
-    </w:p>
-    <w:p>
-      <w:r>
-        <w:t>Service Area: inventory</w:t>
-      </w:r>
-    </w:p>
-    <w:p>
-      <w:r>
-        <w:t>Purpose: Tier-2: Show devices currently unreachable/down (best-effort last_seen/last_error) using inventory + faultmanager alarms.</w:t>
-      </w:r>
-    </w:p>
-    <w:p>
-      <w:pPr>
-        <w:pStyle w:val="Heading3"/>
-      </w:pPr>
-      <w:r>
-        <w:t>Operator Scenarios</w:t>
-      </w:r>
-    </w:p>
-    <w:p>
-      <w:r>
-        <w:t>• Troubleshooting unexpected system behavior.</w:t>
-      </w:r>
-    </w:p>
-    <w:p>
-      <w:r>
-        <w:t>• Investigating health degradation or alarms.</w:t>
-      </w:r>
-    </w:p>
-    <w:p>
-      <w:r>
-        <w:t>• Reviewing recent changes or activity.</w:t>
-      </w:r>
-    </w:p>
-    <w:p>
-      <w:r>
-        <w:t>• Performing high-level operational assessments.</w:t>
-      </w:r>
-    </w:p>
-    <w:p>
-      <w:pPr>
-        <w:pStyle w:val="Heading3"/>
-      </w:pPr>
-      <w:r>
-        <w:t>Example Natural Language Prompts</w:t>
-      </w:r>
-    </w:p>
-    <w:p>
-      <w:r>
-        <w:t>• “Why is my environment unhealthy?”</w:t>
-      </w:r>
-    </w:p>
-    <w:p>
-      <w:r>
-        <w:t>• “Show me recent failures.”</w:t>
-      </w:r>
-    </w:p>
-    <w:p>
-      <w:r>
-        <w:t>• “What changed in the last few hours?”</w:t>
-      </w:r>
-    </w:p>
-    <w:p>
-      <w:r>
-        <w:t>• “Give me a summary view.”</w:t>
-      </w:r>
-    </w:p>
-    <w:p>
-      <w:r>
-        <w:t>• “Drill into the top issue.”</w:t>
-      </w:r>
-    </w:p>
-    <w:p>
-      <w:r>
-        <w:t>• “Include device details for the switches table.”</w:t>
-      </w:r>
-    </w:p>
-    <w:p>
-      <w:r>
-        <w:t>• “Show the top 20 switches.”</w:t>
-      </w:r>
-    </w:p>
-    <w:p>
-      <w:r>
-        <w:t>• “Which switches are degraded or failing discovery?”</w:t>
-      </w:r>
-    </w:p>
-    <w:p>
-      <w:r>
-        <w:t>• “List all switches in fabric DC with IP, model, firmware, and discovery status.”</w:t>
-      </w:r>
-    </w:p>
-    <w:p>
-      <w:r>
-        <w:t>• “Show me the switches inventory table.”</w:t>
-      </w:r>
-    </w:p>
-    <w:p>
-      <w:pPr>
-        <w:pStyle w:val="Heading3"/>
-      </w:pPr>
-      <w:r>
-        <w:t>Example Natural Language Prompts</w:t>
-      </w:r>
-    </w:p>
-    <w:p>
-      <w:r>
-        <w:t>• Filtering by fabric to focus on a specific environment (e.g., DC).</w:t>
-      </w:r>
-    </w:p>
-    <w:p>
-      <w:r>
-        <w:t>• Verifying discovery status and software versions during troubleshooting.</w:t>
-      </w:r>
-    </w:p>
-    <w:p>
-      <w:r>
-        <w:t>• Reviewing switch inventory at-a-glance across fabrics.</w:t>
-      </w:r>
-    </w:p>
-    <w:p>
-      <w:r>
-        <w:t>• Building or validating the Inventory widget/table in the MCP client UI.</w:t>
-      </w:r>
-    </w:p>
-    <w:p>
-      <w:pPr>
-        <w:pStyle w:val="Heading3"/>
-      </w:pPr>
-      <w:r>
-        <w:lastRenderedPageBreak/>
-        <w:t>Operator Scenarios</w:t>
-      </w:r>
-    </w:p>
-    <w:p>
-      <w:r>
-        <w:t xml:space="preserve">Purpose: Tier-2: Provide a dashboard-ready switch inventory table (IP, name, fabric, role, model, firmware, discovery status). Composite of inventory switch listing with optional enrichment (e.g., discovery interval/reason when </w:t>
-      </w:r>
-      <w:proofErr w:type="spellStart"/>
-      <w:r>
-        <w:t>include_device_details</w:t>
-      </w:r>
-      <w:proofErr w:type="spellEnd"/>
-      <w:r>
-        <w:t>=true).</w:t>
-      </w:r>
-    </w:p>
-    <w:p>
-      <w:pPr>
-        <w:pStyle w:val="Heading2"/>
-      </w:pPr>
-      <w:bookmarkStart w:id="20" w:name="_Toc222436358"/>
-      <w:proofErr w:type="spellStart"/>
-      <w:r>
-        <w:t>inventory_get_switches_widget_table</w:t>
-      </w:r>
-      <w:bookmarkEnd w:id="20"/>
-      <w:proofErr w:type="spellEnd"/>
-    </w:p>
-    <w:p>
-      <w:r>
-        <w:t xml:space="preserve">Service </w:t>
-      </w:r>
-      <w:proofErr w:type="spellStart"/>
-      <w:proofErr w:type="gramStart"/>
-      <w:r>
-        <w:t>Area:inventory</w:t>
-      </w:r>
-      <w:proofErr w:type="spellEnd"/>
-      <w:proofErr w:type="gramEnd"/>
-    </w:p>
-    <w:p>
-      <w:r>
-        <w:t xml:space="preserve">Purpose: Tier-2: retrieve list of switches provisioned in XCO with information such as IP Address, </w:t>
-      </w:r>
-      <w:proofErr w:type="spellStart"/>
-      <w:proofErr w:type="gramStart"/>
-      <w:r>
-        <w:t>software,name</w:t>
-      </w:r>
-      <w:proofErr w:type="spellEnd"/>
-      <w:proofErr w:type="gramEnd"/>
-      <w:r>
-        <w:t xml:space="preserve">, and other parameters </w:t>
-      </w:r>
-    </w:p>
-    <w:p>
-      <w:pPr>
-        <w:pStyle w:val="Heading3"/>
-      </w:pPr>
-      <w:r>
-        <w:t>Example Natural Language Prompts</w:t>
-      </w:r>
-    </w:p>
-    <w:p>
-      <w:r>
-        <w:t>• Show switch inventory</w:t>
-      </w:r>
-    </w:p>
-    <w:p>
-      <w:r>
-        <w:t>• Show all device</w:t>
-      </w:r>
-    </w:p>
-    <w:p>
-      <w:r>
-        <w:t>• List switch IP addresses</w:t>
-      </w:r>
-    </w:p>
-    <w:p>
-      <w:pPr>
-        <w:pStyle w:val="Heading2"/>
-      </w:pPr>
-      <w:bookmarkStart w:id="21" w:name="_Toc222436359"/>
-      <w:r>
-        <w:t>monitor_get_platform_quick_status</w:t>
-      </w:r>
-      <w:bookmarkEnd w:id="21"/>
-    </w:p>
-    <w:p>
-      <w:r>
-        <w:t>Service Area: monitor</w:t>
-      </w:r>
-    </w:p>
-    <w:p>
-      <w:r>
-        <w:t>Purpose: Tier-2: Single view platform status (EFA + services + health). Optionally fetch health detail for problematic resources. Set include_raw=true for Tier-1 evidence (large).</w:t>
-      </w:r>
-    </w:p>
-    <w:p>
-      <w:pPr>
-        <w:pStyle w:val="Heading3"/>
-      </w:pPr>
-      <w:r>
-        <w:t>Operator Scenarios</w:t>
-      </w:r>
-    </w:p>
-    <w:p>
-      <w:r>
-        <w:t>• Troubleshooting unexpected system behavior.</w:t>
-      </w:r>
-    </w:p>
-    <w:p>
-      <w:r>
-        <w:t>• Investigating health degradation or alarms.</w:t>
-      </w:r>
-    </w:p>
-    <w:p>
-      <w:r>
-        <w:t>• Reviewing recent changes or activity.</w:t>
-      </w:r>
-    </w:p>
-    <w:p>
-      <w:r>
-        <w:t>• Performing high-level operational assessments.</w:t>
-      </w:r>
-    </w:p>
-    <w:p>
-      <w:pPr>
-        <w:pStyle w:val="Heading3"/>
-      </w:pPr>
-      <w:r>
-        <w:t>Example Natural Language Prompts</w:t>
-      </w:r>
-    </w:p>
-    <w:p>
-      <w:r>
-        <w:t>• “Why is my environment unhealthy?”</w:t>
-      </w:r>
-    </w:p>
-    <w:p>
-      <w:r>
-        <w:t>• “Show me recent failures.”</w:t>
-      </w:r>
-    </w:p>
-    <w:p>
-      <w:r>
-        <w:t>• “What changed in the last few hours?”</w:t>
-      </w:r>
-    </w:p>
-    <w:p>
-      <w:r>
-        <w:t>• “Give me a summary view.”</w:t>
-      </w:r>
-    </w:p>
-    <w:p>
-      <w:r>
-        <w:t>• “Drill into the top issue.”</w:t>
-      </w:r>
-    </w:p>
-    <w:p>
-      <w:pPr>
-        <w:pStyle w:val="Heading2"/>
-      </w:pPr>
-      <w:bookmarkStart w:id="22" w:name="_Toc222436360"/>
-      <w:r>
-        <w:t>notification_get_last_failed_delivery_or_errors</w:t>
-      </w:r>
-      <w:bookmarkEnd w:id="22"/>
-    </w:p>
-    <w:p>
-      <w:r>
-        <w:t>Service Area: notification</w:t>
-      </w:r>
-    </w:p>
-    <w:p>
-      <w:r>
-        <w:lastRenderedPageBreak/>
-        <w:t>Purpose: Tier-2: Find the most recent FAILED notification execution (notification pipeline issues). Uses Tier-1 notification_get_executions. If backend returns no failures, can optionally fallback to status=all and detect non-success locally.</w:t>
-      </w:r>
-    </w:p>
-    <w:p>
-      <w:pPr>
-        <w:pStyle w:val="Heading3"/>
-      </w:pPr>
-      <w:r>
-        <w:t>Operator Scenarios</w:t>
-      </w:r>
-    </w:p>
-    <w:p>
-      <w:r>
-        <w:t>• Troubleshooting unexpected system behavior.</w:t>
-      </w:r>
-    </w:p>
-    <w:p>
-      <w:r>
-        <w:t>• Investigating health degradation or alarms.</w:t>
-      </w:r>
-    </w:p>
-    <w:p>
-      <w:r>
-        <w:t>• Reviewing recent changes or activity.</w:t>
-      </w:r>
-    </w:p>
-    <w:p>
-      <w:r>
-        <w:t>• Performing high-level operational assessments.</w:t>
-      </w:r>
-    </w:p>
-    <w:p>
-      <w:pPr>
-        <w:pStyle w:val="Heading3"/>
-      </w:pPr>
-      <w:r>
-        <w:t>Example Natural Language Prompts</w:t>
-      </w:r>
-    </w:p>
-    <w:p>
-      <w:r>
-        <w:t>• “Why is my environment unhealthy?”</w:t>
-      </w:r>
-    </w:p>
-    <w:p>
-      <w:r>
-        <w:t>• “Show me recent failures.”</w:t>
-      </w:r>
-    </w:p>
-    <w:p>
-      <w:r>
-        <w:t>• “What changed in the last few hours?”</w:t>
-      </w:r>
-    </w:p>
-    <w:p>
-      <w:r>
-        <w:t>• “Give me a summary view.”</w:t>
-      </w:r>
-    </w:p>
-    <w:p>
-      <w:r>
-        <w:t>• “Drill into the top issue.”</w:t>
-      </w:r>
-    </w:p>
-    <w:p>
-      <w:pPr>
-        <w:pStyle w:val="Heading2"/>
-      </w:pPr>
-      <w:bookmarkStart w:id="23" w:name="_Toc222436361"/>
-      <w:r>
-        <w:t>notification_get_recent_events_filtered</w:t>
-      </w:r>
-      <w:bookmarkEnd w:id="23"/>
-    </w:p>
-    <w:p>
-      <w:r>
-        <w:t>Service Area: notification</w:t>
-      </w:r>
-    </w:p>
-    <w:p>
-      <w:r>
-        <w:t>Purpose: Get recent execution-derived events across services and filter by severity/type/resource/query (Tier-2 composite).</w:t>
-      </w:r>
-    </w:p>
-    <w:p>
-      <w:pPr>
-        <w:pStyle w:val="Heading3"/>
-      </w:pPr>
-      <w:r>
-        <w:t>Operator Scenarios</w:t>
-      </w:r>
-    </w:p>
-    <w:p>
-      <w:r>
-        <w:t>• Troubleshooting unexpected system behavior.</w:t>
-      </w:r>
-    </w:p>
-    <w:p>
-      <w:r>
-        <w:t>• Investigating health degradation or alarms.</w:t>
-      </w:r>
-    </w:p>
-    <w:p>
-      <w:r>
-        <w:t>• Reviewing recent changes or activity.</w:t>
-      </w:r>
-    </w:p>
-    <w:p>
-      <w:r>
-        <w:t>• Performing high-level operational assessments.</w:t>
-      </w:r>
-    </w:p>
-    <w:p>
-      <w:pPr>
-        <w:pStyle w:val="Heading3"/>
-      </w:pPr>
-      <w:r>
-        <w:t>Example Natural Language Prompts</w:t>
-      </w:r>
-    </w:p>
-    <w:p>
-      <w:r>
-        <w:t>• “Why is my environment unhealthy?”</w:t>
-      </w:r>
-    </w:p>
-    <w:p>
-      <w:r>
-        <w:t>• “Show me recent failures.”</w:t>
-      </w:r>
-    </w:p>
-    <w:p>
-      <w:r>
-        <w:t>• “What changed in the last few hours?”</w:t>
-      </w:r>
-    </w:p>
-    <w:p>
-      <w:r>
-        <w:t>• “Give me a summary view.”</w:t>
-      </w:r>
-    </w:p>
-    <w:p>
-      <w:r>
-        <w:t>• “Drill into the top issue.”</w:t>
-      </w:r>
-    </w:p>
-    <w:p>
-      <w:pPr>
-        <w:pStyle w:val="Heading2"/>
-      </w:pPr>
-      <w:bookmarkStart w:id="24" w:name="_Toc222436362"/>
-      <w:r>
-        <w:lastRenderedPageBreak/>
-        <w:t>system_get_certificate_alarm_context</w:t>
-      </w:r>
-      <w:bookmarkEnd w:id="24"/>
-    </w:p>
-    <w:p>
-      <w:r>
-        <w:t>Service Area: system</w:t>
-      </w:r>
-    </w:p>
-    <w:p>
-      <w:r>
-        <w:t>Purpose: Any current alarms about certificate expiry and which cert is it? Composite of faultmanager alarms filtered to certificate/expiry + certificate expiry metadata (monitor + device).</w:t>
-      </w:r>
-    </w:p>
-    <w:p>
-      <w:pPr>
-        <w:pStyle w:val="Heading3"/>
-      </w:pPr>
-      <w:r>
-        <w:t>Operator Scenarios</w:t>
-      </w:r>
-    </w:p>
-    <w:p>
-      <w:r>
-        <w:t>• Troubleshooting unexpected system behavior.</w:t>
-      </w:r>
-    </w:p>
-    <w:p>
-      <w:r>
-        <w:t>• Investigating health degradation or alarms.</w:t>
-      </w:r>
-    </w:p>
-    <w:p>
-      <w:r>
-        <w:t>• Reviewing recent changes or activity.</w:t>
-      </w:r>
-    </w:p>
-    <w:p>
-      <w:r>
-        <w:t>• Performing high-level operational assessments.</w:t>
-      </w:r>
-    </w:p>
-    <w:p>
-      <w:pPr>
-        <w:pStyle w:val="Heading3"/>
-      </w:pPr>
-      <w:r>
-        <w:t>Example Natural Language Prompts</w:t>
-      </w:r>
-    </w:p>
-    <w:p>
-      <w:r>
-        <w:t>• “Why is my environment unhealthy?”</w:t>
-      </w:r>
-    </w:p>
-    <w:p>
-      <w:r>
-        <w:t>• “Show me recent failures.”</w:t>
-      </w:r>
-    </w:p>
-    <w:p>
-      <w:r>
-        <w:t>• “What changed in the last few hours?”</w:t>
-      </w:r>
-    </w:p>
-    <w:p>
-      <w:r>
-        <w:t>• “Give me a summary view.”</w:t>
-      </w:r>
-    </w:p>
-    <w:p>
-      <w:r>
-        <w:t>• “Drill into the top issue.”</w:t>
-      </w:r>
-    </w:p>
-    <w:p>
-      <w:pPr>
-        <w:pStyle w:val="Heading2"/>
-      </w:pPr>
-      <w:bookmarkStart w:id="25" w:name="_Toc222436363"/>
-      <w:r>
-        <w:t>system_get_certificates_expiring_soon</w:t>
-      </w:r>
-      <w:bookmarkEnd w:id="25"/>
-    </w:p>
-    <w:p>
-      <w:r>
-        <w:t>Service Area: system</w:t>
-      </w:r>
-    </w:p>
-    <w:p>
-      <w:r>
-        <w:t>Purpose: Show certificates expiring soon (bucketed 30/60/90 days, UI-style color/severity). Composite of monitor cert expiry + device cert expiry.</w:t>
-      </w:r>
-    </w:p>
-    <w:p>
-      <w:pPr>
-        <w:pStyle w:val="Heading3"/>
-      </w:pPr>
-      <w:r>
-        <w:t>Operator Scenarios</w:t>
-      </w:r>
-    </w:p>
-    <w:p>
-      <w:r>
-        <w:t>• Troubleshooting unexpected system behavior.</w:t>
-      </w:r>
-    </w:p>
-    <w:p>
-      <w:r>
-        <w:t>• Investigating health degradation or alarms.</w:t>
-      </w:r>
-    </w:p>
-    <w:p>
-      <w:r>
-        <w:t>• Reviewing recent changes or activity.</w:t>
-      </w:r>
-    </w:p>
-    <w:p>
-      <w:r>
-        <w:t>• Performing high-level operational assessments.</w:t>
-      </w:r>
-    </w:p>
-    <w:p>
-      <w:pPr>
-        <w:pStyle w:val="Heading3"/>
-      </w:pPr>
-      <w:r>
-        <w:t>Example Natural Language Prompts</w:t>
-      </w:r>
-    </w:p>
-    <w:p>
-      <w:r>
-        <w:t>• “Why is my environment unhealthy?”</w:t>
-      </w:r>
-    </w:p>
-    <w:p>
-      <w:r>
-        <w:t>• “Show me recent failures.”</w:t>
-      </w:r>
-    </w:p>
-    <w:p>
-      <w:r>
-        <w:t>• “What changed in the last few hours?”</w:t>
-      </w:r>
-    </w:p>
-    <w:p>
-      <w:r>
-        <w:lastRenderedPageBreak/>
-        <w:t>• “Give me a summary view.”</w:t>
-      </w:r>
-    </w:p>
-    <w:p>
-      <w:r>
-        <w:t>• “Drill into the top issue.”</w:t>
-      </w:r>
-    </w:p>
-    <w:p>
-      <w:pPr>
-        <w:pStyle w:val="Heading2"/>
-      </w:pPr>
-      <w:bookmarkStart w:id="26" w:name="_Toc222436364"/>
-      <w:r>
-        <w:t>system_get_execution</w:t>
-      </w:r>
-      <w:bookmarkEnd w:id="26"/>
-    </w:p>
-    <w:p>
-      <w:r>
-        <w:t>Service Area: system</w:t>
-      </w:r>
-    </w:p>
-    <w:p>
-      <w:r>
-        <w:t>Purpose: Get the detailed output of a request previously executed, based on a given request ID</w:t>
-      </w:r>
-    </w:p>
-    <w:p>
-      <w:pPr>
-        <w:pStyle w:val="Heading3"/>
-      </w:pPr>
-      <w:r>
-        <w:t>Operator Scenarios</w:t>
-      </w:r>
-    </w:p>
-    <w:p>
-      <w:r>
-        <w:t>• Troubleshooting unexpected system behavior.</w:t>
-      </w:r>
-    </w:p>
-    <w:p>
-      <w:r>
-        <w:t>• Investigating health degradation or alarms.</w:t>
-      </w:r>
-    </w:p>
-    <w:p>
-      <w:r>
-        <w:t>• Reviewing recent changes or activity.</w:t>
-      </w:r>
-    </w:p>
-    <w:p>
-      <w:r>
-        <w:t>• Performing high-level operational assessments.</w:t>
-      </w:r>
-    </w:p>
-    <w:p>
-      <w:pPr>
-        <w:pStyle w:val="Heading3"/>
-      </w:pPr>
-      <w:r>
-        <w:t>Example Natural Language Prompts</w:t>
-      </w:r>
-    </w:p>
-    <w:p>
-      <w:r>
-        <w:t>• “Why is my environment unhealthy?”</w:t>
-      </w:r>
-    </w:p>
-    <w:p>
-      <w:r>
-        <w:t>• “Show me recent failures.”</w:t>
-      </w:r>
-    </w:p>
-    <w:p>
-      <w:r>
-        <w:t>• “What changed in the last few hours?”</w:t>
-      </w:r>
-    </w:p>
-    <w:p>
-      <w:r>
-        <w:t>• “Give me a summary view.”</w:t>
-      </w:r>
-    </w:p>
-    <w:p>
-      <w:r>
-        <w:t>• “Drill into the top issue.”</w:t>
-      </w:r>
-    </w:p>
-    <w:p>
-      <w:pPr>
-        <w:pStyle w:val="Heading2"/>
-      </w:pPr>
-      <w:bookmarkStart w:id="27" w:name="_Toc222436365"/>
-      <w:r>
-        <w:t>system_get_executions</w:t>
-      </w:r>
-      <w:bookmarkEnd w:id="27"/>
-    </w:p>
-    <w:p>
-      <w:r>
-        <w:t>Service Area: system</w:t>
-      </w:r>
-    </w:p>
-    <w:p>
-      <w:r>
-        <w:t>Purpose: Get the list of all the requests previously executed</w:t>
-      </w:r>
-    </w:p>
-    <w:p>
-      <w:pPr>
-        <w:pStyle w:val="Heading3"/>
-      </w:pPr>
-      <w:r>
-        <w:t>Operator Scenarios</w:t>
-      </w:r>
-    </w:p>
-    <w:p>
-      <w:r>
-        <w:t>• Troubleshooting unexpected system behavior.</w:t>
-      </w:r>
-    </w:p>
-    <w:p>
-      <w:r>
-        <w:t>• Investigating health degradation or alarms.</w:t>
-      </w:r>
-    </w:p>
-    <w:p>
-      <w:r>
-        <w:t>• Reviewing recent changes or activity.</w:t>
-      </w:r>
-    </w:p>
-    <w:p>
-      <w:r>
-        <w:t>• Performing high-level operational assessments.</w:t>
-      </w:r>
-    </w:p>
-    <w:p>
-      <w:pPr>
-        <w:pStyle w:val="Heading3"/>
-      </w:pPr>
-      <w:r>
-        <w:t>Example Natural Language Prompts</w:t>
-      </w:r>
-    </w:p>
-    <w:p>
-      <w:r>
-        <w:t>• “Why is my environment unhealthy?”</w:t>
-      </w:r>
-    </w:p>
-    <w:p>
-      <w:r>
-        <w:t>• “Show me recent failures.”</w:t>
-      </w:r>
-    </w:p>
-    <w:p>
-      <w:r>
-        <w:t>• “What changed in the last few hours?”</w:t>
-      </w:r>
-    </w:p>
-    <w:p>
-      <w:r>
-        <w:lastRenderedPageBreak/>
-        <w:t>• “Give me a summary view.”</w:t>
-      </w:r>
-    </w:p>
-    <w:p>
-      <w:r>
-        <w:t>• “Drill into the top issue.”</w:t>
-      </w:r>
-    </w:p>
-    <w:p>
-      <w:pPr>
-        <w:pStyle w:val="Heading2"/>
-      </w:pPr>
-      <w:bookmarkStart w:id="28" w:name="_Toc222436366"/>
-      <w:r>
-        <w:t>system_get_ha_and_node_health_summary</w:t>
-      </w:r>
-      <w:bookmarkEnd w:id="28"/>
-    </w:p>
-    <w:p>
-      <w:r>
-        <w:t>Service Area: system</w:t>
-      </w:r>
-    </w:p>
-    <w:p>
-      <w:r>
-        <w:t>Purpose: Tier-2: Summarize HA redundancy + node health + storage signals, and correlate with HealthManager resources. Uses only existing Tier-1 tools: system_get_health_status, monitor_get_keep_alived_info, monitor_get_gluster_fs_info, monitor_get_k3s_nodes, monitor_get_health (+ optional inventory/detail).</w:t>
-      </w:r>
-    </w:p>
-    <w:p>
-      <w:pPr>
-        <w:pStyle w:val="Heading3"/>
-      </w:pPr>
-      <w:r>
-        <w:t>Operator Scenarios</w:t>
-      </w:r>
-    </w:p>
-    <w:p>
-      <w:r>
-        <w:t>• Troubleshooting unexpected system behavior.</w:t>
-      </w:r>
-    </w:p>
-    <w:p>
-      <w:r>
-        <w:t>• Investigating health degradation or alarms.</w:t>
-      </w:r>
-    </w:p>
-    <w:p>
-      <w:r>
-        <w:t>• Reviewing recent changes or activity.</w:t>
-      </w:r>
-    </w:p>
-    <w:p>
-      <w:r>
-        <w:t>• Performing high-level operational assessments.</w:t>
-      </w:r>
-    </w:p>
-    <w:p>
-      <w:pPr>
-        <w:pStyle w:val="Heading3"/>
-      </w:pPr>
-      <w:r>
-        <w:t>Example Natural Language Prompts</w:t>
-      </w:r>
-    </w:p>
-    <w:p>
-      <w:r>
-        <w:t>• “Why is my environment unhealthy?”</w:t>
-      </w:r>
-    </w:p>
-    <w:p>
-      <w:r>
-        <w:t>• “Show me recent failures.”</w:t>
-      </w:r>
-    </w:p>
-    <w:p>
-      <w:r>
-        <w:t>• “What changed in the last few hours?”</w:t>
-      </w:r>
-    </w:p>
-    <w:p>
-      <w:r>
-        <w:t>• “Give me a summary view.”</w:t>
-      </w:r>
-    </w:p>
-    <w:p>
-      <w:r>
-        <w:t>• “Drill into the top issue.”</w:t>
-      </w:r>
-    </w:p>
-    <w:p>
-      <w:pPr>
-        <w:pStyle w:val="Heading2"/>
-      </w:pPr>
-      <w:bookmarkStart w:id="29" w:name="_Toc222436367"/>
-      <w:r>
-        <w:t>system_get_last_execution_diagnostic</w:t>
-      </w:r>
-      <w:bookmarkEnd w:id="29"/>
-    </w:p>
-    <w:p>
-      <w:r>
-        <w:t>Service Area: system</w:t>
-      </w:r>
-    </w:p>
-    <w:p>
-      <w:r>
-        <w:t>Purpose: Show the most recent failed system execution and why it failed</w:t>
-      </w:r>
-    </w:p>
-    <w:p>
-      <w:pPr>
-        <w:pStyle w:val="Heading3"/>
-      </w:pPr>
-      <w:r>
-        <w:t>Operator Scenarios</w:t>
-      </w:r>
-    </w:p>
-    <w:p>
-      <w:r>
-        <w:t>• Troubleshooting unexpected system behavior.</w:t>
-      </w:r>
-    </w:p>
-    <w:p>
-      <w:r>
-        <w:t>• Investigating health degradation or alarms.</w:t>
-      </w:r>
-    </w:p>
-    <w:p>
-      <w:r>
-        <w:t>• Reviewing recent changes or activity.</w:t>
-      </w:r>
-    </w:p>
-    <w:p>
-      <w:r>
-        <w:t>• Performing high-level operational assessments.</w:t>
-      </w:r>
-    </w:p>
-    <w:p>
-      <w:pPr>
-        <w:pStyle w:val="Heading3"/>
-      </w:pPr>
-      <w:r>
-        <w:t>Example Natural Language Prompts</w:t>
-      </w:r>
-    </w:p>
-    <w:p>
-      <w:r>
-        <w:t>• “Why is my environment unhealthy?”</w:t>
-      </w:r>
-    </w:p>
-    <w:p>
-      <w:r>
-        <w:lastRenderedPageBreak/>
-        <w:t>• “Show me recent failures.”</w:t>
-      </w:r>
-    </w:p>
-    <w:p>
-      <w:r>
-        <w:t>• “What changed in the last few hours?”</w:t>
-      </w:r>
-    </w:p>
-    <w:p>
-      <w:r>
-        <w:t>• “Give me a summary view.”</w:t>
-      </w:r>
-    </w:p>
-    <w:p>
-      <w:r>
-        <w:t>• “Drill into the top issue.”</w:t>
-      </w:r>
-    </w:p>
-    <w:p>
-      <w:pPr>
-        <w:pStyle w:val="Heading2"/>
-      </w:pPr>
-      <w:bookmarkStart w:id="30" w:name="_Toc222436368"/>
-      <w:r>
-        <w:t>system_get_running_config</w:t>
-      </w:r>
-      <w:bookmarkEnd w:id="30"/>
-    </w:p>
-    <w:p>
-      <w:r>
-        <w:t>Service Area: system</w:t>
-      </w:r>
-    </w:p>
-    <w:p>
-      <w:r>
-        <w:t>Purpose: Get running configuration CLI commands</w:t>
-      </w:r>
-    </w:p>
-    <w:p>
-      <w:pPr>
-        <w:pStyle w:val="Heading3"/>
-      </w:pPr>
-      <w:r>
-        <w:t>Operator Scenarios</w:t>
-      </w:r>
-    </w:p>
-    <w:p>
-      <w:r>
-        <w:t>• Troubleshooting unexpected system behavior.</w:t>
-      </w:r>
-    </w:p>
-    <w:p>
-      <w:r>
-        <w:t>• Investigating health degradation or alarms.</w:t>
-      </w:r>
-    </w:p>
-    <w:p>
-      <w:r>
-        <w:t>• Reviewing recent changes or activity.</w:t>
-      </w:r>
-    </w:p>
-    <w:p>
-      <w:r>
-        <w:t>• Performing high-level operational assessments.</w:t>
-      </w:r>
-    </w:p>
-    <w:p>
-      <w:pPr>
-        <w:pStyle w:val="Heading3"/>
-      </w:pPr>
-      <w:r>
-        <w:t>Example Natural Language Prompts</w:t>
-      </w:r>
-    </w:p>
-    <w:p>
-      <w:r>
-        <w:t>• “Why is my environment unhealthy?”</w:t>
-      </w:r>
-    </w:p>
-    <w:p>
-      <w:r>
-        <w:t>• “Show me recent failures.”</w:t>
-      </w:r>
-    </w:p>
-    <w:p>
-      <w:r>
-        <w:t>• “What changed in the last few hours?”</w:t>
-      </w:r>
-    </w:p>
-    <w:p>
-      <w:r>
-        <w:t>• “Give me a summary view.”</w:t>
-      </w:r>
-    </w:p>
-    <w:p>
-      <w:r>
-        <w:t>• “Drill into the top issue.”</w:t>
-      </w:r>
-    </w:p>
-    <w:p>
-      <w:pPr>
-        <w:pStyle w:val="Heading2"/>
-      </w:pPr>
-      <w:bookmarkStart w:id="31" w:name="_Toc222436369"/>
-      <w:r>
-        <w:t>tenant_get_bgp_peer</w:t>
-      </w:r>
-      <w:bookmarkEnd w:id="31"/>
-    </w:p>
-    <w:p>
-      <w:r>
-        <w:t>Service Area: tenant</w:t>
-      </w:r>
-    </w:p>
-    <w:p>
-      <w:r>
-        <w:t>Purpose: Get BGP peer configuration for a tenant</w:t>
-      </w:r>
-    </w:p>
-    <w:p>
-      <w:pPr>
-        <w:pStyle w:val="Heading3"/>
-      </w:pPr>
-      <w:r>
-        <w:t>Operator Scenarios</w:t>
-      </w:r>
-    </w:p>
-    <w:p>
-      <w:r>
-        <w:t>• Troubleshooting unexpected system behavior.</w:t>
-      </w:r>
-    </w:p>
-    <w:p>
-      <w:r>
-        <w:t>• Investigating health degradation or alarms.</w:t>
-      </w:r>
-    </w:p>
-    <w:p>
-      <w:r>
-        <w:t>• Reviewing recent changes or activity.</w:t>
-      </w:r>
-    </w:p>
-    <w:p>
-      <w:r>
-        <w:t>• Performing high-level operational assessments.</w:t>
-      </w:r>
-    </w:p>
-    <w:p>
-      <w:pPr>
-        <w:pStyle w:val="Heading3"/>
-      </w:pPr>
-      <w:r>
-        <w:t>Example Natural Language Prompts</w:t>
-      </w:r>
-    </w:p>
-    <w:p>
-      <w:r>
-        <w:t>• “Why is my environment unhealthy?”</w:t>
-      </w:r>
-    </w:p>
-    <w:p>
-      <w:r>
-        <w:lastRenderedPageBreak/>
-        <w:t>• “Show me recent failures.”</w:t>
-      </w:r>
-    </w:p>
-    <w:p>
-      <w:r>
-        <w:t>• “What changed in the last few hours?”</w:t>
-      </w:r>
-    </w:p>
-    <w:p>
-      <w:r>
-        <w:t>• “Give me a summary view.”</w:t>
-      </w:r>
-    </w:p>
-    <w:p>
-      <w:r>
-        <w:t>• “Drill into the top issue.”</w:t>
-      </w:r>
-    </w:p>
-    <w:p>
-      <w:pPr>
-        <w:pStyle w:val="Heading2"/>
-      </w:pPr>
-      <w:bookmarkStart w:id="32" w:name="_Toc222436370"/>
-      <w:r>
-        <w:t>tenant_get_bgp_peer_operational</w:t>
-      </w:r>
-      <w:bookmarkEnd w:id="32"/>
-    </w:p>
-    <w:p>
-      <w:r>
-        <w:t>Service Area: tenant</w:t>
-      </w:r>
-    </w:p>
-    <w:p>
-      <w:r>
-        <w:t>Purpose: Get operational state of BGP peers for a tenant</w:t>
-      </w:r>
-    </w:p>
-    <w:p>
-      <w:pPr>
-        <w:pStyle w:val="Heading3"/>
-      </w:pPr>
-      <w:r>
-        <w:t>Operator Scenarios</w:t>
-      </w:r>
-    </w:p>
-    <w:p>
-      <w:r>
-        <w:t>• Troubleshooting unexpected system behavior.</w:t>
-      </w:r>
-    </w:p>
-    <w:p>
-      <w:r>
-        <w:t>• Investigating health degradation or alarms.</w:t>
-      </w:r>
-    </w:p>
-    <w:p>
-      <w:r>
-        <w:t>• Reviewing recent changes or activity.</w:t>
-      </w:r>
-    </w:p>
-    <w:p>
-      <w:r>
-        <w:t>• Performing high-level operational assessments.</w:t>
-      </w:r>
-    </w:p>
-    <w:p>
-      <w:pPr>
-        <w:pStyle w:val="Heading3"/>
-      </w:pPr>
-      <w:r>
-        <w:t>Example Natural Language Prompts</w:t>
-      </w:r>
-    </w:p>
-    <w:p>
-      <w:r>
-        <w:t>• “Why is my environment unhealthy?”</w:t>
-      </w:r>
-    </w:p>
-    <w:p>
-      <w:r>
-        <w:t>• “Show me recent failures.”</w:t>
-      </w:r>
-    </w:p>
-    <w:p>
-      <w:r>
-        <w:t>• “What changed in the last few hours?”</w:t>
-      </w:r>
-    </w:p>
-    <w:p>
-      <w:r>
-        <w:t>• “Give me a summary view.”</w:t>
-      </w:r>
-    </w:p>
-    <w:p>
-      <w:r>
-        <w:t>• “Drill into the top issue.”</w:t>
-      </w:r>
-    </w:p>
-    <w:p>
-      <w:pPr>
-        <w:pStyle w:val="Heading2"/>
-      </w:pPr>
-      <w:bookmarkStart w:id="33" w:name="_Toc222436371"/>
-      <w:r>
-        <w:t>tenant_get_bgp_peers</w:t>
-      </w:r>
-      <w:bookmarkEnd w:id="33"/>
-    </w:p>
-    <w:p>
-      <w:r>
-        <w:t>Service Area: tenant</w:t>
-      </w:r>
-    </w:p>
-    <w:p>
-      <w:r>
-        <w:t>Purpose: Get list of BGP peer configurations for a tenant</w:t>
-      </w:r>
-    </w:p>
-    <w:p>
-      <w:pPr>
-        <w:pStyle w:val="Heading3"/>
-      </w:pPr>
-      <w:r>
-        <w:t>Operator Scenarios</w:t>
-      </w:r>
-    </w:p>
-    <w:p>
-      <w:r>
-        <w:t>• Troubleshooting unexpected system behavior.</w:t>
-      </w:r>
-    </w:p>
-    <w:p>
-      <w:r>
-        <w:t>• Investigating health degradation or alarms.</w:t>
-      </w:r>
-    </w:p>
-    <w:p>
-      <w:r>
-        <w:t>• Reviewing recent changes or activity.</w:t>
-      </w:r>
-    </w:p>
-    <w:p>
-      <w:r>
-        <w:t>• Performing high-level operational assessments.</w:t>
-      </w:r>
-    </w:p>
-    <w:p>
-      <w:pPr>
-        <w:pStyle w:val="Heading3"/>
-      </w:pPr>
-      <w:r>
-        <w:t>Example Natural Language Prompts</w:t>
-      </w:r>
-    </w:p>
-    <w:p>
-      <w:r>
-        <w:t>• “Why is my environment unhealthy?”</w:t>
-      </w:r>
-    </w:p>
-    <w:p>
-      <w:r>
-        <w:lastRenderedPageBreak/>
-        <w:t>• “Show me recent failures.”</w:t>
-      </w:r>
-    </w:p>
-    <w:p>
-      <w:r>
-        <w:t>• “What changed in the last few hours?”</w:t>
-      </w:r>
-    </w:p>
-    <w:p>
-      <w:r>
-        <w:t>• “Give me a summary view.”</w:t>
-      </w:r>
-    </w:p>
-    <w:p>
-      <w:r>
-        <w:t>• “Drill into the top issue.”</w:t>
-      </w:r>
-    </w:p>
-    <w:p>
-      <w:pPr>
-        <w:pStyle w:val="Heading2"/>
-      </w:pPr>
-      <w:bookmarkStart w:id="34" w:name="_Toc222436372"/>
-      <w:r>
-        <w:t>tenant_get_mirror_sessions</w:t>
-      </w:r>
-      <w:bookmarkEnd w:id="34"/>
-    </w:p>
-    <w:p>
-      <w:r>
-        <w:t>Service Area: tenant</w:t>
-      </w:r>
-    </w:p>
-    <w:p>
-      <w:r>
-        <w:t>Purpose: Get mirror service sessions for a tenant</w:t>
-      </w:r>
-    </w:p>
-    <w:p>
-      <w:pPr>
-        <w:pStyle w:val="Heading3"/>
-      </w:pPr>
-      <w:r>
-        <w:t>Operator Scenarios</w:t>
-      </w:r>
-    </w:p>
-    <w:p>
-      <w:r>
-        <w:t>• Troubleshooting unexpected system behavior.</w:t>
-      </w:r>
-    </w:p>
-    <w:p>
-      <w:r>
-        <w:t>• Investigating health degradation or alarms.</w:t>
-      </w:r>
-    </w:p>
-    <w:p>
-      <w:r>
-        <w:t>• Reviewing recent changes or activity.</w:t>
-      </w:r>
-    </w:p>
-    <w:p>
-      <w:r>
-        <w:t>• Performing high-level operational assessments.</w:t>
-      </w:r>
-    </w:p>
-    <w:p>
-      <w:pPr>
-        <w:pStyle w:val="Heading3"/>
-      </w:pPr>
-      <w:r>
-        <w:t>Example Natural Language Prompts</w:t>
-      </w:r>
-    </w:p>
-    <w:p>
-      <w:r>
-        <w:t>• “Why is my environment unhealthy?”</w:t>
-      </w:r>
-    </w:p>
-    <w:p>
-      <w:r>
-        <w:t>• “Show me recent failures.”</w:t>
-      </w:r>
-    </w:p>
-    <w:p>
-      <w:r>
-        <w:t>• “What changed in the last few hours?”</w:t>
-      </w:r>
-    </w:p>
-    <w:p>
-      <w:r>
-        <w:t>• “Give me a summary view.”</w:t>
-      </w:r>
-    </w:p>
-    <w:p>
-      <w:r>
-        <w:t>• “Drill into the top issue.”</w:t>
-      </w:r>
-    </w:p>
-    <w:p>
-      <w:pPr>
-        <w:pStyle w:val="Heading2"/>
-      </w:pPr>
-      <w:bookmarkStart w:id="35" w:name="_Toc222436373"/>
-      <w:r>
-        <w:t>tenant_get_portchannel</w:t>
-      </w:r>
-      <w:bookmarkEnd w:id="35"/>
-    </w:p>
-    <w:p>
-      <w:r>
-        <w:t>Service Area: tenant</w:t>
-      </w:r>
-    </w:p>
-    <w:p>
-      <w:r>
-        <w:t>Purpose: Get detailed Portchannel configuration for a tenant</w:t>
-      </w:r>
-    </w:p>
-    <w:p>
-      <w:pPr>
-        <w:pStyle w:val="Heading3"/>
-      </w:pPr>
-      <w:r>
-        <w:t>Operator Scenarios</w:t>
-      </w:r>
-    </w:p>
-    <w:p>
-      <w:r>
-        <w:t>• Troubleshooting unexpected system behavior.</w:t>
-      </w:r>
-    </w:p>
-    <w:p>
-      <w:r>
-        <w:t>• Investigating health degradation or alarms.</w:t>
-      </w:r>
-    </w:p>
-    <w:p>
-      <w:r>
-        <w:t>• Reviewing recent changes or activity.</w:t>
-      </w:r>
-    </w:p>
-    <w:p>
-      <w:r>
-        <w:t>• Performing high-level operational assessments.</w:t>
-      </w:r>
-    </w:p>
-    <w:p>
-      <w:pPr>
-        <w:pStyle w:val="Heading3"/>
-      </w:pPr>
-      <w:r>
-        <w:t>Example Natural Language Prompts</w:t>
-      </w:r>
-    </w:p>
-    <w:p>
-      <w:r>
-        <w:t>• “Why is my environment unhealthy?”</w:t>
-      </w:r>
-    </w:p>
-    <w:p>
-      <w:r>
-        <w:lastRenderedPageBreak/>
-        <w:t>• “Show me recent failures.”</w:t>
-      </w:r>
-    </w:p>
-    <w:p>
-      <w:r>
-        <w:t>• “What changed in the last few hours?”</w:t>
-      </w:r>
-    </w:p>
-    <w:p>
-      <w:r>
-        <w:t>• “Give me a summary view.”</w:t>
-      </w:r>
-    </w:p>
-    <w:p>
-      <w:r>
-        <w:t>• “Drill into the top issue.”</w:t>
-      </w:r>
-    </w:p>
-    <w:p>
-      <w:pPr>
-        <w:pStyle w:val="Heading2"/>
-      </w:pPr>
-      <w:bookmarkStart w:id="36" w:name="_Toc222436374"/>
-      <w:r>
-        <w:t>tenant_get_service_epg_alarm_summary</w:t>
-      </w:r>
-      <w:bookmarkEnd w:id="36"/>
-    </w:p>
-    <w:p>
-      <w:r>
-        <w:t>Service Area: tenant</w:t>
-      </w:r>
-    </w:p>
-    <w:p>
-      <w:r>
-        <w:t>Purpose: Tier-2: Show tenant-scoped Service/EPG alarms/alerts with filters (severity/type/state) using faultmanager history + tenant EPG scoping.</w:t>
-      </w:r>
-    </w:p>
-    <w:p>
-      <w:pPr>
-        <w:pStyle w:val="Heading3"/>
-      </w:pPr>
-      <w:r>
-        <w:t>Operator Scenarios</w:t>
-      </w:r>
-    </w:p>
-    <w:p>
-      <w:r>
-        <w:t>• Troubleshooting unexpected system behavior.</w:t>
-      </w:r>
-    </w:p>
-    <w:p>
-      <w:r>
-        <w:t>• Investigating health degradation or alarms.</w:t>
-      </w:r>
-    </w:p>
-    <w:p>
-      <w:r>
-        <w:t>• Reviewing recent changes or activity.</w:t>
-      </w:r>
-    </w:p>
-    <w:p>
-      <w:r>
-        <w:t>• Performing high-level operational assessments.</w:t>
-      </w:r>
-    </w:p>
-    <w:p>
-      <w:pPr>
-        <w:pStyle w:val="Heading3"/>
-      </w:pPr>
-      <w:r>
-        <w:t>Example Natural Language Prompts</w:t>
-      </w:r>
-    </w:p>
-    <w:p>
-      <w:r>
-        <w:t>• “Why is my environment unhealthy?”</w:t>
-      </w:r>
-    </w:p>
-    <w:p>
-      <w:r>
-        <w:t>• “Show me recent failures.”</w:t>
-      </w:r>
-    </w:p>
-    <w:p>
-      <w:r>
-        <w:t>• “What changed in the last few hours?”</w:t>
-      </w:r>
-    </w:p>
-    <w:p>
-      <w:r>
-        <w:t>• “Give me a summary view.”</w:t>
-      </w:r>
-    </w:p>
-    <w:p>
-      <w:r>
-        <w:t>• “Drill into the top issue.”</w:t>
-      </w:r>
-    </w:p>
-    <w:p>
-      <w:pPr>
-        <w:pStyle w:val="Heading2"/>
-      </w:pPr>
-      <w:bookmarkStart w:id="37" w:name="_Toc222436375"/>
-      <w:r>
-        <w:t>tenant_get_service_epg_event_logs</w:t>
-      </w:r>
-      <w:bookmarkEnd w:id="37"/>
-    </w:p>
-    <w:p>
-      <w:r>
-        <w:t>Service Area: tenant</w:t>
-      </w:r>
-    </w:p>
-    <w:p>
-      <w:r>
-        <w:t>Purpose: Event logs for a tenant/service scope (filters: date range, severity, fuzzy query). Tier-2 composite over tenant executions + event histories.</w:t>
-      </w:r>
-    </w:p>
-    <w:p>
-      <w:pPr>
-        <w:pStyle w:val="Heading3"/>
-      </w:pPr>
-      <w:r>
-        <w:t>Operator Scenarios</w:t>
-      </w:r>
-    </w:p>
-    <w:p>
-      <w:r>
-        <w:t>• Troubleshooting unexpected system behavior.</w:t>
-      </w:r>
-    </w:p>
-    <w:p>
-      <w:r>
-        <w:t>• Investigating health degradation or alarms.</w:t>
-      </w:r>
-    </w:p>
-    <w:p>
-      <w:r>
-        <w:t>• Reviewing recent changes or activity.</w:t>
-      </w:r>
-    </w:p>
-    <w:p>
-      <w:r>
-        <w:t>• Performing high-level operational assessments.</w:t>
-      </w:r>
-    </w:p>
-    <w:p>
-      <w:pPr>
-        <w:pStyle w:val="Heading3"/>
-      </w:pPr>
-      <w:r>
-        <w:lastRenderedPageBreak/>
-        <w:t>Example Natural Language Prompts</w:t>
-      </w:r>
-    </w:p>
-    <w:p>
-      <w:r>
-        <w:t>• “Why is my environment unhealthy?”</w:t>
-      </w:r>
-    </w:p>
-    <w:p>
-      <w:r>
-        <w:t>• “Show me recent failures.”</w:t>
-      </w:r>
-    </w:p>
-    <w:p>
-      <w:r>
-        <w:t>• “What changed in the last few hours?”</w:t>
-      </w:r>
-    </w:p>
-    <w:p>
-      <w:r>
-        <w:t>• “Give me a summary view.”</w:t>
-      </w:r>
-    </w:p>
-    <w:p>
-      <w:r>
-        <w:t>• “Drill into the top issue.”</w:t>
-      </w:r>
-    </w:p>
-    <w:p>
-      <w:pPr>
-        <w:pStyle w:val="Heading2"/>
-      </w:pPr>
-      <w:bookmarkStart w:id="38" w:name="_Toc222436376"/>
-      <w:r>
-        <w:t>tenant_get_service_epg_health_summary</w:t>
-      </w:r>
-      <w:bookmarkEnd w:id="38"/>
-    </w:p>
-    <w:p>
-      <w:r>
-        <w:t>Service Area: tenant</w:t>
-      </w:r>
-    </w:p>
-    <w:p>
-      <w:r>
-        <w:t>Purpose: Tier-2: Real-time, table-friendly health summary for a tenant's VRFs + Endpoint Groups (EPGs), enriched via per-object error endpoints and optional recent execution signals.</w:t>
-      </w:r>
-    </w:p>
-    <w:p>
-      <w:pPr>
-        <w:pStyle w:val="Heading3"/>
-      </w:pPr>
-      <w:r>
-        <w:t>Operator Scenarios</w:t>
-      </w:r>
-    </w:p>
-    <w:p>
-      <w:r>
-        <w:t>• Troubleshooting unexpected system behavior.</w:t>
-      </w:r>
-    </w:p>
-    <w:p>
-      <w:r>
-        <w:t>• Investigating health degradation or alarms.</w:t>
-      </w:r>
-    </w:p>
-    <w:p>
-      <w:r>
-        <w:t>• Reviewing recent changes or activity.</w:t>
-      </w:r>
-    </w:p>
-    <w:p>
-      <w:r>
-        <w:t>• Performing high-level operational assessments.</w:t>
-      </w:r>
-    </w:p>
-    <w:p>
-      <w:pPr>
-        <w:pStyle w:val="Heading3"/>
-      </w:pPr>
-      <w:r>
-        <w:t>Example Natural Language Prompts</w:t>
-      </w:r>
-    </w:p>
-    <w:p>
-      <w:r>
-        <w:t>• “Why is my environment unhealthy?”</w:t>
-      </w:r>
-    </w:p>
-    <w:p>
-      <w:r>
-        <w:t>• “Show me recent failures.”</w:t>
-      </w:r>
-    </w:p>
-    <w:p>
-      <w:r>
-        <w:t>• “What changed in the last few hours?”</w:t>
-      </w:r>
-    </w:p>
-    <w:p>
-      <w:r>
-        <w:t>• “Give me a summary view.”</w:t>
-      </w:r>
-    </w:p>
-    <w:p>
-      <w:r>
-        <w:t>• “Drill into the top issue.”</w:t>
-      </w:r>
-    </w:p>
-    <w:p>
-      <w:pPr>
-        <w:pStyle w:val="Heading2"/>
-      </w:pPr>
-      <w:bookmarkStart w:id="39" w:name="_Toc222436377"/>
+      <w:bookmarkStart w:id="39" w:name="_Toc222666983"/>
       <w:r>
         <w:t>tenant_get_service_epg_historical_report_stub</w:t>
       </w:r>
@@ -7524,13 +7598,209 @@
     </w:p>
     <w:p>
       <w:pPr>
+        <w:pStyle w:val="Heading2"/>
+      </w:pPr>
+      <w:bookmarkStart w:id="40" w:name="_Toc222666984"/>
+      <w:proofErr w:type="spellStart"/>
+      <w:r>
+        <w:t>tenant_get_</w:t>
+      </w:r>
+      <w:r>
+        <w:t>all_endpoint_groups</w:t>
+      </w:r>
+      <w:bookmarkEnd w:id="40"/>
+      <w:proofErr w:type="spellEnd"/>
+    </w:p>
+    <w:p>
+      <w:r>
+        <w:t>Service Area: tenant</w:t>
+      </w:r>
+    </w:p>
+    <w:p>
+      <w:r>
+        <w:rPr>
+          <w:rFonts w:cs="Segoe UI"/>
+          <w:color w:val="141413"/>
+          <w:shd w:val="clear" w:color="auto" w:fill="FFFFFF"/>
+        </w:rPr>
+        <w:t>Purpose: Tier-2 (read-only, no parameters): System-wide discovery of all Endpoint Groups (EPGs) across every tenant, returned grouped by tenant with aggregate counts. Use-cases: (1) Full EPG inventory: enumerate every EPG in the system in a single call without needing to know tenant names in advance. (2) Cross-tenant EPG audit: see the tenant-to-EPG distribution and spot tenants with no EPGs configured. (3) EPG count baseline: per-tenant aggregate counts useful for capacity planning or change detection. (4) Operator shortcut: eliminates the manual two-step of first listing tenants, then querying each one individually. Composite uses ONLY existing tier-1 tools: </w:t>
+      </w:r>
+      <w:proofErr w:type="spellStart"/>
+      <w:r>
+        <w:rPr>
+          <w:rStyle w:val="HTMLCode"/>
+          <w:rFonts w:asciiTheme="minorHAnsi" w:eastAsiaTheme="minorEastAsia" w:hAnsiTheme="minorHAnsi" w:cs="Menlo"/>
+          <w:color w:val="8A2424"/>
+          <w:sz w:val="22"/>
+          <w:szCs w:val="22"/>
+        </w:rPr>
+        <w:t>tenant_get_tenants</w:t>
+      </w:r>
+      <w:proofErr w:type="spellEnd"/>
+      <w:r>
+        <w:rPr>
+          <w:rFonts w:cs="Segoe UI"/>
+          <w:color w:val="141413"/>
+          <w:shd w:val="clear" w:color="auto" w:fill="FFFFFF"/>
+        </w:rPr>
+        <w:t> (discover all tenants), </w:t>
+      </w:r>
+      <w:proofErr w:type="spellStart"/>
+      <w:r>
+        <w:rPr>
+          <w:rStyle w:val="HTMLCode"/>
+          <w:rFonts w:asciiTheme="minorHAnsi" w:eastAsiaTheme="minorEastAsia" w:hAnsiTheme="minorHAnsi" w:cs="Menlo"/>
+          <w:color w:val="8A2424"/>
+          <w:sz w:val="22"/>
+          <w:szCs w:val="22"/>
+        </w:rPr>
+        <w:t>tenant_get_endpoint_groups</w:t>
+      </w:r>
+      <w:proofErr w:type="spellEnd"/>
+      <w:r>
+        <w:rPr>
+          <w:rFonts w:cs="Segoe UI"/>
+          <w:color w:val="141413"/>
+          <w:shd w:val="clear" w:color="auto" w:fill="FFFFFF"/>
+        </w:rPr>
+        <w:t> (per-tenant EPG list, called once per tenant).</w:t>
+      </w:r>
+    </w:p>
+    <w:p/>
+    <w:p>
+      <w:pPr>
+        <w:pStyle w:val="Heading3"/>
+      </w:pPr>
+      <w:r>
+        <w:t>Operator Scenarios</w:t>
+      </w:r>
+    </w:p>
+    <w:p>
+      <w:pPr>
+        <w:pStyle w:val="ListParagraph"/>
+        <w:numPr>
+          <w:ilvl w:val="0"/>
+          <w:numId w:val="11"/>
+        </w:numPr>
+      </w:pPr>
+      <w:r>
+        <w:t>Quick full-system EPG audit without knowing tenant names upfront.</w:t>
+      </w:r>
+    </w:p>
+    <w:p>
+      <w:pPr>
+        <w:pStyle w:val="ListParagraph"/>
+        <w:numPr>
+          <w:ilvl w:val="0"/>
+          <w:numId w:val="11"/>
+        </w:numPr>
+      </w:pPr>
+      <w:r>
+        <w:t>Identifying which tenants have or lack endpoint group configuration.</w:t>
+      </w:r>
+    </w:p>
+    <w:p>
+      <w:pPr>
+        <w:pStyle w:val="ListParagraph"/>
+        <w:numPr>
+          <w:ilvl w:val="0"/>
+          <w:numId w:val="11"/>
+        </w:numPr>
+      </w:pPr>
+      <w:r>
+        <w:t>Cross-tenant EPG inventory for compliance or documentation snapshots.</w:t>
+      </w:r>
+    </w:p>
+    <w:p>
+      <w:pPr>
+        <w:pStyle w:val="ListParagraph"/>
+        <w:numPr>
+          <w:ilvl w:val="0"/>
+          <w:numId w:val="11"/>
+        </w:numPr>
+      </w:pPr>
+      <w:r>
+        <w:t>First-step discovery before drilling into a specific tenant's EPGs.</w:t>
+      </w:r>
+    </w:p>
+    <w:p>
+      <w:pPr>
+        <w:pStyle w:val="Heading3"/>
+      </w:pPr>
+      <w:r>
+        <w:t>Example Natural Language Prompts</w:t>
+      </w:r>
+    </w:p>
+    <w:p>
+      <w:pPr>
+        <w:pStyle w:val="ListParagraph"/>
+        <w:numPr>
+          <w:ilvl w:val="0"/>
+          <w:numId w:val="12"/>
+        </w:numPr>
+      </w:pPr>
+      <w:r>
+        <w:t>"List all EPGs."</w:t>
+      </w:r>
+    </w:p>
+    <w:p>
+      <w:pPr>
+        <w:pStyle w:val="ListParagraph"/>
+        <w:numPr>
+          <w:ilvl w:val="0"/>
+          <w:numId w:val="12"/>
+        </w:numPr>
+      </w:pPr>
+      <w:r>
+        <w:lastRenderedPageBreak/>
+        <w:t>"Show every endpoint group across all tenants."</w:t>
+      </w:r>
+    </w:p>
+    <w:p>
+      <w:pPr>
+        <w:pStyle w:val="ListParagraph"/>
+        <w:numPr>
+          <w:ilvl w:val="0"/>
+          <w:numId w:val="12"/>
+        </w:numPr>
+      </w:pPr>
+      <w:r>
+        <w:t>"What EPGs exist in the system?"</w:t>
+      </w:r>
+    </w:p>
+    <w:p>
+      <w:pPr>
+        <w:pStyle w:val="ListParagraph"/>
+        <w:numPr>
+          <w:ilvl w:val="0"/>
+          <w:numId w:val="12"/>
+        </w:numPr>
+      </w:pPr>
+      <w:r>
+        <w:t>"Show me EPGs."</w:t>
+      </w:r>
+    </w:p>
+    <w:p>
+      <w:pPr>
+        <w:pStyle w:val="ListParagraph"/>
+        <w:numPr>
+          <w:ilvl w:val="0"/>
+          <w:numId w:val="12"/>
+        </w:numPr>
+      </w:pPr>
+      <w:r>
+        <w:t>"Get all endpoint groups."</w:t>
+      </w:r>
+    </w:p>
+    <w:p>
+      <w:pPr>
         <w:pStyle w:val="Heading1"/>
       </w:pPr>
-      <w:bookmarkStart w:id="40" w:name="_Toc222436378"/>
+      <w:bookmarkStart w:id="41" w:name="_Toc222666985"/>
       <w:r>
         <w:t>AI Experience Design Principles</w:t>
       </w:r>
-      <w:bookmarkEnd w:id="40"/>
+      <w:bookmarkEnd w:id="41"/>
     </w:p>
     <w:p>
       <w:r>
@@ -7560,11 +7830,11 @@
       <w:pPr>
         <w:pStyle w:val="Heading1"/>
       </w:pPr>
-      <w:bookmarkStart w:id="41" w:name="_Toc222436379"/>
+      <w:bookmarkStart w:id="42" w:name="_Toc222666986"/>
       <w:r>
         <w:t>Value to Operations Teams</w:t>
       </w:r>
-      <w:bookmarkEnd w:id="41"/>
+      <w:bookmarkEnd w:id="42"/>
     </w:p>
     <w:p>
       <w:r>
@@ -7580,12 +7850,12 @@
       <w:pPr>
         <w:pStyle w:val="Heading1"/>
       </w:pPr>
-      <w:bookmarkStart w:id="42" w:name="_Toc222436380"/>
+      <w:bookmarkStart w:id="43" w:name="_Toc222666987"/>
       <w:r>
         <w:lastRenderedPageBreak/>
         <w:t>RESTCONF Tier‑2 Tools</w:t>
       </w:r>
-      <w:bookmarkEnd w:id="42"/>
+      <w:bookmarkEnd w:id="43"/>
     </w:p>
     <w:p>
       <w:r>
@@ -7601,12 +7871,12 @@
       <w:pPr>
         <w:pStyle w:val="Heading2"/>
       </w:pPr>
-      <w:bookmarkStart w:id="43" w:name="_Toc222436381"/>
+      <w:bookmarkStart w:id="44" w:name="_Toc222666988"/>
       <w:proofErr w:type="spellStart"/>
       <w:r>
         <w:t>restconf_show_firmware_version</w:t>
       </w:r>
-      <w:bookmarkEnd w:id="43"/>
+      <w:bookmarkEnd w:id="44"/>
       <w:proofErr w:type="spellEnd"/>
     </w:p>
     <w:p>
@@ -7623,11 +7893,11 @@
       <w:pPr>
         <w:pStyle w:val="Heading2"/>
       </w:pPr>
-      <w:bookmarkStart w:id="44" w:name="_Toc222436382"/>
+      <w:bookmarkStart w:id="45" w:name="_Toc222666989"/>
       <w:r>
         <w:t>restconf_get_interface_detail</w:t>
       </w:r>
-      <w:bookmarkEnd w:id="44"/>
+      <w:bookmarkEnd w:id="45"/>
     </w:p>
     <w:p>
       <w:r>
@@ -7643,11 +7913,11 @@
       <w:pPr>
         <w:pStyle w:val="Heading2"/>
       </w:pPr>
-      <w:bookmarkStart w:id="45" w:name="_Toc222436383"/>
+      <w:bookmarkStart w:id="46" w:name="_Toc222666990"/>
       <w:r>
         <w:t>restconf_list_operations</w:t>
       </w:r>
-      <w:bookmarkEnd w:id="45"/>
+      <w:bookmarkEnd w:id="46"/>
     </w:p>
     <w:p>
       <w:r>
@@ -7663,11 +7933,11 @@
       <w:pPr>
         <w:pStyle w:val="Heading2"/>
       </w:pPr>
-      <w:bookmarkStart w:id="46" w:name="_Toc222436384"/>
+      <w:bookmarkStart w:id="47" w:name="_Toc222666991"/>
       <w:r>
         <w:t>restconf_get_lldp_neighbor_detail</w:t>
       </w:r>
-      <w:bookmarkEnd w:id="46"/>
+      <w:bookmarkEnd w:id="47"/>
     </w:p>
     <w:p>
       <w:r>
@@ -7683,11 +7953,11 @@
       <w:pPr>
         <w:pStyle w:val="Heading2"/>
       </w:pPr>
-      <w:bookmarkStart w:id="47" w:name="_Toc222436385"/>
+      <w:bookmarkStart w:id="48" w:name="_Toc222666992"/>
       <w:r>
         <w:t>restconf_get_port_statistics_summary</w:t>
       </w:r>
-      <w:bookmarkEnd w:id="47"/>
+      <w:bookmarkEnd w:id="48"/>
     </w:p>
     <w:p>
       <w:r>
@@ -7703,11 +7973,11 @@
       <w:pPr>
         <w:pStyle w:val="Heading2"/>
       </w:pPr>
-      <w:bookmarkStart w:id="48" w:name="_Toc222436386"/>
+      <w:bookmarkStart w:id="49" w:name="_Toc222666993"/>
       <w:r>
         <w:t>restconf_get_media_detail</w:t>
       </w:r>
-      <w:bookmarkEnd w:id="48"/>
+      <w:bookmarkEnd w:id="49"/>
     </w:p>
     <w:p>
       <w:r>
@@ -7723,11 +7993,11 @@
       <w:pPr>
         <w:pStyle w:val="Heading2"/>
       </w:pPr>
-      <w:bookmarkStart w:id="49" w:name="_Toc222436387"/>
+      <w:bookmarkStart w:id="50" w:name="_Toc222666994"/>
       <w:r>
         <w:t>restconf_get_arp_table</w:t>
       </w:r>
-      <w:bookmarkEnd w:id="49"/>
+      <w:bookmarkEnd w:id="50"/>
     </w:p>
     <w:p>
       <w:r>
@@ -7743,11 +8013,11 @@
       <w:pPr>
         <w:pStyle w:val="Heading2"/>
       </w:pPr>
-      <w:bookmarkStart w:id="50" w:name="_Toc222436388"/>
+      <w:bookmarkStart w:id="51" w:name="_Toc222666995"/>
       <w:r>
         <w:t>restconf_get_clock</w:t>
       </w:r>
-      <w:bookmarkEnd w:id="50"/>
+      <w:bookmarkEnd w:id="51"/>
     </w:p>
     <w:p>
       <w:r>
@@ -7763,12 +8033,12 @@
       <w:pPr>
         <w:pStyle w:val="Heading2"/>
       </w:pPr>
-      <w:bookmarkStart w:id="51" w:name="_Toc222436389"/>
+      <w:bookmarkStart w:id="52" w:name="_Toc222666996"/>
       <w:r>
         <w:lastRenderedPageBreak/>
         <w:t>restconf_get_vlan_brief</w:t>
       </w:r>
-      <w:bookmarkEnd w:id="51"/>
+      <w:bookmarkEnd w:id="52"/>
     </w:p>
     <w:p>
       <w:r>
@@ -7784,11 +8054,11 @@
       <w:pPr>
         <w:pStyle w:val="Heading2"/>
       </w:pPr>
-      <w:bookmarkStart w:id="52" w:name="_Toc222436390"/>
+      <w:bookmarkStart w:id="53" w:name="_Toc222666997"/>
       <w:r>
         <w:t>restconf_get_vrf_summary</w:t>
       </w:r>
-      <w:bookmarkEnd w:id="52"/>
+      <w:bookmarkEnd w:id="53"/>
     </w:p>
     <w:p>
       <w:r>
@@ -7804,11 +8074,11 @@
       <w:pPr>
         <w:pStyle w:val="Heading2"/>
       </w:pPr>
-      <w:bookmarkStart w:id="53" w:name="_Toc222436391"/>
+      <w:bookmarkStart w:id="54" w:name="_Toc222666998"/>
       <w:r>
         <w:t>restconf_get_ip_interface</w:t>
       </w:r>
-      <w:bookmarkEnd w:id="53"/>
+      <w:bookmarkEnd w:id="54"/>
     </w:p>
     <w:p>
       <w:r>
@@ -7824,11 +8094,11 @@
       <w:pPr>
         <w:pStyle w:val="Heading2"/>
       </w:pPr>
-      <w:bookmarkStart w:id="54" w:name="_Toc222436392"/>
+      <w:bookmarkStart w:id="55" w:name="_Toc222666999"/>
       <w:r>
         <w:t>restconf_get_running_config</w:t>
       </w:r>
-      <w:bookmarkEnd w:id="54"/>
+      <w:bookmarkEnd w:id="55"/>
     </w:p>
     <w:p>
       <w:r>
@@ -7844,11 +8114,11 @@
       <w:pPr>
         <w:pStyle w:val="Heading2"/>
       </w:pPr>
-      <w:bookmarkStart w:id="55" w:name="_Toc222436393"/>
+      <w:bookmarkStart w:id="56" w:name="_Toc222667000"/>
       <w:r>
         <w:t>restconf_get_system_maintenance_status</w:t>
       </w:r>
-      <w:bookmarkEnd w:id="55"/>
+      <w:bookmarkEnd w:id="56"/>
     </w:p>
     <w:p>
       <w:r>
@@ -7864,11 +8134,11 @@
       <w:pPr>
         <w:pStyle w:val="Heading2"/>
       </w:pPr>
-      <w:bookmarkStart w:id="56" w:name="_Toc222436394"/>
+      <w:bookmarkStart w:id="57" w:name="_Toc222667001"/>
       <w:r>
         <w:t>restconf_get_system_maintenance_rate_monitoring</w:t>
       </w:r>
-      <w:bookmarkEnd w:id="56"/>
+      <w:bookmarkEnd w:id="57"/>
     </w:p>
     <w:p>
       <w:r>
@@ -7884,11 +8154,11 @@
       <w:pPr>
         <w:pStyle w:val="Heading2"/>
       </w:pPr>
-      <w:bookmarkStart w:id="57" w:name="_Toc222436395"/>
+      <w:bookmarkStart w:id="58" w:name="_Toc222667002"/>
       <w:r>
         <w:t>restconf_get_interface_all</w:t>
       </w:r>
-      <w:bookmarkEnd w:id="57"/>
+      <w:bookmarkEnd w:id="58"/>
     </w:p>
     <w:p>
       <w:r>
@@ -8084,9 +8354,235 @@
     </w:lvl>
   </w:abstractNum>
   <w:abstractNum w:abstractNumId="9" w15:restartNumberingAfterBreak="0">
+    <w:nsid w:val="57A800D3"/>
+    <w:multiLevelType w:val="hybridMultilevel"/>
+    <w:tmpl w:val="8FD8CA4A"/>
+    <w:lvl w:ilvl="0" w:tplc="04090001">
+      <w:start w:val="1"/>
+      <w:numFmt w:val="bullet"/>
+      <w:lvlText w:val=""/>
+      <w:lvlJc w:val="left"/>
+      <w:pPr>
+        <w:ind w:left="720" w:hanging="360"/>
+      </w:pPr>
+      <w:rPr>
+        <w:rFonts w:ascii="Symbol" w:hAnsi="Symbol" w:hint="default"/>
+      </w:rPr>
+    </w:lvl>
+    <w:lvl w:ilvl="1" w:tplc="04090003" w:tentative="1">
+      <w:start w:val="1"/>
+      <w:numFmt w:val="bullet"/>
+      <w:lvlText w:val="o"/>
+      <w:lvlJc w:val="left"/>
+      <w:pPr>
+        <w:ind w:left="1440" w:hanging="360"/>
+      </w:pPr>
+      <w:rPr>
+        <w:rFonts w:ascii="Courier New" w:hAnsi="Courier New" w:cs="Courier New" w:hint="default"/>
+      </w:rPr>
+    </w:lvl>
+    <w:lvl w:ilvl="2" w:tplc="04090005" w:tentative="1">
+      <w:start w:val="1"/>
+      <w:numFmt w:val="bullet"/>
+      <w:lvlText w:val=""/>
+      <w:lvlJc w:val="left"/>
+      <w:pPr>
+        <w:ind w:left="2160" w:hanging="360"/>
+      </w:pPr>
+      <w:rPr>
+        <w:rFonts w:ascii="Wingdings" w:hAnsi="Wingdings" w:hint="default"/>
+      </w:rPr>
+    </w:lvl>
+    <w:lvl w:ilvl="3" w:tplc="04090001" w:tentative="1">
+      <w:start w:val="1"/>
+      <w:numFmt w:val="bullet"/>
+      <w:lvlText w:val=""/>
+      <w:lvlJc w:val="left"/>
+      <w:pPr>
+        <w:ind w:left="2880" w:hanging="360"/>
+      </w:pPr>
+      <w:rPr>
+        <w:rFonts w:ascii="Symbol" w:hAnsi="Symbol" w:hint="default"/>
+      </w:rPr>
+    </w:lvl>
+    <w:lvl w:ilvl="4" w:tplc="04090003" w:tentative="1">
+      <w:start w:val="1"/>
+      <w:numFmt w:val="bullet"/>
+      <w:lvlText w:val="o"/>
+      <w:lvlJc w:val="left"/>
+      <w:pPr>
+        <w:ind w:left="3600" w:hanging="360"/>
+      </w:pPr>
+      <w:rPr>
+        <w:rFonts w:ascii="Courier New" w:hAnsi="Courier New" w:cs="Courier New" w:hint="default"/>
+      </w:rPr>
+    </w:lvl>
+    <w:lvl w:ilvl="5" w:tplc="04090005" w:tentative="1">
+      <w:start w:val="1"/>
+      <w:numFmt w:val="bullet"/>
+      <w:lvlText w:val=""/>
+      <w:lvlJc w:val="left"/>
+      <w:pPr>
+        <w:ind w:left="4320" w:hanging="360"/>
+      </w:pPr>
+      <w:rPr>
+        <w:rFonts w:ascii="Wingdings" w:hAnsi="Wingdings" w:hint="default"/>
+      </w:rPr>
+    </w:lvl>
+    <w:lvl w:ilvl="6" w:tplc="04090001" w:tentative="1">
+      <w:start w:val="1"/>
+      <w:numFmt w:val="bullet"/>
+      <w:lvlText w:val=""/>
+      <w:lvlJc w:val="left"/>
+      <w:pPr>
+        <w:ind w:left="5040" w:hanging="360"/>
+      </w:pPr>
+      <w:rPr>
+        <w:rFonts w:ascii="Symbol" w:hAnsi="Symbol" w:hint="default"/>
+      </w:rPr>
+    </w:lvl>
+    <w:lvl w:ilvl="7" w:tplc="04090003" w:tentative="1">
+      <w:start w:val="1"/>
+      <w:numFmt w:val="bullet"/>
+      <w:lvlText w:val="o"/>
+      <w:lvlJc w:val="left"/>
+      <w:pPr>
+        <w:ind w:left="5760" w:hanging="360"/>
+      </w:pPr>
+      <w:rPr>
+        <w:rFonts w:ascii="Courier New" w:hAnsi="Courier New" w:cs="Courier New" w:hint="default"/>
+      </w:rPr>
+    </w:lvl>
+    <w:lvl w:ilvl="8" w:tplc="04090005" w:tentative="1">
+      <w:start w:val="1"/>
+      <w:numFmt w:val="bullet"/>
+      <w:lvlText w:val=""/>
+      <w:lvlJc w:val="left"/>
+      <w:pPr>
+        <w:ind w:left="6480" w:hanging="360"/>
+      </w:pPr>
+      <w:rPr>
+        <w:rFonts w:ascii="Wingdings" w:hAnsi="Wingdings" w:hint="default"/>
+      </w:rPr>
+    </w:lvl>
+  </w:abstractNum>
+  <w:abstractNum w:abstractNumId="10" w15:restartNumberingAfterBreak="0">
     <w:nsid w:val="6B7B1CEF"/>
     <w:multiLevelType w:val="hybridMultilevel"/>
     <w:tmpl w:val="80DC12C2"/>
+    <w:lvl w:ilvl="0" w:tplc="04090001">
+      <w:start w:val="1"/>
+      <w:numFmt w:val="bullet"/>
+      <w:lvlText w:val=""/>
+      <w:lvlJc w:val="left"/>
+      <w:pPr>
+        <w:ind w:left="720" w:hanging="360"/>
+      </w:pPr>
+      <w:rPr>
+        <w:rFonts w:ascii="Symbol" w:hAnsi="Symbol" w:hint="default"/>
+      </w:rPr>
+    </w:lvl>
+    <w:lvl w:ilvl="1" w:tplc="04090003" w:tentative="1">
+      <w:start w:val="1"/>
+      <w:numFmt w:val="bullet"/>
+      <w:lvlText w:val="o"/>
+      <w:lvlJc w:val="left"/>
+      <w:pPr>
+        <w:ind w:left="1440" w:hanging="360"/>
+      </w:pPr>
+      <w:rPr>
+        <w:rFonts w:ascii="Courier New" w:hAnsi="Courier New" w:cs="Courier New" w:hint="default"/>
+      </w:rPr>
+    </w:lvl>
+    <w:lvl w:ilvl="2" w:tplc="04090005" w:tentative="1">
+      <w:start w:val="1"/>
+      <w:numFmt w:val="bullet"/>
+      <w:lvlText w:val=""/>
+      <w:lvlJc w:val="left"/>
+      <w:pPr>
+        <w:ind w:left="2160" w:hanging="360"/>
+      </w:pPr>
+      <w:rPr>
+        <w:rFonts w:ascii="Wingdings" w:hAnsi="Wingdings" w:hint="default"/>
+      </w:rPr>
+    </w:lvl>
+    <w:lvl w:ilvl="3" w:tplc="04090001" w:tentative="1">
+      <w:start w:val="1"/>
+      <w:numFmt w:val="bullet"/>
+      <w:lvlText w:val=""/>
+      <w:lvlJc w:val="left"/>
+      <w:pPr>
+        <w:ind w:left="2880" w:hanging="360"/>
+      </w:pPr>
+      <w:rPr>
+        <w:rFonts w:ascii="Symbol" w:hAnsi="Symbol" w:hint="default"/>
+      </w:rPr>
+    </w:lvl>
+    <w:lvl w:ilvl="4" w:tplc="04090003" w:tentative="1">
+      <w:start w:val="1"/>
+      <w:numFmt w:val="bullet"/>
+      <w:lvlText w:val="o"/>
+      <w:lvlJc w:val="left"/>
+      <w:pPr>
+        <w:ind w:left="3600" w:hanging="360"/>
+      </w:pPr>
+      <w:rPr>
+        <w:rFonts w:ascii="Courier New" w:hAnsi="Courier New" w:cs="Courier New" w:hint="default"/>
+      </w:rPr>
+    </w:lvl>
+    <w:lvl w:ilvl="5" w:tplc="04090005" w:tentative="1">
+      <w:start w:val="1"/>
+      <w:numFmt w:val="bullet"/>
+      <w:lvlText w:val=""/>
+      <w:lvlJc w:val="left"/>
+      <w:pPr>
+        <w:ind w:left="4320" w:hanging="360"/>
+      </w:pPr>
+      <w:rPr>
+        <w:rFonts w:ascii="Wingdings" w:hAnsi="Wingdings" w:hint="default"/>
+      </w:rPr>
+    </w:lvl>
+    <w:lvl w:ilvl="6" w:tplc="04090001" w:tentative="1">
+      <w:start w:val="1"/>
+      <w:numFmt w:val="bullet"/>
+      <w:lvlText w:val=""/>
+      <w:lvlJc w:val="left"/>
+      <w:pPr>
+        <w:ind w:left="5040" w:hanging="360"/>
+      </w:pPr>
+      <w:rPr>
+        <w:rFonts w:ascii="Symbol" w:hAnsi="Symbol" w:hint="default"/>
+      </w:rPr>
+    </w:lvl>
+    <w:lvl w:ilvl="7" w:tplc="04090003" w:tentative="1">
+      <w:start w:val="1"/>
+      <w:numFmt w:val="bullet"/>
+      <w:lvlText w:val="o"/>
+      <w:lvlJc w:val="left"/>
+      <w:pPr>
+        <w:ind w:left="5760" w:hanging="360"/>
+      </w:pPr>
+      <w:rPr>
+        <w:rFonts w:ascii="Courier New" w:hAnsi="Courier New" w:cs="Courier New" w:hint="default"/>
+      </w:rPr>
+    </w:lvl>
+    <w:lvl w:ilvl="8" w:tplc="04090005" w:tentative="1">
+      <w:start w:val="1"/>
+      <w:numFmt w:val="bullet"/>
+      <w:lvlText w:val=""/>
+      <w:lvlJc w:val="left"/>
+      <w:pPr>
+        <w:ind w:left="6480" w:hanging="360"/>
+      </w:pPr>
+      <w:rPr>
+        <w:rFonts w:ascii="Wingdings" w:hAnsi="Wingdings" w:hint="default"/>
+      </w:rPr>
+    </w:lvl>
+  </w:abstractNum>
+  <w:abstractNum w:abstractNumId="11" w15:restartNumberingAfterBreak="0">
+    <w:nsid w:val="6C89137B"/>
+    <w:multiLevelType w:val="hybridMultilevel"/>
+    <w:tmpl w:val="1B363D0A"/>
     <w:lvl w:ilvl="0" w:tplc="04090001">
       <w:start w:val="1"/>
       <w:numFmt w:val="bullet"/>
@@ -8224,6 +8720,12 @@
     <w:abstractNumId w:val="0"/>
   </w:num>
   <w:num w:numId="10" w16cid:durableId="1733850068">
+    <w:abstractNumId w:val="10"/>
+  </w:num>
+  <w:num w:numId="11" w16cid:durableId="897939012">
+    <w:abstractNumId w:val="11"/>
+  </w:num>
+  <w:num w:numId="12" w16cid:durableId="1997031120">
     <w:abstractNumId w:val="9"/>
   </w:num>
 </w:numbering>
@@ -19789,6 +20291,19 @@
       <w:shd w:val="clear" w:color="auto" w:fill="E1DFDD"/>
     </w:rPr>
   </w:style>
+  <w:style w:type="character" w:styleId="HTMLCode">
+    <w:name w:val="HTML Code"/>
+    <w:basedOn w:val="DefaultParagraphFont"/>
+    <w:uiPriority w:val="99"/>
+    <w:semiHidden/>
+    <w:unhideWhenUsed/>
+    <w:rsid w:val="009551A0"/>
+    <w:rPr>
+      <w:rFonts w:ascii="Courier New" w:eastAsia="Times New Roman" w:hAnsi="Courier New" w:cs="Courier New"/>
+      <w:sz w:val="20"/>
+      <w:szCs w:val="20"/>
+    </w:rPr>
+  </w:style>
 </w:styles>
 </file>
 

--- a/XCO_MCP_Tier2_Operator_Notes.docx
+++ b/XCO_MCP_Tier2_Operator_Notes.docx
@@ -12,7 +12,12 @@
     </w:p>
     <w:p>
       <w:r>
-        <w:t>Total Tier‑2 Tools: 37</w:t>
+        <w:t>Total Tier‑2 Tools: 45</w:t>
+      </w:r>
+    </w:p>
+    <w:p>
+      <w:r>
+        <w:t>Last updated: 2026-06-26</w:t>
       </w:r>
     </w:p>
     <w:p>
@@ -35,11 +40,7 @@
       </w:pPr>
       <w:r>
         <w:fldChar w:fldCharType="begin"/>
-      </w:r>
-      <w:r>
         <w:instrText xml:space="preserve"> TOC \o "1-2" \h \z \u </w:instrText>
-      </w:r>
-      <w:r>
         <w:fldChar w:fldCharType="separate"/>
       </w:r>
       <w:hyperlink w:anchor="_Toc222666944" w:history="1">
@@ -56,46 +57,10 @@
             <w:webHidden/>
           </w:rPr>
           <w:tab/>
-        </w:r>
-        <w:r>
-          <w:rPr>
-            <w:noProof/>
-            <w:webHidden/>
-          </w:rPr>
           <w:fldChar w:fldCharType="begin"/>
-        </w:r>
-        <w:r>
-          <w:rPr>
-            <w:noProof/>
-            <w:webHidden/>
-          </w:rPr>
           <w:instrText xml:space="preserve"> PAGEREF _Toc222666944 \h </w:instrText>
-        </w:r>
-        <w:r>
-          <w:rPr>
-            <w:noProof/>
-            <w:webHidden/>
-          </w:rPr>
-        </w:r>
-        <w:r>
-          <w:rPr>
-            <w:noProof/>
-            <w:webHidden/>
-          </w:rPr>
           <w:fldChar w:fldCharType="separate"/>
-        </w:r>
-        <w:r>
-          <w:rPr>
-            <w:noProof/>
-            <w:webHidden/>
-          </w:rPr>
           <w:t>2</w:t>
-        </w:r>
-        <w:r>
-          <w:rPr>
-            <w:noProof/>
-            <w:webHidden/>
-          </w:rPr>
           <w:fldChar w:fldCharType="end"/>
         </w:r>
       </w:hyperlink>
@@ -132,46 +97,10 @@
             <w:webHidden/>
           </w:rPr>
           <w:tab/>
-        </w:r>
-        <w:r>
-          <w:rPr>
-            <w:noProof/>
-            <w:webHidden/>
-          </w:rPr>
           <w:fldChar w:fldCharType="begin"/>
-        </w:r>
-        <w:r>
-          <w:rPr>
-            <w:noProof/>
-            <w:webHidden/>
-          </w:rPr>
           <w:instrText xml:space="preserve"> PAGEREF _Toc222666945 \h </w:instrText>
-        </w:r>
-        <w:r>
-          <w:rPr>
-            <w:noProof/>
-            <w:webHidden/>
-          </w:rPr>
-        </w:r>
-        <w:r>
-          <w:rPr>
-            <w:noProof/>
-            <w:webHidden/>
-          </w:rPr>
           <w:fldChar w:fldCharType="separate"/>
-        </w:r>
-        <w:r>
-          <w:rPr>
-            <w:noProof/>
-            <w:webHidden/>
-          </w:rPr>
           <w:t>2</w:t>
-        </w:r>
-        <w:r>
-          <w:rPr>
-            <w:noProof/>
-            <w:webHidden/>
-          </w:rPr>
           <w:fldChar w:fldCharType="end"/>
         </w:r>
       </w:hyperlink>
@@ -206,46 +135,10 @@
             <w:webHidden/>
           </w:rPr>
           <w:tab/>
-        </w:r>
-        <w:r>
-          <w:rPr>
-            <w:noProof/>
-            <w:webHidden/>
-          </w:rPr>
           <w:fldChar w:fldCharType="begin"/>
-        </w:r>
-        <w:r>
-          <w:rPr>
-            <w:noProof/>
-            <w:webHidden/>
-          </w:rPr>
           <w:instrText xml:space="preserve"> PAGEREF _Toc222666946 \h </w:instrText>
-        </w:r>
-        <w:r>
-          <w:rPr>
-            <w:noProof/>
-            <w:webHidden/>
-          </w:rPr>
-        </w:r>
-        <w:r>
-          <w:rPr>
-            <w:noProof/>
-            <w:webHidden/>
-          </w:rPr>
           <w:fldChar w:fldCharType="separate"/>
-        </w:r>
-        <w:r>
-          <w:rPr>
-            <w:noProof/>
-            <w:webHidden/>
-          </w:rPr>
           <w:t>2</w:t>
-        </w:r>
-        <w:r>
-          <w:rPr>
-            <w:noProof/>
-            <w:webHidden/>
-          </w:rPr>
           <w:fldChar w:fldCharType="end"/>
         </w:r>
       </w:hyperlink>
@@ -280,46 +173,10 @@
             <w:webHidden/>
           </w:rPr>
           <w:tab/>
-        </w:r>
-        <w:r>
-          <w:rPr>
-            <w:noProof/>
-            <w:webHidden/>
-          </w:rPr>
           <w:fldChar w:fldCharType="begin"/>
-        </w:r>
-        <w:r>
-          <w:rPr>
-            <w:noProof/>
-            <w:webHidden/>
-          </w:rPr>
           <w:instrText xml:space="preserve"> PAGEREF _Toc222666947 \h </w:instrText>
-        </w:r>
-        <w:r>
-          <w:rPr>
-            <w:noProof/>
-            <w:webHidden/>
-          </w:rPr>
-        </w:r>
-        <w:r>
-          <w:rPr>
-            <w:noProof/>
-            <w:webHidden/>
-          </w:rPr>
           <w:fldChar w:fldCharType="separate"/>
-        </w:r>
-        <w:r>
-          <w:rPr>
-            <w:noProof/>
-            <w:webHidden/>
-          </w:rPr>
           <w:t>3</w:t>
-        </w:r>
-        <w:r>
-          <w:rPr>
-            <w:noProof/>
-            <w:webHidden/>
-          </w:rPr>
           <w:fldChar w:fldCharType="end"/>
         </w:r>
       </w:hyperlink>
@@ -354,46 +211,10 @@
             <w:webHidden/>
           </w:rPr>
           <w:tab/>
-        </w:r>
-        <w:r>
-          <w:rPr>
-            <w:noProof/>
-            <w:webHidden/>
-          </w:rPr>
           <w:fldChar w:fldCharType="begin"/>
-        </w:r>
-        <w:r>
-          <w:rPr>
-            <w:noProof/>
-            <w:webHidden/>
-          </w:rPr>
           <w:instrText xml:space="preserve"> PAGEREF _Toc222666948 \h </w:instrText>
-        </w:r>
-        <w:r>
-          <w:rPr>
-            <w:noProof/>
-            <w:webHidden/>
-          </w:rPr>
-        </w:r>
-        <w:r>
-          <w:rPr>
-            <w:noProof/>
-            <w:webHidden/>
-          </w:rPr>
           <w:fldChar w:fldCharType="separate"/>
-        </w:r>
-        <w:r>
-          <w:rPr>
-            <w:noProof/>
-            <w:webHidden/>
-          </w:rPr>
           <w:t>3</w:t>
-        </w:r>
-        <w:r>
-          <w:rPr>
-            <w:noProof/>
-            <w:webHidden/>
-          </w:rPr>
           <w:fldChar w:fldCharType="end"/>
         </w:r>
       </w:hyperlink>
@@ -428,46 +249,10 @@
             <w:webHidden/>
           </w:rPr>
           <w:tab/>
-        </w:r>
-        <w:r>
-          <w:rPr>
-            <w:noProof/>
-            <w:webHidden/>
-          </w:rPr>
           <w:fldChar w:fldCharType="begin"/>
-        </w:r>
-        <w:r>
-          <w:rPr>
-            <w:noProof/>
-            <w:webHidden/>
-          </w:rPr>
           <w:instrText xml:space="preserve"> PAGEREF _Toc222666949 \h </w:instrText>
-        </w:r>
-        <w:r>
-          <w:rPr>
-            <w:noProof/>
-            <w:webHidden/>
-          </w:rPr>
-        </w:r>
-        <w:r>
-          <w:rPr>
-            <w:noProof/>
-            <w:webHidden/>
-          </w:rPr>
           <w:fldChar w:fldCharType="separate"/>
-        </w:r>
-        <w:r>
-          <w:rPr>
-            <w:noProof/>
-            <w:webHidden/>
-          </w:rPr>
           <w:t>4</w:t>
-        </w:r>
-        <w:r>
-          <w:rPr>
-            <w:noProof/>
-            <w:webHidden/>
-          </w:rPr>
           <w:fldChar w:fldCharType="end"/>
         </w:r>
       </w:hyperlink>
@@ -502,46 +287,10 @@
             <w:webHidden/>
           </w:rPr>
           <w:tab/>
-        </w:r>
-        <w:r>
-          <w:rPr>
-            <w:noProof/>
-            <w:webHidden/>
-          </w:rPr>
           <w:fldChar w:fldCharType="begin"/>
-        </w:r>
-        <w:r>
-          <w:rPr>
-            <w:noProof/>
-            <w:webHidden/>
-          </w:rPr>
           <w:instrText xml:space="preserve"> PAGEREF _Toc222666950 \h </w:instrText>
-        </w:r>
-        <w:r>
-          <w:rPr>
-            <w:noProof/>
-            <w:webHidden/>
-          </w:rPr>
-        </w:r>
-        <w:r>
-          <w:rPr>
-            <w:noProof/>
-            <w:webHidden/>
-          </w:rPr>
           <w:fldChar w:fldCharType="separate"/>
-        </w:r>
-        <w:r>
-          <w:rPr>
-            <w:noProof/>
-            <w:webHidden/>
-          </w:rPr>
           <w:t>4</w:t>
-        </w:r>
-        <w:r>
-          <w:rPr>
-            <w:noProof/>
-            <w:webHidden/>
-          </w:rPr>
           <w:fldChar w:fldCharType="end"/>
         </w:r>
       </w:hyperlink>
@@ -576,46 +325,10 @@
             <w:webHidden/>
           </w:rPr>
           <w:tab/>
-        </w:r>
-        <w:r>
-          <w:rPr>
-            <w:noProof/>
-            <w:webHidden/>
-          </w:rPr>
           <w:fldChar w:fldCharType="begin"/>
-        </w:r>
-        <w:r>
-          <w:rPr>
-            <w:noProof/>
-            <w:webHidden/>
-          </w:rPr>
           <w:instrText xml:space="preserve"> PAGEREF _Toc222666951 \h </w:instrText>
-        </w:r>
-        <w:r>
-          <w:rPr>
-            <w:noProof/>
-            <w:webHidden/>
-          </w:rPr>
-        </w:r>
-        <w:r>
-          <w:rPr>
-            <w:noProof/>
-            <w:webHidden/>
-          </w:rPr>
           <w:fldChar w:fldCharType="separate"/>
-        </w:r>
-        <w:r>
-          <w:rPr>
-            <w:noProof/>
-            <w:webHidden/>
-          </w:rPr>
           <w:t>5</w:t>
-        </w:r>
-        <w:r>
-          <w:rPr>
-            <w:noProof/>
-            <w:webHidden/>
-          </w:rPr>
           <w:fldChar w:fldCharType="end"/>
         </w:r>
       </w:hyperlink>
@@ -650,46 +363,10 @@
             <w:webHidden/>
           </w:rPr>
           <w:tab/>
-        </w:r>
-        <w:r>
-          <w:rPr>
-            <w:noProof/>
-            <w:webHidden/>
-          </w:rPr>
           <w:fldChar w:fldCharType="begin"/>
-        </w:r>
-        <w:r>
-          <w:rPr>
-            <w:noProof/>
-            <w:webHidden/>
-          </w:rPr>
           <w:instrText xml:space="preserve"> PAGEREF _Toc222666952 \h </w:instrText>
-        </w:r>
-        <w:r>
-          <w:rPr>
-            <w:noProof/>
-            <w:webHidden/>
-          </w:rPr>
-        </w:r>
-        <w:r>
-          <w:rPr>
-            <w:noProof/>
-            <w:webHidden/>
-          </w:rPr>
           <w:fldChar w:fldCharType="separate"/>
-        </w:r>
-        <w:r>
-          <w:rPr>
-            <w:noProof/>
-            <w:webHidden/>
-          </w:rPr>
           <w:t>6</w:t>
-        </w:r>
-        <w:r>
-          <w:rPr>
-            <w:noProof/>
-            <w:webHidden/>
-          </w:rPr>
           <w:fldChar w:fldCharType="end"/>
         </w:r>
       </w:hyperlink>
@@ -724,46 +401,10 @@
             <w:webHidden/>
           </w:rPr>
           <w:tab/>
-        </w:r>
-        <w:r>
-          <w:rPr>
-            <w:noProof/>
-            <w:webHidden/>
-          </w:rPr>
           <w:fldChar w:fldCharType="begin"/>
-        </w:r>
-        <w:r>
-          <w:rPr>
-            <w:noProof/>
-            <w:webHidden/>
-          </w:rPr>
           <w:instrText xml:space="preserve"> PAGEREF _Toc222666953 \h </w:instrText>
-        </w:r>
-        <w:r>
-          <w:rPr>
-            <w:noProof/>
-            <w:webHidden/>
-          </w:rPr>
-        </w:r>
-        <w:r>
-          <w:rPr>
-            <w:noProof/>
-            <w:webHidden/>
-          </w:rPr>
           <w:fldChar w:fldCharType="separate"/>
-        </w:r>
-        <w:r>
-          <w:rPr>
-            <w:noProof/>
-            <w:webHidden/>
-          </w:rPr>
           <w:t>6</w:t>
-        </w:r>
-        <w:r>
-          <w:rPr>
-            <w:noProof/>
-            <w:webHidden/>
-          </w:rPr>
           <w:fldChar w:fldCharType="end"/>
         </w:r>
       </w:hyperlink>
@@ -798,46 +439,10 @@
             <w:webHidden/>
           </w:rPr>
           <w:tab/>
-        </w:r>
-        <w:r>
-          <w:rPr>
-            <w:noProof/>
-            <w:webHidden/>
-          </w:rPr>
           <w:fldChar w:fldCharType="begin"/>
-        </w:r>
-        <w:r>
-          <w:rPr>
-            <w:noProof/>
-            <w:webHidden/>
-          </w:rPr>
           <w:instrText xml:space="preserve"> PAGEREF _Toc222666954 \h </w:instrText>
-        </w:r>
-        <w:r>
-          <w:rPr>
-            <w:noProof/>
-            <w:webHidden/>
-          </w:rPr>
-        </w:r>
-        <w:r>
-          <w:rPr>
-            <w:noProof/>
-            <w:webHidden/>
-          </w:rPr>
           <w:fldChar w:fldCharType="separate"/>
-        </w:r>
-        <w:r>
-          <w:rPr>
-            <w:noProof/>
-            <w:webHidden/>
-          </w:rPr>
           <w:t>7</w:t>
-        </w:r>
-        <w:r>
-          <w:rPr>
-            <w:noProof/>
-            <w:webHidden/>
-          </w:rPr>
           <w:fldChar w:fldCharType="end"/>
         </w:r>
       </w:hyperlink>
@@ -872,46 +477,10 @@
             <w:webHidden/>
           </w:rPr>
           <w:tab/>
-        </w:r>
-        <w:r>
-          <w:rPr>
-            <w:noProof/>
-            <w:webHidden/>
-          </w:rPr>
           <w:fldChar w:fldCharType="begin"/>
-        </w:r>
-        <w:r>
-          <w:rPr>
-            <w:noProof/>
-            <w:webHidden/>
-          </w:rPr>
           <w:instrText xml:space="preserve"> PAGEREF _Toc222666955 \h </w:instrText>
-        </w:r>
-        <w:r>
-          <w:rPr>
-            <w:noProof/>
-            <w:webHidden/>
-          </w:rPr>
-        </w:r>
-        <w:r>
-          <w:rPr>
-            <w:noProof/>
-            <w:webHidden/>
-          </w:rPr>
           <w:fldChar w:fldCharType="separate"/>
-        </w:r>
-        <w:r>
-          <w:rPr>
-            <w:noProof/>
-            <w:webHidden/>
-          </w:rPr>
           <w:t>7</w:t>
-        </w:r>
-        <w:r>
-          <w:rPr>
-            <w:noProof/>
-            <w:webHidden/>
-          </w:rPr>
           <w:fldChar w:fldCharType="end"/>
         </w:r>
       </w:hyperlink>
@@ -946,46 +515,10 @@
             <w:webHidden/>
           </w:rPr>
           <w:tab/>
-        </w:r>
-        <w:r>
-          <w:rPr>
-            <w:noProof/>
-            <w:webHidden/>
-          </w:rPr>
           <w:fldChar w:fldCharType="begin"/>
-        </w:r>
-        <w:r>
-          <w:rPr>
-            <w:noProof/>
-            <w:webHidden/>
-          </w:rPr>
           <w:instrText xml:space="preserve"> PAGEREF _Toc222666956 \h </w:instrText>
-        </w:r>
-        <w:r>
-          <w:rPr>
-            <w:noProof/>
-            <w:webHidden/>
-          </w:rPr>
-        </w:r>
-        <w:r>
-          <w:rPr>
-            <w:noProof/>
-            <w:webHidden/>
-          </w:rPr>
           <w:fldChar w:fldCharType="separate"/>
-        </w:r>
-        <w:r>
-          <w:rPr>
-            <w:noProof/>
-            <w:webHidden/>
-          </w:rPr>
           <w:t>8</w:t>
-        </w:r>
-        <w:r>
-          <w:rPr>
-            <w:noProof/>
-            <w:webHidden/>
-          </w:rPr>
           <w:fldChar w:fldCharType="end"/>
         </w:r>
       </w:hyperlink>
@@ -1020,46 +553,10 @@
             <w:webHidden/>
           </w:rPr>
           <w:tab/>
-        </w:r>
-        <w:r>
-          <w:rPr>
-            <w:noProof/>
-            <w:webHidden/>
-          </w:rPr>
           <w:fldChar w:fldCharType="begin"/>
-        </w:r>
-        <w:r>
-          <w:rPr>
-            <w:noProof/>
-            <w:webHidden/>
-          </w:rPr>
           <w:instrText xml:space="preserve"> PAGEREF _Toc222666957 \h </w:instrText>
-        </w:r>
-        <w:r>
-          <w:rPr>
-            <w:noProof/>
-            <w:webHidden/>
-          </w:rPr>
-        </w:r>
-        <w:r>
-          <w:rPr>
-            <w:noProof/>
-            <w:webHidden/>
-          </w:rPr>
           <w:fldChar w:fldCharType="separate"/>
-        </w:r>
-        <w:r>
-          <w:rPr>
-            <w:noProof/>
-            <w:webHidden/>
-          </w:rPr>
           <w:t>8</w:t>
-        </w:r>
-        <w:r>
-          <w:rPr>
-            <w:noProof/>
-            <w:webHidden/>
-          </w:rPr>
           <w:fldChar w:fldCharType="end"/>
         </w:r>
       </w:hyperlink>
@@ -1094,46 +591,10 @@
             <w:webHidden/>
           </w:rPr>
           <w:tab/>
-        </w:r>
-        <w:r>
-          <w:rPr>
-            <w:noProof/>
-            <w:webHidden/>
-          </w:rPr>
           <w:fldChar w:fldCharType="begin"/>
-        </w:r>
-        <w:r>
-          <w:rPr>
-            <w:noProof/>
-            <w:webHidden/>
-          </w:rPr>
           <w:instrText xml:space="preserve"> PAGEREF _Toc222666958 \h </w:instrText>
-        </w:r>
-        <w:r>
-          <w:rPr>
-            <w:noProof/>
-            <w:webHidden/>
-          </w:rPr>
-        </w:r>
-        <w:r>
-          <w:rPr>
-            <w:noProof/>
-            <w:webHidden/>
-          </w:rPr>
           <w:fldChar w:fldCharType="separate"/>
-        </w:r>
-        <w:r>
-          <w:rPr>
-            <w:noProof/>
-            <w:webHidden/>
-          </w:rPr>
           <w:t>9</w:t>
-        </w:r>
-        <w:r>
-          <w:rPr>
-            <w:noProof/>
-            <w:webHidden/>
-          </w:rPr>
           <w:fldChar w:fldCharType="end"/>
         </w:r>
       </w:hyperlink>
@@ -1168,46 +629,10 @@
             <w:webHidden/>
           </w:rPr>
           <w:tab/>
-        </w:r>
-        <w:r>
-          <w:rPr>
-            <w:noProof/>
-            <w:webHidden/>
-          </w:rPr>
           <w:fldChar w:fldCharType="begin"/>
-        </w:r>
-        <w:r>
-          <w:rPr>
-            <w:noProof/>
-            <w:webHidden/>
-          </w:rPr>
           <w:instrText xml:space="preserve"> PAGEREF _Toc222666959 \h </w:instrText>
-        </w:r>
-        <w:r>
-          <w:rPr>
-            <w:noProof/>
-            <w:webHidden/>
-          </w:rPr>
-        </w:r>
-        <w:r>
-          <w:rPr>
-            <w:noProof/>
-            <w:webHidden/>
-          </w:rPr>
           <w:fldChar w:fldCharType="separate"/>
-        </w:r>
-        <w:r>
-          <w:rPr>
-            <w:noProof/>
-            <w:webHidden/>
-          </w:rPr>
           <w:t>9</w:t>
-        </w:r>
-        <w:r>
-          <w:rPr>
-            <w:noProof/>
-            <w:webHidden/>
-          </w:rPr>
           <w:fldChar w:fldCharType="end"/>
         </w:r>
       </w:hyperlink>
@@ -1242,46 +667,10 @@
             <w:webHidden/>
           </w:rPr>
           <w:tab/>
-        </w:r>
-        <w:r>
-          <w:rPr>
-            <w:noProof/>
-            <w:webHidden/>
-          </w:rPr>
           <w:fldChar w:fldCharType="begin"/>
-        </w:r>
-        <w:r>
-          <w:rPr>
-            <w:noProof/>
-            <w:webHidden/>
-          </w:rPr>
           <w:instrText xml:space="preserve"> PAGEREF _Toc222666960 \h </w:instrText>
-        </w:r>
-        <w:r>
-          <w:rPr>
-            <w:noProof/>
-            <w:webHidden/>
-          </w:rPr>
-        </w:r>
-        <w:r>
-          <w:rPr>
-            <w:noProof/>
-            <w:webHidden/>
-          </w:rPr>
           <w:fldChar w:fldCharType="separate"/>
-        </w:r>
-        <w:r>
-          <w:rPr>
-            <w:noProof/>
-            <w:webHidden/>
-          </w:rPr>
           <w:t>10</w:t>
-        </w:r>
-        <w:r>
-          <w:rPr>
-            <w:noProof/>
-            <w:webHidden/>
-          </w:rPr>
           <w:fldChar w:fldCharType="end"/>
         </w:r>
       </w:hyperlink>
@@ -1316,46 +705,10 @@
             <w:webHidden/>
           </w:rPr>
           <w:tab/>
-        </w:r>
-        <w:r>
-          <w:rPr>
-            <w:noProof/>
-            <w:webHidden/>
-          </w:rPr>
           <w:fldChar w:fldCharType="begin"/>
-        </w:r>
-        <w:r>
-          <w:rPr>
-            <w:noProof/>
-            <w:webHidden/>
-          </w:rPr>
           <w:instrText xml:space="preserve"> PAGEREF _Toc222666961 \h </w:instrText>
-        </w:r>
-        <w:r>
-          <w:rPr>
-            <w:noProof/>
-            <w:webHidden/>
-          </w:rPr>
-        </w:r>
-        <w:r>
-          <w:rPr>
-            <w:noProof/>
-            <w:webHidden/>
-          </w:rPr>
           <w:fldChar w:fldCharType="separate"/>
-        </w:r>
-        <w:r>
-          <w:rPr>
-            <w:noProof/>
-            <w:webHidden/>
-          </w:rPr>
           <w:t>11</w:t>
-        </w:r>
-        <w:r>
-          <w:rPr>
-            <w:noProof/>
-            <w:webHidden/>
-          </w:rPr>
           <w:fldChar w:fldCharType="end"/>
         </w:r>
       </w:hyperlink>
@@ -1390,46 +743,10 @@
             <w:webHidden/>
           </w:rPr>
           <w:tab/>
-        </w:r>
-        <w:r>
-          <w:rPr>
-            <w:noProof/>
-            <w:webHidden/>
-          </w:rPr>
           <w:fldChar w:fldCharType="begin"/>
-        </w:r>
-        <w:r>
-          <w:rPr>
-            <w:noProof/>
-            <w:webHidden/>
-          </w:rPr>
           <w:instrText xml:space="preserve"> PAGEREF _Toc222666962 \h </w:instrText>
-        </w:r>
-        <w:r>
-          <w:rPr>
-            <w:noProof/>
-            <w:webHidden/>
-          </w:rPr>
-        </w:r>
-        <w:r>
-          <w:rPr>
-            <w:noProof/>
-            <w:webHidden/>
-          </w:rPr>
           <w:fldChar w:fldCharType="separate"/>
-        </w:r>
-        <w:r>
-          <w:rPr>
-            <w:noProof/>
-            <w:webHidden/>
-          </w:rPr>
           <w:t>11</w:t>
-        </w:r>
-        <w:r>
-          <w:rPr>
-            <w:noProof/>
-            <w:webHidden/>
-          </w:rPr>
           <w:fldChar w:fldCharType="end"/>
         </w:r>
       </w:hyperlink>
@@ -1464,46 +781,10 @@
             <w:webHidden/>
           </w:rPr>
           <w:tab/>
-        </w:r>
-        <w:r>
-          <w:rPr>
-            <w:noProof/>
-            <w:webHidden/>
-          </w:rPr>
           <w:fldChar w:fldCharType="begin"/>
-        </w:r>
-        <w:r>
-          <w:rPr>
-            <w:noProof/>
-            <w:webHidden/>
-          </w:rPr>
           <w:instrText xml:space="preserve"> PAGEREF _Toc222666963 \h </w:instrText>
-        </w:r>
-        <w:r>
-          <w:rPr>
-            <w:noProof/>
-            <w:webHidden/>
-          </w:rPr>
-        </w:r>
-        <w:r>
-          <w:rPr>
-            <w:noProof/>
-            <w:webHidden/>
-          </w:rPr>
           <w:fldChar w:fldCharType="separate"/>
-        </w:r>
-        <w:r>
-          <w:rPr>
-            <w:noProof/>
-            <w:webHidden/>
-          </w:rPr>
           <w:t>12</w:t>
-        </w:r>
-        <w:r>
-          <w:rPr>
-            <w:noProof/>
-            <w:webHidden/>
-          </w:rPr>
           <w:fldChar w:fldCharType="end"/>
         </w:r>
       </w:hyperlink>
@@ -1538,46 +819,10 @@
             <w:webHidden/>
           </w:rPr>
           <w:tab/>
-        </w:r>
-        <w:r>
-          <w:rPr>
-            <w:noProof/>
-            <w:webHidden/>
-          </w:rPr>
           <w:fldChar w:fldCharType="begin"/>
-        </w:r>
-        <w:r>
-          <w:rPr>
-            <w:noProof/>
-            <w:webHidden/>
-          </w:rPr>
           <w:instrText xml:space="preserve"> PAGEREF _Toc222666964 \h </w:instrText>
-        </w:r>
-        <w:r>
-          <w:rPr>
-            <w:noProof/>
-            <w:webHidden/>
-          </w:rPr>
-        </w:r>
-        <w:r>
-          <w:rPr>
-            <w:noProof/>
-            <w:webHidden/>
-          </w:rPr>
           <w:fldChar w:fldCharType="separate"/>
-        </w:r>
-        <w:r>
-          <w:rPr>
-            <w:noProof/>
-            <w:webHidden/>
-          </w:rPr>
           <w:t>13</w:t>
-        </w:r>
-        <w:r>
-          <w:rPr>
-            <w:noProof/>
-            <w:webHidden/>
-          </w:rPr>
           <w:fldChar w:fldCharType="end"/>
         </w:r>
       </w:hyperlink>
@@ -1612,46 +857,10 @@
             <w:webHidden/>
           </w:rPr>
           <w:tab/>
-        </w:r>
-        <w:r>
-          <w:rPr>
-            <w:noProof/>
-            <w:webHidden/>
-          </w:rPr>
           <w:fldChar w:fldCharType="begin"/>
-        </w:r>
-        <w:r>
-          <w:rPr>
-            <w:noProof/>
-            <w:webHidden/>
-          </w:rPr>
           <w:instrText xml:space="preserve"> PAGEREF _Toc222666965 \h </w:instrText>
-        </w:r>
-        <w:r>
-          <w:rPr>
-            <w:noProof/>
-            <w:webHidden/>
-          </w:rPr>
-        </w:r>
-        <w:r>
-          <w:rPr>
-            <w:noProof/>
-            <w:webHidden/>
-          </w:rPr>
           <w:fldChar w:fldCharType="separate"/>
-        </w:r>
-        <w:r>
-          <w:rPr>
-            <w:noProof/>
-            <w:webHidden/>
-          </w:rPr>
           <w:t>13</w:t>
-        </w:r>
-        <w:r>
-          <w:rPr>
-            <w:noProof/>
-            <w:webHidden/>
-          </w:rPr>
           <w:fldChar w:fldCharType="end"/>
         </w:r>
       </w:hyperlink>
@@ -1686,46 +895,10 @@
             <w:webHidden/>
           </w:rPr>
           <w:tab/>
-        </w:r>
-        <w:r>
-          <w:rPr>
-            <w:noProof/>
-            <w:webHidden/>
-          </w:rPr>
           <w:fldChar w:fldCharType="begin"/>
-        </w:r>
-        <w:r>
-          <w:rPr>
-            <w:noProof/>
-            <w:webHidden/>
-          </w:rPr>
           <w:instrText xml:space="preserve"> PAGEREF _Toc222666966 \h </w:instrText>
-        </w:r>
-        <w:r>
-          <w:rPr>
-            <w:noProof/>
-            <w:webHidden/>
-          </w:rPr>
-        </w:r>
-        <w:r>
-          <w:rPr>
-            <w:noProof/>
-            <w:webHidden/>
-          </w:rPr>
           <w:fldChar w:fldCharType="separate"/>
-        </w:r>
-        <w:r>
-          <w:rPr>
-            <w:noProof/>
-            <w:webHidden/>
-          </w:rPr>
           <w:t>13</w:t>
-        </w:r>
-        <w:r>
-          <w:rPr>
-            <w:noProof/>
-            <w:webHidden/>
-          </w:rPr>
           <w:fldChar w:fldCharType="end"/>
         </w:r>
       </w:hyperlink>
@@ -1760,46 +933,10 @@
             <w:webHidden/>
           </w:rPr>
           <w:tab/>
-        </w:r>
-        <w:r>
-          <w:rPr>
-            <w:noProof/>
-            <w:webHidden/>
-          </w:rPr>
           <w:fldChar w:fldCharType="begin"/>
-        </w:r>
-        <w:r>
-          <w:rPr>
-            <w:noProof/>
-            <w:webHidden/>
-          </w:rPr>
           <w:instrText xml:space="preserve"> PAGEREF _Toc222666967 \h </w:instrText>
-        </w:r>
-        <w:r>
-          <w:rPr>
-            <w:noProof/>
-            <w:webHidden/>
-          </w:rPr>
-        </w:r>
-        <w:r>
-          <w:rPr>
-            <w:noProof/>
-            <w:webHidden/>
-          </w:rPr>
           <w:fldChar w:fldCharType="separate"/>
-        </w:r>
-        <w:r>
-          <w:rPr>
-            <w:noProof/>
-            <w:webHidden/>
-          </w:rPr>
           <w:t>14</w:t>
-        </w:r>
-        <w:r>
-          <w:rPr>
-            <w:noProof/>
-            <w:webHidden/>
-          </w:rPr>
           <w:fldChar w:fldCharType="end"/>
         </w:r>
       </w:hyperlink>
@@ -1834,46 +971,10 @@
             <w:webHidden/>
           </w:rPr>
           <w:tab/>
-        </w:r>
-        <w:r>
-          <w:rPr>
-            <w:noProof/>
-            <w:webHidden/>
-          </w:rPr>
           <w:fldChar w:fldCharType="begin"/>
-        </w:r>
-        <w:r>
-          <w:rPr>
-            <w:noProof/>
-            <w:webHidden/>
-          </w:rPr>
           <w:instrText xml:space="preserve"> PAGEREF _Toc222666968 \h </w:instrText>
-        </w:r>
-        <w:r>
-          <w:rPr>
-            <w:noProof/>
-            <w:webHidden/>
-          </w:rPr>
-        </w:r>
-        <w:r>
-          <w:rPr>
-            <w:noProof/>
-            <w:webHidden/>
-          </w:rPr>
           <w:fldChar w:fldCharType="separate"/>
-        </w:r>
-        <w:r>
-          <w:rPr>
-            <w:noProof/>
-            <w:webHidden/>
-          </w:rPr>
           <w:t>15</w:t>
-        </w:r>
-        <w:r>
-          <w:rPr>
-            <w:noProof/>
-            <w:webHidden/>
-          </w:rPr>
           <w:fldChar w:fldCharType="end"/>
         </w:r>
       </w:hyperlink>
@@ -1908,46 +1009,10 @@
             <w:webHidden/>
           </w:rPr>
           <w:tab/>
-        </w:r>
-        <w:r>
-          <w:rPr>
-            <w:noProof/>
-            <w:webHidden/>
-          </w:rPr>
           <w:fldChar w:fldCharType="begin"/>
-        </w:r>
-        <w:r>
-          <w:rPr>
-            <w:noProof/>
-            <w:webHidden/>
-          </w:rPr>
           <w:instrText xml:space="preserve"> PAGEREF _Toc222666969 \h </w:instrText>
-        </w:r>
-        <w:r>
-          <w:rPr>
-            <w:noProof/>
-            <w:webHidden/>
-          </w:rPr>
-        </w:r>
-        <w:r>
-          <w:rPr>
-            <w:noProof/>
-            <w:webHidden/>
-          </w:rPr>
           <w:fldChar w:fldCharType="separate"/>
-        </w:r>
-        <w:r>
-          <w:rPr>
-            <w:noProof/>
-            <w:webHidden/>
-          </w:rPr>
           <w:t>15</w:t>
-        </w:r>
-        <w:r>
-          <w:rPr>
-            <w:noProof/>
-            <w:webHidden/>
-          </w:rPr>
           <w:fldChar w:fldCharType="end"/>
         </w:r>
       </w:hyperlink>
@@ -1982,46 +1047,10 @@
             <w:webHidden/>
           </w:rPr>
           <w:tab/>
-        </w:r>
-        <w:r>
-          <w:rPr>
-            <w:noProof/>
-            <w:webHidden/>
-          </w:rPr>
           <w:fldChar w:fldCharType="begin"/>
-        </w:r>
-        <w:r>
-          <w:rPr>
-            <w:noProof/>
-            <w:webHidden/>
-          </w:rPr>
           <w:instrText xml:space="preserve"> PAGEREF _Toc222666970 \h </w:instrText>
-        </w:r>
-        <w:r>
-          <w:rPr>
-            <w:noProof/>
-            <w:webHidden/>
-          </w:rPr>
-        </w:r>
-        <w:r>
-          <w:rPr>
-            <w:noProof/>
-            <w:webHidden/>
-          </w:rPr>
           <w:fldChar w:fldCharType="separate"/>
-        </w:r>
-        <w:r>
-          <w:rPr>
-            <w:noProof/>
-            <w:webHidden/>
-          </w:rPr>
           <w:t>16</w:t>
-        </w:r>
-        <w:r>
-          <w:rPr>
-            <w:noProof/>
-            <w:webHidden/>
-          </w:rPr>
           <w:fldChar w:fldCharType="end"/>
         </w:r>
       </w:hyperlink>
@@ -2056,46 +1085,10 @@
             <w:webHidden/>
           </w:rPr>
           <w:tab/>
-        </w:r>
-        <w:r>
-          <w:rPr>
-            <w:noProof/>
-            <w:webHidden/>
-          </w:rPr>
           <w:fldChar w:fldCharType="begin"/>
-        </w:r>
-        <w:r>
-          <w:rPr>
-            <w:noProof/>
-            <w:webHidden/>
-          </w:rPr>
           <w:instrText xml:space="preserve"> PAGEREF _Toc222666971 \h </w:instrText>
-        </w:r>
-        <w:r>
-          <w:rPr>
-            <w:noProof/>
-            <w:webHidden/>
-          </w:rPr>
-        </w:r>
-        <w:r>
-          <w:rPr>
-            <w:noProof/>
-            <w:webHidden/>
-          </w:rPr>
           <w:fldChar w:fldCharType="separate"/>
-        </w:r>
-        <w:r>
-          <w:rPr>
-            <w:noProof/>
-            <w:webHidden/>
-          </w:rPr>
           <w:t>16</w:t>
-        </w:r>
-        <w:r>
-          <w:rPr>
-            <w:noProof/>
-            <w:webHidden/>
-          </w:rPr>
           <w:fldChar w:fldCharType="end"/>
         </w:r>
       </w:hyperlink>
@@ -2130,46 +1123,10 @@
             <w:webHidden/>
           </w:rPr>
           <w:tab/>
-        </w:r>
-        <w:r>
-          <w:rPr>
-            <w:noProof/>
-            <w:webHidden/>
-          </w:rPr>
           <w:fldChar w:fldCharType="begin"/>
-        </w:r>
-        <w:r>
-          <w:rPr>
-            <w:noProof/>
-            <w:webHidden/>
-          </w:rPr>
           <w:instrText xml:space="preserve"> PAGEREF _Toc222666972 \h </w:instrText>
-        </w:r>
-        <w:r>
-          <w:rPr>
-            <w:noProof/>
-            <w:webHidden/>
-          </w:rPr>
-        </w:r>
-        <w:r>
-          <w:rPr>
-            <w:noProof/>
-            <w:webHidden/>
-          </w:rPr>
           <w:fldChar w:fldCharType="separate"/>
-        </w:r>
-        <w:r>
-          <w:rPr>
-            <w:noProof/>
-            <w:webHidden/>
-          </w:rPr>
           <w:t>17</w:t>
-        </w:r>
-        <w:r>
-          <w:rPr>
-            <w:noProof/>
-            <w:webHidden/>
-          </w:rPr>
           <w:fldChar w:fldCharType="end"/>
         </w:r>
       </w:hyperlink>
@@ -2204,46 +1161,10 @@
             <w:webHidden/>
           </w:rPr>
           <w:tab/>
-        </w:r>
-        <w:r>
-          <w:rPr>
-            <w:noProof/>
-            <w:webHidden/>
-          </w:rPr>
           <w:fldChar w:fldCharType="begin"/>
-        </w:r>
-        <w:r>
-          <w:rPr>
-            <w:noProof/>
-            <w:webHidden/>
-          </w:rPr>
           <w:instrText xml:space="preserve"> PAGEREF _Toc222666973 \h </w:instrText>
-        </w:r>
-        <w:r>
-          <w:rPr>
-            <w:noProof/>
-            <w:webHidden/>
-          </w:rPr>
-        </w:r>
-        <w:r>
-          <w:rPr>
-            <w:noProof/>
-            <w:webHidden/>
-          </w:rPr>
           <w:fldChar w:fldCharType="separate"/>
-        </w:r>
-        <w:r>
-          <w:rPr>
-            <w:noProof/>
-            <w:webHidden/>
-          </w:rPr>
           <w:t>17</w:t>
-        </w:r>
-        <w:r>
-          <w:rPr>
-            <w:noProof/>
-            <w:webHidden/>
-          </w:rPr>
           <w:fldChar w:fldCharType="end"/>
         </w:r>
       </w:hyperlink>
@@ -2278,46 +1199,10 @@
             <w:webHidden/>
           </w:rPr>
           <w:tab/>
-        </w:r>
-        <w:r>
-          <w:rPr>
-            <w:noProof/>
-            <w:webHidden/>
-          </w:rPr>
           <w:fldChar w:fldCharType="begin"/>
-        </w:r>
-        <w:r>
-          <w:rPr>
-            <w:noProof/>
-            <w:webHidden/>
-          </w:rPr>
           <w:instrText xml:space="preserve"> PAGEREF _Toc222666974 \h </w:instrText>
-        </w:r>
-        <w:r>
-          <w:rPr>
-            <w:noProof/>
-            <w:webHidden/>
-          </w:rPr>
-        </w:r>
-        <w:r>
-          <w:rPr>
-            <w:noProof/>
-            <w:webHidden/>
-          </w:rPr>
           <w:fldChar w:fldCharType="separate"/>
-        </w:r>
-        <w:r>
-          <w:rPr>
-            <w:noProof/>
-            <w:webHidden/>
-          </w:rPr>
           <w:t>18</w:t>
-        </w:r>
-        <w:r>
-          <w:rPr>
-            <w:noProof/>
-            <w:webHidden/>
-          </w:rPr>
           <w:fldChar w:fldCharType="end"/>
         </w:r>
       </w:hyperlink>
@@ -2352,46 +1237,10 @@
             <w:webHidden/>
           </w:rPr>
           <w:tab/>
-        </w:r>
-        <w:r>
-          <w:rPr>
-            <w:noProof/>
-            <w:webHidden/>
-          </w:rPr>
           <w:fldChar w:fldCharType="begin"/>
-        </w:r>
-        <w:r>
-          <w:rPr>
-            <w:noProof/>
-            <w:webHidden/>
-          </w:rPr>
           <w:instrText xml:space="preserve"> PAGEREF _Toc222666975 \h </w:instrText>
-        </w:r>
-        <w:r>
-          <w:rPr>
-            <w:noProof/>
-            <w:webHidden/>
-          </w:rPr>
-        </w:r>
-        <w:r>
-          <w:rPr>
-            <w:noProof/>
-            <w:webHidden/>
-          </w:rPr>
           <w:fldChar w:fldCharType="separate"/>
-        </w:r>
-        <w:r>
-          <w:rPr>
-            <w:noProof/>
-            <w:webHidden/>
-          </w:rPr>
           <w:t>18</w:t>
-        </w:r>
-        <w:r>
-          <w:rPr>
-            <w:noProof/>
-            <w:webHidden/>
-          </w:rPr>
           <w:fldChar w:fldCharType="end"/>
         </w:r>
       </w:hyperlink>
@@ -2426,46 +1275,10 @@
             <w:webHidden/>
           </w:rPr>
           <w:tab/>
-        </w:r>
-        <w:r>
-          <w:rPr>
-            <w:noProof/>
-            <w:webHidden/>
-          </w:rPr>
           <w:fldChar w:fldCharType="begin"/>
-        </w:r>
-        <w:r>
-          <w:rPr>
-            <w:noProof/>
-            <w:webHidden/>
-          </w:rPr>
           <w:instrText xml:space="preserve"> PAGEREF _Toc222666976 \h </w:instrText>
-        </w:r>
-        <w:r>
-          <w:rPr>
-            <w:noProof/>
-            <w:webHidden/>
-          </w:rPr>
-        </w:r>
-        <w:r>
-          <w:rPr>
-            <w:noProof/>
-            <w:webHidden/>
-          </w:rPr>
           <w:fldChar w:fldCharType="separate"/>
-        </w:r>
-        <w:r>
-          <w:rPr>
-            <w:noProof/>
-            <w:webHidden/>
-          </w:rPr>
           <w:t>19</w:t>
-        </w:r>
-        <w:r>
-          <w:rPr>
-            <w:noProof/>
-            <w:webHidden/>
-          </w:rPr>
           <w:fldChar w:fldCharType="end"/>
         </w:r>
       </w:hyperlink>
@@ -2500,46 +1313,10 @@
             <w:webHidden/>
           </w:rPr>
           <w:tab/>
-        </w:r>
-        <w:r>
-          <w:rPr>
-            <w:noProof/>
-            <w:webHidden/>
-          </w:rPr>
           <w:fldChar w:fldCharType="begin"/>
-        </w:r>
-        <w:r>
-          <w:rPr>
-            <w:noProof/>
-            <w:webHidden/>
-          </w:rPr>
           <w:instrText xml:space="preserve"> PAGEREF _Toc222666977 \h </w:instrText>
-        </w:r>
-        <w:r>
-          <w:rPr>
-            <w:noProof/>
-            <w:webHidden/>
-          </w:rPr>
-        </w:r>
-        <w:r>
-          <w:rPr>
-            <w:noProof/>
-            <w:webHidden/>
-          </w:rPr>
           <w:fldChar w:fldCharType="separate"/>
-        </w:r>
-        <w:r>
-          <w:rPr>
-            <w:noProof/>
-            <w:webHidden/>
-          </w:rPr>
           <w:t>19</w:t>
-        </w:r>
-        <w:r>
-          <w:rPr>
-            <w:noProof/>
-            <w:webHidden/>
-          </w:rPr>
           <w:fldChar w:fldCharType="end"/>
         </w:r>
       </w:hyperlink>
@@ -2574,46 +1351,10 @@
             <w:webHidden/>
           </w:rPr>
           <w:tab/>
-        </w:r>
-        <w:r>
-          <w:rPr>
-            <w:noProof/>
-            <w:webHidden/>
-          </w:rPr>
           <w:fldChar w:fldCharType="begin"/>
-        </w:r>
-        <w:r>
-          <w:rPr>
-            <w:noProof/>
-            <w:webHidden/>
-          </w:rPr>
           <w:instrText xml:space="preserve"> PAGEREF _Toc222666978 \h </w:instrText>
-        </w:r>
-        <w:r>
-          <w:rPr>
-            <w:noProof/>
-            <w:webHidden/>
-          </w:rPr>
-        </w:r>
-        <w:r>
-          <w:rPr>
-            <w:noProof/>
-            <w:webHidden/>
-          </w:rPr>
           <w:fldChar w:fldCharType="separate"/>
-        </w:r>
-        <w:r>
-          <w:rPr>
-            <w:noProof/>
-            <w:webHidden/>
-          </w:rPr>
           <w:t>20</w:t>
-        </w:r>
-        <w:r>
-          <w:rPr>
-            <w:noProof/>
-            <w:webHidden/>
-          </w:rPr>
           <w:fldChar w:fldCharType="end"/>
         </w:r>
       </w:hyperlink>
@@ -2648,46 +1389,10 @@
             <w:webHidden/>
           </w:rPr>
           <w:tab/>
-        </w:r>
-        <w:r>
-          <w:rPr>
-            <w:noProof/>
-            <w:webHidden/>
-          </w:rPr>
           <w:fldChar w:fldCharType="begin"/>
-        </w:r>
-        <w:r>
-          <w:rPr>
-            <w:noProof/>
-            <w:webHidden/>
-          </w:rPr>
           <w:instrText xml:space="preserve"> PAGEREF _Toc222666979 \h </w:instrText>
-        </w:r>
-        <w:r>
-          <w:rPr>
-            <w:noProof/>
-            <w:webHidden/>
-          </w:rPr>
-        </w:r>
-        <w:r>
-          <w:rPr>
-            <w:noProof/>
-            <w:webHidden/>
-          </w:rPr>
           <w:fldChar w:fldCharType="separate"/>
-        </w:r>
-        <w:r>
-          <w:rPr>
-            <w:noProof/>
-            <w:webHidden/>
-          </w:rPr>
           <w:t>20</w:t>
-        </w:r>
-        <w:r>
-          <w:rPr>
-            <w:noProof/>
-            <w:webHidden/>
-          </w:rPr>
           <w:fldChar w:fldCharType="end"/>
         </w:r>
       </w:hyperlink>
@@ -2722,46 +1427,10 @@
             <w:webHidden/>
           </w:rPr>
           <w:tab/>
-        </w:r>
-        <w:r>
-          <w:rPr>
-            <w:noProof/>
-            <w:webHidden/>
-          </w:rPr>
           <w:fldChar w:fldCharType="begin"/>
-        </w:r>
-        <w:r>
-          <w:rPr>
-            <w:noProof/>
-            <w:webHidden/>
-          </w:rPr>
           <w:instrText xml:space="preserve"> PAGEREF _Toc222666980 \h </w:instrText>
-        </w:r>
-        <w:r>
-          <w:rPr>
-            <w:noProof/>
-            <w:webHidden/>
-          </w:rPr>
-        </w:r>
-        <w:r>
-          <w:rPr>
-            <w:noProof/>
-            <w:webHidden/>
-          </w:rPr>
           <w:fldChar w:fldCharType="separate"/>
-        </w:r>
-        <w:r>
-          <w:rPr>
-            <w:noProof/>
-            <w:webHidden/>
-          </w:rPr>
           <w:t>21</w:t>
-        </w:r>
-        <w:r>
-          <w:rPr>
-            <w:noProof/>
-            <w:webHidden/>
-          </w:rPr>
           <w:fldChar w:fldCharType="end"/>
         </w:r>
       </w:hyperlink>
@@ -2796,46 +1465,10 @@
             <w:webHidden/>
           </w:rPr>
           <w:tab/>
-        </w:r>
-        <w:r>
-          <w:rPr>
-            <w:noProof/>
-            <w:webHidden/>
-          </w:rPr>
           <w:fldChar w:fldCharType="begin"/>
-        </w:r>
-        <w:r>
-          <w:rPr>
-            <w:noProof/>
-            <w:webHidden/>
-          </w:rPr>
           <w:instrText xml:space="preserve"> PAGEREF _Toc222666981 \h </w:instrText>
-        </w:r>
-        <w:r>
-          <w:rPr>
-            <w:noProof/>
-            <w:webHidden/>
-          </w:rPr>
-        </w:r>
-        <w:r>
-          <w:rPr>
-            <w:noProof/>
-            <w:webHidden/>
-          </w:rPr>
           <w:fldChar w:fldCharType="separate"/>
-        </w:r>
-        <w:r>
-          <w:rPr>
-            <w:noProof/>
-            <w:webHidden/>
-          </w:rPr>
           <w:t>21</w:t>
-        </w:r>
-        <w:r>
-          <w:rPr>
-            <w:noProof/>
-            <w:webHidden/>
-          </w:rPr>
           <w:fldChar w:fldCharType="end"/>
         </w:r>
       </w:hyperlink>
@@ -2870,46 +1503,10 @@
             <w:webHidden/>
           </w:rPr>
           <w:tab/>
-        </w:r>
-        <w:r>
-          <w:rPr>
-            <w:noProof/>
-            <w:webHidden/>
-          </w:rPr>
           <w:fldChar w:fldCharType="begin"/>
-        </w:r>
-        <w:r>
-          <w:rPr>
-            <w:noProof/>
-            <w:webHidden/>
-          </w:rPr>
           <w:instrText xml:space="preserve"> PAGEREF _Toc222666982 \h </w:instrText>
-        </w:r>
-        <w:r>
-          <w:rPr>
-            <w:noProof/>
-            <w:webHidden/>
-          </w:rPr>
-        </w:r>
-        <w:r>
-          <w:rPr>
-            <w:noProof/>
-            <w:webHidden/>
-          </w:rPr>
           <w:fldChar w:fldCharType="separate"/>
-        </w:r>
-        <w:r>
-          <w:rPr>
-            <w:noProof/>
-            <w:webHidden/>
-          </w:rPr>
           <w:t>22</w:t>
-        </w:r>
-        <w:r>
-          <w:rPr>
-            <w:noProof/>
-            <w:webHidden/>
-          </w:rPr>
           <w:fldChar w:fldCharType="end"/>
         </w:r>
       </w:hyperlink>
@@ -2944,46 +1541,10 @@
             <w:webHidden/>
           </w:rPr>
           <w:tab/>
-        </w:r>
-        <w:r>
-          <w:rPr>
-            <w:noProof/>
-            <w:webHidden/>
-          </w:rPr>
           <w:fldChar w:fldCharType="begin"/>
-        </w:r>
-        <w:r>
-          <w:rPr>
-            <w:noProof/>
-            <w:webHidden/>
-          </w:rPr>
           <w:instrText xml:space="preserve"> PAGEREF _Toc222666983 \h </w:instrText>
-        </w:r>
-        <w:r>
-          <w:rPr>
-            <w:noProof/>
-            <w:webHidden/>
-          </w:rPr>
-        </w:r>
-        <w:r>
-          <w:rPr>
-            <w:noProof/>
-            <w:webHidden/>
-          </w:rPr>
           <w:fldChar w:fldCharType="separate"/>
-        </w:r>
-        <w:r>
-          <w:rPr>
-            <w:noProof/>
-            <w:webHidden/>
-          </w:rPr>
           <w:t>22</w:t>
-        </w:r>
-        <w:r>
-          <w:rPr>
-            <w:noProof/>
-            <w:webHidden/>
-          </w:rPr>
           <w:fldChar w:fldCharType="end"/>
         </w:r>
       </w:hyperlink>
@@ -3018,46 +1579,10 @@
             <w:webHidden/>
           </w:rPr>
           <w:tab/>
-        </w:r>
-        <w:r>
-          <w:rPr>
-            <w:noProof/>
-            <w:webHidden/>
-          </w:rPr>
           <w:fldChar w:fldCharType="begin"/>
-        </w:r>
-        <w:r>
-          <w:rPr>
-            <w:noProof/>
-            <w:webHidden/>
-          </w:rPr>
           <w:instrText xml:space="preserve"> PAGEREF _Toc222666984 \h </w:instrText>
-        </w:r>
-        <w:r>
-          <w:rPr>
-            <w:noProof/>
-            <w:webHidden/>
-          </w:rPr>
-        </w:r>
-        <w:r>
-          <w:rPr>
-            <w:noProof/>
-            <w:webHidden/>
-          </w:rPr>
           <w:fldChar w:fldCharType="separate"/>
-        </w:r>
-        <w:r>
-          <w:rPr>
-            <w:noProof/>
-            <w:webHidden/>
-          </w:rPr>
           <w:t>23</w:t>
-        </w:r>
-        <w:r>
-          <w:rPr>
-            <w:noProof/>
-            <w:webHidden/>
-          </w:rPr>
           <w:fldChar w:fldCharType="end"/>
         </w:r>
       </w:hyperlink>
@@ -3094,46 +1619,10 @@
             <w:webHidden/>
           </w:rPr>
           <w:tab/>
-        </w:r>
-        <w:r>
-          <w:rPr>
-            <w:noProof/>
-            <w:webHidden/>
-          </w:rPr>
           <w:fldChar w:fldCharType="begin"/>
-        </w:r>
-        <w:r>
-          <w:rPr>
-            <w:noProof/>
-            <w:webHidden/>
-          </w:rPr>
           <w:instrText xml:space="preserve"> PAGEREF _Toc222666985 \h </w:instrText>
-        </w:r>
-        <w:r>
-          <w:rPr>
-            <w:noProof/>
-            <w:webHidden/>
-          </w:rPr>
-        </w:r>
-        <w:r>
-          <w:rPr>
-            <w:noProof/>
-            <w:webHidden/>
-          </w:rPr>
           <w:fldChar w:fldCharType="separate"/>
-        </w:r>
-        <w:r>
-          <w:rPr>
-            <w:noProof/>
-            <w:webHidden/>
-          </w:rPr>
           <w:t>24</w:t>
-        </w:r>
-        <w:r>
-          <w:rPr>
-            <w:noProof/>
-            <w:webHidden/>
-          </w:rPr>
           <w:fldChar w:fldCharType="end"/>
         </w:r>
       </w:hyperlink>
@@ -3170,46 +1659,10 @@
             <w:webHidden/>
           </w:rPr>
           <w:tab/>
-        </w:r>
-        <w:r>
-          <w:rPr>
-            <w:noProof/>
-            <w:webHidden/>
-          </w:rPr>
           <w:fldChar w:fldCharType="begin"/>
-        </w:r>
-        <w:r>
-          <w:rPr>
-            <w:noProof/>
-            <w:webHidden/>
-          </w:rPr>
           <w:instrText xml:space="preserve"> PAGEREF _Toc222666986 \h </w:instrText>
-        </w:r>
-        <w:r>
-          <w:rPr>
-            <w:noProof/>
-            <w:webHidden/>
-          </w:rPr>
-        </w:r>
-        <w:r>
-          <w:rPr>
-            <w:noProof/>
-            <w:webHidden/>
-          </w:rPr>
           <w:fldChar w:fldCharType="separate"/>
-        </w:r>
-        <w:r>
-          <w:rPr>
-            <w:noProof/>
-            <w:webHidden/>
-          </w:rPr>
           <w:t>24</w:t>
-        </w:r>
-        <w:r>
-          <w:rPr>
-            <w:noProof/>
-            <w:webHidden/>
-          </w:rPr>
           <w:fldChar w:fldCharType="end"/>
         </w:r>
       </w:hyperlink>
@@ -3246,46 +1699,10 @@
             <w:webHidden/>
           </w:rPr>
           <w:tab/>
-        </w:r>
-        <w:r>
-          <w:rPr>
-            <w:noProof/>
-            <w:webHidden/>
-          </w:rPr>
           <w:fldChar w:fldCharType="begin"/>
-        </w:r>
-        <w:r>
-          <w:rPr>
-            <w:noProof/>
-            <w:webHidden/>
-          </w:rPr>
           <w:instrText xml:space="preserve"> PAGEREF _Toc222666987 \h </w:instrText>
-        </w:r>
-        <w:r>
-          <w:rPr>
-            <w:noProof/>
-            <w:webHidden/>
-          </w:rPr>
-        </w:r>
-        <w:r>
-          <w:rPr>
-            <w:noProof/>
-            <w:webHidden/>
-          </w:rPr>
           <w:fldChar w:fldCharType="separate"/>
-        </w:r>
-        <w:r>
-          <w:rPr>
-            <w:noProof/>
-            <w:webHidden/>
-          </w:rPr>
           <w:t>25</w:t>
-        </w:r>
-        <w:r>
-          <w:rPr>
-            <w:noProof/>
-            <w:webHidden/>
-          </w:rPr>
           <w:fldChar w:fldCharType="end"/>
         </w:r>
       </w:hyperlink>
@@ -3320,46 +1737,10 @@
             <w:webHidden/>
           </w:rPr>
           <w:tab/>
-        </w:r>
-        <w:r>
-          <w:rPr>
-            <w:noProof/>
-            <w:webHidden/>
-          </w:rPr>
           <w:fldChar w:fldCharType="begin"/>
-        </w:r>
-        <w:r>
-          <w:rPr>
-            <w:noProof/>
-            <w:webHidden/>
-          </w:rPr>
           <w:instrText xml:space="preserve"> PAGEREF _Toc222666988 \h </w:instrText>
-        </w:r>
-        <w:r>
-          <w:rPr>
-            <w:noProof/>
-            <w:webHidden/>
-          </w:rPr>
-        </w:r>
-        <w:r>
-          <w:rPr>
-            <w:noProof/>
-            <w:webHidden/>
-          </w:rPr>
           <w:fldChar w:fldCharType="separate"/>
-        </w:r>
-        <w:r>
-          <w:rPr>
-            <w:noProof/>
-            <w:webHidden/>
-          </w:rPr>
           <w:t>25</w:t>
-        </w:r>
-        <w:r>
-          <w:rPr>
-            <w:noProof/>
-            <w:webHidden/>
-          </w:rPr>
           <w:fldChar w:fldCharType="end"/>
         </w:r>
       </w:hyperlink>
@@ -3394,46 +1775,10 @@
             <w:webHidden/>
           </w:rPr>
           <w:tab/>
-        </w:r>
-        <w:r>
-          <w:rPr>
-            <w:noProof/>
-            <w:webHidden/>
-          </w:rPr>
           <w:fldChar w:fldCharType="begin"/>
-        </w:r>
-        <w:r>
-          <w:rPr>
-            <w:noProof/>
-            <w:webHidden/>
-          </w:rPr>
           <w:instrText xml:space="preserve"> PAGEREF _Toc222666989 \h </w:instrText>
-        </w:r>
-        <w:r>
-          <w:rPr>
-            <w:noProof/>
-            <w:webHidden/>
-          </w:rPr>
-        </w:r>
-        <w:r>
-          <w:rPr>
-            <w:noProof/>
-            <w:webHidden/>
-          </w:rPr>
           <w:fldChar w:fldCharType="separate"/>
-        </w:r>
-        <w:r>
-          <w:rPr>
-            <w:noProof/>
-            <w:webHidden/>
-          </w:rPr>
           <w:t>25</w:t>
-        </w:r>
-        <w:r>
-          <w:rPr>
-            <w:noProof/>
-            <w:webHidden/>
-          </w:rPr>
           <w:fldChar w:fldCharType="end"/>
         </w:r>
       </w:hyperlink>
@@ -3468,46 +1813,10 @@
             <w:webHidden/>
           </w:rPr>
           <w:tab/>
-        </w:r>
-        <w:r>
-          <w:rPr>
-            <w:noProof/>
-            <w:webHidden/>
-          </w:rPr>
           <w:fldChar w:fldCharType="begin"/>
-        </w:r>
-        <w:r>
-          <w:rPr>
-            <w:noProof/>
-            <w:webHidden/>
-          </w:rPr>
           <w:instrText xml:space="preserve"> PAGEREF _Toc222666990 \h </w:instrText>
-        </w:r>
-        <w:r>
-          <w:rPr>
-            <w:noProof/>
-            <w:webHidden/>
-          </w:rPr>
-        </w:r>
-        <w:r>
-          <w:rPr>
-            <w:noProof/>
-            <w:webHidden/>
-          </w:rPr>
           <w:fldChar w:fldCharType="separate"/>
-        </w:r>
-        <w:r>
-          <w:rPr>
-            <w:noProof/>
-            <w:webHidden/>
-          </w:rPr>
           <w:t>25</w:t>
-        </w:r>
-        <w:r>
-          <w:rPr>
-            <w:noProof/>
-            <w:webHidden/>
-          </w:rPr>
           <w:fldChar w:fldCharType="end"/>
         </w:r>
       </w:hyperlink>
@@ -3542,46 +1851,10 @@
             <w:webHidden/>
           </w:rPr>
           <w:tab/>
-        </w:r>
-        <w:r>
-          <w:rPr>
-            <w:noProof/>
-            <w:webHidden/>
-          </w:rPr>
           <w:fldChar w:fldCharType="begin"/>
-        </w:r>
-        <w:r>
-          <w:rPr>
-            <w:noProof/>
-            <w:webHidden/>
-          </w:rPr>
           <w:instrText xml:space="preserve"> PAGEREF _Toc222666991 \h </w:instrText>
-        </w:r>
-        <w:r>
-          <w:rPr>
-            <w:noProof/>
-            <w:webHidden/>
-          </w:rPr>
-        </w:r>
-        <w:r>
-          <w:rPr>
-            <w:noProof/>
-            <w:webHidden/>
-          </w:rPr>
           <w:fldChar w:fldCharType="separate"/>
-        </w:r>
-        <w:r>
-          <w:rPr>
-            <w:noProof/>
-            <w:webHidden/>
-          </w:rPr>
           <w:t>25</w:t>
-        </w:r>
-        <w:r>
-          <w:rPr>
-            <w:noProof/>
-            <w:webHidden/>
-          </w:rPr>
           <w:fldChar w:fldCharType="end"/>
         </w:r>
       </w:hyperlink>
@@ -3616,46 +1889,10 @@
             <w:webHidden/>
           </w:rPr>
           <w:tab/>
-        </w:r>
-        <w:r>
-          <w:rPr>
-            <w:noProof/>
-            <w:webHidden/>
-          </w:rPr>
           <w:fldChar w:fldCharType="begin"/>
-        </w:r>
-        <w:r>
-          <w:rPr>
-            <w:noProof/>
-            <w:webHidden/>
-          </w:rPr>
           <w:instrText xml:space="preserve"> PAGEREF _Toc222666992 \h </w:instrText>
-        </w:r>
-        <w:r>
-          <w:rPr>
-            <w:noProof/>
-            <w:webHidden/>
-          </w:rPr>
-        </w:r>
-        <w:r>
-          <w:rPr>
-            <w:noProof/>
-            <w:webHidden/>
-          </w:rPr>
           <w:fldChar w:fldCharType="separate"/>
-        </w:r>
-        <w:r>
-          <w:rPr>
-            <w:noProof/>
-            <w:webHidden/>
-          </w:rPr>
           <w:t>25</w:t>
-        </w:r>
-        <w:r>
-          <w:rPr>
-            <w:noProof/>
-            <w:webHidden/>
-          </w:rPr>
           <w:fldChar w:fldCharType="end"/>
         </w:r>
       </w:hyperlink>
@@ -3690,46 +1927,10 @@
             <w:webHidden/>
           </w:rPr>
           <w:tab/>
-        </w:r>
-        <w:r>
-          <w:rPr>
-            <w:noProof/>
-            <w:webHidden/>
-          </w:rPr>
           <w:fldChar w:fldCharType="begin"/>
-        </w:r>
-        <w:r>
-          <w:rPr>
-            <w:noProof/>
-            <w:webHidden/>
-          </w:rPr>
           <w:instrText xml:space="preserve"> PAGEREF _Toc222666993 \h </w:instrText>
-        </w:r>
-        <w:r>
-          <w:rPr>
-            <w:noProof/>
-            <w:webHidden/>
-          </w:rPr>
-        </w:r>
-        <w:r>
-          <w:rPr>
-            <w:noProof/>
-            <w:webHidden/>
-          </w:rPr>
           <w:fldChar w:fldCharType="separate"/>
-        </w:r>
-        <w:r>
-          <w:rPr>
-            <w:noProof/>
-            <w:webHidden/>
-          </w:rPr>
           <w:t>25</w:t>
-        </w:r>
-        <w:r>
-          <w:rPr>
-            <w:noProof/>
-            <w:webHidden/>
-          </w:rPr>
           <w:fldChar w:fldCharType="end"/>
         </w:r>
       </w:hyperlink>
@@ -3764,46 +1965,10 @@
             <w:webHidden/>
           </w:rPr>
           <w:tab/>
-        </w:r>
-        <w:r>
-          <w:rPr>
-            <w:noProof/>
-            <w:webHidden/>
-          </w:rPr>
           <w:fldChar w:fldCharType="begin"/>
-        </w:r>
-        <w:r>
-          <w:rPr>
-            <w:noProof/>
-            <w:webHidden/>
-          </w:rPr>
           <w:instrText xml:space="preserve"> PAGEREF _Toc222666994 \h </w:instrText>
-        </w:r>
-        <w:r>
-          <w:rPr>
-            <w:noProof/>
-            <w:webHidden/>
-          </w:rPr>
-        </w:r>
-        <w:r>
-          <w:rPr>
-            <w:noProof/>
-            <w:webHidden/>
-          </w:rPr>
           <w:fldChar w:fldCharType="separate"/>
-        </w:r>
-        <w:r>
-          <w:rPr>
-            <w:noProof/>
-            <w:webHidden/>
-          </w:rPr>
           <w:t>25</w:t>
-        </w:r>
-        <w:r>
-          <w:rPr>
-            <w:noProof/>
-            <w:webHidden/>
-          </w:rPr>
           <w:fldChar w:fldCharType="end"/>
         </w:r>
       </w:hyperlink>
@@ -3838,46 +2003,10 @@
             <w:webHidden/>
           </w:rPr>
           <w:tab/>
-        </w:r>
-        <w:r>
-          <w:rPr>
-            <w:noProof/>
-            <w:webHidden/>
-          </w:rPr>
           <w:fldChar w:fldCharType="begin"/>
-        </w:r>
-        <w:r>
-          <w:rPr>
-            <w:noProof/>
-            <w:webHidden/>
-          </w:rPr>
           <w:instrText xml:space="preserve"> PAGEREF _Toc222666995 \h </w:instrText>
-        </w:r>
-        <w:r>
-          <w:rPr>
-            <w:noProof/>
-            <w:webHidden/>
-          </w:rPr>
-        </w:r>
-        <w:r>
-          <w:rPr>
-            <w:noProof/>
-            <w:webHidden/>
-          </w:rPr>
           <w:fldChar w:fldCharType="separate"/>
-        </w:r>
-        <w:r>
-          <w:rPr>
-            <w:noProof/>
-            <w:webHidden/>
-          </w:rPr>
           <w:t>25</w:t>
-        </w:r>
-        <w:r>
-          <w:rPr>
-            <w:noProof/>
-            <w:webHidden/>
-          </w:rPr>
           <w:fldChar w:fldCharType="end"/>
         </w:r>
       </w:hyperlink>
@@ -3912,46 +2041,10 @@
             <w:webHidden/>
           </w:rPr>
           <w:tab/>
-        </w:r>
-        <w:r>
-          <w:rPr>
-            <w:noProof/>
-            <w:webHidden/>
-          </w:rPr>
           <w:fldChar w:fldCharType="begin"/>
-        </w:r>
-        <w:r>
-          <w:rPr>
-            <w:noProof/>
-            <w:webHidden/>
-          </w:rPr>
           <w:instrText xml:space="preserve"> PAGEREF _Toc222666996 \h </w:instrText>
-        </w:r>
-        <w:r>
-          <w:rPr>
-            <w:noProof/>
-            <w:webHidden/>
-          </w:rPr>
-        </w:r>
-        <w:r>
-          <w:rPr>
-            <w:noProof/>
-            <w:webHidden/>
-          </w:rPr>
           <w:fldChar w:fldCharType="separate"/>
-        </w:r>
-        <w:r>
-          <w:rPr>
-            <w:noProof/>
-            <w:webHidden/>
-          </w:rPr>
           <w:t>26</w:t>
-        </w:r>
-        <w:r>
-          <w:rPr>
-            <w:noProof/>
-            <w:webHidden/>
-          </w:rPr>
           <w:fldChar w:fldCharType="end"/>
         </w:r>
       </w:hyperlink>
@@ -3986,46 +2079,10 @@
             <w:webHidden/>
           </w:rPr>
           <w:tab/>
-        </w:r>
-        <w:r>
-          <w:rPr>
-            <w:noProof/>
-            <w:webHidden/>
-          </w:rPr>
           <w:fldChar w:fldCharType="begin"/>
-        </w:r>
-        <w:r>
-          <w:rPr>
-            <w:noProof/>
-            <w:webHidden/>
-          </w:rPr>
           <w:instrText xml:space="preserve"> PAGEREF _Toc222666997 \h </w:instrText>
-        </w:r>
-        <w:r>
-          <w:rPr>
-            <w:noProof/>
-            <w:webHidden/>
-          </w:rPr>
-        </w:r>
-        <w:r>
-          <w:rPr>
-            <w:noProof/>
-            <w:webHidden/>
-          </w:rPr>
           <w:fldChar w:fldCharType="separate"/>
-        </w:r>
-        <w:r>
-          <w:rPr>
-            <w:noProof/>
-            <w:webHidden/>
-          </w:rPr>
           <w:t>26</w:t>
-        </w:r>
-        <w:r>
-          <w:rPr>
-            <w:noProof/>
-            <w:webHidden/>
-          </w:rPr>
           <w:fldChar w:fldCharType="end"/>
         </w:r>
       </w:hyperlink>
@@ -4060,46 +2117,10 @@
             <w:webHidden/>
           </w:rPr>
           <w:tab/>
-        </w:r>
-        <w:r>
-          <w:rPr>
-            <w:noProof/>
-            <w:webHidden/>
-          </w:rPr>
           <w:fldChar w:fldCharType="begin"/>
-        </w:r>
-        <w:r>
-          <w:rPr>
-            <w:noProof/>
-            <w:webHidden/>
-          </w:rPr>
           <w:instrText xml:space="preserve"> PAGEREF _Toc222666998 \h </w:instrText>
-        </w:r>
-        <w:r>
-          <w:rPr>
-            <w:noProof/>
-            <w:webHidden/>
-          </w:rPr>
-        </w:r>
-        <w:r>
-          <w:rPr>
-            <w:noProof/>
-            <w:webHidden/>
-          </w:rPr>
           <w:fldChar w:fldCharType="separate"/>
-        </w:r>
-        <w:r>
-          <w:rPr>
-            <w:noProof/>
-            <w:webHidden/>
-          </w:rPr>
           <w:t>26</w:t>
-        </w:r>
-        <w:r>
-          <w:rPr>
-            <w:noProof/>
-            <w:webHidden/>
-          </w:rPr>
           <w:fldChar w:fldCharType="end"/>
         </w:r>
       </w:hyperlink>
@@ -4134,46 +2155,10 @@
             <w:webHidden/>
           </w:rPr>
           <w:tab/>
-        </w:r>
-        <w:r>
-          <w:rPr>
-            <w:noProof/>
-            <w:webHidden/>
-          </w:rPr>
           <w:fldChar w:fldCharType="begin"/>
-        </w:r>
-        <w:r>
-          <w:rPr>
-            <w:noProof/>
-            <w:webHidden/>
-          </w:rPr>
           <w:instrText xml:space="preserve"> PAGEREF _Toc222666999 \h </w:instrText>
-        </w:r>
-        <w:r>
-          <w:rPr>
-            <w:noProof/>
-            <w:webHidden/>
-          </w:rPr>
-        </w:r>
-        <w:r>
-          <w:rPr>
-            <w:noProof/>
-            <w:webHidden/>
-          </w:rPr>
           <w:fldChar w:fldCharType="separate"/>
-        </w:r>
-        <w:r>
-          <w:rPr>
-            <w:noProof/>
-            <w:webHidden/>
-          </w:rPr>
           <w:t>26</w:t>
-        </w:r>
-        <w:r>
-          <w:rPr>
-            <w:noProof/>
-            <w:webHidden/>
-          </w:rPr>
           <w:fldChar w:fldCharType="end"/>
         </w:r>
       </w:hyperlink>
@@ -4208,46 +2193,10 @@
             <w:webHidden/>
           </w:rPr>
           <w:tab/>
-        </w:r>
-        <w:r>
-          <w:rPr>
-            <w:noProof/>
-            <w:webHidden/>
-          </w:rPr>
           <w:fldChar w:fldCharType="begin"/>
-        </w:r>
-        <w:r>
-          <w:rPr>
-            <w:noProof/>
-            <w:webHidden/>
-          </w:rPr>
           <w:instrText xml:space="preserve"> PAGEREF _Toc222667000 \h </w:instrText>
-        </w:r>
-        <w:r>
-          <w:rPr>
-            <w:noProof/>
-            <w:webHidden/>
-          </w:rPr>
-        </w:r>
-        <w:r>
-          <w:rPr>
-            <w:noProof/>
-            <w:webHidden/>
-          </w:rPr>
           <w:fldChar w:fldCharType="separate"/>
-        </w:r>
-        <w:r>
-          <w:rPr>
-            <w:noProof/>
-            <w:webHidden/>
-          </w:rPr>
           <w:t>26</w:t>
-        </w:r>
-        <w:r>
-          <w:rPr>
-            <w:noProof/>
-            <w:webHidden/>
-          </w:rPr>
           <w:fldChar w:fldCharType="end"/>
         </w:r>
       </w:hyperlink>
@@ -4282,46 +2231,10 @@
             <w:webHidden/>
           </w:rPr>
           <w:tab/>
-        </w:r>
-        <w:r>
-          <w:rPr>
-            <w:noProof/>
-            <w:webHidden/>
-          </w:rPr>
           <w:fldChar w:fldCharType="begin"/>
-        </w:r>
-        <w:r>
-          <w:rPr>
-            <w:noProof/>
-            <w:webHidden/>
-          </w:rPr>
           <w:instrText xml:space="preserve"> PAGEREF _Toc222667001 \h </w:instrText>
-        </w:r>
-        <w:r>
-          <w:rPr>
-            <w:noProof/>
-            <w:webHidden/>
-          </w:rPr>
-        </w:r>
-        <w:r>
-          <w:rPr>
-            <w:noProof/>
-            <w:webHidden/>
-          </w:rPr>
           <w:fldChar w:fldCharType="separate"/>
-        </w:r>
-        <w:r>
-          <w:rPr>
-            <w:noProof/>
-            <w:webHidden/>
-          </w:rPr>
           <w:t>26</w:t>
-        </w:r>
-        <w:r>
-          <w:rPr>
-            <w:noProof/>
-            <w:webHidden/>
-          </w:rPr>
           <w:fldChar w:fldCharType="end"/>
         </w:r>
       </w:hyperlink>
@@ -4356,46 +2269,10 @@
             <w:webHidden/>
           </w:rPr>
           <w:tab/>
-        </w:r>
-        <w:r>
-          <w:rPr>
-            <w:noProof/>
-            <w:webHidden/>
-          </w:rPr>
           <w:fldChar w:fldCharType="begin"/>
-        </w:r>
-        <w:r>
-          <w:rPr>
-            <w:noProof/>
-            <w:webHidden/>
-          </w:rPr>
           <w:instrText xml:space="preserve"> PAGEREF _Toc222667002 \h </w:instrText>
-        </w:r>
-        <w:r>
-          <w:rPr>
-            <w:noProof/>
-            <w:webHidden/>
-          </w:rPr>
-        </w:r>
-        <w:r>
-          <w:rPr>
-            <w:noProof/>
-            <w:webHidden/>
-          </w:rPr>
           <w:fldChar w:fldCharType="separate"/>
-        </w:r>
-        <w:r>
-          <w:rPr>
-            <w:noProof/>
-            <w:webHidden/>
-          </w:rPr>
           <w:t>26</w:t>
-        </w:r>
-        <w:r>
-          <w:rPr>
-            <w:noProof/>
-            <w:webHidden/>
-          </w:rPr>
           <w:fldChar w:fldCharType="end"/>
         </w:r>
       </w:hyperlink>
@@ -4430,6 +2307,103 @@
       <w:pPr>
         <w:pStyle w:val="Heading1"/>
       </w:pPr>
+      <w:r>
+        <w:t>What’s New (2026-06)</w:t>
+      </w:r>
+    </w:p>
+    <w:p>
+      <w:r>
+        <w:t>This release adds a standards-compliant MCP transport, new discovery tools, and several Tier-2 behaviour fixes. Highlights for operators:</w:t>
+      </w:r>
+    </w:p>
+    <w:p>
+      <w:pPr>
+        <w:pStyle w:val="ListParagraph"/>
+        <w:numPr>
+          <w:ilvl w:val="0"/>
+          <w:numId w:val="1"/>
+        </w:numPr>
+      </w:pPr>
+      <w:r>
+        <w:t>MCP JSON-RPC transport at POST /mcp — connect MCP Inspector, Claude Desktop, or any MCP client directly (initialize, then tools/list, then tools/call), alongside the REST POST /invoke front door. Disable with MCP_TRANSPORT_ENABLED=false.</w:t>
+      </w:r>
+    </w:p>
+    <w:p>
+      <w:pPr>
+        <w:pStyle w:val="ListParagraph"/>
+        <w:numPr>
+          <w:ilvl w:val="0"/>
+          <w:numId w:val="1"/>
+        </w:numPr>
+      </w:pPr>
+      <w:r>
+        <w:t>Catalog version — GET /tools returns an X-Catalog-Version header (also advertised in the MCP initialize handshake), so clients can skip re-discovery when the tool surface is unchanged.</w:t>
+      </w:r>
+    </w:p>
+    <w:p>
+      <w:pPr>
+        <w:pStyle w:val="ListParagraph"/>
+        <w:numPr>
+          <w:ilvl w:val="0"/>
+          <w:numId w:val="1"/>
+        </w:numPr>
+      </w:pPr>
+      <w:r>
+        <w:t>Discovery (paired-ID) tools — inventory_list_device_ids, tenant_list_ids, and fabric_get_fabric_names return device/tenant/fabric IDs in clean snake_case for the ID-required tools.</w:t>
+      </w:r>
+    </w:p>
+    <w:p>
+      <w:pPr>
+        <w:pStyle w:val="ListParagraph"/>
+        <w:numPr>
+          <w:ilvl w:val="0"/>
+          <w:numId w:val="1"/>
+        </w:numPr>
+      </w:pPr>
+      <w:r>
+        <w:t>ARP multi-switch fan-out — restconf_get_arp_table now accepts switch_ip as a single string or a list (parallel fan-out; a per-switch failure is non-fatal and reported per-IP).</w:t>
+      </w:r>
+    </w:p>
+    <w:p>
+      <w:pPr>
+        <w:pStyle w:val="ListParagraph"/>
+        <w:numPr>
+          <w:ilvl w:val="0"/>
+          <w:numId w:val="1"/>
+        </w:numPr>
+      </w:pPr>
+      <w:r>
+        <w:t>RESTCONF tools now send JSON RPC bodies — the arp, clock, vlan-brief, lldp, media, firmware-version, and interface-detail tools work on SLX builds that reject XML RPC bodies.</w:t>
+      </w:r>
+    </w:p>
+    <w:p>
+      <w:pPr>
+        <w:pStyle w:val="ListParagraph"/>
+        <w:numPr>
+          <w:ilvl w:val="0"/>
+          <w:numId w:val="1"/>
+        </w:numPr>
+      </w:pPr>
+      <w:r>
+        <w:t>LLDP — restconf_get_lldp_neighbor_detail now populates remote_management and remote_capabilities (previously empty).</w:t>
+      </w:r>
+    </w:p>
+    <w:p>
+      <w:pPr>
+        <w:pStyle w:val="ListParagraph"/>
+        <w:numPr>
+          <w:ilvl w:val="0"/>
+          <w:numId w:val="1"/>
+        </w:numPr>
+      </w:pPr>
+      <w:r>
+        <w:t>Rate limiting — over-limit requests return HTTP 429 with a Retry-After header and a JSON {detail, error_id} body.</w:t>
+      </w:r>
+    </w:p>
+    <w:p>
+      <w:pPr>
+        <w:pStyle w:val="Heading1"/>
+      </w:pPr>
       <w:bookmarkStart w:id="1" w:name="_Toc222666945"/>
       <w:r>
         <w:t>Tier‑2 Tool Catalog</w:t>
@@ -4780,8 +2754,6 @@
     <w:p>
       <w:r>
         <w:t xml:space="preserve">Purpose: Tier-2: recent fabric executions (per-fabric). Fetches execution list, correlates executions to a fabric name/id using best-effort heuristics, optionally fetches execution </w:t>
-      </w:r>
-      <w:r>
         <w:lastRenderedPageBreak/>
         <w:t>detail for the most recent matched executions, and returns an actionable summary + next steps.</w:t>
       </w:r>
@@ -5971,15 +3943,7 @@
     </w:p>
     <w:p>
       <w:r>
-        <w:t xml:space="preserve">Purpose: Tier-2: Provide a dashboard-ready switch inventory table (IP, name, fabric, role, model, firmware, discovery status). Composite of inventory switch listing with optional enrichment (e.g., discovery interval/reason when </w:t>
-      </w:r>
-      <w:proofErr w:type="spellStart"/>
-      <w:r>
-        <w:t>include_device_details</w:t>
-      </w:r>
-      <w:proofErr w:type="spellEnd"/>
-      <w:r>
-        <w:t>=true).</w:t>
+        <w:t>Purpose: Tier-2: Provide a dashboard-ready switch inventory table (IP, name, fabric, role, model, firmware, discovery status). Composite of inventory switch listing with optional enrichment (e.g., discovery interval/reason when include_device_details=true).</w:t>
       </w:r>
     </w:p>
     <w:p>
@@ -5987,38 +3951,19 @@
         <w:pStyle w:val="Heading2"/>
       </w:pPr>
       <w:bookmarkStart w:id="20" w:name="_Toc222666964"/>
-      <w:proofErr w:type="spellStart"/>
       <w:r>
         <w:t>inventory_get_switches_widget_table</w:t>
       </w:r>
       <w:bookmarkEnd w:id="20"/>
-      <w:proofErr w:type="spellEnd"/>
-    </w:p>
-    <w:p>
-      <w:r>
-        <w:t xml:space="preserve">Service </w:t>
-      </w:r>
-      <w:proofErr w:type="spellStart"/>
-      <w:proofErr w:type="gramStart"/>
-      <w:r>
-        <w:t>Area:inventory</w:t>
-      </w:r>
-      <w:proofErr w:type="spellEnd"/>
-      <w:proofErr w:type="gramEnd"/>
-    </w:p>
-    <w:p>
-      <w:r>
-        <w:t xml:space="preserve">Purpose: Tier-2: retrieve list of switches provisioned in XCO with information such as IP Address, </w:t>
-      </w:r>
-      <w:proofErr w:type="spellStart"/>
-      <w:proofErr w:type="gramStart"/>
-      <w:r>
-        <w:t>software,name</w:t>
-      </w:r>
-      <w:proofErr w:type="spellEnd"/>
-      <w:proofErr w:type="gramEnd"/>
-      <w:r>
-        <w:t xml:space="preserve">, and other parameters </w:t>
+    </w:p>
+    <w:p>
+      <w:r>
+        <w:t>Service Area:inventory</w:t>
+      </w:r>
+    </w:p>
+    <w:p>
+      <w:r>
+        <w:t xml:space="preserve">Purpose: Tier-2: retrieve list of switches provisioned in XCO with information such as IP Address, software,name, and other parameters </w:t>
       </w:r>
     </w:p>
     <w:p>
@@ -7529,8 +5474,6 @@
     <w:p>
       <w:r>
         <w:t xml:space="preserve">Purpose: Tier-2 (read-only, v1): Generate a simple historical health/alarm summary for a tenant's Service/EPG scope for the last 7/30 days. Use-cases: (1) Weekly tenant health pulse (7d) summary + top impacted resources. (2) Monthly ops snapshot (30d) with severity breakdown. (3) Escalation focus: only Major+/Critical+ using severity_min. (4) Keyword hunt across history using query (e.g., bgp/vxlan/certificate). (5) Tenant discovery: if tenant_name is wrong, returns suggested_tenants + next_actions. (6) Debug/evidence mode: include_raw=true captures tier-1 responses. Composite uses ONLY existing tier-1 </w:t>
-      </w:r>
-      <w:r>
         <w:lastRenderedPageBreak/>
         <w:t>tools: tenant_get_tenant (+tenant_get_tenants for suggestions), tenant_get_endpoint_groups, tenant_get_vrfs, faultmanager_get_alert_history (time-bounded), faultmanager_get_alarm_history (best-effort, time-bounded locally).</w:t>
       </w:r>
@@ -7601,15 +5544,10 @@
         <w:pStyle w:val="Heading2"/>
       </w:pPr>
       <w:bookmarkStart w:id="40" w:name="_Toc222666984"/>
-      <w:proofErr w:type="spellStart"/>
-      <w:r>
-        <w:t>tenant_get_</w:t>
-      </w:r>
-      <w:r>
-        <w:t>all_endpoint_groups</w:t>
+      <w:r>
+        <w:t>tenant_get_all_endpoint_groups</w:t>
       </w:r>
       <w:bookmarkEnd w:id="40"/>
-      <w:proofErr w:type="spellEnd"/>
     </w:p>
     <w:p>
       <w:r>
@@ -7625,7 +5563,6 @@
         </w:rPr>
         <w:t>Purpose: Tier-2 (read-only, no parameters): System-wide discovery of all Endpoint Groups (EPGs) across every tenant, returned grouped by tenant with aggregate counts. Use-cases: (1) Full EPG inventory: enumerate every EPG in the system in a single call without needing to know tenant names in advance. (2) Cross-tenant EPG audit: see the tenant-to-EPG distribution and spot tenants with no EPGs configured. (3) EPG count baseline: per-tenant aggregate counts useful for capacity planning or change detection. (4) Operator shortcut: eliminates the manual two-step of first listing tenants, then querying each one individually. Composite uses ONLY existing tier-1 tools: </w:t>
       </w:r>
-      <w:proofErr w:type="spellStart"/>
       <w:r>
         <w:rPr>
           <w:rStyle w:val="HTMLCode"/>
@@ -7636,7 +5573,6 @@
         </w:rPr>
         <w:t>tenant_get_tenants</w:t>
       </w:r>
-      <w:proofErr w:type="spellEnd"/>
       <w:r>
         <w:rPr>
           <w:rFonts w:cs="Segoe UI"/>
@@ -7645,7 +5581,6 @@
         </w:rPr>
         <w:t> (discover all tenants), </w:t>
       </w:r>
-      <w:proofErr w:type="spellStart"/>
       <w:r>
         <w:rPr>
           <w:rStyle w:val="HTMLCode"/>
@@ -7656,7 +5591,6 @@
         </w:rPr>
         <w:t>tenant_get_endpoint_groups</w:t>
       </w:r>
-      <w:proofErr w:type="spellEnd"/>
       <w:r>
         <w:rPr>
           <w:rFonts w:cs="Segoe UI"/>
@@ -7805,24 +5739,14 @@
     <w:p>
       <w:r>
         <w:t>• Human-first interaction (no API terminology exposed)</w:t>
-      </w:r>
-      <w:r>
         <w:br/>
         <w:t>• Context-aware filtering (time, severity, scope)</w:t>
-      </w:r>
-      <w:r>
         <w:br/>
         <w:t>• Safe read-only operation</w:t>
-      </w:r>
-      <w:r>
         <w:br/>
         <w:t>• Structured, summarized results</w:t>
-      </w:r>
-      <w:r>
         <w:br/>
         <w:t>• Drill-down on demand</w:t>
-      </w:r>
-      <w:r>
         <w:br/>
       </w:r>
     </w:p>
@@ -7872,12 +5796,10 @@
         <w:pStyle w:val="Heading2"/>
       </w:pPr>
       <w:bookmarkStart w:id="44" w:name="_Toc222666988"/>
-      <w:proofErr w:type="spellStart"/>
       <w:r>
         <w:t>restconf_show_firmware_version</w:t>
       </w:r>
       <w:bookmarkEnd w:id="44"/>
-      <w:proofErr w:type="spellEnd"/>
     </w:p>
     <w:p>
       <w:r>
